--- a/arb/docx/65.content.docx
+++ b/arb/docx/65.content.docx
@@ -316,6 +316,23 @@
           <w:b/>
           <w:lang w:val="ar_AE" w:bidi="ar_AE"/>
         </w:rPr>
+        <w:t>Ἰούδας</w:t>
+      </w:r>
+    </w:p>
+    <w:p>
+      <w:pPr>
+        <w:bidi/>
+      </w:pPr>
+      <w:r>
+        <w:rPr>
+          <w:lang w:val="ar_AE" w:bidi="ar_AE"/>
+        </w:rPr>
+      </w:r>
+      <w:r>
+        <w:rPr>
+          <w:b/>
+          <w:lang w:val="ar_AE" w:bidi="ar_AE"/>
+        </w:rPr>
         <w:t>"</w:t>
       </w:r>
       <w:r>
@@ -422,6 +439,23 @@
           <w:b/>
           <w:lang w:val="ar_AE" w:bidi="ar_AE"/>
         </w:rPr>
+        <w:t>Ἰούδας</w:t>
+      </w:r>
+    </w:p>
+    <w:p>
+      <w:pPr>
+        <w:bidi/>
+      </w:pPr>
+      <w:r>
+        <w:rPr>
+          <w:lang w:val="ar_AE" w:bidi="ar_AE"/>
+        </w:rPr>
+      </w:r>
+      <w:r>
+        <w:rPr>
+          <w:b/>
+          <w:lang w:val="ar_AE" w:bidi="ar_AE"/>
+        </w:rPr>
         <w:t>"يَهوذا"</w:t>
       </w:r>
     </w:p>
@@ -521,6 +555,23 @@
           <w:b/>
           <w:lang w:val="ar_AE" w:bidi="ar_AE"/>
         </w:rPr>
+        <w:t>Ἰησοῦ Χριστοῦ δοῦλος, ἀδελφὸς δὲ Ἰακώβου</w:t>
+      </w:r>
+    </w:p>
+    <w:p>
+      <w:pPr>
+        <w:bidi/>
+      </w:pPr>
+      <w:r>
+        <w:rPr>
+          <w:lang w:val="ar_AE" w:bidi="ar_AE"/>
+        </w:rPr>
+      </w:r>
+      <w:r>
+        <w:rPr>
+          <w:b/>
+          <w:lang w:val="ar_AE" w:bidi="ar_AE"/>
+        </w:rPr>
         <w:t>"</w:t>
       </w:r>
       <w:r>
@@ -640,6 +691,23 @@
           <w:b/>
           <w:lang w:val="ar_AE" w:bidi="ar_AE"/>
         </w:rPr>
+        <w:t>ἀδελφὸς &amp; Ἰακώβου</w:t>
+      </w:r>
+    </w:p>
+    <w:p>
+      <w:pPr>
+        <w:bidi/>
+      </w:pPr>
+      <w:r>
+        <w:rPr>
+          <w:lang w:val="ar_AE" w:bidi="ar_AE"/>
+        </w:rPr>
+      </w:r>
+      <w:r>
+        <w:rPr>
+          <w:b/>
+          <w:lang w:val="ar_AE" w:bidi="ar_AE"/>
+        </w:rPr>
         <w:t>"</w:t>
       </w:r>
       <w:r>
@@ -759,6 +827,23 @@
           <w:b/>
           <w:lang w:val="ar_AE" w:bidi="ar_AE"/>
         </w:rPr>
+        <w:t>τοῖς</w:t>
+      </w:r>
+    </w:p>
+    <w:p>
+      <w:pPr>
+        <w:bidi/>
+      </w:pPr>
+      <w:r>
+        <w:rPr>
+          <w:lang w:val="ar_AE" w:bidi="ar_AE"/>
+        </w:rPr>
+      </w:r>
+      <w:r>
+        <w:rPr>
+          <w:b/>
+          <w:lang w:val="ar_AE" w:bidi="ar_AE"/>
+        </w:rPr>
         <w:t>"</w:t>
       </w:r>
       <w:r>
@@ -865,6 +950,23 @@
           <w:b/>
           <w:lang w:val="ar_AE" w:bidi="ar_AE"/>
         </w:rPr>
+        <w:t>κλητοῖς</w:t>
+      </w:r>
+    </w:p>
+    <w:p>
+      <w:pPr>
+        <w:bidi/>
+      </w:pPr>
+      <w:r>
+        <w:rPr>
+          <w:lang w:val="ar_AE" w:bidi="ar_AE"/>
+        </w:rPr>
+      </w:r>
+      <w:r>
+        <w:rPr>
+          <w:b/>
+          <w:lang w:val="ar_AE" w:bidi="ar_AE"/>
+        </w:rPr>
         <w:t>"</w:t>
       </w:r>
       <w:r>
@@ -971,6 +1073,23 @@
           <w:b/>
           <w:lang w:val="ar_AE" w:bidi="ar_AE"/>
         </w:rPr>
+        <w:t>ἐν Θεῷ Πατρὶ ἠγαπημένοις</w:t>
+      </w:r>
+    </w:p>
+    <w:p>
+      <w:pPr>
+        <w:bidi/>
+      </w:pPr>
+      <w:r>
+        <w:rPr>
+          <w:lang w:val="ar_AE" w:bidi="ar_AE"/>
+        </w:rPr>
+      </w:r>
+      <w:r>
+        <w:rPr>
+          <w:b/>
+          <w:lang w:val="ar_AE" w:bidi="ar_AE"/>
+        </w:rPr>
         <w:t>"</w:t>
       </w:r>
       <w:r>
@@ -1077,6 +1196,23 @@
           <w:b/>
           <w:lang w:val="ar_AE" w:bidi="ar_AE"/>
         </w:rPr>
+        <w:t>Θεῷ Πατρὶ</w:t>
+      </w:r>
+    </w:p>
+    <w:p>
+      <w:pPr>
+        <w:bidi/>
+      </w:pPr>
+      <w:r>
+        <w:rPr>
+          <w:lang w:val="ar_AE" w:bidi="ar_AE"/>
+        </w:rPr>
+      </w:r>
+      <w:r>
+        <w:rPr>
+          <w:b/>
+          <w:lang w:val="ar_AE" w:bidi="ar_AE"/>
+        </w:rPr>
         <w:t>"</w:t>
       </w:r>
       <w:r>
@@ -1196,6 +1332,23 @@
           <w:b/>
           <w:lang w:val="ar_AE" w:bidi="ar_AE"/>
         </w:rPr>
+        <w:t>Ἰησοῦ Χριστῷ τετηρημένοις κλητοῖς</w:t>
+      </w:r>
+    </w:p>
+    <w:p>
+      <w:pPr>
+        <w:bidi/>
+      </w:pPr>
+      <w:r>
+        <w:rPr>
+          <w:lang w:val="ar_AE" w:bidi="ar_AE"/>
+        </w:rPr>
+      </w:r>
+      <w:r>
+        <w:rPr>
+          <w:b/>
+          <w:lang w:val="ar_AE" w:bidi="ar_AE"/>
+        </w:rPr>
         <w:t>"</w:t>
       </w:r>
       <w:r>
@@ -1315,6 +1468,23 @@
           <w:b/>
           <w:lang w:val="ar_AE" w:bidi="ar_AE"/>
         </w:rPr>
+        <w:t>ἔλεος ὑμῖν, καὶ εἰρήνη, καὶ ἀγάπη πληθυνθείη.</w:t>
+      </w:r>
+    </w:p>
+    <w:p>
+      <w:pPr>
+        <w:bidi/>
+      </w:pPr>
+      <w:r>
+        <w:rPr>
+          <w:lang w:val="ar_AE" w:bidi="ar_AE"/>
+        </w:rPr>
+      </w:r>
+      <w:r>
+        <w:rPr>
+          <w:b/>
+          <w:lang w:val="ar_AE" w:bidi="ar_AE"/>
+        </w:rPr>
         <w:t>"</w:t>
       </w:r>
       <w:r>
@@ -1421,6 +1591,23 @@
           <w:b/>
           <w:lang w:val="ar_AE" w:bidi="ar_AE"/>
         </w:rPr>
+        <w:t>ἔλεος ὑμῖν, καὶ εἰρήνη, καὶ ἀγάπη πληθυνθείη</w:t>
+      </w:r>
+    </w:p>
+    <w:p>
+      <w:pPr>
+        <w:bidi/>
+      </w:pPr>
+      <w:r>
+        <w:rPr>
+          <w:lang w:val="ar_AE" w:bidi="ar_AE"/>
+        </w:rPr>
+      </w:r>
+      <w:r>
+        <w:rPr>
+          <w:b/>
+          <w:lang w:val="ar_AE" w:bidi="ar_AE"/>
+        </w:rPr>
         <w:t>"لتَكثُرْ لكُمُ الرَّحمَةُ والسَّلامُ والمَحَبَّةُ"</w:t>
       </w:r>
     </w:p>
@@ -1552,6 +1739,23 @@
           <w:b/>
           <w:lang w:val="ar_AE" w:bidi="ar_AE"/>
         </w:rPr>
+        <w:t>ἔλεος &amp; καὶ εἰρήνη, καὶ ἀγάπη πληθυνθείη.</w:t>
+      </w:r>
+    </w:p>
+    <w:p>
+      <w:pPr>
+        <w:bidi/>
+      </w:pPr>
+      <w:r>
+        <w:rPr>
+          <w:lang w:val="ar_AE" w:bidi="ar_AE"/>
+        </w:rPr>
+      </w:r>
+      <w:r>
+        <w:rPr>
+          <w:b/>
+          <w:lang w:val="ar_AE" w:bidi="ar_AE"/>
+        </w:rPr>
         <w:t>"لتَكثُرْ لكُمُ الرَّحمَةُ والسَّلامُ والمَحَبَّةُ"</w:t>
       </w:r>
     </w:p>
@@ -1683,6 +1887,23 @@
           <w:b/>
           <w:lang w:val="ar_AE" w:bidi="ar_AE"/>
         </w:rPr>
+        <w:t>ὑμῖν</w:t>
+      </w:r>
+    </w:p>
+    <w:p>
+      <w:pPr>
+        <w:bidi/>
+      </w:pPr>
+      <w:r>
+        <w:rPr>
+          <w:lang w:val="ar_AE" w:bidi="ar_AE"/>
+        </w:rPr>
+      </w:r>
+      <w:r>
+        <w:rPr>
+          <w:b/>
+          <w:lang w:val="ar_AE" w:bidi="ar_AE"/>
+        </w:rPr>
         <w:t>"</w:t>
       </w:r>
       <w:r>
@@ -1802,6 +2023,23 @@
           <w:b/>
           <w:lang w:val="ar_AE" w:bidi="ar_AE"/>
         </w:rPr>
+        <w:t>ἀγαπητοί</w:t>
+      </w:r>
+    </w:p>
+    <w:p>
+      <w:pPr>
+        <w:bidi/>
+      </w:pPr>
+      <w:r>
+        <w:rPr>
+          <w:lang w:val="ar_AE" w:bidi="ar_AE"/>
+        </w:rPr>
+      </w:r>
+      <w:r>
+        <w:rPr>
+          <w:b/>
+          <w:lang w:val="ar_AE" w:bidi="ar_AE"/>
+        </w:rPr>
         <w:t>"</w:t>
       </w:r>
       <w:r>
@@ -1921,6 +2159,23 @@
           <w:b/>
           <w:lang w:val="ar_AE" w:bidi="ar_AE"/>
         </w:rPr>
+        <w:t>πᾶσαν σπουδὴν ποιούμενος γράφειν ὑμῖν</w:t>
+      </w:r>
+    </w:p>
+    <w:p>
+      <w:pPr>
+        <w:bidi/>
+      </w:pPr>
+      <w:r>
+        <w:rPr>
+          <w:lang w:val="ar_AE" w:bidi="ar_AE"/>
+        </w:rPr>
+      </w:r>
+      <w:r>
+        <w:rPr>
+          <w:b/>
+          <w:lang w:val="ar_AE" w:bidi="ar_AE"/>
+        </w:rPr>
         <w:t>"</w:t>
       </w:r>
       <w:r>
@@ -2005,6 +2260,23 @@
           <w:b/>
           <w:lang w:val="ar_AE" w:bidi="ar_AE"/>
         </w:rPr>
+        <w:t>περὶ τῆς κοινῆς ἡμῶν σωτηρίας</w:t>
+      </w:r>
+    </w:p>
+    <w:p>
+      <w:pPr>
+        <w:bidi/>
+      </w:pPr>
+      <w:r>
+        <w:rPr>
+          <w:lang w:val="ar_AE" w:bidi="ar_AE"/>
+        </w:rPr>
+      </w:r>
+      <w:r>
+        <w:rPr>
+          <w:b/>
+          <w:lang w:val="ar_AE" w:bidi="ar_AE"/>
+        </w:rPr>
         <w:t>"</w:t>
       </w:r>
       <w:r>
@@ -2089,6 +2361,23 @@
           <w:b/>
           <w:lang w:val="ar_AE" w:bidi="ar_AE"/>
         </w:rPr>
+        <w:t>περὶ τῆς κοινῆς ἡμῶν σωτηρίας</w:t>
+      </w:r>
+    </w:p>
+    <w:p>
+      <w:pPr>
+        <w:bidi/>
+      </w:pPr>
+      <w:r>
+        <w:rPr>
+          <w:lang w:val="ar_AE" w:bidi="ar_AE"/>
+        </w:rPr>
+      </w:r>
+      <w:r>
+        <w:rPr>
+          <w:b/>
+          <w:lang w:val="ar_AE" w:bidi="ar_AE"/>
+        </w:rPr>
         <w:t>"عن الخَلاصِ المُشتَرَكِ"</w:t>
       </w:r>
     </w:p>
@@ -2194,6 +2483,23 @@
           <w:b/>
           <w:lang w:val="ar_AE" w:bidi="ar_AE"/>
         </w:rPr>
+        <w:t>ἡμῶν</w:t>
+      </w:r>
+    </w:p>
+    <w:p>
+      <w:pPr>
+        <w:bidi/>
+      </w:pPr>
+      <w:r>
+        <w:rPr>
+          <w:lang w:val="ar_AE" w:bidi="ar_AE"/>
+        </w:rPr>
+      </w:r>
+      <w:r>
+        <w:rPr>
+          <w:b/>
+          <w:lang w:val="ar_AE" w:bidi="ar_AE"/>
+        </w:rPr>
         <w:t>"عن الخَلاصِ (خلاصنا) المُشتَرَكِ"</w:t>
       </w:r>
     </w:p>
@@ -2286,6 +2592,23 @@
           <w:b/>
           <w:lang w:val="ar_AE" w:bidi="ar_AE"/>
         </w:rPr>
+        <w:t>ἀνάγκην ἔσχον γράψαι</w:t>
+      </w:r>
+    </w:p>
+    <w:p>
+      <w:pPr>
+        <w:bidi/>
+      </w:pPr>
+      <w:r>
+        <w:rPr>
+          <w:lang w:val="ar_AE" w:bidi="ar_AE"/>
+        </w:rPr>
+      </w:r>
+      <w:r>
+        <w:rPr>
+          <w:b/>
+          <w:lang w:val="ar_AE" w:bidi="ar_AE"/>
+        </w:rPr>
         <w:t>"</w:t>
       </w:r>
       <w:r>
@@ -2405,6 +2728,23 @@
           <w:b/>
           <w:lang w:val="ar_AE" w:bidi="ar_AE"/>
         </w:rPr>
+        <w:t>παρακαλῶν ἐπαγωνίζεσθαι τῇ &amp; πίστει</w:t>
+      </w:r>
+    </w:p>
+    <w:p>
+      <w:pPr>
+        <w:bidi/>
+      </w:pPr>
+      <w:r>
+        <w:rPr>
+          <w:lang w:val="ar_AE" w:bidi="ar_AE"/>
+        </w:rPr>
+      </w:r>
+      <w:r>
+        <w:rPr>
+          <w:b/>
+          <w:lang w:val="ar_AE" w:bidi="ar_AE"/>
+        </w:rPr>
         <w:t>"</w:t>
       </w:r>
       <w:r>
@@ -2511,6 +2851,23 @@
           <w:b/>
           <w:lang w:val="ar_AE" w:bidi="ar_AE"/>
         </w:rPr>
+        <w:t>παρακαλῶν ἐπαγωνίζεσθαι τῇ &amp; πίστει</w:t>
+      </w:r>
+    </w:p>
+    <w:p>
+      <w:pPr>
+        <w:bidi/>
+      </w:pPr>
+      <w:r>
+        <w:rPr>
+          <w:lang w:val="ar_AE" w:bidi="ar_AE"/>
+        </w:rPr>
+      </w:r>
+      <w:r>
+        <w:rPr>
+          <w:b/>
+          <w:lang w:val="ar_AE" w:bidi="ar_AE"/>
+        </w:rPr>
         <w:t>"أنْ تجتَهِدوا لأجلِ الإيمانِ"</w:t>
       </w:r>
     </w:p>
@@ -2603,6 +2960,23 @@
           <w:b/>
           <w:lang w:val="ar_AE" w:bidi="ar_AE"/>
         </w:rPr>
+        <w:t>τῇ ἅπαξ παραδοθείσῃ τοῖς ἁγίοις πίστει</w:t>
+      </w:r>
+    </w:p>
+    <w:p>
+      <w:pPr>
+        <w:bidi/>
+      </w:pPr>
+      <w:r>
+        <w:rPr>
+          <w:lang w:val="ar_AE" w:bidi="ar_AE"/>
+        </w:rPr>
+      </w:r>
+      <w:r>
+        <w:rPr>
+          <w:b/>
+          <w:lang w:val="ar_AE" w:bidi="ar_AE"/>
+        </w:rPr>
         <w:t>"</w:t>
       </w:r>
       <w:r>
@@ -2722,6 +3096,23 @@
           <w:b/>
           <w:lang w:val="ar_AE" w:bidi="ar_AE"/>
         </w:rPr>
+        <w:t>ἅπαξ</w:t>
+      </w:r>
+    </w:p>
+    <w:p>
+      <w:pPr>
+        <w:bidi/>
+      </w:pPr>
+      <w:r>
+        <w:rPr>
+          <w:lang w:val="ar_AE" w:bidi="ar_AE"/>
+        </w:rPr>
+      </w:r>
+      <w:r>
+        <w:rPr>
+          <w:b/>
+          <w:lang w:val="ar_AE" w:bidi="ar_AE"/>
+        </w:rPr>
         <w:t>"</w:t>
       </w:r>
       <w:r>
@@ -2819,6 +3210,23 @@
           <w:b/>
           <w:lang w:val="ar_AE" w:bidi="ar_AE"/>
         </w:rPr>
+        <w:t>γάρ</w:t>
+      </w:r>
+    </w:p>
+    <w:p>
+      <w:pPr>
+        <w:bidi/>
+      </w:pPr>
+      <w:r>
+        <w:rPr>
+          <w:lang w:val="ar_AE" w:bidi="ar_AE"/>
+        </w:rPr>
+      </w:r>
+      <w:r>
+        <w:rPr>
+          <w:b/>
+          <w:lang w:val="ar_AE" w:bidi="ar_AE"/>
+        </w:rPr>
         <w:t>"</w:t>
       </w:r>
       <w:r>
@@ -2938,6 +3346,23 @@
           <w:b/>
           <w:lang w:val="ar_AE" w:bidi="ar_AE"/>
         </w:rPr>
+        <w:t>παρεισέδυσαν γάρ τινες ἄνθρωποι</w:t>
+      </w:r>
+    </w:p>
+    <w:p>
+      <w:pPr>
+        <w:bidi/>
+      </w:pPr>
+      <w:r>
+        <w:rPr>
+          <w:lang w:val="ar_AE" w:bidi="ar_AE"/>
+        </w:rPr>
+      </w:r>
+      <w:r>
+        <w:rPr>
+          <w:b/>
+          <w:lang w:val="ar_AE" w:bidi="ar_AE"/>
+        </w:rPr>
         <w:t>"</w:t>
       </w:r>
       <w:r>
@@ -3006,6 +3431,23 @@
         <w:rPr>
           <w:lang w:val="ar_AE" w:bidi="ar_AE"/>
         </w:rPr>
+      </w:r>
+    </w:p>
+    <w:p>
+      <w:pPr>
+        <w:bidi/>
+      </w:pPr>
+      <w:r>
+        <w:rPr>
+          <w:lang w:val="ar_AE" w:bidi="ar_AE"/>
+        </w:rPr>
+      </w:r>
+      <w:r>
+        <w:rPr>
+          <w:b/>
+          <w:lang w:val="ar_AE" w:bidi="ar_AE"/>
+        </w:rPr>
+        <w:t>παρεισέδυσαν γάρ τινες ἄνθρωποι</w:t>
       </w:r>
     </w:p>
     <w:p>
@@ -3132,6 +3574,23 @@
           <w:b/>
           <w:lang w:val="ar_AE" w:bidi="ar_AE"/>
         </w:rPr>
+        <w:t>οἱ πάλαι προγεγραμμένοι εἰς τοῦτο τὸ κρίμα</w:t>
+      </w:r>
+    </w:p>
+    <w:p>
+      <w:pPr>
+        <w:bidi/>
+      </w:pPr>
+      <w:r>
+        <w:rPr>
+          <w:lang w:val="ar_AE" w:bidi="ar_AE"/>
+        </w:rPr>
+      </w:r>
+      <w:r>
+        <w:rPr>
+          <w:b/>
+          <w:lang w:val="ar_AE" w:bidi="ar_AE"/>
+        </w:rPr>
         <w:t>"</w:t>
       </w:r>
       <w:r>
@@ -3251,6 +3710,23 @@
           <w:b/>
           <w:lang w:val="ar_AE" w:bidi="ar_AE"/>
         </w:rPr>
+        <w:t>εἰς τοῦτο τὸ κρίμα</w:t>
+      </w:r>
+    </w:p>
+    <w:p>
+      <w:pPr>
+        <w:bidi/>
+      </w:pPr>
+      <w:r>
+        <w:rPr>
+          <w:lang w:val="ar_AE" w:bidi="ar_AE"/>
+        </w:rPr>
+      </w:r>
+      <w:r>
+        <w:rPr>
+          <w:b/>
+          <w:lang w:val="ar_AE" w:bidi="ar_AE"/>
+        </w:rPr>
         <w:t>"</w:t>
       </w:r>
       <w:r>
@@ -3370,6 +3846,23 @@
           <w:b/>
           <w:lang w:val="ar_AE" w:bidi="ar_AE"/>
         </w:rPr>
+        <w:t>ἀσεβεῖς</w:t>
+      </w:r>
+    </w:p>
+    <w:p>
+      <w:pPr>
+        <w:bidi/>
+      </w:pPr>
+      <w:r>
+        <w:rPr>
+          <w:lang w:val="ar_AE" w:bidi="ar_AE"/>
+        </w:rPr>
+      </w:r>
+      <w:r>
+        <w:rPr>
+          <w:b/>
+          <w:lang w:val="ar_AE" w:bidi="ar_AE"/>
+        </w:rPr>
         <w:t>"</w:t>
       </w:r>
       <w:r>
@@ -3501,6 +3994,23 @@
           <w:b/>
           <w:lang w:val="ar_AE" w:bidi="ar_AE"/>
         </w:rPr>
+        <w:t>τὴν τοῦ Θεοῦ ἡμῶν χάριτα μετατιθέντες εἰς ἀσέλγειαν</w:t>
+      </w:r>
+    </w:p>
+    <w:p>
+      <w:pPr>
+        <w:bidi/>
+      </w:pPr>
+      <w:r>
+        <w:rPr>
+          <w:lang w:val="ar_AE" w:bidi="ar_AE"/>
+        </w:rPr>
+      </w:r>
+      <w:r>
+        <w:rPr>
+          <w:b/>
+          <w:lang w:val="ar_AE" w:bidi="ar_AE"/>
+        </w:rPr>
         <w:t>"</w:t>
       </w:r>
       <w:r>
@@ -3632,6 +4142,23 @@
           <w:b/>
           <w:lang w:val="ar_AE" w:bidi="ar_AE"/>
         </w:rPr>
+        <w:t>ἡμῶν &amp; ἡμῶν</w:t>
+      </w:r>
+    </w:p>
+    <w:p>
+      <w:pPr>
+        <w:bidi/>
+      </w:pPr>
+      <w:r>
+        <w:rPr>
+          <w:lang w:val="ar_AE" w:bidi="ar_AE"/>
+        </w:rPr>
+      </w:r>
+      <w:r>
+        <w:rPr>
+          <w:b/>
+          <w:lang w:val="ar_AE" w:bidi="ar_AE"/>
+        </w:rPr>
         <w:t>"</w:t>
       </w:r>
       <w:r>
@@ -3765,6 +4292,23 @@
           <w:b/>
           <w:lang w:val="ar_AE" w:bidi="ar_AE"/>
         </w:rPr>
+        <w:t>τὴν τοῦ Θεοῦ ἡμῶν χάριτα</w:t>
+      </w:r>
+    </w:p>
+    <w:p>
+      <w:pPr>
+        <w:bidi/>
+      </w:pPr>
+      <w:r>
+        <w:rPr>
+          <w:lang w:val="ar_AE" w:bidi="ar_AE"/>
+        </w:rPr>
+      </w:r>
+      <w:r>
+        <w:rPr>
+          <w:b/>
+          <w:lang w:val="ar_AE" w:bidi="ar_AE"/>
+        </w:rPr>
         <w:t>"</w:t>
       </w:r>
       <w:r>
@@ -3884,6 +4428,23 @@
           <w:b/>
           <w:lang w:val="ar_AE" w:bidi="ar_AE"/>
         </w:rPr>
+        <w:t>εἰς ἀσέλγειαν</w:t>
+      </w:r>
+    </w:p>
+    <w:p>
+      <w:pPr>
+        <w:bidi/>
+      </w:pPr>
+      <w:r>
+        <w:rPr>
+          <w:lang w:val="ar_AE" w:bidi="ar_AE"/>
+        </w:rPr>
+      </w:r>
+      <w:r>
+        <w:rPr>
+          <w:b/>
+          <w:lang w:val="ar_AE" w:bidi="ar_AE"/>
+        </w:rPr>
         <w:t>"</w:t>
       </w:r>
       <w:r>
@@ -4003,6 +4564,23 @@
           <w:b/>
           <w:lang w:val="ar_AE" w:bidi="ar_AE"/>
         </w:rPr>
+        <w:t>τὸν μόνον Δεσπότην καὶ Κύριον ἡμῶν, Ἰησοῦν Χριστὸν, ἀρνούμενοι</w:t>
+      </w:r>
+    </w:p>
+    <w:p>
+      <w:pPr>
+        <w:bidi/>
+      </w:pPr>
+      <w:r>
+        <w:rPr>
+          <w:lang w:val="ar_AE" w:bidi="ar_AE"/>
+        </w:rPr>
+      </w:r>
+      <w:r>
+        <w:rPr>
+          <w:b/>
+          <w:lang w:val="ar_AE" w:bidi="ar_AE"/>
+        </w:rPr>
         <w:t>"</w:t>
       </w:r>
       <w:r>
@@ -4087,6 +4665,23 @@
           <w:b/>
           <w:lang w:val="ar_AE" w:bidi="ar_AE"/>
         </w:rPr>
+        <w:t>τὸν μόνον Δεσπότην καὶ Κύριον ἡμῶν</w:t>
+      </w:r>
+    </w:p>
+    <w:p>
+      <w:pPr>
+        <w:bidi/>
+      </w:pPr>
+      <w:r>
+        <w:rPr>
+          <w:lang w:val="ar_AE" w:bidi="ar_AE"/>
+        </w:rPr>
+      </w:r>
+      <w:r>
+        <w:rPr>
+          <w:b/>
+          <w:lang w:val="ar_AE" w:bidi="ar_AE"/>
+        </w:rPr>
         <w:t>"</w:t>
       </w:r>
       <w:r>
@@ -4232,6 +4827,23 @@
           <w:b/>
           <w:lang w:val="ar_AE" w:bidi="ar_AE"/>
         </w:rPr>
+        <w:t>ὑπομνῆσαι &amp; ὑμᾶς βούλομαι, εἰδότας ὑμᾶς ἅπαξ πάντα</w:t>
+      </w:r>
+    </w:p>
+    <w:p>
+      <w:pPr>
+        <w:bidi/>
+      </w:pPr>
+      <w:r>
+        <w:rPr>
+          <w:lang w:val="ar_AE" w:bidi="ar_AE"/>
+        </w:rPr>
+      </w:r>
+      <w:r>
+        <w:rPr>
+          <w:b/>
+          <w:lang w:val="ar_AE" w:bidi="ar_AE"/>
+        </w:rPr>
         <w:t>"</w:t>
       </w:r>
       <w:r>
@@ -4338,6 +4950,23 @@
           <w:b/>
           <w:lang w:val="ar_AE" w:bidi="ar_AE"/>
         </w:rPr>
+        <w:t>πάντα</w:t>
+      </w:r>
+    </w:p>
+    <w:p>
+      <w:pPr>
+        <w:bidi/>
+      </w:pPr>
+      <w:r>
+        <w:rPr>
+          <w:lang w:val="ar_AE" w:bidi="ar_AE"/>
+        </w:rPr>
+      </w:r>
+      <w:r>
+        <w:rPr>
+          <w:b/>
+          <w:lang w:val="ar_AE" w:bidi="ar_AE"/>
+        </w:rPr>
         <w:t>"</w:t>
       </w:r>
       <w:r>
@@ -4457,6 +5086,23 @@
           <w:b/>
           <w:lang w:val="ar_AE" w:bidi="ar_AE"/>
         </w:rPr>
+        <w:t>ὅτι Ἰησοῦς</w:t>
+      </w:r>
+    </w:p>
+    <w:p>
+      <w:pPr>
+        <w:bidi/>
+      </w:pPr>
+      <w:r>
+        <w:rPr>
+          <w:lang w:val="ar_AE" w:bidi="ar_AE"/>
+        </w:rPr>
+      </w:r>
+      <w:r>
+        <w:rPr>
+          <w:b/>
+          <w:lang w:val="ar_AE" w:bidi="ar_AE"/>
+        </w:rPr>
         <w:t>"</w:t>
       </w:r>
       <w:r>
@@ -4563,6 +5209,23 @@
           <w:b/>
           <w:lang w:val="ar_AE" w:bidi="ar_AE"/>
         </w:rPr>
+        <w:t>λαὸν ἐκ γῆς Αἰγύπτου σώσας</w:t>
+      </w:r>
+    </w:p>
+    <w:p>
+      <w:pPr>
+        <w:bidi/>
+      </w:pPr>
+      <w:r>
+        <w:rPr>
+          <w:lang w:val="ar_AE" w:bidi="ar_AE"/>
+        </w:rPr>
+      </w:r>
+      <w:r>
+        <w:rPr>
+          <w:b/>
+          <w:lang w:val="ar_AE" w:bidi="ar_AE"/>
+        </w:rPr>
         <w:t>"</w:t>
       </w:r>
       <w:r>
@@ -4659,6 +5322,23 @@
           <w:b/>
           <w:lang w:val="ar_AE" w:bidi="ar_AE"/>
         </w:rPr>
+        <w:t>λαὸν ἐκ γῆς Αἰγύπτου σώσας</w:t>
+      </w:r>
+    </w:p>
+    <w:p>
+      <w:pPr>
+        <w:bidi/>
+      </w:pPr>
+      <w:r>
+        <w:rPr>
+          <w:lang w:val="ar_AE" w:bidi="ar_AE"/>
+        </w:rPr>
+      </w:r>
+      <w:r>
+        <w:rPr>
+          <w:b/>
+          <w:lang w:val="ar_AE" w:bidi="ar_AE"/>
+        </w:rPr>
         <w:t>"بَعدَما خَلَّصَ الشَّعبَ مِنْ أرضِ مِصرَ"</w:t>
       </w:r>
     </w:p>
@@ -4764,6 +5444,23 @@
           <w:b/>
           <w:lang w:val="ar_AE" w:bidi="ar_AE"/>
         </w:rPr>
+        <w:t>τοὺς μὴ τηρήσαντας τὴν ἑαυτῶν ἀρχὴν</w:t>
+      </w:r>
+    </w:p>
+    <w:p>
+      <w:pPr>
+        <w:bidi/>
+      </w:pPr>
+      <w:r>
+        <w:rPr>
+          <w:lang w:val="ar_AE" w:bidi="ar_AE"/>
+        </w:rPr>
+      </w:r>
+      <w:r>
+        <w:rPr>
+          <w:b/>
+          <w:lang w:val="ar_AE" w:bidi="ar_AE"/>
+        </w:rPr>
         <w:t>"</w:t>
       </w:r>
       <w:r>
@@ -4883,6 +5580,23 @@
           <w:b/>
           <w:lang w:val="ar_AE" w:bidi="ar_AE"/>
         </w:rPr>
+        <w:t>τὴν ἑαυτῶν ἀρχὴν</w:t>
+      </w:r>
+    </w:p>
+    <w:p>
+      <w:pPr>
+        <w:bidi/>
+      </w:pPr>
+      <w:r>
+        <w:rPr>
+          <w:lang w:val="ar_AE" w:bidi="ar_AE"/>
+        </w:rPr>
+      </w:r>
+      <w:r>
+        <w:rPr>
+          <w:b/>
+          <w:lang w:val="ar_AE" w:bidi="ar_AE"/>
+        </w:rPr>
         <w:t>"</w:t>
       </w:r>
       <w:r>
@@ -4980,6 +5694,23 @@
           <w:b/>
           <w:lang w:val="ar_AE" w:bidi="ar_AE"/>
         </w:rPr>
+        <w:t>δεσμοῖς ἀϊδίοις ὑπὸ ζόφον τετήρηκεν</w:t>
+      </w:r>
+    </w:p>
+    <w:p>
+      <w:pPr>
+        <w:bidi/>
+      </w:pPr>
+      <w:r>
+        <w:rPr>
+          <w:lang w:val="ar_AE" w:bidi="ar_AE"/>
+        </w:rPr>
+      </w:r>
+      <w:r>
+        <w:rPr>
+          <w:b/>
+          <w:lang w:val="ar_AE" w:bidi="ar_AE"/>
+        </w:rPr>
         <w:t>"</w:t>
       </w:r>
       <w:r>
@@ -5086,6 +5817,23 @@
           <w:b/>
           <w:lang w:val="ar_AE" w:bidi="ar_AE"/>
         </w:rPr>
+        <w:t>δεσμοῖς ἀϊδίοις &amp; τετήρηκεν</w:t>
+      </w:r>
+    </w:p>
+    <w:p>
+      <w:pPr>
+        <w:bidi/>
+      </w:pPr>
+      <w:r>
+        <w:rPr>
+          <w:lang w:val="ar_AE" w:bidi="ar_AE"/>
+        </w:rPr>
+      </w:r>
+      <w:r>
+        <w:rPr>
+          <w:b/>
+          <w:lang w:val="ar_AE" w:bidi="ar_AE"/>
+        </w:rPr>
         <w:t>"حَفِظَهُمْ إلَى دَينونَةِ اليومِ العظيمِ بقُيودٍ أبديَّةٍ"</w:t>
       </w:r>
     </w:p>
@@ -5169,6 +5917,23 @@
           <w:b/>
           <w:lang w:val="ar_AE" w:bidi="ar_AE"/>
         </w:rPr>
+        <w:t>ὑπὸ ζόφον</w:t>
+      </w:r>
+    </w:p>
+    <w:p>
+      <w:pPr>
+        <w:bidi/>
+      </w:pPr>
+      <w:r>
+        <w:rPr>
+          <w:lang w:val="ar_AE" w:bidi="ar_AE"/>
+        </w:rPr>
+      </w:r>
+      <w:r>
+        <w:rPr>
+          <w:b/>
+          <w:lang w:val="ar_AE" w:bidi="ar_AE"/>
+        </w:rPr>
         <w:t>"</w:t>
       </w:r>
       <w:r>
@@ -5288,6 +6053,23 @@
           <w:b/>
           <w:lang w:val="ar_AE" w:bidi="ar_AE"/>
         </w:rPr>
+        <w:t>εἰς κρίσιν μεγάλης ἡμέρας</w:t>
+      </w:r>
+    </w:p>
+    <w:p>
+      <w:pPr>
+        <w:bidi/>
+      </w:pPr>
+      <w:r>
+        <w:rPr>
+          <w:lang w:val="ar_AE" w:bidi="ar_AE"/>
+        </w:rPr>
+      </w:r>
+      <w:r>
+        <w:rPr>
+          <w:b/>
+          <w:lang w:val="ar_AE" w:bidi="ar_AE"/>
+        </w:rPr>
         <w:t>"</w:t>
       </w:r>
       <w:r>
@@ -5394,6 +6176,23 @@
           <w:b/>
           <w:lang w:val="ar_AE" w:bidi="ar_AE"/>
         </w:rPr>
+        <w:t>εἰς κρίσιν μεγάλης ἡμέρας</w:t>
+      </w:r>
+    </w:p>
+    <w:p>
+      <w:pPr>
+        <w:bidi/>
+      </w:pPr>
+      <w:r>
+        <w:rPr>
+          <w:lang w:val="ar_AE" w:bidi="ar_AE"/>
+        </w:rPr>
+      </w:r>
+      <w:r>
+        <w:rPr>
+          <w:b/>
+          <w:lang w:val="ar_AE" w:bidi="ar_AE"/>
+        </w:rPr>
         <w:t>"إلَى دَينونَةِ اليومِ العظيمِ"</w:t>
       </w:r>
     </w:p>
@@ -5499,6 +6298,23 @@
           <w:b/>
           <w:lang w:val="ar_AE" w:bidi="ar_AE"/>
         </w:rPr>
+        <w:t>μεγάλης ἡμέρας</w:t>
+      </w:r>
+    </w:p>
+    <w:p>
+      <w:pPr>
+        <w:bidi/>
+      </w:pPr>
+      <w:r>
+        <w:rPr>
+          <w:lang w:val="ar_AE" w:bidi="ar_AE"/>
+        </w:rPr>
+      </w:r>
+      <w:r>
+        <w:rPr>
+          <w:b/>
+          <w:lang w:val="ar_AE" w:bidi="ar_AE"/>
+        </w:rPr>
         <w:t>"</w:t>
       </w:r>
       <w:r>
@@ -5630,6 +6446,23 @@
           <w:b/>
           <w:lang w:val="ar_AE" w:bidi="ar_AE"/>
         </w:rPr>
+        <w:t>Σόδομα καὶ Γόμορρα, καὶ αἱ περὶ αὐτὰς πόλεις</w:t>
+      </w:r>
+    </w:p>
+    <w:p>
+      <w:pPr>
+        <w:bidi/>
+      </w:pPr>
+      <w:r>
+        <w:rPr>
+          <w:lang w:val="ar_AE" w:bidi="ar_AE"/>
+        </w:rPr>
+      </w:r>
+      <w:r>
+        <w:rPr>
+          <w:b/>
+          <w:lang w:val="ar_AE" w:bidi="ar_AE"/>
+        </w:rPr>
         <w:t>"</w:t>
       </w:r>
       <w:r>
@@ -5749,6 +6582,23 @@
           <w:b/>
           <w:lang w:val="ar_AE" w:bidi="ar_AE"/>
         </w:rPr>
+        <w:t>τὸν ὅμοιον τρόπον τούτοις</w:t>
+      </w:r>
+    </w:p>
+    <w:p>
+      <w:pPr>
+        <w:bidi/>
+      </w:pPr>
+      <w:r>
+        <w:rPr>
+          <w:lang w:val="ar_AE" w:bidi="ar_AE"/>
+        </w:rPr>
+      </w:r>
+      <w:r>
+        <w:rPr>
+          <w:b/>
+          <w:lang w:val="ar_AE" w:bidi="ar_AE"/>
+        </w:rPr>
         <w:t>"</w:t>
       </w:r>
       <w:r>
@@ -5868,6 +6718,23 @@
           <w:b/>
           <w:lang w:val="ar_AE" w:bidi="ar_AE"/>
         </w:rPr>
+        <w:t>ἐκπορνεύσασαι</w:t>
+      </w:r>
+    </w:p>
+    <w:p>
+      <w:pPr>
+        <w:bidi/>
+      </w:pPr>
+      <w:r>
+        <w:rPr>
+          <w:lang w:val="ar_AE" w:bidi="ar_AE"/>
+        </w:rPr>
+      </w:r>
+      <w:r>
+        <w:rPr>
+          <w:b/>
+          <w:lang w:val="ar_AE" w:bidi="ar_AE"/>
+        </w:rPr>
         <w:t>"</w:t>
       </w:r>
       <w:r>
@@ -5987,6 +6854,23 @@
           <w:b/>
           <w:lang w:val="ar_AE" w:bidi="ar_AE"/>
         </w:rPr>
+        <w:t>καὶ ἀπελθοῦσαι ὀπίσω σαρκὸς ἑτέρας</w:t>
+      </w:r>
+    </w:p>
+    <w:p>
+      <w:pPr>
+        <w:bidi/>
+      </w:pPr>
+      <w:r>
+        <w:rPr>
+          <w:lang w:val="ar_AE" w:bidi="ar_AE"/>
+        </w:rPr>
+      </w:r>
+      <w:r>
+        <w:rPr>
+          <w:b/>
+          <w:lang w:val="ar_AE" w:bidi="ar_AE"/>
+        </w:rPr>
         <w:t>"</w:t>
       </w:r>
       <w:r>
@@ -6106,6 +6990,23 @@
           <w:b/>
           <w:lang w:val="ar_AE" w:bidi="ar_AE"/>
         </w:rPr>
+        <w:t>σαρκὸς ἑτέρας</w:t>
+      </w:r>
+    </w:p>
+    <w:p>
+      <w:pPr>
+        <w:bidi/>
+      </w:pPr>
+      <w:r>
+        <w:rPr>
+          <w:lang w:val="ar_AE" w:bidi="ar_AE"/>
+        </w:rPr>
+      </w:r>
+      <w:r>
+        <w:rPr>
+          <w:b/>
+          <w:lang w:val="ar_AE" w:bidi="ar_AE"/>
+        </w:rPr>
         <w:t>"</w:t>
       </w:r>
       <w:r>
@@ -6203,6 +7104,23 @@
           <w:b/>
           <w:lang w:val="ar_AE" w:bidi="ar_AE"/>
         </w:rPr>
+        <w:t>πρόκεινται δεῖγμα</w:t>
+      </w:r>
+    </w:p>
+    <w:p>
+      <w:pPr>
+        <w:bidi/>
+      </w:pPr>
+      <w:r>
+        <w:rPr>
+          <w:lang w:val="ar_AE" w:bidi="ar_AE"/>
+        </w:rPr>
+      </w:r>
+      <w:r>
+        <w:rPr>
+          <w:b/>
+          <w:lang w:val="ar_AE" w:bidi="ar_AE"/>
+        </w:rPr>
         <w:t>"</w:t>
       </w:r>
       <w:r>
@@ -6322,6 +7240,23 @@
           <w:b/>
           <w:lang w:val="ar_AE" w:bidi="ar_AE"/>
         </w:rPr>
+        <w:t>πυρὸς αἰωνίου δίκην ὑπέχουσαι</w:t>
+      </w:r>
+    </w:p>
+    <w:p>
+      <w:pPr>
+        <w:bidi/>
+      </w:pPr>
+      <w:r>
+        <w:rPr>
+          <w:lang w:val="ar_AE" w:bidi="ar_AE"/>
+        </w:rPr>
+      </w:r>
+      <w:r>
+        <w:rPr>
+          <w:b/>
+          <w:lang w:val="ar_AE" w:bidi="ar_AE"/>
+        </w:rPr>
         <w:t>"</w:t>
       </w:r>
       <w:r>
@@ -6425,6 +7360,23 @@
         <w:rPr>
           <w:lang w:val="ar_AE" w:bidi="ar_AE"/>
         </w:rPr>
+      </w:r>
+    </w:p>
+    <w:p>
+      <w:pPr>
+        <w:bidi/>
+      </w:pPr>
+      <w:r>
+        <w:rPr>
+          <w:lang w:val="ar_AE" w:bidi="ar_AE"/>
+        </w:rPr>
+      </w:r>
+      <w:r>
+        <w:rPr>
+          <w:b/>
+          <w:lang w:val="ar_AE" w:bidi="ar_AE"/>
+        </w:rPr>
+        <w:t>ὁμοίως</w:t>
       </w:r>
     </w:p>
     <w:p>
@@ -6578,6 +7530,23 @@
           <w:b/>
           <w:lang w:val="ar_AE" w:bidi="ar_AE"/>
         </w:rPr>
+        <w:t>οὗτοι ἐνυπνιαζόμενοι</w:t>
+      </w:r>
+    </w:p>
+    <w:p>
+      <w:pPr>
+        <w:bidi/>
+      </w:pPr>
+      <w:r>
+        <w:rPr>
+          <w:lang w:val="ar_AE" w:bidi="ar_AE"/>
+        </w:rPr>
+      </w:r>
+      <w:r>
+        <w:rPr>
+          <w:b/>
+          <w:lang w:val="ar_AE" w:bidi="ar_AE"/>
+        </w:rPr>
         <w:t>"</w:t>
       </w:r>
       <w:r>
@@ -6715,6 +7684,23 @@
           <w:b/>
           <w:lang w:val="ar_AE" w:bidi="ar_AE"/>
         </w:rPr>
+        <w:t>σάρκα μὲν μιαίνουσιν</w:t>
+      </w:r>
+    </w:p>
+    <w:p>
+      <w:pPr>
+        <w:bidi/>
+      </w:pPr>
+      <w:r>
+        <w:rPr>
+          <w:lang w:val="ar_AE" w:bidi="ar_AE"/>
+        </w:rPr>
+      </w:r>
+      <w:r>
+        <w:rPr>
+          <w:b/>
+          <w:lang w:val="ar_AE" w:bidi="ar_AE"/>
+        </w:rPr>
         <w:t>"</w:t>
       </w:r>
       <w:r>
@@ -6834,6 +7820,23 @@
           <w:b/>
           <w:lang w:val="ar_AE" w:bidi="ar_AE"/>
         </w:rPr>
+        <w:t>κυριότητα</w:t>
+      </w:r>
+    </w:p>
+    <w:p>
+      <w:pPr>
+        <w:bidi/>
+      </w:pPr>
+      <w:r>
+        <w:rPr>
+          <w:lang w:val="ar_AE" w:bidi="ar_AE"/>
+        </w:rPr>
+      </w:r>
+      <w:r>
+        <w:rPr>
+          <w:b/>
+          <w:lang w:val="ar_AE" w:bidi="ar_AE"/>
+        </w:rPr>
         <w:t>"</w:t>
       </w:r>
       <w:r>
@@ -6931,6 +7934,23 @@
           <w:b/>
           <w:lang w:val="ar_AE" w:bidi="ar_AE"/>
         </w:rPr>
+        <w:t>κυριότητα &amp; ἀθετοῦσιν</w:t>
+      </w:r>
+    </w:p>
+    <w:p>
+      <w:pPr>
+        <w:bidi/>
+      </w:pPr>
+      <w:r>
+        <w:rPr>
+          <w:lang w:val="ar_AE" w:bidi="ar_AE"/>
+        </w:rPr>
+      </w:r>
+      <w:r>
+        <w:rPr>
+          <w:b/>
+          <w:lang w:val="ar_AE" w:bidi="ar_AE"/>
+        </w:rPr>
         <w:t>"</w:t>
       </w:r>
       <w:r>
@@ -7147,6 +8167,23 @@
           <w:b/>
           <w:lang w:val="ar_AE" w:bidi="ar_AE"/>
         </w:rPr>
+        <w:t>κρίσιν ἐπενεγκεῖν βλασφημίας</w:t>
+      </w:r>
+    </w:p>
+    <w:p>
+      <w:pPr>
+        <w:bidi/>
+      </w:pPr>
+      <w:r>
+        <w:rPr>
+          <w:lang w:val="ar_AE" w:bidi="ar_AE"/>
+        </w:rPr>
+      </w:r>
+      <w:r>
+        <w:rPr>
+          <w:b/>
+          <w:lang w:val="ar_AE" w:bidi="ar_AE"/>
+        </w:rPr>
         <w:t>"</w:t>
       </w:r>
       <w:r>
@@ -7266,6 +8303,23 @@
           <w:b/>
           <w:lang w:val="ar_AE" w:bidi="ar_AE"/>
         </w:rPr>
+        <w:t>κρίσιν ἐπενεγκεῖν βλασφημίας</w:t>
+      </w:r>
+    </w:p>
+    <w:p>
+      <w:pPr>
+        <w:bidi/>
+      </w:pPr>
+      <w:r>
+        <w:rPr>
+          <w:lang w:val="ar_AE" w:bidi="ar_AE"/>
+        </w:rPr>
+      </w:r>
+      <w:r>
+        <w:rPr>
+          <w:b/>
+          <w:lang w:val="ar_AE" w:bidi="ar_AE"/>
+        </w:rPr>
         <w:t>"</w:t>
       </w:r>
       <w:r>
@@ -7385,6 +8439,23 @@
           <w:b/>
           <w:lang w:val="ar_AE" w:bidi="ar_AE"/>
         </w:rPr>
+        <w:t>κρίσιν ἐπενεγκεῖν βλασφημίας</w:t>
+      </w:r>
+    </w:p>
+    <w:p>
+      <w:pPr>
+        <w:bidi/>
+      </w:pPr>
+      <w:r>
+        <w:rPr>
+          <w:lang w:val="ar_AE" w:bidi="ar_AE"/>
+        </w:rPr>
+      </w:r>
+      <w:r>
+        <w:rPr>
+          <w:b/>
+          <w:lang w:val="ar_AE" w:bidi="ar_AE"/>
+        </w:rPr>
         <w:t>"أنْ يورِدَ حُكمَ افتِراءٍ"</w:t>
       </w:r>
     </w:p>
@@ -7487,6 +8558,23 @@
         <w:rPr>
           <w:lang w:val="ar_AE" w:bidi="ar_AE"/>
         </w:rPr>
+      </w:r>
+    </w:p>
+    <w:p>
+      <w:pPr>
+        <w:bidi/>
+      </w:pPr>
+      <w:r>
+        <w:rPr>
+          <w:lang w:val="ar_AE" w:bidi="ar_AE"/>
+        </w:rPr>
+      </w:r>
+      <w:r>
+        <w:rPr>
+          <w:b/>
+          <w:lang w:val="ar_AE" w:bidi="ar_AE"/>
+        </w:rPr>
+        <w:t>οὗτοι</w:t>
       </w:r>
     </w:p>
     <w:p>
@@ -7640,6 +8728,23 @@
           <w:b/>
           <w:lang w:val="ar_AE" w:bidi="ar_AE"/>
         </w:rPr>
+        <w:t>ὅσα &amp; οὐκ οἴδασιν</w:t>
+      </w:r>
+    </w:p>
+    <w:p>
+      <w:pPr>
+        <w:bidi/>
+      </w:pPr>
+      <w:r>
+        <w:rPr>
+          <w:lang w:val="ar_AE" w:bidi="ar_AE"/>
+        </w:rPr>
+      </w:r>
+      <w:r>
+        <w:rPr>
+          <w:b/>
+          <w:lang w:val="ar_AE" w:bidi="ar_AE"/>
+        </w:rPr>
         <w:t>"</w:t>
       </w:r>
       <w:r>
@@ -7767,6 +8872,23 @@
           <w:b/>
           <w:lang w:val="ar_AE" w:bidi="ar_AE"/>
         </w:rPr>
+        <w:t>ὅσα δὲ φυσικῶς ὡς τὰ ἄλογα ζῷα ἐπίστανται</w:t>
+      </w:r>
+    </w:p>
+    <w:p>
+      <w:pPr>
+        <w:bidi/>
+      </w:pPr>
+      <w:r>
+        <w:rPr>
+          <w:lang w:val="ar_AE" w:bidi="ar_AE"/>
+        </w:rPr>
+      </w:r>
+      <w:r>
+        <w:rPr>
+          <w:b/>
+          <w:lang w:val="ar_AE" w:bidi="ar_AE"/>
+        </w:rPr>
         <w:t>""</w:t>
       </w:r>
     </w:p>
@@ -7859,6 +8981,23 @@
           <w:b/>
           <w:lang w:val="ar_AE" w:bidi="ar_AE"/>
         </w:rPr>
+        <w:t>ἐν τούτοις</w:t>
+      </w:r>
+    </w:p>
+    <w:p>
+      <w:pPr>
+        <w:bidi/>
+      </w:pPr>
+      <w:r>
+        <w:rPr>
+          <w:lang w:val="ar_AE" w:bidi="ar_AE"/>
+        </w:rPr>
+      </w:r>
+      <w:r>
+        <w:rPr>
+          <w:b/>
+          <w:lang w:val="ar_AE" w:bidi="ar_AE"/>
+        </w:rPr>
         <w:t>"</w:t>
       </w:r>
       <w:r>
@@ -7990,6 +9129,23 @@
           <w:b/>
           <w:lang w:val="ar_AE" w:bidi="ar_AE"/>
         </w:rPr>
+        <w:t>ἐν τούτοις φθείρονται</w:t>
+      </w:r>
+    </w:p>
+    <w:p>
+      <w:pPr>
+        <w:bidi/>
+      </w:pPr>
+      <w:r>
+        <w:rPr>
+          <w:lang w:val="ar_AE" w:bidi="ar_AE"/>
+        </w:rPr>
+      </w:r>
+      <w:r>
+        <w:rPr>
+          <w:b/>
+          <w:lang w:val="ar_AE" w:bidi="ar_AE"/>
+        </w:rPr>
         <w:t>"</w:t>
       </w:r>
       <w:r>
@@ -8109,6 +9265,23 @@
           <w:b/>
           <w:lang w:val="ar_AE" w:bidi="ar_AE"/>
         </w:rPr>
+        <w:t>οὐαὶ αὐτοῖς</w:t>
+      </w:r>
+    </w:p>
+    <w:p>
+      <w:pPr>
+        <w:bidi/>
+      </w:pPr>
+      <w:r>
+        <w:rPr>
+          <w:lang w:val="ar_AE" w:bidi="ar_AE"/>
+        </w:rPr>
+      </w:r>
+      <w:r>
+        <w:rPr>
+          <w:b/>
+          <w:lang w:val="ar_AE" w:bidi="ar_AE"/>
+        </w:rPr>
         <w:t>"</w:t>
       </w:r>
       <w:r>
@@ -8228,6 +9401,23 @@
           <w:b/>
           <w:lang w:val="ar_AE" w:bidi="ar_AE"/>
         </w:rPr>
+        <w:t>τῇ ὁδῷ τοῦ Κάϊν ἐπορεύθησαν</w:t>
+      </w:r>
+    </w:p>
+    <w:p>
+      <w:pPr>
+        <w:bidi/>
+      </w:pPr>
+      <w:r>
+        <w:rPr>
+          <w:lang w:val="ar_AE" w:bidi="ar_AE"/>
+        </w:rPr>
+      </w:r>
+      <w:r>
+        <w:rPr>
+          <w:b/>
+          <w:lang w:val="ar_AE" w:bidi="ar_AE"/>
+        </w:rPr>
         <w:t>"</w:t>
       </w:r>
       <w:r>
@@ -8347,6 +9537,23 @@
           <w:b/>
           <w:lang w:val="ar_AE" w:bidi="ar_AE"/>
         </w:rPr>
+        <w:t>τοῦ Κάϊν</w:t>
+      </w:r>
+    </w:p>
+    <w:p>
+      <w:pPr>
+        <w:bidi/>
+      </w:pPr>
+      <w:r>
+        <w:rPr>
+          <w:lang w:val="ar_AE" w:bidi="ar_AE"/>
+        </w:rPr>
+      </w:r>
+      <w:r>
+        <w:rPr>
+          <w:b/>
+          <w:lang w:val="ar_AE" w:bidi="ar_AE"/>
+        </w:rPr>
         <w:t>"</w:t>
       </w:r>
       <w:r>
@@ -8466,6 +9673,23 @@
           <w:b/>
           <w:lang w:val="ar_AE" w:bidi="ar_AE"/>
         </w:rPr>
+        <w:t>ἐξεχύθησαν</w:t>
+      </w:r>
+    </w:p>
+    <w:p>
+      <w:pPr>
+        <w:bidi/>
+      </w:pPr>
+      <w:r>
+        <w:rPr>
+          <w:lang w:val="ar_AE" w:bidi="ar_AE"/>
+        </w:rPr>
+      </w:r>
+      <w:r>
+        <w:rPr>
+          <w:b/>
+          <w:lang w:val="ar_AE" w:bidi="ar_AE"/>
+        </w:rPr>
         <w:t>"</w:t>
       </w:r>
       <w:r>
@@ -8550,6 +9774,23 @@
           <w:b/>
           <w:lang w:val="ar_AE" w:bidi="ar_AE"/>
         </w:rPr>
+        <w:t>τοῦ Βαλαὰμ μισθοῦ</w:t>
+      </w:r>
+    </w:p>
+    <w:p>
+      <w:pPr>
+        <w:bidi/>
+      </w:pPr>
+      <w:r>
+        <w:rPr>
+          <w:lang w:val="ar_AE" w:bidi="ar_AE"/>
+        </w:rPr>
+      </w:r>
+      <w:r>
+        <w:rPr>
+          <w:b/>
+          <w:lang w:val="ar_AE" w:bidi="ar_AE"/>
+        </w:rPr>
         <w:t>"</w:t>
       </w:r>
       <w:r>
@@ -8669,6 +9910,23 @@
           <w:b/>
           <w:lang w:val="ar_AE" w:bidi="ar_AE"/>
         </w:rPr>
+        <w:t>τοῦ Κόρε</w:t>
+      </w:r>
+    </w:p>
+    <w:p>
+      <w:pPr>
+        <w:bidi/>
+      </w:pPr>
+      <w:r>
+        <w:rPr>
+          <w:lang w:val="ar_AE" w:bidi="ar_AE"/>
+        </w:rPr>
+      </w:r>
+      <w:r>
+        <w:rPr>
+          <w:b/>
+          <w:lang w:val="ar_AE" w:bidi="ar_AE"/>
+        </w:rPr>
         <w:t>"</w:t>
       </w:r>
       <w:r>
@@ -8788,6 +10046,23 @@
           <w:b/>
           <w:lang w:val="ar_AE" w:bidi="ar_AE"/>
         </w:rPr>
+        <w:t>ἀπώλοντο</w:t>
+      </w:r>
+    </w:p>
+    <w:p>
+      <w:pPr>
+        <w:bidi/>
+      </w:pPr>
+      <w:r>
+        <w:rPr>
+          <w:lang w:val="ar_AE" w:bidi="ar_AE"/>
+        </w:rPr>
+      </w:r>
+      <w:r>
+        <w:rPr>
+          <w:b/>
+          <w:lang w:val="ar_AE" w:bidi="ar_AE"/>
+        </w:rPr>
         <w:t>"</w:t>
       </w:r>
       <w:r>
@@ -8878,6 +10153,23 @@
         <w:rPr>
           <w:lang w:val="ar_AE" w:bidi="ar_AE"/>
         </w:rPr>
+      </w:r>
+    </w:p>
+    <w:p>
+      <w:pPr>
+        <w:bidi/>
+      </w:pPr>
+      <w:r>
+        <w:rPr>
+          <w:lang w:val="ar_AE" w:bidi="ar_AE"/>
+        </w:rPr>
+      </w:r>
+      <w:r>
+        <w:rPr>
+          <w:b/>
+          <w:lang w:val="ar_AE" w:bidi="ar_AE"/>
+        </w:rPr>
+        <w:t>οὗτοί</w:t>
       </w:r>
     </w:p>
     <w:p>
@@ -9018,6 +10310,23 @@
           <w:b/>
           <w:lang w:val="ar_AE" w:bidi="ar_AE"/>
         </w:rPr>
+        <w:t>σπιλάδες</w:t>
+      </w:r>
+    </w:p>
+    <w:p>
+      <w:pPr>
+        <w:bidi/>
+      </w:pPr>
+      <w:r>
+        <w:rPr>
+          <w:lang w:val="ar_AE" w:bidi="ar_AE"/>
+        </w:rPr>
+      </w:r>
+      <w:r>
+        <w:rPr>
+          <w:b/>
+          <w:lang w:val="ar_AE" w:bidi="ar_AE"/>
+        </w:rPr>
         <w:t>"</w:t>
       </w:r>
       <w:r>
@@ -9137,6 +10446,23 @@
           <w:b/>
           <w:lang w:val="ar_AE" w:bidi="ar_AE"/>
         </w:rPr>
+        <w:t>ταῖς ἀγάπαις</w:t>
+      </w:r>
+    </w:p>
+    <w:p>
+      <w:pPr>
+        <w:bidi/>
+      </w:pPr>
+      <w:r>
+        <w:rPr>
+          <w:lang w:val="ar_AE" w:bidi="ar_AE"/>
+        </w:rPr>
+      </w:r>
+      <w:r>
+        <w:rPr>
+          <w:b/>
+          <w:lang w:val="ar_AE" w:bidi="ar_AE"/>
+        </w:rPr>
         <w:t>"</w:t>
       </w:r>
       <w:r>
@@ -9256,6 +10582,23 @@
           <w:b/>
           <w:lang w:val="ar_AE" w:bidi="ar_AE"/>
         </w:rPr>
+        <w:t>ἑαυτοὺς ποιμαίνοντες</w:t>
+      </w:r>
+    </w:p>
+    <w:p>
+      <w:pPr>
+        <w:bidi/>
+      </w:pPr>
+      <w:r>
+        <w:rPr>
+          <w:lang w:val="ar_AE" w:bidi="ar_AE"/>
+        </w:rPr>
+      </w:r>
+      <w:r>
+        <w:rPr>
+          <w:b/>
+          <w:lang w:val="ar_AE" w:bidi="ar_AE"/>
+        </w:rPr>
         <w:t>"</w:t>
       </w:r>
       <w:r>
@@ -9362,6 +10705,23 @@
           <w:b/>
           <w:lang w:val="ar_AE" w:bidi="ar_AE"/>
         </w:rPr>
+        <w:t>νεφέλαι ἄνυδροι ὑπὸ ἀνέμων παραφερόμεναι</w:t>
+      </w:r>
+    </w:p>
+    <w:p>
+      <w:pPr>
+        <w:bidi/>
+      </w:pPr>
+      <w:r>
+        <w:rPr>
+          <w:lang w:val="ar_AE" w:bidi="ar_AE"/>
+        </w:rPr>
+      </w:r>
+      <w:r>
+        <w:rPr>
+          <w:b/>
+          <w:lang w:val="ar_AE" w:bidi="ar_AE"/>
+        </w:rPr>
         <w:t>"</w:t>
       </w:r>
       <w:r>
@@ -9494,6 +10854,23 @@
           <w:b/>
           <w:lang w:val="ar_AE" w:bidi="ar_AE"/>
         </w:rPr>
+        <w:t>ὑπὸ ἀνέμων παραφερόμεναι</w:t>
+      </w:r>
+    </w:p>
+    <w:p>
+      <w:pPr>
+        <w:bidi/>
+      </w:pPr>
+      <w:r>
+        <w:rPr>
+          <w:lang w:val="ar_AE" w:bidi="ar_AE"/>
+        </w:rPr>
+      </w:r>
+      <w:r>
+        <w:rPr>
+          <w:b/>
+          <w:lang w:val="ar_AE" w:bidi="ar_AE"/>
+        </w:rPr>
         <w:t>"</w:t>
       </w:r>
       <w:r>
@@ -9600,6 +10977,23 @@
           <w:b/>
           <w:lang w:val="ar_AE" w:bidi="ar_AE"/>
         </w:rPr>
+        <w:t>δένδρα φθινοπωρινὰ ἄκαρπα</w:t>
+      </w:r>
+    </w:p>
+    <w:p>
+      <w:pPr>
+        <w:bidi/>
+      </w:pPr>
+      <w:r>
+        <w:rPr>
+          <w:lang w:val="ar_AE" w:bidi="ar_AE"/>
+        </w:rPr>
+      </w:r>
+      <w:r>
+        <w:rPr>
+          <w:b/>
+          <w:lang w:val="ar_AE" w:bidi="ar_AE"/>
+        </w:rPr>
         <w:t>"</w:t>
       </w:r>
       <w:r>
@@ -9719,6 +11113,23 @@
           <w:b/>
           <w:lang w:val="ar_AE" w:bidi="ar_AE"/>
         </w:rPr>
+        <w:t>δὶς ἀποθανόντα ἐκριζωθέντα</w:t>
+      </w:r>
+    </w:p>
+    <w:p>
+      <w:pPr>
+        <w:bidi/>
+      </w:pPr>
+      <w:r>
+        <w:rPr>
+          <w:lang w:val="ar_AE" w:bidi="ar_AE"/>
+        </w:rPr>
+      </w:r>
+      <w:r>
+        <w:rPr>
+          <w:b/>
+          <w:lang w:val="ar_AE" w:bidi="ar_AE"/>
+        </w:rPr>
         <w:t>"</w:t>
       </w:r>
       <w:r>
@@ -9825,6 +11236,23 @@
           <w:b/>
           <w:lang w:val="ar_AE" w:bidi="ar_AE"/>
         </w:rPr>
+        <w:t>δὶς ἀποθανόντα ἐκριζωθέντα</w:t>
+      </w:r>
+    </w:p>
+    <w:p>
+      <w:pPr>
+        <w:bidi/>
+      </w:pPr>
+      <w:r>
+        <w:rPr>
+          <w:lang w:val="ar_AE" w:bidi="ar_AE"/>
+        </w:rPr>
+      </w:r>
+      <w:r>
+        <w:rPr>
+          <w:b/>
+          <w:lang w:val="ar_AE" w:bidi="ar_AE"/>
+        </w:rPr>
         <w:t>"مَيِّتَةٌ مُضاعَفًا، مُقتَلَعَةٌ"</w:t>
       </w:r>
     </w:p>
@@ -9895,6 +11323,23 @@
           <w:b/>
           <w:lang w:val="ar_AE" w:bidi="ar_AE"/>
         </w:rPr>
+        <w:t>ἐκριζωθέντα</w:t>
+      </w:r>
+    </w:p>
+    <w:p>
+      <w:pPr>
+        <w:bidi/>
+      </w:pPr>
+      <w:r>
+        <w:rPr>
+          <w:lang w:val="ar_AE" w:bidi="ar_AE"/>
+        </w:rPr>
+      </w:r>
+      <w:r>
+        <w:rPr>
+          <w:b/>
+          <w:lang w:val="ar_AE" w:bidi="ar_AE"/>
+        </w:rPr>
         <w:t>"</w:t>
       </w:r>
       <w:r>
@@ -10001,6 +11446,23 @@
           <w:b/>
           <w:lang w:val="ar_AE" w:bidi="ar_AE"/>
         </w:rPr>
+        <w:t>ἐκριζωθέντα</w:t>
+      </w:r>
+    </w:p>
+    <w:p>
+      <w:pPr>
+        <w:bidi/>
+      </w:pPr>
+      <w:r>
+        <w:rPr>
+          <w:lang w:val="ar_AE" w:bidi="ar_AE"/>
+        </w:rPr>
+      </w:r>
+      <w:r>
+        <w:rPr>
+          <w:b/>
+          <w:lang w:val="ar_AE" w:bidi="ar_AE"/>
+        </w:rPr>
         <w:t>"مُقتَلَعَةٌ"</w:t>
       </w:r>
     </w:p>
@@ -10093,6 +11555,23 @@
           <w:b/>
           <w:lang w:val="ar_AE" w:bidi="ar_AE"/>
         </w:rPr>
+        <w:t>κύματα ἄγρια θαλάσσης</w:t>
+      </w:r>
+    </w:p>
+    <w:p>
+      <w:pPr>
+        <w:bidi/>
+      </w:pPr>
+      <w:r>
+        <w:rPr>
+          <w:lang w:val="ar_AE" w:bidi="ar_AE"/>
+        </w:rPr>
+      </w:r>
+      <w:r>
+        <w:rPr>
+          <w:b/>
+          <w:lang w:val="ar_AE" w:bidi="ar_AE"/>
+        </w:rPr>
         <w:t>"</w:t>
       </w:r>
       <w:r>
@@ -10212,6 +11691,23 @@
           <w:b/>
           <w:lang w:val="ar_AE" w:bidi="ar_AE"/>
         </w:rPr>
+        <w:t>ἐπαφρίζοντα τὰς ἑαυτῶν αἰσχύνας</w:t>
+      </w:r>
+    </w:p>
+    <w:p>
+      <w:pPr>
+        <w:bidi/>
+      </w:pPr>
+      <w:r>
+        <w:rPr>
+          <w:lang w:val="ar_AE" w:bidi="ar_AE"/>
+        </w:rPr>
+      </w:r>
+      <w:r>
+        <w:rPr>
+          <w:b/>
+          <w:lang w:val="ar_AE" w:bidi="ar_AE"/>
+        </w:rPr>
         <w:t>"</w:t>
       </w:r>
       <w:r>
@@ -10331,6 +11827,23 @@
           <w:b/>
           <w:lang w:val="ar_AE" w:bidi="ar_AE"/>
         </w:rPr>
+        <w:t>ἀστέρες πλανῆται</w:t>
+      </w:r>
+    </w:p>
+    <w:p>
+      <w:pPr>
+        <w:bidi/>
+      </w:pPr>
+      <w:r>
+        <w:rPr>
+          <w:lang w:val="ar_AE" w:bidi="ar_AE"/>
+        </w:rPr>
+      </w:r>
+      <w:r>
+        <w:rPr>
+          <w:b/>
+          <w:lang w:val="ar_AE" w:bidi="ar_AE"/>
+        </w:rPr>
         <w:t>"</w:t>
       </w:r>
       <w:r>
@@ -10450,6 +11963,23 @@
           <w:b/>
           <w:lang w:val="ar_AE" w:bidi="ar_AE"/>
         </w:rPr>
+        <w:t>οἷς ὁ ζόφος τοῦ σκότους εἰς αἰῶνα τετήρηται</w:t>
+      </w:r>
+    </w:p>
+    <w:p>
+      <w:pPr>
+        <w:bidi/>
+      </w:pPr>
+      <w:r>
+        <w:rPr>
+          <w:lang w:val="ar_AE" w:bidi="ar_AE"/>
+        </w:rPr>
+      </w:r>
+      <w:r>
+        <w:rPr>
+          <w:b/>
+          <w:lang w:val="ar_AE" w:bidi="ar_AE"/>
+        </w:rPr>
         <w:t>"</w:t>
       </w:r>
       <w:r>
@@ -10569,6 +12099,23 @@
           <w:b/>
           <w:lang w:val="ar_AE" w:bidi="ar_AE"/>
         </w:rPr>
+        <w:t>οἷς</w:t>
+      </w:r>
+    </w:p>
+    <w:p>
+      <w:pPr>
+        <w:bidi/>
+      </w:pPr>
+      <w:r>
+        <w:rPr>
+          <w:lang w:val="ar_AE" w:bidi="ar_AE"/>
+        </w:rPr>
+      </w:r>
+      <w:r>
+        <w:rPr>
+          <w:b/>
+          <w:lang w:val="ar_AE" w:bidi="ar_AE"/>
+        </w:rPr>
         <w:t>"</w:t>
       </w:r>
       <w:r>
@@ -10688,6 +12235,23 @@
           <w:b/>
           <w:lang w:val="ar_AE" w:bidi="ar_AE"/>
         </w:rPr>
+        <w:t>ὁ ζόφος τοῦ σκότους</w:t>
+      </w:r>
+    </w:p>
+    <w:p>
+      <w:pPr>
+        <w:bidi/>
+      </w:pPr>
+      <w:r>
+        <w:rPr>
+          <w:lang w:val="ar_AE" w:bidi="ar_AE"/>
+        </w:rPr>
+      </w:r>
+      <w:r>
+        <w:rPr>
+          <w:b/>
+          <w:lang w:val="ar_AE" w:bidi="ar_AE"/>
+        </w:rPr>
         <w:t>"</w:t>
       </w:r>
       <w:r>
@@ -10785,6 +12349,23 @@
           <w:b/>
           <w:lang w:val="ar_AE" w:bidi="ar_AE"/>
         </w:rPr>
+        <w:t>ὁ ζόφος τοῦ σκότους</w:t>
+      </w:r>
+    </w:p>
+    <w:p>
+      <w:pPr>
+        <w:bidi/>
+      </w:pPr>
+      <w:r>
+        <w:rPr>
+          <w:lang w:val="ar_AE" w:bidi="ar_AE"/>
+        </w:rPr>
+      </w:r>
+      <w:r>
+        <w:rPr>
+          <w:b/>
+          <w:lang w:val="ar_AE" w:bidi="ar_AE"/>
+        </w:rPr>
         <w:t>"</w:t>
       </w:r>
       <w:r>
@@ -10904,6 +12485,23 @@
           <w:b/>
           <w:lang w:val="ar_AE" w:bidi="ar_AE"/>
         </w:rPr>
+        <w:t>ἕβδομος ἀπὸ Ἀδὰμ</w:t>
+      </w:r>
+    </w:p>
+    <w:p>
+      <w:pPr>
+        <w:bidi/>
+      </w:pPr>
+      <w:r>
+        <w:rPr>
+          <w:lang w:val="ar_AE" w:bidi="ar_AE"/>
+        </w:rPr>
+      </w:r>
+      <w:r>
+        <w:rPr>
+          <w:b/>
+          <w:lang w:val="ar_AE" w:bidi="ar_AE"/>
+        </w:rPr>
         <w:t>"</w:t>
       </w:r>
       <w:r>
@@ -11001,6 +12599,23 @@
           <w:b/>
           <w:lang w:val="ar_AE" w:bidi="ar_AE"/>
         </w:rPr>
+        <w:t>τούτοις</w:t>
+      </w:r>
+    </w:p>
+    <w:p>
+      <w:pPr>
+        <w:bidi/>
+      </w:pPr>
+      <w:r>
+        <w:rPr>
+          <w:lang w:val="ar_AE" w:bidi="ar_AE"/>
+        </w:rPr>
+      </w:r>
+      <w:r>
+        <w:rPr>
+          <w:b/>
+          <w:lang w:val="ar_AE" w:bidi="ar_AE"/>
+        </w:rPr>
         <w:t>"</w:t>
       </w:r>
       <w:r>
@@ -11120,6 +12735,23 @@
           <w:b/>
           <w:lang w:val="ar_AE" w:bidi="ar_AE"/>
         </w:rPr>
+        <w:t>λέγων</w:t>
+      </w:r>
+    </w:p>
+    <w:p>
+      <w:pPr>
+        <w:bidi/>
+      </w:pPr>
+      <w:r>
+        <w:rPr>
+          <w:lang w:val="ar_AE" w:bidi="ar_AE"/>
+        </w:rPr>
+      </w:r>
+      <w:r>
+        <w:rPr>
+          <w:b/>
+          <w:lang w:val="ar_AE" w:bidi="ar_AE"/>
+        </w:rPr>
         <w:t>"</w:t>
       </w:r>
       <w:r>
@@ -11226,6 +12858,23 @@
           <w:b/>
           <w:lang w:val="ar_AE" w:bidi="ar_AE"/>
         </w:rPr>
+        <w:t>ἰδοὺ</w:t>
+      </w:r>
+    </w:p>
+    <w:p>
+      <w:pPr>
+        <w:bidi/>
+      </w:pPr>
+      <w:r>
+        <w:rPr>
+          <w:lang w:val="ar_AE" w:bidi="ar_AE"/>
+        </w:rPr>
+      </w:r>
+      <w:r>
+        <w:rPr>
+          <w:b/>
+          <w:lang w:val="ar_AE" w:bidi="ar_AE"/>
+        </w:rPr>
         <w:t>"</w:t>
       </w:r>
       <w:r>
@@ -11345,6 +12994,23 @@
           <w:b/>
           <w:lang w:val="ar_AE" w:bidi="ar_AE"/>
         </w:rPr>
+        <w:t>ἦλθεν Κύριος</w:t>
+      </w:r>
+    </w:p>
+    <w:p>
+      <w:pPr>
+        <w:bidi/>
+      </w:pPr>
+      <w:r>
+        <w:rPr>
+          <w:lang w:val="ar_AE" w:bidi="ar_AE"/>
+        </w:rPr>
+      </w:r>
+      <w:r>
+        <w:rPr>
+          <w:b/>
+          <w:lang w:val="ar_AE" w:bidi="ar_AE"/>
+        </w:rPr>
         <w:t>"</w:t>
       </w:r>
       <w:r>
@@ -11451,6 +13117,23 @@
           <w:b/>
           <w:lang w:val="ar_AE" w:bidi="ar_AE"/>
         </w:rPr>
+        <w:t>Κύριος</w:t>
+      </w:r>
+    </w:p>
+    <w:p>
+      <w:pPr>
+        <w:bidi/>
+      </w:pPr>
+      <w:r>
+        <w:rPr>
+          <w:lang w:val="ar_AE" w:bidi="ar_AE"/>
+        </w:rPr>
+      </w:r>
+      <w:r>
+        <w:rPr>
+          <w:b/>
+          <w:lang w:val="ar_AE" w:bidi="ar_AE"/>
+        </w:rPr>
         <w:t>"</w:t>
       </w:r>
       <w:r>
@@ -11548,6 +13231,23 @@
           <w:b/>
           <w:lang w:val="ar_AE" w:bidi="ar_AE"/>
         </w:rPr>
+        <w:t>μυριάσιν</w:t>
+      </w:r>
+    </w:p>
+    <w:p>
+      <w:pPr>
+        <w:bidi/>
+      </w:pPr>
+      <w:r>
+        <w:rPr>
+          <w:lang w:val="ar_AE" w:bidi="ar_AE"/>
+        </w:rPr>
+      </w:r>
+      <w:r>
+        <w:rPr>
+          <w:b/>
+          <w:lang w:val="ar_AE" w:bidi="ar_AE"/>
+        </w:rPr>
         <w:t>"</w:t>
       </w:r>
       <w:r>
@@ -11744,6 +13444,23 @@
           <w:b/>
           <w:lang w:val="ar_AE" w:bidi="ar_AE"/>
         </w:rPr>
+        <w:t>ποιῆσαι κρίσιν &amp; καὶ ἐλέγξαι</w:t>
+      </w:r>
+    </w:p>
+    <w:p>
+      <w:pPr>
+        <w:bidi/>
+      </w:pPr>
+      <w:r>
+        <w:rPr>
+          <w:lang w:val="ar_AE" w:bidi="ar_AE"/>
+        </w:rPr>
+      </w:r>
+      <w:r>
+        <w:rPr>
+          <w:b/>
+          <w:lang w:val="ar_AE" w:bidi="ar_AE"/>
+        </w:rPr>
         <w:t>"</w:t>
       </w:r>
       <w:r>
@@ -11877,6 +13594,23 @@
           <w:b/>
           <w:lang w:val="ar_AE" w:bidi="ar_AE"/>
         </w:rPr>
+        <w:t>ποιῆσαι κρίσιν κατὰ</w:t>
+      </w:r>
+    </w:p>
+    <w:p>
+      <w:pPr>
+        <w:bidi/>
+      </w:pPr>
+      <w:r>
+        <w:rPr>
+          <w:lang w:val="ar_AE" w:bidi="ar_AE"/>
+        </w:rPr>
+      </w:r>
+      <w:r>
+        <w:rPr>
+          <w:b/>
+          <w:lang w:val="ar_AE" w:bidi="ar_AE"/>
+        </w:rPr>
         <w:t>"</w:t>
       </w:r>
       <w:r>
@@ -11996,6 +13730,23 @@
           <w:b/>
           <w:lang w:val="ar_AE" w:bidi="ar_AE"/>
         </w:rPr>
+        <w:t>πᾶσαν ψυχὴν</w:t>
+      </w:r>
+    </w:p>
+    <w:p>
+      <w:pPr>
+        <w:bidi/>
+      </w:pPr>
+      <w:r>
+        <w:rPr>
+          <w:lang w:val="ar_AE" w:bidi="ar_AE"/>
+        </w:rPr>
+      </w:r>
+      <w:r>
+        <w:rPr>
+          <w:b/>
+          <w:lang w:val="ar_AE" w:bidi="ar_AE"/>
+        </w:rPr>
         <w:t>"</w:t>
       </w:r>
       <w:r>
@@ -12115,6 +13866,23 @@
           <w:b/>
           <w:lang w:val="ar_AE" w:bidi="ar_AE"/>
         </w:rPr>
+        <w:t>τῶν ἔργων ἀσεβείας αὐτῶν</w:t>
+      </w:r>
+    </w:p>
+    <w:p>
+      <w:pPr>
+        <w:bidi/>
+      </w:pPr>
+      <w:r>
+        <w:rPr>
+          <w:lang w:val="ar_AE" w:bidi="ar_AE"/>
+        </w:rPr>
+      </w:r>
+      <w:r>
+        <w:rPr>
+          <w:b/>
+          <w:lang w:val="ar_AE" w:bidi="ar_AE"/>
+        </w:rPr>
         <w:t>"</w:t>
       </w:r>
       <w:r>
@@ -12234,6 +14002,23 @@
           <w:b/>
           <w:lang w:val="ar_AE" w:bidi="ar_AE"/>
         </w:rPr>
+        <w:t>τῶν σκληρῶν</w:t>
+      </w:r>
+    </w:p>
+    <w:p>
+      <w:pPr>
+        <w:bidi/>
+      </w:pPr>
+      <w:r>
+        <w:rPr>
+          <w:lang w:val="ar_AE" w:bidi="ar_AE"/>
+        </w:rPr>
+      </w:r>
+      <w:r>
+        <w:rPr>
+          <w:b/>
+          <w:lang w:val="ar_AE" w:bidi="ar_AE"/>
+        </w:rPr>
         <w:t>"</w:t>
       </w:r>
       <w:r>
@@ -12331,6 +14116,23 @@
           <w:b/>
           <w:lang w:val="ar_AE" w:bidi="ar_AE"/>
         </w:rPr>
+        <w:t>αὐτοῦ</w:t>
+      </w:r>
+    </w:p>
+    <w:p>
+      <w:pPr>
+        <w:bidi/>
+      </w:pPr>
+      <w:r>
+        <w:rPr>
+          <w:lang w:val="ar_AE" w:bidi="ar_AE"/>
+        </w:rPr>
+      </w:r>
+      <w:r>
+        <w:rPr>
+          <w:b/>
+          <w:lang w:val="ar_AE" w:bidi="ar_AE"/>
+        </w:rPr>
         <w:t>"</w:t>
       </w:r>
       <w:r>
@@ -12434,6 +14236,23 @@
         <w:rPr>
           <w:lang w:val="ar_AE" w:bidi="ar_AE"/>
         </w:rPr>
+      </w:r>
+    </w:p>
+    <w:p>
+      <w:pPr>
+        <w:bidi/>
+      </w:pPr>
+      <w:r>
+        <w:rPr>
+          <w:lang w:val="ar_AE" w:bidi="ar_AE"/>
+        </w:rPr>
+      </w:r>
+      <w:r>
+        <w:rPr>
+          <w:b/>
+          <w:lang w:val="ar_AE" w:bidi="ar_AE"/>
+        </w:rPr>
+        <w:t>οὗτοί</w:t>
       </w:r>
     </w:p>
     <w:p>
@@ -12587,6 +14406,23 @@
           <w:b/>
           <w:lang w:val="ar_AE" w:bidi="ar_AE"/>
         </w:rPr>
+        <w:t>εἰσιν γογγυσταί μεμψίμοιροι</w:t>
+      </w:r>
+    </w:p>
+    <w:p>
+      <w:pPr>
+        <w:bidi/>
+      </w:pPr>
+      <w:r>
+        <w:rPr>
+          <w:lang w:val="ar_AE" w:bidi="ar_AE"/>
+        </w:rPr>
+      </w:r>
+      <w:r>
+        <w:rPr>
+          <w:b/>
+          <w:lang w:val="ar_AE" w:bidi="ar_AE"/>
+        </w:rPr>
         <w:t>"</w:t>
       </w:r>
       <w:r>
@@ -12723,6 +14559,23 @@
           <w:b/>
           <w:lang w:val="ar_AE" w:bidi="ar_AE"/>
         </w:rPr>
+        <w:t>πορευόμενοι</w:t>
+      </w:r>
+    </w:p>
+    <w:p>
+      <w:pPr>
+        <w:bidi/>
+      </w:pPr>
+      <w:r>
+        <w:rPr>
+          <w:lang w:val="ar_AE" w:bidi="ar_AE"/>
+        </w:rPr>
+      </w:r>
+      <w:r>
+        <w:rPr>
+          <w:b/>
+          <w:lang w:val="ar_AE" w:bidi="ar_AE"/>
+        </w:rPr>
         <w:t>"</w:t>
       </w:r>
       <w:r>
@@ -12842,6 +14695,23 @@
           <w:b/>
           <w:lang w:val="ar_AE" w:bidi="ar_AE"/>
         </w:rPr>
+        <w:t>τὰς ἐπιθυμίας αὐτῶν</w:t>
+      </w:r>
+    </w:p>
+    <w:p>
+      <w:pPr>
+        <w:bidi/>
+      </w:pPr>
+      <w:r>
+        <w:rPr>
+          <w:lang w:val="ar_AE" w:bidi="ar_AE"/>
+        </w:rPr>
+      </w:r>
+      <w:r>
+        <w:rPr>
+          <w:b/>
+          <w:lang w:val="ar_AE" w:bidi="ar_AE"/>
+        </w:rPr>
         <w:t>"</w:t>
       </w:r>
       <w:r>
@@ -12939,6 +14809,23 @@
           <w:b/>
           <w:lang w:val="ar_AE" w:bidi="ar_AE"/>
         </w:rPr>
+        <w:t>τὸ στόμα αὐτῶν λαλεῖ</w:t>
+      </w:r>
+    </w:p>
+    <w:p>
+      <w:pPr>
+        <w:bidi/>
+      </w:pPr>
+      <w:r>
+        <w:rPr>
+          <w:lang w:val="ar_AE" w:bidi="ar_AE"/>
+        </w:rPr>
+      </w:r>
+      <w:r>
+        <w:rPr>
+          <w:b/>
+          <w:lang w:val="ar_AE" w:bidi="ar_AE"/>
+        </w:rPr>
         <w:t>"</w:t>
       </w:r>
       <w:r>
@@ -13036,6 +14923,23 @@
           <w:b/>
           <w:lang w:val="ar_AE" w:bidi="ar_AE"/>
         </w:rPr>
+        <w:t>τὸ στόμα αὐτῶν λαλεῖ</w:t>
+      </w:r>
+    </w:p>
+    <w:p>
+      <w:pPr>
+        <w:bidi/>
+      </w:pPr>
+      <w:r>
+        <w:rPr>
+          <w:lang w:val="ar_AE" w:bidi="ar_AE"/>
+        </w:rPr>
+      </w:r>
+      <w:r>
+        <w:rPr>
+          <w:b/>
+          <w:lang w:val="ar_AE" w:bidi="ar_AE"/>
+        </w:rPr>
         <w:t>"</w:t>
       </w:r>
       <w:r>
@@ -13155,6 +15059,23 @@
           <w:b/>
           <w:lang w:val="ar_AE" w:bidi="ar_AE"/>
         </w:rPr>
+        <w:t>λαλεῖ ὑπέρογκα</w:t>
+      </w:r>
+    </w:p>
+    <w:p>
+      <w:pPr>
+        <w:bidi/>
+      </w:pPr>
+      <w:r>
+        <w:rPr>
+          <w:lang w:val="ar_AE" w:bidi="ar_AE"/>
+        </w:rPr>
+      </w:r>
+      <w:r>
+        <w:rPr>
+          <w:b/>
+          <w:lang w:val="ar_AE" w:bidi="ar_AE"/>
+        </w:rPr>
         <w:t>"</w:t>
       </w:r>
       <w:r>
@@ -13252,6 +15173,23 @@
           <w:b/>
           <w:lang w:val="ar_AE" w:bidi="ar_AE"/>
         </w:rPr>
+        <w:t>θαυμάζοντες πρόσωπα</w:t>
+      </w:r>
+    </w:p>
+    <w:p>
+      <w:pPr>
+        <w:bidi/>
+      </w:pPr>
+      <w:r>
+        <w:rPr>
+          <w:lang w:val="ar_AE" w:bidi="ar_AE"/>
+        </w:rPr>
+      </w:r>
+      <w:r>
+        <w:rPr>
+          <w:b/>
+          <w:lang w:val="ar_AE" w:bidi="ar_AE"/>
+        </w:rPr>
         <w:t>"</w:t>
       </w:r>
       <w:r>
@@ -13358,6 +15296,23 @@
           <w:b/>
           <w:lang w:val="ar_AE" w:bidi="ar_AE"/>
         </w:rPr>
+        <w:t>θαυμάζοντες πρόσωπα</w:t>
+      </w:r>
+    </w:p>
+    <w:p>
+      <w:pPr>
+        <w:bidi/>
+      </w:pPr>
+      <w:r>
+        <w:rPr>
+          <w:lang w:val="ar_AE" w:bidi="ar_AE"/>
+        </w:rPr>
+      </w:r>
+      <w:r>
+        <w:rPr>
+          <w:b/>
+          <w:lang w:val="ar_AE" w:bidi="ar_AE"/>
+        </w:rPr>
         <w:t>"يُحابونَ بالوُجوهِ"</w:t>
       </w:r>
     </w:p>
@@ -13434,6 +15389,23 @@
         <w:rPr>
           <w:lang w:val="ar_AE" w:bidi="ar_AE"/>
         </w:rPr>
+      </w:r>
+    </w:p>
+    <w:p>
+      <w:pPr>
+        <w:bidi/>
+      </w:pPr>
+      <w:r>
+        <w:rPr>
+          <w:lang w:val="ar_AE" w:bidi="ar_AE"/>
+        </w:rPr>
+      </w:r>
+      <w:r>
+        <w:rPr>
+          <w:b/>
+          <w:lang w:val="ar_AE" w:bidi="ar_AE"/>
+        </w:rPr>
+        <w:t>ἀγαπητοί</w:t>
       </w:r>
     </w:p>
     <w:p>
@@ -13587,6 +15559,23 @@
           <w:b/>
           <w:lang w:val="ar_AE" w:bidi="ar_AE"/>
         </w:rPr>
+        <w:t>τῶν ῥημάτων</w:t>
+      </w:r>
+    </w:p>
+    <w:p>
+      <w:pPr>
+        <w:bidi/>
+      </w:pPr>
+      <w:r>
+        <w:rPr>
+          <w:lang w:val="ar_AE" w:bidi="ar_AE"/>
+        </w:rPr>
+      </w:r>
+      <w:r>
+        <w:rPr>
+          <w:b/>
+          <w:lang w:val="ar_AE" w:bidi="ar_AE"/>
+        </w:rPr>
         <w:t>"</w:t>
       </w:r>
       <w:r>
@@ -13706,6 +15695,23 @@
           <w:b/>
           <w:lang w:val="ar_AE" w:bidi="ar_AE"/>
         </w:rPr>
+        <w:t>τοῦ Κυρίου ἡμῶν</w:t>
+      </w:r>
+    </w:p>
+    <w:p>
+      <w:pPr>
+        <w:bidi/>
+      </w:pPr>
+      <w:r>
+        <w:rPr>
+          <w:lang w:val="ar_AE" w:bidi="ar_AE"/>
+        </w:rPr>
+      </w:r>
+      <w:r>
+        <w:rPr>
+          <w:b/>
+          <w:lang w:val="ar_AE" w:bidi="ar_AE"/>
+        </w:rPr>
         <w:t>"</w:t>
       </w:r>
       <w:r>
@@ -13825,6 +15831,23 @@
           <w:b/>
           <w:lang w:val="ar_AE" w:bidi="ar_AE"/>
         </w:rPr>
+        <w:t>ἡμῶν</w:t>
+      </w:r>
+    </w:p>
+    <w:p>
+      <w:pPr>
+        <w:bidi/>
+      </w:pPr>
+      <w:r>
+        <w:rPr>
+          <w:lang w:val="ar_AE" w:bidi="ar_AE"/>
+        </w:rPr>
+      </w:r>
+      <w:r>
+        <w:rPr>
+          <w:b/>
+          <w:lang w:val="ar_AE" w:bidi="ar_AE"/>
+        </w:rPr>
         <w:t>"رَبِّنا"</w:t>
       </w:r>
     </w:p>
@@ -13917,6 +15940,23 @@
           <w:b/>
           <w:lang w:val="ar_AE" w:bidi="ar_AE"/>
         </w:rPr>
+        <w:t>ὅτι ἔλεγον ὑμῖν</w:t>
+      </w:r>
+    </w:p>
+    <w:p>
+      <w:pPr>
+        <w:bidi/>
+      </w:pPr>
+      <w:r>
+        <w:rPr>
+          <w:lang w:val="ar_AE" w:bidi="ar_AE"/>
+        </w:rPr>
+      </w:r>
+      <w:r>
+        <w:rPr>
+          <w:b/>
+          <w:lang w:val="ar_AE" w:bidi="ar_AE"/>
+        </w:rPr>
         <w:t>"</w:t>
       </w:r>
       <w:r>
@@ -14013,6 +16053,23 @@
           <w:b/>
           <w:lang w:val="ar_AE" w:bidi="ar_AE"/>
         </w:rPr>
+        <w:t>ἐσχάτου χρόνου</w:t>
+      </w:r>
+    </w:p>
+    <w:p>
+      <w:pPr>
+        <w:bidi/>
+      </w:pPr>
+      <w:r>
+        <w:rPr>
+          <w:lang w:val="ar_AE" w:bidi="ar_AE"/>
+        </w:rPr>
+      </w:r>
+      <w:r>
+        <w:rPr>
+          <w:b/>
+          <w:lang w:val="ar_AE" w:bidi="ar_AE"/>
+        </w:rPr>
         <w:t>"</w:t>
       </w:r>
       <w:r>
@@ -14132,6 +16189,23 @@
           <w:b/>
           <w:lang w:val="ar_AE" w:bidi="ar_AE"/>
         </w:rPr>
+        <w:t>πορευόμενοι</w:t>
+      </w:r>
+    </w:p>
+    <w:p>
+      <w:pPr>
+        <w:bidi/>
+      </w:pPr>
+      <w:r>
+        <w:rPr>
+          <w:lang w:val="ar_AE" w:bidi="ar_AE"/>
+        </w:rPr>
+      </w:r>
+      <w:r>
+        <w:rPr>
+          <w:b/>
+          <w:lang w:val="ar_AE" w:bidi="ar_AE"/>
+        </w:rPr>
         <w:t>"</w:t>
       </w:r>
       <w:r>
@@ -14251,6 +16325,23 @@
           <w:b/>
           <w:lang w:val="ar_AE" w:bidi="ar_AE"/>
         </w:rPr>
+        <w:t>κατὰ τὰς ἑαυτῶν ἐπιθυμίας &amp; τῶν ἀσεβειῶν</w:t>
+      </w:r>
+    </w:p>
+    <w:p>
+      <w:pPr>
+        <w:bidi/>
+      </w:pPr>
+      <w:r>
+        <w:rPr>
+          <w:lang w:val="ar_AE" w:bidi="ar_AE"/>
+        </w:rPr>
+      </w:r>
+      <w:r>
+        <w:rPr>
+          <w:b/>
+          <w:lang w:val="ar_AE" w:bidi="ar_AE"/>
+        </w:rPr>
         <w:t>"</w:t>
       </w:r>
       <w:r>
@@ -14348,6 +16439,23 @@
           <w:b/>
           <w:lang w:val="ar_AE" w:bidi="ar_AE"/>
         </w:rPr>
+        <w:t>οὗτοί</w:t>
+      </w:r>
+    </w:p>
+    <w:p>
+      <w:pPr>
+        <w:bidi/>
+      </w:pPr>
+      <w:r>
+        <w:rPr>
+          <w:lang w:val="ar_AE" w:bidi="ar_AE"/>
+        </w:rPr>
+      </w:r>
+      <w:r>
+        <w:rPr>
+          <w:b/>
+          <w:lang w:val="ar_AE" w:bidi="ar_AE"/>
+        </w:rPr>
         <w:t>"</w:t>
       </w:r>
       <w:r>
@@ -14467,6 +16575,23 @@
           <w:b/>
           <w:lang w:val="ar_AE" w:bidi="ar_AE"/>
         </w:rPr>
+        <w:t>οἱ ἀποδιορίζοντες</w:t>
+      </w:r>
+    </w:p>
+    <w:p>
+      <w:pPr>
+        <w:bidi/>
+      </w:pPr>
+      <w:r>
+        <w:rPr>
+          <w:lang w:val="ar_AE" w:bidi="ar_AE"/>
+        </w:rPr>
+      </w:r>
+      <w:r>
+        <w:rPr>
+          <w:b/>
+          <w:lang w:val="ar_AE" w:bidi="ar_AE"/>
+        </w:rPr>
         <w:t>"</w:t>
       </w:r>
       <w:r>
@@ -14586,6 +16711,23 @@
           <w:b/>
           <w:lang w:val="ar_AE" w:bidi="ar_AE"/>
         </w:rPr>
+        <w:t>Πνεῦμα</w:t>
+      </w:r>
+    </w:p>
+    <w:p>
+      <w:pPr>
+        <w:bidi/>
+      </w:pPr>
+      <w:r>
+        <w:rPr>
+          <w:lang w:val="ar_AE" w:bidi="ar_AE"/>
+        </w:rPr>
+      </w:r>
+      <w:r>
+        <w:rPr>
+          <w:b/>
+          <w:lang w:val="ar_AE" w:bidi="ar_AE"/>
+        </w:rPr>
         <w:t>"</w:t>
       </w:r>
       <w:r>
@@ -14705,6 +16847,23 @@
           <w:b/>
           <w:lang w:val="ar_AE" w:bidi="ar_AE"/>
         </w:rPr>
+        <w:t>ψυχικοί</w:t>
+      </w:r>
+    </w:p>
+    <w:p>
+      <w:pPr>
+        <w:bidi/>
+      </w:pPr>
+      <w:r>
+        <w:rPr>
+          <w:lang w:val="ar_AE" w:bidi="ar_AE"/>
+        </w:rPr>
+      </w:r>
+      <w:r>
+        <w:rPr>
+          <w:b/>
+          <w:lang w:val="ar_AE" w:bidi="ar_AE"/>
+        </w:rPr>
         <w:t>"</w:t>
       </w:r>
       <w:r>
@@ -14824,6 +16983,23 @@
           <w:b/>
           <w:lang w:val="ar_AE" w:bidi="ar_AE"/>
         </w:rPr>
+        <w:t>Πνεῦμα μὴ ἔχοντες</w:t>
+      </w:r>
+    </w:p>
+    <w:p>
+      <w:pPr>
+        <w:bidi/>
+      </w:pPr>
+      <w:r>
+        <w:rPr>
+          <w:lang w:val="ar_AE" w:bidi="ar_AE"/>
+        </w:rPr>
+      </w:r>
+      <w:r>
+        <w:rPr>
+          <w:b/>
+          <w:lang w:val="ar_AE" w:bidi="ar_AE"/>
+        </w:rPr>
         <w:t>"</w:t>
       </w:r>
       <w:r>
@@ -14927,6 +17103,23 @@
         <w:rPr>
           <w:lang w:val="ar_AE" w:bidi="ar_AE"/>
         </w:rPr>
+      </w:r>
+    </w:p>
+    <w:p>
+      <w:pPr>
+        <w:bidi/>
+      </w:pPr>
+      <w:r>
+        <w:rPr>
+          <w:lang w:val="ar_AE" w:bidi="ar_AE"/>
+        </w:rPr>
+      </w:r>
+      <w:r>
+        <w:rPr>
+          <w:b/>
+          <w:lang w:val="ar_AE" w:bidi="ar_AE"/>
+        </w:rPr>
+        <w:t>ἀγαπητοί</w:t>
       </w:r>
     </w:p>
     <w:p>
@@ -15080,6 +17273,23 @@
           <w:b/>
           <w:lang w:val="ar_AE" w:bidi="ar_AE"/>
         </w:rPr>
+        <w:t>ἐποικοδομοῦντες ἑαυτοὺς τῇ ἁγιωτάτῃ ὑμῶν πίστει</w:t>
+      </w:r>
+    </w:p>
+    <w:p>
+      <w:pPr>
+        <w:bidi/>
+      </w:pPr>
+      <w:r>
+        <w:rPr>
+          <w:lang w:val="ar_AE" w:bidi="ar_AE"/>
+        </w:rPr>
+      </w:r>
+      <w:r>
+        <w:rPr>
+          <w:b/>
+          <w:lang w:val="ar_AE" w:bidi="ar_AE"/>
+        </w:rPr>
         <w:t>"</w:t>
       </w:r>
       <w:r>
@@ -15186,6 +17396,23 @@
           <w:b/>
           <w:lang w:val="ar_AE" w:bidi="ar_AE"/>
         </w:rPr>
+        <w:t>ἐποικοδομοῦντες ἑαυτοὺς</w:t>
+      </w:r>
+    </w:p>
+    <w:p>
+      <w:pPr>
+        <w:bidi/>
+      </w:pPr>
+      <w:r>
+        <w:rPr>
+          <w:lang w:val="ar_AE" w:bidi="ar_AE"/>
+        </w:rPr>
+      </w:r>
+      <w:r>
+        <w:rPr>
+          <w:b/>
+          <w:lang w:val="ar_AE" w:bidi="ar_AE"/>
+        </w:rPr>
         <w:t>"</w:t>
       </w:r>
       <w:r>
@@ -15263,6 +17490,23 @@
           <w:b/>
           <w:lang w:val="ar_AE" w:bidi="ar_AE"/>
         </w:rPr>
+        <w:t>τῇ ἁγιωτάτῃ ὑμῶν πίστει</w:t>
+      </w:r>
+    </w:p>
+    <w:p>
+      <w:pPr>
+        <w:bidi/>
+      </w:pPr>
+      <w:r>
+        <w:rPr>
+          <w:lang w:val="ar_AE" w:bidi="ar_AE"/>
+        </w:rPr>
+      </w:r>
+      <w:r>
+        <w:rPr>
+          <w:b/>
+          <w:lang w:val="ar_AE" w:bidi="ar_AE"/>
+        </w:rPr>
         <w:t>"</w:t>
       </w:r>
       <w:r>
@@ -15382,6 +17626,23 @@
           <w:b/>
           <w:lang w:val="ar_AE" w:bidi="ar_AE"/>
         </w:rPr>
+        <w:t>ἐν Πνεύματι Ἁγίῳ προσευχόμενοι</w:t>
+      </w:r>
+    </w:p>
+    <w:p>
+      <w:pPr>
+        <w:bidi/>
+      </w:pPr>
+      <w:r>
+        <w:rPr>
+          <w:lang w:val="ar_AE" w:bidi="ar_AE"/>
+        </w:rPr>
+      </w:r>
+      <w:r>
+        <w:rPr>
+          <w:b/>
+          <w:lang w:val="ar_AE" w:bidi="ar_AE"/>
+        </w:rPr>
         <w:t>"</w:t>
       </w:r>
       <w:r>
@@ -15466,6 +17727,23 @@
           <w:b/>
           <w:lang w:val="ar_AE" w:bidi="ar_AE"/>
         </w:rPr>
+        <w:t>ἑαυτοὺς ἐν ἀγάπῃ Θεοῦ τηρήσατε</w:t>
+      </w:r>
+    </w:p>
+    <w:p>
+      <w:pPr>
+        <w:bidi/>
+      </w:pPr>
+      <w:r>
+        <w:rPr>
+          <w:lang w:val="ar_AE" w:bidi="ar_AE"/>
+        </w:rPr>
+      </w:r>
+      <w:r>
+        <w:rPr>
+          <w:b/>
+          <w:lang w:val="ar_AE" w:bidi="ar_AE"/>
+        </w:rPr>
         <w:t>"</w:t>
       </w:r>
       <w:r>
@@ -15572,6 +17850,23 @@
           <w:b/>
           <w:lang w:val="ar_AE" w:bidi="ar_AE"/>
         </w:rPr>
+        <w:t>ἑαυτοὺς ἐν ἀγάπῃ Θεοῦ τηρήσατε</w:t>
+      </w:r>
+    </w:p>
+    <w:p>
+      <w:pPr>
+        <w:bidi/>
+      </w:pPr>
+      <w:r>
+        <w:rPr>
+          <w:lang w:val="ar_AE" w:bidi="ar_AE"/>
+        </w:rPr>
+      </w:r>
+      <w:r>
+        <w:rPr>
+          <w:b/>
+          <w:lang w:val="ar_AE" w:bidi="ar_AE"/>
+        </w:rPr>
         <w:t>"</w:t>
       </w:r>
       <w:r>
@@ -15691,6 +17986,23 @@
           <w:b/>
           <w:lang w:val="ar_AE" w:bidi="ar_AE"/>
         </w:rPr>
+        <w:t>προσδεχόμενοι τὸ ἔλεος τοῦ Κυρίου ἡμῶν</w:t>
+      </w:r>
+    </w:p>
+    <w:p>
+      <w:pPr>
+        <w:bidi/>
+      </w:pPr>
+      <w:r>
+        <w:rPr>
+          <w:lang w:val="ar_AE" w:bidi="ar_AE"/>
+        </w:rPr>
+      </w:r>
+      <w:r>
+        <w:rPr>
+          <w:b/>
+          <w:lang w:val="ar_AE" w:bidi="ar_AE"/>
+        </w:rPr>
         <w:t>"</w:t>
       </w:r>
       <w:r>
@@ -15775,6 +18087,23 @@
           <w:b/>
           <w:lang w:val="ar_AE" w:bidi="ar_AE"/>
         </w:rPr>
+        <w:t>τὸ ἔλεος τοῦ Κυρίου ἡμῶν, Ἰησοῦ Χριστοῦ</w:t>
+      </w:r>
+    </w:p>
+    <w:p>
+      <w:pPr>
+        <w:bidi/>
+      </w:pPr>
+      <w:r>
+        <w:rPr>
+          <w:lang w:val="ar_AE" w:bidi="ar_AE"/>
+        </w:rPr>
+      </w:r>
+      <w:r>
+        <w:rPr>
+          <w:b/>
+          <w:lang w:val="ar_AE" w:bidi="ar_AE"/>
+        </w:rPr>
         <w:t>"</w:t>
       </w:r>
       <w:r>
@@ -15878,6 +18207,23 @@
         <w:rPr>
           <w:lang w:val="ar_AE" w:bidi="ar_AE"/>
         </w:rPr>
+      </w:r>
+    </w:p>
+    <w:p>
+      <w:pPr>
+        <w:bidi/>
+      </w:pPr>
+      <w:r>
+        <w:rPr>
+          <w:lang w:val="ar_AE" w:bidi="ar_AE"/>
+        </w:rPr>
+      </w:r>
+      <w:r>
+        <w:rPr>
+          <w:b/>
+          <w:lang w:val="ar_AE" w:bidi="ar_AE"/>
+        </w:rPr>
+        <w:t>τοῦ Κυρίου ἡμῶν</w:t>
       </w:r>
     </w:p>
     <w:p>
@@ -16031,6 +18377,23 @@
           <w:b/>
           <w:lang w:val="ar_AE" w:bidi="ar_AE"/>
         </w:rPr>
+        <w:t>ἡμῶν</w:t>
+      </w:r>
+    </w:p>
+    <w:p>
+      <w:pPr>
+        <w:bidi/>
+      </w:pPr>
+      <w:r>
+        <w:rPr>
+          <w:lang w:val="ar_AE" w:bidi="ar_AE"/>
+        </w:rPr>
+      </w:r>
+      <w:r>
+        <w:rPr>
+          <w:b/>
+          <w:lang w:val="ar_AE" w:bidi="ar_AE"/>
+        </w:rPr>
         <w:t>"</w:t>
       </w:r>
       <w:r>
@@ -16150,6 +18513,23 @@
           <w:b/>
           <w:lang w:val="ar_AE" w:bidi="ar_AE"/>
         </w:rPr>
+        <w:t>τὸ ἔλεος τοῦ Κυρίου ἡμῶν, Ἰησοῦ Χριστοῦ, εἰς ζωὴν αἰώνιον</w:t>
+      </w:r>
+    </w:p>
+    <w:p>
+      <w:pPr>
+        <w:bidi/>
+      </w:pPr>
+      <w:r>
+        <w:rPr>
+          <w:lang w:val="ar_AE" w:bidi="ar_AE"/>
+        </w:rPr>
+      </w:r>
+      <w:r>
+        <w:rPr>
+          <w:b/>
+          <w:lang w:val="ar_AE" w:bidi="ar_AE"/>
+        </w:rPr>
         <w:t>"</w:t>
       </w:r>
       <w:r>
@@ -16282,6 +18662,23 @@
           <w:b/>
           <w:lang w:val="ar_AE" w:bidi="ar_AE"/>
         </w:rPr>
+        <w:t>ἐλεᾶτε</w:t>
+      </w:r>
+    </w:p>
+    <w:p>
+      <w:pPr>
+        <w:bidi/>
+      </w:pPr>
+      <w:r>
+        <w:rPr>
+          <w:lang w:val="ar_AE" w:bidi="ar_AE"/>
+        </w:rPr>
+      </w:r>
+      <w:r>
+        <w:rPr>
+          <w:b/>
+          <w:lang w:val="ar_AE" w:bidi="ar_AE"/>
+        </w:rPr>
         <w:t>"</w:t>
       </w:r>
       <w:r>
@@ -16498,6 +18895,23 @@
           <w:b/>
           <w:lang w:val="ar_AE" w:bidi="ar_AE"/>
         </w:rPr>
+        <w:t>ἐκ πυρὸς ἁρπάζοντες</w:t>
+      </w:r>
+    </w:p>
+    <w:p>
+      <w:pPr>
+        <w:bidi/>
+      </w:pPr>
+      <w:r>
+        <w:rPr>
+          <w:lang w:val="ar_AE" w:bidi="ar_AE"/>
+        </w:rPr>
+      </w:r>
+      <w:r>
+        <w:rPr>
+          <w:b/>
+          <w:lang w:val="ar_AE" w:bidi="ar_AE"/>
+        </w:rPr>
         <w:t>"</w:t>
       </w:r>
       <w:r>
@@ -16582,6 +18996,23 @@
           <w:b/>
           <w:lang w:val="ar_AE" w:bidi="ar_AE"/>
         </w:rPr>
+        <w:t>ἐκ πυρὸς ἁρπάζοντες</w:t>
+      </w:r>
+    </w:p>
+    <w:p>
+      <w:pPr>
+        <w:bidi/>
+      </w:pPr>
+      <w:r>
+        <w:rPr>
+          <w:lang w:val="ar_AE" w:bidi="ar_AE"/>
+        </w:rPr>
+      </w:r>
+      <w:r>
+        <w:rPr>
+          <w:b/>
+          <w:lang w:val="ar_AE" w:bidi="ar_AE"/>
+        </w:rPr>
         <w:t>"مُختَطِفينَ مِنَ النّارِ"</w:t>
       </w:r>
     </w:p>
@@ -16687,6 +19118,23 @@
           <w:b/>
           <w:lang w:val="ar_AE" w:bidi="ar_AE"/>
         </w:rPr>
+        <w:t>ἐλεᾶτε</w:t>
+      </w:r>
+    </w:p>
+    <w:p>
+      <w:pPr>
+        <w:bidi/>
+      </w:pPr>
+      <w:r>
+        <w:rPr>
+          <w:lang w:val="ar_AE" w:bidi="ar_AE"/>
+        </w:rPr>
+      </w:r>
+      <w:r>
+        <w:rPr>
+          <w:b/>
+          <w:lang w:val="ar_AE" w:bidi="ar_AE"/>
+        </w:rPr>
         <w:t>"</w:t>
       </w:r>
       <w:r>
@@ -16890,6 +19338,23 @@
           <w:b/>
           <w:lang w:val="ar_AE" w:bidi="ar_AE"/>
         </w:rPr>
+        <w:t>μισοῦντες καὶ τὸν ἀπὸ τῆς σαρκὸς ἐσπιλωμένον χιτῶνα</w:t>
+      </w:r>
+    </w:p>
+    <w:p>
+      <w:pPr>
+        <w:bidi/>
+      </w:pPr>
+      <w:r>
+        <w:rPr>
+          <w:lang w:val="ar_AE" w:bidi="ar_AE"/>
+        </w:rPr>
+      </w:r>
+      <w:r>
+        <w:rPr>
+          <w:b/>
+          <w:lang w:val="ar_AE" w:bidi="ar_AE"/>
+        </w:rPr>
         <w:t>"</w:t>
       </w:r>
       <w:r>
@@ -16996,6 +19461,23 @@
           <w:b/>
           <w:lang w:val="ar_AE" w:bidi="ar_AE"/>
         </w:rPr>
+        <w:t>τῆς σαρκὸς</w:t>
+      </w:r>
+    </w:p>
+    <w:p>
+      <w:pPr>
+        <w:bidi/>
+      </w:pPr>
+      <w:r>
+        <w:rPr>
+          <w:lang w:val="ar_AE" w:bidi="ar_AE"/>
+        </w:rPr>
+      </w:r>
+      <w:r>
+        <w:rPr>
+          <w:b/>
+          <w:lang w:val="ar_AE" w:bidi="ar_AE"/>
+        </w:rPr>
         <w:t>"</w:t>
       </w:r>
       <w:r>
@@ -17115,6 +19597,23 @@
           <w:b/>
           <w:lang w:val="ar_AE" w:bidi="ar_AE"/>
         </w:rPr>
+        <w:t>τῷ δὲ δυναμένῳ φυλάξαι</w:t>
+      </w:r>
+    </w:p>
+    <w:p>
+      <w:pPr>
+        <w:bidi/>
+      </w:pPr>
+      <w:r>
+        <w:rPr>
+          <w:lang w:val="ar_AE" w:bidi="ar_AE"/>
+        </w:rPr>
+      </w:r>
+      <w:r>
+        <w:rPr>
+          <w:b/>
+          <w:lang w:val="ar_AE" w:bidi="ar_AE"/>
+        </w:rPr>
         <w:t>"</w:t>
       </w:r>
       <w:r>
@@ -17234,6 +19733,23 @@
           <w:b/>
           <w:lang w:val="ar_AE" w:bidi="ar_AE"/>
         </w:rPr>
+        <w:t>φυλάξαι ὑμᾶς ἀπταίστους</w:t>
+      </w:r>
+    </w:p>
+    <w:p>
+      <w:pPr>
+        <w:bidi/>
+      </w:pPr>
+      <w:r>
+        <w:rPr>
+          <w:lang w:val="ar_AE" w:bidi="ar_AE"/>
+        </w:rPr>
+      </w:r>
+      <w:r>
+        <w:rPr>
+          <w:b/>
+          <w:lang w:val="ar_AE" w:bidi="ar_AE"/>
+        </w:rPr>
         <w:t>"</w:t>
       </w:r>
       <w:r>
@@ -17353,6 +19869,23 @@
           <w:b/>
           <w:lang w:val="ar_AE" w:bidi="ar_AE"/>
         </w:rPr>
+        <w:t>τῆς δόξης αὐτοῦ</w:t>
+      </w:r>
+    </w:p>
+    <w:p>
+      <w:pPr>
+        <w:bidi/>
+      </w:pPr>
+      <w:r>
+        <w:rPr>
+          <w:lang w:val="ar_AE" w:bidi="ar_AE"/>
+        </w:rPr>
+      </w:r>
+      <w:r>
+        <w:rPr>
+          <w:b/>
+          <w:lang w:val="ar_AE" w:bidi="ar_AE"/>
+        </w:rPr>
         <w:t>"</w:t>
       </w:r>
       <w:r>
@@ -17556,6 +20089,23 @@
           <w:b/>
           <w:lang w:val="ar_AE" w:bidi="ar_AE"/>
         </w:rPr>
+        <w:t>μόνῳ Θεῷ Σωτῆρι ἡμῶν</w:t>
+      </w:r>
+    </w:p>
+    <w:p>
+      <w:pPr>
+        <w:bidi/>
+      </w:pPr>
+      <w:r>
+        <w:rPr>
+          <w:lang w:val="ar_AE" w:bidi="ar_AE"/>
+        </w:rPr>
+      </w:r>
+      <w:r>
+        <w:rPr>
+          <w:b/>
+          <w:lang w:val="ar_AE" w:bidi="ar_AE"/>
+        </w:rPr>
         <w:t>"</w:t>
       </w:r>
       <w:r>
@@ -17665,6 +20215,23 @@
           <w:b/>
           <w:lang w:val="ar_AE" w:bidi="ar_AE"/>
         </w:rPr>
+        <w:t>Σωτῆρι ἡμῶν</w:t>
+      </w:r>
+    </w:p>
+    <w:p>
+      <w:pPr>
+        <w:bidi/>
+      </w:pPr>
+      <w:r>
+        <w:rPr>
+          <w:lang w:val="ar_AE" w:bidi="ar_AE"/>
+        </w:rPr>
+      </w:r>
+      <w:r>
+        <w:rPr>
+          <w:b/>
+          <w:lang w:val="ar_AE" w:bidi="ar_AE"/>
+        </w:rPr>
         <w:t>"</w:t>
       </w:r>
       <w:r>
@@ -17784,6 +20351,23 @@
           <w:b/>
           <w:lang w:val="ar_AE" w:bidi="ar_AE"/>
         </w:rPr>
+        <w:t>τοῦ Κυρίου ἡμῶν,</w:t>
+      </w:r>
+    </w:p>
+    <w:p>
+      <w:pPr>
+        <w:bidi/>
+      </w:pPr>
+      <w:r>
+        <w:rPr>
+          <w:lang w:val="ar_AE" w:bidi="ar_AE"/>
+        </w:rPr>
+      </w:r>
+      <w:r>
+        <w:rPr>
+          <w:b/>
+          <w:lang w:val="ar_AE" w:bidi="ar_AE"/>
+        </w:rPr>
         <w:t>"</w:t>
       </w:r>
       <w:r>
@@ -17903,6 +20487,23 @@
           <w:b/>
           <w:lang w:val="ar_AE" w:bidi="ar_AE"/>
         </w:rPr>
+        <w:t>μόνῳ Θεῷ &amp; δόξα, μεγαλωσύνη, κράτος, καὶ ἐξουσία</w:t>
+      </w:r>
+    </w:p>
+    <w:p>
+      <w:pPr>
+        <w:bidi/>
+      </w:pPr>
+      <w:r>
+        <w:rPr>
+          <w:lang w:val="ar_AE" w:bidi="ar_AE"/>
+        </w:rPr>
+      </w:r>
+      <w:r>
+        <w:rPr>
+          <w:b/>
+          <w:lang w:val="ar_AE" w:bidi="ar_AE"/>
+        </w:rPr>
         <w:t>"</w:t>
       </w:r>
       <w:r>
@@ -18023,6 +20624,23 @@
           <w:b/>
           <w:lang w:val="ar_AE" w:bidi="ar_AE"/>
         </w:rPr>
+        <w:t>πρὸ παντὸς τοῦ αἰῶνος</w:t>
+      </w:r>
+    </w:p>
+    <w:p>
+      <w:pPr>
+        <w:bidi/>
+      </w:pPr>
+      <w:r>
+        <w:rPr>
+          <w:lang w:val="ar_AE" w:bidi="ar_AE"/>
+        </w:rPr>
+      </w:r>
+      <w:r>
+        <w:rPr>
+          <w:b/>
+          <w:lang w:val="ar_AE" w:bidi="ar_AE"/>
+        </w:rPr>
         <w:t>"</w:t>
       </w:r>
       <w:r>
@@ -18113,6 +20731,23 @@
         <w:rPr>
           <w:lang w:val="ar_AE" w:bidi="ar_AE"/>
         </w:rPr>
+      </w:r>
+    </w:p>
+    <w:p>
+      <w:pPr>
+        <w:bidi/>
+      </w:pPr>
+      <w:r>
+        <w:rPr>
+          <w:lang w:val="ar_AE" w:bidi="ar_AE"/>
+        </w:rPr>
+      </w:r>
+      <w:r>
+        <w:rPr>
+          <w:b/>
+          <w:lang w:val="ar_AE" w:bidi="ar_AE"/>
+        </w:rPr>
+        <w:t>εἰς πάντας τοὺς αἰῶνας</w:t>
       </w:r>
     </w:p>
     <w:p>

--- a/arb/docx/65.content.docx
+++ b/arb/docx/65.content.docx
@@ -32,51 +32,16 @@
     </w:p>
     <w:p>
       <w:pPr>
-        <w:pStyle w:val="Heading2"/>
-        <w:bidi/>
-      </w:pPr>
-      <w:r>
-        <w:rPr>
-          <w:lang w:val="ar_AE" w:bidi="ar_AE"/>
-        </w:rPr>
-        <w:t>License Information</w:t>
-      </w:r>
-      <w:r>
-        <w:rPr>
-          <w:lang w:val="ar_AE" w:bidi="ar_AE"/>
-        </w:rPr>
-      </w:r>
-    </w:p>
-    <w:p>
-      <w:pPr>
-        <w:bidi/>
-      </w:pPr>
-      <w:r>
-        <w:rPr>
-          <w:lang w:val="ar_AE" w:bidi="ar_AE"/>
-        </w:rPr>
-      </w:r>
-      <w:r>
-        <w:rPr>
-          <w:b/>
-          <w:lang w:val="ar_AE" w:bidi="ar_AE"/>
-        </w:rPr>
-        <w:t>ملاحظات الترجمة (كلمة متكشفة)</w:t>
-      </w:r>
-      <w:r>
-        <w:rPr>
-          <w:lang w:val="ar_AE" w:bidi="ar_AE"/>
-        </w:rPr>
-        <w:t xml:space="preserve"> (Arabic) is based on</w:t>
-      </w:r>
-      <w:r>
-        <w:rPr>
-          <w:lang w:val="ar_AE" w:bidi="ar_AE"/>
-        </w:rPr>
-        <w:t xml:space="preserve">: </w:t>
-      </w:r>
-      <w:r>
-        <w:rPr>
+        <w:bidi/>
+      </w:pPr>
+      <w:r>
+        <w:rPr>
+          <w:lang w:val="ar_AE" w:bidi="ar_AE"/>
+        </w:rPr>
+      </w:r>
+      <w:r>
+        <w:rPr>
+          <w:b/>
           <w:lang w:val="ar_AE" w:bidi="ar_AE"/>
         </w:rPr>
         <w:t>unfoldingWord® Translation Notes</w:t>
@@ -85,64 +50,31 @@
         <w:rPr>
           <w:lang w:val="ar_AE" w:bidi="ar_AE"/>
         </w:rPr>
-        <w:t xml:space="preserve">, </w:t>
-      </w:r>
-      <w:hyperlink r:id="rId13">
-        <w:r>
-          <w:rPr>
-            <w:lang w:val="ar_AE" w:bidi="ar_AE"/>
-          </w:rPr>
-          <w:rPr>
-            <w:color w:val="0000EE"/>
-            <w:u w:val="single"/>
-          </w:rPr>
-          <w:t>unfoldingWord</w:t>
-        </w:r>
-      </w:hyperlink>
-      <w:r>
-        <w:rPr>
-          <w:lang w:val="ar_AE" w:bidi="ar_AE"/>
-        </w:rPr>
-        <w:t xml:space="preserve">, 2022, which is licensed under a </w:t>
-      </w:r>
-      <w:hyperlink r:id="rId14">
-        <w:r>
-          <w:rPr>
-            <w:lang w:val="ar_AE" w:bidi="ar_AE"/>
-          </w:rPr>
-          <w:rPr>
-            <w:color w:val="0000EE"/>
-            <w:u w:val="single"/>
-          </w:rPr>
-          <w:t>CC BY-SA 4.0 license</w:t>
-        </w:r>
-      </w:hyperlink>
-      <w:r>
-        <w:rPr>
-          <w:lang w:val="ar_AE" w:bidi="ar_AE"/>
-        </w:rPr>
-        <w:t>.</w:t>
-      </w:r>
-      <w:r>
-        <w:rPr>
-          <w:lang w:val="ar_AE" w:bidi="ar_AE"/>
-        </w:rPr>
-      </w:r>
-    </w:p>
-    <w:p>
-      <w:pPr>
-        <w:bidi/>
-      </w:pPr>
-      <w:r>
-        <w:rPr>
-          <w:lang w:val="ar_AE" w:bidi="ar_AE"/>
-        </w:rPr>
-      </w:r>
-      <w:r>
-        <w:rPr>
-          <w:lang w:val="ar_AE" w:bidi="ar_AE"/>
-        </w:rPr>
-        <w:t>This PDF version is provided under the same license.</w:t>
+        <w:t xml:space="preserve"> © 2022 unfoldingWord. Released under CC BY-SA 4.0 license. </w:t>
+      </w:r>
+      <w:r>
+        <w:rPr>
+          <w:lang w:val="ar_AE" w:bidi="ar_AE"/>
+        </w:rPr>
+        <w:t>unfoldingWord® Translation Notes</w:t>
+      </w:r>
+      <w:r>
+        <w:rPr>
+          <w:lang w:val="ar_AE" w:bidi="ar_AE"/>
+        </w:rPr>
+        <w:t xml:space="preserve"> has been adapted in the following languages: Tok Pisin, Arabic (عربي), French (Français), Hindi (हिंदी), Indonesian (Bahasa Indonesia), Portuguese (Português), Russian (Русский), Spanish (Español), Swahili (Kiswahili), and Simplified Chinese (简体中文) from </w:t>
+      </w:r>
+      <w:r>
+        <w:rPr>
+          <w:lang w:val="ar_AE" w:bidi="ar_AE"/>
+        </w:rPr>
+        <w:t>unfoldingWord® Translation Notes</w:t>
+      </w:r>
+      <w:r>
+        <w:rPr>
+          <w:lang w:val="ar_AE" w:bidi="ar_AE"/>
+        </w:rPr>
+        <w:t xml:space="preserve"> © 2022 unfoldingWord. Released under CC BY-SA 4.0 license by Mission Mutual</w:t>
       </w:r>
       <w:r>
         <w:rPr>
@@ -316,23 +248,6 @@
           <w:b/>
           <w:lang w:val="ar_AE" w:bidi="ar_AE"/>
         </w:rPr>
-        <w:t>Ἰούδας</w:t>
-      </w:r>
-    </w:p>
-    <w:p>
-      <w:pPr>
-        <w:bidi/>
-      </w:pPr>
-      <w:r>
-        <w:rPr>
-          <w:lang w:val="ar_AE" w:bidi="ar_AE"/>
-        </w:rPr>
-      </w:r>
-      <w:r>
-        <w:rPr>
-          <w:b/>
-          <w:lang w:val="ar_AE" w:bidi="ar_AE"/>
-        </w:rPr>
         <w:t>"</w:t>
       </w:r>
       <w:r>
@@ -439,23 +354,6 @@
           <w:b/>
           <w:lang w:val="ar_AE" w:bidi="ar_AE"/>
         </w:rPr>
-        <w:t>Ἰούδας</w:t>
-      </w:r>
-    </w:p>
-    <w:p>
-      <w:pPr>
-        <w:bidi/>
-      </w:pPr>
-      <w:r>
-        <w:rPr>
-          <w:lang w:val="ar_AE" w:bidi="ar_AE"/>
-        </w:rPr>
-      </w:r>
-      <w:r>
-        <w:rPr>
-          <w:b/>
-          <w:lang w:val="ar_AE" w:bidi="ar_AE"/>
-        </w:rPr>
         <w:t>"يَهوذا"</w:t>
       </w:r>
     </w:p>
@@ -555,23 +453,6 @@
           <w:b/>
           <w:lang w:val="ar_AE" w:bidi="ar_AE"/>
         </w:rPr>
-        <w:t>Ἰησοῦ Χριστοῦ δοῦλος, ἀδελφὸς δὲ Ἰακώβου</w:t>
-      </w:r>
-    </w:p>
-    <w:p>
-      <w:pPr>
-        <w:bidi/>
-      </w:pPr>
-      <w:r>
-        <w:rPr>
-          <w:lang w:val="ar_AE" w:bidi="ar_AE"/>
-        </w:rPr>
-      </w:r>
-      <w:r>
-        <w:rPr>
-          <w:b/>
-          <w:lang w:val="ar_AE" w:bidi="ar_AE"/>
-        </w:rPr>
         <w:t>"</w:t>
       </w:r>
       <w:r>
@@ -691,23 +572,6 @@
           <w:b/>
           <w:lang w:val="ar_AE" w:bidi="ar_AE"/>
         </w:rPr>
-        <w:t>ἀδελφὸς &amp; Ἰακώβου</w:t>
-      </w:r>
-    </w:p>
-    <w:p>
-      <w:pPr>
-        <w:bidi/>
-      </w:pPr>
-      <w:r>
-        <w:rPr>
-          <w:lang w:val="ar_AE" w:bidi="ar_AE"/>
-        </w:rPr>
-      </w:r>
-      <w:r>
-        <w:rPr>
-          <w:b/>
-          <w:lang w:val="ar_AE" w:bidi="ar_AE"/>
-        </w:rPr>
         <w:t>"</w:t>
       </w:r>
       <w:r>
@@ -827,23 +691,6 @@
           <w:b/>
           <w:lang w:val="ar_AE" w:bidi="ar_AE"/>
         </w:rPr>
-        <w:t>τοῖς</w:t>
-      </w:r>
-    </w:p>
-    <w:p>
-      <w:pPr>
-        <w:bidi/>
-      </w:pPr>
-      <w:r>
-        <w:rPr>
-          <w:lang w:val="ar_AE" w:bidi="ar_AE"/>
-        </w:rPr>
-      </w:r>
-      <w:r>
-        <w:rPr>
-          <w:b/>
-          <w:lang w:val="ar_AE" w:bidi="ar_AE"/>
-        </w:rPr>
         <w:t>"</w:t>
       </w:r>
       <w:r>
@@ -950,23 +797,6 @@
           <w:b/>
           <w:lang w:val="ar_AE" w:bidi="ar_AE"/>
         </w:rPr>
-        <w:t>κλητοῖς</w:t>
-      </w:r>
-    </w:p>
-    <w:p>
-      <w:pPr>
-        <w:bidi/>
-      </w:pPr>
-      <w:r>
-        <w:rPr>
-          <w:lang w:val="ar_AE" w:bidi="ar_AE"/>
-        </w:rPr>
-      </w:r>
-      <w:r>
-        <w:rPr>
-          <w:b/>
-          <w:lang w:val="ar_AE" w:bidi="ar_AE"/>
-        </w:rPr>
         <w:t>"</w:t>
       </w:r>
       <w:r>
@@ -1073,23 +903,6 @@
           <w:b/>
           <w:lang w:val="ar_AE" w:bidi="ar_AE"/>
         </w:rPr>
-        <w:t>ἐν Θεῷ Πατρὶ ἠγαπημένοις</w:t>
-      </w:r>
-    </w:p>
-    <w:p>
-      <w:pPr>
-        <w:bidi/>
-      </w:pPr>
-      <w:r>
-        <w:rPr>
-          <w:lang w:val="ar_AE" w:bidi="ar_AE"/>
-        </w:rPr>
-      </w:r>
-      <w:r>
-        <w:rPr>
-          <w:b/>
-          <w:lang w:val="ar_AE" w:bidi="ar_AE"/>
-        </w:rPr>
         <w:t>"</w:t>
       </w:r>
       <w:r>
@@ -1196,23 +1009,6 @@
           <w:b/>
           <w:lang w:val="ar_AE" w:bidi="ar_AE"/>
         </w:rPr>
-        <w:t>Θεῷ Πατρὶ</w:t>
-      </w:r>
-    </w:p>
-    <w:p>
-      <w:pPr>
-        <w:bidi/>
-      </w:pPr>
-      <w:r>
-        <w:rPr>
-          <w:lang w:val="ar_AE" w:bidi="ar_AE"/>
-        </w:rPr>
-      </w:r>
-      <w:r>
-        <w:rPr>
-          <w:b/>
-          <w:lang w:val="ar_AE" w:bidi="ar_AE"/>
-        </w:rPr>
         <w:t>"</w:t>
       </w:r>
       <w:r>
@@ -1332,23 +1128,6 @@
           <w:b/>
           <w:lang w:val="ar_AE" w:bidi="ar_AE"/>
         </w:rPr>
-        <w:t>Ἰησοῦ Χριστῷ τετηρημένοις κλητοῖς</w:t>
-      </w:r>
-    </w:p>
-    <w:p>
-      <w:pPr>
-        <w:bidi/>
-      </w:pPr>
-      <w:r>
-        <w:rPr>
-          <w:lang w:val="ar_AE" w:bidi="ar_AE"/>
-        </w:rPr>
-      </w:r>
-      <w:r>
-        <w:rPr>
-          <w:b/>
-          <w:lang w:val="ar_AE" w:bidi="ar_AE"/>
-        </w:rPr>
         <w:t>"</w:t>
       </w:r>
       <w:r>
@@ -1468,23 +1247,6 @@
           <w:b/>
           <w:lang w:val="ar_AE" w:bidi="ar_AE"/>
         </w:rPr>
-        <w:t>ἔλεος ὑμῖν, καὶ εἰρήνη, καὶ ἀγάπη πληθυνθείη.</w:t>
-      </w:r>
-    </w:p>
-    <w:p>
-      <w:pPr>
-        <w:bidi/>
-      </w:pPr>
-      <w:r>
-        <w:rPr>
-          <w:lang w:val="ar_AE" w:bidi="ar_AE"/>
-        </w:rPr>
-      </w:r>
-      <w:r>
-        <w:rPr>
-          <w:b/>
-          <w:lang w:val="ar_AE" w:bidi="ar_AE"/>
-        </w:rPr>
         <w:t>"</w:t>
       </w:r>
       <w:r>
@@ -1591,23 +1353,6 @@
           <w:b/>
           <w:lang w:val="ar_AE" w:bidi="ar_AE"/>
         </w:rPr>
-        <w:t>ἔλεος ὑμῖν, καὶ εἰρήνη, καὶ ἀγάπη πληθυνθείη</w:t>
-      </w:r>
-    </w:p>
-    <w:p>
-      <w:pPr>
-        <w:bidi/>
-      </w:pPr>
-      <w:r>
-        <w:rPr>
-          <w:lang w:val="ar_AE" w:bidi="ar_AE"/>
-        </w:rPr>
-      </w:r>
-      <w:r>
-        <w:rPr>
-          <w:b/>
-          <w:lang w:val="ar_AE" w:bidi="ar_AE"/>
-        </w:rPr>
         <w:t>"لتَكثُرْ لكُمُ الرَّحمَةُ والسَّلامُ والمَحَبَّةُ"</w:t>
       </w:r>
     </w:p>
@@ -1739,23 +1484,6 @@
           <w:b/>
           <w:lang w:val="ar_AE" w:bidi="ar_AE"/>
         </w:rPr>
-        <w:t>ἔλεος &amp; καὶ εἰρήνη, καὶ ἀγάπη πληθυνθείη.</w:t>
-      </w:r>
-    </w:p>
-    <w:p>
-      <w:pPr>
-        <w:bidi/>
-      </w:pPr>
-      <w:r>
-        <w:rPr>
-          <w:lang w:val="ar_AE" w:bidi="ar_AE"/>
-        </w:rPr>
-      </w:r>
-      <w:r>
-        <w:rPr>
-          <w:b/>
-          <w:lang w:val="ar_AE" w:bidi="ar_AE"/>
-        </w:rPr>
         <w:t>"لتَكثُرْ لكُمُ الرَّحمَةُ والسَّلامُ والمَحَبَّةُ"</w:t>
       </w:r>
     </w:p>
@@ -1887,23 +1615,6 @@
           <w:b/>
           <w:lang w:val="ar_AE" w:bidi="ar_AE"/>
         </w:rPr>
-        <w:t>ὑμῖν</w:t>
-      </w:r>
-    </w:p>
-    <w:p>
-      <w:pPr>
-        <w:bidi/>
-      </w:pPr>
-      <w:r>
-        <w:rPr>
-          <w:lang w:val="ar_AE" w:bidi="ar_AE"/>
-        </w:rPr>
-      </w:r>
-      <w:r>
-        <w:rPr>
-          <w:b/>
-          <w:lang w:val="ar_AE" w:bidi="ar_AE"/>
-        </w:rPr>
         <w:t>"</w:t>
       </w:r>
       <w:r>
@@ -2023,23 +1734,6 @@
           <w:b/>
           <w:lang w:val="ar_AE" w:bidi="ar_AE"/>
         </w:rPr>
-        <w:t>ἀγαπητοί</w:t>
-      </w:r>
-    </w:p>
-    <w:p>
-      <w:pPr>
-        <w:bidi/>
-      </w:pPr>
-      <w:r>
-        <w:rPr>
-          <w:lang w:val="ar_AE" w:bidi="ar_AE"/>
-        </w:rPr>
-      </w:r>
-      <w:r>
-        <w:rPr>
-          <w:b/>
-          <w:lang w:val="ar_AE" w:bidi="ar_AE"/>
-        </w:rPr>
         <w:t>"</w:t>
       </w:r>
       <w:r>
@@ -2159,23 +1853,6 @@
           <w:b/>
           <w:lang w:val="ar_AE" w:bidi="ar_AE"/>
         </w:rPr>
-        <w:t>πᾶσαν σπουδὴν ποιούμενος γράφειν ὑμῖν</w:t>
-      </w:r>
-    </w:p>
-    <w:p>
-      <w:pPr>
-        <w:bidi/>
-      </w:pPr>
-      <w:r>
-        <w:rPr>
-          <w:lang w:val="ar_AE" w:bidi="ar_AE"/>
-        </w:rPr>
-      </w:r>
-      <w:r>
-        <w:rPr>
-          <w:b/>
-          <w:lang w:val="ar_AE" w:bidi="ar_AE"/>
-        </w:rPr>
         <w:t>"</w:t>
       </w:r>
       <w:r>
@@ -2260,23 +1937,6 @@
           <w:b/>
           <w:lang w:val="ar_AE" w:bidi="ar_AE"/>
         </w:rPr>
-        <w:t>περὶ τῆς κοινῆς ἡμῶν σωτηρίας</w:t>
-      </w:r>
-    </w:p>
-    <w:p>
-      <w:pPr>
-        <w:bidi/>
-      </w:pPr>
-      <w:r>
-        <w:rPr>
-          <w:lang w:val="ar_AE" w:bidi="ar_AE"/>
-        </w:rPr>
-      </w:r>
-      <w:r>
-        <w:rPr>
-          <w:b/>
-          <w:lang w:val="ar_AE" w:bidi="ar_AE"/>
-        </w:rPr>
         <w:t>"</w:t>
       </w:r>
       <w:r>
@@ -2361,23 +2021,6 @@
           <w:b/>
           <w:lang w:val="ar_AE" w:bidi="ar_AE"/>
         </w:rPr>
-        <w:t>περὶ τῆς κοινῆς ἡμῶν σωτηρίας</w:t>
-      </w:r>
-    </w:p>
-    <w:p>
-      <w:pPr>
-        <w:bidi/>
-      </w:pPr>
-      <w:r>
-        <w:rPr>
-          <w:lang w:val="ar_AE" w:bidi="ar_AE"/>
-        </w:rPr>
-      </w:r>
-      <w:r>
-        <w:rPr>
-          <w:b/>
-          <w:lang w:val="ar_AE" w:bidi="ar_AE"/>
-        </w:rPr>
         <w:t>"عن الخَلاصِ المُشتَرَكِ"</w:t>
       </w:r>
     </w:p>
@@ -2483,23 +2126,6 @@
           <w:b/>
           <w:lang w:val="ar_AE" w:bidi="ar_AE"/>
         </w:rPr>
-        <w:t>ἡμῶν</w:t>
-      </w:r>
-    </w:p>
-    <w:p>
-      <w:pPr>
-        <w:bidi/>
-      </w:pPr>
-      <w:r>
-        <w:rPr>
-          <w:lang w:val="ar_AE" w:bidi="ar_AE"/>
-        </w:rPr>
-      </w:r>
-      <w:r>
-        <w:rPr>
-          <w:b/>
-          <w:lang w:val="ar_AE" w:bidi="ar_AE"/>
-        </w:rPr>
         <w:t>"عن الخَلاصِ (خلاصنا) المُشتَرَكِ"</w:t>
       </w:r>
     </w:p>
@@ -2592,23 +2218,6 @@
           <w:b/>
           <w:lang w:val="ar_AE" w:bidi="ar_AE"/>
         </w:rPr>
-        <w:t>ἀνάγκην ἔσχον γράψαι</w:t>
-      </w:r>
-    </w:p>
-    <w:p>
-      <w:pPr>
-        <w:bidi/>
-      </w:pPr>
-      <w:r>
-        <w:rPr>
-          <w:lang w:val="ar_AE" w:bidi="ar_AE"/>
-        </w:rPr>
-      </w:r>
-      <w:r>
-        <w:rPr>
-          <w:b/>
-          <w:lang w:val="ar_AE" w:bidi="ar_AE"/>
-        </w:rPr>
         <w:t>"</w:t>
       </w:r>
       <w:r>
@@ -2728,23 +2337,6 @@
           <w:b/>
           <w:lang w:val="ar_AE" w:bidi="ar_AE"/>
         </w:rPr>
-        <w:t>παρακαλῶν ἐπαγωνίζεσθαι τῇ &amp; πίστει</w:t>
-      </w:r>
-    </w:p>
-    <w:p>
-      <w:pPr>
-        <w:bidi/>
-      </w:pPr>
-      <w:r>
-        <w:rPr>
-          <w:lang w:val="ar_AE" w:bidi="ar_AE"/>
-        </w:rPr>
-      </w:r>
-      <w:r>
-        <w:rPr>
-          <w:b/>
-          <w:lang w:val="ar_AE" w:bidi="ar_AE"/>
-        </w:rPr>
         <w:t>"</w:t>
       </w:r>
       <w:r>
@@ -2851,23 +2443,6 @@
           <w:b/>
           <w:lang w:val="ar_AE" w:bidi="ar_AE"/>
         </w:rPr>
-        <w:t>παρακαλῶν ἐπαγωνίζεσθαι τῇ &amp; πίστει</w:t>
-      </w:r>
-    </w:p>
-    <w:p>
-      <w:pPr>
-        <w:bidi/>
-      </w:pPr>
-      <w:r>
-        <w:rPr>
-          <w:lang w:val="ar_AE" w:bidi="ar_AE"/>
-        </w:rPr>
-      </w:r>
-      <w:r>
-        <w:rPr>
-          <w:b/>
-          <w:lang w:val="ar_AE" w:bidi="ar_AE"/>
-        </w:rPr>
         <w:t>"أنْ تجتَهِدوا لأجلِ الإيمانِ"</w:t>
       </w:r>
     </w:p>
@@ -2960,23 +2535,6 @@
           <w:b/>
           <w:lang w:val="ar_AE" w:bidi="ar_AE"/>
         </w:rPr>
-        <w:t>τῇ ἅπαξ παραδοθείσῃ τοῖς ἁγίοις πίστει</w:t>
-      </w:r>
-    </w:p>
-    <w:p>
-      <w:pPr>
-        <w:bidi/>
-      </w:pPr>
-      <w:r>
-        <w:rPr>
-          <w:lang w:val="ar_AE" w:bidi="ar_AE"/>
-        </w:rPr>
-      </w:r>
-      <w:r>
-        <w:rPr>
-          <w:b/>
-          <w:lang w:val="ar_AE" w:bidi="ar_AE"/>
-        </w:rPr>
         <w:t>"</w:t>
       </w:r>
       <w:r>
@@ -3096,23 +2654,6 @@
           <w:b/>
           <w:lang w:val="ar_AE" w:bidi="ar_AE"/>
         </w:rPr>
-        <w:t>ἅπαξ</w:t>
-      </w:r>
-    </w:p>
-    <w:p>
-      <w:pPr>
-        <w:bidi/>
-      </w:pPr>
-      <w:r>
-        <w:rPr>
-          <w:lang w:val="ar_AE" w:bidi="ar_AE"/>
-        </w:rPr>
-      </w:r>
-      <w:r>
-        <w:rPr>
-          <w:b/>
-          <w:lang w:val="ar_AE" w:bidi="ar_AE"/>
-        </w:rPr>
         <w:t>"</w:t>
       </w:r>
       <w:r>
@@ -3210,23 +2751,6 @@
           <w:b/>
           <w:lang w:val="ar_AE" w:bidi="ar_AE"/>
         </w:rPr>
-        <w:t>γάρ</w:t>
-      </w:r>
-    </w:p>
-    <w:p>
-      <w:pPr>
-        <w:bidi/>
-      </w:pPr>
-      <w:r>
-        <w:rPr>
-          <w:lang w:val="ar_AE" w:bidi="ar_AE"/>
-        </w:rPr>
-      </w:r>
-      <w:r>
-        <w:rPr>
-          <w:b/>
-          <w:lang w:val="ar_AE" w:bidi="ar_AE"/>
-        </w:rPr>
         <w:t>"</w:t>
       </w:r>
       <w:r>
@@ -3346,23 +2870,6 @@
           <w:b/>
           <w:lang w:val="ar_AE" w:bidi="ar_AE"/>
         </w:rPr>
-        <w:t>παρεισέδυσαν γάρ τινες ἄνθρωποι</w:t>
-      </w:r>
-    </w:p>
-    <w:p>
-      <w:pPr>
-        <w:bidi/>
-      </w:pPr>
-      <w:r>
-        <w:rPr>
-          <w:lang w:val="ar_AE" w:bidi="ar_AE"/>
-        </w:rPr>
-      </w:r>
-      <w:r>
-        <w:rPr>
-          <w:b/>
-          <w:lang w:val="ar_AE" w:bidi="ar_AE"/>
-        </w:rPr>
         <w:t>"</w:t>
       </w:r>
       <w:r>
@@ -3447,23 +2954,6 @@
           <w:b/>
           <w:lang w:val="ar_AE" w:bidi="ar_AE"/>
         </w:rPr>
-        <w:t>παρεισέδυσαν γάρ τινες ἄνθρωποι</w:t>
-      </w:r>
-    </w:p>
-    <w:p>
-      <w:pPr>
-        <w:bidi/>
-      </w:pPr>
-      <w:r>
-        <w:rPr>
-          <w:lang w:val="ar_AE" w:bidi="ar_AE"/>
-        </w:rPr>
-      </w:r>
-      <w:r>
-        <w:rPr>
-          <w:b/>
-          <w:lang w:val="ar_AE" w:bidi="ar_AE"/>
-        </w:rPr>
         <w:t>"لأنَّهُ دَخَلَ خُلسَةً أُناسٌ"</w:t>
       </w:r>
     </w:p>
@@ -3482,7 +2972,7 @@
         </w:rPr>
         <w:t xml:space="preserve">لا يستخدم يهوذا في هذه العبارة بعض الكلمات التي تحتاجها لغات كثيرة لتكون الجملة كاملة. وإذا كانت لغتك تتطلب إتمام المعنى، يمكن استكمال العبارة اعتمادًا على ما ورد في الآية </w:t>
       </w:r>
-      <w:hyperlink r:id="rId15">
+      <w:hyperlink r:id="rId13">
         <w:r>
           <w:rPr>
             <w:lang w:val="ar_AE" w:bidi="ar_AE"/>
@@ -3574,23 +3064,6 @@
           <w:b/>
           <w:lang w:val="ar_AE" w:bidi="ar_AE"/>
         </w:rPr>
-        <w:t>οἱ πάλαι προγεγραμμένοι εἰς τοῦτο τὸ κρίμα</w:t>
-      </w:r>
-    </w:p>
-    <w:p>
-      <w:pPr>
-        <w:bidi/>
-      </w:pPr>
-      <w:r>
-        <w:rPr>
-          <w:lang w:val="ar_AE" w:bidi="ar_AE"/>
-        </w:rPr>
-      </w:r>
-      <w:r>
-        <w:rPr>
-          <w:b/>
-          <w:lang w:val="ar_AE" w:bidi="ar_AE"/>
-        </w:rPr>
         <w:t>"</w:t>
       </w:r>
       <w:r>
@@ -3710,23 +3183,6 @@
           <w:b/>
           <w:lang w:val="ar_AE" w:bidi="ar_AE"/>
         </w:rPr>
-        <w:t>εἰς τοῦτο τὸ κρίμα</w:t>
-      </w:r>
-    </w:p>
-    <w:p>
-      <w:pPr>
-        <w:bidi/>
-      </w:pPr>
-      <w:r>
-        <w:rPr>
-          <w:lang w:val="ar_AE" w:bidi="ar_AE"/>
-        </w:rPr>
-      </w:r>
-      <w:r>
-        <w:rPr>
-          <w:b/>
-          <w:lang w:val="ar_AE" w:bidi="ar_AE"/>
-        </w:rPr>
         <w:t>"</w:t>
       </w:r>
       <w:r>
@@ -3846,23 +3302,6 @@
           <w:b/>
           <w:lang w:val="ar_AE" w:bidi="ar_AE"/>
         </w:rPr>
-        <w:t>ἀσεβεῖς</w:t>
-      </w:r>
-    </w:p>
-    <w:p>
-      <w:pPr>
-        <w:bidi/>
-      </w:pPr>
-      <w:r>
-        <w:rPr>
-          <w:lang w:val="ar_AE" w:bidi="ar_AE"/>
-        </w:rPr>
-      </w:r>
-      <w:r>
-        <w:rPr>
-          <w:b/>
-          <w:lang w:val="ar_AE" w:bidi="ar_AE"/>
-        </w:rPr>
         <w:t>"</w:t>
       </w:r>
       <w:r>
@@ -3994,23 +3433,6 @@
           <w:b/>
           <w:lang w:val="ar_AE" w:bidi="ar_AE"/>
         </w:rPr>
-        <w:t>τὴν τοῦ Θεοῦ ἡμῶν χάριτα μετατιθέντες εἰς ἀσέλγειαν</w:t>
-      </w:r>
-    </w:p>
-    <w:p>
-      <w:pPr>
-        <w:bidi/>
-      </w:pPr>
-      <w:r>
-        <w:rPr>
-          <w:lang w:val="ar_AE" w:bidi="ar_AE"/>
-        </w:rPr>
-      </w:r>
-      <w:r>
-        <w:rPr>
-          <w:b/>
-          <w:lang w:val="ar_AE" w:bidi="ar_AE"/>
-        </w:rPr>
         <w:t>"</w:t>
       </w:r>
       <w:r>
@@ -4142,23 +3564,6 @@
           <w:b/>
           <w:lang w:val="ar_AE" w:bidi="ar_AE"/>
         </w:rPr>
-        <w:t>ἡμῶν &amp; ἡμῶν</w:t>
-      </w:r>
-    </w:p>
-    <w:p>
-      <w:pPr>
-        <w:bidi/>
-      </w:pPr>
-      <w:r>
-        <w:rPr>
-          <w:lang w:val="ar_AE" w:bidi="ar_AE"/>
-        </w:rPr>
-      </w:r>
-      <w:r>
-        <w:rPr>
-          <w:b/>
-          <w:lang w:val="ar_AE" w:bidi="ar_AE"/>
-        </w:rPr>
         <w:t>"</w:t>
       </w:r>
       <w:r>
@@ -4292,23 +3697,6 @@
           <w:b/>
           <w:lang w:val="ar_AE" w:bidi="ar_AE"/>
         </w:rPr>
-        <w:t>τὴν τοῦ Θεοῦ ἡμῶν χάριτα</w:t>
-      </w:r>
-    </w:p>
-    <w:p>
-      <w:pPr>
-        <w:bidi/>
-      </w:pPr>
-      <w:r>
-        <w:rPr>
-          <w:lang w:val="ar_AE" w:bidi="ar_AE"/>
-        </w:rPr>
-      </w:r>
-      <w:r>
-        <w:rPr>
-          <w:b/>
-          <w:lang w:val="ar_AE" w:bidi="ar_AE"/>
-        </w:rPr>
         <w:t>"</w:t>
       </w:r>
       <w:r>
@@ -4428,23 +3816,6 @@
           <w:b/>
           <w:lang w:val="ar_AE" w:bidi="ar_AE"/>
         </w:rPr>
-        <w:t>εἰς ἀσέλγειαν</w:t>
-      </w:r>
-    </w:p>
-    <w:p>
-      <w:pPr>
-        <w:bidi/>
-      </w:pPr>
-      <w:r>
-        <w:rPr>
-          <w:lang w:val="ar_AE" w:bidi="ar_AE"/>
-        </w:rPr>
-      </w:r>
-      <w:r>
-        <w:rPr>
-          <w:b/>
-          <w:lang w:val="ar_AE" w:bidi="ar_AE"/>
-        </w:rPr>
         <w:t>"</w:t>
       </w:r>
       <w:r>
@@ -4564,23 +3935,6 @@
           <w:b/>
           <w:lang w:val="ar_AE" w:bidi="ar_AE"/>
         </w:rPr>
-        <w:t>τὸν μόνον Δεσπότην καὶ Κύριον ἡμῶν, Ἰησοῦν Χριστὸν, ἀρνούμενοι</w:t>
-      </w:r>
-    </w:p>
-    <w:p>
-      <w:pPr>
-        <w:bidi/>
-      </w:pPr>
-      <w:r>
-        <w:rPr>
-          <w:lang w:val="ar_AE" w:bidi="ar_AE"/>
-        </w:rPr>
-      </w:r>
-      <w:r>
-        <w:rPr>
-          <w:b/>
-          <w:lang w:val="ar_AE" w:bidi="ar_AE"/>
-        </w:rPr>
         <w:t>"</w:t>
       </w:r>
       <w:r>
@@ -4665,23 +4019,6 @@
           <w:b/>
           <w:lang w:val="ar_AE" w:bidi="ar_AE"/>
         </w:rPr>
-        <w:t>τὸν μόνον Δεσπότην καὶ Κύριον ἡμῶν</w:t>
-      </w:r>
-    </w:p>
-    <w:p>
-      <w:pPr>
-        <w:bidi/>
-      </w:pPr>
-      <w:r>
-        <w:rPr>
-          <w:lang w:val="ar_AE" w:bidi="ar_AE"/>
-        </w:rPr>
-      </w:r>
-      <w:r>
-        <w:rPr>
-          <w:b/>
-          <w:lang w:val="ar_AE" w:bidi="ar_AE"/>
-        </w:rPr>
         <w:t>"</w:t>
       </w:r>
       <w:r>
@@ -4827,23 +4164,6 @@
           <w:b/>
           <w:lang w:val="ar_AE" w:bidi="ar_AE"/>
         </w:rPr>
-        <w:t>ὑπομνῆσαι &amp; ὑμᾶς βούλομαι, εἰδότας ὑμᾶς ἅπαξ πάντα</w:t>
-      </w:r>
-    </w:p>
-    <w:p>
-      <w:pPr>
-        <w:bidi/>
-      </w:pPr>
-      <w:r>
-        <w:rPr>
-          <w:lang w:val="ar_AE" w:bidi="ar_AE"/>
-        </w:rPr>
-      </w:r>
-      <w:r>
-        <w:rPr>
-          <w:b/>
-          <w:lang w:val="ar_AE" w:bidi="ar_AE"/>
-        </w:rPr>
         <w:t>"</w:t>
       </w:r>
       <w:r>
@@ -4950,23 +4270,6 @@
           <w:b/>
           <w:lang w:val="ar_AE" w:bidi="ar_AE"/>
         </w:rPr>
-        <w:t>πάντα</w:t>
-      </w:r>
-    </w:p>
-    <w:p>
-      <w:pPr>
-        <w:bidi/>
-      </w:pPr>
-      <w:r>
-        <w:rPr>
-          <w:lang w:val="ar_AE" w:bidi="ar_AE"/>
-        </w:rPr>
-      </w:r>
-      <w:r>
-        <w:rPr>
-          <w:b/>
-          <w:lang w:val="ar_AE" w:bidi="ar_AE"/>
-        </w:rPr>
         <w:t>"</w:t>
       </w:r>
       <w:r>
@@ -5086,23 +4389,6 @@
           <w:b/>
           <w:lang w:val="ar_AE" w:bidi="ar_AE"/>
         </w:rPr>
-        <w:t>ὅτι Ἰησοῦς</w:t>
-      </w:r>
-    </w:p>
-    <w:p>
-      <w:pPr>
-        <w:bidi/>
-      </w:pPr>
-      <w:r>
-        <w:rPr>
-          <w:lang w:val="ar_AE" w:bidi="ar_AE"/>
-        </w:rPr>
-      </w:r>
-      <w:r>
-        <w:rPr>
-          <w:b/>
-          <w:lang w:val="ar_AE" w:bidi="ar_AE"/>
-        </w:rPr>
         <w:t>"</w:t>
       </w:r>
       <w:r>
@@ -5209,23 +4495,6 @@
           <w:b/>
           <w:lang w:val="ar_AE" w:bidi="ar_AE"/>
         </w:rPr>
-        <w:t>λαὸν ἐκ γῆς Αἰγύπτου σώσας</w:t>
-      </w:r>
-    </w:p>
-    <w:p>
-      <w:pPr>
-        <w:bidi/>
-      </w:pPr>
-      <w:r>
-        <w:rPr>
-          <w:lang w:val="ar_AE" w:bidi="ar_AE"/>
-        </w:rPr>
-      </w:r>
-      <w:r>
-        <w:rPr>
-          <w:b/>
-          <w:lang w:val="ar_AE" w:bidi="ar_AE"/>
-        </w:rPr>
         <w:t>"</w:t>
       </w:r>
       <w:r>
@@ -5322,23 +4591,6 @@
           <w:b/>
           <w:lang w:val="ar_AE" w:bidi="ar_AE"/>
         </w:rPr>
-        <w:t>λαὸν ἐκ γῆς Αἰγύπτου σώσας</w:t>
-      </w:r>
-    </w:p>
-    <w:p>
-      <w:pPr>
-        <w:bidi/>
-      </w:pPr>
-      <w:r>
-        <w:rPr>
-          <w:lang w:val="ar_AE" w:bidi="ar_AE"/>
-        </w:rPr>
-      </w:r>
-      <w:r>
-        <w:rPr>
-          <w:b/>
-          <w:lang w:val="ar_AE" w:bidi="ar_AE"/>
-        </w:rPr>
         <w:t>"بَعدَما خَلَّصَ الشَّعبَ مِنْ أرضِ مِصرَ"</w:t>
       </w:r>
     </w:p>
@@ -5444,23 +4696,6 @@
           <w:b/>
           <w:lang w:val="ar_AE" w:bidi="ar_AE"/>
         </w:rPr>
-        <w:t>τοὺς μὴ τηρήσαντας τὴν ἑαυτῶν ἀρχὴν</w:t>
-      </w:r>
-    </w:p>
-    <w:p>
-      <w:pPr>
-        <w:bidi/>
-      </w:pPr>
-      <w:r>
-        <w:rPr>
-          <w:lang w:val="ar_AE" w:bidi="ar_AE"/>
-        </w:rPr>
-      </w:r>
-      <w:r>
-        <w:rPr>
-          <w:b/>
-          <w:lang w:val="ar_AE" w:bidi="ar_AE"/>
-        </w:rPr>
         <w:t>"</w:t>
       </w:r>
       <w:r>
@@ -5580,23 +4815,6 @@
           <w:b/>
           <w:lang w:val="ar_AE" w:bidi="ar_AE"/>
         </w:rPr>
-        <w:t>τὴν ἑαυτῶν ἀρχὴν</w:t>
-      </w:r>
-    </w:p>
-    <w:p>
-      <w:pPr>
-        <w:bidi/>
-      </w:pPr>
-      <w:r>
-        <w:rPr>
-          <w:lang w:val="ar_AE" w:bidi="ar_AE"/>
-        </w:rPr>
-      </w:r>
-      <w:r>
-        <w:rPr>
-          <w:b/>
-          <w:lang w:val="ar_AE" w:bidi="ar_AE"/>
-        </w:rPr>
         <w:t>"</w:t>
       </w:r>
       <w:r>
@@ -5694,23 +4912,6 @@
           <w:b/>
           <w:lang w:val="ar_AE" w:bidi="ar_AE"/>
         </w:rPr>
-        <w:t>δεσμοῖς ἀϊδίοις ὑπὸ ζόφον τετήρηκεν</w:t>
-      </w:r>
-    </w:p>
-    <w:p>
-      <w:pPr>
-        <w:bidi/>
-      </w:pPr>
-      <w:r>
-        <w:rPr>
-          <w:lang w:val="ar_AE" w:bidi="ar_AE"/>
-        </w:rPr>
-      </w:r>
-      <w:r>
-        <w:rPr>
-          <w:b/>
-          <w:lang w:val="ar_AE" w:bidi="ar_AE"/>
-        </w:rPr>
         <w:t>"</w:t>
       </w:r>
       <w:r>
@@ -5817,23 +5018,6 @@
           <w:b/>
           <w:lang w:val="ar_AE" w:bidi="ar_AE"/>
         </w:rPr>
-        <w:t>δεσμοῖς ἀϊδίοις &amp; τετήρηκεν</w:t>
-      </w:r>
-    </w:p>
-    <w:p>
-      <w:pPr>
-        <w:bidi/>
-      </w:pPr>
-      <w:r>
-        <w:rPr>
-          <w:lang w:val="ar_AE" w:bidi="ar_AE"/>
-        </w:rPr>
-      </w:r>
-      <w:r>
-        <w:rPr>
-          <w:b/>
-          <w:lang w:val="ar_AE" w:bidi="ar_AE"/>
-        </w:rPr>
         <w:t>"حَفِظَهُمْ إلَى دَينونَةِ اليومِ العظيمِ بقُيودٍ أبديَّةٍ"</w:t>
       </w:r>
     </w:p>
@@ -5917,23 +5101,6 @@
           <w:b/>
           <w:lang w:val="ar_AE" w:bidi="ar_AE"/>
         </w:rPr>
-        <w:t>ὑπὸ ζόφον</w:t>
-      </w:r>
-    </w:p>
-    <w:p>
-      <w:pPr>
-        <w:bidi/>
-      </w:pPr>
-      <w:r>
-        <w:rPr>
-          <w:lang w:val="ar_AE" w:bidi="ar_AE"/>
-        </w:rPr>
-      </w:r>
-      <w:r>
-        <w:rPr>
-          <w:b/>
-          <w:lang w:val="ar_AE" w:bidi="ar_AE"/>
-        </w:rPr>
         <w:t>"</w:t>
       </w:r>
       <w:r>
@@ -6053,23 +5220,6 @@
           <w:b/>
           <w:lang w:val="ar_AE" w:bidi="ar_AE"/>
         </w:rPr>
-        <w:t>εἰς κρίσιν μεγάλης ἡμέρας</w:t>
-      </w:r>
-    </w:p>
-    <w:p>
-      <w:pPr>
-        <w:bidi/>
-      </w:pPr>
-      <w:r>
-        <w:rPr>
-          <w:lang w:val="ar_AE" w:bidi="ar_AE"/>
-        </w:rPr>
-      </w:r>
-      <w:r>
-        <w:rPr>
-          <w:b/>
-          <w:lang w:val="ar_AE" w:bidi="ar_AE"/>
-        </w:rPr>
         <w:t>"</w:t>
       </w:r>
       <w:r>
@@ -6176,23 +5326,6 @@
           <w:b/>
           <w:lang w:val="ar_AE" w:bidi="ar_AE"/>
         </w:rPr>
-        <w:t>εἰς κρίσιν μεγάλης ἡμέρας</w:t>
-      </w:r>
-    </w:p>
-    <w:p>
-      <w:pPr>
-        <w:bidi/>
-      </w:pPr>
-      <w:r>
-        <w:rPr>
-          <w:lang w:val="ar_AE" w:bidi="ar_AE"/>
-        </w:rPr>
-      </w:r>
-      <w:r>
-        <w:rPr>
-          <w:b/>
-          <w:lang w:val="ar_AE" w:bidi="ar_AE"/>
-        </w:rPr>
         <w:t>"إلَى دَينونَةِ اليومِ العظيمِ"</w:t>
       </w:r>
     </w:p>
@@ -6298,23 +5431,6 @@
           <w:b/>
           <w:lang w:val="ar_AE" w:bidi="ar_AE"/>
         </w:rPr>
-        <w:t>μεγάλης ἡμέρας</w:t>
-      </w:r>
-    </w:p>
-    <w:p>
-      <w:pPr>
-        <w:bidi/>
-      </w:pPr>
-      <w:r>
-        <w:rPr>
-          <w:lang w:val="ar_AE" w:bidi="ar_AE"/>
-        </w:rPr>
-      </w:r>
-      <w:r>
-        <w:rPr>
-          <w:b/>
-          <w:lang w:val="ar_AE" w:bidi="ar_AE"/>
-        </w:rPr>
         <w:t>"</w:t>
       </w:r>
       <w:r>
@@ -6446,23 +5562,6 @@
           <w:b/>
           <w:lang w:val="ar_AE" w:bidi="ar_AE"/>
         </w:rPr>
-        <w:t>Σόδομα καὶ Γόμορρα, καὶ αἱ περὶ αὐτὰς πόλεις</w:t>
-      </w:r>
-    </w:p>
-    <w:p>
-      <w:pPr>
-        <w:bidi/>
-      </w:pPr>
-      <w:r>
-        <w:rPr>
-          <w:lang w:val="ar_AE" w:bidi="ar_AE"/>
-        </w:rPr>
-      </w:r>
-      <w:r>
-        <w:rPr>
-          <w:b/>
-          <w:lang w:val="ar_AE" w:bidi="ar_AE"/>
-        </w:rPr>
         <w:t>"</w:t>
       </w:r>
       <w:r>
@@ -6582,23 +5681,6 @@
           <w:b/>
           <w:lang w:val="ar_AE" w:bidi="ar_AE"/>
         </w:rPr>
-        <w:t>τὸν ὅμοιον τρόπον τούτοις</w:t>
-      </w:r>
-    </w:p>
-    <w:p>
-      <w:pPr>
-        <w:bidi/>
-      </w:pPr>
-      <w:r>
-        <w:rPr>
-          <w:lang w:val="ar_AE" w:bidi="ar_AE"/>
-        </w:rPr>
-      </w:r>
-      <w:r>
-        <w:rPr>
-          <w:b/>
-          <w:lang w:val="ar_AE" w:bidi="ar_AE"/>
-        </w:rPr>
         <w:t>"</w:t>
       </w:r>
       <w:r>
@@ -6718,23 +5800,6 @@
           <w:b/>
           <w:lang w:val="ar_AE" w:bidi="ar_AE"/>
         </w:rPr>
-        <w:t>ἐκπορνεύσασαι</w:t>
-      </w:r>
-    </w:p>
-    <w:p>
-      <w:pPr>
-        <w:bidi/>
-      </w:pPr>
-      <w:r>
-        <w:rPr>
-          <w:lang w:val="ar_AE" w:bidi="ar_AE"/>
-        </w:rPr>
-      </w:r>
-      <w:r>
-        <w:rPr>
-          <w:b/>
-          <w:lang w:val="ar_AE" w:bidi="ar_AE"/>
-        </w:rPr>
         <w:t>"</w:t>
       </w:r>
       <w:r>
@@ -6854,23 +5919,6 @@
           <w:b/>
           <w:lang w:val="ar_AE" w:bidi="ar_AE"/>
         </w:rPr>
-        <w:t>καὶ ἀπελθοῦσαι ὀπίσω σαρκὸς ἑτέρας</w:t>
-      </w:r>
-    </w:p>
-    <w:p>
-      <w:pPr>
-        <w:bidi/>
-      </w:pPr>
-      <w:r>
-        <w:rPr>
-          <w:lang w:val="ar_AE" w:bidi="ar_AE"/>
-        </w:rPr>
-      </w:r>
-      <w:r>
-        <w:rPr>
-          <w:b/>
-          <w:lang w:val="ar_AE" w:bidi="ar_AE"/>
-        </w:rPr>
         <w:t>"</w:t>
       </w:r>
       <w:r>
@@ -6990,23 +6038,6 @@
           <w:b/>
           <w:lang w:val="ar_AE" w:bidi="ar_AE"/>
         </w:rPr>
-        <w:t>σαρκὸς ἑτέρας</w:t>
-      </w:r>
-    </w:p>
-    <w:p>
-      <w:pPr>
-        <w:bidi/>
-      </w:pPr>
-      <w:r>
-        <w:rPr>
-          <w:lang w:val="ar_AE" w:bidi="ar_AE"/>
-        </w:rPr>
-      </w:r>
-      <w:r>
-        <w:rPr>
-          <w:b/>
-          <w:lang w:val="ar_AE" w:bidi="ar_AE"/>
-        </w:rPr>
         <w:t>"</w:t>
       </w:r>
       <w:r>
@@ -7104,23 +6135,6 @@
           <w:b/>
           <w:lang w:val="ar_AE" w:bidi="ar_AE"/>
         </w:rPr>
-        <w:t>πρόκεινται δεῖγμα</w:t>
-      </w:r>
-    </w:p>
-    <w:p>
-      <w:pPr>
-        <w:bidi/>
-      </w:pPr>
-      <w:r>
-        <w:rPr>
-          <w:lang w:val="ar_AE" w:bidi="ar_AE"/>
-        </w:rPr>
-      </w:r>
-      <w:r>
-        <w:rPr>
-          <w:b/>
-          <w:lang w:val="ar_AE" w:bidi="ar_AE"/>
-        </w:rPr>
         <w:t>"</w:t>
       </w:r>
       <w:r>
@@ -7240,23 +6254,6 @@
           <w:b/>
           <w:lang w:val="ar_AE" w:bidi="ar_AE"/>
         </w:rPr>
-        <w:t>πυρὸς αἰωνίου δίκην ὑπέχουσαι</w:t>
-      </w:r>
-    </w:p>
-    <w:p>
-      <w:pPr>
-        <w:bidi/>
-      </w:pPr>
-      <w:r>
-        <w:rPr>
-          <w:lang w:val="ar_AE" w:bidi="ar_AE"/>
-        </w:rPr>
-      </w:r>
-      <w:r>
-        <w:rPr>
-          <w:b/>
-          <w:lang w:val="ar_AE" w:bidi="ar_AE"/>
-        </w:rPr>
         <w:t>"</w:t>
       </w:r>
       <w:r>
@@ -7376,23 +6373,6 @@
           <w:b/>
           <w:lang w:val="ar_AE" w:bidi="ar_AE"/>
         </w:rPr>
-        <w:t>ὁμοίως</w:t>
-      </w:r>
-    </w:p>
-    <w:p>
-      <w:pPr>
-        <w:bidi/>
-      </w:pPr>
-      <w:r>
-        <w:rPr>
-          <w:lang w:val="ar_AE" w:bidi="ar_AE"/>
-        </w:rPr>
-      </w:r>
-      <w:r>
-        <w:rPr>
-          <w:b/>
-          <w:lang w:val="ar_AE" w:bidi="ar_AE"/>
-        </w:rPr>
         <w:t>"</w:t>
       </w:r>
       <w:r>
@@ -7438,7 +6418,7 @@
         </w:rPr>
         <w:t xml:space="preserve">" هنا إلى النجاسة الجنسية التي ارتكبها سكان سدوم وعمورة في الآية السابقة، وربما أيضًا إلى السلوك المنحرف للملائكة الأشرار المذكورين في الآية </w:t>
       </w:r>
-      <w:hyperlink r:id="rId16">
+      <w:hyperlink r:id="rId14">
         <w:r>
           <w:rPr>
             <w:lang w:val="ar_AE" w:bidi="ar_AE"/>
@@ -7530,23 +6510,6 @@
           <w:b/>
           <w:lang w:val="ar_AE" w:bidi="ar_AE"/>
         </w:rPr>
-        <w:t>οὗτοι ἐνυπνιαζόμενοι</w:t>
-      </w:r>
-    </w:p>
-    <w:p>
-      <w:pPr>
-        <w:bidi/>
-      </w:pPr>
-      <w:r>
-        <w:rPr>
-          <w:lang w:val="ar_AE" w:bidi="ar_AE"/>
-        </w:rPr>
-      </w:r>
-      <w:r>
-        <w:rPr>
-          <w:b/>
-          <w:lang w:val="ar_AE" w:bidi="ar_AE"/>
-        </w:rPr>
         <w:t>"</w:t>
       </w:r>
       <w:r>
@@ -7592,7 +6555,7 @@
         </w:rPr>
         <w:t xml:space="preserve">" هنا إلى المعلّمين الكذبة الذين تم تقديمهم في الآية </w:t>
       </w:r>
-      <w:hyperlink r:id="rId17">
+      <w:hyperlink r:id="rId15">
         <w:r>
           <w:rPr>
             <w:lang w:val="ar_AE" w:bidi="ar_AE"/>
@@ -7684,23 +6647,6 @@
           <w:b/>
           <w:lang w:val="ar_AE" w:bidi="ar_AE"/>
         </w:rPr>
-        <w:t>σάρκα μὲν μιαίνουσιν</w:t>
-      </w:r>
-    </w:p>
-    <w:p>
-      <w:pPr>
-        <w:bidi/>
-      </w:pPr>
-      <w:r>
-        <w:rPr>
-          <w:lang w:val="ar_AE" w:bidi="ar_AE"/>
-        </w:rPr>
-      </w:r>
-      <w:r>
-        <w:rPr>
-          <w:b/>
-          <w:lang w:val="ar_AE" w:bidi="ar_AE"/>
-        </w:rPr>
         <w:t>"</w:t>
       </w:r>
       <w:r>
@@ -7820,23 +6766,6 @@
           <w:b/>
           <w:lang w:val="ar_AE" w:bidi="ar_AE"/>
         </w:rPr>
-        <w:t>κυριότητα</w:t>
-      </w:r>
-    </w:p>
-    <w:p>
-      <w:pPr>
-        <w:bidi/>
-      </w:pPr>
-      <w:r>
-        <w:rPr>
-          <w:lang w:val="ar_AE" w:bidi="ar_AE"/>
-        </w:rPr>
-      </w:r>
-      <w:r>
-        <w:rPr>
-          <w:b/>
-          <w:lang w:val="ar_AE" w:bidi="ar_AE"/>
-        </w:rPr>
         <w:t>"</w:t>
       </w:r>
       <w:r>
@@ -7934,23 +6863,6 @@
           <w:b/>
           <w:lang w:val="ar_AE" w:bidi="ar_AE"/>
         </w:rPr>
-        <w:t>κυριότητα &amp; ἀθετοῦσιν</w:t>
-      </w:r>
-    </w:p>
-    <w:p>
-      <w:pPr>
-        <w:bidi/>
-      </w:pPr>
-      <w:r>
-        <w:rPr>
-          <w:lang w:val="ar_AE" w:bidi="ar_AE"/>
-        </w:rPr>
-      </w:r>
-      <w:r>
-        <w:rPr>
-          <w:b/>
-          <w:lang w:val="ar_AE" w:bidi="ar_AE"/>
-        </w:rPr>
         <w:t>"</w:t>
       </w:r>
       <w:r>
@@ -8167,23 +7079,6 @@
           <w:b/>
           <w:lang w:val="ar_AE" w:bidi="ar_AE"/>
         </w:rPr>
-        <w:t>κρίσιν ἐπενεγκεῖν βλασφημίας</w:t>
-      </w:r>
-    </w:p>
-    <w:p>
-      <w:pPr>
-        <w:bidi/>
-      </w:pPr>
-      <w:r>
-        <w:rPr>
-          <w:lang w:val="ar_AE" w:bidi="ar_AE"/>
-        </w:rPr>
-      </w:r>
-      <w:r>
-        <w:rPr>
-          <w:b/>
-          <w:lang w:val="ar_AE" w:bidi="ar_AE"/>
-        </w:rPr>
         <w:t>"</w:t>
       </w:r>
       <w:r>
@@ -8303,23 +7198,6 @@
           <w:b/>
           <w:lang w:val="ar_AE" w:bidi="ar_AE"/>
         </w:rPr>
-        <w:t>κρίσιν ἐπενεγκεῖν βλασφημίας</w:t>
-      </w:r>
-    </w:p>
-    <w:p>
-      <w:pPr>
-        <w:bidi/>
-      </w:pPr>
-      <w:r>
-        <w:rPr>
-          <w:lang w:val="ar_AE" w:bidi="ar_AE"/>
-        </w:rPr>
-      </w:r>
-      <w:r>
-        <w:rPr>
-          <w:b/>
-          <w:lang w:val="ar_AE" w:bidi="ar_AE"/>
-        </w:rPr>
         <w:t>"</w:t>
       </w:r>
       <w:r>
@@ -8439,23 +7317,6 @@
           <w:b/>
           <w:lang w:val="ar_AE" w:bidi="ar_AE"/>
         </w:rPr>
-        <w:t>κρίσιν ἐπενεγκεῖν βλασφημίας</w:t>
-      </w:r>
-    </w:p>
-    <w:p>
-      <w:pPr>
-        <w:bidi/>
-      </w:pPr>
-      <w:r>
-        <w:rPr>
-          <w:lang w:val="ar_AE" w:bidi="ar_AE"/>
-        </w:rPr>
-      </w:r>
-      <w:r>
-        <w:rPr>
-          <w:b/>
-          <w:lang w:val="ar_AE" w:bidi="ar_AE"/>
-        </w:rPr>
         <w:t>"أنْ يورِدَ حُكمَ افتِراءٍ"</w:t>
       </w:r>
     </w:p>
@@ -8574,23 +7435,6 @@
           <w:b/>
           <w:lang w:val="ar_AE" w:bidi="ar_AE"/>
         </w:rPr>
-        <w:t>οὗτοι</w:t>
-      </w:r>
-    </w:p>
-    <w:p>
-      <w:pPr>
-        <w:bidi/>
-      </w:pPr>
-      <w:r>
-        <w:rPr>
-          <w:lang w:val="ar_AE" w:bidi="ar_AE"/>
-        </w:rPr>
-      </w:r>
-      <w:r>
-        <w:rPr>
-          <w:b/>
-          <w:lang w:val="ar_AE" w:bidi="ar_AE"/>
-        </w:rPr>
         <w:t>"</w:t>
       </w:r>
       <w:r>
@@ -8636,7 +7480,7 @@
         </w:rPr>
         <w:t xml:space="preserve">" هنا إلى المعلمين الكذبة الذين ذُكروا في الآية </w:t>
       </w:r>
-      <w:hyperlink r:id="rId17">
+      <w:hyperlink r:id="rId15">
         <w:r>
           <w:rPr>
             <w:lang w:val="ar_AE" w:bidi="ar_AE"/>
@@ -8728,23 +7572,6 @@
           <w:b/>
           <w:lang w:val="ar_AE" w:bidi="ar_AE"/>
         </w:rPr>
-        <w:t>ὅσα &amp; οὐκ οἴδασιν</w:t>
-      </w:r>
-    </w:p>
-    <w:p>
-      <w:pPr>
-        <w:bidi/>
-      </w:pPr>
-      <w:r>
-        <w:rPr>
-          <w:lang w:val="ar_AE" w:bidi="ar_AE"/>
-        </w:rPr>
-      </w:r>
-      <w:r>
-        <w:rPr>
-          <w:b/>
-          <w:lang w:val="ar_AE" w:bidi="ar_AE"/>
-        </w:rPr>
         <w:t>"</w:t>
       </w:r>
       <w:r>
@@ -8802,7 +7629,7 @@
         </w:rPr>
         <w:t xml:space="preserve"> المذكورين في الآية </w:t>
       </w:r>
-      <w:hyperlink r:id="rId18">
+      <w:hyperlink r:id="rId16">
         <w:r>
           <w:rPr>
             <w:lang w:val="ar_AE" w:bidi="ar_AE"/>
@@ -8872,23 +7699,6 @@
           <w:b/>
           <w:lang w:val="ar_AE" w:bidi="ar_AE"/>
         </w:rPr>
-        <w:t>ὅσα δὲ φυσικῶς ὡς τὰ ἄλογα ζῷα ἐπίστανται</w:t>
-      </w:r>
-    </w:p>
-    <w:p>
-      <w:pPr>
-        <w:bidi/>
-      </w:pPr>
-      <w:r>
-        <w:rPr>
-          <w:lang w:val="ar_AE" w:bidi="ar_AE"/>
-        </w:rPr>
-      </w:r>
-      <w:r>
-        <w:rPr>
-          <w:b/>
-          <w:lang w:val="ar_AE" w:bidi="ar_AE"/>
-        </w:rPr>
         <w:t>""</w:t>
       </w:r>
     </w:p>
@@ -8981,23 +7791,6 @@
           <w:b/>
           <w:lang w:val="ar_AE" w:bidi="ar_AE"/>
         </w:rPr>
-        <w:t>ἐν τούτοις</w:t>
-      </w:r>
-    </w:p>
-    <w:p>
-      <w:pPr>
-        <w:bidi/>
-      </w:pPr>
-      <w:r>
-        <w:rPr>
-          <w:lang w:val="ar_AE" w:bidi="ar_AE"/>
-        </w:rPr>
-      </w:r>
-      <w:r>
-        <w:rPr>
-          <w:b/>
-          <w:lang w:val="ar_AE" w:bidi="ar_AE"/>
-        </w:rPr>
         <w:t>"</w:t>
       </w:r>
       <w:r>
@@ -9129,23 +7922,6 @@
           <w:b/>
           <w:lang w:val="ar_AE" w:bidi="ar_AE"/>
         </w:rPr>
-        <w:t>ἐν τούτοις φθείρονται</w:t>
-      </w:r>
-    </w:p>
-    <w:p>
-      <w:pPr>
-        <w:bidi/>
-      </w:pPr>
-      <w:r>
-        <w:rPr>
-          <w:lang w:val="ar_AE" w:bidi="ar_AE"/>
-        </w:rPr>
-      </w:r>
-      <w:r>
-        <w:rPr>
-          <w:b/>
-          <w:lang w:val="ar_AE" w:bidi="ar_AE"/>
-        </w:rPr>
         <w:t>"</w:t>
       </w:r>
       <w:r>
@@ -9265,23 +8041,6 @@
           <w:b/>
           <w:lang w:val="ar_AE" w:bidi="ar_AE"/>
         </w:rPr>
-        <w:t>οὐαὶ αὐτοῖς</w:t>
-      </w:r>
-    </w:p>
-    <w:p>
-      <w:pPr>
-        <w:bidi/>
-      </w:pPr>
-      <w:r>
-        <w:rPr>
-          <w:lang w:val="ar_AE" w:bidi="ar_AE"/>
-        </w:rPr>
-      </w:r>
-      <w:r>
-        <w:rPr>
-          <w:b/>
-          <w:lang w:val="ar_AE" w:bidi="ar_AE"/>
-        </w:rPr>
         <w:t>"</w:t>
       </w:r>
       <w:r>
@@ -9401,23 +8160,6 @@
           <w:b/>
           <w:lang w:val="ar_AE" w:bidi="ar_AE"/>
         </w:rPr>
-        <w:t>τῇ ὁδῷ τοῦ Κάϊν ἐπορεύθησαν</w:t>
-      </w:r>
-    </w:p>
-    <w:p>
-      <w:pPr>
-        <w:bidi/>
-      </w:pPr>
-      <w:r>
-        <w:rPr>
-          <w:lang w:val="ar_AE" w:bidi="ar_AE"/>
-        </w:rPr>
-      </w:r>
-      <w:r>
-        <w:rPr>
-          <w:b/>
-          <w:lang w:val="ar_AE" w:bidi="ar_AE"/>
-        </w:rPr>
         <w:t>"</w:t>
       </w:r>
       <w:r>
@@ -9537,23 +8279,6 @@
           <w:b/>
           <w:lang w:val="ar_AE" w:bidi="ar_AE"/>
         </w:rPr>
-        <w:t>τοῦ Κάϊν</w:t>
-      </w:r>
-    </w:p>
-    <w:p>
-      <w:pPr>
-        <w:bidi/>
-      </w:pPr>
-      <w:r>
-        <w:rPr>
-          <w:lang w:val="ar_AE" w:bidi="ar_AE"/>
-        </w:rPr>
-      </w:r>
-      <w:r>
-        <w:rPr>
-          <w:b/>
-          <w:lang w:val="ar_AE" w:bidi="ar_AE"/>
-        </w:rPr>
         <w:t>"</w:t>
       </w:r>
       <w:r>
@@ -9673,23 +8398,6 @@
           <w:b/>
           <w:lang w:val="ar_AE" w:bidi="ar_AE"/>
         </w:rPr>
-        <w:t>ἐξεχύθησαν</w:t>
-      </w:r>
-    </w:p>
-    <w:p>
-      <w:pPr>
-        <w:bidi/>
-      </w:pPr>
-      <w:r>
-        <w:rPr>
-          <w:lang w:val="ar_AE" w:bidi="ar_AE"/>
-        </w:rPr>
-      </w:r>
-      <w:r>
-        <w:rPr>
-          <w:b/>
-          <w:lang w:val="ar_AE" w:bidi="ar_AE"/>
-        </w:rPr>
         <w:t>"</w:t>
       </w:r>
       <w:r>
@@ -9774,23 +8482,6 @@
           <w:b/>
           <w:lang w:val="ar_AE" w:bidi="ar_AE"/>
         </w:rPr>
-        <w:t>τοῦ Βαλαὰμ μισθοῦ</w:t>
-      </w:r>
-    </w:p>
-    <w:p>
-      <w:pPr>
-        <w:bidi/>
-      </w:pPr>
-      <w:r>
-        <w:rPr>
-          <w:lang w:val="ar_AE" w:bidi="ar_AE"/>
-        </w:rPr>
-      </w:r>
-      <w:r>
-        <w:rPr>
-          <w:b/>
-          <w:lang w:val="ar_AE" w:bidi="ar_AE"/>
-        </w:rPr>
         <w:t>"</w:t>
       </w:r>
       <w:r>
@@ -9910,23 +8601,6 @@
           <w:b/>
           <w:lang w:val="ar_AE" w:bidi="ar_AE"/>
         </w:rPr>
-        <w:t>τοῦ Κόρε</w:t>
-      </w:r>
-    </w:p>
-    <w:p>
-      <w:pPr>
-        <w:bidi/>
-      </w:pPr>
-      <w:r>
-        <w:rPr>
-          <w:lang w:val="ar_AE" w:bidi="ar_AE"/>
-        </w:rPr>
-      </w:r>
-      <w:r>
-        <w:rPr>
-          <w:b/>
-          <w:lang w:val="ar_AE" w:bidi="ar_AE"/>
-        </w:rPr>
         <w:t>"</w:t>
       </w:r>
       <w:r>
@@ -10046,23 +8720,6 @@
           <w:b/>
           <w:lang w:val="ar_AE" w:bidi="ar_AE"/>
         </w:rPr>
-        <w:t>ἀπώλοντο</w:t>
-      </w:r>
-    </w:p>
-    <w:p>
-      <w:pPr>
-        <w:bidi/>
-      </w:pPr>
-      <w:r>
-        <w:rPr>
-          <w:lang w:val="ar_AE" w:bidi="ar_AE"/>
-        </w:rPr>
-      </w:r>
-      <w:r>
-        <w:rPr>
-          <w:b/>
-          <w:lang w:val="ar_AE" w:bidi="ar_AE"/>
-        </w:rPr>
         <w:t>"</w:t>
       </w:r>
       <w:r>
@@ -10169,23 +8826,6 @@
           <w:b/>
           <w:lang w:val="ar_AE" w:bidi="ar_AE"/>
         </w:rPr>
-        <w:t>οὗτοί</w:t>
-      </w:r>
-    </w:p>
-    <w:p>
-      <w:pPr>
-        <w:bidi/>
-      </w:pPr>
-      <w:r>
-        <w:rPr>
-          <w:lang w:val="ar_AE" w:bidi="ar_AE"/>
-        </w:rPr>
-      </w:r>
-      <w:r>
-        <w:rPr>
-          <w:b/>
-          <w:lang w:val="ar_AE" w:bidi="ar_AE"/>
-        </w:rPr>
         <w:t>"</w:t>
       </w:r>
       <w:r>
@@ -10218,7 +8858,7 @@
         </w:rPr>
         <w:t xml:space="preserve">تُشير كلمة "هؤلاء" هنا إلى المعلمين الكذبة الذين ذُكروا في الآية </w:t>
       </w:r>
-      <w:hyperlink r:id="rId17">
+      <w:hyperlink r:id="rId15">
         <w:r>
           <w:rPr>
             <w:lang w:val="ar_AE" w:bidi="ar_AE"/>
@@ -10310,23 +8950,6 @@
           <w:b/>
           <w:lang w:val="ar_AE" w:bidi="ar_AE"/>
         </w:rPr>
-        <w:t>σπιλάδες</w:t>
-      </w:r>
-    </w:p>
-    <w:p>
-      <w:pPr>
-        <w:bidi/>
-      </w:pPr>
-      <w:r>
-        <w:rPr>
-          <w:lang w:val="ar_AE" w:bidi="ar_AE"/>
-        </w:rPr>
-      </w:r>
-      <w:r>
-        <w:rPr>
-          <w:b/>
-          <w:lang w:val="ar_AE" w:bidi="ar_AE"/>
-        </w:rPr>
         <w:t>"</w:t>
       </w:r>
       <w:r>
@@ -10446,23 +9069,6 @@
           <w:b/>
           <w:lang w:val="ar_AE" w:bidi="ar_AE"/>
         </w:rPr>
-        <w:t>ταῖς ἀγάπαις</w:t>
-      </w:r>
-    </w:p>
-    <w:p>
-      <w:pPr>
-        <w:bidi/>
-      </w:pPr>
-      <w:r>
-        <w:rPr>
-          <w:lang w:val="ar_AE" w:bidi="ar_AE"/>
-        </w:rPr>
-      </w:r>
-      <w:r>
-        <w:rPr>
-          <w:b/>
-          <w:lang w:val="ar_AE" w:bidi="ar_AE"/>
-        </w:rPr>
         <w:t>"</w:t>
       </w:r>
       <w:r>
@@ -10582,23 +9188,6 @@
           <w:b/>
           <w:lang w:val="ar_AE" w:bidi="ar_AE"/>
         </w:rPr>
-        <w:t>ἑαυτοὺς ποιμαίνοντες</w:t>
-      </w:r>
-    </w:p>
-    <w:p>
-      <w:pPr>
-        <w:bidi/>
-      </w:pPr>
-      <w:r>
-        <w:rPr>
-          <w:lang w:val="ar_AE" w:bidi="ar_AE"/>
-        </w:rPr>
-      </w:r>
-      <w:r>
-        <w:rPr>
-          <w:b/>
-          <w:lang w:val="ar_AE" w:bidi="ar_AE"/>
-        </w:rPr>
         <w:t>"</w:t>
       </w:r>
       <w:r>
@@ -10705,23 +9294,6 @@
           <w:b/>
           <w:lang w:val="ar_AE" w:bidi="ar_AE"/>
         </w:rPr>
-        <w:t>νεφέλαι ἄνυδροι ὑπὸ ἀνέμων παραφερόμεναι</w:t>
-      </w:r>
-    </w:p>
-    <w:p>
-      <w:pPr>
-        <w:bidi/>
-      </w:pPr>
-      <w:r>
-        <w:rPr>
-          <w:lang w:val="ar_AE" w:bidi="ar_AE"/>
-        </w:rPr>
-      </w:r>
-      <w:r>
-        <w:rPr>
-          <w:b/>
-          <w:lang w:val="ar_AE" w:bidi="ar_AE"/>
-        </w:rPr>
         <w:t>"</w:t>
       </w:r>
       <w:r>
@@ -10854,23 +9426,6 @@
           <w:b/>
           <w:lang w:val="ar_AE" w:bidi="ar_AE"/>
         </w:rPr>
-        <w:t>ὑπὸ ἀνέμων παραφερόμεναι</w:t>
-      </w:r>
-    </w:p>
-    <w:p>
-      <w:pPr>
-        <w:bidi/>
-      </w:pPr>
-      <w:r>
-        <w:rPr>
-          <w:lang w:val="ar_AE" w:bidi="ar_AE"/>
-        </w:rPr>
-      </w:r>
-      <w:r>
-        <w:rPr>
-          <w:b/>
-          <w:lang w:val="ar_AE" w:bidi="ar_AE"/>
-        </w:rPr>
         <w:t>"</w:t>
       </w:r>
       <w:r>
@@ -10977,23 +9532,6 @@
           <w:b/>
           <w:lang w:val="ar_AE" w:bidi="ar_AE"/>
         </w:rPr>
-        <w:t>δένδρα φθινοπωρινὰ ἄκαρπα</w:t>
-      </w:r>
-    </w:p>
-    <w:p>
-      <w:pPr>
-        <w:bidi/>
-      </w:pPr>
-      <w:r>
-        <w:rPr>
-          <w:lang w:val="ar_AE" w:bidi="ar_AE"/>
-        </w:rPr>
-      </w:r>
-      <w:r>
-        <w:rPr>
-          <w:b/>
-          <w:lang w:val="ar_AE" w:bidi="ar_AE"/>
-        </w:rPr>
         <w:t>"</w:t>
       </w:r>
       <w:r>
@@ -11113,23 +9651,6 @@
           <w:b/>
           <w:lang w:val="ar_AE" w:bidi="ar_AE"/>
         </w:rPr>
-        <w:t>δὶς ἀποθανόντα ἐκριζωθέντα</w:t>
-      </w:r>
-    </w:p>
-    <w:p>
-      <w:pPr>
-        <w:bidi/>
-      </w:pPr>
-      <w:r>
-        <w:rPr>
-          <w:lang w:val="ar_AE" w:bidi="ar_AE"/>
-        </w:rPr>
-      </w:r>
-      <w:r>
-        <w:rPr>
-          <w:b/>
-          <w:lang w:val="ar_AE" w:bidi="ar_AE"/>
-        </w:rPr>
         <w:t>"</w:t>
       </w:r>
       <w:r>
@@ -11236,23 +9757,6 @@
           <w:b/>
           <w:lang w:val="ar_AE" w:bidi="ar_AE"/>
         </w:rPr>
-        <w:t>δὶς ἀποθανόντα ἐκριζωθέντα</w:t>
-      </w:r>
-    </w:p>
-    <w:p>
-      <w:pPr>
-        <w:bidi/>
-      </w:pPr>
-      <w:r>
-        <w:rPr>
-          <w:lang w:val="ar_AE" w:bidi="ar_AE"/>
-        </w:rPr>
-      </w:r>
-      <w:r>
-        <w:rPr>
-          <w:b/>
-          <w:lang w:val="ar_AE" w:bidi="ar_AE"/>
-        </w:rPr>
         <w:t>"مَيِّتَةٌ مُضاعَفًا، مُقتَلَعَةٌ"</w:t>
       </w:r>
     </w:p>
@@ -11323,23 +9827,6 @@
           <w:b/>
           <w:lang w:val="ar_AE" w:bidi="ar_AE"/>
         </w:rPr>
-        <w:t>ἐκριζωθέντα</w:t>
-      </w:r>
-    </w:p>
-    <w:p>
-      <w:pPr>
-        <w:bidi/>
-      </w:pPr>
-      <w:r>
-        <w:rPr>
-          <w:lang w:val="ar_AE" w:bidi="ar_AE"/>
-        </w:rPr>
-      </w:r>
-      <w:r>
-        <w:rPr>
-          <w:b/>
-          <w:lang w:val="ar_AE" w:bidi="ar_AE"/>
-        </w:rPr>
         <w:t>"</w:t>
       </w:r>
       <w:r>
@@ -11446,23 +9933,6 @@
           <w:b/>
           <w:lang w:val="ar_AE" w:bidi="ar_AE"/>
         </w:rPr>
-        <w:t>ἐκριζωθέντα</w:t>
-      </w:r>
-    </w:p>
-    <w:p>
-      <w:pPr>
-        <w:bidi/>
-      </w:pPr>
-      <w:r>
-        <w:rPr>
-          <w:lang w:val="ar_AE" w:bidi="ar_AE"/>
-        </w:rPr>
-      </w:r>
-      <w:r>
-        <w:rPr>
-          <w:b/>
-          <w:lang w:val="ar_AE" w:bidi="ar_AE"/>
-        </w:rPr>
         <w:t>"مُقتَلَعَةٌ"</w:t>
       </w:r>
     </w:p>
@@ -11555,23 +10025,6 @@
           <w:b/>
           <w:lang w:val="ar_AE" w:bidi="ar_AE"/>
         </w:rPr>
-        <w:t>κύματα ἄγρια θαλάσσης</w:t>
-      </w:r>
-    </w:p>
-    <w:p>
-      <w:pPr>
-        <w:bidi/>
-      </w:pPr>
-      <w:r>
-        <w:rPr>
-          <w:lang w:val="ar_AE" w:bidi="ar_AE"/>
-        </w:rPr>
-      </w:r>
-      <w:r>
-        <w:rPr>
-          <w:b/>
-          <w:lang w:val="ar_AE" w:bidi="ar_AE"/>
-        </w:rPr>
         <w:t>"</w:t>
       </w:r>
       <w:r>
@@ -11691,23 +10144,6 @@
           <w:b/>
           <w:lang w:val="ar_AE" w:bidi="ar_AE"/>
         </w:rPr>
-        <w:t>ἐπαφρίζοντα τὰς ἑαυτῶν αἰσχύνας</w:t>
-      </w:r>
-    </w:p>
-    <w:p>
-      <w:pPr>
-        <w:bidi/>
-      </w:pPr>
-      <w:r>
-        <w:rPr>
-          <w:lang w:val="ar_AE" w:bidi="ar_AE"/>
-        </w:rPr>
-      </w:r>
-      <w:r>
-        <w:rPr>
-          <w:b/>
-          <w:lang w:val="ar_AE" w:bidi="ar_AE"/>
-        </w:rPr>
         <w:t>"</w:t>
       </w:r>
       <w:r>
@@ -11827,23 +10263,6 @@
           <w:b/>
           <w:lang w:val="ar_AE" w:bidi="ar_AE"/>
         </w:rPr>
-        <w:t>ἀστέρες πλανῆται</w:t>
-      </w:r>
-    </w:p>
-    <w:p>
-      <w:pPr>
-        <w:bidi/>
-      </w:pPr>
-      <w:r>
-        <w:rPr>
-          <w:lang w:val="ar_AE" w:bidi="ar_AE"/>
-        </w:rPr>
-      </w:r>
-      <w:r>
-        <w:rPr>
-          <w:b/>
-          <w:lang w:val="ar_AE" w:bidi="ar_AE"/>
-        </w:rPr>
         <w:t>"</w:t>
       </w:r>
       <w:r>
@@ -11963,23 +10382,6 @@
           <w:b/>
           <w:lang w:val="ar_AE" w:bidi="ar_AE"/>
         </w:rPr>
-        <w:t>οἷς ὁ ζόφος τοῦ σκότους εἰς αἰῶνα τετήρηται</w:t>
-      </w:r>
-    </w:p>
-    <w:p>
-      <w:pPr>
-        <w:bidi/>
-      </w:pPr>
-      <w:r>
-        <w:rPr>
-          <w:lang w:val="ar_AE" w:bidi="ar_AE"/>
-        </w:rPr>
-      </w:r>
-      <w:r>
-        <w:rPr>
-          <w:b/>
-          <w:lang w:val="ar_AE" w:bidi="ar_AE"/>
-        </w:rPr>
         <w:t>"</w:t>
       </w:r>
       <w:r>
@@ -12099,23 +10501,6 @@
           <w:b/>
           <w:lang w:val="ar_AE" w:bidi="ar_AE"/>
         </w:rPr>
-        <w:t>οἷς</w:t>
-      </w:r>
-    </w:p>
-    <w:p>
-      <w:pPr>
-        <w:bidi/>
-      </w:pPr>
-      <w:r>
-        <w:rPr>
-          <w:lang w:val="ar_AE" w:bidi="ar_AE"/>
-        </w:rPr>
-      </w:r>
-      <w:r>
-        <w:rPr>
-          <w:b/>
-          <w:lang w:val="ar_AE" w:bidi="ar_AE"/>
-        </w:rPr>
         <w:t>"</w:t>
       </w:r>
       <w:r>
@@ -12235,23 +10620,6 @@
           <w:b/>
           <w:lang w:val="ar_AE" w:bidi="ar_AE"/>
         </w:rPr>
-        <w:t>ὁ ζόφος τοῦ σκότους</w:t>
-      </w:r>
-    </w:p>
-    <w:p>
-      <w:pPr>
-        <w:bidi/>
-      </w:pPr>
-      <w:r>
-        <w:rPr>
-          <w:lang w:val="ar_AE" w:bidi="ar_AE"/>
-        </w:rPr>
-      </w:r>
-      <w:r>
-        <w:rPr>
-          <w:b/>
-          <w:lang w:val="ar_AE" w:bidi="ar_AE"/>
-        </w:rPr>
         <w:t>"</w:t>
       </w:r>
       <w:r>
@@ -12349,23 +10717,6 @@
           <w:b/>
           <w:lang w:val="ar_AE" w:bidi="ar_AE"/>
         </w:rPr>
-        <w:t>ὁ ζόφος τοῦ σκότους</w:t>
-      </w:r>
-    </w:p>
-    <w:p>
-      <w:pPr>
-        <w:bidi/>
-      </w:pPr>
-      <w:r>
-        <w:rPr>
-          <w:lang w:val="ar_AE" w:bidi="ar_AE"/>
-        </w:rPr>
-      </w:r>
-      <w:r>
-        <w:rPr>
-          <w:b/>
-          <w:lang w:val="ar_AE" w:bidi="ar_AE"/>
-        </w:rPr>
         <w:t>"</w:t>
       </w:r>
       <w:r>
@@ -12485,23 +10836,6 @@
           <w:b/>
           <w:lang w:val="ar_AE" w:bidi="ar_AE"/>
         </w:rPr>
-        <w:t>ἕβδομος ἀπὸ Ἀδὰμ</w:t>
-      </w:r>
-    </w:p>
-    <w:p>
-      <w:pPr>
-        <w:bidi/>
-      </w:pPr>
-      <w:r>
-        <w:rPr>
-          <w:lang w:val="ar_AE" w:bidi="ar_AE"/>
-        </w:rPr>
-      </w:r>
-      <w:r>
-        <w:rPr>
-          <w:b/>
-          <w:lang w:val="ar_AE" w:bidi="ar_AE"/>
-        </w:rPr>
         <w:t>"</w:t>
       </w:r>
       <w:r>
@@ -12599,23 +10933,6 @@
           <w:b/>
           <w:lang w:val="ar_AE" w:bidi="ar_AE"/>
         </w:rPr>
-        <w:t>τούτοις</w:t>
-      </w:r>
-    </w:p>
-    <w:p>
-      <w:pPr>
-        <w:bidi/>
-      </w:pPr>
-      <w:r>
-        <w:rPr>
-          <w:lang w:val="ar_AE" w:bidi="ar_AE"/>
-        </w:rPr>
-      </w:r>
-      <w:r>
-        <w:rPr>
-          <w:b/>
-          <w:lang w:val="ar_AE" w:bidi="ar_AE"/>
-        </w:rPr>
         <w:t>"</w:t>
       </w:r>
       <w:r>
@@ -12735,23 +11052,6 @@
           <w:b/>
           <w:lang w:val="ar_AE" w:bidi="ar_AE"/>
         </w:rPr>
-        <w:t>λέγων</w:t>
-      </w:r>
-    </w:p>
-    <w:p>
-      <w:pPr>
-        <w:bidi/>
-      </w:pPr>
-      <w:r>
-        <w:rPr>
-          <w:lang w:val="ar_AE" w:bidi="ar_AE"/>
-        </w:rPr>
-      </w:r>
-      <w:r>
-        <w:rPr>
-          <w:b/>
-          <w:lang w:val="ar_AE" w:bidi="ar_AE"/>
-        </w:rPr>
         <w:t>"</w:t>
       </w:r>
       <w:r>
@@ -12858,23 +11158,6 @@
           <w:b/>
           <w:lang w:val="ar_AE" w:bidi="ar_AE"/>
         </w:rPr>
-        <w:t>ἰδοὺ</w:t>
-      </w:r>
-    </w:p>
-    <w:p>
-      <w:pPr>
-        <w:bidi/>
-      </w:pPr>
-      <w:r>
-        <w:rPr>
-          <w:lang w:val="ar_AE" w:bidi="ar_AE"/>
-        </w:rPr>
-      </w:r>
-      <w:r>
-        <w:rPr>
-          <w:b/>
-          <w:lang w:val="ar_AE" w:bidi="ar_AE"/>
-        </w:rPr>
         <w:t>"</w:t>
       </w:r>
       <w:r>
@@ -12994,23 +11277,6 @@
           <w:b/>
           <w:lang w:val="ar_AE" w:bidi="ar_AE"/>
         </w:rPr>
-        <w:t>ἦλθεν Κύριος</w:t>
-      </w:r>
-    </w:p>
-    <w:p>
-      <w:pPr>
-        <w:bidi/>
-      </w:pPr>
-      <w:r>
-        <w:rPr>
-          <w:lang w:val="ar_AE" w:bidi="ar_AE"/>
-        </w:rPr>
-      </w:r>
-      <w:r>
-        <w:rPr>
-          <w:b/>
-          <w:lang w:val="ar_AE" w:bidi="ar_AE"/>
-        </w:rPr>
         <w:t>"</w:t>
       </w:r>
       <w:r>
@@ -13117,23 +11383,6 @@
           <w:b/>
           <w:lang w:val="ar_AE" w:bidi="ar_AE"/>
         </w:rPr>
-        <w:t>Κύριος</w:t>
-      </w:r>
-    </w:p>
-    <w:p>
-      <w:pPr>
-        <w:bidi/>
-      </w:pPr>
-      <w:r>
-        <w:rPr>
-          <w:lang w:val="ar_AE" w:bidi="ar_AE"/>
-        </w:rPr>
-      </w:r>
-      <w:r>
-        <w:rPr>
-          <w:b/>
-          <w:lang w:val="ar_AE" w:bidi="ar_AE"/>
-        </w:rPr>
         <w:t>"</w:t>
       </w:r>
       <w:r>
@@ -13231,23 +11480,6 @@
           <w:b/>
           <w:lang w:val="ar_AE" w:bidi="ar_AE"/>
         </w:rPr>
-        <w:t>μυριάσιν</w:t>
-      </w:r>
-    </w:p>
-    <w:p>
-      <w:pPr>
-        <w:bidi/>
-      </w:pPr>
-      <w:r>
-        <w:rPr>
-          <w:lang w:val="ar_AE" w:bidi="ar_AE"/>
-        </w:rPr>
-      </w:r>
-      <w:r>
-        <w:rPr>
-          <w:b/>
-          <w:lang w:val="ar_AE" w:bidi="ar_AE"/>
-        </w:rPr>
         <w:t>"</w:t>
       </w:r>
       <w:r>
@@ -13444,23 +11676,6 @@
           <w:b/>
           <w:lang w:val="ar_AE" w:bidi="ar_AE"/>
         </w:rPr>
-        <w:t>ποιῆσαι κρίσιν &amp; καὶ ἐλέγξαι</w:t>
-      </w:r>
-    </w:p>
-    <w:p>
-      <w:pPr>
-        <w:bidi/>
-      </w:pPr>
-      <w:r>
-        <w:rPr>
-          <w:lang w:val="ar_AE" w:bidi="ar_AE"/>
-        </w:rPr>
-      </w:r>
-      <w:r>
-        <w:rPr>
-          <w:b/>
-          <w:lang w:val="ar_AE" w:bidi="ar_AE"/>
-        </w:rPr>
         <w:t>"</w:t>
       </w:r>
       <w:r>
@@ -13594,23 +11809,6 @@
           <w:b/>
           <w:lang w:val="ar_AE" w:bidi="ar_AE"/>
         </w:rPr>
-        <w:t>ποιῆσαι κρίσιν κατὰ</w:t>
-      </w:r>
-    </w:p>
-    <w:p>
-      <w:pPr>
-        <w:bidi/>
-      </w:pPr>
-      <w:r>
-        <w:rPr>
-          <w:lang w:val="ar_AE" w:bidi="ar_AE"/>
-        </w:rPr>
-      </w:r>
-      <w:r>
-        <w:rPr>
-          <w:b/>
-          <w:lang w:val="ar_AE" w:bidi="ar_AE"/>
-        </w:rPr>
         <w:t>"</w:t>
       </w:r>
       <w:r>
@@ -13730,23 +11928,6 @@
           <w:b/>
           <w:lang w:val="ar_AE" w:bidi="ar_AE"/>
         </w:rPr>
-        <w:t>πᾶσαν ψυχὴν</w:t>
-      </w:r>
-    </w:p>
-    <w:p>
-      <w:pPr>
-        <w:bidi/>
-      </w:pPr>
-      <w:r>
-        <w:rPr>
-          <w:lang w:val="ar_AE" w:bidi="ar_AE"/>
-        </w:rPr>
-      </w:r>
-      <w:r>
-        <w:rPr>
-          <w:b/>
-          <w:lang w:val="ar_AE" w:bidi="ar_AE"/>
-        </w:rPr>
         <w:t>"</w:t>
       </w:r>
       <w:r>
@@ -13866,23 +12047,6 @@
           <w:b/>
           <w:lang w:val="ar_AE" w:bidi="ar_AE"/>
         </w:rPr>
-        <w:t>τῶν ἔργων ἀσεβείας αὐτῶν</w:t>
-      </w:r>
-    </w:p>
-    <w:p>
-      <w:pPr>
-        <w:bidi/>
-      </w:pPr>
-      <w:r>
-        <w:rPr>
-          <w:lang w:val="ar_AE" w:bidi="ar_AE"/>
-        </w:rPr>
-      </w:r>
-      <w:r>
-        <w:rPr>
-          <w:b/>
-          <w:lang w:val="ar_AE" w:bidi="ar_AE"/>
-        </w:rPr>
         <w:t>"</w:t>
       </w:r>
       <w:r>
@@ -14002,23 +12166,6 @@
           <w:b/>
           <w:lang w:val="ar_AE" w:bidi="ar_AE"/>
         </w:rPr>
-        <w:t>τῶν σκληρῶν</w:t>
-      </w:r>
-    </w:p>
-    <w:p>
-      <w:pPr>
-        <w:bidi/>
-      </w:pPr>
-      <w:r>
-        <w:rPr>
-          <w:lang w:val="ar_AE" w:bidi="ar_AE"/>
-        </w:rPr>
-      </w:r>
-      <w:r>
-        <w:rPr>
-          <w:b/>
-          <w:lang w:val="ar_AE" w:bidi="ar_AE"/>
-        </w:rPr>
         <w:t>"</w:t>
       </w:r>
       <w:r>
@@ -14116,23 +12263,6 @@
           <w:b/>
           <w:lang w:val="ar_AE" w:bidi="ar_AE"/>
         </w:rPr>
-        <w:t>αὐτοῦ</w:t>
-      </w:r>
-    </w:p>
-    <w:p>
-      <w:pPr>
-        <w:bidi/>
-      </w:pPr>
-      <w:r>
-        <w:rPr>
-          <w:lang w:val="ar_AE" w:bidi="ar_AE"/>
-        </w:rPr>
-      </w:r>
-      <w:r>
-        <w:rPr>
-          <w:b/>
-          <w:lang w:val="ar_AE" w:bidi="ar_AE"/>
-        </w:rPr>
         <w:t>"</w:t>
       </w:r>
       <w:r>
@@ -14252,23 +12382,6 @@
           <w:b/>
           <w:lang w:val="ar_AE" w:bidi="ar_AE"/>
         </w:rPr>
-        <w:t>οὗτοί</w:t>
-      </w:r>
-    </w:p>
-    <w:p>
-      <w:pPr>
-        <w:bidi/>
-      </w:pPr>
-      <w:r>
-        <w:rPr>
-          <w:lang w:val="ar_AE" w:bidi="ar_AE"/>
-        </w:rPr>
-      </w:r>
-      <w:r>
-        <w:rPr>
-          <w:b/>
-          <w:lang w:val="ar_AE" w:bidi="ar_AE"/>
-        </w:rPr>
         <w:t>"</w:t>
       </w:r>
       <w:r>
@@ -14314,7 +12427,7 @@
         </w:rPr>
         <w:t xml:space="preserve">" هنا إلى المعلمين الكذبة الذين قدّمهم يهوذا أول مرة في الآية </w:t>
       </w:r>
-      <w:hyperlink r:id="rId17">
+      <w:hyperlink r:id="rId15">
         <w:r>
           <w:rPr>
             <w:lang w:val="ar_AE" w:bidi="ar_AE"/>
@@ -14406,23 +12519,6 @@
           <w:b/>
           <w:lang w:val="ar_AE" w:bidi="ar_AE"/>
         </w:rPr>
-        <w:t>εἰσιν γογγυσταί μεμψίμοιροι</w:t>
-      </w:r>
-    </w:p>
-    <w:p>
-      <w:pPr>
-        <w:bidi/>
-      </w:pPr>
-      <w:r>
-        <w:rPr>
-          <w:lang w:val="ar_AE" w:bidi="ar_AE"/>
-        </w:rPr>
-      </w:r>
-      <w:r>
-        <w:rPr>
-          <w:b/>
-          <w:lang w:val="ar_AE" w:bidi="ar_AE"/>
-        </w:rPr>
         <w:t>"</w:t>
       </w:r>
       <w:r>
@@ -14559,23 +12655,6 @@
           <w:b/>
           <w:lang w:val="ar_AE" w:bidi="ar_AE"/>
         </w:rPr>
-        <w:t>πορευόμενοι</w:t>
-      </w:r>
-    </w:p>
-    <w:p>
-      <w:pPr>
-        <w:bidi/>
-      </w:pPr>
-      <w:r>
-        <w:rPr>
-          <w:lang w:val="ar_AE" w:bidi="ar_AE"/>
-        </w:rPr>
-      </w:r>
-      <w:r>
-        <w:rPr>
-          <w:b/>
-          <w:lang w:val="ar_AE" w:bidi="ar_AE"/>
-        </w:rPr>
         <w:t>"</w:t>
       </w:r>
       <w:r>
@@ -14695,23 +12774,6 @@
           <w:b/>
           <w:lang w:val="ar_AE" w:bidi="ar_AE"/>
         </w:rPr>
-        <w:t>τὰς ἐπιθυμίας αὐτῶν</w:t>
-      </w:r>
-    </w:p>
-    <w:p>
-      <w:pPr>
-        <w:bidi/>
-      </w:pPr>
-      <w:r>
-        <w:rPr>
-          <w:lang w:val="ar_AE" w:bidi="ar_AE"/>
-        </w:rPr>
-      </w:r>
-      <w:r>
-        <w:rPr>
-          <w:b/>
-          <w:lang w:val="ar_AE" w:bidi="ar_AE"/>
-        </w:rPr>
         <w:t>"</w:t>
       </w:r>
       <w:r>
@@ -14809,23 +12871,6 @@
           <w:b/>
           <w:lang w:val="ar_AE" w:bidi="ar_AE"/>
         </w:rPr>
-        <w:t>τὸ στόμα αὐτῶν λαλεῖ</w:t>
-      </w:r>
-    </w:p>
-    <w:p>
-      <w:pPr>
-        <w:bidi/>
-      </w:pPr>
-      <w:r>
-        <w:rPr>
-          <w:lang w:val="ar_AE" w:bidi="ar_AE"/>
-        </w:rPr>
-      </w:r>
-      <w:r>
-        <w:rPr>
-          <w:b/>
-          <w:lang w:val="ar_AE" w:bidi="ar_AE"/>
-        </w:rPr>
         <w:t>"</w:t>
       </w:r>
       <w:r>
@@ -14923,23 +12968,6 @@
           <w:b/>
           <w:lang w:val="ar_AE" w:bidi="ar_AE"/>
         </w:rPr>
-        <w:t>τὸ στόμα αὐτῶν λαλεῖ</w:t>
-      </w:r>
-    </w:p>
-    <w:p>
-      <w:pPr>
-        <w:bidi/>
-      </w:pPr>
-      <w:r>
-        <w:rPr>
-          <w:lang w:val="ar_AE" w:bidi="ar_AE"/>
-        </w:rPr>
-      </w:r>
-      <w:r>
-        <w:rPr>
-          <w:b/>
-          <w:lang w:val="ar_AE" w:bidi="ar_AE"/>
-        </w:rPr>
         <w:t>"</w:t>
       </w:r>
       <w:r>
@@ -15059,23 +13087,6 @@
           <w:b/>
           <w:lang w:val="ar_AE" w:bidi="ar_AE"/>
         </w:rPr>
-        <w:t>λαλεῖ ὑπέρογκα</w:t>
-      </w:r>
-    </w:p>
-    <w:p>
-      <w:pPr>
-        <w:bidi/>
-      </w:pPr>
-      <w:r>
-        <w:rPr>
-          <w:lang w:val="ar_AE" w:bidi="ar_AE"/>
-        </w:rPr>
-      </w:r>
-      <w:r>
-        <w:rPr>
-          <w:b/>
-          <w:lang w:val="ar_AE" w:bidi="ar_AE"/>
-        </w:rPr>
         <w:t>"</w:t>
       </w:r>
       <w:r>
@@ -15173,23 +13184,6 @@
           <w:b/>
           <w:lang w:val="ar_AE" w:bidi="ar_AE"/>
         </w:rPr>
-        <w:t>θαυμάζοντες πρόσωπα</w:t>
-      </w:r>
-    </w:p>
-    <w:p>
-      <w:pPr>
-        <w:bidi/>
-      </w:pPr>
-      <w:r>
-        <w:rPr>
-          <w:lang w:val="ar_AE" w:bidi="ar_AE"/>
-        </w:rPr>
-      </w:r>
-      <w:r>
-        <w:rPr>
-          <w:b/>
-          <w:lang w:val="ar_AE" w:bidi="ar_AE"/>
-        </w:rPr>
         <w:t>"</w:t>
       </w:r>
       <w:r>
@@ -15296,23 +13290,6 @@
           <w:b/>
           <w:lang w:val="ar_AE" w:bidi="ar_AE"/>
         </w:rPr>
-        <w:t>θαυμάζοντες πρόσωπα</w:t>
-      </w:r>
-    </w:p>
-    <w:p>
-      <w:pPr>
-        <w:bidi/>
-      </w:pPr>
-      <w:r>
-        <w:rPr>
-          <w:lang w:val="ar_AE" w:bidi="ar_AE"/>
-        </w:rPr>
-      </w:r>
-      <w:r>
-        <w:rPr>
-          <w:b/>
-          <w:lang w:val="ar_AE" w:bidi="ar_AE"/>
-        </w:rPr>
         <w:t>"يُحابونَ بالوُجوهِ"</w:t>
       </w:r>
     </w:p>
@@ -15405,23 +13382,6 @@
           <w:b/>
           <w:lang w:val="ar_AE" w:bidi="ar_AE"/>
         </w:rPr>
-        <w:t>ἀγαπητοί</w:t>
-      </w:r>
-    </w:p>
-    <w:p>
-      <w:pPr>
-        <w:bidi/>
-      </w:pPr>
-      <w:r>
-        <w:rPr>
-          <w:lang w:val="ar_AE" w:bidi="ar_AE"/>
-        </w:rPr>
-      </w:r>
-      <w:r>
-        <w:rPr>
-          <w:b/>
-          <w:lang w:val="ar_AE" w:bidi="ar_AE"/>
-        </w:rPr>
         <w:t>"</w:t>
       </w:r>
       <w:r>
@@ -15467,7 +13427,7 @@
         </w:rPr>
         <w:t xml:space="preserve">" هنا إلى الذين يكتب إليهم يهوذا، ويمكن توسيع المعنى ليشمل جميع المؤمنين. وإذا كان من المفيد في لغتك، يمكنك التعبير عن ذلك بشكل صريح. راجع كيف ترجمتَ هذه العبارة في الآية </w:t>
       </w:r>
-      <w:hyperlink r:id="rId19">
+      <w:hyperlink r:id="rId17">
         <w:r>
           <w:rPr>
             <w:lang w:val="ar_AE" w:bidi="ar_AE"/>
@@ -15559,23 +13519,6 @@
           <w:b/>
           <w:lang w:val="ar_AE" w:bidi="ar_AE"/>
         </w:rPr>
-        <w:t>τῶν ῥημάτων</w:t>
-      </w:r>
-    </w:p>
-    <w:p>
-      <w:pPr>
-        <w:bidi/>
-      </w:pPr>
-      <w:r>
-        <w:rPr>
-          <w:lang w:val="ar_AE" w:bidi="ar_AE"/>
-        </w:rPr>
-      </w:r>
-      <w:r>
-        <w:rPr>
-          <w:b/>
-          <w:lang w:val="ar_AE" w:bidi="ar_AE"/>
-        </w:rPr>
         <w:t>"</w:t>
       </w:r>
       <w:r>
@@ -15695,23 +13638,6 @@
           <w:b/>
           <w:lang w:val="ar_AE" w:bidi="ar_AE"/>
         </w:rPr>
-        <w:t>τοῦ Κυρίου ἡμῶν</w:t>
-      </w:r>
-    </w:p>
-    <w:p>
-      <w:pPr>
-        <w:bidi/>
-      </w:pPr>
-      <w:r>
-        <w:rPr>
-          <w:lang w:val="ar_AE" w:bidi="ar_AE"/>
-        </w:rPr>
-      </w:r>
-      <w:r>
-        <w:rPr>
-          <w:b/>
-          <w:lang w:val="ar_AE" w:bidi="ar_AE"/>
-        </w:rPr>
         <w:t>"</w:t>
       </w:r>
       <w:r>
@@ -15831,23 +13757,6 @@
           <w:b/>
           <w:lang w:val="ar_AE" w:bidi="ar_AE"/>
         </w:rPr>
-        <w:t>ἡμῶν</w:t>
-      </w:r>
-    </w:p>
-    <w:p>
-      <w:pPr>
-        <w:bidi/>
-      </w:pPr>
-      <w:r>
-        <w:rPr>
-          <w:lang w:val="ar_AE" w:bidi="ar_AE"/>
-        </w:rPr>
-      </w:r>
-      <w:r>
-        <w:rPr>
-          <w:b/>
-          <w:lang w:val="ar_AE" w:bidi="ar_AE"/>
-        </w:rPr>
         <w:t>"رَبِّنا"</w:t>
       </w:r>
     </w:p>
@@ -15940,23 +13849,6 @@
           <w:b/>
           <w:lang w:val="ar_AE" w:bidi="ar_AE"/>
         </w:rPr>
-        <w:t>ὅτι ἔλεγον ὑμῖν</w:t>
-      </w:r>
-    </w:p>
-    <w:p>
-      <w:pPr>
-        <w:bidi/>
-      </w:pPr>
-      <w:r>
-        <w:rPr>
-          <w:lang w:val="ar_AE" w:bidi="ar_AE"/>
-        </w:rPr>
-      </w:r>
-      <w:r>
-        <w:rPr>
-          <w:b/>
-          <w:lang w:val="ar_AE" w:bidi="ar_AE"/>
-        </w:rPr>
         <w:t>"</w:t>
       </w:r>
       <w:r>
@@ -16053,23 +13945,6 @@
           <w:b/>
           <w:lang w:val="ar_AE" w:bidi="ar_AE"/>
         </w:rPr>
-        <w:t>ἐσχάτου χρόνου</w:t>
-      </w:r>
-    </w:p>
-    <w:p>
-      <w:pPr>
-        <w:bidi/>
-      </w:pPr>
-      <w:r>
-        <w:rPr>
-          <w:lang w:val="ar_AE" w:bidi="ar_AE"/>
-        </w:rPr>
-      </w:r>
-      <w:r>
-        <w:rPr>
-          <w:b/>
-          <w:lang w:val="ar_AE" w:bidi="ar_AE"/>
-        </w:rPr>
         <w:t>"</w:t>
       </w:r>
       <w:r>
@@ -16189,23 +14064,6 @@
           <w:b/>
           <w:lang w:val="ar_AE" w:bidi="ar_AE"/>
         </w:rPr>
-        <w:t>πορευόμενοι</w:t>
-      </w:r>
-    </w:p>
-    <w:p>
-      <w:pPr>
-        <w:bidi/>
-      </w:pPr>
-      <w:r>
-        <w:rPr>
-          <w:lang w:val="ar_AE" w:bidi="ar_AE"/>
-        </w:rPr>
-      </w:r>
-      <w:r>
-        <w:rPr>
-          <w:b/>
-          <w:lang w:val="ar_AE" w:bidi="ar_AE"/>
-        </w:rPr>
         <w:t>"</w:t>
       </w:r>
       <w:r>
@@ -16325,23 +14183,6 @@
           <w:b/>
           <w:lang w:val="ar_AE" w:bidi="ar_AE"/>
         </w:rPr>
-        <w:t>κατὰ τὰς ἑαυτῶν ἐπιθυμίας &amp; τῶν ἀσεβειῶν</w:t>
-      </w:r>
-    </w:p>
-    <w:p>
-      <w:pPr>
-        <w:bidi/>
-      </w:pPr>
-      <w:r>
-        <w:rPr>
-          <w:lang w:val="ar_AE" w:bidi="ar_AE"/>
-        </w:rPr>
-      </w:r>
-      <w:r>
-        <w:rPr>
-          <w:b/>
-          <w:lang w:val="ar_AE" w:bidi="ar_AE"/>
-        </w:rPr>
         <w:t>"</w:t>
       </w:r>
       <w:r>
@@ -16439,23 +14280,6 @@
           <w:b/>
           <w:lang w:val="ar_AE" w:bidi="ar_AE"/>
         </w:rPr>
-        <w:t>οὗτοί</w:t>
-      </w:r>
-    </w:p>
-    <w:p>
-      <w:pPr>
-        <w:bidi/>
-      </w:pPr>
-      <w:r>
-        <w:rPr>
-          <w:lang w:val="ar_AE" w:bidi="ar_AE"/>
-        </w:rPr>
-      </w:r>
-      <w:r>
-        <w:rPr>
-          <w:b/>
-          <w:lang w:val="ar_AE" w:bidi="ar_AE"/>
-        </w:rPr>
         <w:t>"</w:t>
       </w:r>
       <w:r>
@@ -16575,23 +14399,6 @@
           <w:b/>
           <w:lang w:val="ar_AE" w:bidi="ar_AE"/>
         </w:rPr>
-        <w:t>οἱ ἀποδιορίζοντες</w:t>
-      </w:r>
-    </w:p>
-    <w:p>
-      <w:pPr>
-        <w:bidi/>
-      </w:pPr>
-      <w:r>
-        <w:rPr>
-          <w:lang w:val="ar_AE" w:bidi="ar_AE"/>
-        </w:rPr>
-      </w:r>
-      <w:r>
-        <w:rPr>
-          <w:b/>
-          <w:lang w:val="ar_AE" w:bidi="ar_AE"/>
-        </w:rPr>
         <w:t>"</w:t>
       </w:r>
       <w:r>
@@ -16711,23 +14518,6 @@
           <w:b/>
           <w:lang w:val="ar_AE" w:bidi="ar_AE"/>
         </w:rPr>
-        <w:t>Πνεῦμα</w:t>
-      </w:r>
-    </w:p>
-    <w:p>
-      <w:pPr>
-        <w:bidi/>
-      </w:pPr>
-      <w:r>
-        <w:rPr>
-          <w:lang w:val="ar_AE" w:bidi="ar_AE"/>
-        </w:rPr>
-      </w:r>
-      <w:r>
-        <w:rPr>
-          <w:b/>
-          <w:lang w:val="ar_AE" w:bidi="ar_AE"/>
-        </w:rPr>
         <w:t>"</w:t>
       </w:r>
       <w:r>
@@ -16847,23 +14637,6 @@
           <w:b/>
           <w:lang w:val="ar_AE" w:bidi="ar_AE"/>
         </w:rPr>
-        <w:t>ψυχικοί</w:t>
-      </w:r>
-    </w:p>
-    <w:p>
-      <w:pPr>
-        <w:bidi/>
-      </w:pPr>
-      <w:r>
-        <w:rPr>
-          <w:lang w:val="ar_AE" w:bidi="ar_AE"/>
-        </w:rPr>
-      </w:r>
-      <w:r>
-        <w:rPr>
-          <w:b/>
-          <w:lang w:val="ar_AE" w:bidi="ar_AE"/>
-        </w:rPr>
         <w:t>"</w:t>
       </w:r>
       <w:r>
@@ -16983,23 +14756,6 @@
           <w:b/>
           <w:lang w:val="ar_AE" w:bidi="ar_AE"/>
         </w:rPr>
-        <w:t>Πνεῦμα μὴ ἔχοντες</w:t>
-      </w:r>
-    </w:p>
-    <w:p>
-      <w:pPr>
-        <w:bidi/>
-      </w:pPr>
-      <w:r>
-        <w:rPr>
-          <w:lang w:val="ar_AE" w:bidi="ar_AE"/>
-        </w:rPr>
-      </w:r>
-      <w:r>
-        <w:rPr>
-          <w:b/>
-          <w:lang w:val="ar_AE" w:bidi="ar_AE"/>
-        </w:rPr>
         <w:t>"</w:t>
       </w:r>
       <w:r>
@@ -17119,23 +14875,6 @@
           <w:b/>
           <w:lang w:val="ar_AE" w:bidi="ar_AE"/>
         </w:rPr>
-        <w:t>ἀγαπητοί</w:t>
-      </w:r>
-    </w:p>
-    <w:p>
-      <w:pPr>
-        <w:bidi/>
-      </w:pPr>
-      <w:r>
-        <w:rPr>
-          <w:lang w:val="ar_AE" w:bidi="ar_AE"/>
-        </w:rPr>
-      </w:r>
-      <w:r>
-        <w:rPr>
-          <w:b/>
-          <w:lang w:val="ar_AE" w:bidi="ar_AE"/>
-        </w:rPr>
         <w:t>"</w:t>
       </w:r>
       <w:r>
@@ -17181,7 +14920,7 @@
         </w:rPr>
         <w:t xml:space="preserve">" هنا إلى الذين يكتب إليهم يهوذا، ويمكن توسيع المعنى ليشمل جميع المؤمنين. وإذا كان من المفيد في لغتك، يمكنك التعبير عن ذلك بشكل صريح. راجع كيف ترجمتَ هذه العبارة في الآية </w:t>
       </w:r>
-      <w:hyperlink r:id="rId19">
+      <w:hyperlink r:id="rId17">
         <w:r>
           <w:rPr>
             <w:lang w:val="ar_AE" w:bidi="ar_AE"/>
@@ -17273,23 +15012,6 @@
           <w:b/>
           <w:lang w:val="ar_AE" w:bidi="ar_AE"/>
         </w:rPr>
-        <w:t>ἐποικοδομοῦντες ἑαυτοὺς τῇ ἁγιωτάτῃ ὑμῶν πίστει</w:t>
-      </w:r>
-    </w:p>
-    <w:p>
-      <w:pPr>
-        <w:bidi/>
-      </w:pPr>
-      <w:r>
-        <w:rPr>
-          <w:lang w:val="ar_AE" w:bidi="ar_AE"/>
-        </w:rPr>
-      </w:r>
-      <w:r>
-        <w:rPr>
-          <w:b/>
-          <w:lang w:val="ar_AE" w:bidi="ar_AE"/>
-        </w:rPr>
         <w:t>"</w:t>
       </w:r>
       <w:r>
@@ -17396,23 +15118,6 @@
           <w:b/>
           <w:lang w:val="ar_AE" w:bidi="ar_AE"/>
         </w:rPr>
-        <w:t>ἐποικοδομοῦντες ἑαυτοὺς</w:t>
-      </w:r>
-    </w:p>
-    <w:p>
-      <w:pPr>
-        <w:bidi/>
-      </w:pPr>
-      <w:r>
-        <w:rPr>
-          <w:lang w:val="ar_AE" w:bidi="ar_AE"/>
-        </w:rPr>
-      </w:r>
-      <w:r>
-        <w:rPr>
-          <w:b/>
-          <w:lang w:val="ar_AE" w:bidi="ar_AE"/>
-        </w:rPr>
         <w:t>"</w:t>
       </w:r>
       <w:r>
@@ -17490,23 +15195,6 @@
           <w:b/>
           <w:lang w:val="ar_AE" w:bidi="ar_AE"/>
         </w:rPr>
-        <w:t>τῇ ἁγιωτάτῃ ὑμῶν πίστει</w:t>
-      </w:r>
-    </w:p>
-    <w:p>
-      <w:pPr>
-        <w:bidi/>
-      </w:pPr>
-      <w:r>
-        <w:rPr>
-          <w:lang w:val="ar_AE" w:bidi="ar_AE"/>
-        </w:rPr>
-      </w:r>
-      <w:r>
-        <w:rPr>
-          <w:b/>
-          <w:lang w:val="ar_AE" w:bidi="ar_AE"/>
-        </w:rPr>
         <w:t>"</w:t>
       </w:r>
       <w:r>
@@ -17626,23 +15314,6 @@
           <w:b/>
           <w:lang w:val="ar_AE" w:bidi="ar_AE"/>
         </w:rPr>
-        <w:t>ἐν Πνεύματι Ἁγίῳ προσευχόμενοι</w:t>
-      </w:r>
-    </w:p>
-    <w:p>
-      <w:pPr>
-        <w:bidi/>
-      </w:pPr>
-      <w:r>
-        <w:rPr>
-          <w:lang w:val="ar_AE" w:bidi="ar_AE"/>
-        </w:rPr>
-      </w:r>
-      <w:r>
-        <w:rPr>
-          <w:b/>
-          <w:lang w:val="ar_AE" w:bidi="ar_AE"/>
-        </w:rPr>
         <w:t>"</w:t>
       </w:r>
       <w:r>
@@ -17727,23 +15398,6 @@
           <w:b/>
           <w:lang w:val="ar_AE" w:bidi="ar_AE"/>
         </w:rPr>
-        <w:t>ἑαυτοὺς ἐν ἀγάπῃ Θεοῦ τηρήσατε</w:t>
-      </w:r>
-    </w:p>
-    <w:p>
-      <w:pPr>
-        <w:bidi/>
-      </w:pPr>
-      <w:r>
-        <w:rPr>
-          <w:lang w:val="ar_AE" w:bidi="ar_AE"/>
-        </w:rPr>
-      </w:r>
-      <w:r>
-        <w:rPr>
-          <w:b/>
-          <w:lang w:val="ar_AE" w:bidi="ar_AE"/>
-        </w:rPr>
         <w:t>"</w:t>
       </w:r>
       <w:r>
@@ -17850,23 +15504,6 @@
           <w:b/>
           <w:lang w:val="ar_AE" w:bidi="ar_AE"/>
         </w:rPr>
-        <w:t>ἑαυτοὺς ἐν ἀγάπῃ Θεοῦ τηρήσατε</w:t>
-      </w:r>
-    </w:p>
-    <w:p>
-      <w:pPr>
-        <w:bidi/>
-      </w:pPr>
-      <w:r>
-        <w:rPr>
-          <w:lang w:val="ar_AE" w:bidi="ar_AE"/>
-        </w:rPr>
-      </w:r>
-      <w:r>
-        <w:rPr>
-          <w:b/>
-          <w:lang w:val="ar_AE" w:bidi="ar_AE"/>
-        </w:rPr>
         <w:t>"</w:t>
       </w:r>
       <w:r>
@@ -17986,23 +15623,6 @@
           <w:b/>
           <w:lang w:val="ar_AE" w:bidi="ar_AE"/>
         </w:rPr>
-        <w:t>προσδεχόμενοι τὸ ἔλεος τοῦ Κυρίου ἡμῶν</w:t>
-      </w:r>
-    </w:p>
-    <w:p>
-      <w:pPr>
-        <w:bidi/>
-      </w:pPr>
-      <w:r>
-        <w:rPr>
-          <w:lang w:val="ar_AE" w:bidi="ar_AE"/>
-        </w:rPr>
-      </w:r>
-      <w:r>
-        <w:rPr>
-          <w:b/>
-          <w:lang w:val="ar_AE" w:bidi="ar_AE"/>
-        </w:rPr>
         <w:t>"</w:t>
       </w:r>
       <w:r>
@@ -18087,23 +15707,6 @@
           <w:b/>
           <w:lang w:val="ar_AE" w:bidi="ar_AE"/>
         </w:rPr>
-        <w:t>τὸ ἔλεος τοῦ Κυρίου ἡμῶν, Ἰησοῦ Χριστοῦ</w:t>
-      </w:r>
-    </w:p>
-    <w:p>
-      <w:pPr>
-        <w:bidi/>
-      </w:pPr>
-      <w:r>
-        <w:rPr>
-          <w:lang w:val="ar_AE" w:bidi="ar_AE"/>
-        </w:rPr>
-      </w:r>
-      <w:r>
-        <w:rPr>
-          <w:b/>
-          <w:lang w:val="ar_AE" w:bidi="ar_AE"/>
-        </w:rPr>
         <w:t>"</w:t>
       </w:r>
       <w:r>
@@ -18223,23 +15826,6 @@
           <w:b/>
           <w:lang w:val="ar_AE" w:bidi="ar_AE"/>
         </w:rPr>
-        <w:t>τοῦ Κυρίου ἡμῶν</w:t>
-      </w:r>
-    </w:p>
-    <w:p>
-      <w:pPr>
-        <w:bidi/>
-      </w:pPr>
-      <w:r>
-        <w:rPr>
-          <w:lang w:val="ar_AE" w:bidi="ar_AE"/>
-        </w:rPr>
-      </w:r>
-      <w:r>
-        <w:rPr>
-          <w:b/>
-          <w:lang w:val="ar_AE" w:bidi="ar_AE"/>
-        </w:rPr>
         <w:t>"</w:t>
       </w:r>
       <w:r>
@@ -18285,7 +15871,7 @@
         </w:rPr>
         <w:t xml:space="preserve">" هنا إلى "الشخص الذي يسود علينا" أو "الذي يملك السلطان علينا". راجع كيف ترجمتَ هذا التعبير في الآية </w:t>
       </w:r>
-      <w:hyperlink r:id="rId20">
+      <w:hyperlink r:id="rId18">
         <w:r>
           <w:rPr>
             <w:lang w:val="ar_AE" w:bidi="ar_AE"/>
@@ -18377,23 +15963,6 @@
           <w:b/>
           <w:lang w:val="ar_AE" w:bidi="ar_AE"/>
         </w:rPr>
-        <w:t>ἡμῶν</w:t>
-      </w:r>
-    </w:p>
-    <w:p>
-      <w:pPr>
-        <w:bidi/>
-      </w:pPr>
-      <w:r>
-        <w:rPr>
-          <w:lang w:val="ar_AE" w:bidi="ar_AE"/>
-        </w:rPr>
-      </w:r>
-      <w:r>
-        <w:rPr>
-          <w:b/>
-          <w:lang w:val="ar_AE" w:bidi="ar_AE"/>
-        </w:rPr>
         <w:t>"</w:t>
       </w:r>
       <w:r>
@@ -18513,23 +16082,6 @@
           <w:b/>
           <w:lang w:val="ar_AE" w:bidi="ar_AE"/>
         </w:rPr>
-        <w:t>τὸ ἔλεος τοῦ Κυρίου ἡμῶν, Ἰησοῦ Χριστοῦ, εἰς ζωὴν αἰώνιον</w:t>
-      </w:r>
-    </w:p>
-    <w:p>
-      <w:pPr>
-        <w:bidi/>
-      </w:pPr>
-      <w:r>
-        <w:rPr>
-          <w:lang w:val="ar_AE" w:bidi="ar_AE"/>
-        </w:rPr>
-      </w:r>
-      <w:r>
-        <w:rPr>
-          <w:b/>
-          <w:lang w:val="ar_AE" w:bidi="ar_AE"/>
-        </w:rPr>
         <w:t>"</w:t>
       </w:r>
       <w:r>
@@ -18662,23 +16214,6 @@
           <w:b/>
           <w:lang w:val="ar_AE" w:bidi="ar_AE"/>
         </w:rPr>
-        <w:t>ἐλεᾶτε</w:t>
-      </w:r>
-    </w:p>
-    <w:p>
-      <w:pPr>
-        <w:bidi/>
-      </w:pPr>
-      <w:r>
-        <w:rPr>
-          <w:lang w:val="ar_AE" w:bidi="ar_AE"/>
-        </w:rPr>
-      </w:r>
-      <w:r>
-        <w:rPr>
-          <w:b/>
-          <w:lang w:val="ar_AE" w:bidi="ar_AE"/>
-        </w:rPr>
         <w:t>"</w:t>
       </w:r>
       <w:r>
@@ -18895,23 +16430,6 @@
           <w:b/>
           <w:lang w:val="ar_AE" w:bidi="ar_AE"/>
         </w:rPr>
-        <w:t>ἐκ πυρὸς ἁρπάζοντες</w:t>
-      </w:r>
-    </w:p>
-    <w:p>
-      <w:pPr>
-        <w:bidi/>
-      </w:pPr>
-      <w:r>
-        <w:rPr>
-          <w:lang w:val="ar_AE" w:bidi="ar_AE"/>
-        </w:rPr>
-      </w:r>
-      <w:r>
-        <w:rPr>
-          <w:b/>
-          <w:lang w:val="ar_AE" w:bidi="ar_AE"/>
-        </w:rPr>
         <w:t>"</w:t>
       </w:r>
       <w:r>
@@ -18996,23 +16514,6 @@
           <w:b/>
           <w:lang w:val="ar_AE" w:bidi="ar_AE"/>
         </w:rPr>
-        <w:t>ἐκ πυρὸς ἁρπάζοντες</w:t>
-      </w:r>
-    </w:p>
-    <w:p>
-      <w:pPr>
-        <w:bidi/>
-      </w:pPr>
-      <w:r>
-        <w:rPr>
-          <w:lang w:val="ar_AE" w:bidi="ar_AE"/>
-        </w:rPr>
-      </w:r>
-      <w:r>
-        <w:rPr>
-          <w:b/>
-          <w:lang w:val="ar_AE" w:bidi="ar_AE"/>
-        </w:rPr>
         <w:t>"مُختَطِفينَ مِنَ النّارِ"</w:t>
       </w:r>
     </w:p>
@@ -19118,23 +16619,6 @@
           <w:b/>
           <w:lang w:val="ar_AE" w:bidi="ar_AE"/>
         </w:rPr>
-        <w:t>ἐλεᾶτε</w:t>
-      </w:r>
-    </w:p>
-    <w:p>
-      <w:pPr>
-        <w:bidi/>
-      </w:pPr>
-      <w:r>
-        <w:rPr>
-          <w:lang w:val="ar_AE" w:bidi="ar_AE"/>
-        </w:rPr>
-      </w:r>
-      <w:r>
-        <w:rPr>
-          <w:b/>
-          <w:lang w:val="ar_AE" w:bidi="ar_AE"/>
-        </w:rPr>
         <w:t>"</w:t>
       </w:r>
       <w:r>
@@ -19338,23 +16822,6 @@
           <w:b/>
           <w:lang w:val="ar_AE" w:bidi="ar_AE"/>
         </w:rPr>
-        <w:t>μισοῦντες καὶ τὸν ἀπὸ τῆς σαρκὸς ἐσπιλωμένον χιτῶνα</w:t>
-      </w:r>
-    </w:p>
-    <w:p>
-      <w:pPr>
-        <w:bidi/>
-      </w:pPr>
-      <w:r>
-        <w:rPr>
-          <w:lang w:val="ar_AE" w:bidi="ar_AE"/>
-        </w:rPr>
-      </w:r>
-      <w:r>
-        <w:rPr>
-          <w:b/>
-          <w:lang w:val="ar_AE" w:bidi="ar_AE"/>
-        </w:rPr>
         <w:t>"</w:t>
       </w:r>
       <w:r>
@@ -19461,23 +16928,6 @@
           <w:b/>
           <w:lang w:val="ar_AE" w:bidi="ar_AE"/>
         </w:rPr>
-        <w:t>τῆς σαρκὸς</w:t>
-      </w:r>
-    </w:p>
-    <w:p>
-      <w:pPr>
-        <w:bidi/>
-      </w:pPr>
-      <w:r>
-        <w:rPr>
-          <w:lang w:val="ar_AE" w:bidi="ar_AE"/>
-        </w:rPr>
-      </w:r>
-      <w:r>
-        <w:rPr>
-          <w:b/>
-          <w:lang w:val="ar_AE" w:bidi="ar_AE"/>
-        </w:rPr>
         <w:t>"</w:t>
       </w:r>
       <w:r>
@@ -19597,23 +17047,6 @@
           <w:b/>
           <w:lang w:val="ar_AE" w:bidi="ar_AE"/>
         </w:rPr>
-        <w:t>τῷ δὲ δυναμένῳ φυλάξαι</w:t>
-      </w:r>
-    </w:p>
-    <w:p>
-      <w:pPr>
-        <w:bidi/>
-      </w:pPr>
-      <w:r>
-        <w:rPr>
-          <w:lang w:val="ar_AE" w:bidi="ar_AE"/>
-        </w:rPr>
-      </w:r>
-      <w:r>
-        <w:rPr>
-          <w:b/>
-          <w:lang w:val="ar_AE" w:bidi="ar_AE"/>
-        </w:rPr>
         <w:t>"</w:t>
       </w:r>
       <w:r>
@@ -19733,23 +17166,6 @@
           <w:b/>
           <w:lang w:val="ar_AE" w:bidi="ar_AE"/>
         </w:rPr>
-        <w:t>φυλάξαι ὑμᾶς ἀπταίστους</w:t>
-      </w:r>
-    </w:p>
-    <w:p>
-      <w:pPr>
-        <w:bidi/>
-      </w:pPr>
-      <w:r>
-        <w:rPr>
-          <w:lang w:val="ar_AE" w:bidi="ar_AE"/>
-        </w:rPr>
-      </w:r>
-      <w:r>
-        <w:rPr>
-          <w:b/>
-          <w:lang w:val="ar_AE" w:bidi="ar_AE"/>
-        </w:rPr>
         <w:t>"</w:t>
       </w:r>
       <w:r>
@@ -19869,23 +17285,6 @@
           <w:b/>
           <w:lang w:val="ar_AE" w:bidi="ar_AE"/>
         </w:rPr>
-        <w:t>τῆς δόξης αὐτοῦ</w:t>
-      </w:r>
-    </w:p>
-    <w:p>
-      <w:pPr>
-        <w:bidi/>
-      </w:pPr>
-      <w:r>
-        <w:rPr>
-          <w:lang w:val="ar_AE" w:bidi="ar_AE"/>
-        </w:rPr>
-      </w:r>
-      <w:r>
-        <w:rPr>
-          <w:b/>
-          <w:lang w:val="ar_AE" w:bidi="ar_AE"/>
-        </w:rPr>
         <w:t>"</w:t>
       </w:r>
       <w:r>
@@ -20089,23 +17488,6 @@
           <w:b/>
           <w:lang w:val="ar_AE" w:bidi="ar_AE"/>
         </w:rPr>
-        <w:t>μόνῳ Θεῷ Σωτῆρι ἡμῶν</w:t>
-      </w:r>
-    </w:p>
-    <w:p>
-      <w:pPr>
-        <w:bidi/>
-      </w:pPr>
-      <w:r>
-        <w:rPr>
-          <w:lang w:val="ar_AE" w:bidi="ar_AE"/>
-        </w:rPr>
-      </w:r>
-      <w:r>
-        <w:rPr>
-          <w:b/>
-          <w:lang w:val="ar_AE" w:bidi="ar_AE"/>
-        </w:rPr>
         <w:t>"</w:t>
       </w:r>
       <w:r>
@@ -20215,23 +17597,6 @@
           <w:b/>
           <w:lang w:val="ar_AE" w:bidi="ar_AE"/>
         </w:rPr>
-        <w:t>Σωτῆρι ἡμῶν</w:t>
-      </w:r>
-    </w:p>
-    <w:p>
-      <w:pPr>
-        <w:bidi/>
-      </w:pPr>
-      <w:r>
-        <w:rPr>
-          <w:lang w:val="ar_AE" w:bidi="ar_AE"/>
-        </w:rPr>
-      </w:r>
-      <w:r>
-        <w:rPr>
-          <w:b/>
-          <w:lang w:val="ar_AE" w:bidi="ar_AE"/>
-        </w:rPr>
         <w:t>"</w:t>
       </w:r>
       <w:r>
@@ -20351,23 +17716,6 @@
           <w:b/>
           <w:lang w:val="ar_AE" w:bidi="ar_AE"/>
         </w:rPr>
-        <w:t>τοῦ Κυρίου ἡμῶν,</w:t>
-      </w:r>
-    </w:p>
-    <w:p>
-      <w:pPr>
-        <w:bidi/>
-      </w:pPr>
-      <w:r>
-        <w:rPr>
-          <w:lang w:val="ar_AE" w:bidi="ar_AE"/>
-        </w:rPr>
-      </w:r>
-      <w:r>
-        <w:rPr>
-          <w:b/>
-          <w:lang w:val="ar_AE" w:bidi="ar_AE"/>
-        </w:rPr>
         <w:t>"</w:t>
       </w:r>
       <w:r>
@@ -20487,23 +17835,6 @@
           <w:b/>
           <w:lang w:val="ar_AE" w:bidi="ar_AE"/>
         </w:rPr>
-        <w:t>μόνῳ Θεῷ &amp; δόξα, μεγαλωσύνη, κράτος, καὶ ἐξουσία</w:t>
-      </w:r>
-    </w:p>
-    <w:p>
-      <w:pPr>
-        <w:bidi/>
-      </w:pPr>
-      <w:r>
-        <w:rPr>
-          <w:lang w:val="ar_AE" w:bidi="ar_AE"/>
-        </w:rPr>
-      </w:r>
-      <w:r>
-        <w:rPr>
-          <w:b/>
-          <w:lang w:val="ar_AE" w:bidi="ar_AE"/>
-        </w:rPr>
         <w:t>"</w:t>
       </w:r>
       <w:r>
@@ -20624,23 +17955,6 @@
           <w:b/>
           <w:lang w:val="ar_AE" w:bidi="ar_AE"/>
         </w:rPr>
-        <w:t>πρὸ παντὸς τοῦ αἰῶνος</w:t>
-      </w:r>
-    </w:p>
-    <w:p>
-      <w:pPr>
-        <w:bidi/>
-      </w:pPr>
-      <w:r>
-        <w:rPr>
-          <w:lang w:val="ar_AE" w:bidi="ar_AE"/>
-        </w:rPr>
-      </w:r>
-      <w:r>
-        <w:rPr>
-          <w:b/>
-          <w:lang w:val="ar_AE" w:bidi="ar_AE"/>
-        </w:rPr>
         <w:t>"</w:t>
       </w:r>
       <w:r>
@@ -20731,23 +18045,6 @@
         <w:rPr>
           <w:lang w:val="ar_AE" w:bidi="ar_AE"/>
         </w:rPr>
-      </w:r>
-    </w:p>
-    <w:p>
-      <w:pPr>
-        <w:bidi/>
-      </w:pPr>
-      <w:r>
-        <w:rPr>
-          <w:lang w:val="ar_AE" w:bidi="ar_AE"/>
-        </w:rPr>
-      </w:r>
-      <w:r>
-        <w:rPr>
-          <w:b/>
-          <w:lang w:val="ar_AE" w:bidi="ar_AE"/>
-        </w:rPr>
-        <w:t>εἰς πάντας τοὺς αἰῶνας</w:t>
       </w:r>
     </w:p>
     <w:p>

--- a/arb/docx/65.content.docx
+++ b/arb/docx/65.content.docx
@@ -32,16 +32,51 @@
     </w:p>
     <w:p>
       <w:pPr>
-        <w:bidi/>
-      </w:pPr>
-      <w:r>
-        <w:rPr>
-          <w:lang w:val="ar_AE" w:bidi="ar_AE"/>
-        </w:rPr>
-      </w:r>
-      <w:r>
-        <w:rPr>
-          <w:b/>
+        <w:pStyle w:val="Heading2"/>
+        <w:bidi/>
+      </w:pPr>
+      <w:r>
+        <w:rPr>
+          <w:lang w:val="ar_AE" w:bidi="ar_AE"/>
+        </w:rPr>
+        <w:t>License Information</w:t>
+      </w:r>
+      <w:r>
+        <w:rPr>
+          <w:lang w:val="ar_AE" w:bidi="ar_AE"/>
+        </w:rPr>
+      </w:r>
+    </w:p>
+    <w:p>
+      <w:pPr>
+        <w:bidi/>
+      </w:pPr>
+      <w:r>
+        <w:rPr>
+          <w:lang w:val="ar_AE" w:bidi="ar_AE"/>
+        </w:rPr>
+      </w:r>
+      <w:r>
+        <w:rPr>
+          <w:b/>
+          <w:lang w:val="ar_AE" w:bidi="ar_AE"/>
+        </w:rPr>
+        <w:t>ملاحظات الترجمة (كلمة متكشفة)</w:t>
+      </w:r>
+      <w:r>
+        <w:rPr>
+          <w:lang w:val="ar_AE" w:bidi="ar_AE"/>
+        </w:rPr>
+        <w:t xml:space="preserve"> (Arabic) is based on</w:t>
+      </w:r>
+      <w:r>
+        <w:rPr>
+          <w:lang w:val="ar_AE" w:bidi="ar_AE"/>
+        </w:rPr>
+        <w:t xml:space="preserve">: </w:t>
+      </w:r>
+      <w:r>
+        <w:rPr>
           <w:lang w:val="ar_AE" w:bidi="ar_AE"/>
         </w:rPr>
         <w:t>unfoldingWord® Translation Notes</w:t>
@@ -50,31 +85,64 @@
         <w:rPr>
           <w:lang w:val="ar_AE" w:bidi="ar_AE"/>
         </w:rPr>
-        <w:t xml:space="preserve"> © 2022 unfoldingWord. Released under CC BY-SA 4.0 license. </w:t>
-      </w:r>
-      <w:r>
-        <w:rPr>
-          <w:lang w:val="ar_AE" w:bidi="ar_AE"/>
-        </w:rPr>
-        <w:t>unfoldingWord® Translation Notes</w:t>
-      </w:r>
-      <w:r>
-        <w:rPr>
-          <w:lang w:val="ar_AE" w:bidi="ar_AE"/>
-        </w:rPr>
-        <w:t xml:space="preserve"> has been adapted in the following languages: Tok Pisin, Arabic (عربي), French (Français), Hindi (हिंदी), Indonesian (Bahasa Indonesia), Portuguese (Português), Russian (Русский), Spanish (Español), Swahili (Kiswahili), and Simplified Chinese (简体中文) from </w:t>
-      </w:r>
-      <w:r>
-        <w:rPr>
-          <w:lang w:val="ar_AE" w:bidi="ar_AE"/>
-        </w:rPr>
-        <w:t>unfoldingWord® Translation Notes</w:t>
-      </w:r>
-      <w:r>
-        <w:rPr>
-          <w:lang w:val="ar_AE" w:bidi="ar_AE"/>
-        </w:rPr>
-        <w:t xml:space="preserve"> © 2022 unfoldingWord. Released under CC BY-SA 4.0 license by Mission Mutual</w:t>
+        <w:t xml:space="preserve">, </w:t>
+      </w:r>
+      <w:hyperlink r:id="rId13">
+        <w:r>
+          <w:rPr>
+            <w:lang w:val="ar_AE" w:bidi="ar_AE"/>
+          </w:rPr>
+          <w:rPr>
+            <w:color w:val="0000EE"/>
+            <w:u w:val="single"/>
+          </w:rPr>
+          <w:t>unfoldingWord</w:t>
+        </w:r>
+      </w:hyperlink>
+      <w:r>
+        <w:rPr>
+          <w:lang w:val="ar_AE" w:bidi="ar_AE"/>
+        </w:rPr>
+        <w:t xml:space="preserve">, 2022, which is licensed under a </w:t>
+      </w:r>
+      <w:hyperlink r:id="rId14">
+        <w:r>
+          <w:rPr>
+            <w:lang w:val="ar_AE" w:bidi="ar_AE"/>
+          </w:rPr>
+          <w:rPr>
+            <w:color w:val="0000EE"/>
+            <w:u w:val="single"/>
+          </w:rPr>
+          <w:t>CC BY-SA 4.0 license</w:t>
+        </w:r>
+      </w:hyperlink>
+      <w:r>
+        <w:rPr>
+          <w:lang w:val="ar_AE" w:bidi="ar_AE"/>
+        </w:rPr>
+        <w:t>.</w:t>
+      </w:r>
+      <w:r>
+        <w:rPr>
+          <w:lang w:val="ar_AE" w:bidi="ar_AE"/>
+        </w:rPr>
+      </w:r>
+    </w:p>
+    <w:p>
+      <w:pPr>
+        <w:bidi/>
+      </w:pPr>
+      <w:r>
+        <w:rPr>
+          <w:lang w:val="ar_AE" w:bidi="ar_AE"/>
+        </w:rPr>
+      </w:r>
+      <w:r>
+        <w:rPr>
+          <w:lang w:val="ar_AE" w:bidi="ar_AE"/>
+        </w:rPr>
+        <w:t>This PDF version is provided under the same license.</w:t>
       </w:r>
       <w:r>
         <w:rPr>
@@ -248,6 +316,23 @@
           <w:b/>
           <w:lang w:val="ar_AE" w:bidi="ar_AE"/>
         </w:rPr>
+        <w:t>Ἰούδας</w:t>
+      </w:r>
+    </w:p>
+    <w:p>
+      <w:pPr>
+        <w:bidi/>
+      </w:pPr>
+      <w:r>
+        <w:rPr>
+          <w:lang w:val="ar_AE" w:bidi="ar_AE"/>
+        </w:rPr>
+      </w:r>
+      <w:r>
+        <w:rPr>
+          <w:b/>
+          <w:lang w:val="ar_AE" w:bidi="ar_AE"/>
+        </w:rPr>
         <w:t>"</w:t>
       </w:r>
       <w:r>
@@ -354,6 +439,23 @@
           <w:b/>
           <w:lang w:val="ar_AE" w:bidi="ar_AE"/>
         </w:rPr>
+        <w:t>Ἰούδας</w:t>
+      </w:r>
+    </w:p>
+    <w:p>
+      <w:pPr>
+        <w:bidi/>
+      </w:pPr>
+      <w:r>
+        <w:rPr>
+          <w:lang w:val="ar_AE" w:bidi="ar_AE"/>
+        </w:rPr>
+      </w:r>
+      <w:r>
+        <w:rPr>
+          <w:b/>
+          <w:lang w:val="ar_AE" w:bidi="ar_AE"/>
+        </w:rPr>
         <w:t>"يَهوذا"</w:t>
       </w:r>
     </w:p>
@@ -453,6 +555,23 @@
           <w:b/>
           <w:lang w:val="ar_AE" w:bidi="ar_AE"/>
         </w:rPr>
+        <w:t>Ἰησοῦ Χριστοῦ δοῦλος, ἀδελφὸς δὲ Ἰακώβου</w:t>
+      </w:r>
+    </w:p>
+    <w:p>
+      <w:pPr>
+        <w:bidi/>
+      </w:pPr>
+      <w:r>
+        <w:rPr>
+          <w:lang w:val="ar_AE" w:bidi="ar_AE"/>
+        </w:rPr>
+      </w:r>
+      <w:r>
+        <w:rPr>
+          <w:b/>
+          <w:lang w:val="ar_AE" w:bidi="ar_AE"/>
+        </w:rPr>
         <w:t>"</w:t>
       </w:r>
       <w:r>
@@ -572,6 +691,23 @@
           <w:b/>
           <w:lang w:val="ar_AE" w:bidi="ar_AE"/>
         </w:rPr>
+        <w:t>ἀδελφὸς &amp; Ἰακώβου</w:t>
+      </w:r>
+    </w:p>
+    <w:p>
+      <w:pPr>
+        <w:bidi/>
+      </w:pPr>
+      <w:r>
+        <w:rPr>
+          <w:lang w:val="ar_AE" w:bidi="ar_AE"/>
+        </w:rPr>
+      </w:r>
+      <w:r>
+        <w:rPr>
+          <w:b/>
+          <w:lang w:val="ar_AE" w:bidi="ar_AE"/>
+        </w:rPr>
         <w:t>"</w:t>
       </w:r>
       <w:r>
@@ -691,6 +827,23 @@
           <w:b/>
           <w:lang w:val="ar_AE" w:bidi="ar_AE"/>
         </w:rPr>
+        <w:t>τοῖς</w:t>
+      </w:r>
+    </w:p>
+    <w:p>
+      <w:pPr>
+        <w:bidi/>
+      </w:pPr>
+      <w:r>
+        <w:rPr>
+          <w:lang w:val="ar_AE" w:bidi="ar_AE"/>
+        </w:rPr>
+      </w:r>
+      <w:r>
+        <w:rPr>
+          <w:b/>
+          <w:lang w:val="ar_AE" w:bidi="ar_AE"/>
+        </w:rPr>
         <w:t>"</w:t>
       </w:r>
       <w:r>
@@ -797,6 +950,23 @@
           <w:b/>
           <w:lang w:val="ar_AE" w:bidi="ar_AE"/>
         </w:rPr>
+        <w:t>κλητοῖς</w:t>
+      </w:r>
+    </w:p>
+    <w:p>
+      <w:pPr>
+        <w:bidi/>
+      </w:pPr>
+      <w:r>
+        <w:rPr>
+          <w:lang w:val="ar_AE" w:bidi="ar_AE"/>
+        </w:rPr>
+      </w:r>
+      <w:r>
+        <w:rPr>
+          <w:b/>
+          <w:lang w:val="ar_AE" w:bidi="ar_AE"/>
+        </w:rPr>
         <w:t>"</w:t>
       </w:r>
       <w:r>
@@ -903,6 +1073,23 @@
           <w:b/>
           <w:lang w:val="ar_AE" w:bidi="ar_AE"/>
         </w:rPr>
+        <w:t>ἐν Θεῷ Πατρὶ ἠγαπημένοις</w:t>
+      </w:r>
+    </w:p>
+    <w:p>
+      <w:pPr>
+        <w:bidi/>
+      </w:pPr>
+      <w:r>
+        <w:rPr>
+          <w:lang w:val="ar_AE" w:bidi="ar_AE"/>
+        </w:rPr>
+      </w:r>
+      <w:r>
+        <w:rPr>
+          <w:b/>
+          <w:lang w:val="ar_AE" w:bidi="ar_AE"/>
+        </w:rPr>
         <w:t>"</w:t>
       </w:r>
       <w:r>
@@ -1009,6 +1196,23 @@
           <w:b/>
           <w:lang w:val="ar_AE" w:bidi="ar_AE"/>
         </w:rPr>
+        <w:t>Θεῷ Πατρὶ</w:t>
+      </w:r>
+    </w:p>
+    <w:p>
+      <w:pPr>
+        <w:bidi/>
+      </w:pPr>
+      <w:r>
+        <w:rPr>
+          <w:lang w:val="ar_AE" w:bidi="ar_AE"/>
+        </w:rPr>
+      </w:r>
+      <w:r>
+        <w:rPr>
+          <w:b/>
+          <w:lang w:val="ar_AE" w:bidi="ar_AE"/>
+        </w:rPr>
         <w:t>"</w:t>
       </w:r>
       <w:r>
@@ -1128,6 +1332,23 @@
           <w:b/>
           <w:lang w:val="ar_AE" w:bidi="ar_AE"/>
         </w:rPr>
+        <w:t>Ἰησοῦ Χριστῷ τετηρημένοις κλητοῖς</w:t>
+      </w:r>
+    </w:p>
+    <w:p>
+      <w:pPr>
+        <w:bidi/>
+      </w:pPr>
+      <w:r>
+        <w:rPr>
+          <w:lang w:val="ar_AE" w:bidi="ar_AE"/>
+        </w:rPr>
+      </w:r>
+      <w:r>
+        <w:rPr>
+          <w:b/>
+          <w:lang w:val="ar_AE" w:bidi="ar_AE"/>
+        </w:rPr>
         <w:t>"</w:t>
       </w:r>
       <w:r>
@@ -1247,6 +1468,23 @@
           <w:b/>
           <w:lang w:val="ar_AE" w:bidi="ar_AE"/>
         </w:rPr>
+        <w:t>ἔλεος ὑμῖν, καὶ εἰρήνη, καὶ ἀγάπη πληθυνθείη.</w:t>
+      </w:r>
+    </w:p>
+    <w:p>
+      <w:pPr>
+        <w:bidi/>
+      </w:pPr>
+      <w:r>
+        <w:rPr>
+          <w:lang w:val="ar_AE" w:bidi="ar_AE"/>
+        </w:rPr>
+      </w:r>
+      <w:r>
+        <w:rPr>
+          <w:b/>
+          <w:lang w:val="ar_AE" w:bidi="ar_AE"/>
+        </w:rPr>
         <w:t>"</w:t>
       </w:r>
       <w:r>
@@ -1353,6 +1591,23 @@
           <w:b/>
           <w:lang w:val="ar_AE" w:bidi="ar_AE"/>
         </w:rPr>
+        <w:t>ἔλεος ὑμῖν, καὶ εἰρήνη, καὶ ἀγάπη πληθυνθείη</w:t>
+      </w:r>
+    </w:p>
+    <w:p>
+      <w:pPr>
+        <w:bidi/>
+      </w:pPr>
+      <w:r>
+        <w:rPr>
+          <w:lang w:val="ar_AE" w:bidi="ar_AE"/>
+        </w:rPr>
+      </w:r>
+      <w:r>
+        <w:rPr>
+          <w:b/>
+          <w:lang w:val="ar_AE" w:bidi="ar_AE"/>
+        </w:rPr>
         <w:t>"لتَكثُرْ لكُمُ الرَّحمَةُ والسَّلامُ والمَحَبَّةُ"</w:t>
       </w:r>
     </w:p>
@@ -1484,6 +1739,23 @@
           <w:b/>
           <w:lang w:val="ar_AE" w:bidi="ar_AE"/>
         </w:rPr>
+        <w:t>ἔλεος &amp; καὶ εἰρήνη, καὶ ἀγάπη πληθυνθείη.</w:t>
+      </w:r>
+    </w:p>
+    <w:p>
+      <w:pPr>
+        <w:bidi/>
+      </w:pPr>
+      <w:r>
+        <w:rPr>
+          <w:lang w:val="ar_AE" w:bidi="ar_AE"/>
+        </w:rPr>
+      </w:r>
+      <w:r>
+        <w:rPr>
+          <w:b/>
+          <w:lang w:val="ar_AE" w:bidi="ar_AE"/>
+        </w:rPr>
         <w:t>"لتَكثُرْ لكُمُ الرَّحمَةُ والسَّلامُ والمَحَبَّةُ"</w:t>
       </w:r>
     </w:p>
@@ -1615,6 +1887,23 @@
           <w:b/>
           <w:lang w:val="ar_AE" w:bidi="ar_AE"/>
         </w:rPr>
+        <w:t>ὑμῖν</w:t>
+      </w:r>
+    </w:p>
+    <w:p>
+      <w:pPr>
+        <w:bidi/>
+      </w:pPr>
+      <w:r>
+        <w:rPr>
+          <w:lang w:val="ar_AE" w:bidi="ar_AE"/>
+        </w:rPr>
+      </w:r>
+      <w:r>
+        <w:rPr>
+          <w:b/>
+          <w:lang w:val="ar_AE" w:bidi="ar_AE"/>
+        </w:rPr>
         <w:t>"</w:t>
       </w:r>
       <w:r>
@@ -1734,6 +2023,23 @@
           <w:b/>
           <w:lang w:val="ar_AE" w:bidi="ar_AE"/>
         </w:rPr>
+        <w:t>ἀγαπητοί</w:t>
+      </w:r>
+    </w:p>
+    <w:p>
+      <w:pPr>
+        <w:bidi/>
+      </w:pPr>
+      <w:r>
+        <w:rPr>
+          <w:lang w:val="ar_AE" w:bidi="ar_AE"/>
+        </w:rPr>
+      </w:r>
+      <w:r>
+        <w:rPr>
+          <w:b/>
+          <w:lang w:val="ar_AE" w:bidi="ar_AE"/>
+        </w:rPr>
         <w:t>"</w:t>
       </w:r>
       <w:r>
@@ -1853,6 +2159,23 @@
           <w:b/>
           <w:lang w:val="ar_AE" w:bidi="ar_AE"/>
         </w:rPr>
+        <w:t>πᾶσαν σπουδὴν ποιούμενος γράφειν ὑμῖν</w:t>
+      </w:r>
+    </w:p>
+    <w:p>
+      <w:pPr>
+        <w:bidi/>
+      </w:pPr>
+      <w:r>
+        <w:rPr>
+          <w:lang w:val="ar_AE" w:bidi="ar_AE"/>
+        </w:rPr>
+      </w:r>
+      <w:r>
+        <w:rPr>
+          <w:b/>
+          <w:lang w:val="ar_AE" w:bidi="ar_AE"/>
+        </w:rPr>
         <w:t>"</w:t>
       </w:r>
       <w:r>
@@ -1937,6 +2260,23 @@
           <w:b/>
           <w:lang w:val="ar_AE" w:bidi="ar_AE"/>
         </w:rPr>
+        <w:t>περὶ τῆς κοινῆς ἡμῶν σωτηρίας</w:t>
+      </w:r>
+    </w:p>
+    <w:p>
+      <w:pPr>
+        <w:bidi/>
+      </w:pPr>
+      <w:r>
+        <w:rPr>
+          <w:lang w:val="ar_AE" w:bidi="ar_AE"/>
+        </w:rPr>
+      </w:r>
+      <w:r>
+        <w:rPr>
+          <w:b/>
+          <w:lang w:val="ar_AE" w:bidi="ar_AE"/>
+        </w:rPr>
         <w:t>"</w:t>
       </w:r>
       <w:r>
@@ -2021,6 +2361,23 @@
           <w:b/>
           <w:lang w:val="ar_AE" w:bidi="ar_AE"/>
         </w:rPr>
+        <w:t>περὶ τῆς κοινῆς ἡμῶν σωτηρίας</w:t>
+      </w:r>
+    </w:p>
+    <w:p>
+      <w:pPr>
+        <w:bidi/>
+      </w:pPr>
+      <w:r>
+        <w:rPr>
+          <w:lang w:val="ar_AE" w:bidi="ar_AE"/>
+        </w:rPr>
+      </w:r>
+      <w:r>
+        <w:rPr>
+          <w:b/>
+          <w:lang w:val="ar_AE" w:bidi="ar_AE"/>
+        </w:rPr>
         <w:t>"عن الخَلاصِ المُشتَرَكِ"</w:t>
       </w:r>
     </w:p>
@@ -2126,6 +2483,23 @@
           <w:b/>
           <w:lang w:val="ar_AE" w:bidi="ar_AE"/>
         </w:rPr>
+        <w:t>ἡμῶν</w:t>
+      </w:r>
+    </w:p>
+    <w:p>
+      <w:pPr>
+        <w:bidi/>
+      </w:pPr>
+      <w:r>
+        <w:rPr>
+          <w:lang w:val="ar_AE" w:bidi="ar_AE"/>
+        </w:rPr>
+      </w:r>
+      <w:r>
+        <w:rPr>
+          <w:b/>
+          <w:lang w:val="ar_AE" w:bidi="ar_AE"/>
+        </w:rPr>
         <w:t>"عن الخَلاصِ (خلاصنا) المُشتَرَكِ"</w:t>
       </w:r>
     </w:p>
@@ -2218,6 +2592,23 @@
           <w:b/>
           <w:lang w:val="ar_AE" w:bidi="ar_AE"/>
         </w:rPr>
+        <w:t>ἀνάγκην ἔσχον γράψαι</w:t>
+      </w:r>
+    </w:p>
+    <w:p>
+      <w:pPr>
+        <w:bidi/>
+      </w:pPr>
+      <w:r>
+        <w:rPr>
+          <w:lang w:val="ar_AE" w:bidi="ar_AE"/>
+        </w:rPr>
+      </w:r>
+      <w:r>
+        <w:rPr>
+          <w:b/>
+          <w:lang w:val="ar_AE" w:bidi="ar_AE"/>
+        </w:rPr>
         <w:t>"</w:t>
       </w:r>
       <w:r>
@@ -2337,6 +2728,23 @@
           <w:b/>
           <w:lang w:val="ar_AE" w:bidi="ar_AE"/>
         </w:rPr>
+        <w:t>παρακαλῶν ἐπαγωνίζεσθαι τῇ &amp; πίστει</w:t>
+      </w:r>
+    </w:p>
+    <w:p>
+      <w:pPr>
+        <w:bidi/>
+      </w:pPr>
+      <w:r>
+        <w:rPr>
+          <w:lang w:val="ar_AE" w:bidi="ar_AE"/>
+        </w:rPr>
+      </w:r>
+      <w:r>
+        <w:rPr>
+          <w:b/>
+          <w:lang w:val="ar_AE" w:bidi="ar_AE"/>
+        </w:rPr>
         <w:t>"</w:t>
       </w:r>
       <w:r>
@@ -2443,6 +2851,23 @@
           <w:b/>
           <w:lang w:val="ar_AE" w:bidi="ar_AE"/>
         </w:rPr>
+        <w:t>παρακαλῶν ἐπαγωνίζεσθαι τῇ &amp; πίστει</w:t>
+      </w:r>
+    </w:p>
+    <w:p>
+      <w:pPr>
+        <w:bidi/>
+      </w:pPr>
+      <w:r>
+        <w:rPr>
+          <w:lang w:val="ar_AE" w:bidi="ar_AE"/>
+        </w:rPr>
+      </w:r>
+      <w:r>
+        <w:rPr>
+          <w:b/>
+          <w:lang w:val="ar_AE" w:bidi="ar_AE"/>
+        </w:rPr>
         <w:t>"أنْ تجتَهِدوا لأجلِ الإيمانِ"</w:t>
       </w:r>
     </w:p>
@@ -2535,6 +2960,23 @@
           <w:b/>
           <w:lang w:val="ar_AE" w:bidi="ar_AE"/>
         </w:rPr>
+        <w:t>τῇ ἅπαξ παραδοθείσῃ τοῖς ἁγίοις πίστει</w:t>
+      </w:r>
+    </w:p>
+    <w:p>
+      <w:pPr>
+        <w:bidi/>
+      </w:pPr>
+      <w:r>
+        <w:rPr>
+          <w:lang w:val="ar_AE" w:bidi="ar_AE"/>
+        </w:rPr>
+      </w:r>
+      <w:r>
+        <w:rPr>
+          <w:b/>
+          <w:lang w:val="ar_AE" w:bidi="ar_AE"/>
+        </w:rPr>
         <w:t>"</w:t>
       </w:r>
       <w:r>
@@ -2654,6 +3096,23 @@
           <w:b/>
           <w:lang w:val="ar_AE" w:bidi="ar_AE"/>
         </w:rPr>
+        <w:t>ἅπαξ</w:t>
+      </w:r>
+    </w:p>
+    <w:p>
+      <w:pPr>
+        <w:bidi/>
+      </w:pPr>
+      <w:r>
+        <w:rPr>
+          <w:lang w:val="ar_AE" w:bidi="ar_AE"/>
+        </w:rPr>
+      </w:r>
+      <w:r>
+        <w:rPr>
+          <w:b/>
+          <w:lang w:val="ar_AE" w:bidi="ar_AE"/>
+        </w:rPr>
         <w:t>"</w:t>
       </w:r>
       <w:r>
@@ -2751,6 +3210,23 @@
           <w:b/>
           <w:lang w:val="ar_AE" w:bidi="ar_AE"/>
         </w:rPr>
+        <w:t>γάρ</w:t>
+      </w:r>
+    </w:p>
+    <w:p>
+      <w:pPr>
+        <w:bidi/>
+      </w:pPr>
+      <w:r>
+        <w:rPr>
+          <w:lang w:val="ar_AE" w:bidi="ar_AE"/>
+        </w:rPr>
+      </w:r>
+      <w:r>
+        <w:rPr>
+          <w:b/>
+          <w:lang w:val="ar_AE" w:bidi="ar_AE"/>
+        </w:rPr>
         <w:t>"</w:t>
       </w:r>
       <w:r>
@@ -2870,6 +3346,23 @@
           <w:b/>
           <w:lang w:val="ar_AE" w:bidi="ar_AE"/>
         </w:rPr>
+        <w:t>παρεισέδυσαν γάρ τινες ἄνθρωποι</w:t>
+      </w:r>
+    </w:p>
+    <w:p>
+      <w:pPr>
+        <w:bidi/>
+      </w:pPr>
+      <w:r>
+        <w:rPr>
+          <w:lang w:val="ar_AE" w:bidi="ar_AE"/>
+        </w:rPr>
+      </w:r>
+      <w:r>
+        <w:rPr>
+          <w:b/>
+          <w:lang w:val="ar_AE" w:bidi="ar_AE"/>
+        </w:rPr>
         <w:t>"</w:t>
       </w:r>
       <w:r>
@@ -2954,6 +3447,23 @@
           <w:b/>
           <w:lang w:val="ar_AE" w:bidi="ar_AE"/>
         </w:rPr>
+        <w:t>παρεισέδυσαν γάρ τινες ἄνθρωποι</w:t>
+      </w:r>
+    </w:p>
+    <w:p>
+      <w:pPr>
+        <w:bidi/>
+      </w:pPr>
+      <w:r>
+        <w:rPr>
+          <w:lang w:val="ar_AE" w:bidi="ar_AE"/>
+        </w:rPr>
+      </w:r>
+      <w:r>
+        <w:rPr>
+          <w:b/>
+          <w:lang w:val="ar_AE" w:bidi="ar_AE"/>
+        </w:rPr>
         <w:t>"لأنَّهُ دَخَلَ خُلسَةً أُناسٌ"</w:t>
       </w:r>
     </w:p>
@@ -2972,7 +3482,7 @@
         </w:rPr>
         <w:t xml:space="preserve">لا يستخدم يهوذا في هذه العبارة بعض الكلمات التي تحتاجها لغات كثيرة لتكون الجملة كاملة. وإذا كانت لغتك تتطلب إتمام المعنى، يمكن استكمال العبارة اعتمادًا على ما ورد في الآية </w:t>
       </w:r>
-      <w:hyperlink r:id="rId13">
+      <w:hyperlink r:id="rId15">
         <w:r>
           <w:rPr>
             <w:lang w:val="ar_AE" w:bidi="ar_AE"/>
@@ -3064,6 +3574,23 @@
           <w:b/>
           <w:lang w:val="ar_AE" w:bidi="ar_AE"/>
         </w:rPr>
+        <w:t>οἱ πάλαι προγεγραμμένοι εἰς τοῦτο τὸ κρίμα</w:t>
+      </w:r>
+    </w:p>
+    <w:p>
+      <w:pPr>
+        <w:bidi/>
+      </w:pPr>
+      <w:r>
+        <w:rPr>
+          <w:lang w:val="ar_AE" w:bidi="ar_AE"/>
+        </w:rPr>
+      </w:r>
+      <w:r>
+        <w:rPr>
+          <w:b/>
+          <w:lang w:val="ar_AE" w:bidi="ar_AE"/>
+        </w:rPr>
         <w:t>"</w:t>
       </w:r>
       <w:r>
@@ -3183,6 +3710,23 @@
           <w:b/>
           <w:lang w:val="ar_AE" w:bidi="ar_AE"/>
         </w:rPr>
+        <w:t>εἰς τοῦτο τὸ κρίμα</w:t>
+      </w:r>
+    </w:p>
+    <w:p>
+      <w:pPr>
+        <w:bidi/>
+      </w:pPr>
+      <w:r>
+        <w:rPr>
+          <w:lang w:val="ar_AE" w:bidi="ar_AE"/>
+        </w:rPr>
+      </w:r>
+      <w:r>
+        <w:rPr>
+          <w:b/>
+          <w:lang w:val="ar_AE" w:bidi="ar_AE"/>
+        </w:rPr>
         <w:t>"</w:t>
       </w:r>
       <w:r>
@@ -3302,6 +3846,23 @@
           <w:b/>
           <w:lang w:val="ar_AE" w:bidi="ar_AE"/>
         </w:rPr>
+        <w:t>ἀσεβεῖς</w:t>
+      </w:r>
+    </w:p>
+    <w:p>
+      <w:pPr>
+        <w:bidi/>
+      </w:pPr>
+      <w:r>
+        <w:rPr>
+          <w:lang w:val="ar_AE" w:bidi="ar_AE"/>
+        </w:rPr>
+      </w:r>
+      <w:r>
+        <w:rPr>
+          <w:b/>
+          <w:lang w:val="ar_AE" w:bidi="ar_AE"/>
+        </w:rPr>
         <w:t>"</w:t>
       </w:r>
       <w:r>
@@ -3433,6 +3994,23 @@
           <w:b/>
           <w:lang w:val="ar_AE" w:bidi="ar_AE"/>
         </w:rPr>
+        <w:t>τὴν τοῦ Θεοῦ ἡμῶν χάριτα μετατιθέντες εἰς ἀσέλγειαν</w:t>
+      </w:r>
+    </w:p>
+    <w:p>
+      <w:pPr>
+        <w:bidi/>
+      </w:pPr>
+      <w:r>
+        <w:rPr>
+          <w:lang w:val="ar_AE" w:bidi="ar_AE"/>
+        </w:rPr>
+      </w:r>
+      <w:r>
+        <w:rPr>
+          <w:b/>
+          <w:lang w:val="ar_AE" w:bidi="ar_AE"/>
+        </w:rPr>
         <w:t>"</w:t>
       </w:r>
       <w:r>
@@ -3564,6 +4142,23 @@
           <w:b/>
           <w:lang w:val="ar_AE" w:bidi="ar_AE"/>
         </w:rPr>
+        <w:t>ἡμῶν &amp; ἡμῶν</w:t>
+      </w:r>
+    </w:p>
+    <w:p>
+      <w:pPr>
+        <w:bidi/>
+      </w:pPr>
+      <w:r>
+        <w:rPr>
+          <w:lang w:val="ar_AE" w:bidi="ar_AE"/>
+        </w:rPr>
+      </w:r>
+      <w:r>
+        <w:rPr>
+          <w:b/>
+          <w:lang w:val="ar_AE" w:bidi="ar_AE"/>
+        </w:rPr>
         <w:t>"</w:t>
       </w:r>
       <w:r>
@@ -3697,6 +4292,23 @@
           <w:b/>
           <w:lang w:val="ar_AE" w:bidi="ar_AE"/>
         </w:rPr>
+        <w:t>τὴν τοῦ Θεοῦ ἡμῶν χάριτα</w:t>
+      </w:r>
+    </w:p>
+    <w:p>
+      <w:pPr>
+        <w:bidi/>
+      </w:pPr>
+      <w:r>
+        <w:rPr>
+          <w:lang w:val="ar_AE" w:bidi="ar_AE"/>
+        </w:rPr>
+      </w:r>
+      <w:r>
+        <w:rPr>
+          <w:b/>
+          <w:lang w:val="ar_AE" w:bidi="ar_AE"/>
+        </w:rPr>
         <w:t>"</w:t>
       </w:r>
       <w:r>
@@ -3816,6 +4428,23 @@
           <w:b/>
           <w:lang w:val="ar_AE" w:bidi="ar_AE"/>
         </w:rPr>
+        <w:t>εἰς ἀσέλγειαν</w:t>
+      </w:r>
+    </w:p>
+    <w:p>
+      <w:pPr>
+        <w:bidi/>
+      </w:pPr>
+      <w:r>
+        <w:rPr>
+          <w:lang w:val="ar_AE" w:bidi="ar_AE"/>
+        </w:rPr>
+      </w:r>
+      <w:r>
+        <w:rPr>
+          <w:b/>
+          <w:lang w:val="ar_AE" w:bidi="ar_AE"/>
+        </w:rPr>
         <w:t>"</w:t>
       </w:r>
       <w:r>
@@ -3935,6 +4564,23 @@
           <w:b/>
           <w:lang w:val="ar_AE" w:bidi="ar_AE"/>
         </w:rPr>
+        <w:t>τὸν μόνον Δεσπότην καὶ Κύριον ἡμῶν, Ἰησοῦν Χριστὸν, ἀρνούμενοι</w:t>
+      </w:r>
+    </w:p>
+    <w:p>
+      <w:pPr>
+        <w:bidi/>
+      </w:pPr>
+      <w:r>
+        <w:rPr>
+          <w:lang w:val="ar_AE" w:bidi="ar_AE"/>
+        </w:rPr>
+      </w:r>
+      <w:r>
+        <w:rPr>
+          <w:b/>
+          <w:lang w:val="ar_AE" w:bidi="ar_AE"/>
+        </w:rPr>
         <w:t>"</w:t>
       </w:r>
       <w:r>
@@ -4019,6 +4665,23 @@
           <w:b/>
           <w:lang w:val="ar_AE" w:bidi="ar_AE"/>
         </w:rPr>
+        <w:t>τὸν μόνον Δεσπότην καὶ Κύριον ἡμῶν</w:t>
+      </w:r>
+    </w:p>
+    <w:p>
+      <w:pPr>
+        <w:bidi/>
+      </w:pPr>
+      <w:r>
+        <w:rPr>
+          <w:lang w:val="ar_AE" w:bidi="ar_AE"/>
+        </w:rPr>
+      </w:r>
+      <w:r>
+        <w:rPr>
+          <w:b/>
+          <w:lang w:val="ar_AE" w:bidi="ar_AE"/>
+        </w:rPr>
         <w:t>"</w:t>
       </w:r>
       <w:r>
@@ -4164,6 +4827,23 @@
           <w:b/>
           <w:lang w:val="ar_AE" w:bidi="ar_AE"/>
         </w:rPr>
+        <w:t>ὑπομνῆσαι &amp; ὑμᾶς βούλομαι, εἰδότας ὑμᾶς ἅπαξ πάντα</w:t>
+      </w:r>
+    </w:p>
+    <w:p>
+      <w:pPr>
+        <w:bidi/>
+      </w:pPr>
+      <w:r>
+        <w:rPr>
+          <w:lang w:val="ar_AE" w:bidi="ar_AE"/>
+        </w:rPr>
+      </w:r>
+      <w:r>
+        <w:rPr>
+          <w:b/>
+          <w:lang w:val="ar_AE" w:bidi="ar_AE"/>
+        </w:rPr>
         <w:t>"</w:t>
       </w:r>
       <w:r>
@@ -4270,6 +4950,23 @@
           <w:b/>
           <w:lang w:val="ar_AE" w:bidi="ar_AE"/>
         </w:rPr>
+        <w:t>πάντα</w:t>
+      </w:r>
+    </w:p>
+    <w:p>
+      <w:pPr>
+        <w:bidi/>
+      </w:pPr>
+      <w:r>
+        <w:rPr>
+          <w:lang w:val="ar_AE" w:bidi="ar_AE"/>
+        </w:rPr>
+      </w:r>
+      <w:r>
+        <w:rPr>
+          <w:b/>
+          <w:lang w:val="ar_AE" w:bidi="ar_AE"/>
+        </w:rPr>
         <w:t>"</w:t>
       </w:r>
       <w:r>
@@ -4389,6 +5086,23 @@
           <w:b/>
           <w:lang w:val="ar_AE" w:bidi="ar_AE"/>
         </w:rPr>
+        <w:t>ὅτι Ἰησοῦς</w:t>
+      </w:r>
+    </w:p>
+    <w:p>
+      <w:pPr>
+        <w:bidi/>
+      </w:pPr>
+      <w:r>
+        <w:rPr>
+          <w:lang w:val="ar_AE" w:bidi="ar_AE"/>
+        </w:rPr>
+      </w:r>
+      <w:r>
+        <w:rPr>
+          <w:b/>
+          <w:lang w:val="ar_AE" w:bidi="ar_AE"/>
+        </w:rPr>
         <w:t>"</w:t>
       </w:r>
       <w:r>
@@ -4495,6 +5209,23 @@
           <w:b/>
           <w:lang w:val="ar_AE" w:bidi="ar_AE"/>
         </w:rPr>
+        <w:t>λαὸν ἐκ γῆς Αἰγύπτου σώσας</w:t>
+      </w:r>
+    </w:p>
+    <w:p>
+      <w:pPr>
+        <w:bidi/>
+      </w:pPr>
+      <w:r>
+        <w:rPr>
+          <w:lang w:val="ar_AE" w:bidi="ar_AE"/>
+        </w:rPr>
+      </w:r>
+      <w:r>
+        <w:rPr>
+          <w:b/>
+          <w:lang w:val="ar_AE" w:bidi="ar_AE"/>
+        </w:rPr>
         <w:t>"</w:t>
       </w:r>
       <w:r>
@@ -4591,6 +5322,23 @@
           <w:b/>
           <w:lang w:val="ar_AE" w:bidi="ar_AE"/>
         </w:rPr>
+        <w:t>λαὸν ἐκ γῆς Αἰγύπτου σώσας</w:t>
+      </w:r>
+    </w:p>
+    <w:p>
+      <w:pPr>
+        <w:bidi/>
+      </w:pPr>
+      <w:r>
+        <w:rPr>
+          <w:lang w:val="ar_AE" w:bidi="ar_AE"/>
+        </w:rPr>
+      </w:r>
+      <w:r>
+        <w:rPr>
+          <w:b/>
+          <w:lang w:val="ar_AE" w:bidi="ar_AE"/>
+        </w:rPr>
         <w:t>"بَعدَما خَلَّصَ الشَّعبَ مِنْ أرضِ مِصرَ"</w:t>
       </w:r>
     </w:p>
@@ -4696,6 +5444,23 @@
           <w:b/>
           <w:lang w:val="ar_AE" w:bidi="ar_AE"/>
         </w:rPr>
+        <w:t>τοὺς μὴ τηρήσαντας τὴν ἑαυτῶν ἀρχὴν</w:t>
+      </w:r>
+    </w:p>
+    <w:p>
+      <w:pPr>
+        <w:bidi/>
+      </w:pPr>
+      <w:r>
+        <w:rPr>
+          <w:lang w:val="ar_AE" w:bidi="ar_AE"/>
+        </w:rPr>
+      </w:r>
+      <w:r>
+        <w:rPr>
+          <w:b/>
+          <w:lang w:val="ar_AE" w:bidi="ar_AE"/>
+        </w:rPr>
         <w:t>"</w:t>
       </w:r>
       <w:r>
@@ -4815,6 +5580,23 @@
           <w:b/>
           <w:lang w:val="ar_AE" w:bidi="ar_AE"/>
         </w:rPr>
+        <w:t>τὴν ἑαυτῶν ἀρχὴν</w:t>
+      </w:r>
+    </w:p>
+    <w:p>
+      <w:pPr>
+        <w:bidi/>
+      </w:pPr>
+      <w:r>
+        <w:rPr>
+          <w:lang w:val="ar_AE" w:bidi="ar_AE"/>
+        </w:rPr>
+      </w:r>
+      <w:r>
+        <w:rPr>
+          <w:b/>
+          <w:lang w:val="ar_AE" w:bidi="ar_AE"/>
+        </w:rPr>
         <w:t>"</w:t>
       </w:r>
       <w:r>
@@ -4912,6 +5694,23 @@
           <w:b/>
           <w:lang w:val="ar_AE" w:bidi="ar_AE"/>
         </w:rPr>
+        <w:t>δεσμοῖς ἀϊδίοις ὑπὸ ζόφον τετήρηκεν</w:t>
+      </w:r>
+    </w:p>
+    <w:p>
+      <w:pPr>
+        <w:bidi/>
+      </w:pPr>
+      <w:r>
+        <w:rPr>
+          <w:lang w:val="ar_AE" w:bidi="ar_AE"/>
+        </w:rPr>
+      </w:r>
+      <w:r>
+        <w:rPr>
+          <w:b/>
+          <w:lang w:val="ar_AE" w:bidi="ar_AE"/>
+        </w:rPr>
         <w:t>"</w:t>
       </w:r>
       <w:r>
@@ -5018,6 +5817,23 @@
           <w:b/>
           <w:lang w:val="ar_AE" w:bidi="ar_AE"/>
         </w:rPr>
+        <w:t>δεσμοῖς ἀϊδίοις &amp; τετήρηκεν</w:t>
+      </w:r>
+    </w:p>
+    <w:p>
+      <w:pPr>
+        <w:bidi/>
+      </w:pPr>
+      <w:r>
+        <w:rPr>
+          <w:lang w:val="ar_AE" w:bidi="ar_AE"/>
+        </w:rPr>
+      </w:r>
+      <w:r>
+        <w:rPr>
+          <w:b/>
+          <w:lang w:val="ar_AE" w:bidi="ar_AE"/>
+        </w:rPr>
         <w:t>"حَفِظَهُمْ إلَى دَينونَةِ اليومِ العظيمِ بقُيودٍ أبديَّةٍ"</w:t>
       </w:r>
     </w:p>
@@ -5101,6 +5917,23 @@
           <w:b/>
           <w:lang w:val="ar_AE" w:bidi="ar_AE"/>
         </w:rPr>
+        <w:t>ὑπὸ ζόφον</w:t>
+      </w:r>
+    </w:p>
+    <w:p>
+      <w:pPr>
+        <w:bidi/>
+      </w:pPr>
+      <w:r>
+        <w:rPr>
+          <w:lang w:val="ar_AE" w:bidi="ar_AE"/>
+        </w:rPr>
+      </w:r>
+      <w:r>
+        <w:rPr>
+          <w:b/>
+          <w:lang w:val="ar_AE" w:bidi="ar_AE"/>
+        </w:rPr>
         <w:t>"</w:t>
       </w:r>
       <w:r>
@@ -5220,6 +6053,23 @@
           <w:b/>
           <w:lang w:val="ar_AE" w:bidi="ar_AE"/>
         </w:rPr>
+        <w:t>εἰς κρίσιν μεγάλης ἡμέρας</w:t>
+      </w:r>
+    </w:p>
+    <w:p>
+      <w:pPr>
+        <w:bidi/>
+      </w:pPr>
+      <w:r>
+        <w:rPr>
+          <w:lang w:val="ar_AE" w:bidi="ar_AE"/>
+        </w:rPr>
+      </w:r>
+      <w:r>
+        <w:rPr>
+          <w:b/>
+          <w:lang w:val="ar_AE" w:bidi="ar_AE"/>
+        </w:rPr>
         <w:t>"</w:t>
       </w:r>
       <w:r>
@@ -5326,6 +6176,23 @@
           <w:b/>
           <w:lang w:val="ar_AE" w:bidi="ar_AE"/>
         </w:rPr>
+        <w:t>εἰς κρίσιν μεγάλης ἡμέρας</w:t>
+      </w:r>
+    </w:p>
+    <w:p>
+      <w:pPr>
+        <w:bidi/>
+      </w:pPr>
+      <w:r>
+        <w:rPr>
+          <w:lang w:val="ar_AE" w:bidi="ar_AE"/>
+        </w:rPr>
+      </w:r>
+      <w:r>
+        <w:rPr>
+          <w:b/>
+          <w:lang w:val="ar_AE" w:bidi="ar_AE"/>
+        </w:rPr>
         <w:t>"إلَى دَينونَةِ اليومِ العظيمِ"</w:t>
       </w:r>
     </w:p>
@@ -5431,6 +6298,23 @@
           <w:b/>
           <w:lang w:val="ar_AE" w:bidi="ar_AE"/>
         </w:rPr>
+        <w:t>μεγάλης ἡμέρας</w:t>
+      </w:r>
+    </w:p>
+    <w:p>
+      <w:pPr>
+        <w:bidi/>
+      </w:pPr>
+      <w:r>
+        <w:rPr>
+          <w:lang w:val="ar_AE" w:bidi="ar_AE"/>
+        </w:rPr>
+      </w:r>
+      <w:r>
+        <w:rPr>
+          <w:b/>
+          <w:lang w:val="ar_AE" w:bidi="ar_AE"/>
+        </w:rPr>
         <w:t>"</w:t>
       </w:r>
       <w:r>
@@ -5562,6 +6446,23 @@
           <w:b/>
           <w:lang w:val="ar_AE" w:bidi="ar_AE"/>
         </w:rPr>
+        <w:t>Σόδομα καὶ Γόμορρα, καὶ αἱ περὶ αὐτὰς πόλεις</w:t>
+      </w:r>
+    </w:p>
+    <w:p>
+      <w:pPr>
+        <w:bidi/>
+      </w:pPr>
+      <w:r>
+        <w:rPr>
+          <w:lang w:val="ar_AE" w:bidi="ar_AE"/>
+        </w:rPr>
+      </w:r>
+      <w:r>
+        <w:rPr>
+          <w:b/>
+          <w:lang w:val="ar_AE" w:bidi="ar_AE"/>
+        </w:rPr>
         <w:t>"</w:t>
       </w:r>
       <w:r>
@@ -5681,6 +6582,23 @@
           <w:b/>
           <w:lang w:val="ar_AE" w:bidi="ar_AE"/>
         </w:rPr>
+        <w:t>τὸν ὅμοιον τρόπον τούτοις</w:t>
+      </w:r>
+    </w:p>
+    <w:p>
+      <w:pPr>
+        <w:bidi/>
+      </w:pPr>
+      <w:r>
+        <w:rPr>
+          <w:lang w:val="ar_AE" w:bidi="ar_AE"/>
+        </w:rPr>
+      </w:r>
+      <w:r>
+        <w:rPr>
+          <w:b/>
+          <w:lang w:val="ar_AE" w:bidi="ar_AE"/>
+        </w:rPr>
         <w:t>"</w:t>
       </w:r>
       <w:r>
@@ -5800,6 +6718,23 @@
           <w:b/>
           <w:lang w:val="ar_AE" w:bidi="ar_AE"/>
         </w:rPr>
+        <w:t>ἐκπορνεύσασαι</w:t>
+      </w:r>
+    </w:p>
+    <w:p>
+      <w:pPr>
+        <w:bidi/>
+      </w:pPr>
+      <w:r>
+        <w:rPr>
+          <w:lang w:val="ar_AE" w:bidi="ar_AE"/>
+        </w:rPr>
+      </w:r>
+      <w:r>
+        <w:rPr>
+          <w:b/>
+          <w:lang w:val="ar_AE" w:bidi="ar_AE"/>
+        </w:rPr>
         <w:t>"</w:t>
       </w:r>
       <w:r>
@@ -5919,6 +6854,23 @@
           <w:b/>
           <w:lang w:val="ar_AE" w:bidi="ar_AE"/>
         </w:rPr>
+        <w:t>καὶ ἀπελθοῦσαι ὀπίσω σαρκὸς ἑτέρας</w:t>
+      </w:r>
+    </w:p>
+    <w:p>
+      <w:pPr>
+        <w:bidi/>
+      </w:pPr>
+      <w:r>
+        <w:rPr>
+          <w:lang w:val="ar_AE" w:bidi="ar_AE"/>
+        </w:rPr>
+      </w:r>
+      <w:r>
+        <w:rPr>
+          <w:b/>
+          <w:lang w:val="ar_AE" w:bidi="ar_AE"/>
+        </w:rPr>
         <w:t>"</w:t>
       </w:r>
       <w:r>
@@ -6038,6 +6990,23 @@
           <w:b/>
           <w:lang w:val="ar_AE" w:bidi="ar_AE"/>
         </w:rPr>
+        <w:t>σαρκὸς ἑτέρας</w:t>
+      </w:r>
+    </w:p>
+    <w:p>
+      <w:pPr>
+        <w:bidi/>
+      </w:pPr>
+      <w:r>
+        <w:rPr>
+          <w:lang w:val="ar_AE" w:bidi="ar_AE"/>
+        </w:rPr>
+      </w:r>
+      <w:r>
+        <w:rPr>
+          <w:b/>
+          <w:lang w:val="ar_AE" w:bidi="ar_AE"/>
+        </w:rPr>
         <w:t>"</w:t>
       </w:r>
       <w:r>
@@ -6135,6 +7104,23 @@
           <w:b/>
           <w:lang w:val="ar_AE" w:bidi="ar_AE"/>
         </w:rPr>
+        <w:t>πρόκεινται δεῖγμα</w:t>
+      </w:r>
+    </w:p>
+    <w:p>
+      <w:pPr>
+        <w:bidi/>
+      </w:pPr>
+      <w:r>
+        <w:rPr>
+          <w:lang w:val="ar_AE" w:bidi="ar_AE"/>
+        </w:rPr>
+      </w:r>
+      <w:r>
+        <w:rPr>
+          <w:b/>
+          <w:lang w:val="ar_AE" w:bidi="ar_AE"/>
+        </w:rPr>
         <w:t>"</w:t>
       </w:r>
       <w:r>
@@ -6254,6 +7240,23 @@
           <w:b/>
           <w:lang w:val="ar_AE" w:bidi="ar_AE"/>
         </w:rPr>
+        <w:t>πυρὸς αἰωνίου δίκην ὑπέχουσαι</w:t>
+      </w:r>
+    </w:p>
+    <w:p>
+      <w:pPr>
+        <w:bidi/>
+      </w:pPr>
+      <w:r>
+        <w:rPr>
+          <w:lang w:val="ar_AE" w:bidi="ar_AE"/>
+        </w:rPr>
+      </w:r>
+      <w:r>
+        <w:rPr>
+          <w:b/>
+          <w:lang w:val="ar_AE" w:bidi="ar_AE"/>
+        </w:rPr>
         <w:t>"</w:t>
       </w:r>
       <w:r>
@@ -6373,6 +7376,23 @@
           <w:b/>
           <w:lang w:val="ar_AE" w:bidi="ar_AE"/>
         </w:rPr>
+        <w:t>ὁμοίως</w:t>
+      </w:r>
+    </w:p>
+    <w:p>
+      <w:pPr>
+        <w:bidi/>
+      </w:pPr>
+      <w:r>
+        <w:rPr>
+          <w:lang w:val="ar_AE" w:bidi="ar_AE"/>
+        </w:rPr>
+      </w:r>
+      <w:r>
+        <w:rPr>
+          <w:b/>
+          <w:lang w:val="ar_AE" w:bidi="ar_AE"/>
+        </w:rPr>
         <w:t>"</w:t>
       </w:r>
       <w:r>
@@ -6418,7 +7438,7 @@
         </w:rPr>
         <w:t xml:space="preserve">" هنا إلى النجاسة الجنسية التي ارتكبها سكان سدوم وعمورة في الآية السابقة، وربما أيضًا إلى السلوك المنحرف للملائكة الأشرار المذكورين في الآية </w:t>
       </w:r>
-      <w:hyperlink r:id="rId14">
+      <w:hyperlink r:id="rId16">
         <w:r>
           <w:rPr>
             <w:lang w:val="ar_AE" w:bidi="ar_AE"/>
@@ -6510,6 +7530,23 @@
           <w:b/>
           <w:lang w:val="ar_AE" w:bidi="ar_AE"/>
         </w:rPr>
+        <w:t>οὗτοι ἐνυπνιαζόμενοι</w:t>
+      </w:r>
+    </w:p>
+    <w:p>
+      <w:pPr>
+        <w:bidi/>
+      </w:pPr>
+      <w:r>
+        <w:rPr>
+          <w:lang w:val="ar_AE" w:bidi="ar_AE"/>
+        </w:rPr>
+      </w:r>
+      <w:r>
+        <w:rPr>
+          <w:b/>
+          <w:lang w:val="ar_AE" w:bidi="ar_AE"/>
+        </w:rPr>
         <w:t>"</w:t>
       </w:r>
       <w:r>
@@ -6555,7 +7592,7 @@
         </w:rPr>
         <w:t xml:space="preserve">" هنا إلى المعلّمين الكذبة الذين تم تقديمهم في الآية </w:t>
       </w:r>
-      <w:hyperlink r:id="rId15">
+      <w:hyperlink r:id="rId17">
         <w:r>
           <w:rPr>
             <w:lang w:val="ar_AE" w:bidi="ar_AE"/>
@@ -6647,6 +7684,23 @@
           <w:b/>
           <w:lang w:val="ar_AE" w:bidi="ar_AE"/>
         </w:rPr>
+        <w:t>σάρκα μὲν μιαίνουσιν</w:t>
+      </w:r>
+    </w:p>
+    <w:p>
+      <w:pPr>
+        <w:bidi/>
+      </w:pPr>
+      <w:r>
+        <w:rPr>
+          <w:lang w:val="ar_AE" w:bidi="ar_AE"/>
+        </w:rPr>
+      </w:r>
+      <w:r>
+        <w:rPr>
+          <w:b/>
+          <w:lang w:val="ar_AE" w:bidi="ar_AE"/>
+        </w:rPr>
         <w:t>"</w:t>
       </w:r>
       <w:r>
@@ -6766,6 +7820,23 @@
           <w:b/>
           <w:lang w:val="ar_AE" w:bidi="ar_AE"/>
         </w:rPr>
+        <w:t>κυριότητα</w:t>
+      </w:r>
+    </w:p>
+    <w:p>
+      <w:pPr>
+        <w:bidi/>
+      </w:pPr>
+      <w:r>
+        <w:rPr>
+          <w:lang w:val="ar_AE" w:bidi="ar_AE"/>
+        </w:rPr>
+      </w:r>
+      <w:r>
+        <w:rPr>
+          <w:b/>
+          <w:lang w:val="ar_AE" w:bidi="ar_AE"/>
+        </w:rPr>
         <w:t>"</w:t>
       </w:r>
       <w:r>
@@ -6863,6 +7934,23 @@
           <w:b/>
           <w:lang w:val="ar_AE" w:bidi="ar_AE"/>
         </w:rPr>
+        <w:t>κυριότητα &amp; ἀθετοῦσιν</w:t>
+      </w:r>
+    </w:p>
+    <w:p>
+      <w:pPr>
+        <w:bidi/>
+      </w:pPr>
+      <w:r>
+        <w:rPr>
+          <w:lang w:val="ar_AE" w:bidi="ar_AE"/>
+        </w:rPr>
+      </w:r>
+      <w:r>
+        <w:rPr>
+          <w:b/>
+          <w:lang w:val="ar_AE" w:bidi="ar_AE"/>
+        </w:rPr>
         <w:t>"</w:t>
       </w:r>
       <w:r>
@@ -7079,6 +8167,23 @@
           <w:b/>
           <w:lang w:val="ar_AE" w:bidi="ar_AE"/>
         </w:rPr>
+        <w:t>κρίσιν ἐπενεγκεῖν βλασφημίας</w:t>
+      </w:r>
+    </w:p>
+    <w:p>
+      <w:pPr>
+        <w:bidi/>
+      </w:pPr>
+      <w:r>
+        <w:rPr>
+          <w:lang w:val="ar_AE" w:bidi="ar_AE"/>
+        </w:rPr>
+      </w:r>
+      <w:r>
+        <w:rPr>
+          <w:b/>
+          <w:lang w:val="ar_AE" w:bidi="ar_AE"/>
+        </w:rPr>
         <w:t>"</w:t>
       </w:r>
       <w:r>
@@ -7198,6 +8303,23 @@
           <w:b/>
           <w:lang w:val="ar_AE" w:bidi="ar_AE"/>
         </w:rPr>
+        <w:t>κρίσιν ἐπενεγκεῖν βλασφημίας</w:t>
+      </w:r>
+    </w:p>
+    <w:p>
+      <w:pPr>
+        <w:bidi/>
+      </w:pPr>
+      <w:r>
+        <w:rPr>
+          <w:lang w:val="ar_AE" w:bidi="ar_AE"/>
+        </w:rPr>
+      </w:r>
+      <w:r>
+        <w:rPr>
+          <w:b/>
+          <w:lang w:val="ar_AE" w:bidi="ar_AE"/>
+        </w:rPr>
         <w:t>"</w:t>
       </w:r>
       <w:r>
@@ -7317,6 +8439,23 @@
           <w:b/>
           <w:lang w:val="ar_AE" w:bidi="ar_AE"/>
         </w:rPr>
+        <w:t>κρίσιν ἐπενεγκεῖν βλασφημίας</w:t>
+      </w:r>
+    </w:p>
+    <w:p>
+      <w:pPr>
+        <w:bidi/>
+      </w:pPr>
+      <w:r>
+        <w:rPr>
+          <w:lang w:val="ar_AE" w:bidi="ar_AE"/>
+        </w:rPr>
+      </w:r>
+      <w:r>
+        <w:rPr>
+          <w:b/>
+          <w:lang w:val="ar_AE" w:bidi="ar_AE"/>
+        </w:rPr>
         <w:t>"أنْ يورِدَ حُكمَ افتِراءٍ"</w:t>
       </w:r>
     </w:p>
@@ -7435,6 +8574,23 @@
           <w:b/>
           <w:lang w:val="ar_AE" w:bidi="ar_AE"/>
         </w:rPr>
+        <w:t>οὗτοι</w:t>
+      </w:r>
+    </w:p>
+    <w:p>
+      <w:pPr>
+        <w:bidi/>
+      </w:pPr>
+      <w:r>
+        <w:rPr>
+          <w:lang w:val="ar_AE" w:bidi="ar_AE"/>
+        </w:rPr>
+      </w:r>
+      <w:r>
+        <w:rPr>
+          <w:b/>
+          <w:lang w:val="ar_AE" w:bidi="ar_AE"/>
+        </w:rPr>
         <w:t>"</w:t>
       </w:r>
       <w:r>
@@ -7480,7 +8636,7 @@
         </w:rPr>
         <w:t xml:space="preserve">" هنا إلى المعلمين الكذبة الذين ذُكروا في الآية </w:t>
       </w:r>
-      <w:hyperlink r:id="rId15">
+      <w:hyperlink r:id="rId17">
         <w:r>
           <w:rPr>
             <w:lang w:val="ar_AE" w:bidi="ar_AE"/>
@@ -7572,6 +8728,23 @@
           <w:b/>
           <w:lang w:val="ar_AE" w:bidi="ar_AE"/>
         </w:rPr>
+        <w:t>ὅσα &amp; οὐκ οἴδασιν</w:t>
+      </w:r>
+    </w:p>
+    <w:p>
+      <w:pPr>
+        <w:bidi/>
+      </w:pPr>
+      <w:r>
+        <w:rPr>
+          <w:lang w:val="ar_AE" w:bidi="ar_AE"/>
+        </w:rPr>
+      </w:r>
+      <w:r>
+        <w:rPr>
+          <w:b/>
+          <w:lang w:val="ar_AE" w:bidi="ar_AE"/>
+        </w:rPr>
         <w:t>"</w:t>
       </w:r>
       <w:r>
@@ -7629,7 +8802,7 @@
         </w:rPr>
         <w:t xml:space="preserve"> المذكورين في الآية </w:t>
       </w:r>
-      <w:hyperlink r:id="rId16">
+      <w:hyperlink r:id="rId18">
         <w:r>
           <w:rPr>
             <w:lang w:val="ar_AE" w:bidi="ar_AE"/>
@@ -7699,6 +8872,23 @@
           <w:b/>
           <w:lang w:val="ar_AE" w:bidi="ar_AE"/>
         </w:rPr>
+        <w:t>ὅσα δὲ φυσικῶς ὡς τὰ ἄλογα ζῷα ἐπίστανται</w:t>
+      </w:r>
+    </w:p>
+    <w:p>
+      <w:pPr>
+        <w:bidi/>
+      </w:pPr>
+      <w:r>
+        <w:rPr>
+          <w:lang w:val="ar_AE" w:bidi="ar_AE"/>
+        </w:rPr>
+      </w:r>
+      <w:r>
+        <w:rPr>
+          <w:b/>
+          <w:lang w:val="ar_AE" w:bidi="ar_AE"/>
+        </w:rPr>
         <w:t>""</w:t>
       </w:r>
     </w:p>
@@ -7791,6 +8981,23 @@
           <w:b/>
           <w:lang w:val="ar_AE" w:bidi="ar_AE"/>
         </w:rPr>
+        <w:t>ἐν τούτοις</w:t>
+      </w:r>
+    </w:p>
+    <w:p>
+      <w:pPr>
+        <w:bidi/>
+      </w:pPr>
+      <w:r>
+        <w:rPr>
+          <w:lang w:val="ar_AE" w:bidi="ar_AE"/>
+        </w:rPr>
+      </w:r>
+      <w:r>
+        <w:rPr>
+          <w:b/>
+          <w:lang w:val="ar_AE" w:bidi="ar_AE"/>
+        </w:rPr>
         <w:t>"</w:t>
       </w:r>
       <w:r>
@@ -7922,6 +9129,23 @@
           <w:b/>
           <w:lang w:val="ar_AE" w:bidi="ar_AE"/>
         </w:rPr>
+        <w:t>ἐν τούτοις φθείρονται</w:t>
+      </w:r>
+    </w:p>
+    <w:p>
+      <w:pPr>
+        <w:bidi/>
+      </w:pPr>
+      <w:r>
+        <w:rPr>
+          <w:lang w:val="ar_AE" w:bidi="ar_AE"/>
+        </w:rPr>
+      </w:r>
+      <w:r>
+        <w:rPr>
+          <w:b/>
+          <w:lang w:val="ar_AE" w:bidi="ar_AE"/>
+        </w:rPr>
         <w:t>"</w:t>
       </w:r>
       <w:r>
@@ -8041,6 +9265,23 @@
           <w:b/>
           <w:lang w:val="ar_AE" w:bidi="ar_AE"/>
         </w:rPr>
+        <w:t>οὐαὶ αὐτοῖς</w:t>
+      </w:r>
+    </w:p>
+    <w:p>
+      <w:pPr>
+        <w:bidi/>
+      </w:pPr>
+      <w:r>
+        <w:rPr>
+          <w:lang w:val="ar_AE" w:bidi="ar_AE"/>
+        </w:rPr>
+      </w:r>
+      <w:r>
+        <w:rPr>
+          <w:b/>
+          <w:lang w:val="ar_AE" w:bidi="ar_AE"/>
+        </w:rPr>
         <w:t>"</w:t>
       </w:r>
       <w:r>
@@ -8160,6 +9401,23 @@
           <w:b/>
           <w:lang w:val="ar_AE" w:bidi="ar_AE"/>
         </w:rPr>
+        <w:t>τῇ ὁδῷ τοῦ Κάϊν ἐπορεύθησαν</w:t>
+      </w:r>
+    </w:p>
+    <w:p>
+      <w:pPr>
+        <w:bidi/>
+      </w:pPr>
+      <w:r>
+        <w:rPr>
+          <w:lang w:val="ar_AE" w:bidi="ar_AE"/>
+        </w:rPr>
+      </w:r>
+      <w:r>
+        <w:rPr>
+          <w:b/>
+          <w:lang w:val="ar_AE" w:bidi="ar_AE"/>
+        </w:rPr>
         <w:t>"</w:t>
       </w:r>
       <w:r>
@@ -8279,6 +9537,23 @@
           <w:b/>
           <w:lang w:val="ar_AE" w:bidi="ar_AE"/>
         </w:rPr>
+        <w:t>τοῦ Κάϊν</w:t>
+      </w:r>
+    </w:p>
+    <w:p>
+      <w:pPr>
+        <w:bidi/>
+      </w:pPr>
+      <w:r>
+        <w:rPr>
+          <w:lang w:val="ar_AE" w:bidi="ar_AE"/>
+        </w:rPr>
+      </w:r>
+      <w:r>
+        <w:rPr>
+          <w:b/>
+          <w:lang w:val="ar_AE" w:bidi="ar_AE"/>
+        </w:rPr>
         <w:t>"</w:t>
       </w:r>
       <w:r>
@@ -8398,6 +9673,23 @@
           <w:b/>
           <w:lang w:val="ar_AE" w:bidi="ar_AE"/>
         </w:rPr>
+        <w:t>ἐξεχύθησαν</w:t>
+      </w:r>
+    </w:p>
+    <w:p>
+      <w:pPr>
+        <w:bidi/>
+      </w:pPr>
+      <w:r>
+        <w:rPr>
+          <w:lang w:val="ar_AE" w:bidi="ar_AE"/>
+        </w:rPr>
+      </w:r>
+      <w:r>
+        <w:rPr>
+          <w:b/>
+          <w:lang w:val="ar_AE" w:bidi="ar_AE"/>
+        </w:rPr>
         <w:t>"</w:t>
       </w:r>
       <w:r>
@@ -8482,6 +9774,23 @@
           <w:b/>
           <w:lang w:val="ar_AE" w:bidi="ar_AE"/>
         </w:rPr>
+        <w:t>τοῦ Βαλαὰμ μισθοῦ</w:t>
+      </w:r>
+    </w:p>
+    <w:p>
+      <w:pPr>
+        <w:bidi/>
+      </w:pPr>
+      <w:r>
+        <w:rPr>
+          <w:lang w:val="ar_AE" w:bidi="ar_AE"/>
+        </w:rPr>
+      </w:r>
+      <w:r>
+        <w:rPr>
+          <w:b/>
+          <w:lang w:val="ar_AE" w:bidi="ar_AE"/>
+        </w:rPr>
         <w:t>"</w:t>
       </w:r>
       <w:r>
@@ -8601,6 +9910,23 @@
           <w:b/>
           <w:lang w:val="ar_AE" w:bidi="ar_AE"/>
         </w:rPr>
+        <w:t>τοῦ Κόρε</w:t>
+      </w:r>
+    </w:p>
+    <w:p>
+      <w:pPr>
+        <w:bidi/>
+      </w:pPr>
+      <w:r>
+        <w:rPr>
+          <w:lang w:val="ar_AE" w:bidi="ar_AE"/>
+        </w:rPr>
+      </w:r>
+      <w:r>
+        <w:rPr>
+          <w:b/>
+          <w:lang w:val="ar_AE" w:bidi="ar_AE"/>
+        </w:rPr>
         <w:t>"</w:t>
       </w:r>
       <w:r>
@@ -8720,6 +10046,23 @@
           <w:b/>
           <w:lang w:val="ar_AE" w:bidi="ar_AE"/>
         </w:rPr>
+        <w:t>ἀπώλοντο</w:t>
+      </w:r>
+    </w:p>
+    <w:p>
+      <w:pPr>
+        <w:bidi/>
+      </w:pPr>
+      <w:r>
+        <w:rPr>
+          <w:lang w:val="ar_AE" w:bidi="ar_AE"/>
+        </w:rPr>
+      </w:r>
+      <w:r>
+        <w:rPr>
+          <w:b/>
+          <w:lang w:val="ar_AE" w:bidi="ar_AE"/>
+        </w:rPr>
         <w:t>"</w:t>
       </w:r>
       <w:r>
@@ -8826,6 +10169,23 @@
           <w:b/>
           <w:lang w:val="ar_AE" w:bidi="ar_AE"/>
         </w:rPr>
+        <w:t>οὗτοί</w:t>
+      </w:r>
+    </w:p>
+    <w:p>
+      <w:pPr>
+        <w:bidi/>
+      </w:pPr>
+      <w:r>
+        <w:rPr>
+          <w:lang w:val="ar_AE" w:bidi="ar_AE"/>
+        </w:rPr>
+      </w:r>
+      <w:r>
+        <w:rPr>
+          <w:b/>
+          <w:lang w:val="ar_AE" w:bidi="ar_AE"/>
+        </w:rPr>
         <w:t>"</w:t>
       </w:r>
       <w:r>
@@ -8858,7 +10218,7 @@
         </w:rPr>
         <w:t xml:space="preserve">تُشير كلمة "هؤلاء" هنا إلى المعلمين الكذبة الذين ذُكروا في الآية </w:t>
       </w:r>
-      <w:hyperlink r:id="rId15">
+      <w:hyperlink r:id="rId17">
         <w:r>
           <w:rPr>
             <w:lang w:val="ar_AE" w:bidi="ar_AE"/>
@@ -8950,6 +10310,23 @@
           <w:b/>
           <w:lang w:val="ar_AE" w:bidi="ar_AE"/>
         </w:rPr>
+        <w:t>σπιλάδες</w:t>
+      </w:r>
+    </w:p>
+    <w:p>
+      <w:pPr>
+        <w:bidi/>
+      </w:pPr>
+      <w:r>
+        <w:rPr>
+          <w:lang w:val="ar_AE" w:bidi="ar_AE"/>
+        </w:rPr>
+      </w:r>
+      <w:r>
+        <w:rPr>
+          <w:b/>
+          <w:lang w:val="ar_AE" w:bidi="ar_AE"/>
+        </w:rPr>
         <w:t>"</w:t>
       </w:r>
       <w:r>
@@ -9069,6 +10446,23 @@
           <w:b/>
           <w:lang w:val="ar_AE" w:bidi="ar_AE"/>
         </w:rPr>
+        <w:t>ταῖς ἀγάπαις</w:t>
+      </w:r>
+    </w:p>
+    <w:p>
+      <w:pPr>
+        <w:bidi/>
+      </w:pPr>
+      <w:r>
+        <w:rPr>
+          <w:lang w:val="ar_AE" w:bidi="ar_AE"/>
+        </w:rPr>
+      </w:r>
+      <w:r>
+        <w:rPr>
+          <w:b/>
+          <w:lang w:val="ar_AE" w:bidi="ar_AE"/>
+        </w:rPr>
         <w:t>"</w:t>
       </w:r>
       <w:r>
@@ -9188,6 +10582,23 @@
           <w:b/>
           <w:lang w:val="ar_AE" w:bidi="ar_AE"/>
         </w:rPr>
+        <w:t>ἑαυτοὺς ποιμαίνοντες</w:t>
+      </w:r>
+    </w:p>
+    <w:p>
+      <w:pPr>
+        <w:bidi/>
+      </w:pPr>
+      <w:r>
+        <w:rPr>
+          <w:lang w:val="ar_AE" w:bidi="ar_AE"/>
+        </w:rPr>
+      </w:r>
+      <w:r>
+        <w:rPr>
+          <w:b/>
+          <w:lang w:val="ar_AE" w:bidi="ar_AE"/>
+        </w:rPr>
         <w:t>"</w:t>
       </w:r>
       <w:r>
@@ -9294,6 +10705,23 @@
           <w:b/>
           <w:lang w:val="ar_AE" w:bidi="ar_AE"/>
         </w:rPr>
+        <w:t>νεφέλαι ἄνυδροι ὑπὸ ἀνέμων παραφερόμεναι</w:t>
+      </w:r>
+    </w:p>
+    <w:p>
+      <w:pPr>
+        <w:bidi/>
+      </w:pPr>
+      <w:r>
+        <w:rPr>
+          <w:lang w:val="ar_AE" w:bidi="ar_AE"/>
+        </w:rPr>
+      </w:r>
+      <w:r>
+        <w:rPr>
+          <w:b/>
+          <w:lang w:val="ar_AE" w:bidi="ar_AE"/>
+        </w:rPr>
         <w:t>"</w:t>
       </w:r>
       <w:r>
@@ -9426,6 +10854,23 @@
           <w:b/>
           <w:lang w:val="ar_AE" w:bidi="ar_AE"/>
         </w:rPr>
+        <w:t>ὑπὸ ἀνέμων παραφερόμεναι</w:t>
+      </w:r>
+    </w:p>
+    <w:p>
+      <w:pPr>
+        <w:bidi/>
+      </w:pPr>
+      <w:r>
+        <w:rPr>
+          <w:lang w:val="ar_AE" w:bidi="ar_AE"/>
+        </w:rPr>
+      </w:r>
+      <w:r>
+        <w:rPr>
+          <w:b/>
+          <w:lang w:val="ar_AE" w:bidi="ar_AE"/>
+        </w:rPr>
         <w:t>"</w:t>
       </w:r>
       <w:r>
@@ -9532,6 +10977,23 @@
           <w:b/>
           <w:lang w:val="ar_AE" w:bidi="ar_AE"/>
         </w:rPr>
+        <w:t>δένδρα φθινοπωρινὰ ἄκαρπα</w:t>
+      </w:r>
+    </w:p>
+    <w:p>
+      <w:pPr>
+        <w:bidi/>
+      </w:pPr>
+      <w:r>
+        <w:rPr>
+          <w:lang w:val="ar_AE" w:bidi="ar_AE"/>
+        </w:rPr>
+      </w:r>
+      <w:r>
+        <w:rPr>
+          <w:b/>
+          <w:lang w:val="ar_AE" w:bidi="ar_AE"/>
+        </w:rPr>
         <w:t>"</w:t>
       </w:r>
       <w:r>
@@ -9651,6 +11113,23 @@
           <w:b/>
           <w:lang w:val="ar_AE" w:bidi="ar_AE"/>
         </w:rPr>
+        <w:t>δὶς ἀποθανόντα ἐκριζωθέντα</w:t>
+      </w:r>
+    </w:p>
+    <w:p>
+      <w:pPr>
+        <w:bidi/>
+      </w:pPr>
+      <w:r>
+        <w:rPr>
+          <w:lang w:val="ar_AE" w:bidi="ar_AE"/>
+        </w:rPr>
+      </w:r>
+      <w:r>
+        <w:rPr>
+          <w:b/>
+          <w:lang w:val="ar_AE" w:bidi="ar_AE"/>
+        </w:rPr>
         <w:t>"</w:t>
       </w:r>
       <w:r>
@@ -9757,6 +11236,23 @@
           <w:b/>
           <w:lang w:val="ar_AE" w:bidi="ar_AE"/>
         </w:rPr>
+        <w:t>δὶς ἀποθανόντα ἐκριζωθέντα</w:t>
+      </w:r>
+    </w:p>
+    <w:p>
+      <w:pPr>
+        <w:bidi/>
+      </w:pPr>
+      <w:r>
+        <w:rPr>
+          <w:lang w:val="ar_AE" w:bidi="ar_AE"/>
+        </w:rPr>
+      </w:r>
+      <w:r>
+        <w:rPr>
+          <w:b/>
+          <w:lang w:val="ar_AE" w:bidi="ar_AE"/>
+        </w:rPr>
         <w:t>"مَيِّتَةٌ مُضاعَفًا، مُقتَلَعَةٌ"</w:t>
       </w:r>
     </w:p>
@@ -9827,6 +11323,23 @@
           <w:b/>
           <w:lang w:val="ar_AE" w:bidi="ar_AE"/>
         </w:rPr>
+        <w:t>ἐκριζωθέντα</w:t>
+      </w:r>
+    </w:p>
+    <w:p>
+      <w:pPr>
+        <w:bidi/>
+      </w:pPr>
+      <w:r>
+        <w:rPr>
+          <w:lang w:val="ar_AE" w:bidi="ar_AE"/>
+        </w:rPr>
+      </w:r>
+      <w:r>
+        <w:rPr>
+          <w:b/>
+          <w:lang w:val="ar_AE" w:bidi="ar_AE"/>
+        </w:rPr>
         <w:t>"</w:t>
       </w:r>
       <w:r>
@@ -9933,6 +11446,23 @@
           <w:b/>
           <w:lang w:val="ar_AE" w:bidi="ar_AE"/>
         </w:rPr>
+        <w:t>ἐκριζωθέντα</w:t>
+      </w:r>
+    </w:p>
+    <w:p>
+      <w:pPr>
+        <w:bidi/>
+      </w:pPr>
+      <w:r>
+        <w:rPr>
+          <w:lang w:val="ar_AE" w:bidi="ar_AE"/>
+        </w:rPr>
+      </w:r>
+      <w:r>
+        <w:rPr>
+          <w:b/>
+          <w:lang w:val="ar_AE" w:bidi="ar_AE"/>
+        </w:rPr>
         <w:t>"مُقتَلَعَةٌ"</w:t>
       </w:r>
     </w:p>
@@ -10025,6 +11555,23 @@
           <w:b/>
           <w:lang w:val="ar_AE" w:bidi="ar_AE"/>
         </w:rPr>
+        <w:t>κύματα ἄγρια θαλάσσης</w:t>
+      </w:r>
+    </w:p>
+    <w:p>
+      <w:pPr>
+        <w:bidi/>
+      </w:pPr>
+      <w:r>
+        <w:rPr>
+          <w:lang w:val="ar_AE" w:bidi="ar_AE"/>
+        </w:rPr>
+      </w:r>
+      <w:r>
+        <w:rPr>
+          <w:b/>
+          <w:lang w:val="ar_AE" w:bidi="ar_AE"/>
+        </w:rPr>
         <w:t>"</w:t>
       </w:r>
       <w:r>
@@ -10144,6 +11691,23 @@
           <w:b/>
           <w:lang w:val="ar_AE" w:bidi="ar_AE"/>
         </w:rPr>
+        <w:t>ἐπαφρίζοντα τὰς ἑαυτῶν αἰσχύνας</w:t>
+      </w:r>
+    </w:p>
+    <w:p>
+      <w:pPr>
+        <w:bidi/>
+      </w:pPr>
+      <w:r>
+        <w:rPr>
+          <w:lang w:val="ar_AE" w:bidi="ar_AE"/>
+        </w:rPr>
+      </w:r>
+      <w:r>
+        <w:rPr>
+          <w:b/>
+          <w:lang w:val="ar_AE" w:bidi="ar_AE"/>
+        </w:rPr>
         <w:t>"</w:t>
       </w:r>
       <w:r>
@@ -10263,6 +11827,23 @@
           <w:b/>
           <w:lang w:val="ar_AE" w:bidi="ar_AE"/>
         </w:rPr>
+        <w:t>ἀστέρες πλανῆται</w:t>
+      </w:r>
+    </w:p>
+    <w:p>
+      <w:pPr>
+        <w:bidi/>
+      </w:pPr>
+      <w:r>
+        <w:rPr>
+          <w:lang w:val="ar_AE" w:bidi="ar_AE"/>
+        </w:rPr>
+      </w:r>
+      <w:r>
+        <w:rPr>
+          <w:b/>
+          <w:lang w:val="ar_AE" w:bidi="ar_AE"/>
+        </w:rPr>
         <w:t>"</w:t>
       </w:r>
       <w:r>
@@ -10382,6 +11963,23 @@
           <w:b/>
           <w:lang w:val="ar_AE" w:bidi="ar_AE"/>
         </w:rPr>
+        <w:t>οἷς ὁ ζόφος τοῦ σκότους εἰς αἰῶνα τετήρηται</w:t>
+      </w:r>
+    </w:p>
+    <w:p>
+      <w:pPr>
+        <w:bidi/>
+      </w:pPr>
+      <w:r>
+        <w:rPr>
+          <w:lang w:val="ar_AE" w:bidi="ar_AE"/>
+        </w:rPr>
+      </w:r>
+      <w:r>
+        <w:rPr>
+          <w:b/>
+          <w:lang w:val="ar_AE" w:bidi="ar_AE"/>
+        </w:rPr>
         <w:t>"</w:t>
       </w:r>
       <w:r>
@@ -10501,6 +12099,23 @@
           <w:b/>
           <w:lang w:val="ar_AE" w:bidi="ar_AE"/>
         </w:rPr>
+        <w:t>οἷς</w:t>
+      </w:r>
+    </w:p>
+    <w:p>
+      <w:pPr>
+        <w:bidi/>
+      </w:pPr>
+      <w:r>
+        <w:rPr>
+          <w:lang w:val="ar_AE" w:bidi="ar_AE"/>
+        </w:rPr>
+      </w:r>
+      <w:r>
+        <w:rPr>
+          <w:b/>
+          <w:lang w:val="ar_AE" w:bidi="ar_AE"/>
+        </w:rPr>
         <w:t>"</w:t>
       </w:r>
       <w:r>
@@ -10620,6 +12235,23 @@
           <w:b/>
           <w:lang w:val="ar_AE" w:bidi="ar_AE"/>
         </w:rPr>
+        <w:t>ὁ ζόφος τοῦ σκότους</w:t>
+      </w:r>
+    </w:p>
+    <w:p>
+      <w:pPr>
+        <w:bidi/>
+      </w:pPr>
+      <w:r>
+        <w:rPr>
+          <w:lang w:val="ar_AE" w:bidi="ar_AE"/>
+        </w:rPr>
+      </w:r>
+      <w:r>
+        <w:rPr>
+          <w:b/>
+          <w:lang w:val="ar_AE" w:bidi="ar_AE"/>
+        </w:rPr>
         <w:t>"</w:t>
       </w:r>
       <w:r>
@@ -10717,6 +12349,23 @@
           <w:b/>
           <w:lang w:val="ar_AE" w:bidi="ar_AE"/>
         </w:rPr>
+        <w:t>ὁ ζόφος τοῦ σκότους</w:t>
+      </w:r>
+    </w:p>
+    <w:p>
+      <w:pPr>
+        <w:bidi/>
+      </w:pPr>
+      <w:r>
+        <w:rPr>
+          <w:lang w:val="ar_AE" w:bidi="ar_AE"/>
+        </w:rPr>
+      </w:r>
+      <w:r>
+        <w:rPr>
+          <w:b/>
+          <w:lang w:val="ar_AE" w:bidi="ar_AE"/>
+        </w:rPr>
         <w:t>"</w:t>
       </w:r>
       <w:r>
@@ -10836,6 +12485,23 @@
           <w:b/>
           <w:lang w:val="ar_AE" w:bidi="ar_AE"/>
         </w:rPr>
+        <w:t>ἕβδομος ἀπὸ Ἀδὰμ</w:t>
+      </w:r>
+    </w:p>
+    <w:p>
+      <w:pPr>
+        <w:bidi/>
+      </w:pPr>
+      <w:r>
+        <w:rPr>
+          <w:lang w:val="ar_AE" w:bidi="ar_AE"/>
+        </w:rPr>
+      </w:r>
+      <w:r>
+        <w:rPr>
+          <w:b/>
+          <w:lang w:val="ar_AE" w:bidi="ar_AE"/>
+        </w:rPr>
         <w:t>"</w:t>
       </w:r>
       <w:r>
@@ -10933,6 +12599,23 @@
           <w:b/>
           <w:lang w:val="ar_AE" w:bidi="ar_AE"/>
         </w:rPr>
+        <w:t>τούτοις</w:t>
+      </w:r>
+    </w:p>
+    <w:p>
+      <w:pPr>
+        <w:bidi/>
+      </w:pPr>
+      <w:r>
+        <w:rPr>
+          <w:lang w:val="ar_AE" w:bidi="ar_AE"/>
+        </w:rPr>
+      </w:r>
+      <w:r>
+        <w:rPr>
+          <w:b/>
+          <w:lang w:val="ar_AE" w:bidi="ar_AE"/>
+        </w:rPr>
         <w:t>"</w:t>
       </w:r>
       <w:r>
@@ -11052,6 +12735,23 @@
           <w:b/>
           <w:lang w:val="ar_AE" w:bidi="ar_AE"/>
         </w:rPr>
+        <w:t>λέγων</w:t>
+      </w:r>
+    </w:p>
+    <w:p>
+      <w:pPr>
+        <w:bidi/>
+      </w:pPr>
+      <w:r>
+        <w:rPr>
+          <w:lang w:val="ar_AE" w:bidi="ar_AE"/>
+        </w:rPr>
+      </w:r>
+      <w:r>
+        <w:rPr>
+          <w:b/>
+          <w:lang w:val="ar_AE" w:bidi="ar_AE"/>
+        </w:rPr>
         <w:t>"</w:t>
       </w:r>
       <w:r>
@@ -11158,6 +12858,23 @@
           <w:b/>
           <w:lang w:val="ar_AE" w:bidi="ar_AE"/>
         </w:rPr>
+        <w:t>ἰδοὺ</w:t>
+      </w:r>
+    </w:p>
+    <w:p>
+      <w:pPr>
+        <w:bidi/>
+      </w:pPr>
+      <w:r>
+        <w:rPr>
+          <w:lang w:val="ar_AE" w:bidi="ar_AE"/>
+        </w:rPr>
+      </w:r>
+      <w:r>
+        <w:rPr>
+          <w:b/>
+          <w:lang w:val="ar_AE" w:bidi="ar_AE"/>
+        </w:rPr>
         <w:t>"</w:t>
       </w:r>
       <w:r>
@@ -11277,6 +12994,23 @@
           <w:b/>
           <w:lang w:val="ar_AE" w:bidi="ar_AE"/>
         </w:rPr>
+        <w:t>ἦλθεν Κύριος</w:t>
+      </w:r>
+    </w:p>
+    <w:p>
+      <w:pPr>
+        <w:bidi/>
+      </w:pPr>
+      <w:r>
+        <w:rPr>
+          <w:lang w:val="ar_AE" w:bidi="ar_AE"/>
+        </w:rPr>
+      </w:r>
+      <w:r>
+        <w:rPr>
+          <w:b/>
+          <w:lang w:val="ar_AE" w:bidi="ar_AE"/>
+        </w:rPr>
         <w:t>"</w:t>
       </w:r>
       <w:r>
@@ -11383,6 +13117,23 @@
           <w:b/>
           <w:lang w:val="ar_AE" w:bidi="ar_AE"/>
         </w:rPr>
+        <w:t>Κύριος</w:t>
+      </w:r>
+    </w:p>
+    <w:p>
+      <w:pPr>
+        <w:bidi/>
+      </w:pPr>
+      <w:r>
+        <w:rPr>
+          <w:lang w:val="ar_AE" w:bidi="ar_AE"/>
+        </w:rPr>
+      </w:r>
+      <w:r>
+        <w:rPr>
+          <w:b/>
+          <w:lang w:val="ar_AE" w:bidi="ar_AE"/>
+        </w:rPr>
         <w:t>"</w:t>
       </w:r>
       <w:r>
@@ -11480,6 +13231,23 @@
           <w:b/>
           <w:lang w:val="ar_AE" w:bidi="ar_AE"/>
         </w:rPr>
+        <w:t>μυριάσιν</w:t>
+      </w:r>
+    </w:p>
+    <w:p>
+      <w:pPr>
+        <w:bidi/>
+      </w:pPr>
+      <w:r>
+        <w:rPr>
+          <w:lang w:val="ar_AE" w:bidi="ar_AE"/>
+        </w:rPr>
+      </w:r>
+      <w:r>
+        <w:rPr>
+          <w:b/>
+          <w:lang w:val="ar_AE" w:bidi="ar_AE"/>
+        </w:rPr>
         <w:t>"</w:t>
       </w:r>
       <w:r>
@@ -11676,6 +13444,23 @@
           <w:b/>
           <w:lang w:val="ar_AE" w:bidi="ar_AE"/>
         </w:rPr>
+        <w:t>ποιῆσαι κρίσιν &amp; καὶ ἐλέγξαι</w:t>
+      </w:r>
+    </w:p>
+    <w:p>
+      <w:pPr>
+        <w:bidi/>
+      </w:pPr>
+      <w:r>
+        <w:rPr>
+          <w:lang w:val="ar_AE" w:bidi="ar_AE"/>
+        </w:rPr>
+      </w:r>
+      <w:r>
+        <w:rPr>
+          <w:b/>
+          <w:lang w:val="ar_AE" w:bidi="ar_AE"/>
+        </w:rPr>
         <w:t>"</w:t>
       </w:r>
       <w:r>
@@ -11809,6 +13594,23 @@
           <w:b/>
           <w:lang w:val="ar_AE" w:bidi="ar_AE"/>
         </w:rPr>
+        <w:t>ποιῆσαι κρίσιν κατὰ</w:t>
+      </w:r>
+    </w:p>
+    <w:p>
+      <w:pPr>
+        <w:bidi/>
+      </w:pPr>
+      <w:r>
+        <w:rPr>
+          <w:lang w:val="ar_AE" w:bidi="ar_AE"/>
+        </w:rPr>
+      </w:r>
+      <w:r>
+        <w:rPr>
+          <w:b/>
+          <w:lang w:val="ar_AE" w:bidi="ar_AE"/>
+        </w:rPr>
         <w:t>"</w:t>
       </w:r>
       <w:r>
@@ -11928,6 +13730,23 @@
           <w:b/>
           <w:lang w:val="ar_AE" w:bidi="ar_AE"/>
         </w:rPr>
+        <w:t>πᾶσαν ψυχὴν</w:t>
+      </w:r>
+    </w:p>
+    <w:p>
+      <w:pPr>
+        <w:bidi/>
+      </w:pPr>
+      <w:r>
+        <w:rPr>
+          <w:lang w:val="ar_AE" w:bidi="ar_AE"/>
+        </w:rPr>
+      </w:r>
+      <w:r>
+        <w:rPr>
+          <w:b/>
+          <w:lang w:val="ar_AE" w:bidi="ar_AE"/>
+        </w:rPr>
         <w:t>"</w:t>
       </w:r>
       <w:r>
@@ -12047,6 +13866,23 @@
           <w:b/>
           <w:lang w:val="ar_AE" w:bidi="ar_AE"/>
         </w:rPr>
+        <w:t>τῶν ἔργων ἀσεβείας αὐτῶν</w:t>
+      </w:r>
+    </w:p>
+    <w:p>
+      <w:pPr>
+        <w:bidi/>
+      </w:pPr>
+      <w:r>
+        <w:rPr>
+          <w:lang w:val="ar_AE" w:bidi="ar_AE"/>
+        </w:rPr>
+      </w:r>
+      <w:r>
+        <w:rPr>
+          <w:b/>
+          <w:lang w:val="ar_AE" w:bidi="ar_AE"/>
+        </w:rPr>
         <w:t>"</w:t>
       </w:r>
       <w:r>
@@ -12166,6 +14002,23 @@
           <w:b/>
           <w:lang w:val="ar_AE" w:bidi="ar_AE"/>
         </w:rPr>
+        <w:t>τῶν σκληρῶν</w:t>
+      </w:r>
+    </w:p>
+    <w:p>
+      <w:pPr>
+        <w:bidi/>
+      </w:pPr>
+      <w:r>
+        <w:rPr>
+          <w:lang w:val="ar_AE" w:bidi="ar_AE"/>
+        </w:rPr>
+      </w:r>
+      <w:r>
+        <w:rPr>
+          <w:b/>
+          <w:lang w:val="ar_AE" w:bidi="ar_AE"/>
+        </w:rPr>
         <w:t>"</w:t>
       </w:r>
       <w:r>
@@ -12263,6 +14116,23 @@
           <w:b/>
           <w:lang w:val="ar_AE" w:bidi="ar_AE"/>
         </w:rPr>
+        <w:t>αὐτοῦ</w:t>
+      </w:r>
+    </w:p>
+    <w:p>
+      <w:pPr>
+        <w:bidi/>
+      </w:pPr>
+      <w:r>
+        <w:rPr>
+          <w:lang w:val="ar_AE" w:bidi="ar_AE"/>
+        </w:rPr>
+      </w:r>
+      <w:r>
+        <w:rPr>
+          <w:b/>
+          <w:lang w:val="ar_AE" w:bidi="ar_AE"/>
+        </w:rPr>
         <w:t>"</w:t>
       </w:r>
       <w:r>
@@ -12382,6 +14252,23 @@
           <w:b/>
           <w:lang w:val="ar_AE" w:bidi="ar_AE"/>
         </w:rPr>
+        <w:t>οὗτοί</w:t>
+      </w:r>
+    </w:p>
+    <w:p>
+      <w:pPr>
+        <w:bidi/>
+      </w:pPr>
+      <w:r>
+        <w:rPr>
+          <w:lang w:val="ar_AE" w:bidi="ar_AE"/>
+        </w:rPr>
+      </w:r>
+      <w:r>
+        <w:rPr>
+          <w:b/>
+          <w:lang w:val="ar_AE" w:bidi="ar_AE"/>
+        </w:rPr>
         <w:t>"</w:t>
       </w:r>
       <w:r>
@@ -12427,7 +14314,7 @@
         </w:rPr>
         <w:t xml:space="preserve">" هنا إلى المعلمين الكذبة الذين قدّمهم يهوذا أول مرة في الآية </w:t>
       </w:r>
-      <w:hyperlink r:id="rId15">
+      <w:hyperlink r:id="rId17">
         <w:r>
           <w:rPr>
             <w:lang w:val="ar_AE" w:bidi="ar_AE"/>
@@ -12519,6 +14406,23 @@
           <w:b/>
           <w:lang w:val="ar_AE" w:bidi="ar_AE"/>
         </w:rPr>
+        <w:t>εἰσιν γογγυσταί μεμψίμοιροι</w:t>
+      </w:r>
+    </w:p>
+    <w:p>
+      <w:pPr>
+        <w:bidi/>
+      </w:pPr>
+      <w:r>
+        <w:rPr>
+          <w:lang w:val="ar_AE" w:bidi="ar_AE"/>
+        </w:rPr>
+      </w:r>
+      <w:r>
+        <w:rPr>
+          <w:b/>
+          <w:lang w:val="ar_AE" w:bidi="ar_AE"/>
+        </w:rPr>
         <w:t>"</w:t>
       </w:r>
       <w:r>
@@ -12655,6 +14559,23 @@
           <w:b/>
           <w:lang w:val="ar_AE" w:bidi="ar_AE"/>
         </w:rPr>
+        <w:t>πορευόμενοι</w:t>
+      </w:r>
+    </w:p>
+    <w:p>
+      <w:pPr>
+        <w:bidi/>
+      </w:pPr>
+      <w:r>
+        <w:rPr>
+          <w:lang w:val="ar_AE" w:bidi="ar_AE"/>
+        </w:rPr>
+      </w:r>
+      <w:r>
+        <w:rPr>
+          <w:b/>
+          <w:lang w:val="ar_AE" w:bidi="ar_AE"/>
+        </w:rPr>
         <w:t>"</w:t>
       </w:r>
       <w:r>
@@ -12774,6 +14695,23 @@
           <w:b/>
           <w:lang w:val="ar_AE" w:bidi="ar_AE"/>
         </w:rPr>
+        <w:t>τὰς ἐπιθυμίας αὐτῶν</w:t>
+      </w:r>
+    </w:p>
+    <w:p>
+      <w:pPr>
+        <w:bidi/>
+      </w:pPr>
+      <w:r>
+        <w:rPr>
+          <w:lang w:val="ar_AE" w:bidi="ar_AE"/>
+        </w:rPr>
+      </w:r>
+      <w:r>
+        <w:rPr>
+          <w:b/>
+          <w:lang w:val="ar_AE" w:bidi="ar_AE"/>
+        </w:rPr>
         <w:t>"</w:t>
       </w:r>
       <w:r>
@@ -12871,6 +14809,23 @@
           <w:b/>
           <w:lang w:val="ar_AE" w:bidi="ar_AE"/>
         </w:rPr>
+        <w:t>τὸ στόμα αὐτῶν λαλεῖ</w:t>
+      </w:r>
+    </w:p>
+    <w:p>
+      <w:pPr>
+        <w:bidi/>
+      </w:pPr>
+      <w:r>
+        <w:rPr>
+          <w:lang w:val="ar_AE" w:bidi="ar_AE"/>
+        </w:rPr>
+      </w:r>
+      <w:r>
+        <w:rPr>
+          <w:b/>
+          <w:lang w:val="ar_AE" w:bidi="ar_AE"/>
+        </w:rPr>
         <w:t>"</w:t>
       </w:r>
       <w:r>
@@ -12968,6 +14923,23 @@
           <w:b/>
           <w:lang w:val="ar_AE" w:bidi="ar_AE"/>
         </w:rPr>
+        <w:t>τὸ στόμα αὐτῶν λαλεῖ</w:t>
+      </w:r>
+    </w:p>
+    <w:p>
+      <w:pPr>
+        <w:bidi/>
+      </w:pPr>
+      <w:r>
+        <w:rPr>
+          <w:lang w:val="ar_AE" w:bidi="ar_AE"/>
+        </w:rPr>
+      </w:r>
+      <w:r>
+        <w:rPr>
+          <w:b/>
+          <w:lang w:val="ar_AE" w:bidi="ar_AE"/>
+        </w:rPr>
         <w:t>"</w:t>
       </w:r>
       <w:r>
@@ -13087,6 +15059,23 @@
           <w:b/>
           <w:lang w:val="ar_AE" w:bidi="ar_AE"/>
         </w:rPr>
+        <w:t>λαλεῖ ὑπέρογκα</w:t>
+      </w:r>
+    </w:p>
+    <w:p>
+      <w:pPr>
+        <w:bidi/>
+      </w:pPr>
+      <w:r>
+        <w:rPr>
+          <w:lang w:val="ar_AE" w:bidi="ar_AE"/>
+        </w:rPr>
+      </w:r>
+      <w:r>
+        <w:rPr>
+          <w:b/>
+          <w:lang w:val="ar_AE" w:bidi="ar_AE"/>
+        </w:rPr>
         <w:t>"</w:t>
       </w:r>
       <w:r>
@@ -13184,6 +15173,23 @@
           <w:b/>
           <w:lang w:val="ar_AE" w:bidi="ar_AE"/>
         </w:rPr>
+        <w:t>θαυμάζοντες πρόσωπα</w:t>
+      </w:r>
+    </w:p>
+    <w:p>
+      <w:pPr>
+        <w:bidi/>
+      </w:pPr>
+      <w:r>
+        <w:rPr>
+          <w:lang w:val="ar_AE" w:bidi="ar_AE"/>
+        </w:rPr>
+      </w:r>
+      <w:r>
+        <w:rPr>
+          <w:b/>
+          <w:lang w:val="ar_AE" w:bidi="ar_AE"/>
+        </w:rPr>
         <w:t>"</w:t>
       </w:r>
       <w:r>
@@ -13290,6 +15296,23 @@
           <w:b/>
           <w:lang w:val="ar_AE" w:bidi="ar_AE"/>
         </w:rPr>
+        <w:t>θαυμάζοντες πρόσωπα</w:t>
+      </w:r>
+    </w:p>
+    <w:p>
+      <w:pPr>
+        <w:bidi/>
+      </w:pPr>
+      <w:r>
+        <w:rPr>
+          <w:lang w:val="ar_AE" w:bidi="ar_AE"/>
+        </w:rPr>
+      </w:r>
+      <w:r>
+        <w:rPr>
+          <w:b/>
+          <w:lang w:val="ar_AE" w:bidi="ar_AE"/>
+        </w:rPr>
         <w:t>"يُحابونَ بالوُجوهِ"</w:t>
       </w:r>
     </w:p>
@@ -13382,6 +15405,23 @@
           <w:b/>
           <w:lang w:val="ar_AE" w:bidi="ar_AE"/>
         </w:rPr>
+        <w:t>ἀγαπητοί</w:t>
+      </w:r>
+    </w:p>
+    <w:p>
+      <w:pPr>
+        <w:bidi/>
+      </w:pPr>
+      <w:r>
+        <w:rPr>
+          <w:lang w:val="ar_AE" w:bidi="ar_AE"/>
+        </w:rPr>
+      </w:r>
+      <w:r>
+        <w:rPr>
+          <w:b/>
+          <w:lang w:val="ar_AE" w:bidi="ar_AE"/>
+        </w:rPr>
         <w:t>"</w:t>
       </w:r>
       <w:r>
@@ -13427,7 +15467,7 @@
         </w:rPr>
         <w:t xml:space="preserve">" هنا إلى الذين يكتب إليهم يهوذا، ويمكن توسيع المعنى ليشمل جميع المؤمنين. وإذا كان من المفيد في لغتك، يمكنك التعبير عن ذلك بشكل صريح. راجع كيف ترجمتَ هذه العبارة في الآية </w:t>
       </w:r>
-      <w:hyperlink r:id="rId17">
+      <w:hyperlink r:id="rId19">
         <w:r>
           <w:rPr>
             <w:lang w:val="ar_AE" w:bidi="ar_AE"/>
@@ -13519,6 +15559,23 @@
           <w:b/>
           <w:lang w:val="ar_AE" w:bidi="ar_AE"/>
         </w:rPr>
+        <w:t>τῶν ῥημάτων</w:t>
+      </w:r>
+    </w:p>
+    <w:p>
+      <w:pPr>
+        <w:bidi/>
+      </w:pPr>
+      <w:r>
+        <w:rPr>
+          <w:lang w:val="ar_AE" w:bidi="ar_AE"/>
+        </w:rPr>
+      </w:r>
+      <w:r>
+        <w:rPr>
+          <w:b/>
+          <w:lang w:val="ar_AE" w:bidi="ar_AE"/>
+        </w:rPr>
         <w:t>"</w:t>
       </w:r>
       <w:r>
@@ -13638,6 +15695,23 @@
           <w:b/>
           <w:lang w:val="ar_AE" w:bidi="ar_AE"/>
         </w:rPr>
+        <w:t>τοῦ Κυρίου ἡμῶν</w:t>
+      </w:r>
+    </w:p>
+    <w:p>
+      <w:pPr>
+        <w:bidi/>
+      </w:pPr>
+      <w:r>
+        <w:rPr>
+          <w:lang w:val="ar_AE" w:bidi="ar_AE"/>
+        </w:rPr>
+      </w:r>
+      <w:r>
+        <w:rPr>
+          <w:b/>
+          <w:lang w:val="ar_AE" w:bidi="ar_AE"/>
+        </w:rPr>
         <w:t>"</w:t>
       </w:r>
       <w:r>
@@ -13757,6 +15831,23 @@
           <w:b/>
           <w:lang w:val="ar_AE" w:bidi="ar_AE"/>
         </w:rPr>
+        <w:t>ἡμῶν</w:t>
+      </w:r>
+    </w:p>
+    <w:p>
+      <w:pPr>
+        <w:bidi/>
+      </w:pPr>
+      <w:r>
+        <w:rPr>
+          <w:lang w:val="ar_AE" w:bidi="ar_AE"/>
+        </w:rPr>
+      </w:r>
+      <w:r>
+        <w:rPr>
+          <w:b/>
+          <w:lang w:val="ar_AE" w:bidi="ar_AE"/>
+        </w:rPr>
         <w:t>"رَبِّنا"</w:t>
       </w:r>
     </w:p>
@@ -13849,6 +15940,23 @@
           <w:b/>
           <w:lang w:val="ar_AE" w:bidi="ar_AE"/>
         </w:rPr>
+        <w:t>ὅτι ἔλεγον ὑμῖν</w:t>
+      </w:r>
+    </w:p>
+    <w:p>
+      <w:pPr>
+        <w:bidi/>
+      </w:pPr>
+      <w:r>
+        <w:rPr>
+          <w:lang w:val="ar_AE" w:bidi="ar_AE"/>
+        </w:rPr>
+      </w:r>
+      <w:r>
+        <w:rPr>
+          <w:b/>
+          <w:lang w:val="ar_AE" w:bidi="ar_AE"/>
+        </w:rPr>
         <w:t>"</w:t>
       </w:r>
       <w:r>
@@ -13945,6 +16053,23 @@
           <w:b/>
           <w:lang w:val="ar_AE" w:bidi="ar_AE"/>
         </w:rPr>
+        <w:t>ἐσχάτου χρόνου</w:t>
+      </w:r>
+    </w:p>
+    <w:p>
+      <w:pPr>
+        <w:bidi/>
+      </w:pPr>
+      <w:r>
+        <w:rPr>
+          <w:lang w:val="ar_AE" w:bidi="ar_AE"/>
+        </w:rPr>
+      </w:r>
+      <w:r>
+        <w:rPr>
+          <w:b/>
+          <w:lang w:val="ar_AE" w:bidi="ar_AE"/>
+        </w:rPr>
         <w:t>"</w:t>
       </w:r>
       <w:r>
@@ -14064,6 +16189,23 @@
           <w:b/>
           <w:lang w:val="ar_AE" w:bidi="ar_AE"/>
         </w:rPr>
+        <w:t>πορευόμενοι</w:t>
+      </w:r>
+    </w:p>
+    <w:p>
+      <w:pPr>
+        <w:bidi/>
+      </w:pPr>
+      <w:r>
+        <w:rPr>
+          <w:lang w:val="ar_AE" w:bidi="ar_AE"/>
+        </w:rPr>
+      </w:r>
+      <w:r>
+        <w:rPr>
+          <w:b/>
+          <w:lang w:val="ar_AE" w:bidi="ar_AE"/>
+        </w:rPr>
         <w:t>"</w:t>
       </w:r>
       <w:r>
@@ -14183,6 +16325,23 @@
           <w:b/>
           <w:lang w:val="ar_AE" w:bidi="ar_AE"/>
         </w:rPr>
+        <w:t>κατὰ τὰς ἑαυτῶν ἐπιθυμίας &amp; τῶν ἀσεβειῶν</w:t>
+      </w:r>
+    </w:p>
+    <w:p>
+      <w:pPr>
+        <w:bidi/>
+      </w:pPr>
+      <w:r>
+        <w:rPr>
+          <w:lang w:val="ar_AE" w:bidi="ar_AE"/>
+        </w:rPr>
+      </w:r>
+      <w:r>
+        <w:rPr>
+          <w:b/>
+          <w:lang w:val="ar_AE" w:bidi="ar_AE"/>
+        </w:rPr>
         <w:t>"</w:t>
       </w:r>
       <w:r>
@@ -14280,6 +16439,23 @@
           <w:b/>
           <w:lang w:val="ar_AE" w:bidi="ar_AE"/>
         </w:rPr>
+        <w:t>οὗτοί</w:t>
+      </w:r>
+    </w:p>
+    <w:p>
+      <w:pPr>
+        <w:bidi/>
+      </w:pPr>
+      <w:r>
+        <w:rPr>
+          <w:lang w:val="ar_AE" w:bidi="ar_AE"/>
+        </w:rPr>
+      </w:r>
+      <w:r>
+        <w:rPr>
+          <w:b/>
+          <w:lang w:val="ar_AE" w:bidi="ar_AE"/>
+        </w:rPr>
         <w:t>"</w:t>
       </w:r>
       <w:r>
@@ -14399,6 +16575,23 @@
           <w:b/>
           <w:lang w:val="ar_AE" w:bidi="ar_AE"/>
         </w:rPr>
+        <w:t>οἱ ἀποδιορίζοντες</w:t>
+      </w:r>
+    </w:p>
+    <w:p>
+      <w:pPr>
+        <w:bidi/>
+      </w:pPr>
+      <w:r>
+        <w:rPr>
+          <w:lang w:val="ar_AE" w:bidi="ar_AE"/>
+        </w:rPr>
+      </w:r>
+      <w:r>
+        <w:rPr>
+          <w:b/>
+          <w:lang w:val="ar_AE" w:bidi="ar_AE"/>
+        </w:rPr>
         <w:t>"</w:t>
       </w:r>
       <w:r>
@@ -14518,6 +16711,23 @@
           <w:b/>
           <w:lang w:val="ar_AE" w:bidi="ar_AE"/>
         </w:rPr>
+        <w:t>Πνεῦμα</w:t>
+      </w:r>
+    </w:p>
+    <w:p>
+      <w:pPr>
+        <w:bidi/>
+      </w:pPr>
+      <w:r>
+        <w:rPr>
+          <w:lang w:val="ar_AE" w:bidi="ar_AE"/>
+        </w:rPr>
+      </w:r>
+      <w:r>
+        <w:rPr>
+          <w:b/>
+          <w:lang w:val="ar_AE" w:bidi="ar_AE"/>
+        </w:rPr>
         <w:t>"</w:t>
       </w:r>
       <w:r>
@@ -14637,6 +16847,23 @@
           <w:b/>
           <w:lang w:val="ar_AE" w:bidi="ar_AE"/>
         </w:rPr>
+        <w:t>ψυχικοί</w:t>
+      </w:r>
+    </w:p>
+    <w:p>
+      <w:pPr>
+        <w:bidi/>
+      </w:pPr>
+      <w:r>
+        <w:rPr>
+          <w:lang w:val="ar_AE" w:bidi="ar_AE"/>
+        </w:rPr>
+      </w:r>
+      <w:r>
+        <w:rPr>
+          <w:b/>
+          <w:lang w:val="ar_AE" w:bidi="ar_AE"/>
+        </w:rPr>
         <w:t>"</w:t>
       </w:r>
       <w:r>
@@ -14756,6 +16983,23 @@
           <w:b/>
           <w:lang w:val="ar_AE" w:bidi="ar_AE"/>
         </w:rPr>
+        <w:t>Πνεῦμα μὴ ἔχοντες</w:t>
+      </w:r>
+    </w:p>
+    <w:p>
+      <w:pPr>
+        <w:bidi/>
+      </w:pPr>
+      <w:r>
+        <w:rPr>
+          <w:lang w:val="ar_AE" w:bidi="ar_AE"/>
+        </w:rPr>
+      </w:r>
+      <w:r>
+        <w:rPr>
+          <w:b/>
+          <w:lang w:val="ar_AE" w:bidi="ar_AE"/>
+        </w:rPr>
         <w:t>"</w:t>
       </w:r>
       <w:r>
@@ -14875,6 +17119,23 @@
           <w:b/>
           <w:lang w:val="ar_AE" w:bidi="ar_AE"/>
         </w:rPr>
+        <w:t>ἀγαπητοί</w:t>
+      </w:r>
+    </w:p>
+    <w:p>
+      <w:pPr>
+        <w:bidi/>
+      </w:pPr>
+      <w:r>
+        <w:rPr>
+          <w:lang w:val="ar_AE" w:bidi="ar_AE"/>
+        </w:rPr>
+      </w:r>
+      <w:r>
+        <w:rPr>
+          <w:b/>
+          <w:lang w:val="ar_AE" w:bidi="ar_AE"/>
+        </w:rPr>
         <w:t>"</w:t>
       </w:r>
       <w:r>
@@ -14920,7 +17181,7 @@
         </w:rPr>
         <w:t xml:space="preserve">" هنا إلى الذين يكتب إليهم يهوذا، ويمكن توسيع المعنى ليشمل جميع المؤمنين. وإذا كان من المفيد في لغتك، يمكنك التعبير عن ذلك بشكل صريح. راجع كيف ترجمتَ هذه العبارة في الآية </w:t>
       </w:r>
-      <w:hyperlink r:id="rId17">
+      <w:hyperlink r:id="rId19">
         <w:r>
           <w:rPr>
             <w:lang w:val="ar_AE" w:bidi="ar_AE"/>
@@ -15012,6 +17273,23 @@
           <w:b/>
           <w:lang w:val="ar_AE" w:bidi="ar_AE"/>
         </w:rPr>
+        <w:t>ἐποικοδομοῦντες ἑαυτοὺς τῇ ἁγιωτάτῃ ὑμῶν πίστει</w:t>
+      </w:r>
+    </w:p>
+    <w:p>
+      <w:pPr>
+        <w:bidi/>
+      </w:pPr>
+      <w:r>
+        <w:rPr>
+          <w:lang w:val="ar_AE" w:bidi="ar_AE"/>
+        </w:rPr>
+      </w:r>
+      <w:r>
+        <w:rPr>
+          <w:b/>
+          <w:lang w:val="ar_AE" w:bidi="ar_AE"/>
+        </w:rPr>
         <w:t>"</w:t>
       </w:r>
       <w:r>
@@ -15118,6 +17396,23 @@
           <w:b/>
           <w:lang w:val="ar_AE" w:bidi="ar_AE"/>
         </w:rPr>
+        <w:t>ἐποικοδομοῦντες ἑαυτοὺς</w:t>
+      </w:r>
+    </w:p>
+    <w:p>
+      <w:pPr>
+        <w:bidi/>
+      </w:pPr>
+      <w:r>
+        <w:rPr>
+          <w:lang w:val="ar_AE" w:bidi="ar_AE"/>
+        </w:rPr>
+      </w:r>
+      <w:r>
+        <w:rPr>
+          <w:b/>
+          <w:lang w:val="ar_AE" w:bidi="ar_AE"/>
+        </w:rPr>
         <w:t>"</w:t>
       </w:r>
       <w:r>
@@ -15195,6 +17490,23 @@
           <w:b/>
           <w:lang w:val="ar_AE" w:bidi="ar_AE"/>
         </w:rPr>
+        <w:t>τῇ ἁγιωτάτῃ ὑμῶν πίστει</w:t>
+      </w:r>
+    </w:p>
+    <w:p>
+      <w:pPr>
+        <w:bidi/>
+      </w:pPr>
+      <w:r>
+        <w:rPr>
+          <w:lang w:val="ar_AE" w:bidi="ar_AE"/>
+        </w:rPr>
+      </w:r>
+      <w:r>
+        <w:rPr>
+          <w:b/>
+          <w:lang w:val="ar_AE" w:bidi="ar_AE"/>
+        </w:rPr>
         <w:t>"</w:t>
       </w:r>
       <w:r>
@@ -15314,6 +17626,23 @@
           <w:b/>
           <w:lang w:val="ar_AE" w:bidi="ar_AE"/>
         </w:rPr>
+        <w:t>ἐν Πνεύματι Ἁγίῳ προσευχόμενοι</w:t>
+      </w:r>
+    </w:p>
+    <w:p>
+      <w:pPr>
+        <w:bidi/>
+      </w:pPr>
+      <w:r>
+        <w:rPr>
+          <w:lang w:val="ar_AE" w:bidi="ar_AE"/>
+        </w:rPr>
+      </w:r>
+      <w:r>
+        <w:rPr>
+          <w:b/>
+          <w:lang w:val="ar_AE" w:bidi="ar_AE"/>
+        </w:rPr>
         <w:t>"</w:t>
       </w:r>
       <w:r>
@@ -15398,6 +17727,23 @@
           <w:b/>
           <w:lang w:val="ar_AE" w:bidi="ar_AE"/>
         </w:rPr>
+        <w:t>ἑαυτοὺς ἐν ἀγάπῃ Θεοῦ τηρήσατε</w:t>
+      </w:r>
+    </w:p>
+    <w:p>
+      <w:pPr>
+        <w:bidi/>
+      </w:pPr>
+      <w:r>
+        <w:rPr>
+          <w:lang w:val="ar_AE" w:bidi="ar_AE"/>
+        </w:rPr>
+      </w:r>
+      <w:r>
+        <w:rPr>
+          <w:b/>
+          <w:lang w:val="ar_AE" w:bidi="ar_AE"/>
+        </w:rPr>
         <w:t>"</w:t>
       </w:r>
       <w:r>
@@ -15504,6 +17850,23 @@
           <w:b/>
           <w:lang w:val="ar_AE" w:bidi="ar_AE"/>
         </w:rPr>
+        <w:t>ἑαυτοὺς ἐν ἀγάπῃ Θεοῦ τηρήσατε</w:t>
+      </w:r>
+    </w:p>
+    <w:p>
+      <w:pPr>
+        <w:bidi/>
+      </w:pPr>
+      <w:r>
+        <w:rPr>
+          <w:lang w:val="ar_AE" w:bidi="ar_AE"/>
+        </w:rPr>
+      </w:r>
+      <w:r>
+        <w:rPr>
+          <w:b/>
+          <w:lang w:val="ar_AE" w:bidi="ar_AE"/>
+        </w:rPr>
         <w:t>"</w:t>
       </w:r>
       <w:r>
@@ -15623,6 +17986,23 @@
           <w:b/>
           <w:lang w:val="ar_AE" w:bidi="ar_AE"/>
         </w:rPr>
+        <w:t>προσδεχόμενοι τὸ ἔλεος τοῦ Κυρίου ἡμῶν</w:t>
+      </w:r>
+    </w:p>
+    <w:p>
+      <w:pPr>
+        <w:bidi/>
+      </w:pPr>
+      <w:r>
+        <w:rPr>
+          <w:lang w:val="ar_AE" w:bidi="ar_AE"/>
+        </w:rPr>
+      </w:r>
+      <w:r>
+        <w:rPr>
+          <w:b/>
+          <w:lang w:val="ar_AE" w:bidi="ar_AE"/>
+        </w:rPr>
         <w:t>"</w:t>
       </w:r>
       <w:r>
@@ -15707,6 +18087,23 @@
           <w:b/>
           <w:lang w:val="ar_AE" w:bidi="ar_AE"/>
         </w:rPr>
+        <w:t>τὸ ἔλεος τοῦ Κυρίου ἡμῶν, Ἰησοῦ Χριστοῦ</w:t>
+      </w:r>
+    </w:p>
+    <w:p>
+      <w:pPr>
+        <w:bidi/>
+      </w:pPr>
+      <w:r>
+        <w:rPr>
+          <w:lang w:val="ar_AE" w:bidi="ar_AE"/>
+        </w:rPr>
+      </w:r>
+      <w:r>
+        <w:rPr>
+          <w:b/>
+          <w:lang w:val="ar_AE" w:bidi="ar_AE"/>
+        </w:rPr>
         <w:t>"</w:t>
       </w:r>
       <w:r>
@@ -15826,6 +18223,23 @@
           <w:b/>
           <w:lang w:val="ar_AE" w:bidi="ar_AE"/>
         </w:rPr>
+        <w:t>τοῦ Κυρίου ἡμῶν</w:t>
+      </w:r>
+    </w:p>
+    <w:p>
+      <w:pPr>
+        <w:bidi/>
+      </w:pPr>
+      <w:r>
+        <w:rPr>
+          <w:lang w:val="ar_AE" w:bidi="ar_AE"/>
+        </w:rPr>
+      </w:r>
+      <w:r>
+        <w:rPr>
+          <w:b/>
+          <w:lang w:val="ar_AE" w:bidi="ar_AE"/>
+        </w:rPr>
         <w:t>"</w:t>
       </w:r>
       <w:r>
@@ -15871,7 +18285,7 @@
         </w:rPr>
         <w:t xml:space="preserve">" هنا إلى "الشخص الذي يسود علينا" أو "الذي يملك السلطان علينا". راجع كيف ترجمتَ هذا التعبير في الآية </w:t>
       </w:r>
-      <w:hyperlink r:id="rId18">
+      <w:hyperlink r:id="rId20">
         <w:r>
           <w:rPr>
             <w:lang w:val="ar_AE" w:bidi="ar_AE"/>
@@ -15963,6 +18377,23 @@
           <w:b/>
           <w:lang w:val="ar_AE" w:bidi="ar_AE"/>
         </w:rPr>
+        <w:t>ἡμῶν</w:t>
+      </w:r>
+    </w:p>
+    <w:p>
+      <w:pPr>
+        <w:bidi/>
+      </w:pPr>
+      <w:r>
+        <w:rPr>
+          <w:lang w:val="ar_AE" w:bidi="ar_AE"/>
+        </w:rPr>
+      </w:r>
+      <w:r>
+        <w:rPr>
+          <w:b/>
+          <w:lang w:val="ar_AE" w:bidi="ar_AE"/>
+        </w:rPr>
         <w:t>"</w:t>
       </w:r>
       <w:r>
@@ -16082,6 +18513,23 @@
           <w:b/>
           <w:lang w:val="ar_AE" w:bidi="ar_AE"/>
         </w:rPr>
+        <w:t>τὸ ἔλεος τοῦ Κυρίου ἡμῶν, Ἰησοῦ Χριστοῦ, εἰς ζωὴν αἰώνιον</w:t>
+      </w:r>
+    </w:p>
+    <w:p>
+      <w:pPr>
+        <w:bidi/>
+      </w:pPr>
+      <w:r>
+        <w:rPr>
+          <w:lang w:val="ar_AE" w:bidi="ar_AE"/>
+        </w:rPr>
+      </w:r>
+      <w:r>
+        <w:rPr>
+          <w:b/>
+          <w:lang w:val="ar_AE" w:bidi="ar_AE"/>
+        </w:rPr>
         <w:t>"</w:t>
       </w:r>
       <w:r>
@@ -16214,6 +18662,23 @@
           <w:b/>
           <w:lang w:val="ar_AE" w:bidi="ar_AE"/>
         </w:rPr>
+        <w:t>ἐλεᾶτε</w:t>
+      </w:r>
+    </w:p>
+    <w:p>
+      <w:pPr>
+        <w:bidi/>
+      </w:pPr>
+      <w:r>
+        <w:rPr>
+          <w:lang w:val="ar_AE" w:bidi="ar_AE"/>
+        </w:rPr>
+      </w:r>
+      <w:r>
+        <w:rPr>
+          <w:b/>
+          <w:lang w:val="ar_AE" w:bidi="ar_AE"/>
+        </w:rPr>
         <w:t>"</w:t>
       </w:r>
       <w:r>
@@ -16430,6 +18895,23 @@
           <w:b/>
           <w:lang w:val="ar_AE" w:bidi="ar_AE"/>
         </w:rPr>
+        <w:t>ἐκ πυρὸς ἁρπάζοντες</w:t>
+      </w:r>
+    </w:p>
+    <w:p>
+      <w:pPr>
+        <w:bidi/>
+      </w:pPr>
+      <w:r>
+        <w:rPr>
+          <w:lang w:val="ar_AE" w:bidi="ar_AE"/>
+        </w:rPr>
+      </w:r>
+      <w:r>
+        <w:rPr>
+          <w:b/>
+          <w:lang w:val="ar_AE" w:bidi="ar_AE"/>
+        </w:rPr>
         <w:t>"</w:t>
       </w:r>
       <w:r>
@@ -16514,6 +18996,23 @@
           <w:b/>
           <w:lang w:val="ar_AE" w:bidi="ar_AE"/>
         </w:rPr>
+        <w:t>ἐκ πυρὸς ἁρπάζοντες</w:t>
+      </w:r>
+    </w:p>
+    <w:p>
+      <w:pPr>
+        <w:bidi/>
+      </w:pPr>
+      <w:r>
+        <w:rPr>
+          <w:lang w:val="ar_AE" w:bidi="ar_AE"/>
+        </w:rPr>
+      </w:r>
+      <w:r>
+        <w:rPr>
+          <w:b/>
+          <w:lang w:val="ar_AE" w:bidi="ar_AE"/>
+        </w:rPr>
         <w:t>"مُختَطِفينَ مِنَ النّارِ"</w:t>
       </w:r>
     </w:p>
@@ -16619,6 +19118,23 @@
           <w:b/>
           <w:lang w:val="ar_AE" w:bidi="ar_AE"/>
         </w:rPr>
+        <w:t>ἐλεᾶτε</w:t>
+      </w:r>
+    </w:p>
+    <w:p>
+      <w:pPr>
+        <w:bidi/>
+      </w:pPr>
+      <w:r>
+        <w:rPr>
+          <w:lang w:val="ar_AE" w:bidi="ar_AE"/>
+        </w:rPr>
+      </w:r>
+      <w:r>
+        <w:rPr>
+          <w:b/>
+          <w:lang w:val="ar_AE" w:bidi="ar_AE"/>
+        </w:rPr>
         <w:t>"</w:t>
       </w:r>
       <w:r>
@@ -16822,6 +19338,23 @@
           <w:b/>
           <w:lang w:val="ar_AE" w:bidi="ar_AE"/>
         </w:rPr>
+        <w:t>μισοῦντες καὶ τὸν ἀπὸ τῆς σαρκὸς ἐσπιλωμένον χιτῶνα</w:t>
+      </w:r>
+    </w:p>
+    <w:p>
+      <w:pPr>
+        <w:bidi/>
+      </w:pPr>
+      <w:r>
+        <w:rPr>
+          <w:lang w:val="ar_AE" w:bidi="ar_AE"/>
+        </w:rPr>
+      </w:r>
+      <w:r>
+        <w:rPr>
+          <w:b/>
+          <w:lang w:val="ar_AE" w:bidi="ar_AE"/>
+        </w:rPr>
         <w:t>"</w:t>
       </w:r>
       <w:r>
@@ -16928,6 +19461,23 @@
           <w:b/>
           <w:lang w:val="ar_AE" w:bidi="ar_AE"/>
         </w:rPr>
+        <w:t>τῆς σαρκὸς</w:t>
+      </w:r>
+    </w:p>
+    <w:p>
+      <w:pPr>
+        <w:bidi/>
+      </w:pPr>
+      <w:r>
+        <w:rPr>
+          <w:lang w:val="ar_AE" w:bidi="ar_AE"/>
+        </w:rPr>
+      </w:r>
+      <w:r>
+        <w:rPr>
+          <w:b/>
+          <w:lang w:val="ar_AE" w:bidi="ar_AE"/>
+        </w:rPr>
         <w:t>"</w:t>
       </w:r>
       <w:r>
@@ -17047,6 +19597,23 @@
           <w:b/>
           <w:lang w:val="ar_AE" w:bidi="ar_AE"/>
         </w:rPr>
+        <w:t>τῷ δὲ δυναμένῳ φυλάξαι</w:t>
+      </w:r>
+    </w:p>
+    <w:p>
+      <w:pPr>
+        <w:bidi/>
+      </w:pPr>
+      <w:r>
+        <w:rPr>
+          <w:lang w:val="ar_AE" w:bidi="ar_AE"/>
+        </w:rPr>
+      </w:r>
+      <w:r>
+        <w:rPr>
+          <w:b/>
+          <w:lang w:val="ar_AE" w:bidi="ar_AE"/>
+        </w:rPr>
         <w:t>"</w:t>
       </w:r>
       <w:r>
@@ -17166,6 +19733,23 @@
           <w:b/>
           <w:lang w:val="ar_AE" w:bidi="ar_AE"/>
         </w:rPr>
+        <w:t>φυλάξαι ὑμᾶς ἀπταίστους</w:t>
+      </w:r>
+    </w:p>
+    <w:p>
+      <w:pPr>
+        <w:bidi/>
+      </w:pPr>
+      <w:r>
+        <w:rPr>
+          <w:lang w:val="ar_AE" w:bidi="ar_AE"/>
+        </w:rPr>
+      </w:r>
+      <w:r>
+        <w:rPr>
+          <w:b/>
+          <w:lang w:val="ar_AE" w:bidi="ar_AE"/>
+        </w:rPr>
         <w:t>"</w:t>
       </w:r>
       <w:r>
@@ -17285,6 +19869,23 @@
           <w:b/>
           <w:lang w:val="ar_AE" w:bidi="ar_AE"/>
         </w:rPr>
+        <w:t>τῆς δόξης αὐτοῦ</w:t>
+      </w:r>
+    </w:p>
+    <w:p>
+      <w:pPr>
+        <w:bidi/>
+      </w:pPr>
+      <w:r>
+        <w:rPr>
+          <w:lang w:val="ar_AE" w:bidi="ar_AE"/>
+        </w:rPr>
+      </w:r>
+      <w:r>
+        <w:rPr>
+          <w:b/>
+          <w:lang w:val="ar_AE" w:bidi="ar_AE"/>
+        </w:rPr>
         <w:t>"</w:t>
       </w:r>
       <w:r>
@@ -17488,6 +20089,23 @@
           <w:b/>
           <w:lang w:val="ar_AE" w:bidi="ar_AE"/>
         </w:rPr>
+        <w:t>μόνῳ Θεῷ Σωτῆρι ἡμῶν</w:t>
+      </w:r>
+    </w:p>
+    <w:p>
+      <w:pPr>
+        <w:bidi/>
+      </w:pPr>
+      <w:r>
+        <w:rPr>
+          <w:lang w:val="ar_AE" w:bidi="ar_AE"/>
+        </w:rPr>
+      </w:r>
+      <w:r>
+        <w:rPr>
+          <w:b/>
+          <w:lang w:val="ar_AE" w:bidi="ar_AE"/>
+        </w:rPr>
         <w:t>"</w:t>
       </w:r>
       <w:r>
@@ -17597,6 +20215,23 @@
           <w:b/>
           <w:lang w:val="ar_AE" w:bidi="ar_AE"/>
         </w:rPr>
+        <w:t>Σωτῆρι ἡμῶν</w:t>
+      </w:r>
+    </w:p>
+    <w:p>
+      <w:pPr>
+        <w:bidi/>
+      </w:pPr>
+      <w:r>
+        <w:rPr>
+          <w:lang w:val="ar_AE" w:bidi="ar_AE"/>
+        </w:rPr>
+      </w:r>
+      <w:r>
+        <w:rPr>
+          <w:b/>
+          <w:lang w:val="ar_AE" w:bidi="ar_AE"/>
+        </w:rPr>
         <w:t>"</w:t>
       </w:r>
       <w:r>
@@ -17716,6 +20351,23 @@
           <w:b/>
           <w:lang w:val="ar_AE" w:bidi="ar_AE"/>
         </w:rPr>
+        <w:t>τοῦ Κυρίου ἡμῶν,</w:t>
+      </w:r>
+    </w:p>
+    <w:p>
+      <w:pPr>
+        <w:bidi/>
+      </w:pPr>
+      <w:r>
+        <w:rPr>
+          <w:lang w:val="ar_AE" w:bidi="ar_AE"/>
+        </w:rPr>
+      </w:r>
+      <w:r>
+        <w:rPr>
+          <w:b/>
+          <w:lang w:val="ar_AE" w:bidi="ar_AE"/>
+        </w:rPr>
         <w:t>"</w:t>
       </w:r>
       <w:r>
@@ -17835,6 +20487,23 @@
           <w:b/>
           <w:lang w:val="ar_AE" w:bidi="ar_AE"/>
         </w:rPr>
+        <w:t>μόνῳ Θεῷ &amp; δόξα, μεγαλωσύνη, κράτος, καὶ ἐξουσία</w:t>
+      </w:r>
+    </w:p>
+    <w:p>
+      <w:pPr>
+        <w:bidi/>
+      </w:pPr>
+      <w:r>
+        <w:rPr>
+          <w:lang w:val="ar_AE" w:bidi="ar_AE"/>
+        </w:rPr>
+      </w:r>
+      <w:r>
+        <w:rPr>
+          <w:b/>
+          <w:lang w:val="ar_AE" w:bidi="ar_AE"/>
+        </w:rPr>
         <w:t>"</w:t>
       </w:r>
       <w:r>
@@ -17955,6 +20624,23 @@
           <w:b/>
           <w:lang w:val="ar_AE" w:bidi="ar_AE"/>
         </w:rPr>
+        <w:t>πρὸ παντὸς τοῦ αἰῶνος</w:t>
+      </w:r>
+    </w:p>
+    <w:p>
+      <w:pPr>
+        <w:bidi/>
+      </w:pPr>
+      <w:r>
+        <w:rPr>
+          <w:lang w:val="ar_AE" w:bidi="ar_AE"/>
+        </w:rPr>
+      </w:r>
+      <w:r>
+        <w:rPr>
+          <w:b/>
+          <w:lang w:val="ar_AE" w:bidi="ar_AE"/>
+        </w:rPr>
         <w:t>"</w:t>
       </w:r>
       <w:r>
@@ -18045,6 +20731,23 @@
         <w:rPr>
           <w:lang w:val="ar_AE" w:bidi="ar_AE"/>
         </w:rPr>
+      </w:r>
+    </w:p>
+    <w:p>
+      <w:pPr>
+        <w:bidi/>
+      </w:pPr>
+      <w:r>
+        <w:rPr>
+          <w:lang w:val="ar_AE" w:bidi="ar_AE"/>
+        </w:rPr>
+      </w:r>
+      <w:r>
+        <w:rPr>
+          <w:b/>
+          <w:lang w:val="ar_AE" w:bidi="ar_AE"/>
+        </w:rPr>
+        <w:t>εἰς πάντας τοὺς αἰῶνας</w:t>
       </w:r>
     </w:p>
     <w:p>

--- a/arb/docx/65.content.docx
+++ b/arb/docx/65.content.docx
@@ -248,6 +248,23 @@
           <w:b/>
           <w:lang w:val="ar_AE" w:bidi="ar_AE"/>
         </w:rPr>
+        <w:t>Ἰούδας</w:t>
+      </w:r>
+    </w:p>
+    <w:p>
+      <w:pPr>
+        <w:bidi/>
+      </w:pPr>
+      <w:r>
+        <w:rPr>
+          <w:lang w:val="ar_AE" w:bidi="ar_AE"/>
+        </w:rPr>
+      </w:r>
+      <w:r>
+        <w:rPr>
+          <w:b/>
+          <w:lang w:val="ar_AE" w:bidi="ar_AE"/>
+        </w:rPr>
         <w:t>"</w:t>
       </w:r>
       <w:r>
@@ -354,6 +371,23 @@
           <w:b/>
           <w:lang w:val="ar_AE" w:bidi="ar_AE"/>
         </w:rPr>
+        <w:t>Ἰούδας</w:t>
+      </w:r>
+    </w:p>
+    <w:p>
+      <w:pPr>
+        <w:bidi/>
+      </w:pPr>
+      <w:r>
+        <w:rPr>
+          <w:lang w:val="ar_AE" w:bidi="ar_AE"/>
+        </w:rPr>
+      </w:r>
+      <w:r>
+        <w:rPr>
+          <w:b/>
+          <w:lang w:val="ar_AE" w:bidi="ar_AE"/>
+        </w:rPr>
         <w:t>"يَهوذا"</w:t>
       </w:r>
     </w:p>
@@ -453,6 +487,23 @@
           <w:b/>
           <w:lang w:val="ar_AE" w:bidi="ar_AE"/>
         </w:rPr>
+        <w:t>Ἰησοῦ Χριστοῦ δοῦλος, ἀδελφὸς δὲ Ἰακώβου</w:t>
+      </w:r>
+    </w:p>
+    <w:p>
+      <w:pPr>
+        <w:bidi/>
+      </w:pPr>
+      <w:r>
+        <w:rPr>
+          <w:lang w:val="ar_AE" w:bidi="ar_AE"/>
+        </w:rPr>
+      </w:r>
+      <w:r>
+        <w:rPr>
+          <w:b/>
+          <w:lang w:val="ar_AE" w:bidi="ar_AE"/>
+        </w:rPr>
         <w:t>"</w:t>
       </w:r>
       <w:r>
@@ -572,6 +623,23 @@
           <w:b/>
           <w:lang w:val="ar_AE" w:bidi="ar_AE"/>
         </w:rPr>
+        <w:t>ἀδελφὸς &amp; Ἰακώβου</w:t>
+      </w:r>
+    </w:p>
+    <w:p>
+      <w:pPr>
+        <w:bidi/>
+      </w:pPr>
+      <w:r>
+        <w:rPr>
+          <w:lang w:val="ar_AE" w:bidi="ar_AE"/>
+        </w:rPr>
+      </w:r>
+      <w:r>
+        <w:rPr>
+          <w:b/>
+          <w:lang w:val="ar_AE" w:bidi="ar_AE"/>
+        </w:rPr>
         <w:t>"</w:t>
       </w:r>
       <w:r>
@@ -691,6 +759,23 @@
           <w:b/>
           <w:lang w:val="ar_AE" w:bidi="ar_AE"/>
         </w:rPr>
+        <w:t>τοῖς</w:t>
+      </w:r>
+    </w:p>
+    <w:p>
+      <w:pPr>
+        <w:bidi/>
+      </w:pPr>
+      <w:r>
+        <w:rPr>
+          <w:lang w:val="ar_AE" w:bidi="ar_AE"/>
+        </w:rPr>
+      </w:r>
+      <w:r>
+        <w:rPr>
+          <w:b/>
+          <w:lang w:val="ar_AE" w:bidi="ar_AE"/>
+        </w:rPr>
         <w:t>"</w:t>
       </w:r>
       <w:r>
@@ -797,6 +882,23 @@
           <w:b/>
           <w:lang w:val="ar_AE" w:bidi="ar_AE"/>
         </w:rPr>
+        <w:t>κλητοῖς</w:t>
+      </w:r>
+    </w:p>
+    <w:p>
+      <w:pPr>
+        <w:bidi/>
+      </w:pPr>
+      <w:r>
+        <w:rPr>
+          <w:lang w:val="ar_AE" w:bidi="ar_AE"/>
+        </w:rPr>
+      </w:r>
+      <w:r>
+        <w:rPr>
+          <w:b/>
+          <w:lang w:val="ar_AE" w:bidi="ar_AE"/>
+        </w:rPr>
         <w:t>"</w:t>
       </w:r>
       <w:r>
@@ -903,6 +1005,23 @@
           <w:b/>
           <w:lang w:val="ar_AE" w:bidi="ar_AE"/>
         </w:rPr>
+        <w:t>ἐν Θεῷ Πατρὶ ἠγαπημένοις</w:t>
+      </w:r>
+    </w:p>
+    <w:p>
+      <w:pPr>
+        <w:bidi/>
+      </w:pPr>
+      <w:r>
+        <w:rPr>
+          <w:lang w:val="ar_AE" w:bidi="ar_AE"/>
+        </w:rPr>
+      </w:r>
+      <w:r>
+        <w:rPr>
+          <w:b/>
+          <w:lang w:val="ar_AE" w:bidi="ar_AE"/>
+        </w:rPr>
         <w:t>"</w:t>
       </w:r>
       <w:r>
@@ -1009,6 +1128,23 @@
           <w:b/>
           <w:lang w:val="ar_AE" w:bidi="ar_AE"/>
         </w:rPr>
+        <w:t>Θεῷ Πατρὶ</w:t>
+      </w:r>
+    </w:p>
+    <w:p>
+      <w:pPr>
+        <w:bidi/>
+      </w:pPr>
+      <w:r>
+        <w:rPr>
+          <w:lang w:val="ar_AE" w:bidi="ar_AE"/>
+        </w:rPr>
+      </w:r>
+      <w:r>
+        <w:rPr>
+          <w:b/>
+          <w:lang w:val="ar_AE" w:bidi="ar_AE"/>
+        </w:rPr>
         <w:t>"</w:t>
       </w:r>
       <w:r>
@@ -1128,6 +1264,23 @@
           <w:b/>
           <w:lang w:val="ar_AE" w:bidi="ar_AE"/>
         </w:rPr>
+        <w:t>Ἰησοῦ Χριστῷ τετηρημένοις κλητοῖς</w:t>
+      </w:r>
+    </w:p>
+    <w:p>
+      <w:pPr>
+        <w:bidi/>
+      </w:pPr>
+      <w:r>
+        <w:rPr>
+          <w:lang w:val="ar_AE" w:bidi="ar_AE"/>
+        </w:rPr>
+      </w:r>
+      <w:r>
+        <w:rPr>
+          <w:b/>
+          <w:lang w:val="ar_AE" w:bidi="ar_AE"/>
+        </w:rPr>
         <w:t>"</w:t>
       </w:r>
       <w:r>
@@ -1247,6 +1400,23 @@
           <w:b/>
           <w:lang w:val="ar_AE" w:bidi="ar_AE"/>
         </w:rPr>
+        <w:t>ἔλεος ὑμῖν, καὶ εἰρήνη, καὶ ἀγάπη πληθυνθείη.</w:t>
+      </w:r>
+    </w:p>
+    <w:p>
+      <w:pPr>
+        <w:bidi/>
+      </w:pPr>
+      <w:r>
+        <w:rPr>
+          <w:lang w:val="ar_AE" w:bidi="ar_AE"/>
+        </w:rPr>
+      </w:r>
+      <w:r>
+        <w:rPr>
+          <w:b/>
+          <w:lang w:val="ar_AE" w:bidi="ar_AE"/>
+        </w:rPr>
         <w:t>"</w:t>
       </w:r>
       <w:r>
@@ -1353,6 +1523,23 @@
           <w:b/>
           <w:lang w:val="ar_AE" w:bidi="ar_AE"/>
         </w:rPr>
+        <w:t>ἔλεος ὑμῖν, καὶ εἰρήνη, καὶ ἀγάπη πληθυνθείη</w:t>
+      </w:r>
+    </w:p>
+    <w:p>
+      <w:pPr>
+        <w:bidi/>
+      </w:pPr>
+      <w:r>
+        <w:rPr>
+          <w:lang w:val="ar_AE" w:bidi="ar_AE"/>
+        </w:rPr>
+      </w:r>
+      <w:r>
+        <w:rPr>
+          <w:b/>
+          <w:lang w:val="ar_AE" w:bidi="ar_AE"/>
+        </w:rPr>
         <w:t>"لتَكثُرْ لكُمُ الرَّحمَةُ والسَّلامُ والمَحَبَّةُ"</w:t>
       </w:r>
     </w:p>
@@ -1484,6 +1671,23 @@
           <w:b/>
           <w:lang w:val="ar_AE" w:bidi="ar_AE"/>
         </w:rPr>
+        <w:t>ἔλεος &amp; καὶ εἰρήνη, καὶ ἀγάπη πληθυνθείη.</w:t>
+      </w:r>
+    </w:p>
+    <w:p>
+      <w:pPr>
+        <w:bidi/>
+      </w:pPr>
+      <w:r>
+        <w:rPr>
+          <w:lang w:val="ar_AE" w:bidi="ar_AE"/>
+        </w:rPr>
+      </w:r>
+      <w:r>
+        <w:rPr>
+          <w:b/>
+          <w:lang w:val="ar_AE" w:bidi="ar_AE"/>
+        </w:rPr>
         <w:t>"لتَكثُرْ لكُمُ الرَّحمَةُ والسَّلامُ والمَحَبَّةُ"</w:t>
       </w:r>
     </w:p>
@@ -1615,6 +1819,23 @@
           <w:b/>
           <w:lang w:val="ar_AE" w:bidi="ar_AE"/>
         </w:rPr>
+        <w:t>ὑμῖν</w:t>
+      </w:r>
+    </w:p>
+    <w:p>
+      <w:pPr>
+        <w:bidi/>
+      </w:pPr>
+      <w:r>
+        <w:rPr>
+          <w:lang w:val="ar_AE" w:bidi="ar_AE"/>
+        </w:rPr>
+      </w:r>
+      <w:r>
+        <w:rPr>
+          <w:b/>
+          <w:lang w:val="ar_AE" w:bidi="ar_AE"/>
+        </w:rPr>
         <w:t>"</w:t>
       </w:r>
       <w:r>
@@ -1734,6 +1955,23 @@
           <w:b/>
           <w:lang w:val="ar_AE" w:bidi="ar_AE"/>
         </w:rPr>
+        <w:t>ἀγαπητοί</w:t>
+      </w:r>
+    </w:p>
+    <w:p>
+      <w:pPr>
+        <w:bidi/>
+      </w:pPr>
+      <w:r>
+        <w:rPr>
+          <w:lang w:val="ar_AE" w:bidi="ar_AE"/>
+        </w:rPr>
+      </w:r>
+      <w:r>
+        <w:rPr>
+          <w:b/>
+          <w:lang w:val="ar_AE" w:bidi="ar_AE"/>
+        </w:rPr>
         <w:t>"</w:t>
       </w:r>
       <w:r>
@@ -1853,6 +2091,23 @@
           <w:b/>
           <w:lang w:val="ar_AE" w:bidi="ar_AE"/>
         </w:rPr>
+        <w:t>πᾶσαν σπουδὴν ποιούμενος γράφειν ὑμῖν</w:t>
+      </w:r>
+    </w:p>
+    <w:p>
+      <w:pPr>
+        <w:bidi/>
+      </w:pPr>
+      <w:r>
+        <w:rPr>
+          <w:lang w:val="ar_AE" w:bidi="ar_AE"/>
+        </w:rPr>
+      </w:r>
+      <w:r>
+        <w:rPr>
+          <w:b/>
+          <w:lang w:val="ar_AE" w:bidi="ar_AE"/>
+        </w:rPr>
         <w:t>"</w:t>
       </w:r>
       <w:r>
@@ -1937,6 +2192,23 @@
           <w:b/>
           <w:lang w:val="ar_AE" w:bidi="ar_AE"/>
         </w:rPr>
+        <w:t>περὶ τῆς κοινῆς ἡμῶν σωτηρίας</w:t>
+      </w:r>
+    </w:p>
+    <w:p>
+      <w:pPr>
+        <w:bidi/>
+      </w:pPr>
+      <w:r>
+        <w:rPr>
+          <w:lang w:val="ar_AE" w:bidi="ar_AE"/>
+        </w:rPr>
+      </w:r>
+      <w:r>
+        <w:rPr>
+          <w:b/>
+          <w:lang w:val="ar_AE" w:bidi="ar_AE"/>
+        </w:rPr>
         <w:t>"</w:t>
       </w:r>
       <w:r>
@@ -2021,6 +2293,23 @@
           <w:b/>
           <w:lang w:val="ar_AE" w:bidi="ar_AE"/>
         </w:rPr>
+        <w:t>περὶ τῆς κοινῆς ἡμῶν σωτηρίας</w:t>
+      </w:r>
+    </w:p>
+    <w:p>
+      <w:pPr>
+        <w:bidi/>
+      </w:pPr>
+      <w:r>
+        <w:rPr>
+          <w:lang w:val="ar_AE" w:bidi="ar_AE"/>
+        </w:rPr>
+      </w:r>
+      <w:r>
+        <w:rPr>
+          <w:b/>
+          <w:lang w:val="ar_AE" w:bidi="ar_AE"/>
+        </w:rPr>
         <w:t>"عن الخَلاصِ المُشتَرَكِ"</w:t>
       </w:r>
     </w:p>
@@ -2126,6 +2415,23 @@
           <w:b/>
           <w:lang w:val="ar_AE" w:bidi="ar_AE"/>
         </w:rPr>
+        <w:t>ἡμῶν</w:t>
+      </w:r>
+    </w:p>
+    <w:p>
+      <w:pPr>
+        <w:bidi/>
+      </w:pPr>
+      <w:r>
+        <w:rPr>
+          <w:lang w:val="ar_AE" w:bidi="ar_AE"/>
+        </w:rPr>
+      </w:r>
+      <w:r>
+        <w:rPr>
+          <w:b/>
+          <w:lang w:val="ar_AE" w:bidi="ar_AE"/>
+        </w:rPr>
         <w:t>"عن الخَلاصِ (خلاصنا) المُشتَرَكِ"</w:t>
       </w:r>
     </w:p>
@@ -2218,6 +2524,23 @@
           <w:b/>
           <w:lang w:val="ar_AE" w:bidi="ar_AE"/>
         </w:rPr>
+        <w:t>ἀνάγκην ἔσχον γράψαι</w:t>
+      </w:r>
+    </w:p>
+    <w:p>
+      <w:pPr>
+        <w:bidi/>
+      </w:pPr>
+      <w:r>
+        <w:rPr>
+          <w:lang w:val="ar_AE" w:bidi="ar_AE"/>
+        </w:rPr>
+      </w:r>
+      <w:r>
+        <w:rPr>
+          <w:b/>
+          <w:lang w:val="ar_AE" w:bidi="ar_AE"/>
+        </w:rPr>
         <w:t>"</w:t>
       </w:r>
       <w:r>
@@ -2337,6 +2660,23 @@
           <w:b/>
           <w:lang w:val="ar_AE" w:bidi="ar_AE"/>
         </w:rPr>
+        <w:t>παρακαλῶν ἐπαγωνίζεσθαι τῇ &amp; πίστει</w:t>
+      </w:r>
+    </w:p>
+    <w:p>
+      <w:pPr>
+        <w:bidi/>
+      </w:pPr>
+      <w:r>
+        <w:rPr>
+          <w:lang w:val="ar_AE" w:bidi="ar_AE"/>
+        </w:rPr>
+      </w:r>
+      <w:r>
+        <w:rPr>
+          <w:b/>
+          <w:lang w:val="ar_AE" w:bidi="ar_AE"/>
+        </w:rPr>
         <w:t>"</w:t>
       </w:r>
       <w:r>
@@ -2443,6 +2783,23 @@
           <w:b/>
           <w:lang w:val="ar_AE" w:bidi="ar_AE"/>
         </w:rPr>
+        <w:t>παρακαλῶν ἐπαγωνίζεσθαι τῇ &amp; πίστει</w:t>
+      </w:r>
+    </w:p>
+    <w:p>
+      <w:pPr>
+        <w:bidi/>
+      </w:pPr>
+      <w:r>
+        <w:rPr>
+          <w:lang w:val="ar_AE" w:bidi="ar_AE"/>
+        </w:rPr>
+      </w:r>
+      <w:r>
+        <w:rPr>
+          <w:b/>
+          <w:lang w:val="ar_AE" w:bidi="ar_AE"/>
+        </w:rPr>
         <w:t>"أنْ تجتَهِدوا لأجلِ الإيمانِ"</w:t>
       </w:r>
     </w:p>
@@ -2535,6 +2892,23 @@
           <w:b/>
           <w:lang w:val="ar_AE" w:bidi="ar_AE"/>
         </w:rPr>
+        <w:t>τῇ ἅπαξ παραδοθείσῃ τοῖς ἁγίοις πίστει</w:t>
+      </w:r>
+    </w:p>
+    <w:p>
+      <w:pPr>
+        <w:bidi/>
+      </w:pPr>
+      <w:r>
+        <w:rPr>
+          <w:lang w:val="ar_AE" w:bidi="ar_AE"/>
+        </w:rPr>
+      </w:r>
+      <w:r>
+        <w:rPr>
+          <w:b/>
+          <w:lang w:val="ar_AE" w:bidi="ar_AE"/>
+        </w:rPr>
         <w:t>"</w:t>
       </w:r>
       <w:r>
@@ -2654,6 +3028,23 @@
           <w:b/>
           <w:lang w:val="ar_AE" w:bidi="ar_AE"/>
         </w:rPr>
+        <w:t>ἅπαξ</w:t>
+      </w:r>
+    </w:p>
+    <w:p>
+      <w:pPr>
+        <w:bidi/>
+      </w:pPr>
+      <w:r>
+        <w:rPr>
+          <w:lang w:val="ar_AE" w:bidi="ar_AE"/>
+        </w:rPr>
+      </w:r>
+      <w:r>
+        <w:rPr>
+          <w:b/>
+          <w:lang w:val="ar_AE" w:bidi="ar_AE"/>
+        </w:rPr>
         <w:t>"</w:t>
       </w:r>
       <w:r>
@@ -2751,6 +3142,23 @@
           <w:b/>
           <w:lang w:val="ar_AE" w:bidi="ar_AE"/>
         </w:rPr>
+        <w:t>γάρ</w:t>
+      </w:r>
+    </w:p>
+    <w:p>
+      <w:pPr>
+        <w:bidi/>
+      </w:pPr>
+      <w:r>
+        <w:rPr>
+          <w:lang w:val="ar_AE" w:bidi="ar_AE"/>
+        </w:rPr>
+      </w:r>
+      <w:r>
+        <w:rPr>
+          <w:b/>
+          <w:lang w:val="ar_AE" w:bidi="ar_AE"/>
+        </w:rPr>
         <w:t>"</w:t>
       </w:r>
       <w:r>
@@ -2870,6 +3278,23 @@
           <w:b/>
           <w:lang w:val="ar_AE" w:bidi="ar_AE"/>
         </w:rPr>
+        <w:t>παρεισέδυσαν γάρ τινες ἄνθρωποι</w:t>
+      </w:r>
+    </w:p>
+    <w:p>
+      <w:pPr>
+        <w:bidi/>
+      </w:pPr>
+      <w:r>
+        <w:rPr>
+          <w:lang w:val="ar_AE" w:bidi="ar_AE"/>
+        </w:rPr>
+      </w:r>
+      <w:r>
+        <w:rPr>
+          <w:b/>
+          <w:lang w:val="ar_AE" w:bidi="ar_AE"/>
+        </w:rPr>
         <w:t>"</w:t>
       </w:r>
       <w:r>
@@ -2938,6 +3363,23 @@
         <w:rPr>
           <w:lang w:val="ar_AE" w:bidi="ar_AE"/>
         </w:rPr>
+      </w:r>
+    </w:p>
+    <w:p>
+      <w:pPr>
+        <w:bidi/>
+      </w:pPr>
+      <w:r>
+        <w:rPr>
+          <w:lang w:val="ar_AE" w:bidi="ar_AE"/>
+        </w:rPr>
+      </w:r>
+      <w:r>
+        <w:rPr>
+          <w:b/>
+          <w:lang w:val="ar_AE" w:bidi="ar_AE"/>
+        </w:rPr>
+        <w:t>παρεισέδυσαν γάρ τινες ἄνθρωποι</w:t>
       </w:r>
     </w:p>
     <w:p>
@@ -3064,6 +3506,23 @@
           <w:b/>
           <w:lang w:val="ar_AE" w:bidi="ar_AE"/>
         </w:rPr>
+        <w:t>οἱ πάλαι προγεγραμμένοι εἰς τοῦτο τὸ κρίμα</w:t>
+      </w:r>
+    </w:p>
+    <w:p>
+      <w:pPr>
+        <w:bidi/>
+      </w:pPr>
+      <w:r>
+        <w:rPr>
+          <w:lang w:val="ar_AE" w:bidi="ar_AE"/>
+        </w:rPr>
+      </w:r>
+      <w:r>
+        <w:rPr>
+          <w:b/>
+          <w:lang w:val="ar_AE" w:bidi="ar_AE"/>
+        </w:rPr>
         <w:t>"</w:t>
       </w:r>
       <w:r>
@@ -3183,6 +3642,23 @@
           <w:b/>
           <w:lang w:val="ar_AE" w:bidi="ar_AE"/>
         </w:rPr>
+        <w:t>εἰς τοῦτο τὸ κρίμα</w:t>
+      </w:r>
+    </w:p>
+    <w:p>
+      <w:pPr>
+        <w:bidi/>
+      </w:pPr>
+      <w:r>
+        <w:rPr>
+          <w:lang w:val="ar_AE" w:bidi="ar_AE"/>
+        </w:rPr>
+      </w:r>
+      <w:r>
+        <w:rPr>
+          <w:b/>
+          <w:lang w:val="ar_AE" w:bidi="ar_AE"/>
+        </w:rPr>
         <w:t>"</w:t>
       </w:r>
       <w:r>
@@ -3302,6 +3778,23 @@
           <w:b/>
           <w:lang w:val="ar_AE" w:bidi="ar_AE"/>
         </w:rPr>
+        <w:t>ἀσεβεῖς</w:t>
+      </w:r>
+    </w:p>
+    <w:p>
+      <w:pPr>
+        <w:bidi/>
+      </w:pPr>
+      <w:r>
+        <w:rPr>
+          <w:lang w:val="ar_AE" w:bidi="ar_AE"/>
+        </w:rPr>
+      </w:r>
+      <w:r>
+        <w:rPr>
+          <w:b/>
+          <w:lang w:val="ar_AE" w:bidi="ar_AE"/>
+        </w:rPr>
         <w:t>"</w:t>
       </w:r>
       <w:r>
@@ -3433,6 +3926,23 @@
           <w:b/>
           <w:lang w:val="ar_AE" w:bidi="ar_AE"/>
         </w:rPr>
+        <w:t>τὴν τοῦ Θεοῦ ἡμῶν χάριτα μετατιθέντες εἰς ἀσέλγειαν</w:t>
+      </w:r>
+    </w:p>
+    <w:p>
+      <w:pPr>
+        <w:bidi/>
+      </w:pPr>
+      <w:r>
+        <w:rPr>
+          <w:lang w:val="ar_AE" w:bidi="ar_AE"/>
+        </w:rPr>
+      </w:r>
+      <w:r>
+        <w:rPr>
+          <w:b/>
+          <w:lang w:val="ar_AE" w:bidi="ar_AE"/>
+        </w:rPr>
         <w:t>"</w:t>
       </w:r>
       <w:r>
@@ -3564,6 +4074,23 @@
           <w:b/>
           <w:lang w:val="ar_AE" w:bidi="ar_AE"/>
         </w:rPr>
+        <w:t>ἡμῶν &amp; ἡμῶν</w:t>
+      </w:r>
+    </w:p>
+    <w:p>
+      <w:pPr>
+        <w:bidi/>
+      </w:pPr>
+      <w:r>
+        <w:rPr>
+          <w:lang w:val="ar_AE" w:bidi="ar_AE"/>
+        </w:rPr>
+      </w:r>
+      <w:r>
+        <w:rPr>
+          <w:b/>
+          <w:lang w:val="ar_AE" w:bidi="ar_AE"/>
+        </w:rPr>
         <w:t>"</w:t>
       </w:r>
       <w:r>
@@ -3697,6 +4224,23 @@
           <w:b/>
           <w:lang w:val="ar_AE" w:bidi="ar_AE"/>
         </w:rPr>
+        <w:t>τὴν τοῦ Θεοῦ ἡμῶν χάριτα</w:t>
+      </w:r>
+    </w:p>
+    <w:p>
+      <w:pPr>
+        <w:bidi/>
+      </w:pPr>
+      <w:r>
+        <w:rPr>
+          <w:lang w:val="ar_AE" w:bidi="ar_AE"/>
+        </w:rPr>
+      </w:r>
+      <w:r>
+        <w:rPr>
+          <w:b/>
+          <w:lang w:val="ar_AE" w:bidi="ar_AE"/>
+        </w:rPr>
         <w:t>"</w:t>
       </w:r>
       <w:r>
@@ -3816,6 +4360,23 @@
           <w:b/>
           <w:lang w:val="ar_AE" w:bidi="ar_AE"/>
         </w:rPr>
+        <w:t>εἰς ἀσέλγειαν</w:t>
+      </w:r>
+    </w:p>
+    <w:p>
+      <w:pPr>
+        <w:bidi/>
+      </w:pPr>
+      <w:r>
+        <w:rPr>
+          <w:lang w:val="ar_AE" w:bidi="ar_AE"/>
+        </w:rPr>
+      </w:r>
+      <w:r>
+        <w:rPr>
+          <w:b/>
+          <w:lang w:val="ar_AE" w:bidi="ar_AE"/>
+        </w:rPr>
         <w:t>"</w:t>
       </w:r>
       <w:r>
@@ -3935,6 +4496,23 @@
           <w:b/>
           <w:lang w:val="ar_AE" w:bidi="ar_AE"/>
         </w:rPr>
+        <w:t>τὸν μόνον Δεσπότην καὶ Κύριον ἡμῶν, Ἰησοῦν Χριστὸν, ἀρνούμενοι</w:t>
+      </w:r>
+    </w:p>
+    <w:p>
+      <w:pPr>
+        <w:bidi/>
+      </w:pPr>
+      <w:r>
+        <w:rPr>
+          <w:lang w:val="ar_AE" w:bidi="ar_AE"/>
+        </w:rPr>
+      </w:r>
+      <w:r>
+        <w:rPr>
+          <w:b/>
+          <w:lang w:val="ar_AE" w:bidi="ar_AE"/>
+        </w:rPr>
         <w:t>"</w:t>
       </w:r>
       <w:r>
@@ -4019,6 +4597,23 @@
           <w:b/>
           <w:lang w:val="ar_AE" w:bidi="ar_AE"/>
         </w:rPr>
+        <w:t>τὸν μόνον Δεσπότην καὶ Κύριον ἡμῶν</w:t>
+      </w:r>
+    </w:p>
+    <w:p>
+      <w:pPr>
+        <w:bidi/>
+      </w:pPr>
+      <w:r>
+        <w:rPr>
+          <w:lang w:val="ar_AE" w:bidi="ar_AE"/>
+        </w:rPr>
+      </w:r>
+      <w:r>
+        <w:rPr>
+          <w:b/>
+          <w:lang w:val="ar_AE" w:bidi="ar_AE"/>
+        </w:rPr>
         <w:t>"</w:t>
       </w:r>
       <w:r>
@@ -4164,6 +4759,23 @@
           <w:b/>
           <w:lang w:val="ar_AE" w:bidi="ar_AE"/>
         </w:rPr>
+        <w:t>ὑπομνῆσαι &amp; ὑμᾶς βούλομαι, εἰδότας ὑμᾶς ἅπαξ πάντα</w:t>
+      </w:r>
+    </w:p>
+    <w:p>
+      <w:pPr>
+        <w:bidi/>
+      </w:pPr>
+      <w:r>
+        <w:rPr>
+          <w:lang w:val="ar_AE" w:bidi="ar_AE"/>
+        </w:rPr>
+      </w:r>
+      <w:r>
+        <w:rPr>
+          <w:b/>
+          <w:lang w:val="ar_AE" w:bidi="ar_AE"/>
+        </w:rPr>
         <w:t>"</w:t>
       </w:r>
       <w:r>
@@ -4270,6 +4882,23 @@
           <w:b/>
           <w:lang w:val="ar_AE" w:bidi="ar_AE"/>
         </w:rPr>
+        <w:t>πάντα</w:t>
+      </w:r>
+    </w:p>
+    <w:p>
+      <w:pPr>
+        <w:bidi/>
+      </w:pPr>
+      <w:r>
+        <w:rPr>
+          <w:lang w:val="ar_AE" w:bidi="ar_AE"/>
+        </w:rPr>
+      </w:r>
+      <w:r>
+        <w:rPr>
+          <w:b/>
+          <w:lang w:val="ar_AE" w:bidi="ar_AE"/>
+        </w:rPr>
         <w:t>"</w:t>
       </w:r>
       <w:r>
@@ -4389,6 +5018,23 @@
           <w:b/>
           <w:lang w:val="ar_AE" w:bidi="ar_AE"/>
         </w:rPr>
+        <w:t>ὅτι Ἰησοῦς</w:t>
+      </w:r>
+    </w:p>
+    <w:p>
+      <w:pPr>
+        <w:bidi/>
+      </w:pPr>
+      <w:r>
+        <w:rPr>
+          <w:lang w:val="ar_AE" w:bidi="ar_AE"/>
+        </w:rPr>
+      </w:r>
+      <w:r>
+        <w:rPr>
+          <w:b/>
+          <w:lang w:val="ar_AE" w:bidi="ar_AE"/>
+        </w:rPr>
         <w:t>"</w:t>
       </w:r>
       <w:r>
@@ -4495,6 +5141,23 @@
           <w:b/>
           <w:lang w:val="ar_AE" w:bidi="ar_AE"/>
         </w:rPr>
+        <w:t>λαὸν ἐκ γῆς Αἰγύπτου σώσας</w:t>
+      </w:r>
+    </w:p>
+    <w:p>
+      <w:pPr>
+        <w:bidi/>
+      </w:pPr>
+      <w:r>
+        <w:rPr>
+          <w:lang w:val="ar_AE" w:bidi="ar_AE"/>
+        </w:rPr>
+      </w:r>
+      <w:r>
+        <w:rPr>
+          <w:b/>
+          <w:lang w:val="ar_AE" w:bidi="ar_AE"/>
+        </w:rPr>
         <w:t>"</w:t>
       </w:r>
       <w:r>
@@ -4591,6 +5254,23 @@
           <w:b/>
           <w:lang w:val="ar_AE" w:bidi="ar_AE"/>
         </w:rPr>
+        <w:t>λαὸν ἐκ γῆς Αἰγύπτου σώσας</w:t>
+      </w:r>
+    </w:p>
+    <w:p>
+      <w:pPr>
+        <w:bidi/>
+      </w:pPr>
+      <w:r>
+        <w:rPr>
+          <w:lang w:val="ar_AE" w:bidi="ar_AE"/>
+        </w:rPr>
+      </w:r>
+      <w:r>
+        <w:rPr>
+          <w:b/>
+          <w:lang w:val="ar_AE" w:bidi="ar_AE"/>
+        </w:rPr>
         <w:t>"بَعدَما خَلَّصَ الشَّعبَ مِنْ أرضِ مِصرَ"</w:t>
       </w:r>
     </w:p>
@@ -4696,6 +5376,23 @@
           <w:b/>
           <w:lang w:val="ar_AE" w:bidi="ar_AE"/>
         </w:rPr>
+        <w:t>τοὺς μὴ τηρήσαντας τὴν ἑαυτῶν ἀρχὴν</w:t>
+      </w:r>
+    </w:p>
+    <w:p>
+      <w:pPr>
+        <w:bidi/>
+      </w:pPr>
+      <w:r>
+        <w:rPr>
+          <w:lang w:val="ar_AE" w:bidi="ar_AE"/>
+        </w:rPr>
+      </w:r>
+      <w:r>
+        <w:rPr>
+          <w:b/>
+          <w:lang w:val="ar_AE" w:bidi="ar_AE"/>
+        </w:rPr>
         <w:t>"</w:t>
       </w:r>
       <w:r>
@@ -4815,6 +5512,23 @@
           <w:b/>
           <w:lang w:val="ar_AE" w:bidi="ar_AE"/>
         </w:rPr>
+        <w:t>τὴν ἑαυτῶν ἀρχὴν</w:t>
+      </w:r>
+    </w:p>
+    <w:p>
+      <w:pPr>
+        <w:bidi/>
+      </w:pPr>
+      <w:r>
+        <w:rPr>
+          <w:lang w:val="ar_AE" w:bidi="ar_AE"/>
+        </w:rPr>
+      </w:r>
+      <w:r>
+        <w:rPr>
+          <w:b/>
+          <w:lang w:val="ar_AE" w:bidi="ar_AE"/>
+        </w:rPr>
         <w:t>"</w:t>
       </w:r>
       <w:r>
@@ -4912,6 +5626,23 @@
           <w:b/>
           <w:lang w:val="ar_AE" w:bidi="ar_AE"/>
         </w:rPr>
+        <w:t>δεσμοῖς ἀϊδίοις ὑπὸ ζόφον τετήρηκεν</w:t>
+      </w:r>
+    </w:p>
+    <w:p>
+      <w:pPr>
+        <w:bidi/>
+      </w:pPr>
+      <w:r>
+        <w:rPr>
+          <w:lang w:val="ar_AE" w:bidi="ar_AE"/>
+        </w:rPr>
+      </w:r>
+      <w:r>
+        <w:rPr>
+          <w:b/>
+          <w:lang w:val="ar_AE" w:bidi="ar_AE"/>
+        </w:rPr>
         <w:t>"</w:t>
       </w:r>
       <w:r>
@@ -5018,6 +5749,23 @@
           <w:b/>
           <w:lang w:val="ar_AE" w:bidi="ar_AE"/>
         </w:rPr>
+        <w:t>δεσμοῖς ἀϊδίοις &amp; τετήρηκεν</w:t>
+      </w:r>
+    </w:p>
+    <w:p>
+      <w:pPr>
+        <w:bidi/>
+      </w:pPr>
+      <w:r>
+        <w:rPr>
+          <w:lang w:val="ar_AE" w:bidi="ar_AE"/>
+        </w:rPr>
+      </w:r>
+      <w:r>
+        <w:rPr>
+          <w:b/>
+          <w:lang w:val="ar_AE" w:bidi="ar_AE"/>
+        </w:rPr>
         <w:t>"حَفِظَهُمْ إلَى دَينونَةِ اليومِ العظيمِ بقُيودٍ أبديَّةٍ"</w:t>
       </w:r>
     </w:p>
@@ -5101,6 +5849,23 @@
           <w:b/>
           <w:lang w:val="ar_AE" w:bidi="ar_AE"/>
         </w:rPr>
+        <w:t>ὑπὸ ζόφον</w:t>
+      </w:r>
+    </w:p>
+    <w:p>
+      <w:pPr>
+        <w:bidi/>
+      </w:pPr>
+      <w:r>
+        <w:rPr>
+          <w:lang w:val="ar_AE" w:bidi="ar_AE"/>
+        </w:rPr>
+      </w:r>
+      <w:r>
+        <w:rPr>
+          <w:b/>
+          <w:lang w:val="ar_AE" w:bidi="ar_AE"/>
+        </w:rPr>
         <w:t>"</w:t>
       </w:r>
       <w:r>
@@ -5220,6 +5985,23 @@
           <w:b/>
           <w:lang w:val="ar_AE" w:bidi="ar_AE"/>
         </w:rPr>
+        <w:t>εἰς κρίσιν μεγάλης ἡμέρας</w:t>
+      </w:r>
+    </w:p>
+    <w:p>
+      <w:pPr>
+        <w:bidi/>
+      </w:pPr>
+      <w:r>
+        <w:rPr>
+          <w:lang w:val="ar_AE" w:bidi="ar_AE"/>
+        </w:rPr>
+      </w:r>
+      <w:r>
+        <w:rPr>
+          <w:b/>
+          <w:lang w:val="ar_AE" w:bidi="ar_AE"/>
+        </w:rPr>
         <w:t>"</w:t>
       </w:r>
       <w:r>
@@ -5326,6 +6108,23 @@
           <w:b/>
           <w:lang w:val="ar_AE" w:bidi="ar_AE"/>
         </w:rPr>
+        <w:t>εἰς κρίσιν μεγάλης ἡμέρας</w:t>
+      </w:r>
+    </w:p>
+    <w:p>
+      <w:pPr>
+        <w:bidi/>
+      </w:pPr>
+      <w:r>
+        <w:rPr>
+          <w:lang w:val="ar_AE" w:bidi="ar_AE"/>
+        </w:rPr>
+      </w:r>
+      <w:r>
+        <w:rPr>
+          <w:b/>
+          <w:lang w:val="ar_AE" w:bidi="ar_AE"/>
+        </w:rPr>
         <w:t>"إلَى دَينونَةِ اليومِ العظيمِ"</w:t>
       </w:r>
     </w:p>
@@ -5431,6 +6230,23 @@
           <w:b/>
           <w:lang w:val="ar_AE" w:bidi="ar_AE"/>
         </w:rPr>
+        <w:t>μεγάλης ἡμέρας</w:t>
+      </w:r>
+    </w:p>
+    <w:p>
+      <w:pPr>
+        <w:bidi/>
+      </w:pPr>
+      <w:r>
+        <w:rPr>
+          <w:lang w:val="ar_AE" w:bidi="ar_AE"/>
+        </w:rPr>
+      </w:r>
+      <w:r>
+        <w:rPr>
+          <w:b/>
+          <w:lang w:val="ar_AE" w:bidi="ar_AE"/>
+        </w:rPr>
         <w:t>"</w:t>
       </w:r>
       <w:r>
@@ -5562,6 +6378,23 @@
           <w:b/>
           <w:lang w:val="ar_AE" w:bidi="ar_AE"/>
         </w:rPr>
+        <w:t>Σόδομα καὶ Γόμορρα, καὶ αἱ περὶ αὐτὰς πόλεις</w:t>
+      </w:r>
+    </w:p>
+    <w:p>
+      <w:pPr>
+        <w:bidi/>
+      </w:pPr>
+      <w:r>
+        <w:rPr>
+          <w:lang w:val="ar_AE" w:bidi="ar_AE"/>
+        </w:rPr>
+      </w:r>
+      <w:r>
+        <w:rPr>
+          <w:b/>
+          <w:lang w:val="ar_AE" w:bidi="ar_AE"/>
+        </w:rPr>
         <w:t>"</w:t>
       </w:r>
       <w:r>
@@ -5681,6 +6514,23 @@
           <w:b/>
           <w:lang w:val="ar_AE" w:bidi="ar_AE"/>
         </w:rPr>
+        <w:t>τὸν ὅμοιον τρόπον τούτοις</w:t>
+      </w:r>
+    </w:p>
+    <w:p>
+      <w:pPr>
+        <w:bidi/>
+      </w:pPr>
+      <w:r>
+        <w:rPr>
+          <w:lang w:val="ar_AE" w:bidi="ar_AE"/>
+        </w:rPr>
+      </w:r>
+      <w:r>
+        <w:rPr>
+          <w:b/>
+          <w:lang w:val="ar_AE" w:bidi="ar_AE"/>
+        </w:rPr>
         <w:t>"</w:t>
       </w:r>
       <w:r>
@@ -5800,6 +6650,23 @@
           <w:b/>
           <w:lang w:val="ar_AE" w:bidi="ar_AE"/>
         </w:rPr>
+        <w:t>ἐκπορνεύσασαι</w:t>
+      </w:r>
+    </w:p>
+    <w:p>
+      <w:pPr>
+        <w:bidi/>
+      </w:pPr>
+      <w:r>
+        <w:rPr>
+          <w:lang w:val="ar_AE" w:bidi="ar_AE"/>
+        </w:rPr>
+      </w:r>
+      <w:r>
+        <w:rPr>
+          <w:b/>
+          <w:lang w:val="ar_AE" w:bidi="ar_AE"/>
+        </w:rPr>
         <w:t>"</w:t>
       </w:r>
       <w:r>
@@ -5919,6 +6786,23 @@
           <w:b/>
           <w:lang w:val="ar_AE" w:bidi="ar_AE"/>
         </w:rPr>
+        <w:t>καὶ ἀπελθοῦσαι ὀπίσω σαρκὸς ἑτέρας</w:t>
+      </w:r>
+    </w:p>
+    <w:p>
+      <w:pPr>
+        <w:bidi/>
+      </w:pPr>
+      <w:r>
+        <w:rPr>
+          <w:lang w:val="ar_AE" w:bidi="ar_AE"/>
+        </w:rPr>
+      </w:r>
+      <w:r>
+        <w:rPr>
+          <w:b/>
+          <w:lang w:val="ar_AE" w:bidi="ar_AE"/>
+        </w:rPr>
         <w:t>"</w:t>
       </w:r>
       <w:r>
@@ -6038,6 +6922,23 @@
           <w:b/>
           <w:lang w:val="ar_AE" w:bidi="ar_AE"/>
         </w:rPr>
+        <w:t>σαρκὸς ἑτέρας</w:t>
+      </w:r>
+    </w:p>
+    <w:p>
+      <w:pPr>
+        <w:bidi/>
+      </w:pPr>
+      <w:r>
+        <w:rPr>
+          <w:lang w:val="ar_AE" w:bidi="ar_AE"/>
+        </w:rPr>
+      </w:r>
+      <w:r>
+        <w:rPr>
+          <w:b/>
+          <w:lang w:val="ar_AE" w:bidi="ar_AE"/>
+        </w:rPr>
         <w:t>"</w:t>
       </w:r>
       <w:r>
@@ -6135,6 +7036,23 @@
           <w:b/>
           <w:lang w:val="ar_AE" w:bidi="ar_AE"/>
         </w:rPr>
+        <w:t>πρόκεινται δεῖγμα</w:t>
+      </w:r>
+    </w:p>
+    <w:p>
+      <w:pPr>
+        <w:bidi/>
+      </w:pPr>
+      <w:r>
+        <w:rPr>
+          <w:lang w:val="ar_AE" w:bidi="ar_AE"/>
+        </w:rPr>
+      </w:r>
+      <w:r>
+        <w:rPr>
+          <w:b/>
+          <w:lang w:val="ar_AE" w:bidi="ar_AE"/>
+        </w:rPr>
         <w:t>"</w:t>
       </w:r>
       <w:r>
@@ -6254,6 +7172,23 @@
           <w:b/>
           <w:lang w:val="ar_AE" w:bidi="ar_AE"/>
         </w:rPr>
+        <w:t>πυρὸς αἰωνίου δίκην ὑπέχουσαι</w:t>
+      </w:r>
+    </w:p>
+    <w:p>
+      <w:pPr>
+        <w:bidi/>
+      </w:pPr>
+      <w:r>
+        <w:rPr>
+          <w:lang w:val="ar_AE" w:bidi="ar_AE"/>
+        </w:rPr>
+      </w:r>
+      <w:r>
+        <w:rPr>
+          <w:b/>
+          <w:lang w:val="ar_AE" w:bidi="ar_AE"/>
+        </w:rPr>
         <w:t>"</w:t>
       </w:r>
       <w:r>
@@ -6357,6 +7292,23 @@
         <w:rPr>
           <w:lang w:val="ar_AE" w:bidi="ar_AE"/>
         </w:rPr>
+      </w:r>
+    </w:p>
+    <w:p>
+      <w:pPr>
+        <w:bidi/>
+      </w:pPr>
+      <w:r>
+        <w:rPr>
+          <w:lang w:val="ar_AE" w:bidi="ar_AE"/>
+        </w:rPr>
+      </w:r>
+      <w:r>
+        <w:rPr>
+          <w:b/>
+          <w:lang w:val="ar_AE" w:bidi="ar_AE"/>
+        </w:rPr>
+        <w:t>ὁμοίως</w:t>
       </w:r>
     </w:p>
     <w:p>
@@ -6510,6 +7462,23 @@
           <w:b/>
           <w:lang w:val="ar_AE" w:bidi="ar_AE"/>
         </w:rPr>
+        <w:t>οὗτοι ἐνυπνιαζόμενοι</w:t>
+      </w:r>
+    </w:p>
+    <w:p>
+      <w:pPr>
+        <w:bidi/>
+      </w:pPr>
+      <w:r>
+        <w:rPr>
+          <w:lang w:val="ar_AE" w:bidi="ar_AE"/>
+        </w:rPr>
+      </w:r>
+      <w:r>
+        <w:rPr>
+          <w:b/>
+          <w:lang w:val="ar_AE" w:bidi="ar_AE"/>
+        </w:rPr>
         <w:t>"</w:t>
       </w:r>
       <w:r>
@@ -6647,6 +7616,23 @@
           <w:b/>
           <w:lang w:val="ar_AE" w:bidi="ar_AE"/>
         </w:rPr>
+        <w:t>σάρκα μὲν μιαίνουσιν</w:t>
+      </w:r>
+    </w:p>
+    <w:p>
+      <w:pPr>
+        <w:bidi/>
+      </w:pPr>
+      <w:r>
+        <w:rPr>
+          <w:lang w:val="ar_AE" w:bidi="ar_AE"/>
+        </w:rPr>
+      </w:r>
+      <w:r>
+        <w:rPr>
+          <w:b/>
+          <w:lang w:val="ar_AE" w:bidi="ar_AE"/>
+        </w:rPr>
         <w:t>"</w:t>
       </w:r>
       <w:r>
@@ -6766,6 +7752,23 @@
           <w:b/>
           <w:lang w:val="ar_AE" w:bidi="ar_AE"/>
         </w:rPr>
+        <w:t>κυριότητα</w:t>
+      </w:r>
+    </w:p>
+    <w:p>
+      <w:pPr>
+        <w:bidi/>
+      </w:pPr>
+      <w:r>
+        <w:rPr>
+          <w:lang w:val="ar_AE" w:bidi="ar_AE"/>
+        </w:rPr>
+      </w:r>
+      <w:r>
+        <w:rPr>
+          <w:b/>
+          <w:lang w:val="ar_AE" w:bidi="ar_AE"/>
+        </w:rPr>
         <w:t>"</w:t>
       </w:r>
       <w:r>
@@ -6863,6 +7866,23 @@
           <w:b/>
           <w:lang w:val="ar_AE" w:bidi="ar_AE"/>
         </w:rPr>
+        <w:t>κυριότητα &amp; ἀθετοῦσιν</w:t>
+      </w:r>
+    </w:p>
+    <w:p>
+      <w:pPr>
+        <w:bidi/>
+      </w:pPr>
+      <w:r>
+        <w:rPr>
+          <w:lang w:val="ar_AE" w:bidi="ar_AE"/>
+        </w:rPr>
+      </w:r>
+      <w:r>
+        <w:rPr>
+          <w:b/>
+          <w:lang w:val="ar_AE" w:bidi="ar_AE"/>
+        </w:rPr>
         <w:t>"</w:t>
       </w:r>
       <w:r>
@@ -7079,6 +8099,23 @@
           <w:b/>
           <w:lang w:val="ar_AE" w:bidi="ar_AE"/>
         </w:rPr>
+        <w:t>κρίσιν ἐπενεγκεῖν βλασφημίας</w:t>
+      </w:r>
+    </w:p>
+    <w:p>
+      <w:pPr>
+        <w:bidi/>
+      </w:pPr>
+      <w:r>
+        <w:rPr>
+          <w:lang w:val="ar_AE" w:bidi="ar_AE"/>
+        </w:rPr>
+      </w:r>
+      <w:r>
+        <w:rPr>
+          <w:b/>
+          <w:lang w:val="ar_AE" w:bidi="ar_AE"/>
+        </w:rPr>
         <w:t>"</w:t>
       </w:r>
       <w:r>
@@ -7198,6 +8235,23 @@
           <w:b/>
           <w:lang w:val="ar_AE" w:bidi="ar_AE"/>
         </w:rPr>
+        <w:t>κρίσιν ἐπενεγκεῖν βλασφημίας</w:t>
+      </w:r>
+    </w:p>
+    <w:p>
+      <w:pPr>
+        <w:bidi/>
+      </w:pPr>
+      <w:r>
+        <w:rPr>
+          <w:lang w:val="ar_AE" w:bidi="ar_AE"/>
+        </w:rPr>
+      </w:r>
+      <w:r>
+        <w:rPr>
+          <w:b/>
+          <w:lang w:val="ar_AE" w:bidi="ar_AE"/>
+        </w:rPr>
         <w:t>"</w:t>
       </w:r>
       <w:r>
@@ -7317,6 +8371,23 @@
           <w:b/>
           <w:lang w:val="ar_AE" w:bidi="ar_AE"/>
         </w:rPr>
+        <w:t>κρίσιν ἐπενεγκεῖν βλασφημίας</w:t>
+      </w:r>
+    </w:p>
+    <w:p>
+      <w:pPr>
+        <w:bidi/>
+      </w:pPr>
+      <w:r>
+        <w:rPr>
+          <w:lang w:val="ar_AE" w:bidi="ar_AE"/>
+        </w:rPr>
+      </w:r>
+      <w:r>
+        <w:rPr>
+          <w:b/>
+          <w:lang w:val="ar_AE" w:bidi="ar_AE"/>
+        </w:rPr>
         <w:t>"أنْ يورِدَ حُكمَ افتِراءٍ"</w:t>
       </w:r>
     </w:p>
@@ -7419,6 +8490,23 @@
         <w:rPr>
           <w:lang w:val="ar_AE" w:bidi="ar_AE"/>
         </w:rPr>
+      </w:r>
+    </w:p>
+    <w:p>
+      <w:pPr>
+        <w:bidi/>
+      </w:pPr>
+      <w:r>
+        <w:rPr>
+          <w:lang w:val="ar_AE" w:bidi="ar_AE"/>
+        </w:rPr>
+      </w:r>
+      <w:r>
+        <w:rPr>
+          <w:b/>
+          <w:lang w:val="ar_AE" w:bidi="ar_AE"/>
+        </w:rPr>
+        <w:t>οὗτοι</w:t>
       </w:r>
     </w:p>
     <w:p>
@@ -7572,6 +8660,23 @@
           <w:b/>
           <w:lang w:val="ar_AE" w:bidi="ar_AE"/>
         </w:rPr>
+        <w:t>ὅσα &amp; οὐκ οἴδασιν</w:t>
+      </w:r>
+    </w:p>
+    <w:p>
+      <w:pPr>
+        <w:bidi/>
+      </w:pPr>
+      <w:r>
+        <w:rPr>
+          <w:lang w:val="ar_AE" w:bidi="ar_AE"/>
+        </w:rPr>
+      </w:r>
+      <w:r>
+        <w:rPr>
+          <w:b/>
+          <w:lang w:val="ar_AE" w:bidi="ar_AE"/>
+        </w:rPr>
         <w:t>"</w:t>
       </w:r>
       <w:r>
@@ -7699,6 +8804,23 @@
           <w:b/>
           <w:lang w:val="ar_AE" w:bidi="ar_AE"/>
         </w:rPr>
+        <w:t>ὅσα δὲ φυσικῶς ὡς τὰ ἄλογα ζῷα ἐπίστανται</w:t>
+      </w:r>
+    </w:p>
+    <w:p>
+      <w:pPr>
+        <w:bidi/>
+      </w:pPr>
+      <w:r>
+        <w:rPr>
+          <w:lang w:val="ar_AE" w:bidi="ar_AE"/>
+        </w:rPr>
+      </w:r>
+      <w:r>
+        <w:rPr>
+          <w:b/>
+          <w:lang w:val="ar_AE" w:bidi="ar_AE"/>
+        </w:rPr>
         <w:t>""</w:t>
       </w:r>
     </w:p>
@@ -7791,6 +8913,23 @@
           <w:b/>
           <w:lang w:val="ar_AE" w:bidi="ar_AE"/>
         </w:rPr>
+        <w:t>ἐν τούτοις</w:t>
+      </w:r>
+    </w:p>
+    <w:p>
+      <w:pPr>
+        <w:bidi/>
+      </w:pPr>
+      <w:r>
+        <w:rPr>
+          <w:lang w:val="ar_AE" w:bidi="ar_AE"/>
+        </w:rPr>
+      </w:r>
+      <w:r>
+        <w:rPr>
+          <w:b/>
+          <w:lang w:val="ar_AE" w:bidi="ar_AE"/>
+        </w:rPr>
         <w:t>"</w:t>
       </w:r>
       <w:r>
@@ -7922,6 +9061,23 @@
           <w:b/>
           <w:lang w:val="ar_AE" w:bidi="ar_AE"/>
         </w:rPr>
+        <w:t>ἐν τούτοις φθείρονται</w:t>
+      </w:r>
+    </w:p>
+    <w:p>
+      <w:pPr>
+        <w:bidi/>
+      </w:pPr>
+      <w:r>
+        <w:rPr>
+          <w:lang w:val="ar_AE" w:bidi="ar_AE"/>
+        </w:rPr>
+      </w:r>
+      <w:r>
+        <w:rPr>
+          <w:b/>
+          <w:lang w:val="ar_AE" w:bidi="ar_AE"/>
+        </w:rPr>
         <w:t>"</w:t>
       </w:r>
       <w:r>
@@ -8041,6 +9197,23 @@
           <w:b/>
           <w:lang w:val="ar_AE" w:bidi="ar_AE"/>
         </w:rPr>
+        <w:t>οὐαὶ αὐτοῖς</w:t>
+      </w:r>
+    </w:p>
+    <w:p>
+      <w:pPr>
+        <w:bidi/>
+      </w:pPr>
+      <w:r>
+        <w:rPr>
+          <w:lang w:val="ar_AE" w:bidi="ar_AE"/>
+        </w:rPr>
+      </w:r>
+      <w:r>
+        <w:rPr>
+          <w:b/>
+          <w:lang w:val="ar_AE" w:bidi="ar_AE"/>
+        </w:rPr>
         <w:t>"</w:t>
       </w:r>
       <w:r>
@@ -8160,6 +9333,23 @@
           <w:b/>
           <w:lang w:val="ar_AE" w:bidi="ar_AE"/>
         </w:rPr>
+        <w:t>τῇ ὁδῷ τοῦ Κάϊν ἐπορεύθησαν</w:t>
+      </w:r>
+    </w:p>
+    <w:p>
+      <w:pPr>
+        <w:bidi/>
+      </w:pPr>
+      <w:r>
+        <w:rPr>
+          <w:lang w:val="ar_AE" w:bidi="ar_AE"/>
+        </w:rPr>
+      </w:r>
+      <w:r>
+        <w:rPr>
+          <w:b/>
+          <w:lang w:val="ar_AE" w:bidi="ar_AE"/>
+        </w:rPr>
         <w:t>"</w:t>
       </w:r>
       <w:r>
@@ -8279,6 +9469,23 @@
           <w:b/>
           <w:lang w:val="ar_AE" w:bidi="ar_AE"/>
         </w:rPr>
+        <w:t>τοῦ Κάϊν</w:t>
+      </w:r>
+    </w:p>
+    <w:p>
+      <w:pPr>
+        <w:bidi/>
+      </w:pPr>
+      <w:r>
+        <w:rPr>
+          <w:lang w:val="ar_AE" w:bidi="ar_AE"/>
+        </w:rPr>
+      </w:r>
+      <w:r>
+        <w:rPr>
+          <w:b/>
+          <w:lang w:val="ar_AE" w:bidi="ar_AE"/>
+        </w:rPr>
         <w:t>"</w:t>
       </w:r>
       <w:r>
@@ -8398,6 +9605,23 @@
           <w:b/>
           <w:lang w:val="ar_AE" w:bidi="ar_AE"/>
         </w:rPr>
+        <w:t>ἐξεχύθησαν</w:t>
+      </w:r>
+    </w:p>
+    <w:p>
+      <w:pPr>
+        <w:bidi/>
+      </w:pPr>
+      <w:r>
+        <w:rPr>
+          <w:lang w:val="ar_AE" w:bidi="ar_AE"/>
+        </w:rPr>
+      </w:r>
+      <w:r>
+        <w:rPr>
+          <w:b/>
+          <w:lang w:val="ar_AE" w:bidi="ar_AE"/>
+        </w:rPr>
         <w:t>"</w:t>
       </w:r>
       <w:r>
@@ -8482,6 +9706,23 @@
           <w:b/>
           <w:lang w:val="ar_AE" w:bidi="ar_AE"/>
         </w:rPr>
+        <w:t>τοῦ Βαλαὰμ μισθοῦ</w:t>
+      </w:r>
+    </w:p>
+    <w:p>
+      <w:pPr>
+        <w:bidi/>
+      </w:pPr>
+      <w:r>
+        <w:rPr>
+          <w:lang w:val="ar_AE" w:bidi="ar_AE"/>
+        </w:rPr>
+      </w:r>
+      <w:r>
+        <w:rPr>
+          <w:b/>
+          <w:lang w:val="ar_AE" w:bidi="ar_AE"/>
+        </w:rPr>
         <w:t>"</w:t>
       </w:r>
       <w:r>
@@ -8601,6 +9842,23 @@
           <w:b/>
           <w:lang w:val="ar_AE" w:bidi="ar_AE"/>
         </w:rPr>
+        <w:t>τοῦ Κόρε</w:t>
+      </w:r>
+    </w:p>
+    <w:p>
+      <w:pPr>
+        <w:bidi/>
+      </w:pPr>
+      <w:r>
+        <w:rPr>
+          <w:lang w:val="ar_AE" w:bidi="ar_AE"/>
+        </w:rPr>
+      </w:r>
+      <w:r>
+        <w:rPr>
+          <w:b/>
+          <w:lang w:val="ar_AE" w:bidi="ar_AE"/>
+        </w:rPr>
         <w:t>"</w:t>
       </w:r>
       <w:r>
@@ -8720,6 +9978,23 @@
           <w:b/>
           <w:lang w:val="ar_AE" w:bidi="ar_AE"/>
         </w:rPr>
+        <w:t>ἀπώλοντο</w:t>
+      </w:r>
+    </w:p>
+    <w:p>
+      <w:pPr>
+        <w:bidi/>
+      </w:pPr>
+      <w:r>
+        <w:rPr>
+          <w:lang w:val="ar_AE" w:bidi="ar_AE"/>
+        </w:rPr>
+      </w:r>
+      <w:r>
+        <w:rPr>
+          <w:b/>
+          <w:lang w:val="ar_AE" w:bidi="ar_AE"/>
+        </w:rPr>
         <w:t>"</w:t>
       </w:r>
       <w:r>
@@ -8810,6 +10085,23 @@
         <w:rPr>
           <w:lang w:val="ar_AE" w:bidi="ar_AE"/>
         </w:rPr>
+      </w:r>
+    </w:p>
+    <w:p>
+      <w:pPr>
+        <w:bidi/>
+      </w:pPr>
+      <w:r>
+        <w:rPr>
+          <w:lang w:val="ar_AE" w:bidi="ar_AE"/>
+        </w:rPr>
+      </w:r>
+      <w:r>
+        <w:rPr>
+          <w:b/>
+          <w:lang w:val="ar_AE" w:bidi="ar_AE"/>
+        </w:rPr>
+        <w:t>οὗτοί</w:t>
       </w:r>
     </w:p>
     <w:p>
@@ -8950,6 +10242,23 @@
           <w:b/>
           <w:lang w:val="ar_AE" w:bidi="ar_AE"/>
         </w:rPr>
+        <w:t>σπιλάδες</w:t>
+      </w:r>
+    </w:p>
+    <w:p>
+      <w:pPr>
+        <w:bidi/>
+      </w:pPr>
+      <w:r>
+        <w:rPr>
+          <w:lang w:val="ar_AE" w:bidi="ar_AE"/>
+        </w:rPr>
+      </w:r>
+      <w:r>
+        <w:rPr>
+          <w:b/>
+          <w:lang w:val="ar_AE" w:bidi="ar_AE"/>
+        </w:rPr>
         <w:t>"</w:t>
       </w:r>
       <w:r>
@@ -9069,6 +10378,23 @@
           <w:b/>
           <w:lang w:val="ar_AE" w:bidi="ar_AE"/>
         </w:rPr>
+        <w:t>ταῖς ἀγάπαις</w:t>
+      </w:r>
+    </w:p>
+    <w:p>
+      <w:pPr>
+        <w:bidi/>
+      </w:pPr>
+      <w:r>
+        <w:rPr>
+          <w:lang w:val="ar_AE" w:bidi="ar_AE"/>
+        </w:rPr>
+      </w:r>
+      <w:r>
+        <w:rPr>
+          <w:b/>
+          <w:lang w:val="ar_AE" w:bidi="ar_AE"/>
+        </w:rPr>
         <w:t>"</w:t>
       </w:r>
       <w:r>
@@ -9188,6 +10514,23 @@
           <w:b/>
           <w:lang w:val="ar_AE" w:bidi="ar_AE"/>
         </w:rPr>
+        <w:t>ἑαυτοὺς ποιμαίνοντες</w:t>
+      </w:r>
+    </w:p>
+    <w:p>
+      <w:pPr>
+        <w:bidi/>
+      </w:pPr>
+      <w:r>
+        <w:rPr>
+          <w:lang w:val="ar_AE" w:bidi="ar_AE"/>
+        </w:rPr>
+      </w:r>
+      <w:r>
+        <w:rPr>
+          <w:b/>
+          <w:lang w:val="ar_AE" w:bidi="ar_AE"/>
+        </w:rPr>
         <w:t>"</w:t>
       </w:r>
       <w:r>
@@ -9294,6 +10637,23 @@
           <w:b/>
           <w:lang w:val="ar_AE" w:bidi="ar_AE"/>
         </w:rPr>
+        <w:t>νεφέλαι ἄνυδροι ὑπὸ ἀνέμων παραφερόμεναι</w:t>
+      </w:r>
+    </w:p>
+    <w:p>
+      <w:pPr>
+        <w:bidi/>
+      </w:pPr>
+      <w:r>
+        <w:rPr>
+          <w:lang w:val="ar_AE" w:bidi="ar_AE"/>
+        </w:rPr>
+      </w:r>
+      <w:r>
+        <w:rPr>
+          <w:b/>
+          <w:lang w:val="ar_AE" w:bidi="ar_AE"/>
+        </w:rPr>
         <w:t>"</w:t>
       </w:r>
       <w:r>
@@ -9426,6 +10786,23 @@
           <w:b/>
           <w:lang w:val="ar_AE" w:bidi="ar_AE"/>
         </w:rPr>
+        <w:t>ὑπὸ ἀνέμων παραφερόμεναι</w:t>
+      </w:r>
+    </w:p>
+    <w:p>
+      <w:pPr>
+        <w:bidi/>
+      </w:pPr>
+      <w:r>
+        <w:rPr>
+          <w:lang w:val="ar_AE" w:bidi="ar_AE"/>
+        </w:rPr>
+      </w:r>
+      <w:r>
+        <w:rPr>
+          <w:b/>
+          <w:lang w:val="ar_AE" w:bidi="ar_AE"/>
+        </w:rPr>
         <w:t>"</w:t>
       </w:r>
       <w:r>
@@ -9532,6 +10909,23 @@
           <w:b/>
           <w:lang w:val="ar_AE" w:bidi="ar_AE"/>
         </w:rPr>
+        <w:t>δένδρα φθινοπωρινὰ ἄκαρπα</w:t>
+      </w:r>
+    </w:p>
+    <w:p>
+      <w:pPr>
+        <w:bidi/>
+      </w:pPr>
+      <w:r>
+        <w:rPr>
+          <w:lang w:val="ar_AE" w:bidi="ar_AE"/>
+        </w:rPr>
+      </w:r>
+      <w:r>
+        <w:rPr>
+          <w:b/>
+          <w:lang w:val="ar_AE" w:bidi="ar_AE"/>
+        </w:rPr>
         <w:t>"</w:t>
       </w:r>
       <w:r>
@@ -9651,6 +11045,23 @@
           <w:b/>
           <w:lang w:val="ar_AE" w:bidi="ar_AE"/>
         </w:rPr>
+        <w:t>δὶς ἀποθανόντα ἐκριζωθέντα</w:t>
+      </w:r>
+    </w:p>
+    <w:p>
+      <w:pPr>
+        <w:bidi/>
+      </w:pPr>
+      <w:r>
+        <w:rPr>
+          <w:lang w:val="ar_AE" w:bidi="ar_AE"/>
+        </w:rPr>
+      </w:r>
+      <w:r>
+        <w:rPr>
+          <w:b/>
+          <w:lang w:val="ar_AE" w:bidi="ar_AE"/>
+        </w:rPr>
         <w:t>"</w:t>
       </w:r>
       <w:r>
@@ -9757,6 +11168,23 @@
           <w:b/>
           <w:lang w:val="ar_AE" w:bidi="ar_AE"/>
         </w:rPr>
+        <w:t>δὶς ἀποθανόντα ἐκριζωθέντα</w:t>
+      </w:r>
+    </w:p>
+    <w:p>
+      <w:pPr>
+        <w:bidi/>
+      </w:pPr>
+      <w:r>
+        <w:rPr>
+          <w:lang w:val="ar_AE" w:bidi="ar_AE"/>
+        </w:rPr>
+      </w:r>
+      <w:r>
+        <w:rPr>
+          <w:b/>
+          <w:lang w:val="ar_AE" w:bidi="ar_AE"/>
+        </w:rPr>
         <w:t>"مَيِّتَةٌ مُضاعَفًا، مُقتَلَعَةٌ"</w:t>
       </w:r>
     </w:p>
@@ -9827,6 +11255,23 @@
           <w:b/>
           <w:lang w:val="ar_AE" w:bidi="ar_AE"/>
         </w:rPr>
+        <w:t>ἐκριζωθέντα</w:t>
+      </w:r>
+    </w:p>
+    <w:p>
+      <w:pPr>
+        <w:bidi/>
+      </w:pPr>
+      <w:r>
+        <w:rPr>
+          <w:lang w:val="ar_AE" w:bidi="ar_AE"/>
+        </w:rPr>
+      </w:r>
+      <w:r>
+        <w:rPr>
+          <w:b/>
+          <w:lang w:val="ar_AE" w:bidi="ar_AE"/>
+        </w:rPr>
         <w:t>"</w:t>
       </w:r>
       <w:r>
@@ -9933,6 +11378,23 @@
           <w:b/>
           <w:lang w:val="ar_AE" w:bidi="ar_AE"/>
         </w:rPr>
+        <w:t>ἐκριζωθέντα</w:t>
+      </w:r>
+    </w:p>
+    <w:p>
+      <w:pPr>
+        <w:bidi/>
+      </w:pPr>
+      <w:r>
+        <w:rPr>
+          <w:lang w:val="ar_AE" w:bidi="ar_AE"/>
+        </w:rPr>
+      </w:r>
+      <w:r>
+        <w:rPr>
+          <w:b/>
+          <w:lang w:val="ar_AE" w:bidi="ar_AE"/>
+        </w:rPr>
         <w:t>"مُقتَلَعَةٌ"</w:t>
       </w:r>
     </w:p>
@@ -10025,6 +11487,23 @@
           <w:b/>
           <w:lang w:val="ar_AE" w:bidi="ar_AE"/>
         </w:rPr>
+        <w:t>κύματα ἄγρια θαλάσσης</w:t>
+      </w:r>
+    </w:p>
+    <w:p>
+      <w:pPr>
+        <w:bidi/>
+      </w:pPr>
+      <w:r>
+        <w:rPr>
+          <w:lang w:val="ar_AE" w:bidi="ar_AE"/>
+        </w:rPr>
+      </w:r>
+      <w:r>
+        <w:rPr>
+          <w:b/>
+          <w:lang w:val="ar_AE" w:bidi="ar_AE"/>
+        </w:rPr>
         <w:t>"</w:t>
       </w:r>
       <w:r>
@@ -10144,6 +11623,23 @@
           <w:b/>
           <w:lang w:val="ar_AE" w:bidi="ar_AE"/>
         </w:rPr>
+        <w:t>ἐπαφρίζοντα τὰς ἑαυτῶν αἰσχύνας</w:t>
+      </w:r>
+    </w:p>
+    <w:p>
+      <w:pPr>
+        <w:bidi/>
+      </w:pPr>
+      <w:r>
+        <w:rPr>
+          <w:lang w:val="ar_AE" w:bidi="ar_AE"/>
+        </w:rPr>
+      </w:r>
+      <w:r>
+        <w:rPr>
+          <w:b/>
+          <w:lang w:val="ar_AE" w:bidi="ar_AE"/>
+        </w:rPr>
         <w:t>"</w:t>
       </w:r>
       <w:r>
@@ -10263,6 +11759,23 @@
           <w:b/>
           <w:lang w:val="ar_AE" w:bidi="ar_AE"/>
         </w:rPr>
+        <w:t>ἀστέρες πλανῆται</w:t>
+      </w:r>
+    </w:p>
+    <w:p>
+      <w:pPr>
+        <w:bidi/>
+      </w:pPr>
+      <w:r>
+        <w:rPr>
+          <w:lang w:val="ar_AE" w:bidi="ar_AE"/>
+        </w:rPr>
+      </w:r>
+      <w:r>
+        <w:rPr>
+          <w:b/>
+          <w:lang w:val="ar_AE" w:bidi="ar_AE"/>
+        </w:rPr>
         <w:t>"</w:t>
       </w:r>
       <w:r>
@@ -10382,6 +11895,23 @@
           <w:b/>
           <w:lang w:val="ar_AE" w:bidi="ar_AE"/>
         </w:rPr>
+        <w:t>οἷς ὁ ζόφος τοῦ σκότους εἰς αἰῶνα τετήρηται</w:t>
+      </w:r>
+    </w:p>
+    <w:p>
+      <w:pPr>
+        <w:bidi/>
+      </w:pPr>
+      <w:r>
+        <w:rPr>
+          <w:lang w:val="ar_AE" w:bidi="ar_AE"/>
+        </w:rPr>
+      </w:r>
+      <w:r>
+        <w:rPr>
+          <w:b/>
+          <w:lang w:val="ar_AE" w:bidi="ar_AE"/>
+        </w:rPr>
         <w:t>"</w:t>
       </w:r>
       <w:r>
@@ -10501,6 +12031,23 @@
           <w:b/>
           <w:lang w:val="ar_AE" w:bidi="ar_AE"/>
         </w:rPr>
+        <w:t>οἷς</w:t>
+      </w:r>
+    </w:p>
+    <w:p>
+      <w:pPr>
+        <w:bidi/>
+      </w:pPr>
+      <w:r>
+        <w:rPr>
+          <w:lang w:val="ar_AE" w:bidi="ar_AE"/>
+        </w:rPr>
+      </w:r>
+      <w:r>
+        <w:rPr>
+          <w:b/>
+          <w:lang w:val="ar_AE" w:bidi="ar_AE"/>
+        </w:rPr>
         <w:t>"</w:t>
       </w:r>
       <w:r>
@@ -10620,6 +12167,23 @@
           <w:b/>
           <w:lang w:val="ar_AE" w:bidi="ar_AE"/>
         </w:rPr>
+        <w:t>ὁ ζόφος τοῦ σκότους</w:t>
+      </w:r>
+    </w:p>
+    <w:p>
+      <w:pPr>
+        <w:bidi/>
+      </w:pPr>
+      <w:r>
+        <w:rPr>
+          <w:lang w:val="ar_AE" w:bidi="ar_AE"/>
+        </w:rPr>
+      </w:r>
+      <w:r>
+        <w:rPr>
+          <w:b/>
+          <w:lang w:val="ar_AE" w:bidi="ar_AE"/>
+        </w:rPr>
         <w:t>"</w:t>
       </w:r>
       <w:r>
@@ -10717,6 +12281,23 @@
           <w:b/>
           <w:lang w:val="ar_AE" w:bidi="ar_AE"/>
         </w:rPr>
+        <w:t>ὁ ζόφος τοῦ σκότους</w:t>
+      </w:r>
+    </w:p>
+    <w:p>
+      <w:pPr>
+        <w:bidi/>
+      </w:pPr>
+      <w:r>
+        <w:rPr>
+          <w:lang w:val="ar_AE" w:bidi="ar_AE"/>
+        </w:rPr>
+      </w:r>
+      <w:r>
+        <w:rPr>
+          <w:b/>
+          <w:lang w:val="ar_AE" w:bidi="ar_AE"/>
+        </w:rPr>
         <w:t>"</w:t>
       </w:r>
       <w:r>
@@ -10836,6 +12417,23 @@
           <w:b/>
           <w:lang w:val="ar_AE" w:bidi="ar_AE"/>
         </w:rPr>
+        <w:t>ἕβδομος ἀπὸ Ἀδὰμ</w:t>
+      </w:r>
+    </w:p>
+    <w:p>
+      <w:pPr>
+        <w:bidi/>
+      </w:pPr>
+      <w:r>
+        <w:rPr>
+          <w:lang w:val="ar_AE" w:bidi="ar_AE"/>
+        </w:rPr>
+      </w:r>
+      <w:r>
+        <w:rPr>
+          <w:b/>
+          <w:lang w:val="ar_AE" w:bidi="ar_AE"/>
+        </w:rPr>
         <w:t>"</w:t>
       </w:r>
       <w:r>
@@ -10933,6 +12531,23 @@
           <w:b/>
           <w:lang w:val="ar_AE" w:bidi="ar_AE"/>
         </w:rPr>
+        <w:t>τούτοις</w:t>
+      </w:r>
+    </w:p>
+    <w:p>
+      <w:pPr>
+        <w:bidi/>
+      </w:pPr>
+      <w:r>
+        <w:rPr>
+          <w:lang w:val="ar_AE" w:bidi="ar_AE"/>
+        </w:rPr>
+      </w:r>
+      <w:r>
+        <w:rPr>
+          <w:b/>
+          <w:lang w:val="ar_AE" w:bidi="ar_AE"/>
+        </w:rPr>
         <w:t>"</w:t>
       </w:r>
       <w:r>
@@ -11052,6 +12667,23 @@
           <w:b/>
           <w:lang w:val="ar_AE" w:bidi="ar_AE"/>
         </w:rPr>
+        <w:t>λέγων</w:t>
+      </w:r>
+    </w:p>
+    <w:p>
+      <w:pPr>
+        <w:bidi/>
+      </w:pPr>
+      <w:r>
+        <w:rPr>
+          <w:lang w:val="ar_AE" w:bidi="ar_AE"/>
+        </w:rPr>
+      </w:r>
+      <w:r>
+        <w:rPr>
+          <w:b/>
+          <w:lang w:val="ar_AE" w:bidi="ar_AE"/>
+        </w:rPr>
         <w:t>"</w:t>
       </w:r>
       <w:r>
@@ -11158,6 +12790,23 @@
           <w:b/>
           <w:lang w:val="ar_AE" w:bidi="ar_AE"/>
         </w:rPr>
+        <w:t>ἰδοὺ</w:t>
+      </w:r>
+    </w:p>
+    <w:p>
+      <w:pPr>
+        <w:bidi/>
+      </w:pPr>
+      <w:r>
+        <w:rPr>
+          <w:lang w:val="ar_AE" w:bidi="ar_AE"/>
+        </w:rPr>
+      </w:r>
+      <w:r>
+        <w:rPr>
+          <w:b/>
+          <w:lang w:val="ar_AE" w:bidi="ar_AE"/>
+        </w:rPr>
         <w:t>"</w:t>
       </w:r>
       <w:r>
@@ -11277,6 +12926,23 @@
           <w:b/>
           <w:lang w:val="ar_AE" w:bidi="ar_AE"/>
         </w:rPr>
+        <w:t>ἦλθεν Κύριος</w:t>
+      </w:r>
+    </w:p>
+    <w:p>
+      <w:pPr>
+        <w:bidi/>
+      </w:pPr>
+      <w:r>
+        <w:rPr>
+          <w:lang w:val="ar_AE" w:bidi="ar_AE"/>
+        </w:rPr>
+      </w:r>
+      <w:r>
+        <w:rPr>
+          <w:b/>
+          <w:lang w:val="ar_AE" w:bidi="ar_AE"/>
+        </w:rPr>
         <w:t>"</w:t>
       </w:r>
       <w:r>
@@ -11383,6 +13049,23 @@
           <w:b/>
           <w:lang w:val="ar_AE" w:bidi="ar_AE"/>
         </w:rPr>
+        <w:t>Κύριος</w:t>
+      </w:r>
+    </w:p>
+    <w:p>
+      <w:pPr>
+        <w:bidi/>
+      </w:pPr>
+      <w:r>
+        <w:rPr>
+          <w:lang w:val="ar_AE" w:bidi="ar_AE"/>
+        </w:rPr>
+      </w:r>
+      <w:r>
+        <w:rPr>
+          <w:b/>
+          <w:lang w:val="ar_AE" w:bidi="ar_AE"/>
+        </w:rPr>
         <w:t>"</w:t>
       </w:r>
       <w:r>
@@ -11480,6 +13163,23 @@
           <w:b/>
           <w:lang w:val="ar_AE" w:bidi="ar_AE"/>
         </w:rPr>
+        <w:t>μυριάσιν</w:t>
+      </w:r>
+    </w:p>
+    <w:p>
+      <w:pPr>
+        <w:bidi/>
+      </w:pPr>
+      <w:r>
+        <w:rPr>
+          <w:lang w:val="ar_AE" w:bidi="ar_AE"/>
+        </w:rPr>
+      </w:r>
+      <w:r>
+        <w:rPr>
+          <w:b/>
+          <w:lang w:val="ar_AE" w:bidi="ar_AE"/>
+        </w:rPr>
         <w:t>"</w:t>
       </w:r>
       <w:r>
@@ -11676,6 +13376,23 @@
           <w:b/>
           <w:lang w:val="ar_AE" w:bidi="ar_AE"/>
         </w:rPr>
+        <w:t>ποιῆσαι κρίσιν &amp; καὶ ἐλέγξαι</w:t>
+      </w:r>
+    </w:p>
+    <w:p>
+      <w:pPr>
+        <w:bidi/>
+      </w:pPr>
+      <w:r>
+        <w:rPr>
+          <w:lang w:val="ar_AE" w:bidi="ar_AE"/>
+        </w:rPr>
+      </w:r>
+      <w:r>
+        <w:rPr>
+          <w:b/>
+          <w:lang w:val="ar_AE" w:bidi="ar_AE"/>
+        </w:rPr>
         <w:t>"</w:t>
       </w:r>
       <w:r>
@@ -11809,6 +13526,23 @@
           <w:b/>
           <w:lang w:val="ar_AE" w:bidi="ar_AE"/>
         </w:rPr>
+        <w:t>ποιῆσαι κρίσιν κατὰ</w:t>
+      </w:r>
+    </w:p>
+    <w:p>
+      <w:pPr>
+        <w:bidi/>
+      </w:pPr>
+      <w:r>
+        <w:rPr>
+          <w:lang w:val="ar_AE" w:bidi="ar_AE"/>
+        </w:rPr>
+      </w:r>
+      <w:r>
+        <w:rPr>
+          <w:b/>
+          <w:lang w:val="ar_AE" w:bidi="ar_AE"/>
+        </w:rPr>
         <w:t>"</w:t>
       </w:r>
       <w:r>
@@ -11928,6 +13662,23 @@
           <w:b/>
           <w:lang w:val="ar_AE" w:bidi="ar_AE"/>
         </w:rPr>
+        <w:t>πᾶσαν ψυχὴν</w:t>
+      </w:r>
+    </w:p>
+    <w:p>
+      <w:pPr>
+        <w:bidi/>
+      </w:pPr>
+      <w:r>
+        <w:rPr>
+          <w:lang w:val="ar_AE" w:bidi="ar_AE"/>
+        </w:rPr>
+      </w:r>
+      <w:r>
+        <w:rPr>
+          <w:b/>
+          <w:lang w:val="ar_AE" w:bidi="ar_AE"/>
+        </w:rPr>
         <w:t>"</w:t>
       </w:r>
       <w:r>
@@ -12047,6 +13798,23 @@
           <w:b/>
           <w:lang w:val="ar_AE" w:bidi="ar_AE"/>
         </w:rPr>
+        <w:t>τῶν ἔργων ἀσεβείας αὐτῶν</w:t>
+      </w:r>
+    </w:p>
+    <w:p>
+      <w:pPr>
+        <w:bidi/>
+      </w:pPr>
+      <w:r>
+        <w:rPr>
+          <w:lang w:val="ar_AE" w:bidi="ar_AE"/>
+        </w:rPr>
+      </w:r>
+      <w:r>
+        <w:rPr>
+          <w:b/>
+          <w:lang w:val="ar_AE" w:bidi="ar_AE"/>
+        </w:rPr>
         <w:t>"</w:t>
       </w:r>
       <w:r>
@@ -12166,6 +13934,23 @@
           <w:b/>
           <w:lang w:val="ar_AE" w:bidi="ar_AE"/>
         </w:rPr>
+        <w:t>τῶν σκληρῶν</w:t>
+      </w:r>
+    </w:p>
+    <w:p>
+      <w:pPr>
+        <w:bidi/>
+      </w:pPr>
+      <w:r>
+        <w:rPr>
+          <w:lang w:val="ar_AE" w:bidi="ar_AE"/>
+        </w:rPr>
+      </w:r>
+      <w:r>
+        <w:rPr>
+          <w:b/>
+          <w:lang w:val="ar_AE" w:bidi="ar_AE"/>
+        </w:rPr>
         <w:t>"</w:t>
       </w:r>
       <w:r>
@@ -12263,6 +14048,23 @@
           <w:b/>
           <w:lang w:val="ar_AE" w:bidi="ar_AE"/>
         </w:rPr>
+        <w:t>αὐτοῦ</w:t>
+      </w:r>
+    </w:p>
+    <w:p>
+      <w:pPr>
+        <w:bidi/>
+      </w:pPr>
+      <w:r>
+        <w:rPr>
+          <w:lang w:val="ar_AE" w:bidi="ar_AE"/>
+        </w:rPr>
+      </w:r>
+      <w:r>
+        <w:rPr>
+          <w:b/>
+          <w:lang w:val="ar_AE" w:bidi="ar_AE"/>
+        </w:rPr>
         <w:t>"</w:t>
       </w:r>
       <w:r>
@@ -12366,6 +14168,23 @@
         <w:rPr>
           <w:lang w:val="ar_AE" w:bidi="ar_AE"/>
         </w:rPr>
+      </w:r>
+    </w:p>
+    <w:p>
+      <w:pPr>
+        <w:bidi/>
+      </w:pPr>
+      <w:r>
+        <w:rPr>
+          <w:lang w:val="ar_AE" w:bidi="ar_AE"/>
+        </w:rPr>
+      </w:r>
+      <w:r>
+        <w:rPr>
+          <w:b/>
+          <w:lang w:val="ar_AE" w:bidi="ar_AE"/>
+        </w:rPr>
+        <w:t>οὗτοί</w:t>
       </w:r>
     </w:p>
     <w:p>
@@ -12519,6 +14338,23 @@
           <w:b/>
           <w:lang w:val="ar_AE" w:bidi="ar_AE"/>
         </w:rPr>
+        <w:t>εἰσιν γογγυσταί μεμψίμοιροι</w:t>
+      </w:r>
+    </w:p>
+    <w:p>
+      <w:pPr>
+        <w:bidi/>
+      </w:pPr>
+      <w:r>
+        <w:rPr>
+          <w:lang w:val="ar_AE" w:bidi="ar_AE"/>
+        </w:rPr>
+      </w:r>
+      <w:r>
+        <w:rPr>
+          <w:b/>
+          <w:lang w:val="ar_AE" w:bidi="ar_AE"/>
+        </w:rPr>
         <w:t>"</w:t>
       </w:r>
       <w:r>
@@ -12655,6 +14491,23 @@
           <w:b/>
           <w:lang w:val="ar_AE" w:bidi="ar_AE"/>
         </w:rPr>
+        <w:t>πορευόμενοι</w:t>
+      </w:r>
+    </w:p>
+    <w:p>
+      <w:pPr>
+        <w:bidi/>
+      </w:pPr>
+      <w:r>
+        <w:rPr>
+          <w:lang w:val="ar_AE" w:bidi="ar_AE"/>
+        </w:rPr>
+      </w:r>
+      <w:r>
+        <w:rPr>
+          <w:b/>
+          <w:lang w:val="ar_AE" w:bidi="ar_AE"/>
+        </w:rPr>
         <w:t>"</w:t>
       </w:r>
       <w:r>
@@ -12774,6 +14627,23 @@
           <w:b/>
           <w:lang w:val="ar_AE" w:bidi="ar_AE"/>
         </w:rPr>
+        <w:t>τὰς ἐπιθυμίας αὐτῶν</w:t>
+      </w:r>
+    </w:p>
+    <w:p>
+      <w:pPr>
+        <w:bidi/>
+      </w:pPr>
+      <w:r>
+        <w:rPr>
+          <w:lang w:val="ar_AE" w:bidi="ar_AE"/>
+        </w:rPr>
+      </w:r>
+      <w:r>
+        <w:rPr>
+          <w:b/>
+          <w:lang w:val="ar_AE" w:bidi="ar_AE"/>
+        </w:rPr>
         <w:t>"</w:t>
       </w:r>
       <w:r>
@@ -12871,6 +14741,23 @@
           <w:b/>
           <w:lang w:val="ar_AE" w:bidi="ar_AE"/>
         </w:rPr>
+        <w:t>τὸ στόμα αὐτῶν λαλεῖ</w:t>
+      </w:r>
+    </w:p>
+    <w:p>
+      <w:pPr>
+        <w:bidi/>
+      </w:pPr>
+      <w:r>
+        <w:rPr>
+          <w:lang w:val="ar_AE" w:bidi="ar_AE"/>
+        </w:rPr>
+      </w:r>
+      <w:r>
+        <w:rPr>
+          <w:b/>
+          <w:lang w:val="ar_AE" w:bidi="ar_AE"/>
+        </w:rPr>
         <w:t>"</w:t>
       </w:r>
       <w:r>
@@ -12968,6 +14855,23 @@
           <w:b/>
           <w:lang w:val="ar_AE" w:bidi="ar_AE"/>
         </w:rPr>
+        <w:t>τὸ στόμα αὐτῶν λαλεῖ</w:t>
+      </w:r>
+    </w:p>
+    <w:p>
+      <w:pPr>
+        <w:bidi/>
+      </w:pPr>
+      <w:r>
+        <w:rPr>
+          <w:lang w:val="ar_AE" w:bidi="ar_AE"/>
+        </w:rPr>
+      </w:r>
+      <w:r>
+        <w:rPr>
+          <w:b/>
+          <w:lang w:val="ar_AE" w:bidi="ar_AE"/>
+        </w:rPr>
         <w:t>"</w:t>
       </w:r>
       <w:r>
@@ -13087,6 +14991,23 @@
           <w:b/>
           <w:lang w:val="ar_AE" w:bidi="ar_AE"/>
         </w:rPr>
+        <w:t>λαλεῖ ὑπέρογκα</w:t>
+      </w:r>
+    </w:p>
+    <w:p>
+      <w:pPr>
+        <w:bidi/>
+      </w:pPr>
+      <w:r>
+        <w:rPr>
+          <w:lang w:val="ar_AE" w:bidi="ar_AE"/>
+        </w:rPr>
+      </w:r>
+      <w:r>
+        <w:rPr>
+          <w:b/>
+          <w:lang w:val="ar_AE" w:bidi="ar_AE"/>
+        </w:rPr>
         <w:t>"</w:t>
       </w:r>
       <w:r>
@@ -13184,6 +15105,23 @@
           <w:b/>
           <w:lang w:val="ar_AE" w:bidi="ar_AE"/>
         </w:rPr>
+        <w:t>θαυμάζοντες πρόσωπα</w:t>
+      </w:r>
+    </w:p>
+    <w:p>
+      <w:pPr>
+        <w:bidi/>
+      </w:pPr>
+      <w:r>
+        <w:rPr>
+          <w:lang w:val="ar_AE" w:bidi="ar_AE"/>
+        </w:rPr>
+      </w:r>
+      <w:r>
+        <w:rPr>
+          <w:b/>
+          <w:lang w:val="ar_AE" w:bidi="ar_AE"/>
+        </w:rPr>
         <w:t>"</w:t>
       </w:r>
       <w:r>
@@ -13290,6 +15228,23 @@
           <w:b/>
           <w:lang w:val="ar_AE" w:bidi="ar_AE"/>
         </w:rPr>
+        <w:t>θαυμάζοντες πρόσωπα</w:t>
+      </w:r>
+    </w:p>
+    <w:p>
+      <w:pPr>
+        <w:bidi/>
+      </w:pPr>
+      <w:r>
+        <w:rPr>
+          <w:lang w:val="ar_AE" w:bidi="ar_AE"/>
+        </w:rPr>
+      </w:r>
+      <w:r>
+        <w:rPr>
+          <w:b/>
+          <w:lang w:val="ar_AE" w:bidi="ar_AE"/>
+        </w:rPr>
         <w:t>"يُحابونَ بالوُجوهِ"</w:t>
       </w:r>
     </w:p>
@@ -13366,6 +15321,23 @@
         <w:rPr>
           <w:lang w:val="ar_AE" w:bidi="ar_AE"/>
         </w:rPr>
+      </w:r>
+    </w:p>
+    <w:p>
+      <w:pPr>
+        <w:bidi/>
+      </w:pPr>
+      <w:r>
+        <w:rPr>
+          <w:lang w:val="ar_AE" w:bidi="ar_AE"/>
+        </w:rPr>
+      </w:r>
+      <w:r>
+        <w:rPr>
+          <w:b/>
+          <w:lang w:val="ar_AE" w:bidi="ar_AE"/>
+        </w:rPr>
+        <w:t>ἀγαπητοί</w:t>
       </w:r>
     </w:p>
     <w:p>
@@ -13519,6 +15491,23 @@
           <w:b/>
           <w:lang w:val="ar_AE" w:bidi="ar_AE"/>
         </w:rPr>
+        <w:t>τῶν ῥημάτων</w:t>
+      </w:r>
+    </w:p>
+    <w:p>
+      <w:pPr>
+        <w:bidi/>
+      </w:pPr>
+      <w:r>
+        <w:rPr>
+          <w:lang w:val="ar_AE" w:bidi="ar_AE"/>
+        </w:rPr>
+      </w:r>
+      <w:r>
+        <w:rPr>
+          <w:b/>
+          <w:lang w:val="ar_AE" w:bidi="ar_AE"/>
+        </w:rPr>
         <w:t>"</w:t>
       </w:r>
       <w:r>
@@ -13638,6 +15627,23 @@
           <w:b/>
           <w:lang w:val="ar_AE" w:bidi="ar_AE"/>
         </w:rPr>
+        <w:t>τοῦ Κυρίου ἡμῶν</w:t>
+      </w:r>
+    </w:p>
+    <w:p>
+      <w:pPr>
+        <w:bidi/>
+      </w:pPr>
+      <w:r>
+        <w:rPr>
+          <w:lang w:val="ar_AE" w:bidi="ar_AE"/>
+        </w:rPr>
+      </w:r>
+      <w:r>
+        <w:rPr>
+          <w:b/>
+          <w:lang w:val="ar_AE" w:bidi="ar_AE"/>
+        </w:rPr>
         <w:t>"</w:t>
       </w:r>
       <w:r>
@@ -13757,6 +15763,23 @@
           <w:b/>
           <w:lang w:val="ar_AE" w:bidi="ar_AE"/>
         </w:rPr>
+        <w:t>ἡμῶν</w:t>
+      </w:r>
+    </w:p>
+    <w:p>
+      <w:pPr>
+        <w:bidi/>
+      </w:pPr>
+      <w:r>
+        <w:rPr>
+          <w:lang w:val="ar_AE" w:bidi="ar_AE"/>
+        </w:rPr>
+      </w:r>
+      <w:r>
+        <w:rPr>
+          <w:b/>
+          <w:lang w:val="ar_AE" w:bidi="ar_AE"/>
+        </w:rPr>
         <w:t>"رَبِّنا"</w:t>
       </w:r>
     </w:p>
@@ -13849,6 +15872,23 @@
           <w:b/>
           <w:lang w:val="ar_AE" w:bidi="ar_AE"/>
         </w:rPr>
+        <w:t>ὅτι ἔλεγον ὑμῖν</w:t>
+      </w:r>
+    </w:p>
+    <w:p>
+      <w:pPr>
+        <w:bidi/>
+      </w:pPr>
+      <w:r>
+        <w:rPr>
+          <w:lang w:val="ar_AE" w:bidi="ar_AE"/>
+        </w:rPr>
+      </w:r>
+      <w:r>
+        <w:rPr>
+          <w:b/>
+          <w:lang w:val="ar_AE" w:bidi="ar_AE"/>
+        </w:rPr>
         <w:t>"</w:t>
       </w:r>
       <w:r>
@@ -13945,6 +15985,23 @@
           <w:b/>
           <w:lang w:val="ar_AE" w:bidi="ar_AE"/>
         </w:rPr>
+        <w:t>ἐσχάτου χρόνου</w:t>
+      </w:r>
+    </w:p>
+    <w:p>
+      <w:pPr>
+        <w:bidi/>
+      </w:pPr>
+      <w:r>
+        <w:rPr>
+          <w:lang w:val="ar_AE" w:bidi="ar_AE"/>
+        </w:rPr>
+      </w:r>
+      <w:r>
+        <w:rPr>
+          <w:b/>
+          <w:lang w:val="ar_AE" w:bidi="ar_AE"/>
+        </w:rPr>
         <w:t>"</w:t>
       </w:r>
       <w:r>
@@ -14064,6 +16121,23 @@
           <w:b/>
           <w:lang w:val="ar_AE" w:bidi="ar_AE"/>
         </w:rPr>
+        <w:t>πορευόμενοι</w:t>
+      </w:r>
+    </w:p>
+    <w:p>
+      <w:pPr>
+        <w:bidi/>
+      </w:pPr>
+      <w:r>
+        <w:rPr>
+          <w:lang w:val="ar_AE" w:bidi="ar_AE"/>
+        </w:rPr>
+      </w:r>
+      <w:r>
+        <w:rPr>
+          <w:b/>
+          <w:lang w:val="ar_AE" w:bidi="ar_AE"/>
+        </w:rPr>
         <w:t>"</w:t>
       </w:r>
       <w:r>
@@ -14183,6 +16257,23 @@
           <w:b/>
           <w:lang w:val="ar_AE" w:bidi="ar_AE"/>
         </w:rPr>
+        <w:t>κατὰ τὰς ἑαυτῶν ἐπιθυμίας &amp; τῶν ἀσεβειῶν</w:t>
+      </w:r>
+    </w:p>
+    <w:p>
+      <w:pPr>
+        <w:bidi/>
+      </w:pPr>
+      <w:r>
+        <w:rPr>
+          <w:lang w:val="ar_AE" w:bidi="ar_AE"/>
+        </w:rPr>
+      </w:r>
+      <w:r>
+        <w:rPr>
+          <w:b/>
+          <w:lang w:val="ar_AE" w:bidi="ar_AE"/>
+        </w:rPr>
         <w:t>"</w:t>
       </w:r>
       <w:r>
@@ -14280,6 +16371,23 @@
           <w:b/>
           <w:lang w:val="ar_AE" w:bidi="ar_AE"/>
         </w:rPr>
+        <w:t>οὗτοί</w:t>
+      </w:r>
+    </w:p>
+    <w:p>
+      <w:pPr>
+        <w:bidi/>
+      </w:pPr>
+      <w:r>
+        <w:rPr>
+          <w:lang w:val="ar_AE" w:bidi="ar_AE"/>
+        </w:rPr>
+      </w:r>
+      <w:r>
+        <w:rPr>
+          <w:b/>
+          <w:lang w:val="ar_AE" w:bidi="ar_AE"/>
+        </w:rPr>
         <w:t>"</w:t>
       </w:r>
       <w:r>
@@ -14399,6 +16507,23 @@
           <w:b/>
           <w:lang w:val="ar_AE" w:bidi="ar_AE"/>
         </w:rPr>
+        <w:t>οἱ ἀποδιορίζοντες</w:t>
+      </w:r>
+    </w:p>
+    <w:p>
+      <w:pPr>
+        <w:bidi/>
+      </w:pPr>
+      <w:r>
+        <w:rPr>
+          <w:lang w:val="ar_AE" w:bidi="ar_AE"/>
+        </w:rPr>
+      </w:r>
+      <w:r>
+        <w:rPr>
+          <w:b/>
+          <w:lang w:val="ar_AE" w:bidi="ar_AE"/>
+        </w:rPr>
         <w:t>"</w:t>
       </w:r>
       <w:r>
@@ -14518,6 +16643,23 @@
           <w:b/>
           <w:lang w:val="ar_AE" w:bidi="ar_AE"/>
         </w:rPr>
+        <w:t>Πνεῦμα</w:t>
+      </w:r>
+    </w:p>
+    <w:p>
+      <w:pPr>
+        <w:bidi/>
+      </w:pPr>
+      <w:r>
+        <w:rPr>
+          <w:lang w:val="ar_AE" w:bidi="ar_AE"/>
+        </w:rPr>
+      </w:r>
+      <w:r>
+        <w:rPr>
+          <w:b/>
+          <w:lang w:val="ar_AE" w:bidi="ar_AE"/>
+        </w:rPr>
         <w:t>"</w:t>
       </w:r>
       <w:r>
@@ -14637,6 +16779,23 @@
           <w:b/>
           <w:lang w:val="ar_AE" w:bidi="ar_AE"/>
         </w:rPr>
+        <w:t>ψυχικοί</w:t>
+      </w:r>
+    </w:p>
+    <w:p>
+      <w:pPr>
+        <w:bidi/>
+      </w:pPr>
+      <w:r>
+        <w:rPr>
+          <w:lang w:val="ar_AE" w:bidi="ar_AE"/>
+        </w:rPr>
+      </w:r>
+      <w:r>
+        <w:rPr>
+          <w:b/>
+          <w:lang w:val="ar_AE" w:bidi="ar_AE"/>
+        </w:rPr>
         <w:t>"</w:t>
       </w:r>
       <w:r>
@@ -14756,6 +16915,23 @@
           <w:b/>
           <w:lang w:val="ar_AE" w:bidi="ar_AE"/>
         </w:rPr>
+        <w:t>Πνεῦμα μὴ ἔχοντες</w:t>
+      </w:r>
+    </w:p>
+    <w:p>
+      <w:pPr>
+        <w:bidi/>
+      </w:pPr>
+      <w:r>
+        <w:rPr>
+          <w:lang w:val="ar_AE" w:bidi="ar_AE"/>
+        </w:rPr>
+      </w:r>
+      <w:r>
+        <w:rPr>
+          <w:b/>
+          <w:lang w:val="ar_AE" w:bidi="ar_AE"/>
+        </w:rPr>
         <w:t>"</w:t>
       </w:r>
       <w:r>
@@ -14859,6 +17035,23 @@
         <w:rPr>
           <w:lang w:val="ar_AE" w:bidi="ar_AE"/>
         </w:rPr>
+      </w:r>
+    </w:p>
+    <w:p>
+      <w:pPr>
+        <w:bidi/>
+      </w:pPr>
+      <w:r>
+        <w:rPr>
+          <w:lang w:val="ar_AE" w:bidi="ar_AE"/>
+        </w:rPr>
+      </w:r>
+      <w:r>
+        <w:rPr>
+          <w:b/>
+          <w:lang w:val="ar_AE" w:bidi="ar_AE"/>
+        </w:rPr>
+        <w:t>ἀγαπητοί</w:t>
       </w:r>
     </w:p>
     <w:p>
@@ -15012,6 +17205,23 @@
           <w:b/>
           <w:lang w:val="ar_AE" w:bidi="ar_AE"/>
         </w:rPr>
+        <w:t>ἐποικοδομοῦντες ἑαυτοὺς τῇ ἁγιωτάτῃ ὑμῶν πίστει</w:t>
+      </w:r>
+    </w:p>
+    <w:p>
+      <w:pPr>
+        <w:bidi/>
+      </w:pPr>
+      <w:r>
+        <w:rPr>
+          <w:lang w:val="ar_AE" w:bidi="ar_AE"/>
+        </w:rPr>
+      </w:r>
+      <w:r>
+        <w:rPr>
+          <w:b/>
+          <w:lang w:val="ar_AE" w:bidi="ar_AE"/>
+        </w:rPr>
         <w:t>"</w:t>
       </w:r>
       <w:r>
@@ -15118,6 +17328,23 @@
           <w:b/>
           <w:lang w:val="ar_AE" w:bidi="ar_AE"/>
         </w:rPr>
+        <w:t>ἐποικοδομοῦντες ἑαυτοὺς</w:t>
+      </w:r>
+    </w:p>
+    <w:p>
+      <w:pPr>
+        <w:bidi/>
+      </w:pPr>
+      <w:r>
+        <w:rPr>
+          <w:lang w:val="ar_AE" w:bidi="ar_AE"/>
+        </w:rPr>
+      </w:r>
+      <w:r>
+        <w:rPr>
+          <w:b/>
+          <w:lang w:val="ar_AE" w:bidi="ar_AE"/>
+        </w:rPr>
         <w:t>"</w:t>
       </w:r>
       <w:r>
@@ -15195,6 +17422,23 @@
           <w:b/>
           <w:lang w:val="ar_AE" w:bidi="ar_AE"/>
         </w:rPr>
+        <w:t>τῇ ἁγιωτάτῃ ὑμῶν πίστει</w:t>
+      </w:r>
+    </w:p>
+    <w:p>
+      <w:pPr>
+        <w:bidi/>
+      </w:pPr>
+      <w:r>
+        <w:rPr>
+          <w:lang w:val="ar_AE" w:bidi="ar_AE"/>
+        </w:rPr>
+      </w:r>
+      <w:r>
+        <w:rPr>
+          <w:b/>
+          <w:lang w:val="ar_AE" w:bidi="ar_AE"/>
+        </w:rPr>
         <w:t>"</w:t>
       </w:r>
       <w:r>
@@ -15314,6 +17558,23 @@
           <w:b/>
           <w:lang w:val="ar_AE" w:bidi="ar_AE"/>
         </w:rPr>
+        <w:t>ἐν Πνεύματι Ἁγίῳ προσευχόμενοι</w:t>
+      </w:r>
+    </w:p>
+    <w:p>
+      <w:pPr>
+        <w:bidi/>
+      </w:pPr>
+      <w:r>
+        <w:rPr>
+          <w:lang w:val="ar_AE" w:bidi="ar_AE"/>
+        </w:rPr>
+      </w:r>
+      <w:r>
+        <w:rPr>
+          <w:b/>
+          <w:lang w:val="ar_AE" w:bidi="ar_AE"/>
+        </w:rPr>
         <w:t>"</w:t>
       </w:r>
       <w:r>
@@ -15398,6 +17659,23 @@
           <w:b/>
           <w:lang w:val="ar_AE" w:bidi="ar_AE"/>
         </w:rPr>
+        <w:t>ἑαυτοὺς ἐν ἀγάπῃ Θεοῦ τηρήσατε</w:t>
+      </w:r>
+    </w:p>
+    <w:p>
+      <w:pPr>
+        <w:bidi/>
+      </w:pPr>
+      <w:r>
+        <w:rPr>
+          <w:lang w:val="ar_AE" w:bidi="ar_AE"/>
+        </w:rPr>
+      </w:r>
+      <w:r>
+        <w:rPr>
+          <w:b/>
+          <w:lang w:val="ar_AE" w:bidi="ar_AE"/>
+        </w:rPr>
         <w:t>"</w:t>
       </w:r>
       <w:r>
@@ -15504,6 +17782,23 @@
           <w:b/>
           <w:lang w:val="ar_AE" w:bidi="ar_AE"/>
         </w:rPr>
+        <w:t>ἑαυτοὺς ἐν ἀγάπῃ Θεοῦ τηρήσατε</w:t>
+      </w:r>
+    </w:p>
+    <w:p>
+      <w:pPr>
+        <w:bidi/>
+      </w:pPr>
+      <w:r>
+        <w:rPr>
+          <w:lang w:val="ar_AE" w:bidi="ar_AE"/>
+        </w:rPr>
+      </w:r>
+      <w:r>
+        <w:rPr>
+          <w:b/>
+          <w:lang w:val="ar_AE" w:bidi="ar_AE"/>
+        </w:rPr>
         <w:t>"</w:t>
       </w:r>
       <w:r>
@@ -15623,6 +17918,23 @@
           <w:b/>
           <w:lang w:val="ar_AE" w:bidi="ar_AE"/>
         </w:rPr>
+        <w:t>προσδεχόμενοι τὸ ἔλεος τοῦ Κυρίου ἡμῶν</w:t>
+      </w:r>
+    </w:p>
+    <w:p>
+      <w:pPr>
+        <w:bidi/>
+      </w:pPr>
+      <w:r>
+        <w:rPr>
+          <w:lang w:val="ar_AE" w:bidi="ar_AE"/>
+        </w:rPr>
+      </w:r>
+      <w:r>
+        <w:rPr>
+          <w:b/>
+          <w:lang w:val="ar_AE" w:bidi="ar_AE"/>
+        </w:rPr>
         <w:t>"</w:t>
       </w:r>
       <w:r>
@@ -15707,6 +18019,23 @@
           <w:b/>
           <w:lang w:val="ar_AE" w:bidi="ar_AE"/>
         </w:rPr>
+        <w:t>τὸ ἔλεος τοῦ Κυρίου ἡμῶν, Ἰησοῦ Χριστοῦ</w:t>
+      </w:r>
+    </w:p>
+    <w:p>
+      <w:pPr>
+        <w:bidi/>
+      </w:pPr>
+      <w:r>
+        <w:rPr>
+          <w:lang w:val="ar_AE" w:bidi="ar_AE"/>
+        </w:rPr>
+      </w:r>
+      <w:r>
+        <w:rPr>
+          <w:b/>
+          <w:lang w:val="ar_AE" w:bidi="ar_AE"/>
+        </w:rPr>
         <w:t>"</w:t>
       </w:r>
       <w:r>
@@ -15810,6 +18139,23 @@
         <w:rPr>
           <w:lang w:val="ar_AE" w:bidi="ar_AE"/>
         </w:rPr>
+      </w:r>
+    </w:p>
+    <w:p>
+      <w:pPr>
+        <w:bidi/>
+      </w:pPr>
+      <w:r>
+        <w:rPr>
+          <w:lang w:val="ar_AE" w:bidi="ar_AE"/>
+        </w:rPr>
+      </w:r>
+      <w:r>
+        <w:rPr>
+          <w:b/>
+          <w:lang w:val="ar_AE" w:bidi="ar_AE"/>
+        </w:rPr>
+        <w:t>τοῦ Κυρίου ἡμῶν</w:t>
       </w:r>
     </w:p>
     <w:p>
@@ -15963,6 +18309,23 @@
           <w:b/>
           <w:lang w:val="ar_AE" w:bidi="ar_AE"/>
         </w:rPr>
+        <w:t>ἡμῶν</w:t>
+      </w:r>
+    </w:p>
+    <w:p>
+      <w:pPr>
+        <w:bidi/>
+      </w:pPr>
+      <w:r>
+        <w:rPr>
+          <w:lang w:val="ar_AE" w:bidi="ar_AE"/>
+        </w:rPr>
+      </w:r>
+      <w:r>
+        <w:rPr>
+          <w:b/>
+          <w:lang w:val="ar_AE" w:bidi="ar_AE"/>
+        </w:rPr>
         <w:t>"</w:t>
       </w:r>
       <w:r>
@@ -16082,6 +18445,23 @@
           <w:b/>
           <w:lang w:val="ar_AE" w:bidi="ar_AE"/>
         </w:rPr>
+        <w:t>τὸ ἔλεος τοῦ Κυρίου ἡμῶν, Ἰησοῦ Χριστοῦ, εἰς ζωὴν αἰώνιον</w:t>
+      </w:r>
+    </w:p>
+    <w:p>
+      <w:pPr>
+        <w:bidi/>
+      </w:pPr>
+      <w:r>
+        <w:rPr>
+          <w:lang w:val="ar_AE" w:bidi="ar_AE"/>
+        </w:rPr>
+      </w:r>
+      <w:r>
+        <w:rPr>
+          <w:b/>
+          <w:lang w:val="ar_AE" w:bidi="ar_AE"/>
+        </w:rPr>
         <w:t>"</w:t>
       </w:r>
       <w:r>
@@ -16214,6 +18594,23 @@
           <w:b/>
           <w:lang w:val="ar_AE" w:bidi="ar_AE"/>
         </w:rPr>
+        <w:t>ἐλεᾶτε</w:t>
+      </w:r>
+    </w:p>
+    <w:p>
+      <w:pPr>
+        <w:bidi/>
+      </w:pPr>
+      <w:r>
+        <w:rPr>
+          <w:lang w:val="ar_AE" w:bidi="ar_AE"/>
+        </w:rPr>
+      </w:r>
+      <w:r>
+        <w:rPr>
+          <w:b/>
+          <w:lang w:val="ar_AE" w:bidi="ar_AE"/>
+        </w:rPr>
         <w:t>"</w:t>
       </w:r>
       <w:r>
@@ -16430,6 +18827,23 @@
           <w:b/>
           <w:lang w:val="ar_AE" w:bidi="ar_AE"/>
         </w:rPr>
+        <w:t>ἐκ πυρὸς ἁρπάζοντες</w:t>
+      </w:r>
+    </w:p>
+    <w:p>
+      <w:pPr>
+        <w:bidi/>
+      </w:pPr>
+      <w:r>
+        <w:rPr>
+          <w:lang w:val="ar_AE" w:bidi="ar_AE"/>
+        </w:rPr>
+      </w:r>
+      <w:r>
+        <w:rPr>
+          <w:b/>
+          <w:lang w:val="ar_AE" w:bidi="ar_AE"/>
+        </w:rPr>
         <w:t>"</w:t>
       </w:r>
       <w:r>
@@ -16514,6 +18928,23 @@
           <w:b/>
           <w:lang w:val="ar_AE" w:bidi="ar_AE"/>
         </w:rPr>
+        <w:t>ἐκ πυρὸς ἁρπάζοντες</w:t>
+      </w:r>
+    </w:p>
+    <w:p>
+      <w:pPr>
+        <w:bidi/>
+      </w:pPr>
+      <w:r>
+        <w:rPr>
+          <w:lang w:val="ar_AE" w:bidi="ar_AE"/>
+        </w:rPr>
+      </w:r>
+      <w:r>
+        <w:rPr>
+          <w:b/>
+          <w:lang w:val="ar_AE" w:bidi="ar_AE"/>
+        </w:rPr>
         <w:t>"مُختَطِفينَ مِنَ النّارِ"</w:t>
       </w:r>
     </w:p>
@@ -16619,6 +19050,23 @@
           <w:b/>
           <w:lang w:val="ar_AE" w:bidi="ar_AE"/>
         </w:rPr>
+        <w:t>ἐλεᾶτε</w:t>
+      </w:r>
+    </w:p>
+    <w:p>
+      <w:pPr>
+        <w:bidi/>
+      </w:pPr>
+      <w:r>
+        <w:rPr>
+          <w:lang w:val="ar_AE" w:bidi="ar_AE"/>
+        </w:rPr>
+      </w:r>
+      <w:r>
+        <w:rPr>
+          <w:b/>
+          <w:lang w:val="ar_AE" w:bidi="ar_AE"/>
+        </w:rPr>
         <w:t>"</w:t>
       </w:r>
       <w:r>
@@ -16822,6 +19270,23 @@
           <w:b/>
           <w:lang w:val="ar_AE" w:bidi="ar_AE"/>
         </w:rPr>
+        <w:t>μισοῦντες καὶ τὸν ἀπὸ τῆς σαρκὸς ἐσπιλωμένον χιτῶνα</w:t>
+      </w:r>
+    </w:p>
+    <w:p>
+      <w:pPr>
+        <w:bidi/>
+      </w:pPr>
+      <w:r>
+        <w:rPr>
+          <w:lang w:val="ar_AE" w:bidi="ar_AE"/>
+        </w:rPr>
+      </w:r>
+      <w:r>
+        <w:rPr>
+          <w:b/>
+          <w:lang w:val="ar_AE" w:bidi="ar_AE"/>
+        </w:rPr>
         <w:t>"</w:t>
       </w:r>
       <w:r>
@@ -16928,6 +19393,23 @@
           <w:b/>
           <w:lang w:val="ar_AE" w:bidi="ar_AE"/>
         </w:rPr>
+        <w:t>τῆς σαρκὸς</w:t>
+      </w:r>
+    </w:p>
+    <w:p>
+      <w:pPr>
+        <w:bidi/>
+      </w:pPr>
+      <w:r>
+        <w:rPr>
+          <w:lang w:val="ar_AE" w:bidi="ar_AE"/>
+        </w:rPr>
+      </w:r>
+      <w:r>
+        <w:rPr>
+          <w:b/>
+          <w:lang w:val="ar_AE" w:bidi="ar_AE"/>
+        </w:rPr>
         <w:t>"</w:t>
       </w:r>
       <w:r>
@@ -17047,6 +19529,23 @@
           <w:b/>
           <w:lang w:val="ar_AE" w:bidi="ar_AE"/>
         </w:rPr>
+        <w:t>τῷ δὲ δυναμένῳ φυλάξαι</w:t>
+      </w:r>
+    </w:p>
+    <w:p>
+      <w:pPr>
+        <w:bidi/>
+      </w:pPr>
+      <w:r>
+        <w:rPr>
+          <w:lang w:val="ar_AE" w:bidi="ar_AE"/>
+        </w:rPr>
+      </w:r>
+      <w:r>
+        <w:rPr>
+          <w:b/>
+          <w:lang w:val="ar_AE" w:bidi="ar_AE"/>
+        </w:rPr>
         <w:t>"</w:t>
       </w:r>
       <w:r>
@@ -17166,6 +19665,23 @@
           <w:b/>
           <w:lang w:val="ar_AE" w:bidi="ar_AE"/>
         </w:rPr>
+        <w:t>φυλάξαι ὑμᾶς ἀπταίστους</w:t>
+      </w:r>
+    </w:p>
+    <w:p>
+      <w:pPr>
+        <w:bidi/>
+      </w:pPr>
+      <w:r>
+        <w:rPr>
+          <w:lang w:val="ar_AE" w:bidi="ar_AE"/>
+        </w:rPr>
+      </w:r>
+      <w:r>
+        <w:rPr>
+          <w:b/>
+          <w:lang w:val="ar_AE" w:bidi="ar_AE"/>
+        </w:rPr>
         <w:t>"</w:t>
       </w:r>
       <w:r>
@@ -17285,6 +19801,23 @@
           <w:b/>
           <w:lang w:val="ar_AE" w:bidi="ar_AE"/>
         </w:rPr>
+        <w:t>τῆς δόξης αὐτοῦ</w:t>
+      </w:r>
+    </w:p>
+    <w:p>
+      <w:pPr>
+        <w:bidi/>
+      </w:pPr>
+      <w:r>
+        <w:rPr>
+          <w:lang w:val="ar_AE" w:bidi="ar_AE"/>
+        </w:rPr>
+      </w:r>
+      <w:r>
+        <w:rPr>
+          <w:b/>
+          <w:lang w:val="ar_AE" w:bidi="ar_AE"/>
+        </w:rPr>
         <w:t>"</w:t>
       </w:r>
       <w:r>
@@ -17488,6 +20021,23 @@
           <w:b/>
           <w:lang w:val="ar_AE" w:bidi="ar_AE"/>
         </w:rPr>
+        <w:t>μόνῳ Θεῷ Σωτῆρι ἡμῶν</w:t>
+      </w:r>
+    </w:p>
+    <w:p>
+      <w:pPr>
+        <w:bidi/>
+      </w:pPr>
+      <w:r>
+        <w:rPr>
+          <w:lang w:val="ar_AE" w:bidi="ar_AE"/>
+        </w:rPr>
+      </w:r>
+      <w:r>
+        <w:rPr>
+          <w:b/>
+          <w:lang w:val="ar_AE" w:bidi="ar_AE"/>
+        </w:rPr>
         <w:t>"</w:t>
       </w:r>
       <w:r>
@@ -17597,6 +20147,23 @@
           <w:b/>
           <w:lang w:val="ar_AE" w:bidi="ar_AE"/>
         </w:rPr>
+        <w:t>Σωτῆρι ἡμῶν</w:t>
+      </w:r>
+    </w:p>
+    <w:p>
+      <w:pPr>
+        <w:bidi/>
+      </w:pPr>
+      <w:r>
+        <w:rPr>
+          <w:lang w:val="ar_AE" w:bidi="ar_AE"/>
+        </w:rPr>
+      </w:r>
+      <w:r>
+        <w:rPr>
+          <w:b/>
+          <w:lang w:val="ar_AE" w:bidi="ar_AE"/>
+        </w:rPr>
         <w:t>"</w:t>
       </w:r>
       <w:r>
@@ -17716,6 +20283,23 @@
           <w:b/>
           <w:lang w:val="ar_AE" w:bidi="ar_AE"/>
         </w:rPr>
+        <w:t>τοῦ Κυρίου ἡμῶν,</w:t>
+      </w:r>
+    </w:p>
+    <w:p>
+      <w:pPr>
+        <w:bidi/>
+      </w:pPr>
+      <w:r>
+        <w:rPr>
+          <w:lang w:val="ar_AE" w:bidi="ar_AE"/>
+        </w:rPr>
+      </w:r>
+      <w:r>
+        <w:rPr>
+          <w:b/>
+          <w:lang w:val="ar_AE" w:bidi="ar_AE"/>
+        </w:rPr>
         <w:t>"</w:t>
       </w:r>
       <w:r>
@@ -17835,6 +20419,23 @@
           <w:b/>
           <w:lang w:val="ar_AE" w:bidi="ar_AE"/>
         </w:rPr>
+        <w:t>μόνῳ Θεῷ &amp; δόξα, μεγαλωσύνη, κράτος, καὶ ἐξουσία</w:t>
+      </w:r>
+    </w:p>
+    <w:p>
+      <w:pPr>
+        <w:bidi/>
+      </w:pPr>
+      <w:r>
+        <w:rPr>
+          <w:lang w:val="ar_AE" w:bidi="ar_AE"/>
+        </w:rPr>
+      </w:r>
+      <w:r>
+        <w:rPr>
+          <w:b/>
+          <w:lang w:val="ar_AE" w:bidi="ar_AE"/>
+        </w:rPr>
         <w:t>"</w:t>
       </w:r>
       <w:r>
@@ -17955,6 +20556,23 @@
           <w:b/>
           <w:lang w:val="ar_AE" w:bidi="ar_AE"/>
         </w:rPr>
+        <w:t>πρὸ παντὸς τοῦ αἰῶνος</w:t>
+      </w:r>
+    </w:p>
+    <w:p>
+      <w:pPr>
+        <w:bidi/>
+      </w:pPr>
+      <w:r>
+        <w:rPr>
+          <w:lang w:val="ar_AE" w:bidi="ar_AE"/>
+        </w:rPr>
+      </w:r>
+      <w:r>
+        <w:rPr>
+          <w:b/>
+          <w:lang w:val="ar_AE" w:bidi="ar_AE"/>
+        </w:rPr>
         <w:t>"</w:t>
       </w:r>
       <w:r>
@@ -18045,6 +20663,23 @@
         <w:rPr>
           <w:lang w:val="ar_AE" w:bidi="ar_AE"/>
         </w:rPr>
+      </w:r>
+    </w:p>
+    <w:p>
+      <w:pPr>
+        <w:bidi/>
+      </w:pPr>
+      <w:r>
+        <w:rPr>
+          <w:lang w:val="ar_AE" w:bidi="ar_AE"/>
+        </w:rPr>
+      </w:r>
+      <w:r>
+        <w:rPr>
+          <w:b/>
+          <w:lang w:val="ar_AE" w:bidi="ar_AE"/>
+        </w:rPr>
+        <w:t>εἰς πάντας τοὺς αἰῶνας</w:t>
       </w:r>
     </w:p>
     <w:p>

--- a/arb/docx/65.content.docx
+++ b/arb/docx/65.content.docx
@@ -32,51 +32,16 @@
     </w:p>
     <w:p>
       <w:pPr>
-        <w:pStyle w:val="Heading2"/>
-        <w:bidi/>
-      </w:pPr>
-      <w:r>
-        <w:rPr>
-          <w:lang w:val="ar_AE" w:bidi="ar_AE"/>
-        </w:rPr>
-        <w:t>License Information</w:t>
-      </w:r>
-      <w:r>
-        <w:rPr>
-          <w:lang w:val="ar_AE" w:bidi="ar_AE"/>
-        </w:rPr>
-      </w:r>
-    </w:p>
-    <w:p>
-      <w:pPr>
-        <w:bidi/>
-      </w:pPr>
-      <w:r>
-        <w:rPr>
-          <w:lang w:val="ar_AE" w:bidi="ar_AE"/>
-        </w:rPr>
-      </w:r>
-      <w:r>
-        <w:rPr>
-          <w:b/>
-          <w:lang w:val="ar_AE" w:bidi="ar_AE"/>
-        </w:rPr>
-        <w:t>ملاحظات الترجمة (كلمة متكشفة)</w:t>
-      </w:r>
-      <w:r>
-        <w:rPr>
-          <w:lang w:val="ar_AE" w:bidi="ar_AE"/>
-        </w:rPr>
-        <w:t xml:space="preserve"> (Arabic) is based on</w:t>
-      </w:r>
-      <w:r>
-        <w:rPr>
-          <w:lang w:val="ar_AE" w:bidi="ar_AE"/>
-        </w:rPr>
-        <w:t xml:space="preserve">: </w:t>
-      </w:r>
-      <w:r>
-        <w:rPr>
+        <w:bidi/>
+      </w:pPr>
+      <w:r>
+        <w:rPr>
+          <w:lang w:val="ar_AE" w:bidi="ar_AE"/>
+        </w:rPr>
+      </w:r>
+      <w:r>
+        <w:rPr>
+          <w:b/>
           <w:lang w:val="ar_AE" w:bidi="ar_AE"/>
         </w:rPr>
         <w:t>unfoldingWord® Translation Notes</w:t>
@@ -85,64 +50,31 @@
         <w:rPr>
           <w:lang w:val="ar_AE" w:bidi="ar_AE"/>
         </w:rPr>
-        <w:t xml:space="preserve">, </w:t>
-      </w:r>
-      <w:hyperlink r:id="rId13">
-        <w:r>
-          <w:rPr>
-            <w:lang w:val="ar_AE" w:bidi="ar_AE"/>
-          </w:rPr>
-          <w:rPr>
-            <w:color w:val="0000EE"/>
-            <w:u w:val="single"/>
-          </w:rPr>
-          <w:t>unfoldingWord</w:t>
-        </w:r>
-      </w:hyperlink>
-      <w:r>
-        <w:rPr>
-          <w:lang w:val="ar_AE" w:bidi="ar_AE"/>
-        </w:rPr>
-        <w:t xml:space="preserve">, 2022, which is licensed under a </w:t>
-      </w:r>
-      <w:hyperlink r:id="rId14">
-        <w:r>
-          <w:rPr>
-            <w:lang w:val="ar_AE" w:bidi="ar_AE"/>
-          </w:rPr>
-          <w:rPr>
-            <w:color w:val="0000EE"/>
-            <w:u w:val="single"/>
-          </w:rPr>
-          <w:t>CC BY-SA 4.0 license</w:t>
-        </w:r>
-      </w:hyperlink>
-      <w:r>
-        <w:rPr>
-          <w:lang w:val="ar_AE" w:bidi="ar_AE"/>
-        </w:rPr>
-        <w:t>.</w:t>
-      </w:r>
-      <w:r>
-        <w:rPr>
-          <w:lang w:val="ar_AE" w:bidi="ar_AE"/>
-        </w:rPr>
-      </w:r>
-    </w:p>
-    <w:p>
-      <w:pPr>
-        <w:bidi/>
-      </w:pPr>
-      <w:r>
-        <w:rPr>
-          <w:lang w:val="ar_AE" w:bidi="ar_AE"/>
-        </w:rPr>
-      </w:r>
-      <w:r>
-        <w:rPr>
-          <w:lang w:val="ar_AE" w:bidi="ar_AE"/>
-        </w:rPr>
-        <w:t>This PDF version is provided under the same license.</w:t>
+        <w:t xml:space="preserve"> © 2022 unfoldingWord. Released under CC BY-SA 4.0 license. </w:t>
+      </w:r>
+      <w:r>
+        <w:rPr>
+          <w:lang w:val="ar_AE" w:bidi="ar_AE"/>
+        </w:rPr>
+        <w:t>unfoldingWord® Translation Notes</w:t>
+      </w:r>
+      <w:r>
+        <w:rPr>
+          <w:lang w:val="ar_AE" w:bidi="ar_AE"/>
+        </w:rPr>
+        <w:t xml:space="preserve"> has been adapted in the following languages: Tok Pisin, Arabic (عربي), French (Français), Hindi (हिंदी), Indonesian (Bahasa Indonesia), Portuguese (Português), Russian (Русский), Spanish (Español), Swahili (Kiswahili), and Simplified Chinese (简体中文) from </w:t>
+      </w:r>
+      <w:r>
+        <w:rPr>
+          <w:lang w:val="ar_AE" w:bidi="ar_AE"/>
+        </w:rPr>
+        <w:t>unfoldingWord® Translation Notes</w:t>
+      </w:r>
+      <w:r>
+        <w:rPr>
+          <w:lang w:val="ar_AE" w:bidi="ar_AE"/>
+        </w:rPr>
+        <w:t xml:space="preserve"> © 2022 unfoldingWord. Released under CC BY-SA 4.0 license by Mission Mutual</w:t>
       </w:r>
       <w:r>
         <w:rPr>
@@ -3482,7 +3414,7 @@
         </w:rPr>
         <w:t xml:space="preserve">لا يستخدم يهوذا في هذه العبارة بعض الكلمات التي تحتاجها لغات كثيرة لتكون الجملة كاملة. وإذا كانت لغتك تتطلب إتمام المعنى، يمكن استكمال العبارة اعتمادًا على ما ورد في الآية </w:t>
       </w:r>
-      <w:hyperlink r:id="rId15">
+      <w:hyperlink r:id="rId13">
         <w:r>
           <w:rPr>
             <w:lang w:val="ar_AE" w:bidi="ar_AE"/>
@@ -7438,7 +7370,7 @@
         </w:rPr>
         <w:t xml:space="preserve">" هنا إلى النجاسة الجنسية التي ارتكبها سكان سدوم وعمورة في الآية السابقة، وربما أيضًا إلى السلوك المنحرف للملائكة الأشرار المذكورين في الآية </w:t>
       </w:r>
-      <w:hyperlink r:id="rId16">
+      <w:hyperlink r:id="rId14">
         <w:r>
           <w:rPr>
             <w:lang w:val="ar_AE" w:bidi="ar_AE"/>
@@ -7592,7 +7524,7 @@
         </w:rPr>
         <w:t xml:space="preserve">" هنا إلى المعلّمين الكذبة الذين تم تقديمهم في الآية </w:t>
       </w:r>
-      <w:hyperlink r:id="rId17">
+      <w:hyperlink r:id="rId15">
         <w:r>
           <w:rPr>
             <w:lang w:val="ar_AE" w:bidi="ar_AE"/>
@@ -8636,7 +8568,7 @@
         </w:rPr>
         <w:t xml:space="preserve">" هنا إلى المعلمين الكذبة الذين ذُكروا في الآية </w:t>
       </w:r>
-      <w:hyperlink r:id="rId17">
+      <w:hyperlink r:id="rId15">
         <w:r>
           <w:rPr>
             <w:lang w:val="ar_AE" w:bidi="ar_AE"/>
@@ -8802,7 +8734,7 @@
         </w:rPr>
         <w:t xml:space="preserve"> المذكورين في الآية </w:t>
       </w:r>
-      <w:hyperlink r:id="rId18">
+      <w:hyperlink r:id="rId16">
         <w:r>
           <w:rPr>
             <w:lang w:val="ar_AE" w:bidi="ar_AE"/>
@@ -10218,7 +10150,7 @@
         </w:rPr>
         <w:t xml:space="preserve">تُشير كلمة "هؤلاء" هنا إلى المعلمين الكذبة الذين ذُكروا في الآية </w:t>
       </w:r>
-      <w:hyperlink r:id="rId17">
+      <w:hyperlink r:id="rId15">
         <w:r>
           <w:rPr>
             <w:lang w:val="ar_AE" w:bidi="ar_AE"/>
@@ -14314,7 +14246,7 @@
         </w:rPr>
         <w:t xml:space="preserve">" هنا إلى المعلمين الكذبة الذين قدّمهم يهوذا أول مرة في الآية </w:t>
       </w:r>
-      <w:hyperlink r:id="rId17">
+      <w:hyperlink r:id="rId15">
         <w:r>
           <w:rPr>
             <w:lang w:val="ar_AE" w:bidi="ar_AE"/>
@@ -15467,7 +15399,7 @@
         </w:rPr>
         <w:t xml:space="preserve">" هنا إلى الذين يكتب إليهم يهوذا، ويمكن توسيع المعنى ليشمل جميع المؤمنين. وإذا كان من المفيد في لغتك، يمكنك التعبير عن ذلك بشكل صريح. راجع كيف ترجمتَ هذه العبارة في الآية </w:t>
       </w:r>
-      <w:hyperlink r:id="rId19">
+      <w:hyperlink r:id="rId17">
         <w:r>
           <w:rPr>
             <w:lang w:val="ar_AE" w:bidi="ar_AE"/>
@@ -17181,7 +17113,7 @@
         </w:rPr>
         <w:t xml:space="preserve">" هنا إلى الذين يكتب إليهم يهوذا، ويمكن توسيع المعنى ليشمل جميع المؤمنين. وإذا كان من المفيد في لغتك، يمكنك التعبير عن ذلك بشكل صريح. راجع كيف ترجمتَ هذه العبارة في الآية </w:t>
       </w:r>
-      <w:hyperlink r:id="rId19">
+      <w:hyperlink r:id="rId17">
         <w:r>
           <w:rPr>
             <w:lang w:val="ar_AE" w:bidi="ar_AE"/>
@@ -18285,7 +18217,7 @@
         </w:rPr>
         <w:t xml:space="preserve">" هنا إلى "الشخص الذي يسود علينا" أو "الذي يملك السلطان علينا". راجع كيف ترجمتَ هذا التعبير في الآية </w:t>
       </w:r>
-      <w:hyperlink r:id="rId20">
+      <w:hyperlink r:id="rId18">
         <w:r>
           <w:rPr>
             <w:lang w:val="ar_AE" w:bidi="ar_AE"/>

--- a/arb/docx/65.content.docx
+++ b/arb/docx/65.content.docx
@@ -152,13 +152,6 @@
         <w:rPr>
           <w:lang w:val="ar_AE" w:bidi="ar_AE"/>
         </w:rPr>
-      </w:r>
-      <w:r>
-        <w:rPr>
-          <w:i/>
-          <w:lang w:val="ar_AE" w:bidi="ar_AE"/>
-        </w:rPr>
-        <w:t>يهوذا 1: 1 (#1), يهوذا 1: 1 (#2), يهوذا 1: 1 (#3), يهوذا 1: 1 (#4), يهوذا 1: 1 (#5), يهوذا 1: 1 (#6), يهوذا 1: 1 (#7), يهوذا 1: 1 (#8), يهوذا 1: 1 (#9), يهوذا 1: 2 (#1), يهوذا 1: 2 (#2), يهوذا 1: 2 (#3), يهوذا 1: 2 (#4), يهوذا 1: 3 (#1), يهوذا 1: 3 (#2), يهوذا 1: 3 (#3), يهوذا 1: 3 (#4), يهوذا 1: 3 (#5), يهوذا 1: 3 (#6), يهوذا 1: 3 (#7), يهوذا 1: 3 (#8), يهوذا 1: 3 (#9), يهوذا 1: 3 (#10), يهوذا 1: 4 (#1), يهوذا 1: 4 (#2), يهوذا 1: 4 (#3), يهوذا 1: 4 (#4), يهوذا 1: 4 (#5), يهوذا 1: 4 (#6), يهوذا 1: 4 (#7), يهوذا 1: 4 (#8), يهوذا 1: 4 (#9), يهوذا 1: 4 (#10), يهوذا 1: 4 (#11), يهوذا 1: 4 (#12), يهوذا 1: 5 (#1), يهوذا 1: 5 (#2), يهوذا 1: 5 (#3), يهوذا 1: 5 (#4), يهوذا 1: 5 (#5), يهوذا 1: 6 (#1), يهوذا 1: 6 (#2), يهوذا 1: 6 (#3), يهوذا 1: 6 (#4), يهوذا 1: 6 (#5), يهوذا 1: 6 (#6), يهوذا 1: 6 (#7), يهوذا 1: 6 (#8), يهوذا 1: 7 (#1), يهوذا 1: 7 (#2), يهوذا 1: 7 (#3), يهوذا 1: 7 (#4), يهوذا 1: 7 (#5), يهوذا 1: 7 (#6), يهوذا 1: 7 (#7), يهوذا 1: 8 (#1), يهوذا 1: 8 (#2), يهوذا 1: 8 (#3), يهوذا 1: 8 (#4), يهوذا 1: 8 (#5), يهودا 1:8 (#6), يهوذا 1: 9 (#1), يهوذا 1: 9 (#2), يهوذا 1: 9 (#3), يهوذا 1: 10 (#1), يهوذا 1: 10 (#2), يهوذا 1: 10 (#3), يهوذا 1: 10 (#4), يهوذا 1: 10 (#5), يهوذا 1: 11 (#1), يهوذا 1: 11 (#2), يهوذا 1: 11 (#3), يهوذا 1: 11 (#4), يهوذا 1: 11 (#5), يهودا 1: 11 (#6), يهوذا 1: 11 (#7), يهوذا 1: 12 (#1), يهوذا 1: 12 (#2), يهوذا 1: 12 (#3), يهوذا 1: 12 (#4), يهوذا 1: 12 (#5), يهوذا 1: 12 (#6), يهوذا 1: 12 (#7), يهوذا 1: 12 (#8), يهوذا 1: 12 (#9), يهوذا 1: 12 (#10), يهوذا 1: 12 (#11), يهوذا 1: 13 (#1), يهوذا 1: 13 (#2), يهوذا 1: 13 (#3), يهوذا 1: 13 (#4), يهوذا 1: 13 (#5), يهوذا 1: 13 (#6), يهوذا 1: 13 (#6), يهوذا 1: 14 (#1), يهوذا 1: 14 (#2), يهوذا 1: 14 (#3), يهوذا 1: 14 (#4), يهوذا 1: 14 (#5), يهوذا 1: 14 (#6), يهوذا 1: 14 (#7), يهوذا 1: 14 (#8), يهوذا 1: 15 (#1), يهوذا 1: 15 (#2), يهوذا 1: 15 (#3), يهوذا 1: 15 (#4), يهوذا 1: 15 (#5), يهوذا 1: 15 (#6), يهوذا 1: 16 (#1), يهوذا 1: 16 (#2), يهوذا 1: 16 (#3), يهوذا 1: 16 (#4), يهوذا 1: 16 (#5), يهوذا 1: 16 (#6), يهوذا 1: 16 (#7), يهوذا 1: 16 (#8), يهوذا 1: 16 (#9), يهوذا 1: 17 (#1), يهوذا 1: 17 (#2), يهوذا 1: 17 (#3), يهوذا 1: 17 (#4), يهوذا 1: 18 (#1), يهوذا 1: 18 (#2), يهوذا 1: 18 (#3), يهوذا 1: 18 (#4), يهوذا 1: 19 (#1), يهوذا 1: 19 (#2), يهوذا 1: 19 (#3), يهوذا 1: 19 (#4), يهوذا 1: 19 (#5), يهوذا 1: 20 (#1), يهوذا 1: 20 (#2), يهوذا 1: 20 (#3), يهوذا 1: 20 (#4), يهوذا 1: 20 (#5), يهوذا 1: 21 (#1), يهوذا 1: 21 (#2), يهوذا 1: 21 (#3), يهوذا 1: 21 (#4), يهوذا 1: 21 (#5), يهوذا 1: 21 (#6), يهوذا 1: 21 (#7), يهوذا 1: 22 (#1), يهوذا 1: 22 (#2), يهوذا 1: 23 (#1), يهوذا 1: 23 (#2), يهوذا 1: 23 (#3), يهوذا 1: 23 (#4), يهوذا 1: 23 (#5), يهوذا 1: 23 (#6), يهوذا 1: 24 (#1), يهوذا 1: 24 (#2), يهوذا 1: 24 (#3), يهوذا 1: 24 (#4), يهوذا 1: 25 (#1), يهوذا 1: 25 (#2), يهوذا 1: 25 (#3), يهوذا 1: 25 (#4), يهوذا 1: 25 (#5), يهوذا 1: 25 (#6)</w:t>
       </w:r>
       <w:r>
         <w:rPr>

--- a/arb/docx/65.content.docx
+++ b/arb/docx/65.content.docx
@@ -157,21 +157,6 @@
         <w:rPr>
           <w:lang w:val="ar_AE" w:bidi="ar_AE"/>
         </w:rPr>
-      </w:r>
-    </w:p>
-    <w:p>
-      <w:pPr>
-        <w:bidi/>
-      </w:pPr>
-      <w:r>
-        <w:rPr>
-          <w:lang w:val="ar_AE" w:bidi="ar_AE"/>
-        </w:rPr>
-      </w:r>
-      <w:r>
-        <w:rPr>
-          <w:lang w:val="ar_AE" w:bidi="ar_AE"/>
-        </w:rPr>
         <w:t xml:space="preserve"> </w:t>
       </w:r>
       <w:r>
@@ -241,23 +226,6 @@
           <w:b/>
           <w:lang w:val="ar_AE" w:bidi="ar_AE"/>
         </w:rPr>
-        <w:t>Ἰούδας</w:t>
-      </w:r>
-    </w:p>
-    <w:p>
-      <w:pPr>
-        <w:bidi/>
-      </w:pPr>
-      <w:r>
-        <w:rPr>
-          <w:lang w:val="ar_AE" w:bidi="ar_AE"/>
-        </w:rPr>
-      </w:r>
-      <w:r>
-        <w:rPr>
-          <w:b/>
-          <w:lang w:val="ar_AE" w:bidi="ar_AE"/>
-        </w:rPr>
         <w:t>"</w:t>
       </w:r>
       <w:r>
@@ -364,23 +332,6 @@
           <w:b/>
           <w:lang w:val="ar_AE" w:bidi="ar_AE"/>
         </w:rPr>
-        <w:t>Ἰούδας</w:t>
-      </w:r>
-    </w:p>
-    <w:p>
-      <w:pPr>
-        <w:bidi/>
-      </w:pPr>
-      <w:r>
-        <w:rPr>
-          <w:lang w:val="ar_AE" w:bidi="ar_AE"/>
-        </w:rPr>
-      </w:r>
-      <w:r>
-        <w:rPr>
-          <w:b/>
-          <w:lang w:val="ar_AE" w:bidi="ar_AE"/>
-        </w:rPr>
         <w:t>"يَهوذا"</w:t>
       </w:r>
     </w:p>
@@ -480,23 +431,6 @@
           <w:b/>
           <w:lang w:val="ar_AE" w:bidi="ar_AE"/>
         </w:rPr>
-        <w:t>Ἰησοῦ Χριστοῦ δοῦλος, ἀδελφὸς δὲ Ἰακώβου</w:t>
-      </w:r>
-    </w:p>
-    <w:p>
-      <w:pPr>
-        <w:bidi/>
-      </w:pPr>
-      <w:r>
-        <w:rPr>
-          <w:lang w:val="ar_AE" w:bidi="ar_AE"/>
-        </w:rPr>
-      </w:r>
-      <w:r>
-        <w:rPr>
-          <w:b/>
-          <w:lang w:val="ar_AE" w:bidi="ar_AE"/>
-        </w:rPr>
         <w:t>"</w:t>
       </w:r>
       <w:r>
@@ -616,23 +550,6 @@
           <w:b/>
           <w:lang w:val="ar_AE" w:bidi="ar_AE"/>
         </w:rPr>
-        <w:t>ἀδελφὸς &amp; Ἰακώβου</w:t>
-      </w:r>
-    </w:p>
-    <w:p>
-      <w:pPr>
-        <w:bidi/>
-      </w:pPr>
-      <w:r>
-        <w:rPr>
-          <w:lang w:val="ar_AE" w:bidi="ar_AE"/>
-        </w:rPr>
-      </w:r>
-      <w:r>
-        <w:rPr>
-          <w:b/>
-          <w:lang w:val="ar_AE" w:bidi="ar_AE"/>
-        </w:rPr>
         <w:t>"</w:t>
       </w:r>
       <w:r>
@@ -752,23 +669,6 @@
           <w:b/>
           <w:lang w:val="ar_AE" w:bidi="ar_AE"/>
         </w:rPr>
-        <w:t>τοῖς</w:t>
-      </w:r>
-    </w:p>
-    <w:p>
-      <w:pPr>
-        <w:bidi/>
-      </w:pPr>
-      <w:r>
-        <w:rPr>
-          <w:lang w:val="ar_AE" w:bidi="ar_AE"/>
-        </w:rPr>
-      </w:r>
-      <w:r>
-        <w:rPr>
-          <w:b/>
-          <w:lang w:val="ar_AE" w:bidi="ar_AE"/>
-        </w:rPr>
         <w:t>"</w:t>
       </w:r>
       <w:r>
@@ -875,23 +775,6 @@
           <w:b/>
           <w:lang w:val="ar_AE" w:bidi="ar_AE"/>
         </w:rPr>
-        <w:t>κλητοῖς</w:t>
-      </w:r>
-    </w:p>
-    <w:p>
-      <w:pPr>
-        <w:bidi/>
-      </w:pPr>
-      <w:r>
-        <w:rPr>
-          <w:lang w:val="ar_AE" w:bidi="ar_AE"/>
-        </w:rPr>
-      </w:r>
-      <w:r>
-        <w:rPr>
-          <w:b/>
-          <w:lang w:val="ar_AE" w:bidi="ar_AE"/>
-        </w:rPr>
         <w:t>"</w:t>
       </w:r>
       <w:r>
@@ -998,23 +881,6 @@
           <w:b/>
           <w:lang w:val="ar_AE" w:bidi="ar_AE"/>
         </w:rPr>
-        <w:t>ἐν Θεῷ Πατρὶ ἠγαπημένοις</w:t>
-      </w:r>
-    </w:p>
-    <w:p>
-      <w:pPr>
-        <w:bidi/>
-      </w:pPr>
-      <w:r>
-        <w:rPr>
-          <w:lang w:val="ar_AE" w:bidi="ar_AE"/>
-        </w:rPr>
-      </w:r>
-      <w:r>
-        <w:rPr>
-          <w:b/>
-          <w:lang w:val="ar_AE" w:bidi="ar_AE"/>
-        </w:rPr>
         <w:t>"</w:t>
       </w:r>
       <w:r>
@@ -1121,23 +987,6 @@
           <w:b/>
           <w:lang w:val="ar_AE" w:bidi="ar_AE"/>
         </w:rPr>
-        <w:t>Θεῷ Πατρὶ</w:t>
-      </w:r>
-    </w:p>
-    <w:p>
-      <w:pPr>
-        <w:bidi/>
-      </w:pPr>
-      <w:r>
-        <w:rPr>
-          <w:lang w:val="ar_AE" w:bidi="ar_AE"/>
-        </w:rPr>
-      </w:r>
-      <w:r>
-        <w:rPr>
-          <w:b/>
-          <w:lang w:val="ar_AE" w:bidi="ar_AE"/>
-        </w:rPr>
         <w:t>"</w:t>
       </w:r>
       <w:r>
@@ -1257,23 +1106,6 @@
           <w:b/>
           <w:lang w:val="ar_AE" w:bidi="ar_AE"/>
         </w:rPr>
-        <w:t>Ἰησοῦ Χριστῷ τετηρημένοις κλητοῖς</w:t>
-      </w:r>
-    </w:p>
-    <w:p>
-      <w:pPr>
-        <w:bidi/>
-      </w:pPr>
-      <w:r>
-        <w:rPr>
-          <w:lang w:val="ar_AE" w:bidi="ar_AE"/>
-        </w:rPr>
-      </w:r>
-      <w:r>
-        <w:rPr>
-          <w:b/>
-          <w:lang w:val="ar_AE" w:bidi="ar_AE"/>
-        </w:rPr>
         <w:t>"</w:t>
       </w:r>
       <w:r>
@@ -1393,23 +1225,6 @@
           <w:b/>
           <w:lang w:val="ar_AE" w:bidi="ar_AE"/>
         </w:rPr>
-        <w:t>ἔλεος ὑμῖν, καὶ εἰρήνη, καὶ ἀγάπη πληθυνθείη.</w:t>
-      </w:r>
-    </w:p>
-    <w:p>
-      <w:pPr>
-        <w:bidi/>
-      </w:pPr>
-      <w:r>
-        <w:rPr>
-          <w:lang w:val="ar_AE" w:bidi="ar_AE"/>
-        </w:rPr>
-      </w:r>
-      <w:r>
-        <w:rPr>
-          <w:b/>
-          <w:lang w:val="ar_AE" w:bidi="ar_AE"/>
-        </w:rPr>
         <w:t>"</w:t>
       </w:r>
       <w:r>
@@ -1516,23 +1331,6 @@
           <w:b/>
           <w:lang w:val="ar_AE" w:bidi="ar_AE"/>
         </w:rPr>
-        <w:t>ἔλεος ὑμῖν, καὶ εἰρήνη, καὶ ἀγάπη πληθυνθείη</w:t>
-      </w:r>
-    </w:p>
-    <w:p>
-      <w:pPr>
-        <w:bidi/>
-      </w:pPr>
-      <w:r>
-        <w:rPr>
-          <w:lang w:val="ar_AE" w:bidi="ar_AE"/>
-        </w:rPr>
-      </w:r>
-      <w:r>
-        <w:rPr>
-          <w:b/>
-          <w:lang w:val="ar_AE" w:bidi="ar_AE"/>
-        </w:rPr>
         <w:t>"لتَكثُرْ لكُمُ الرَّحمَةُ والسَّلامُ والمَحَبَّةُ"</w:t>
       </w:r>
     </w:p>
@@ -1664,23 +1462,6 @@
           <w:b/>
           <w:lang w:val="ar_AE" w:bidi="ar_AE"/>
         </w:rPr>
-        <w:t>ἔλεος &amp; καὶ εἰρήνη, καὶ ἀγάπη πληθυνθείη.</w:t>
-      </w:r>
-    </w:p>
-    <w:p>
-      <w:pPr>
-        <w:bidi/>
-      </w:pPr>
-      <w:r>
-        <w:rPr>
-          <w:lang w:val="ar_AE" w:bidi="ar_AE"/>
-        </w:rPr>
-      </w:r>
-      <w:r>
-        <w:rPr>
-          <w:b/>
-          <w:lang w:val="ar_AE" w:bidi="ar_AE"/>
-        </w:rPr>
         <w:t>"لتَكثُرْ لكُمُ الرَّحمَةُ والسَّلامُ والمَحَبَّةُ"</w:t>
       </w:r>
     </w:p>
@@ -1812,23 +1593,6 @@
           <w:b/>
           <w:lang w:val="ar_AE" w:bidi="ar_AE"/>
         </w:rPr>
-        <w:t>ὑμῖν</w:t>
-      </w:r>
-    </w:p>
-    <w:p>
-      <w:pPr>
-        <w:bidi/>
-      </w:pPr>
-      <w:r>
-        <w:rPr>
-          <w:lang w:val="ar_AE" w:bidi="ar_AE"/>
-        </w:rPr>
-      </w:r>
-      <w:r>
-        <w:rPr>
-          <w:b/>
-          <w:lang w:val="ar_AE" w:bidi="ar_AE"/>
-        </w:rPr>
         <w:t>"</w:t>
       </w:r>
       <w:r>
@@ -1948,23 +1712,6 @@
           <w:b/>
           <w:lang w:val="ar_AE" w:bidi="ar_AE"/>
         </w:rPr>
-        <w:t>ἀγαπητοί</w:t>
-      </w:r>
-    </w:p>
-    <w:p>
-      <w:pPr>
-        <w:bidi/>
-      </w:pPr>
-      <w:r>
-        <w:rPr>
-          <w:lang w:val="ar_AE" w:bidi="ar_AE"/>
-        </w:rPr>
-      </w:r>
-      <w:r>
-        <w:rPr>
-          <w:b/>
-          <w:lang w:val="ar_AE" w:bidi="ar_AE"/>
-        </w:rPr>
         <w:t>"</w:t>
       </w:r>
       <w:r>
@@ -2084,23 +1831,6 @@
           <w:b/>
           <w:lang w:val="ar_AE" w:bidi="ar_AE"/>
         </w:rPr>
-        <w:t>πᾶσαν σπουδὴν ποιούμενος γράφειν ὑμῖν</w:t>
-      </w:r>
-    </w:p>
-    <w:p>
-      <w:pPr>
-        <w:bidi/>
-      </w:pPr>
-      <w:r>
-        <w:rPr>
-          <w:lang w:val="ar_AE" w:bidi="ar_AE"/>
-        </w:rPr>
-      </w:r>
-      <w:r>
-        <w:rPr>
-          <w:b/>
-          <w:lang w:val="ar_AE" w:bidi="ar_AE"/>
-        </w:rPr>
         <w:t>"</w:t>
       </w:r>
       <w:r>
@@ -2185,23 +1915,6 @@
           <w:b/>
           <w:lang w:val="ar_AE" w:bidi="ar_AE"/>
         </w:rPr>
-        <w:t>περὶ τῆς κοινῆς ἡμῶν σωτηρίας</w:t>
-      </w:r>
-    </w:p>
-    <w:p>
-      <w:pPr>
-        <w:bidi/>
-      </w:pPr>
-      <w:r>
-        <w:rPr>
-          <w:lang w:val="ar_AE" w:bidi="ar_AE"/>
-        </w:rPr>
-      </w:r>
-      <w:r>
-        <w:rPr>
-          <w:b/>
-          <w:lang w:val="ar_AE" w:bidi="ar_AE"/>
-        </w:rPr>
         <w:t>"</w:t>
       </w:r>
       <w:r>
@@ -2286,23 +1999,6 @@
           <w:b/>
           <w:lang w:val="ar_AE" w:bidi="ar_AE"/>
         </w:rPr>
-        <w:t>περὶ τῆς κοινῆς ἡμῶν σωτηρίας</w:t>
-      </w:r>
-    </w:p>
-    <w:p>
-      <w:pPr>
-        <w:bidi/>
-      </w:pPr>
-      <w:r>
-        <w:rPr>
-          <w:lang w:val="ar_AE" w:bidi="ar_AE"/>
-        </w:rPr>
-      </w:r>
-      <w:r>
-        <w:rPr>
-          <w:b/>
-          <w:lang w:val="ar_AE" w:bidi="ar_AE"/>
-        </w:rPr>
         <w:t>"عن الخَلاصِ المُشتَرَكِ"</w:t>
       </w:r>
     </w:p>
@@ -2408,23 +2104,6 @@
           <w:b/>
           <w:lang w:val="ar_AE" w:bidi="ar_AE"/>
         </w:rPr>
-        <w:t>ἡμῶν</w:t>
-      </w:r>
-    </w:p>
-    <w:p>
-      <w:pPr>
-        <w:bidi/>
-      </w:pPr>
-      <w:r>
-        <w:rPr>
-          <w:lang w:val="ar_AE" w:bidi="ar_AE"/>
-        </w:rPr>
-      </w:r>
-      <w:r>
-        <w:rPr>
-          <w:b/>
-          <w:lang w:val="ar_AE" w:bidi="ar_AE"/>
-        </w:rPr>
         <w:t>"عن الخَلاصِ (خلاصنا) المُشتَرَكِ"</w:t>
       </w:r>
     </w:p>
@@ -2517,23 +2196,6 @@
           <w:b/>
           <w:lang w:val="ar_AE" w:bidi="ar_AE"/>
         </w:rPr>
-        <w:t>ἀνάγκην ἔσχον γράψαι</w:t>
-      </w:r>
-    </w:p>
-    <w:p>
-      <w:pPr>
-        <w:bidi/>
-      </w:pPr>
-      <w:r>
-        <w:rPr>
-          <w:lang w:val="ar_AE" w:bidi="ar_AE"/>
-        </w:rPr>
-      </w:r>
-      <w:r>
-        <w:rPr>
-          <w:b/>
-          <w:lang w:val="ar_AE" w:bidi="ar_AE"/>
-        </w:rPr>
         <w:t>"</w:t>
       </w:r>
       <w:r>
@@ -2653,23 +2315,6 @@
           <w:b/>
           <w:lang w:val="ar_AE" w:bidi="ar_AE"/>
         </w:rPr>
-        <w:t>παρακαλῶν ἐπαγωνίζεσθαι τῇ &amp; πίστει</w:t>
-      </w:r>
-    </w:p>
-    <w:p>
-      <w:pPr>
-        <w:bidi/>
-      </w:pPr>
-      <w:r>
-        <w:rPr>
-          <w:lang w:val="ar_AE" w:bidi="ar_AE"/>
-        </w:rPr>
-      </w:r>
-      <w:r>
-        <w:rPr>
-          <w:b/>
-          <w:lang w:val="ar_AE" w:bidi="ar_AE"/>
-        </w:rPr>
         <w:t>"</w:t>
       </w:r>
       <w:r>
@@ -2776,23 +2421,6 @@
           <w:b/>
           <w:lang w:val="ar_AE" w:bidi="ar_AE"/>
         </w:rPr>
-        <w:t>παρακαλῶν ἐπαγωνίζεσθαι τῇ &amp; πίστει</w:t>
-      </w:r>
-    </w:p>
-    <w:p>
-      <w:pPr>
-        <w:bidi/>
-      </w:pPr>
-      <w:r>
-        <w:rPr>
-          <w:lang w:val="ar_AE" w:bidi="ar_AE"/>
-        </w:rPr>
-      </w:r>
-      <w:r>
-        <w:rPr>
-          <w:b/>
-          <w:lang w:val="ar_AE" w:bidi="ar_AE"/>
-        </w:rPr>
         <w:t>"أنْ تجتَهِدوا لأجلِ الإيمانِ"</w:t>
       </w:r>
     </w:p>
@@ -2885,23 +2513,6 @@
           <w:b/>
           <w:lang w:val="ar_AE" w:bidi="ar_AE"/>
         </w:rPr>
-        <w:t>τῇ ἅπαξ παραδοθείσῃ τοῖς ἁγίοις πίστει</w:t>
-      </w:r>
-    </w:p>
-    <w:p>
-      <w:pPr>
-        <w:bidi/>
-      </w:pPr>
-      <w:r>
-        <w:rPr>
-          <w:lang w:val="ar_AE" w:bidi="ar_AE"/>
-        </w:rPr>
-      </w:r>
-      <w:r>
-        <w:rPr>
-          <w:b/>
-          <w:lang w:val="ar_AE" w:bidi="ar_AE"/>
-        </w:rPr>
         <w:t>"</w:t>
       </w:r>
       <w:r>
@@ -3021,23 +2632,6 @@
           <w:b/>
           <w:lang w:val="ar_AE" w:bidi="ar_AE"/>
         </w:rPr>
-        <w:t>ἅπαξ</w:t>
-      </w:r>
-    </w:p>
-    <w:p>
-      <w:pPr>
-        <w:bidi/>
-      </w:pPr>
-      <w:r>
-        <w:rPr>
-          <w:lang w:val="ar_AE" w:bidi="ar_AE"/>
-        </w:rPr>
-      </w:r>
-      <w:r>
-        <w:rPr>
-          <w:b/>
-          <w:lang w:val="ar_AE" w:bidi="ar_AE"/>
-        </w:rPr>
         <w:t>"</w:t>
       </w:r>
       <w:r>
@@ -3135,23 +2729,6 @@
           <w:b/>
           <w:lang w:val="ar_AE" w:bidi="ar_AE"/>
         </w:rPr>
-        <w:t>γάρ</w:t>
-      </w:r>
-    </w:p>
-    <w:p>
-      <w:pPr>
-        <w:bidi/>
-      </w:pPr>
-      <w:r>
-        <w:rPr>
-          <w:lang w:val="ar_AE" w:bidi="ar_AE"/>
-        </w:rPr>
-      </w:r>
-      <w:r>
-        <w:rPr>
-          <w:b/>
-          <w:lang w:val="ar_AE" w:bidi="ar_AE"/>
-        </w:rPr>
         <w:t>"</w:t>
       </w:r>
       <w:r>
@@ -3271,23 +2848,6 @@
           <w:b/>
           <w:lang w:val="ar_AE" w:bidi="ar_AE"/>
         </w:rPr>
-        <w:t>παρεισέδυσαν γάρ τινες ἄνθρωποι</w:t>
-      </w:r>
-    </w:p>
-    <w:p>
-      <w:pPr>
-        <w:bidi/>
-      </w:pPr>
-      <w:r>
-        <w:rPr>
-          <w:lang w:val="ar_AE" w:bidi="ar_AE"/>
-        </w:rPr>
-      </w:r>
-      <w:r>
-        <w:rPr>
-          <w:b/>
-          <w:lang w:val="ar_AE" w:bidi="ar_AE"/>
-        </w:rPr>
         <w:t>"</w:t>
       </w:r>
       <w:r>
@@ -3356,23 +2916,6 @@
         <w:rPr>
           <w:lang w:val="ar_AE" w:bidi="ar_AE"/>
         </w:rPr>
-      </w:r>
-    </w:p>
-    <w:p>
-      <w:pPr>
-        <w:bidi/>
-      </w:pPr>
-      <w:r>
-        <w:rPr>
-          <w:lang w:val="ar_AE" w:bidi="ar_AE"/>
-        </w:rPr>
-      </w:r>
-      <w:r>
-        <w:rPr>
-          <w:b/>
-          <w:lang w:val="ar_AE" w:bidi="ar_AE"/>
-        </w:rPr>
-        <w:t>παρεισέδυσαν γάρ τινες ἄνθρωποι</w:t>
       </w:r>
     </w:p>
     <w:p>
@@ -3499,23 +3042,6 @@
           <w:b/>
           <w:lang w:val="ar_AE" w:bidi="ar_AE"/>
         </w:rPr>
-        <w:t>οἱ πάλαι προγεγραμμένοι εἰς τοῦτο τὸ κρίμα</w:t>
-      </w:r>
-    </w:p>
-    <w:p>
-      <w:pPr>
-        <w:bidi/>
-      </w:pPr>
-      <w:r>
-        <w:rPr>
-          <w:lang w:val="ar_AE" w:bidi="ar_AE"/>
-        </w:rPr>
-      </w:r>
-      <w:r>
-        <w:rPr>
-          <w:b/>
-          <w:lang w:val="ar_AE" w:bidi="ar_AE"/>
-        </w:rPr>
         <w:t>"</w:t>
       </w:r>
       <w:r>
@@ -3635,23 +3161,6 @@
           <w:b/>
           <w:lang w:val="ar_AE" w:bidi="ar_AE"/>
         </w:rPr>
-        <w:t>εἰς τοῦτο τὸ κρίμα</w:t>
-      </w:r>
-    </w:p>
-    <w:p>
-      <w:pPr>
-        <w:bidi/>
-      </w:pPr>
-      <w:r>
-        <w:rPr>
-          <w:lang w:val="ar_AE" w:bidi="ar_AE"/>
-        </w:rPr>
-      </w:r>
-      <w:r>
-        <w:rPr>
-          <w:b/>
-          <w:lang w:val="ar_AE" w:bidi="ar_AE"/>
-        </w:rPr>
         <w:t>"</w:t>
       </w:r>
       <w:r>
@@ -3771,23 +3280,6 @@
           <w:b/>
           <w:lang w:val="ar_AE" w:bidi="ar_AE"/>
         </w:rPr>
-        <w:t>ἀσεβεῖς</w:t>
-      </w:r>
-    </w:p>
-    <w:p>
-      <w:pPr>
-        <w:bidi/>
-      </w:pPr>
-      <w:r>
-        <w:rPr>
-          <w:lang w:val="ar_AE" w:bidi="ar_AE"/>
-        </w:rPr>
-      </w:r>
-      <w:r>
-        <w:rPr>
-          <w:b/>
-          <w:lang w:val="ar_AE" w:bidi="ar_AE"/>
-        </w:rPr>
         <w:t>"</w:t>
       </w:r>
       <w:r>
@@ -3919,23 +3411,6 @@
           <w:b/>
           <w:lang w:val="ar_AE" w:bidi="ar_AE"/>
         </w:rPr>
-        <w:t>τὴν τοῦ Θεοῦ ἡμῶν χάριτα μετατιθέντες εἰς ἀσέλγειαν</w:t>
-      </w:r>
-    </w:p>
-    <w:p>
-      <w:pPr>
-        <w:bidi/>
-      </w:pPr>
-      <w:r>
-        <w:rPr>
-          <w:lang w:val="ar_AE" w:bidi="ar_AE"/>
-        </w:rPr>
-      </w:r>
-      <w:r>
-        <w:rPr>
-          <w:b/>
-          <w:lang w:val="ar_AE" w:bidi="ar_AE"/>
-        </w:rPr>
         <w:t>"</w:t>
       </w:r>
       <w:r>
@@ -4067,23 +3542,6 @@
           <w:b/>
           <w:lang w:val="ar_AE" w:bidi="ar_AE"/>
         </w:rPr>
-        <w:t>ἡμῶν &amp; ἡμῶν</w:t>
-      </w:r>
-    </w:p>
-    <w:p>
-      <w:pPr>
-        <w:bidi/>
-      </w:pPr>
-      <w:r>
-        <w:rPr>
-          <w:lang w:val="ar_AE" w:bidi="ar_AE"/>
-        </w:rPr>
-      </w:r>
-      <w:r>
-        <w:rPr>
-          <w:b/>
-          <w:lang w:val="ar_AE" w:bidi="ar_AE"/>
-        </w:rPr>
         <w:t>"</w:t>
       </w:r>
       <w:r>
@@ -4217,23 +3675,6 @@
           <w:b/>
           <w:lang w:val="ar_AE" w:bidi="ar_AE"/>
         </w:rPr>
-        <w:t>τὴν τοῦ Θεοῦ ἡμῶν χάριτα</w:t>
-      </w:r>
-    </w:p>
-    <w:p>
-      <w:pPr>
-        <w:bidi/>
-      </w:pPr>
-      <w:r>
-        <w:rPr>
-          <w:lang w:val="ar_AE" w:bidi="ar_AE"/>
-        </w:rPr>
-      </w:r>
-      <w:r>
-        <w:rPr>
-          <w:b/>
-          <w:lang w:val="ar_AE" w:bidi="ar_AE"/>
-        </w:rPr>
         <w:t>"</w:t>
       </w:r>
       <w:r>
@@ -4353,23 +3794,6 @@
           <w:b/>
           <w:lang w:val="ar_AE" w:bidi="ar_AE"/>
         </w:rPr>
-        <w:t>εἰς ἀσέλγειαν</w:t>
-      </w:r>
-    </w:p>
-    <w:p>
-      <w:pPr>
-        <w:bidi/>
-      </w:pPr>
-      <w:r>
-        <w:rPr>
-          <w:lang w:val="ar_AE" w:bidi="ar_AE"/>
-        </w:rPr>
-      </w:r>
-      <w:r>
-        <w:rPr>
-          <w:b/>
-          <w:lang w:val="ar_AE" w:bidi="ar_AE"/>
-        </w:rPr>
         <w:t>"</w:t>
       </w:r>
       <w:r>
@@ -4489,23 +3913,6 @@
           <w:b/>
           <w:lang w:val="ar_AE" w:bidi="ar_AE"/>
         </w:rPr>
-        <w:t>τὸν μόνον Δεσπότην καὶ Κύριον ἡμῶν, Ἰησοῦν Χριστὸν, ἀρνούμενοι</w:t>
-      </w:r>
-    </w:p>
-    <w:p>
-      <w:pPr>
-        <w:bidi/>
-      </w:pPr>
-      <w:r>
-        <w:rPr>
-          <w:lang w:val="ar_AE" w:bidi="ar_AE"/>
-        </w:rPr>
-      </w:r>
-      <w:r>
-        <w:rPr>
-          <w:b/>
-          <w:lang w:val="ar_AE" w:bidi="ar_AE"/>
-        </w:rPr>
         <w:t>"</w:t>
       </w:r>
       <w:r>
@@ -4590,23 +3997,6 @@
           <w:b/>
           <w:lang w:val="ar_AE" w:bidi="ar_AE"/>
         </w:rPr>
-        <w:t>τὸν μόνον Δεσπότην καὶ Κύριον ἡμῶν</w:t>
-      </w:r>
-    </w:p>
-    <w:p>
-      <w:pPr>
-        <w:bidi/>
-      </w:pPr>
-      <w:r>
-        <w:rPr>
-          <w:lang w:val="ar_AE" w:bidi="ar_AE"/>
-        </w:rPr>
-      </w:r>
-      <w:r>
-        <w:rPr>
-          <w:b/>
-          <w:lang w:val="ar_AE" w:bidi="ar_AE"/>
-        </w:rPr>
         <w:t>"</w:t>
       </w:r>
       <w:r>
@@ -4752,23 +4142,6 @@
           <w:b/>
           <w:lang w:val="ar_AE" w:bidi="ar_AE"/>
         </w:rPr>
-        <w:t>ὑπομνῆσαι &amp; ὑμᾶς βούλομαι, εἰδότας ὑμᾶς ἅπαξ πάντα</w:t>
-      </w:r>
-    </w:p>
-    <w:p>
-      <w:pPr>
-        <w:bidi/>
-      </w:pPr>
-      <w:r>
-        <w:rPr>
-          <w:lang w:val="ar_AE" w:bidi="ar_AE"/>
-        </w:rPr>
-      </w:r>
-      <w:r>
-        <w:rPr>
-          <w:b/>
-          <w:lang w:val="ar_AE" w:bidi="ar_AE"/>
-        </w:rPr>
         <w:t>"</w:t>
       </w:r>
       <w:r>
@@ -4875,23 +4248,6 @@
           <w:b/>
           <w:lang w:val="ar_AE" w:bidi="ar_AE"/>
         </w:rPr>
-        <w:t>πάντα</w:t>
-      </w:r>
-    </w:p>
-    <w:p>
-      <w:pPr>
-        <w:bidi/>
-      </w:pPr>
-      <w:r>
-        <w:rPr>
-          <w:lang w:val="ar_AE" w:bidi="ar_AE"/>
-        </w:rPr>
-      </w:r>
-      <w:r>
-        <w:rPr>
-          <w:b/>
-          <w:lang w:val="ar_AE" w:bidi="ar_AE"/>
-        </w:rPr>
         <w:t>"</w:t>
       </w:r>
       <w:r>
@@ -5011,23 +4367,6 @@
           <w:b/>
           <w:lang w:val="ar_AE" w:bidi="ar_AE"/>
         </w:rPr>
-        <w:t>ὅτι Ἰησοῦς</w:t>
-      </w:r>
-    </w:p>
-    <w:p>
-      <w:pPr>
-        <w:bidi/>
-      </w:pPr>
-      <w:r>
-        <w:rPr>
-          <w:lang w:val="ar_AE" w:bidi="ar_AE"/>
-        </w:rPr>
-      </w:r>
-      <w:r>
-        <w:rPr>
-          <w:b/>
-          <w:lang w:val="ar_AE" w:bidi="ar_AE"/>
-        </w:rPr>
         <w:t>"</w:t>
       </w:r>
       <w:r>
@@ -5134,23 +4473,6 @@
           <w:b/>
           <w:lang w:val="ar_AE" w:bidi="ar_AE"/>
         </w:rPr>
-        <w:t>λαὸν ἐκ γῆς Αἰγύπτου σώσας</w:t>
-      </w:r>
-    </w:p>
-    <w:p>
-      <w:pPr>
-        <w:bidi/>
-      </w:pPr>
-      <w:r>
-        <w:rPr>
-          <w:lang w:val="ar_AE" w:bidi="ar_AE"/>
-        </w:rPr>
-      </w:r>
-      <w:r>
-        <w:rPr>
-          <w:b/>
-          <w:lang w:val="ar_AE" w:bidi="ar_AE"/>
-        </w:rPr>
         <w:t>"</w:t>
       </w:r>
       <w:r>
@@ -5247,23 +4569,6 @@
           <w:b/>
           <w:lang w:val="ar_AE" w:bidi="ar_AE"/>
         </w:rPr>
-        <w:t>λαὸν ἐκ γῆς Αἰγύπτου σώσας</w:t>
-      </w:r>
-    </w:p>
-    <w:p>
-      <w:pPr>
-        <w:bidi/>
-      </w:pPr>
-      <w:r>
-        <w:rPr>
-          <w:lang w:val="ar_AE" w:bidi="ar_AE"/>
-        </w:rPr>
-      </w:r>
-      <w:r>
-        <w:rPr>
-          <w:b/>
-          <w:lang w:val="ar_AE" w:bidi="ar_AE"/>
-        </w:rPr>
         <w:t>"بَعدَما خَلَّصَ الشَّعبَ مِنْ أرضِ مِصرَ"</w:t>
       </w:r>
     </w:p>
@@ -5369,23 +4674,6 @@
           <w:b/>
           <w:lang w:val="ar_AE" w:bidi="ar_AE"/>
         </w:rPr>
-        <w:t>τοὺς μὴ τηρήσαντας τὴν ἑαυτῶν ἀρχὴν</w:t>
-      </w:r>
-    </w:p>
-    <w:p>
-      <w:pPr>
-        <w:bidi/>
-      </w:pPr>
-      <w:r>
-        <w:rPr>
-          <w:lang w:val="ar_AE" w:bidi="ar_AE"/>
-        </w:rPr>
-      </w:r>
-      <w:r>
-        <w:rPr>
-          <w:b/>
-          <w:lang w:val="ar_AE" w:bidi="ar_AE"/>
-        </w:rPr>
         <w:t>"</w:t>
       </w:r>
       <w:r>
@@ -5505,23 +4793,6 @@
           <w:b/>
           <w:lang w:val="ar_AE" w:bidi="ar_AE"/>
         </w:rPr>
-        <w:t>τὴν ἑαυτῶν ἀρχὴν</w:t>
-      </w:r>
-    </w:p>
-    <w:p>
-      <w:pPr>
-        <w:bidi/>
-      </w:pPr>
-      <w:r>
-        <w:rPr>
-          <w:lang w:val="ar_AE" w:bidi="ar_AE"/>
-        </w:rPr>
-      </w:r>
-      <w:r>
-        <w:rPr>
-          <w:b/>
-          <w:lang w:val="ar_AE" w:bidi="ar_AE"/>
-        </w:rPr>
         <w:t>"</w:t>
       </w:r>
       <w:r>
@@ -5619,23 +4890,6 @@
           <w:b/>
           <w:lang w:val="ar_AE" w:bidi="ar_AE"/>
         </w:rPr>
-        <w:t>δεσμοῖς ἀϊδίοις ὑπὸ ζόφον τετήρηκεν</w:t>
-      </w:r>
-    </w:p>
-    <w:p>
-      <w:pPr>
-        <w:bidi/>
-      </w:pPr>
-      <w:r>
-        <w:rPr>
-          <w:lang w:val="ar_AE" w:bidi="ar_AE"/>
-        </w:rPr>
-      </w:r>
-      <w:r>
-        <w:rPr>
-          <w:b/>
-          <w:lang w:val="ar_AE" w:bidi="ar_AE"/>
-        </w:rPr>
         <w:t>"</w:t>
       </w:r>
       <w:r>
@@ -5742,23 +4996,6 @@
           <w:b/>
           <w:lang w:val="ar_AE" w:bidi="ar_AE"/>
         </w:rPr>
-        <w:t>δεσμοῖς ἀϊδίοις &amp; τετήρηκεν</w:t>
-      </w:r>
-    </w:p>
-    <w:p>
-      <w:pPr>
-        <w:bidi/>
-      </w:pPr>
-      <w:r>
-        <w:rPr>
-          <w:lang w:val="ar_AE" w:bidi="ar_AE"/>
-        </w:rPr>
-      </w:r>
-      <w:r>
-        <w:rPr>
-          <w:b/>
-          <w:lang w:val="ar_AE" w:bidi="ar_AE"/>
-        </w:rPr>
         <w:t>"حَفِظَهُمْ إلَى دَينونَةِ اليومِ العظيمِ بقُيودٍ أبديَّةٍ"</w:t>
       </w:r>
     </w:p>
@@ -5842,23 +5079,6 @@
           <w:b/>
           <w:lang w:val="ar_AE" w:bidi="ar_AE"/>
         </w:rPr>
-        <w:t>ὑπὸ ζόφον</w:t>
-      </w:r>
-    </w:p>
-    <w:p>
-      <w:pPr>
-        <w:bidi/>
-      </w:pPr>
-      <w:r>
-        <w:rPr>
-          <w:lang w:val="ar_AE" w:bidi="ar_AE"/>
-        </w:rPr>
-      </w:r>
-      <w:r>
-        <w:rPr>
-          <w:b/>
-          <w:lang w:val="ar_AE" w:bidi="ar_AE"/>
-        </w:rPr>
         <w:t>"</w:t>
       </w:r>
       <w:r>
@@ -5978,23 +5198,6 @@
           <w:b/>
           <w:lang w:val="ar_AE" w:bidi="ar_AE"/>
         </w:rPr>
-        <w:t>εἰς κρίσιν μεγάλης ἡμέρας</w:t>
-      </w:r>
-    </w:p>
-    <w:p>
-      <w:pPr>
-        <w:bidi/>
-      </w:pPr>
-      <w:r>
-        <w:rPr>
-          <w:lang w:val="ar_AE" w:bidi="ar_AE"/>
-        </w:rPr>
-      </w:r>
-      <w:r>
-        <w:rPr>
-          <w:b/>
-          <w:lang w:val="ar_AE" w:bidi="ar_AE"/>
-        </w:rPr>
         <w:t>"</w:t>
       </w:r>
       <w:r>
@@ -6101,23 +5304,6 @@
           <w:b/>
           <w:lang w:val="ar_AE" w:bidi="ar_AE"/>
         </w:rPr>
-        <w:t>εἰς κρίσιν μεγάλης ἡμέρας</w:t>
-      </w:r>
-    </w:p>
-    <w:p>
-      <w:pPr>
-        <w:bidi/>
-      </w:pPr>
-      <w:r>
-        <w:rPr>
-          <w:lang w:val="ar_AE" w:bidi="ar_AE"/>
-        </w:rPr>
-      </w:r>
-      <w:r>
-        <w:rPr>
-          <w:b/>
-          <w:lang w:val="ar_AE" w:bidi="ar_AE"/>
-        </w:rPr>
         <w:t>"إلَى دَينونَةِ اليومِ العظيمِ"</w:t>
       </w:r>
     </w:p>
@@ -6223,23 +5409,6 @@
           <w:b/>
           <w:lang w:val="ar_AE" w:bidi="ar_AE"/>
         </w:rPr>
-        <w:t>μεγάλης ἡμέρας</w:t>
-      </w:r>
-    </w:p>
-    <w:p>
-      <w:pPr>
-        <w:bidi/>
-      </w:pPr>
-      <w:r>
-        <w:rPr>
-          <w:lang w:val="ar_AE" w:bidi="ar_AE"/>
-        </w:rPr>
-      </w:r>
-      <w:r>
-        <w:rPr>
-          <w:b/>
-          <w:lang w:val="ar_AE" w:bidi="ar_AE"/>
-        </w:rPr>
         <w:t>"</w:t>
       </w:r>
       <w:r>
@@ -6371,23 +5540,6 @@
           <w:b/>
           <w:lang w:val="ar_AE" w:bidi="ar_AE"/>
         </w:rPr>
-        <w:t>Σόδομα καὶ Γόμορρα, καὶ αἱ περὶ αὐτὰς πόλεις</w:t>
-      </w:r>
-    </w:p>
-    <w:p>
-      <w:pPr>
-        <w:bidi/>
-      </w:pPr>
-      <w:r>
-        <w:rPr>
-          <w:lang w:val="ar_AE" w:bidi="ar_AE"/>
-        </w:rPr>
-      </w:r>
-      <w:r>
-        <w:rPr>
-          <w:b/>
-          <w:lang w:val="ar_AE" w:bidi="ar_AE"/>
-        </w:rPr>
         <w:t>"</w:t>
       </w:r>
       <w:r>
@@ -6507,23 +5659,6 @@
           <w:b/>
           <w:lang w:val="ar_AE" w:bidi="ar_AE"/>
         </w:rPr>
-        <w:t>τὸν ὅμοιον τρόπον τούτοις</w:t>
-      </w:r>
-    </w:p>
-    <w:p>
-      <w:pPr>
-        <w:bidi/>
-      </w:pPr>
-      <w:r>
-        <w:rPr>
-          <w:lang w:val="ar_AE" w:bidi="ar_AE"/>
-        </w:rPr>
-      </w:r>
-      <w:r>
-        <w:rPr>
-          <w:b/>
-          <w:lang w:val="ar_AE" w:bidi="ar_AE"/>
-        </w:rPr>
         <w:t>"</w:t>
       </w:r>
       <w:r>
@@ -6643,23 +5778,6 @@
           <w:b/>
           <w:lang w:val="ar_AE" w:bidi="ar_AE"/>
         </w:rPr>
-        <w:t>ἐκπορνεύσασαι</w:t>
-      </w:r>
-    </w:p>
-    <w:p>
-      <w:pPr>
-        <w:bidi/>
-      </w:pPr>
-      <w:r>
-        <w:rPr>
-          <w:lang w:val="ar_AE" w:bidi="ar_AE"/>
-        </w:rPr>
-      </w:r>
-      <w:r>
-        <w:rPr>
-          <w:b/>
-          <w:lang w:val="ar_AE" w:bidi="ar_AE"/>
-        </w:rPr>
         <w:t>"</w:t>
       </w:r>
       <w:r>
@@ -6779,23 +5897,6 @@
           <w:b/>
           <w:lang w:val="ar_AE" w:bidi="ar_AE"/>
         </w:rPr>
-        <w:t>καὶ ἀπελθοῦσαι ὀπίσω σαρκὸς ἑτέρας</w:t>
-      </w:r>
-    </w:p>
-    <w:p>
-      <w:pPr>
-        <w:bidi/>
-      </w:pPr>
-      <w:r>
-        <w:rPr>
-          <w:lang w:val="ar_AE" w:bidi="ar_AE"/>
-        </w:rPr>
-      </w:r>
-      <w:r>
-        <w:rPr>
-          <w:b/>
-          <w:lang w:val="ar_AE" w:bidi="ar_AE"/>
-        </w:rPr>
         <w:t>"</w:t>
       </w:r>
       <w:r>
@@ -6915,23 +6016,6 @@
           <w:b/>
           <w:lang w:val="ar_AE" w:bidi="ar_AE"/>
         </w:rPr>
-        <w:t>σαρκὸς ἑτέρας</w:t>
-      </w:r>
-    </w:p>
-    <w:p>
-      <w:pPr>
-        <w:bidi/>
-      </w:pPr>
-      <w:r>
-        <w:rPr>
-          <w:lang w:val="ar_AE" w:bidi="ar_AE"/>
-        </w:rPr>
-      </w:r>
-      <w:r>
-        <w:rPr>
-          <w:b/>
-          <w:lang w:val="ar_AE" w:bidi="ar_AE"/>
-        </w:rPr>
         <w:t>"</w:t>
       </w:r>
       <w:r>
@@ -7029,23 +6113,6 @@
           <w:b/>
           <w:lang w:val="ar_AE" w:bidi="ar_AE"/>
         </w:rPr>
-        <w:t>πρόκεινται δεῖγμα</w:t>
-      </w:r>
-    </w:p>
-    <w:p>
-      <w:pPr>
-        <w:bidi/>
-      </w:pPr>
-      <w:r>
-        <w:rPr>
-          <w:lang w:val="ar_AE" w:bidi="ar_AE"/>
-        </w:rPr>
-      </w:r>
-      <w:r>
-        <w:rPr>
-          <w:b/>
-          <w:lang w:val="ar_AE" w:bidi="ar_AE"/>
-        </w:rPr>
         <w:t>"</w:t>
       </w:r>
       <w:r>
@@ -7165,23 +6232,6 @@
           <w:b/>
           <w:lang w:val="ar_AE" w:bidi="ar_AE"/>
         </w:rPr>
-        <w:t>πυρὸς αἰωνίου δίκην ὑπέχουσαι</w:t>
-      </w:r>
-    </w:p>
-    <w:p>
-      <w:pPr>
-        <w:bidi/>
-      </w:pPr>
-      <w:r>
-        <w:rPr>
-          <w:lang w:val="ar_AE" w:bidi="ar_AE"/>
-        </w:rPr>
-      </w:r>
-      <w:r>
-        <w:rPr>
-          <w:b/>
-          <w:lang w:val="ar_AE" w:bidi="ar_AE"/>
-        </w:rPr>
         <w:t>"</w:t>
       </w:r>
       <w:r>
@@ -7285,23 +6335,6 @@
         <w:rPr>
           <w:lang w:val="ar_AE" w:bidi="ar_AE"/>
         </w:rPr>
-      </w:r>
-    </w:p>
-    <w:p>
-      <w:pPr>
-        <w:bidi/>
-      </w:pPr>
-      <w:r>
-        <w:rPr>
-          <w:lang w:val="ar_AE" w:bidi="ar_AE"/>
-        </w:rPr>
-      </w:r>
-      <w:r>
-        <w:rPr>
-          <w:b/>
-          <w:lang w:val="ar_AE" w:bidi="ar_AE"/>
-        </w:rPr>
-        <w:t>ὁμοίως</w:t>
       </w:r>
     </w:p>
     <w:p>
@@ -7455,23 +6488,6 @@
           <w:b/>
           <w:lang w:val="ar_AE" w:bidi="ar_AE"/>
         </w:rPr>
-        <w:t>οὗτοι ἐνυπνιαζόμενοι</w:t>
-      </w:r>
-    </w:p>
-    <w:p>
-      <w:pPr>
-        <w:bidi/>
-      </w:pPr>
-      <w:r>
-        <w:rPr>
-          <w:lang w:val="ar_AE" w:bidi="ar_AE"/>
-        </w:rPr>
-      </w:r>
-      <w:r>
-        <w:rPr>
-          <w:b/>
-          <w:lang w:val="ar_AE" w:bidi="ar_AE"/>
-        </w:rPr>
         <w:t>"</w:t>
       </w:r>
       <w:r>
@@ -7609,23 +6625,6 @@
           <w:b/>
           <w:lang w:val="ar_AE" w:bidi="ar_AE"/>
         </w:rPr>
-        <w:t>σάρκα μὲν μιαίνουσιν</w:t>
-      </w:r>
-    </w:p>
-    <w:p>
-      <w:pPr>
-        <w:bidi/>
-      </w:pPr>
-      <w:r>
-        <w:rPr>
-          <w:lang w:val="ar_AE" w:bidi="ar_AE"/>
-        </w:rPr>
-      </w:r>
-      <w:r>
-        <w:rPr>
-          <w:b/>
-          <w:lang w:val="ar_AE" w:bidi="ar_AE"/>
-        </w:rPr>
         <w:t>"</w:t>
       </w:r>
       <w:r>
@@ -7745,23 +6744,6 @@
           <w:b/>
           <w:lang w:val="ar_AE" w:bidi="ar_AE"/>
         </w:rPr>
-        <w:t>κυριότητα</w:t>
-      </w:r>
-    </w:p>
-    <w:p>
-      <w:pPr>
-        <w:bidi/>
-      </w:pPr>
-      <w:r>
-        <w:rPr>
-          <w:lang w:val="ar_AE" w:bidi="ar_AE"/>
-        </w:rPr>
-      </w:r>
-      <w:r>
-        <w:rPr>
-          <w:b/>
-          <w:lang w:val="ar_AE" w:bidi="ar_AE"/>
-        </w:rPr>
         <w:t>"</w:t>
       </w:r>
       <w:r>
@@ -7859,23 +6841,6 @@
           <w:b/>
           <w:lang w:val="ar_AE" w:bidi="ar_AE"/>
         </w:rPr>
-        <w:t>κυριότητα &amp; ἀθετοῦσιν</w:t>
-      </w:r>
-    </w:p>
-    <w:p>
-      <w:pPr>
-        <w:bidi/>
-      </w:pPr>
-      <w:r>
-        <w:rPr>
-          <w:lang w:val="ar_AE" w:bidi="ar_AE"/>
-        </w:rPr>
-      </w:r>
-      <w:r>
-        <w:rPr>
-          <w:b/>
-          <w:lang w:val="ar_AE" w:bidi="ar_AE"/>
-        </w:rPr>
         <w:t>"</w:t>
       </w:r>
       <w:r>
@@ -8092,23 +7057,6 @@
           <w:b/>
           <w:lang w:val="ar_AE" w:bidi="ar_AE"/>
         </w:rPr>
-        <w:t>κρίσιν ἐπενεγκεῖν βλασφημίας</w:t>
-      </w:r>
-    </w:p>
-    <w:p>
-      <w:pPr>
-        <w:bidi/>
-      </w:pPr>
-      <w:r>
-        <w:rPr>
-          <w:lang w:val="ar_AE" w:bidi="ar_AE"/>
-        </w:rPr>
-      </w:r>
-      <w:r>
-        <w:rPr>
-          <w:b/>
-          <w:lang w:val="ar_AE" w:bidi="ar_AE"/>
-        </w:rPr>
         <w:t>"</w:t>
       </w:r>
       <w:r>
@@ -8228,23 +7176,6 @@
           <w:b/>
           <w:lang w:val="ar_AE" w:bidi="ar_AE"/>
         </w:rPr>
-        <w:t>κρίσιν ἐπενεγκεῖν βλασφημίας</w:t>
-      </w:r>
-    </w:p>
-    <w:p>
-      <w:pPr>
-        <w:bidi/>
-      </w:pPr>
-      <w:r>
-        <w:rPr>
-          <w:lang w:val="ar_AE" w:bidi="ar_AE"/>
-        </w:rPr>
-      </w:r>
-      <w:r>
-        <w:rPr>
-          <w:b/>
-          <w:lang w:val="ar_AE" w:bidi="ar_AE"/>
-        </w:rPr>
         <w:t>"</w:t>
       </w:r>
       <w:r>
@@ -8364,23 +7295,6 @@
           <w:b/>
           <w:lang w:val="ar_AE" w:bidi="ar_AE"/>
         </w:rPr>
-        <w:t>κρίσιν ἐπενεγκεῖν βλασφημίας</w:t>
-      </w:r>
-    </w:p>
-    <w:p>
-      <w:pPr>
-        <w:bidi/>
-      </w:pPr>
-      <w:r>
-        <w:rPr>
-          <w:lang w:val="ar_AE" w:bidi="ar_AE"/>
-        </w:rPr>
-      </w:r>
-      <w:r>
-        <w:rPr>
-          <w:b/>
-          <w:lang w:val="ar_AE" w:bidi="ar_AE"/>
-        </w:rPr>
         <w:t>"أنْ يورِدَ حُكمَ افتِراءٍ"</w:t>
       </w:r>
     </w:p>
@@ -8483,23 +7397,6 @@
         <w:rPr>
           <w:lang w:val="ar_AE" w:bidi="ar_AE"/>
         </w:rPr>
-      </w:r>
-    </w:p>
-    <w:p>
-      <w:pPr>
-        <w:bidi/>
-      </w:pPr>
-      <w:r>
-        <w:rPr>
-          <w:lang w:val="ar_AE" w:bidi="ar_AE"/>
-        </w:rPr>
-      </w:r>
-      <w:r>
-        <w:rPr>
-          <w:b/>
-          <w:lang w:val="ar_AE" w:bidi="ar_AE"/>
-        </w:rPr>
-        <w:t>οὗτοι</w:t>
       </w:r>
     </w:p>
     <w:p>
@@ -8653,23 +7550,6 @@
           <w:b/>
           <w:lang w:val="ar_AE" w:bidi="ar_AE"/>
         </w:rPr>
-        <w:t>ὅσα &amp; οὐκ οἴδασιν</w:t>
-      </w:r>
-    </w:p>
-    <w:p>
-      <w:pPr>
-        <w:bidi/>
-      </w:pPr>
-      <w:r>
-        <w:rPr>
-          <w:lang w:val="ar_AE" w:bidi="ar_AE"/>
-        </w:rPr>
-      </w:r>
-      <w:r>
-        <w:rPr>
-          <w:b/>
-          <w:lang w:val="ar_AE" w:bidi="ar_AE"/>
-        </w:rPr>
         <w:t>"</w:t>
       </w:r>
       <w:r>
@@ -8797,23 +7677,6 @@
           <w:b/>
           <w:lang w:val="ar_AE" w:bidi="ar_AE"/>
         </w:rPr>
-        <w:t>ὅσα δὲ φυσικῶς ὡς τὰ ἄλογα ζῷα ἐπίστανται</w:t>
-      </w:r>
-    </w:p>
-    <w:p>
-      <w:pPr>
-        <w:bidi/>
-      </w:pPr>
-      <w:r>
-        <w:rPr>
-          <w:lang w:val="ar_AE" w:bidi="ar_AE"/>
-        </w:rPr>
-      </w:r>
-      <w:r>
-        <w:rPr>
-          <w:b/>
-          <w:lang w:val="ar_AE" w:bidi="ar_AE"/>
-        </w:rPr>
         <w:t>""</w:t>
       </w:r>
     </w:p>
@@ -8906,23 +7769,6 @@
           <w:b/>
           <w:lang w:val="ar_AE" w:bidi="ar_AE"/>
         </w:rPr>
-        <w:t>ἐν τούτοις</w:t>
-      </w:r>
-    </w:p>
-    <w:p>
-      <w:pPr>
-        <w:bidi/>
-      </w:pPr>
-      <w:r>
-        <w:rPr>
-          <w:lang w:val="ar_AE" w:bidi="ar_AE"/>
-        </w:rPr>
-      </w:r>
-      <w:r>
-        <w:rPr>
-          <w:b/>
-          <w:lang w:val="ar_AE" w:bidi="ar_AE"/>
-        </w:rPr>
         <w:t>"</w:t>
       </w:r>
       <w:r>
@@ -9054,23 +7900,6 @@
           <w:b/>
           <w:lang w:val="ar_AE" w:bidi="ar_AE"/>
         </w:rPr>
-        <w:t>ἐν τούτοις φθείρονται</w:t>
-      </w:r>
-    </w:p>
-    <w:p>
-      <w:pPr>
-        <w:bidi/>
-      </w:pPr>
-      <w:r>
-        <w:rPr>
-          <w:lang w:val="ar_AE" w:bidi="ar_AE"/>
-        </w:rPr>
-      </w:r>
-      <w:r>
-        <w:rPr>
-          <w:b/>
-          <w:lang w:val="ar_AE" w:bidi="ar_AE"/>
-        </w:rPr>
         <w:t>"</w:t>
       </w:r>
       <w:r>
@@ -9190,23 +8019,6 @@
           <w:b/>
           <w:lang w:val="ar_AE" w:bidi="ar_AE"/>
         </w:rPr>
-        <w:t>οὐαὶ αὐτοῖς</w:t>
-      </w:r>
-    </w:p>
-    <w:p>
-      <w:pPr>
-        <w:bidi/>
-      </w:pPr>
-      <w:r>
-        <w:rPr>
-          <w:lang w:val="ar_AE" w:bidi="ar_AE"/>
-        </w:rPr>
-      </w:r>
-      <w:r>
-        <w:rPr>
-          <w:b/>
-          <w:lang w:val="ar_AE" w:bidi="ar_AE"/>
-        </w:rPr>
         <w:t>"</w:t>
       </w:r>
       <w:r>
@@ -9326,23 +8138,6 @@
           <w:b/>
           <w:lang w:val="ar_AE" w:bidi="ar_AE"/>
         </w:rPr>
-        <w:t>τῇ ὁδῷ τοῦ Κάϊν ἐπορεύθησαν</w:t>
-      </w:r>
-    </w:p>
-    <w:p>
-      <w:pPr>
-        <w:bidi/>
-      </w:pPr>
-      <w:r>
-        <w:rPr>
-          <w:lang w:val="ar_AE" w:bidi="ar_AE"/>
-        </w:rPr>
-      </w:r>
-      <w:r>
-        <w:rPr>
-          <w:b/>
-          <w:lang w:val="ar_AE" w:bidi="ar_AE"/>
-        </w:rPr>
         <w:t>"</w:t>
       </w:r>
       <w:r>
@@ -9462,23 +8257,6 @@
           <w:b/>
           <w:lang w:val="ar_AE" w:bidi="ar_AE"/>
         </w:rPr>
-        <w:t>τοῦ Κάϊν</w:t>
-      </w:r>
-    </w:p>
-    <w:p>
-      <w:pPr>
-        <w:bidi/>
-      </w:pPr>
-      <w:r>
-        <w:rPr>
-          <w:lang w:val="ar_AE" w:bidi="ar_AE"/>
-        </w:rPr>
-      </w:r>
-      <w:r>
-        <w:rPr>
-          <w:b/>
-          <w:lang w:val="ar_AE" w:bidi="ar_AE"/>
-        </w:rPr>
         <w:t>"</w:t>
       </w:r>
       <w:r>
@@ -9598,23 +8376,6 @@
           <w:b/>
           <w:lang w:val="ar_AE" w:bidi="ar_AE"/>
         </w:rPr>
-        <w:t>ἐξεχύθησαν</w:t>
-      </w:r>
-    </w:p>
-    <w:p>
-      <w:pPr>
-        <w:bidi/>
-      </w:pPr>
-      <w:r>
-        <w:rPr>
-          <w:lang w:val="ar_AE" w:bidi="ar_AE"/>
-        </w:rPr>
-      </w:r>
-      <w:r>
-        <w:rPr>
-          <w:b/>
-          <w:lang w:val="ar_AE" w:bidi="ar_AE"/>
-        </w:rPr>
         <w:t>"</w:t>
       </w:r>
       <w:r>
@@ -9699,23 +8460,6 @@
           <w:b/>
           <w:lang w:val="ar_AE" w:bidi="ar_AE"/>
         </w:rPr>
-        <w:t>τοῦ Βαλαὰμ μισθοῦ</w:t>
-      </w:r>
-    </w:p>
-    <w:p>
-      <w:pPr>
-        <w:bidi/>
-      </w:pPr>
-      <w:r>
-        <w:rPr>
-          <w:lang w:val="ar_AE" w:bidi="ar_AE"/>
-        </w:rPr>
-      </w:r>
-      <w:r>
-        <w:rPr>
-          <w:b/>
-          <w:lang w:val="ar_AE" w:bidi="ar_AE"/>
-        </w:rPr>
         <w:t>"</w:t>
       </w:r>
       <w:r>
@@ -9835,23 +8579,6 @@
           <w:b/>
           <w:lang w:val="ar_AE" w:bidi="ar_AE"/>
         </w:rPr>
-        <w:t>τοῦ Κόρε</w:t>
-      </w:r>
-    </w:p>
-    <w:p>
-      <w:pPr>
-        <w:bidi/>
-      </w:pPr>
-      <w:r>
-        <w:rPr>
-          <w:lang w:val="ar_AE" w:bidi="ar_AE"/>
-        </w:rPr>
-      </w:r>
-      <w:r>
-        <w:rPr>
-          <w:b/>
-          <w:lang w:val="ar_AE" w:bidi="ar_AE"/>
-        </w:rPr>
         <w:t>"</w:t>
       </w:r>
       <w:r>
@@ -9971,23 +8698,6 @@
           <w:b/>
           <w:lang w:val="ar_AE" w:bidi="ar_AE"/>
         </w:rPr>
-        <w:t>ἀπώλοντο</w:t>
-      </w:r>
-    </w:p>
-    <w:p>
-      <w:pPr>
-        <w:bidi/>
-      </w:pPr>
-      <w:r>
-        <w:rPr>
-          <w:lang w:val="ar_AE" w:bidi="ar_AE"/>
-        </w:rPr>
-      </w:r>
-      <w:r>
-        <w:rPr>
-          <w:b/>
-          <w:lang w:val="ar_AE" w:bidi="ar_AE"/>
-        </w:rPr>
         <w:t>"</w:t>
       </w:r>
       <w:r>
@@ -10078,23 +8788,6 @@
         <w:rPr>
           <w:lang w:val="ar_AE" w:bidi="ar_AE"/>
         </w:rPr>
-      </w:r>
-    </w:p>
-    <w:p>
-      <w:pPr>
-        <w:bidi/>
-      </w:pPr>
-      <w:r>
-        <w:rPr>
-          <w:lang w:val="ar_AE" w:bidi="ar_AE"/>
-        </w:rPr>
-      </w:r>
-      <w:r>
-        <w:rPr>
-          <w:b/>
-          <w:lang w:val="ar_AE" w:bidi="ar_AE"/>
-        </w:rPr>
-        <w:t>οὗτοί</w:t>
       </w:r>
     </w:p>
     <w:p>
@@ -10235,23 +8928,6 @@
           <w:b/>
           <w:lang w:val="ar_AE" w:bidi="ar_AE"/>
         </w:rPr>
-        <w:t>σπιλάδες</w:t>
-      </w:r>
-    </w:p>
-    <w:p>
-      <w:pPr>
-        <w:bidi/>
-      </w:pPr>
-      <w:r>
-        <w:rPr>
-          <w:lang w:val="ar_AE" w:bidi="ar_AE"/>
-        </w:rPr>
-      </w:r>
-      <w:r>
-        <w:rPr>
-          <w:b/>
-          <w:lang w:val="ar_AE" w:bidi="ar_AE"/>
-        </w:rPr>
         <w:t>"</w:t>
       </w:r>
       <w:r>
@@ -10371,23 +9047,6 @@
           <w:b/>
           <w:lang w:val="ar_AE" w:bidi="ar_AE"/>
         </w:rPr>
-        <w:t>ταῖς ἀγάπαις</w:t>
-      </w:r>
-    </w:p>
-    <w:p>
-      <w:pPr>
-        <w:bidi/>
-      </w:pPr>
-      <w:r>
-        <w:rPr>
-          <w:lang w:val="ar_AE" w:bidi="ar_AE"/>
-        </w:rPr>
-      </w:r>
-      <w:r>
-        <w:rPr>
-          <w:b/>
-          <w:lang w:val="ar_AE" w:bidi="ar_AE"/>
-        </w:rPr>
         <w:t>"</w:t>
       </w:r>
       <w:r>
@@ -10507,23 +9166,6 @@
           <w:b/>
           <w:lang w:val="ar_AE" w:bidi="ar_AE"/>
         </w:rPr>
-        <w:t>ἑαυτοὺς ποιμαίνοντες</w:t>
-      </w:r>
-    </w:p>
-    <w:p>
-      <w:pPr>
-        <w:bidi/>
-      </w:pPr>
-      <w:r>
-        <w:rPr>
-          <w:lang w:val="ar_AE" w:bidi="ar_AE"/>
-        </w:rPr>
-      </w:r>
-      <w:r>
-        <w:rPr>
-          <w:b/>
-          <w:lang w:val="ar_AE" w:bidi="ar_AE"/>
-        </w:rPr>
         <w:t>"</w:t>
       </w:r>
       <w:r>
@@ -10630,23 +9272,6 @@
           <w:b/>
           <w:lang w:val="ar_AE" w:bidi="ar_AE"/>
         </w:rPr>
-        <w:t>νεφέλαι ἄνυδροι ὑπὸ ἀνέμων παραφερόμεναι</w:t>
-      </w:r>
-    </w:p>
-    <w:p>
-      <w:pPr>
-        <w:bidi/>
-      </w:pPr>
-      <w:r>
-        <w:rPr>
-          <w:lang w:val="ar_AE" w:bidi="ar_AE"/>
-        </w:rPr>
-      </w:r>
-      <w:r>
-        <w:rPr>
-          <w:b/>
-          <w:lang w:val="ar_AE" w:bidi="ar_AE"/>
-        </w:rPr>
         <w:t>"</w:t>
       </w:r>
       <w:r>
@@ -10779,23 +9404,6 @@
           <w:b/>
           <w:lang w:val="ar_AE" w:bidi="ar_AE"/>
         </w:rPr>
-        <w:t>ὑπὸ ἀνέμων παραφερόμεναι</w:t>
-      </w:r>
-    </w:p>
-    <w:p>
-      <w:pPr>
-        <w:bidi/>
-      </w:pPr>
-      <w:r>
-        <w:rPr>
-          <w:lang w:val="ar_AE" w:bidi="ar_AE"/>
-        </w:rPr>
-      </w:r>
-      <w:r>
-        <w:rPr>
-          <w:b/>
-          <w:lang w:val="ar_AE" w:bidi="ar_AE"/>
-        </w:rPr>
         <w:t>"</w:t>
       </w:r>
       <w:r>
@@ -10902,23 +9510,6 @@
           <w:b/>
           <w:lang w:val="ar_AE" w:bidi="ar_AE"/>
         </w:rPr>
-        <w:t>δένδρα φθινοπωρινὰ ἄκαρπα</w:t>
-      </w:r>
-    </w:p>
-    <w:p>
-      <w:pPr>
-        <w:bidi/>
-      </w:pPr>
-      <w:r>
-        <w:rPr>
-          <w:lang w:val="ar_AE" w:bidi="ar_AE"/>
-        </w:rPr>
-      </w:r>
-      <w:r>
-        <w:rPr>
-          <w:b/>
-          <w:lang w:val="ar_AE" w:bidi="ar_AE"/>
-        </w:rPr>
         <w:t>"</w:t>
       </w:r>
       <w:r>
@@ -11038,23 +9629,6 @@
           <w:b/>
           <w:lang w:val="ar_AE" w:bidi="ar_AE"/>
         </w:rPr>
-        <w:t>δὶς ἀποθανόντα ἐκριζωθέντα</w:t>
-      </w:r>
-    </w:p>
-    <w:p>
-      <w:pPr>
-        <w:bidi/>
-      </w:pPr>
-      <w:r>
-        <w:rPr>
-          <w:lang w:val="ar_AE" w:bidi="ar_AE"/>
-        </w:rPr>
-      </w:r>
-      <w:r>
-        <w:rPr>
-          <w:b/>
-          <w:lang w:val="ar_AE" w:bidi="ar_AE"/>
-        </w:rPr>
         <w:t>"</w:t>
       </w:r>
       <w:r>
@@ -11161,23 +9735,6 @@
           <w:b/>
           <w:lang w:val="ar_AE" w:bidi="ar_AE"/>
         </w:rPr>
-        <w:t>δὶς ἀποθανόντα ἐκριζωθέντα</w:t>
-      </w:r>
-    </w:p>
-    <w:p>
-      <w:pPr>
-        <w:bidi/>
-      </w:pPr>
-      <w:r>
-        <w:rPr>
-          <w:lang w:val="ar_AE" w:bidi="ar_AE"/>
-        </w:rPr>
-      </w:r>
-      <w:r>
-        <w:rPr>
-          <w:b/>
-          <w:lang w:val="ar_AE" w:bidi="ar_AE"/>
-        </w:rPr>
         <w:t>"مَيِّتَةٌ مُضاعَفًا، مُقتَلَعَةٌ"</w:t>
       </w:r>
     </w:p>
@@ -11248,23 +9805,6 @@
           <w:b/>
           <w:lang w:val="ar_AE" w:bidi="ar_AE"/>
         </w:rPr>
-        <w:t>ἐκριζωθέντα</w:t>
-      </w:r>
-    </w:p>
-    <w:p>
-      <w:pPr>
-        <w:bidi/>
-      </w:pPr>
-      <w:r>
-        <w:rPr>
-          <w:lang w:val="ar_AE" w:bidi="ar_AE"/>
-        </w:rPr>
-      </w:r>
-      <w:r>
-        <w:rPr>
-          <w:b/>
-          <w:lang w:val="ar_AE" w:bidi="ar_AE"/>
-        </w:rPr>
         <w:t>"</w:t>
       </w:r>
       <w:r>
@@ -11371,23 +9911,6 @@
           <w:b/>
           <w:lang w:val="ar_AE" w:bidi="ar_AE"/>
         </w:rPr>
-        <w:t>ἐκριζωθέντα</w:t>
-      </w:r>
-    </w:p>
-    <w:p>
-      <w:pPr>
-        <w:bidi/>
-      </w:pPr>
-      <w:r>
-        <w:rPr>
-          <w:lang w:val="ar_AE" w:bidi="ar_AE"/>
-        </w:rPr>
-      </w:r>
-      <w:r>
-        <w:rPr>
-          <w:b/>
-          <w:lang w:val="ar_AE" w:bidi="ar_AE"/>
-        </w:rPr>
         <w:t>"مُقتَلَعَةٌ"</w:t>
       </w:r>
     </w:p>
@@ -11480,23 +10003,6 @@
           <w:b/>
           <w:lang w:val="ar_AE" w:bidi="ar_AE"/>
         </w:rPr>
-        <w:t>κύματα ἄγρια θαλάσσης</w:t>
-      </w:r>
-    </w:p>
-    <w:p>
-      <w:pPr>
-        <w:bidi/>
-      </w:pPr>
-      <w:r>
-        <w:rPr>
-          <w:lang w:val="ar_AE" w:bidi="ar_AE"/>
-        </w:rPr>
-      </w:r>
-      <w:r>
-        <w:rPr>
-          <w:b/>
-          <w:lang w:val="ar_AE" w:bidi="ar_AE"/>
-        </w:rPr>
         <w:t>"</w:t>
       </w:r>
       <w:r>
@@ -11616,23 +10122,6 @@
           <w:b/>
           <w:lang w:val="ar_AE" w:bidi="ar_AE"/>
         </w:rPr>
-        <w:t>ἐπαφρίζοντα τὰς ἑαυτῶν αἰσχύνας</w:t>
-      </w:r>
-    </w:p>
-    <w:p>
-      <w:pPr>
-        <w:bidi/>
-      </w:pPr>
-      <w:r>
-        <w:rPr>
-          <w:lang w:val="ar_AE" w:bidi="ar_AE"/>
-        </w:rPr>
-      </w:r>
-      <w:r>
-        <w:rPr>
-          <w:b/>
-          <w:lang w:val="ar_AE" w:bidi="ar_AE"/>
-        </w:rPr>
         <w:t>"</w:t>
       </w:r>
       <w:r>
@@ -11752,23 +10241,6 @@
           <w:b/>
           <w:lang w:val="ar_AE" w:bidi="ar_AE"/>
         </w:rPr>
-        <w:t>ἀστέρες πλανῆται</w:t>
-      </w:r>
-    </w:p>
-    <w:p>
-      <w:pPr>
-        <w:bidi/>
-      </w:pPr>
-      <w:r>
-        <w:rPr>
-          <w:lang w:val="ar_AE" w:bidi="ar_AE"/>
-        </w:rPr>
-      </w:r>
-      <w:r>
-        <w:rPr>
-          <w:b/>
-          <w:lang w:val="ar_AE" w:bidi="ar_AE"/>
-        </w:rPr>
         <w:t>"</w:t>
       </w:r>
       <w:r>
@@ -11888,23 +10360,6 @@
           <w:b/>
           <w:lang w:val="ar_AE" w:bidi="ar_AE"/>
         </w:rPr>
-        <w:t>οἷς ὁ ζόφος τοῦ σκότους εἰς αἰῶνα τετήρηται</w:t>
-      </w:r>
-    </w:p>
-    <w:p>
-      <w:pPr>
-        <w:bidi/>
-      </w:pPr>
-      <w:r>
-        <w:rPr>
-          <w:lang w:val="ar_AE" w:bidi="ar_AE"/>
-        </w:rPr>
-      </w:r>
-      <w:r>
-        <w:rPr>
-          <w:b/>
-          <w:lang w:val="ar_AE" w:bidi="ar_AE"/>
-        </w:rPr>
         <w:t>"</w:t>
       </w:r>
       <w:r>
@@ -12024,23 +10479,6 @@
           <w:b/>
           <w:lang w:val="ar_AE" w:bidi="ar_AE"/>
         </w:rPr>
-        <w:t>οἷς</w:t>
-      </w:r>
-    </w:p>
-    <w:p>
-      <w:pPr>
-        <w:bidi/>
-      </w:pPr>
-      <w:r>
-        <w:rPr>
-          <w:lang w:val="ar_AE" w:bidi="ar_AE"/>
-        </w:rPr>
-      </w:r>
-      <w:r>
-        <w:rPr>
-          <w:b/>
-          <w:lang w:val="ar_AE" w:bidi="ar_AE"/>
-        </w:rPr>
         <w:t>"</w:t>
       </w:r>
       <w:r>
@@ -12160,23 +10598,6 @@
           <w:b/>
           <w:lang w:val="ar_AE" w:bidi="ar_AE"/>
         </w:rPr>
-        <w:t>ὁ ζόφος τοῦ σκότους</w:t>
-      </w:r>
-    </w:p>
-    <w:p>
-      <w:pPr>
-        <w:bidi/>
-      </w:pPr>
-      <w:r>
-        <w:rPr>
-          <w:lang w:val="ar_AE" w:bidi="ar_AE"/>
-        </w:rPr>
-      </w:r>
-      <w:r>
-        <w:rPr>
-          <w:b/>
-          <w:lang w:val="ar_AE" w:bidi="ar_AE"/>
-        </w:rPr>
         <w:t>"</w:t>
       </w:r>
       <w:r>
@@ -12274,23 +10695,6 @@
           <w:b/>
           <w:lang w:val="ar_AE" w:bidi="ar_AE"/>
         </w:rPr>
-        <w:t>ὁ ζόφος τοῦ σκότους</w:t>
-      </w:r>
-    </w:p>
-    <w:p>
-      <w:pPr>
-        <w:bidi/>
-      </w:pPr>
-      <w:r>
-        <w:rPr>
-          <w:lang w:val="ar_AE" w:bidi="ar_AE"/>
-        </w:rPr>
-      </w:r>
-      <w:r>
-        <w:rPr>
-          <w:b/>
-          <w:lang w:val="ar_AE" w:bidi="ar_AE"/>
-        </w:rPr>
         <w:t>"</w:t>
       </w:r>
       <w:r>
@@ -12410,23 +10814,6 @@
           <w:b/>
           <w:lang w:val="ar_AE" w:bidi="ar_AE"/>
         </w:rPr>
-        <w:t>ἕβδομος ἀπὸ Ἀδὰμ</w:t>
-      </w:r>
-    </w:p>
-    <w:p>
-      <w:pPr>
-        <w:bidi/>
-      </w:pPr>
-      <w:r>
-        <w:rPr>
-          <w:lang w:val="ar_AE" w:bidi="ar_AE"/>
-        </w:rPr>
-      </w:r>
-      <w:r>
-        <w:rPr>
-          <w:b/>
-          <w:lang w:val="ar_AE" w:bidi="ar_AE"/>
-        </w:rPr>
         <w:t>"</w:t>
       </w:r>
       <w:r>
@@ -12524,23 +10911,6 @@
           <w:b/>
           <w:lang w:val="ar_AE" w:bidi="ar_AE"/>
         </w:rPr>
-        <w:t>τούτοις</w:t>
-      </w:r>
-    </w:p>
-    <w:p>
-      <w:pPr>
-        <w:bidi/>
-      </w:pPr>
-      <w:r>
-        <w:rPr>
-          <w:lang w:val="ar_AE" w:bidi="ar_AE"/>
-        </w:rPr>
-      </w:r>
-      <w:r>
-        <w:rPr>
-          <w:b/>
-          <w:lang w:val="ar_AE" w:bidi="ar_AE"/>
-        </w:rPr>
         <w:t>"</w:t>
       </w:r>
       <w:r>
@@ -12660,23 +11030,6 @@
           <w:b/>
           <w:lang w:val="ar_AE" w:bidi="ar_AE"/>
         </w:rPr>
-        <w:t>λέγων</w:t>
-      </w:r>
-    </w:p>
-    <w:p>
-      <w:pPr>
-        <w:bidi/>
-      </w:pPr>
-      <w:r>
-        <w:rPr>
-          <w:lang w:val="ar_AE" w:bidi="ar_AE"/>
-        </w:rPr>
-      </w:r>
-      <w:r>
-        <w:rPr>
-          <w:b/>
-          <w:lang w:val="ar_AE" w:bidi="ar_AE"/>
-        </w:rPr>
         <w:t>"</w:t>
       </w:r>
       <w:r>
@@ -12783,23 +11136,6 @@
           <w:b/>
           <w:lang w:val="ar_AE" w:bidi="ar_AE"/>
         </w:rPr>
-        <w:t>ἰδοὺ</w:t>
-      </w:r>
-    </w:p>
-    <w:p>
-      <w:pPr>
-        <w:bidi/>
-      </w:pPr>
-      <w:r>
-        <w:rPr>
-          <w:lang w:val="ar_AE" w:bidi="ar_AE"/>
-        </w:rPr>
-      </w:r>
-      <w:r>
-        <w:rPr>
-          <w:b/>
-          <w:lang w:val="ar_AE" w:bidi="ar_AE"/>
-        </w:rPr>
         <w:t>"</w:t>
       </w:r>
       <w:r>
@@ -12919,23 +11255,6 @@
           <w:b/>
           <w:lang w:val="ar_AE" w:bidi="ar_AE"/>
         </w:rPr>
-        <w:t>ἦλθεν Κύριος</w:t>
-      </w:r>
-    </w:p>
-    <w:p>
-      <w:pPr>
-        <w:bidi/>
-      </w:pPr>
-      <w:r>
-        <w:rPr>
-          <w:lang w:val="ar_AE" w:bidi="ar_AE"/>
-        </w:rPr>
-      </w:r>
-      <w:r>
-        <w:rPr>
-          <w:b/>
-          <w:lang w:val="ar_AE" w:bidi="ar_AE"/>
-        </w:rPr>
         <w:t>"</w:t>
       </w:r>
       <w:r>
@@ -13042,23 +11361,6 @@
           <w:b/>
           <w:lang w:val="ar_AE" w:bidi="ar_AE"/>
         </w:rPr>
-        <w:t>Κύριος</w:t>
-      </w:r>
-    </w:p>
-    <w:p>
-      <w:pPr>
-        <w:bidi/>
-      </w:pPr>
-      <w:r>
-        <w:rPr>
-          <w:lang w:val="ar_AE" w:bidi="ar_AE"/>
-        </w:rPr>
-      </w:r>
-      <w:r>
-        <w:rPr>
-          <w:b/>
-          <w:lang w:val="ar_AE" w:bidi="ar_AE"/>
-        </w:rPr>
         <w:t>"</w:t>
       </w:r>
       <w:r>
@@ -13156,23 +11458,6 @@
           <w:b/>
           <w:lang w:val="ar_AE" w:bidi="ar_AE"/>
         </w:rPr>
-        <w:t>μυριάσιν</w:t>
-      </w:r>
-    </w:p>
-    <w:p>
-      <w:pPr>
-        <w:bidi/>
-      </w:pPr>
-      <w:r>
-        <w:rPr>
-          <w:lang w:val="ar_AE" w:bidi="ar_AE"/>
-        </w:rPr>
-      </w:r>
-      <w:r>
-        <w:rPr>
-          <w:b/>
-          <w:lang w:val="ar_AE" w:bidi="ar_AE"/>
-        </w:rPr>
         <w:t>"</w:t>
       </w:r>
       <w:r>
@@ -13369,23 +11654,6 @@
           <w:b/>
           <w:lang w:val="ar_AE" w:bidi="ar_AE"/>
         </w:rPr>
-        <w:t>ποιῆσαι κρίσιν &amp; καὶ ἐλέγξαι</w:t>
-      </w:r>
-    </w:p>
-    <w:p>
-      <w:pPr>
-        <w:bidi/>
-      </w:pPr>
-      <w:r>
-        <w:rPr>
-          <w:lang w:val="ar_AE" w:bidi="ar_AE"/>
-        </w:rPr>
-      </w:r>
-      <w:r>
-        <w:rPr>
-          <w:b/>
-          <w:lang w:val="ar_AE" w:bidi="ar_AE"/>
-        </w:rPr>
         <w:t>"</w:t>
       </w:r>
       <w:r>
@@ -13519,23 +11787,6 @@
           <w:b/>
           <w:lang w:val="ar_AE" w:bidi="ar_AE"/>
         </w:rPr>
-        <w:t>ποιῆσαι κρίσιν κατὰ</w:t>
-      </w:r>
-    </w:p>
-    <w:p>
-      <w:pPr>
-        <w:bidi/>
-      </w:pPr>
-      <w:r>
-        <w:rPr>
-          <w:lang w:val="ar_AE" w:bidi="ar_AE"/>
-        </w:rPr>
-      </w:r>
-      <w:r>
-        <w:rPr>
-          <w:b/>
-          <w:lang w:val="ar_AE" w:bidi="ar_AE"/>
-        </w:rPr>
         <w:t>"</w:t>
       </w:r>
       <w:r>
@@ -13655,23 +11906,6 @@
           <w:b/>
           <w:lang w:val="ar_AE" w:bidi="ar_AE"/>
         </w:rPr>
-        <w:t>πᾶσαν ψυχὴν</w:t>
-      </w:r>
-    </w:p>
-    <w:p>
-      <w:pPr>
-        <w:bidi/>
-      </w:pPr>
-      <w:r>
-        <w:rPr>
-          <w:lang w:val="ar_AE" w:bidi="ar_AE"/>
-        </w:rPr>
-      </w:r>
-      <w:r>
-        <w:rPr>
-          <w:b/>
-          <w:lang w:val="ar_AE" w:bidi="ar_AE"/>
-        </w:rPr>
         <w:t>"</w:t>
       </w:r>
       <w:r>
@@ -13791,23 +12025,6 @@
           <w:b/>
           <w:lang w:val="ar_AE" w:bidi="ar_AE"/>
         </w:rPr>
-        <w:t>τῶν ἔργων ἀσεβείας αὐτῶν</w:t>
-      </w:r>
-    </w:p>
-    <w:p>
-      <w:pPr>
-        <w:bidi/>
-      </w:pPr>
-      <w:r>
-        <w:rPr>
-          <w:lang w:val="ar_AE" w:bidi="ar_AE"/>
-        </w:rPr>
-      </w:r>
-      <w:r>
-        <w:rPr>
-          <w:b/>
-          <w:lang w:val="ar_AE" w:bidi="ar_AE"/>
-        </w:rPr>
         <w:t>"</w:t>
       </w:r>
       <w:r>
@@ -13927,23 +12144,6 @@
           <w:b/>
           <w:lang w:val="ar_AE" w:bidi="ar_AE"/>
         </w:rPr>
-        <w:t>τῶν σκληρῶν</w:t>
-      </w:r>
-    </w:p>
-    <w:p>
-      <w:pPr>
-        <w:bidi/>
-      </w:pPr>
-      <w:r>
-        <w:rPr>
-          <w:lang w:val="ar_AE" w:bidi="ar_AE"/>
-        </w:rPr>
-      </w:r>
-      <w:r>
-        <w:rPr>
-          <w:b/>
-          <w:lang w:val="ar_AE" w:bidi="ar_AE"/>
-        </w:rPr>
         <w:t>"</w:t>
       </w:r>
       <w:r>
@@ -14041,23 +12241,6 @@
           <w:b/>
           <w:lang w:val="ar_AE" w:bidi="ar_AE"/>
         </w:rPr>
-        <w:t>αὐτοῦ</w:t>
-      </w:r>
-    </w:p>
-    <w:p>
-      <w:pPr>
-        <w:bidi/>
-      </w:pPr>
-      <w:r>
-        <w:rPr>
-          <w:lang w:val="ar_AE" w:bidi="ar_AE"/>
-        </w:rPr>
-      </w:r>
-      <w:r>
-        <w:rPr>
-          <w:b/>
-          <w:lang w:val="ar_AE" w:bidi="ar_AE"/>
-        </w:rPr>
         <w:t>"</w:t>
       </w:r>
       <w:r>
@@ -14161,23 +12344,6 @@
         <w:rPr>
           <w:lang w:val="ar_AE" w:bidi="ar_AE"/>
         </w:rPr>
-      </w:r>
-    </w:p>
-    <w:p>
-      <w:pPr>
-        <w:bidi/>
-      </w:pPr>
-      <w:r>
-        <w:rPr>
-          <w:lang w:val="ar_AE" w:bidi="ar_AE"/>
-        </w:rPr>
-      </w:r>
-      <w:r>
-        <w:rPr>
-          <w:b/>
-          <w:lang w:val="ar_AE" w:bidi="ar_AE"/>
-        </w:rPr>
-        <w:t>οὗτοί</w:t>
       </w:r>
     </w:p>
     <w:p>
@@ -14331,23 +12497,6 @@
           <w:b/>
           <w:lang w:val="ar_AE" w:bidi="ar_AE"/>
         </w:rPr>
-        <w:t>εἰσιν γογγυσταί μεμψίμοιροι</w:t>
-      </w:r>
-    </w:p>
-    <w:p>
-      <w:pPr>
-        <w:bidi/>
-      </w:pPr>
-      <w:r>
-        <w:rPr>
-          <w:lang w:val="ar_AE" w:bidi="ar_AE"/>
-        </w:rPr>
-      </w:r>
-      <w:r>
-        <w:rPr>
-          <w:b/>
-          <w:lang w:val="ar_AE" w:bidi="ar_AE"/>
-        </w:rPr>
         <w:t>"</w:t>
       </w:r>
       <w:r>
@@ -14484,23 +12633,6 @@
           <w:b/>
           <w:lang w:val="ar_AE" w:bidi="ar_AE"/>
         </w:rPr>
-        <w:t>πορευόμενοι</w:t>
-      </w:r>
-    </w:p>
-    <w:p>
-      <w:pPr>
-        <w:bidi/>
-      </w:pPr>
-      <w:r>
-        <w:rPr>
-          <w:lang w:val="ar_AE" w:bidi="ar_AE"/>
-        </w:rPr>
-      </w:r>
-      <w:r>
-        <w:rPr>
-          <w:b/>
-          <w:lang w:val="ar_AE" w:bidi="ar_AE"/>
-        </w:rPr>
         <w:t>"</w:t>
       </w:r>
       <w:r>
@@ -14620,23 +12752,6 @@
           <w:b/>
           <w:lang w:val="ar_AE" w:bidi="ar_AE"/>
         </w:rPr>
-        <w:t>τὰς ἐπιθυμίας αὐτῶν</w:t>
-      </w:r>
-    </w:p>
-    <w:p>
-      <w:pPr>
-        <w:bidi/>
-      </w:pPr>
-      <w:r>
-        <w:rPr>
-          <w:lang w:val="ar_AE" w:bidi="ar_AE"/>
-        </w:rPr>
-      </w:r>
-      <w:r>
-        <w:rPr>
-          <w:b/>
-          <w:lang w:val="ar_AE" w:bidi="ar_AE"/>
-        </w:rPr>
         <w:t>"</w:t>
       </w:r>
       <w:r>
@@ -14734,23 +12849,6 @@
           <w:b/>
           <w:lang w:val="ar_AE" w:bidi="ar_AE"/>
         </w:rPr>
-        <w:t>τὸ στόμα αὐτῶν λαλεῖ</w:t>
-      </w:r>
-    </w:p>
-    <w:p>
-      <w:pPr>
-        <w:bidi/>
-      </w:pPr>
-      <w:r>
-        <w:rPr>
-          <w:lang w:val="ar_AE" w:bidi="ar_AE"/>
-        </w:rPr>
-      </w:r>
-      <w:r>
-        <w:rPr>
-          <w:b/>
-          <w:lang w:val="ar_AE" w:bidi="ar_AE"/>
-        </w:rPr>
         <w:t>"</w:t>
       </w:r>
       <w:r>
@@ -14848,23 +12946,6 @@
           <w:b/>
           <w:lang w:val="ar_AE" w:bidi="ar_AE"/>
         </w:rPr>
-        <w:t>τὸ στόμα αὐτῶν λαλεῖ</w:t>
-      </w:r>
-    </w:p>
-    <w:p>
-      <w:pPr>
-        <w:bidi/>
-      </w:pPr>
-      <w:r>
-        <w:rPr>
-          <w:lang w:val="ar_AE" w:bidi="ar_AE"/>
-        </w:rPr>
-      </w:r>
-      <w:r>
-        <w:rPr>
-          <w:b/>
-          <w:lang w:val="ar_AE" w:bidi="ar_AE"/>
-        </w:rPr>
         <w:t>"</w:t>
       </w:r>
       <w:r>
@@ -14984,23 +13065,6 @@
           <w:b/>
           <w:lang w:val="ar_AE" w:bidi="ar_AE"/>
         </w:rPr>
-        <w:t>λαλεῖ ὑπέρογκα</w:t>
-      </w:r>
-    </w:p>
-    <w:p>
-      <w:pPr>
-        <w:bidi/>
-      </w:pPr>
-      <w:r>
-        <w:rPr>
-          <w:lang w:val="ar_AE" w:bidi="ar_AE"/>
-        </w:rPr>
-      </w:r>
-      <w:r>
-        <w:rPr>
-          <w:b/>
-          <w:lang w:val="ar_AE" w:bidi="ar_AE"/>
-        </w:rPr>
         <w:t>"</w:t>
       </w:r>
       <w:r>
@@ -15098,23 +13162,6 @@
           <w:b/>
           <w:lang w:val="ar_AE" w:bidi="ar_AE"/>
         </w:rPr>
-        <w:t>θαυμάζοντες πρόσωπα</w:t>
-      </w:r>
-    </w:p>
-    <w:p>
-      <w:pPr>
-        <w:bidi/>
-      </w:pPr>
-      <w:r>
-        <w:rPr>
-          <w:lang w:val="ar_AE" w:bidi="ar_AE"/>
-        </w:rPr>
-      </w:r>
-      <w:r>
-        <w:rPr>
-          <w:b/>
-          <w:lang w:val="ar_AE" w:bidi="ar_AE"/>
-        </w:rPr>
         <w:t>"</w:t>
       </w:r>
       <w:r>
@@ -15221,23 +13268,6 @@
           <w:b/>
           <w:lang w:val="ar_AE" w:bidi="ar_AE"/>
         </w:rPr>
-        <w:t>θαυμάζοντες πρόσωπα</w:t>
-      </w:r>
-    </w:p>
-    <w:p>
-      <w:pPr>
-        <w:bidi/>
-      </w:pPr>
-      <w:r>
-        <w:rPr>
-          <w:lang w:val="ar_AE" w:bidi="ar_AE"/>
-        </w:rPr>
-      </w:r>
-      <w:r>
-        <w:rPr>
-          <w:b/>
-          <w:lang w:val="ar_AE" w:bidi="ar_AE"/>
-        </w:rPr>
         <w:t>"يُحابونَ بالوُجوهِ"</w:t>
       </w:r>
     </w:p>
@@ -15314,23 +13344,6 @@
         <w:rPr>
           <w:lang w:val="ar_AE" w:bidi="ar_AE"/>
         </w:rPr>
-      </w:r>
-    </w:p>
-    <w:p>
-      <w:pPr>
-        <w:bidi/>
-      </w:pPr>
-      <w:r>
-        <w:rPr>
-          <w:lang w:val="ar_AE" w:bidi="ar_AE"/>
-        </w:rPr>
-      </w:r>
-      <w:r>
-        <w:rPr>
-          <w:b/>
-          <w:lang w:val="ar_AE" w:bidi="ar_AE"/>
-        </w:rPr>
-        <w:t>ἀγαπητοί</w:t>
       </w:r>
     </w:p>
     <w:p>
@@ -15484,23 +13497,6 @@
           <w:b/>
           <w:lang w:val="ar_AE" w:bidi="ar_AE"/>
         </w:rPr>
-        <w:t>τῶν ῥημάτων</w:t>
-      </w:r>
-    </w:p>
-    <w:p>
-      <w:pPr>
-        <w:bidi/>
-      </w:pPr>
-      <w:r>
-        <w:rPr>
-          <w:lang w:val="ar_AE" w:bidi="ar_AE"/>
-        </w:rPr>
-      </w:r>
-      <w:r>
-        <w:rPr>
-          <w:b/>
-          <w:lang w:val="ar_AE" w:bidi="ar_AE"/>
-        </w:rPr>
         <w:t>"</w:t>
       </w:r>
       <w:r>
@@ -15620,23 +13616,6 @@
           <w:b/>
           <w:lang w:val="ar_AE" w:bidi="ar_AE"/>
         </w:rPr>
-        <w:t>τοῦ Κυρίου ἡμῶν</w:t>
-      </w:r>
-    </w:p>
-    <w:p>
-      <w:pPr>
-        <w:bidi/>
-      </w:pPr>
-      <w:r>
-        <w:rPr>
-          <w:lang w:val="ar_AE" w:bidi="ar_AE"/>
-        </w:rPr>
-      </w:r>
-      <w:r>
-        <w:rPr>
-          <w:b/>
-          <w:lang w:val="ar_AE" w:bidi="ar_AE"/>
-        </w:rPr>
         <w:t>"</w:t>
       </w:r>
       <w:r>
@@ -15756,23 +13735,6 @@
           <w:b/>
           <w:lang w:val="ar_AE" w:bidi="ar_AE"/>
         </w:rPr>
-        <w:t>ἡμῶν</w:t>
-      </w:r>
-    </w:p>
-    <w:p>
-      <w:pPr>
-        <w:bidi/>
-      </w:pPr>
-      <w:r>
-        <w:rPr>
-          <w:lang w:val="ar_AE" w:bidi="ar_AE"/>
-        </w:rPr>
-      </w:r>
-      <w:r>
-        <w:rPr>
-          <w:b/>
-          <w:lang w:val="ar_AE" w:bidi="ar_AE"/>
-        </w:rPr>
         <w:t>"رَبِّنا"</w:t>
       </w:r>
     </w:p>
@@ -15865,23 +13827,6 @@
           <w:b/>
           <w:lang w:val="ar_AE" w:bidi="ar_AE"/>
         </w:rPr>
-        <w:t>ὅτι ἔλεγον ὑμῖν</w:t>
-      </w:r>
-    </w:p>
-    <w:p>
-      <w:pPr>
-        <w:bidi/>
-      </w:pPr>
-      <w:r>
-        <w:rPr>
-          <w:lang w:val="ar_AE" w:bidi="ar_AE"/>
-        </w:rPr>
-      </w:r>
-      <w:r>
-        <w:rPr>
-          <w:b/>
-          <w:lang w:val="ar_AE" w:bidi="ar_AE"/>
-        </w:rPr>
         <w:t>"</w:t>
       </w:r>
       <w:r>
@@ -15978,23 +13923,6 @@
           <w:b/>
           <w:lang w:val="ar_AE" w:bidi="ar_AE"/>
         </w:rPr>
-        <w:t>ἐσχάτου χρόνου</w:t>
-      </w:r>
-    </w:p>
-    <w:p>
-      <w:pPr>
-        <w:bidi/>
-      </w:pPr>
-      <w:r>
-        <w:rPr>
-          <w:lang w:val="ar_AE" w:bidi="ar_AE"/>
-        </w:rPr>
-      </w:r>
-      <w:r>
-        <w:rPr>
-          <w:b/>
-          <w:lang w:val="ar_AE" w:bidi="ar_AE"/>
-        </w:rPr>
         <w:t>"</w:t>
       </w:r>
       <w:r>
@@ -16114,23 +14042,6 @@
           <w:b/>
           <w:lang w:val="ar_AE" w:bidi="ar_AE"/>
         </w:rPr>
-        <w:t>πορευόμενοι</w:t>
-      </w:r>
-    </w:p>
-    <w:p>
-      <w:pPr>
-        <w:bidi/>
-      </w:pPr>
-      <w:r>
-        <w:rPr>
-          <w:lang w:val="ar_AE" w:bidi="ar_AE"/>
-        </w:rPr>
-      </w:r>
-      <w:r>
-        <w:rPr>
-          <w:b/>
-          <w:lang w:val="ar_AE" w:bidi="ar_AE"/>
-        </w:rPr>
         <w:t>"</w:t>
       </w:r>
       <w:r>
@@ -16250,23 +14161,6 @@
           <w:b/>
           <w:lang w:val="ar_AE" w:bidi="ar_AE"/>
         </w:rPr>
-        <w:t>κατὰ τὰς ἑαυτῶν ἐπιθυμίας &amp; τῶν ἀσεβειῶν</w:t>
-      </w:r>
-    </w:p>
-    <w:p>
-      <w:pPr>
-        <w:bidi/>
-      </w:pPr>
-      <w:r>
-        <w:rPr>
-          <w:lang w:val="ar_AE" w:bidi="ar_AE"/>
-        </w:rPr>
-      </w:r>
-      <w:r>
-        <w:rPr>
-          <w:b/>
-          <w:lang w:val="ar_AE" w:bidi="ar_AE"/>
-        </w:rPr>
         <w:t>"</w:t>
       </w:r>
       <w:r>
@@ -16364,23 +14258,6 @@
           <w:b/>
           <w:lang w:val="ar_AE" w:bidi="ar_AE"/>
         </w:rPr>
-        <w:t>οὗτοί</w:t>
-      </w:r>
-    </w:p>
-    <w:p>
-      <w:pPr>
-        <w:bidi/>
-      </w:pPr>
-      <w:r>
-        <w:rPr>
-          <w:lang w:val="ar_AE" w:bidi="ar_AE"/>
-        </w:rPr>
-      </w:r>
-      <w:r>
-        <w:rPr>
-          <w:b/>
-          <w:lang w:val="ar_AE" w:bidi="ar_AE"/>
-        </w:rPr>
         <w:t>"</w:t>
       </w:r>
       <w:r>
@@ -16500,23 +14377,6 @@
           <w:b/>
           <w:lang w:val="ar_AE" w:bidi="ar_AE"/>
         </w:rPr>
-        <w:t>οἱ ἀποδιορίζοντες</w:t>
-      </w:r>
-    </w:p>
-    <w:p>
-      <w:pPr>
-        <w:bidi/>
-      </w:pPr>
-      <w:r>
-        <w:rPr>
-          <w:lang w:val="ar_AE" w:bidi="ar_AE"/>
-        </w:rPr>
-      </w:r>
-      <w:r>
-        <w:rPr>
-          <w:b/>
-          <w:lang w:val="ar_AE" w:bidi="ar_AE"/>
-        </w:rPr>
         <w:t>"</w:t>
       </w:r>
       <w:r>
@@ -16636,23 +14496,6 @@
           <w:b/>
           <w:lang w:val="ar_AE" w:bidi="ar_AE"/>
         </w:rPr>
-        <w:t>Πνεῦμα</w:t>
-      </w:r>
-    </w:p>
-    <w:p>
-      <w:pPr>
-        <w:bidi/>
-      </w:pPr>
-      <w:r>
-        <w:rPr>
-          <w:lang w:val="ar_AE" w:bidi="ar_AE"/>
-        </w:rPr>
-      </w:r>
-      <w:r>
-        <w:rPr>
-          <w:b/>
-          <w:lang w:val="ar_AE" w:bidi="ar_AE"/>
-        </w:rPr>
         <w:t>"</w:t>
       </w:r>
       <w:r>
@@ -16772,23 +14615,6 @@
           <w:b/>
           <w:lang w:val="ar_AE" w:bidi="ar_AE"/>
         </w:rPr>
-        <w:t>ψυχικοί</w:t>
-      </w:r>
-    </w:p>
-    <w:p>
-      <w:pPr>
-        <w:bidi/>
-      </w:pPr>
-      <w:r>
-        <w:rPr>
-          <w:lang w:val="ar_AE" w:bidi="ar_AE"/>
-        </w:rPr>
-      </w:r>
-      <w:r>
-        <w:rPr>
-          <w:b/>
-          <w:lang w:val="ar_AE" w:bidi="ar_AE"/>
-        </w:rPr>
         <w:t>"</w:t>
       </w:r>
       <w:r>
@@ -16908,23 +14734,6 @@
           <w:b/>
           <w:lang w:val="ar_AE" w:bidi="ar_AE"/>
         </w:rPr>
-        <w:t>Πνεῦμα μὴ ἔχοντες</w:t>
-      </w:r>
-    </w:p>
-    <w:p>
-      <w:pPr>
-        <w:bidi/>
-      </w:pPr>
-      <w:r>
-        <w:rPr>
-          <w:lang w:val="ar_AE" w:bidi="ar_AE"/>
-        </w:rPr>
-      </w:r>
-      <w:r>
-        <w:rPr>
-          <w:b/>
-          <w:lang w:val="ar_AE" w:bidi="ar_AE"/>
-        </w:rPr>
         <w:t>"</w:t>
       </w:r>
       <w:r>
@@ -17028,23 +14837,6 @@
         <w:rPr>
           <w:lang w:val="ar_AE" w:bidi="ar_AE"/>
         </w:rPr>
-      </w:r>
-    </w:p>
-    <w:p>
-      <w:pPr>
-        <w:bidi/>
-      </w:pPr>
-      <w:r>
-        <w:rPr>
-          <w:lang w:val="ar_AE" w:bidi="ar_AE"/>
-        </w:rPr>
-      </w:r>
-      <w:r>
-        <w:rPr>
-          <w:b/>
-          <w:lang w:val="ar_AE" w:bidi="ar_AE"/>
-        </w:rPr>
-        <w:t>ἀγαπητοί</w:t>
       </w:r>
     </w:p>
     <w:p>
@@ -17198,23 +14990,6 @@
           <w:b/>
           <w:lang w:val="ar_AE" w:bidi="ar_AE"/>
         </w:rPr>
-        <w:t>ἐποικοδομοῦντες ἑαυτοὺς τῇ ἁγιωτάτῃ ὑμῶν πίστει</w:t>
-      </w:r>
-    </w:p>
-    <w:p>
-      <w:pPr>
-        <w:bidi/>
-      </w:pPr>
-      <w:r>
-        <w:rPr>
-          <w:lang w:val="ar_AE" w:bidi="ar_AE"/>
-        </w:rPr>
-      </w:r>
-      <w:r>
-        <w:rPr>
-          <w:b/>
-          <w:lang w:val="ar_AE" w:bidi="ar_AE"/>
-        </w:rPr>
         <w:t>"</w:t>
       </w:r>
       <w:r>
@@ -17321,23 +15096,6 @@
           <w:b/>
           <w:lang w:val="ar_AE" w:bidi="ar_AE"/>
         </w:rPr>
-        <w:t>ἐποικοδομοῦντες ἑαυτοὺς</w:t>
-      </w:r>
-    </w:p>
-    <w:p>
-      <w:pPr>
-        <w:bidi/>
-      </w:pPr>
-      <w:r>
-        <w:rPr>
-          <w:lang w:val="ar_AE" w:bidi="ar_AE"/>
-        </w:rPr>
-      </w:r>
-      <w:r>
-        <w:rPr>
-          <w:b/>
-          <w:lang w:val="ar_AE" w:bidi="ar_AE"/>
-        </w:rPr>
         <w:t>"</w:t>
       </w:r>
       <w:r>
@@ -17415,23 +15173,6 @@
           <w:b/>
           <w:lang w:val="ar_AE" w:bidi="ar_AE"/>
         </w:rPr>
-        <w:t>τῇ ἁγιωτάτῃ ὑμῶν πίστει</w:t>
-      </w:r>
-    </w:p>
-    <w:p>
-      <w:pPr>
-        <w:bidi/>
-      </w:pPr>
-      <w:r>
-        <w:rPr>
-          <w:lang w:val="ar_AE" w:bidi="ar_AE"/>
-        </w:rPr>
-      </w:r>
-      <w:r>
-        <w:rPr>
-          <w:b/>
-          <w:lang w:val="ar_AE" w:bidi="ar_AE"/>
-        </w:rPr>
         <w:t>"</w:t>
       </w:r>
       <w:r>
@@ -17551,23 +15292,6 @@
           <w:b/>
           <w:lang w:val="ar_AE" w:bidi="ar_AE"/>
         </w:rPr>
-        <w:t>ἐν Πνεύματι Ἁγίῳ προσευχόμενοι</w:t>
-      </w:r>
-    </w:p>
-    <w:p>
-      <w:pPr>
-        <w:bidi/>
-      </w:pPr>
-      <w:r>
-        <w:rPr>
-          <w:lang w:val="ar_AE" w:bidi="ar_AE"/>
-        </w:rPr>
-      </w:r>
-      <w:r>
-        <w:rPr>
-          <w:b/>
-          <w:lang w:val="ar_AE" w:bidi="ar_AE"/>
-        </w:rPr>
         <w:t>"</w:t>
       </w:r>
       <w:r>
@@ -17652,23 +15376,6 @@
           <w:b/>
           <w:lang w:val="ar_AE" w:bidi="ar_AE"/>
         </w:rPr>
-        <w:t>ἑαυτοὺς ἐν ἀγάπῃ Θεοῦ τηρήσατε</w:t>
-      </w:r>
-    </w:p>
-    <w:p>
-      <w:pPr>
-        <w:bidi/>
-      </w:pPr>
-      <w:r>
-        <w:rPr>
-          <w:lang w:val="ar_AE" w:bidi="ar_AE"/>
-        </w:rPr>
-      </w:r>
-      <w:r>
-        <w:rPr>
-          <w:b/>
-          <w:lang w:val="ar_AE" w:bidi="ar_AE"/>
-        </w:rPr>
         <w:t>"</w:t>
       </w:r>
       <w:r>
@@ -17775,23 +15482,6 @@
           <w:b/>
           <w:lang w:val="ar_AE" w:bidi="ar_AE"/>
         </w:rPr>
-        <w:t>ἑαυτοὺς ἐν ἀγάπῃ Θεοῦ τηρήσατε</w:t>
-      </w:r>
-    </w:p>
-    <w:p>
-      <w:pPr>
-        <w:bidi/>
-      </w:pPr>
-      <w:r>
-        <w:rPr>
-          <w:lang w:val="ar_AE" w:bidi="ar_AE"/>
-        </w:rPr>
-      </w:r>
-      <w:r>
-        <w:rPr>
-          <w:b/>
-          <w:lang w:val="ar_AE" w:bidi="ar_AE"/>
-        </w:rPr>
         <w:t>"</w:t>
       </w:r>
       <w:r>
@@ -17911,23 +15601,6 @@
           <w:b/>
           <w:lang w:val="ar_AE" w:bidi="ar_AE"/>
         </w:rPr>
-        <w:t>προσδεχόμενοι τὸ ἔλεος τοῦ Κυρίου ἡμῶν</w:t>
-      </w:r>
-    </w:p>
-    <w:p>
-      <w:pPr>
-        <w:bidi/>
-      </w:pPr>
-      <w:r>
-        <w:rPr>
-          <w:lang w:val="ar_AE" w:bidi="ar_AE"/>
-        </w:rPr>
-      </w:r>
-      <w:r>
-        <w:rPr>
-          <w:b/>
-          <w:lang w:val="ar_AE" w:bidi="ar_AE"/>
-        </w:rPr>
         <w:t>"</w:t>
       </w:r>
       <w:r>
@@ -18012,23 +15685,6 @@
           <w:b/>
           <w:lang w:val="ar_AE" w:bidi="ar_AE"/>
         </w:rPr>
-        <w:t>τὸ ἔλεος τοῦ Κυρίου ἡμῶν, Ἰησοῦ Χριστοῦ</w:t>
-      </w:r>
-    </w:p>
-    <w:p>
-      <w:pPr>
-        <w:bidi/>
-      </w:pPr>
-      <w:r>
-        <w:rPr>
-          <w:lang w:val="ar_AE" w:bidi="ar_AE"/>
-        </w:rPr>
-      </w:r>
-      <w:r>
-        <w:rPr>
-          <w:b/>
-          <w:lang w:val="ar_AE" w:bidi="ar_AE"/>
-        </w:rPr>
         <w:t>"</w:t>
       </w:r>
       <w:r>
@@ -18132,23 +15788,6 @@
         <w:rPr>
           <w:lang w:val="ar_AE" w:bidi="ar_AE"/>
         </w:rPr>
-      </w:r>
-    </w:p>
-    <w:p>
-      <w:pPr>
-        <w:bidi/>
-      </w:pPr>
-      <w:r>
-        <w:rPr>
-          <w:lang w:val="ar_AE" w:bidi="ar_AE"/>
-        </w:rPr>
-      </w:r>
-      <w:r>
-        <w:rPr>
-          <w:b/>
-          <w:lang w:val="ar_AE" w:bidi="ar_AE"/>
-        </w:rPr>
-        <w:t>τοῦ Κυρίου ἡμῶν</w:t>
       </w:r>
     </w:p>
     <w:p>
@@ -18302,23 +15941,6 @@
           <w:b/>
           <w:lang w:val="ar_AE" w:bidi="ar_AE"/>
         </w:rPr>
-        <w:t>ἡμῶν</w:t>
-      </w:r>
-    </w:p>
-    <w:p>
-      <w:pPr>
-        <w:bidi/>
-      </w:pPr>
-      <w:r>
-        <w:rPr>
-          <w:lang w:val="ar_AE" w:bidi="ar_AE"/>
-        </w:rPr>
-      </w:r>
-      <w:r>
-        <w:rPr>
-          <w:b/>
-          <w:lang w:val="ar_AE" w:bidi="ar_AE"/>
-        </w:rPr>
         <w:t>"</w:t>
       </w:r>
       <w:r>
@@ -18438,23 +16060,6 @@
           <w:b/>
           <w:lang w:val="ar_AE" w:bidi="ar_AE"/>
         </w:rPr>
-        <w:t>τὸ ἔλεος τοῦ Κυρίου ἡμῶν, Ἰησοῦ Χριστοῦ, εἰς ζωὴν αἰώνιον</w:t>
-      </w:r>
-    </w:p>
-    <w:p>
-      <w:pPr>
-        <w:bidi/>
-      </w:pPr>
-      <w:r>
-        <w:rPr>
-          <w:lang w:val="ar_AE" w:bidi="ar_AE"/>
-        </w:rPr>
-      </w:r>
-      <w:r>
-        <w:rPr>
-          <w:b/>
-          <w:lang w:val="ar_AE" w:bidi="ar_AE"/>
-        </w:rPr>
         <w:t>"</w:t>
       </w:r>
       <w:r>
@@ -18587,23 +16192,6 @@
           <w:b/>
           <w:lang w:val="ar_AE" w:bidi="ar_AE"/>
         </w:rPr>
-        <w:t>ἐλεᾶτε</w:t>
-      </w:r>
-    </w:p>
-    <w:p>
-      <w:pPr>
-        <w:bidi/>
-      </w:pPr>
-      <w:r>
-        <w:rPr>
-          <w:lang w:val="ar_AE" w:bidi="ar_AE"/>
-        </w:rPr>
-      </w:r>
-      <w:r>
-        <w:rPr>
-          <w:b/>
-          <w:lang w:val="ar_AE" w:bidi="ar_AE"/>
-        </w:rPr>
         <w:t>"</w:t>
       </w:r>
       <w:r>
@@ -18820,23 +16408,6 @@
           <w:b/>
           <w:lang w:val="ar_AE" w:bidi="ar_AE"/>
         </w:rPr>
-        <w:t>ἐκ πυρὸς ἁρπάζοντες</w:t>
-      </w:r>
-    </w:p>
-    <w:p>
-      <w:pPr>
-        <w:bidi/>
-      </w:pPr>
-      <w:r>
-        <w:rPr>
-          <w:lang w:val="ar_AE" w:bidi="ar_AE"/>
-        </w:rPr>
-      </w:r>
-      <w:r>
-        <w:rPr>
-          <w:b/>
-          <w:lang w:val="ar_AE" w:bidi="ar_AE"/>
-        </w:rPr>
         <w:t>"</w:t>
       </w:r>
       <w:r>
@@ -18921,23 +16492,6 @@
           <w:b/>
           <w:lang w:val="ar_AE" w:bidi="ar_AE"/>
         </w:rPr>
-        <w:t>ἐκ πυρὸς ἁρπάζοντες</w:t>
-      </w:r>
-    </w:p>
-    <w:p>
-      <w:pPr>
-        <w:bidi/>
-      </w:pPr>
-      <w:r>
-        <w:rPr>
-          <w:lang w:val="ar_AE" w:bidi="ar_AE"/>
-        </w:rPr>
-      </w:r>
-      <w:r>
-        <w:rPr>
-          <w:b/>
-          <w:lang w:val="ar_AE" w:bidi="ar_AE"/>
-        </w:rPr>
         <w:t>"مُختَطِفينَ مِنَ النّارِ"</w:t>
       </w:r>
     </w:p>
@@ -19043,23 +16597,6 @@
           <w:b/>
           <w:lang w:val="ar_AE" w:bidi="ar_AE"/>
         </w:rPr>
-        <w:t>ἐλεᾶτε</w:t>
-      </w:r>
-    </w:p>
-    <w:p>
-      <w:pPr>
-        <w:bidi/>
-      </w:pPr>
-      <w:r>
-        <w:rPr>
-          <w:lang w:val="ar_AE" w:bidi="ar_AE"/>
-        </w:rPr>
-      </w:r>
-      <w:r>
-        <w:rPr>
-          <w:b/>
-          <w:lang w:val="ar_AE" w:bidi="ar_AE"/>
-        </w:rPr>
         <w:t>"</w:t>
       </w:r>
       <w:r>
@@ -19263,23 +16800,6 @@
           <w:b/>
           <w:lang w:val="ar_AE" w:bidi="ar_AE"/>
         </w:rPr>
-        <w:t>μισοῦντες καὶ τὸν ἀπὸ τῆς σαρκὸς ἐσπιλωμένον χιτῶνα</w:t>
-      </w:r>
-    </w:p>
-    <w:p>
-      <w:pPr>
-        <w:bidi/>
-      </w:pPr>
-      <w:r>
-        <w:rPr>
-          <w:lang w:val="ar_AE" w:bidi="ar_AE"/>
-        </w:rPr>
-      </w:r>
-      <w:r>
-        <w:rPr>
-          <w:b/>
-          <w:lang w:val="ar_AE" w:bidi="ar_AE"/>
-        </w:rPr>
         <w:t>"</w:t>
       </w:r>
       <w:r>
@@ -19386,23 +16906,6 @@
           <w:b/>
           <w:lang w:val="ar_AE" w:bidi="ar_AE"/>
         </w:rPr>
-        <w:t>τῆς σαρκὸς</w:t>
-      </w:r>
-    </w:p>
-    <w:p>
-      <w:pPr>
-        <w:bidi/>
-      </w:pPr>
-      <w:r>
-        <w:rPr>
-          <w:lang w:val="ar_AE" w:bidi="ar_AE"/>
-        </w:rPr>
-      </w:r>
-      <w:r>
-        <w:rPr>
-          <w:b/>
-          <w:lang w:val="ar_AE" w:bidi="ar_AE"/>
-        </w:rPr>
         <w:t>"</w:t>
       </w:r>
       <w:r>
@@ -19522,23 +17025,6 @@
           <w:b/>
           <w:lang w:val="ar_AE" w:bidi="ar_AE"/>
         </w:rPr>
-        <w:t>τῷ δὲ δυναμένῳ φυλάξαι</w:t>
-      </w:r>
-    </w:p>
-    <w:p>
-      <w:pPr>
-        <w:bidi/>
-      </w:pPr>
-      <w:r>
-        <w:rPr>
-          <w:lang w:val="ar_AE" w:bidi="ar_AE"/>
-        </w:rPr>
-      </w:r>
-      <w:r>
-        <w:rPr>
-          <w:b/>
-          <w:lang w:val="ar_AE" w:bidi="ar_AE"/>
-        </w:rPr>
         <w:t>"</w:t>
       </w:r>
       <w:r>
@@ -19658,23 +17144,6 @@
           <w:b/>
           <w:lang w:val="ar_AE" w:bidi="ar_AE"/>
         </w:rPr>
-        <w:t>φυλάξαι ὑμᾶς ἀπταίστους</w:t>
-      </w:r>
-    </w:p>
-    <w:p>
-      <w:pPr>
-        <w:bidi/>
-      </w:pPr>
-      <w:r>
-        <w:rPr>
-          <w:lang w:val="ar_AE" w:bidi="ar_AE"/>
-        </w:rPr>
-      </w:r>
-      <w:r>
-        <w:rPr>
-          <w:b/>
-          <w:lang w:val="ar_AE" w:bidi="ar_AE"/>
-        </w:rPr>
         <w:t>"</w:t>
       </w:r>
       <w:r>
@@ -19794,23 +17263,6 @@
           <w:b/>
           <w:lang w:val="ar_AE" w:bidi="ar_AE"/>
         </w:rPr>
-        <w:t>τῆς δόξης αὐτοῦ</w:t>
-      </w:r>
-    </w:p>
-    <w:p>
-      <w:pPr>
-        <w:bidi/>
-      </w:pPr>
-      <w:r>
-        <w:rPr>
-          <w:lang w:val="ar_AE" w:bidi="ar_AE"/>
-        </w:rPr>
-      </w:r>
-      <w:r>
-        <w:rPr>
-          <w:b/>
-          <w:lang w:val="ar_AE" w:bidi="ar_AE"/>
-        </w:rPr>
         <w:t>"</w:t>
       </w:r>
       <w:r>
@@ -20014,23 +17466,6 @@
           <w:b/>
           <w:lang w:val="ar_AE" w:bidi="ar_AE"/>
         </w:rPr>
-        <w:t>μόνῳ Θεῷ Σωτῆρι ἡμῶν</w:t>
-      </w:r>
-    </w:p>
-    <w:p>
-      <w:pPr>
-        <w:bidi/>
-      </w:pPr>
-      <w:r>
-        <w:rPr>
-          <w:lang w:val="ar_AE" w:bidi="ar_AE"/>
-        </w:rPr>
-      </w:r>
-      <w:r>
-        <w:rPr>
-          <w:b/>
-          <w:lang w:val="ar_AE" w:bidi="ar_AE"/>
-        </w:rPr>
         <w:t>"</w:t>
       </w:r>
       <w:r>
@@ -20140,23 +17575,6 @@
           <w:b/>
           <w:lang w:val="ar_AE" w:bidi="ar_AE"/>
         </w:rPr>
-        <w:t>Σωτῆρι ἡμῶν</w:t>
-      </w:r>
-    </w:p>
-    <w:p>
-      <w:pPr>
-        <w:bidi/>
-      </w:pPr>
-      <w:r>
-        <w:rPr>
-          <w:lang w:val="ar_AE" w:bidi="ar_AE"/>
-        </w:rPr>
-      </w:r>
-      <w:r>
-        <w:rPr>
-          <w:b/>
-          <w:lang w:val="ar_AE" w:bidi="ar_AE"/>
-        </w:rPr>
         <w:t>"</w:t>
       </w:r>
       <w:r>
@@ -20276,23 +17694,6 @@
           <w:b/>
           <w:lang w:val="ar_AE" w:bidi="ar_AE"/>
         </w:rPr>
-        <w:t>τοῦ Κυρίου ἡμῶν,</w:t>
-      </w:r>
-    </w:p>
-    <w:p>
-      <w:pPr>
-        <w:bidi/>
-      </w:pPr>
-      <w:r>
-        <w:rPr>
-          <w:lang w:val="ar_AE" w:bidi="ar_AE"/>
-        </w:rPr>
-      </w:r>
-      <w:r>
-        <w:rPr>
-          <w:b/>
-          <w:lang w:val="ar_AE" w:bidi="ar_AE"/>
-        </w:rPr>
         <w:t>"</w:t>
       </w:r>
       <w:r>
@@ -20412,23 +17813,6 @@
           <w:b/>
           <w:lang w:val="ar_AE" w:bidi="ar_AE"/>
         </w:rPr>
-        <w:t>μόνῳ Θεῷ &amp; δόξα, μεγαλωσύνη, κράτος, καὶ ἐξουσία</w:t>
-      </w:r>
-    </w:p>
-    <w:p>
-      <w:pPr>
-        <w:bidi/>
-      </w:pPr>
-      <w:r>
-        <w:rPr>
-          <w:lang w:val="ar_AE" w:bidi="ar_AE"/>
-        </w:rPr>
-      </w:r>
-      <w:r>
-        <w:rPr>
-          <w:b/>
-          <w:lang w:val="ar_AE" w:bidi="ar_AE"/>
-        </w:rPr>
         <w:t>"</w:t>
       </w:r>
       <w:r>
@@ -20549,23 +17933,6 @@
           <w:b/>
           <w:lang w:val="ar_AE" w:bidi="ar_AE"/>
         </w:rPr>
-        <w:t>πρὸ παντὸς τοῦ αἰῶνος</w:t>
-      </w:r>
-    </w:p>
-    <w:p>
-      <w:pPr>
-        <w:bidi/>
-      </w:pPr>
-      <w:r>
-        <w:rPr>
-          <w:lang w:val="ar_AE" w:bidi="ar_AE"/>
-        </w:rPr>
-      </w:r>
-      <w:r>
-        <w:rPr>
-          <w:b/>
-          <w:lang w:val="ar_AE" w:bidi="ar_AE"/>
-        </w:rPr>
         <w:t>"</w:t>
       </w:r>
       <w:r>
@@ -20656,23 +18023,6 @@
         <w:rPr>
           <w:lang w:val="ar_AE" w:bidi="ar_AE"/>
         </w:rPr>
-      </w:r>
-    </w:p>
-    <w:p>
-      <w:pPr>
-        <w:bidi/>
-      </w:pPr>
-      <w:r>
-        <w:rPr>
-          <w:lang w:val="ar_AE" w:bidi="ar_AE"/>
-        </w:rPr>
-      </w:r>
-      <w:r>
-        <w:rPr>
-          <w:b/>
-          <w:lang w:val="ar_AE" w:bidi="ar_AE"/>
-        </w:rPr>
-        <w:t>εἰς πάντας τοὺς αἰῶνας</w:t>
       </w:r>
     </w:p>
     <w:p>

--- a/arb/docx/65.content.docx
+++ b/arb/docx/65.content.docx
@@ -22,7 +22,7 @@
         <w:rPr>
           <w:lang w:val="ar_AE" w:bidi="ar_AE"/>
         </w:rPr>
-        <w:t>Resource: ملاحظات الترجمة (كلمة متكشفة)</w:t>
+        <w:t>Resource: unfoldingWord® Translation Notes</w:t>
       </w:r>
       <w:r>
         <w:rPr>
@@ -96,7 +96,7 @@
         <w:rPr>
           <w:lang w:val="ar_AE" w:bidi="ar_AE"/>
         </w:rPr>
-        <w:t>ملاحظات الترجمة (كلمة متكشفة)</w:t>
+        <w:t>unfoldingWord® Translation Notes</w:t>
       </w:r>
     </w:p>
     <w:p>

--- a/arb/docx/65.content.docx
+++ b/arb/docx/65.content.docx
@@ -226,6 +226,23 @@
           <w:b/>
           <w:lang w:val="ar_AE" w:bidi="ar_AE"/>
         </w:rPr>
+        <w:t>Ἰούδας</w:t>
+      </w:r>
+    </w:p>
+    <w:p>
+      <w:pPr>
+        <w:bidi/>
+      </w:pPr>
+      <w:r>
+        <w:rPr>
+          <w:lang w:val="ar_AE" w:bidi="ar_AE"/>
+        </w:rPr>
+      </w:r>
+      <w:r>
+        <w:rPr>
+          <w:b/>
+          <w:lang w:val="ar_AE" w:bidi="ar_AE"/>
+        </w:rPr>
         <w:t>"</w:t>
       </w:r>
       <w:r>
@@ -332,6 +349,23 @@
           <w:b/>
           <w:lang w:val="ar_AE" w:bidi="ar_AE"/>
         </w:rPr>
+        <w:t>Ἰούδας</w:t>
+      </w:r>
+    </w:p>
+    <w:p>
+      <w:pPr>
+        <w:bidi/>
+      </w:pPr>
+      <w:r>
+        <w:rPr>
+          <w:lang w:val="ar_AE" w:bidi="ar_AE"/>
+        </w:rPr>
+      </w:r>
+      <w:r>
+        <w:rPr>
+          <w:b/>
+          <w:lang w:val="ar_AE" w:bidi="ar_AE"/>
+        </w:rPr>
         <w:t>"يَهوذا"</w:t>
       </w:r>
     </w:p>
@@ -431,6 +465,23 @@
           <w:b/>
           <w:lang w:val="ar_AE" w:bidi="ar_AE"/>
         </w:rPr>
+        <w:t>Ἰησοῦ Χριστοῦ δοῦλος, ἀδελφὸς δὲ Ἰακώβου</w:t>
+      </w:r>
+    </w:p>
+    <w:p>
+      <w:pPr>
+        <w:bidi/>
+      </w:pPr>
+      <w:r>
+        <w:rPr>
+          <w:lang w:val="ar_AE" w:bidi="ar_AE"/>
+        </w:rPr>
+      </w:r>
+      <w:r>
+        <w:rPr>
+          <w:b/>
+          <w:lang w:val="ar_AE" w:bidi="ar_AE"/>
+        </w:rPr>
         <w:t>"</w:t>
       </w:r>
       <w:r>
@@ -550,6 +601,23 @@
           <w:b/>
           <w:lang w:val="ar_AE" w:bidi="ar_AE"/>
         </w:rPr>
+        <w:t>ἀδελφὸς &amp; Ἰακώβου</w:t>
+      </w:r>
+    </w:p>
+    <w:p>
+      <w:pPr>
+        <w:bidi/>
+      </w:pPr>
+      <w:r>
+        <w:rPr>
+          <w:lang w:val="ar_AE" w:bidi="ar_AE"/>
+        </w:rPr>
+      </w:r>
+      <w:r>
+        <w:rPr>
+          <w:b/>
+          <w:lang w:val="ar_AE" w:bidi="ar_AE"/>
+        </w:rPr>
         <w:t>"</w:t>
       </w:r>
       <w:r>
@@ -669,6 +737,23 @@
           <w:b/>
           <w:lang w:val="ar_AE" w:bidi="ar_AE"/>
         </w:rPr>
+        <w:t>τοῖς</w:t>
+      </w:r>
+    </w:p>
+    <w:p>
+      <w:pPr>
+        <w:bidi/>
+      </w:pPr>
+      <w:r>
+        <w:rPr>
+          <w:lang w:val="ar_AE" w:bidi="ar_AE"/>
+        </w:rPr>
+      </w:r>
+      <w:r>
+        <w:rPr>
+          <w:b/>
+          <w:lang w:val="ar_AE" w:bidi="ar_AE"/>
+        </w:rPr>
         <w:t>"</w:t>
       </w:r>
       <w:r>
@@ -775,6 +860,23 @@
           <w:b/>
           <w:lang w:val="ar_AE" w:bidi="ar_AE"/>
         </w:rPr>
+        <w:t>κλητοῖς</w:t>
+      </w:r>
+    </w:p>
+    <w:p>
+      <w:pPr>
+        <w:bidi/>
+      </w:pPr>
+      <w:r>
+        <w:rPr>
+          <w:lang w:val="ar_AE" w:bidi="ar_AE"/>
+        </w:rPr>
+      </w:r>
+      <w:r>
+        <w:rPr>
+          <w:b/>
+          <w:lang w:val="ar_AE" w:bidi="ar_AE"/>
+        </w:rPr>
         <w:t>"</w:t>
       </w:r>
       <w:r>
@@ -881,6 +983,23 @@
           <w:b/>
           <w:lang w:val="ar_AE" w:bidi="ar_AE"/>
         </w:rPr>
+        <w:t>ἐν Θεῷ Πατρὶ ἠγαπημένοις</w:t>
+      </w:r>
+    </w:p>
+    <w:p>
+      <w:pPr>
+        <w:bidi/>
+      </w:pPr>
+      <w:r>
+        <w:rPr>
+          <w:lang w:val="ar_AE" w:bidi="ar_AE"/>
+        </w:rPr>
+      </w:r>
+      <w:r>
+        <w:rPr>
+          <w:b/>
+          <w:lang w:val="ar_AE" w:bidi="ar_AE"/>
+        </w:rPr>
         <w:t>"</w:t>
       </w:r>
       <w:r>
@@ -987,6 +1106,23 @@
           <w:b/>
           <w:lang w:val="ar_AE" w:bidi="ar_AE"/>
         </w:rPr>
+        <w:t>Θεῷ Πατρὶ</w:t>
+      </w:r>
+    </w:p>
+    <w:p>
+      <w:pPr>
+        <w:bidi/>
+      </w:pPr>
+      <w:r>
+        <w:rPr>
+          <w:lang w:val="ar_AE" w:bidi="ar_AE"/>
+        </w:rPr>
+      </w:r>
+      <w:r>
+        <w:rPr>
+          <w:b/>
+          <w:lang w:val="ar_AE" w:bidi="ar_AE"/>
+        </w:rPr>
         <w:t>"</w:t>
       </w:r>
       <w:r>
@@ -1106,6 +1242,23 @@
           <w:b/>
           <w:lang w:val="ar_AE" w:bidi="ar_AE"/>
         </w:rPr>
+        <w:t>Ἰησοῦ Χριστῷ τετηρημένοις κλητοῖς</w:t>
+      </w:r>
+    </w:p>
+    <w:p>
+      <w:pPr>
+        <w:bidi/>
+      </w:pPr>
+      <w:r>
+        <w:rPr>
+          <w:lang w:val="ar_AE" w:bidi="ar_AE"/>
+        </w:rPr>
+      </w:r>
+      <w:r>
+        <w:rPr>
+          <w:b/>
+          <w:lang w:val="ar_AE" w:bidi="ar_AE"/>
+        </w:rPr>
         <w:t>"</w:t>
       </w:r>
       <w:r>
@@ -1225,6 +1378,23 @@
           <w:b/>
           <w:lang w:val="ar_AE" w:bidi="ar_AE"/>
         </w:rPr>
+        <w:t>ἔλεος ὑμῖν, καὶ εἰρήνη, καὶ ἀγάπη πληθυνθείη.</w:t>
+      </w:r>
+    </w:p>
+    <w:p>
+      <w:pPr>
+        <w:bidi/>
+      </w:pPr>
+      <w:r>
+        <w:rPr>
+          <w:lang w:val="ar_AE" w:bidi="ar_AE"/>
+        </w:rPr>
+      </w:r>
+      <w:r>
+        <w:rPr>
+          <w:b/>
+          <w:lang w:val="ar_AE" w:bidi="ar_AE"/>
+        </w:rPr>
         <w:t>"</w:t>
       </w:r>
       <w:r>
@@ -1331,6 +1501,23 @@
           <w:b/>
           <w:lang w:val="ar_AE" w:bidi="ar_AE"/>
         </w:rPr>
+        <w:t>ἔλεος ὑμῖν, καὶ εἰρήνη, καὶ ἀγάπη πληθυνθείη</w:t>
+      </w:r>
+    </w:p>
+    <w:p>
+      <w:pPr>
+        <w:bidi/>
+      </w:pPr>
+      <w:r>
+        <w:rPr>
+          <w:lang w:val="ar_AE" w:bidi="ar_AE"/>
+        </w:rPr>
+      </w:r>
+      <w:r>
+        <w:rPr>
+          <w:b/>
+          <w:lang w:val="ar_AE" w:bidi="ar_AE"/>
+        </w:rPr>
         <w:t>"لتَكثُرْ لكُمُ الرَّحمَةُ والسَّلامُ والمَحَبَّةُ"</w:t>
       </w:r>
     </w:p>
@@ -1462,6 +1649,23 @@
           <w:b/>
           <w:lang w:val="ar_AE" w:bidi="ar_AE"/>
         </w:rPr>
+        <w:t>ἔλεος &amp; καὶ εἰρήνη, καὶ ἀγάπη πληθυνθείη.</w:t>
+      </w:r>
+    </w:p>
+    <w:p>
+      <w:pPr>
+        <w:bidi/>
+      </w:pPr>
+      <w:r>
+        <w:rPr>
+          <w:lang w:val="ar_AE" w:bidi="ar_AE"/>
+        </w:rPr>
+      </w:r>
+      <w:r>
+        <w:rPr>
+          <w:b/>
+          <w:lang w:val="ar_AE" w:bidi="ar_AE"/>
+        </w:rPr>
         <w:t>"لتَكثُرْ لكُمُ الرَّحمَةُ والسَّلامُ والمَحَبَّةُ"</w:t>
       </w:r>
     </w:p>
@@ -1593,6 +1797,23 @@
           <w:b/>
           <w:lang w:val="ar_AE" w:bidi="ar_AE"/>
         </w:rPr>
+        <w:t>ὑμῖν</w:t>
+      </w:r>
+    </w:p>
+    <w:p>
+      <w:pPr>
+        <w:bidi/>
+      </w:pPr>
+      <w:r>
+        <w:rPr>
+          <w:lang w:val="ar_AE" w:bidi="ar_AE"/>
+        </w:rPr>
+      </w:r>
+      <w:r>
+        <w:rPr>
+          <w:b/>
+          <w:lang w:val="ar_AE" w:bidi="ar_AE"/>
+        </w:rPr>
         <w:t>"</w:t>
       </w:r>
       <w:r>
@@ -1712,6 +1933,23 @@
           <w:b/>
           <w:lang w:val="ar_AE" w:bidi="ar_AE"/>
         </w:rPr>
+        <w:t>ἀγαπητοί</w:t>
+      </w:r>
+    </w:p>
+    <w:p>
+      <w:pPr>
+        <w:bidi/>
+      </w:pPr>
+      <w:r>
+        <w:rPr>
+          <w:lang w:val="ar_AE" w:bidi="ar_AE"/>
+        </w:rPr>
+      </w:r>
+      <w:r>
+        <w:rPr>
+          <w:b/>
+          <w:lang w:val="ar_AE" w:bidi="ar_AE"/>
+        </w:rPr>
         <w:t>"</w:t>
       </w:r>
       <w:r>
@@ -1831,6 +2069,23 @@
           <w:b/>
           <w:lang w:val="ar_AE" w:bidi="ar_AE"/>
         </w:rPr>
+        <w:t>πᾶσαν σπουδὴν ποιούμενος γράφειν ὑμῖν</w:t>
+      </w:r>
+    </w:p>
+    <w:p>
+      <w:pPr>
+        <w:bidi/>
+      </w:pPr>
+      <w:r>
+        <w:rPr>
+          <w:lang w:val="ar_AE" w:bidi="ar_AE"/>
+        </w:rPr>
+      </w:r>
+      <w:r>
+        <w:rPr>
+          <w:b/>
+          <w:lang w:val="ar_AE" w:bidi="ar_AE"/>
+        </w:rPr>
         <w:t>"</w:t>
       </w:r>
       <w:r>
@@ -1915,6 +2170,23 @@
           <w:b/>
           <w:lang w:val="ar_AE" w:bidi="ar_AE"/>
         </w:rPr>
+        <w:t>περὶ τῆς κοινῆς ἡμῶν σωτηρίας</w:t>
+      </w:r>
+    </w:p>
+    <w:p>
+      <w:pPr>
+        <w:bidi/>
+      </w:pPr>
+      <w:r>
+        <w:rPr>
+          <w:lang w:val="ar_AE" w:bidi="ar_AE"/>
+        </w:rPr>
+      </w:r>
+      <w:r>
+        <w:rPr>
+          <w:b/>
+          <w:lang w:val="ar_AE" w:bidi="ar_AE"/>
+        </w:rPr>
         <w:t>"</w:t>
       </w:r>
       <w:r>
@@ -1999,6 +2271,23 @@
           <w:b/>
           <w:lang w:val="ar_AE" w:bidi="ar_AE"/>
         </w:rPr>
+        <w:t>περὶ τῆς κοινῆς ἡμῶν σωτηρίας</w:t>
+      </w:r>
+    </w:p>
+    <w:p>
+      <w:pPr>
+        <w:bidi/>
+      </w:pPr>
+      <w:r>
+        <w:rPr>
+          <w:lang w:val="ar_AE" w:bidi="ar_AE"/>
+        </w:rPr>
+      </w:r>
+      <w:r>
+        <w:rPr>
+          <w:b/>
+          <w:lang w:val="ar_AE" w:bidi="ar_AE"/>
+        </w:rPr>
         <w:t>"عن الخَلاصِ المُشتَرَكِ"</w:t>
       </w:r>
     </w:p>
@@ -2104,6 +2393,23 @@
           <w:b/>
           <w:lang w:val="ar_AE" w:bidi="ar_AE"/>
         </w:rPr>
+        <w:t>ἡμῶν</w:t>
+      </w:r>
+    </w:p>
+    <w:p>
+      <w:pPr>
+        <w:bidi/>
+      </w:pPr>
+      <w:r>
+        <w:rPr>
+          <w:lang w:val="ar_AE" w:bidi="ar_AE"/>
+        </w:rPr>
+      </w:r>
+      <w:r>
+        <w:rPr>
+          <w:b/>
+          <w:lang w:val="ar_AE" w:bidi="ar_AE"/>
+        </w:rPr>
         <w:t>"عن الخَلاصِ (خلاصنا) المُشتَرَكِ"</w:t>
       </w:r>
     </w:p>
@@ -2196,6 +2502,23 @@
           <w:b/>
           <w:lang w:val="ar_AE" w:bidi="ar_AE"/>
         </w:rPr>
+        <w:t>ἀνάγκην ἔσχον γράψαι</w:t>
+      </w:r>
+    </w:p>
+    <w:p>
+      <w:pPr>
+        <w:bidi/>
+      </w:pPr>
+      <w:r>
+        <w:rPr>
+          <w:lang w:val="ar_AE" w:bidi="ar_AE"/>
+        </w:rPr>
+      </w:r>
+      <w:r>
+        <w:rPr>
+          <w:b/>
+          <w:lang w:val="ar_AE" w:bidi="ar_AE"/>
+        </w:rPr>
         <w:t>"</w:t>
       </w:r>
       <w:r>
@@ -2315,6 +2638,23 @@
           <w:b/>
           <w:lang w:val="ar_AE" w:bidi="ar_AE"/>
         </w:rPr>
+        <w:t>παρακαλῶν ἐπαγωνίζεσθαι τῇ &amp; πίστει</w:t>
+      </w:r>
+    </w:p>
+    <w:p>
+      <w:pPr>
+        <w:bidi/>
+      </w:pPr>
+      <w:r>
+        <w:rPr>
+          <w:lang w:val="ar_AE" w:bidi="ar_AE"/>
+        </w:rPr>
+      </w:r>
+      <w:r>
+        <w:rPr>
+          <w:b/>
+          <w:lang w:val="ar_AE" w:bidi="ar_AE"/>
+        </w:rPr>
         <w:t>"</w:t>
       </w:r>
       <w:r>
@@ -2421,6 +2761,23 @@
           <w:b/>
           <w:lang w:val="ar_AE" w:bidi="ar_AE"/>
         </w:rPr>
+        <w:t>παρακαλῶν ἐπαγωνίζεσθαι τῇ &amp; πίστει</w:t>
+      </w:r>
+    </w:p>
+    <w:p>
+      <w:pPr>
+        <w:bidi/>
+      </w:pPr>
+      <w:r>
+        <w:rPr>
+          <w:lang w:val="ar_AE" w:bidi="ar_AE"/>
+        </w:rPr>
+      </w:r>
+      <w:r>
+        <w:rPr>
+          <w:b/>
+          <w:lang w:val="ar_AE" w:bidi="ar_AE"/>
+        </w:rPr>
         <w:t>"أنْ تجتَهِدوا لأجلِ الإيمانِ"</w:t>
       </w:r>
     </w:p>
@@ -2513,6 +2870,23 @@
           <w:b/>
           <w:lang w:val="ar_AE" w:bidi="ar_AE"/>
         </w:rPr>
+        <w:t>τῇ ἅπαξ παραδοθείσῃ τοῖς ἁγίοις πίστει</w:t>
+      </w:r>
+    </w:p>
+    <w:p>
+      <w:pPr>
+        <w:bidi/>
+      </w:pPr>
+      <w:r>
+        <w:rPr>
+          <w:lang w:val="ar_AE" w:bidi="ar_AE"/>
+        </w:rPr>
+      </w:r>
+      <w:r>
+        <w:rPr>
+          <w:b/>
+          <w:lang w:val="ar_AE" w:bidi="ar_AE"/>
+        </w:rPr>
         <w:t>"</w:t>
       </w:r>
       <w:r>
@@ -2632,6 +3006,23 @@
           <w:b/>
           <w:lang w:val="ar_AE" w:bidi="ar_AE"/>
         </w:rPr>
+        <w:t>ἅπαξ</w:t>
+      </w:r>
+    </w:p>
+    <w:p>
+      <w:pPr>
+        <w:bidi/>
+      </w:pPr>
+      <w:r>
+        <w:rPr>
+          <w:lang w:val="ar_AE" w:bidi="ar_AE"/>
+        </w:rPr>
+      </w:r>
+      <w:r>
+        <w:rPr>
+          <w:b/>
+          <w:lang w:val="ar_AE" w:bidi="ar_AE"/>
+        </w:rPr>
         <w:t>"</w:t>
       </w:r>
       <w:r>
@@ -2729,6 +3120,23 @@
           <w:b/>
           <w:lang w:val="ar_AE" w:bidi="ar_AE"/>
         </w:rPr>
+        <w:t>γάρ</w:t>
+      </w:r>
+    </w:p>
+    <w:p>
+      <w:pPr>
+        <w:bidi/>
+      </w:pPr>
+      <w:r>
+        <w:rPr>
+          <w:lang w:val="ar_AE" w:bidi="ar_AE"/>
+        </w:rPr>
+      </w:r>
+      <w:r>
+        <w:rPr>
+          <w:b/>
+          <w:lang w:val="ar_AE" w:bidi="ar_AE"/>
+        </w:rPr>
         <w:t>"</w:t>
       </w:r>
       <w:r>
@@ -2848,6 +3256,23 @@
           <w:b/>
           <w:lang w:val="ar_AE" w:bidi="ar_AE"/>
         </w:rPr>
+        <w:t>παρεισέδυσαν γάρ τινες ἄνθρωποι</w:t>
+      </w:r>
+    </w:p>
+    <w:p>
+      <w:pPr>
+        <w:bidi/>
+      </w:pPr>
+      <w:r>
+        <w:rPr>
+          <w:lang w:val="ar_AE" w:bidi="ar_AE"/>
+        </w:rPr>
+      </w:r>
+      <w:r>
+        <w:rPr>
+          <w:b/>
+          <w:lang w:val="ar_AE" w:bidi="ar_AE"/>
+        </w:rPr>
         <w:t>"</w:t>
       </w:r>
       <w:r>
@@ -2916,6 +3341,23 @@
         <w:rPr>
           <w:lang w:val="ar_AE" w:bidi="ar_AE"/>
         </w:rPr>
+      </w:r>
+    </w:p>
+    <w:p>
+      <w:pPr>
+        <w:bidi/>
+      </w:pPr>
+      <w:r>
+        <w:rPr>
+          <w:lang w:val="ar_AE" w:bidi="ar_AE"/>
+        </w:rPr>
+      </w:r>
+      <w:r>
+        <w:rPr>
+          <w:b/>
+          <w:lang w:val="ar_AE" w:bidi="ar_AE"/>
+        </w:rPr>
+        <w:t>παρεισέδυσαν γάρ τινες ἄνθρωποι</w:t>
       </w:r>
     </w:p>
     <w:p>
@@ -3042,6 +3484,23 @@
           <w:b/>
           <w:lang w:val="ar_AE" w:bidi="ar_AE"/>
         </w:rPr>
+        <w:t>οἱ πάλαι προγεγραμμένοι εἰς τοῦτο τὸ κρίμα</w:t>
+      </w:r>
+    </w:p>
+    <w:p>
+      <w:pPr>
+        <w:bidi/>
+      </w:pPr>
+      <w:r>
+        <w:rPr>
+          <w:lang w:val="ar_AE" w:bidi="ar_AE"/>
+        </w:rPr>
+      </w:r>
+      <w:r>
+        <w:rPr>
+          <w:b/>
+          <w:lang w:val="ar_AE" w:bidi="ar_AE"/>
+        </w:rPr>
         <w:t>"</w:t>
       </w:r>
       <w:r>
@@ -3161,6 +3620,23 @@
           <w:b/>
           <w:lang w:val="ar_AE" w:bidi="ar_AE"/>
         </w:rPr>
+        <w:t>εἰς τοῦτο τὸ κρίμα</w:t>
+      </w:r>
+    </w:p>
+    <w:p>
+      <w:pPr>
+        <w:bidi/>
+      </w:pPr>
+      <w:r>
+        <w:rPr>
+          <w:lang w:val="ar_AE" w:bidi="ar_AE"/>
+        </w:rPr>
+      </w:r>
+      <w:r>
+        <w:rPr>
+          <w:b/>
+          <w:lang w:val="ar_AE" w:bidi="ar_AE"/>
+        </w:rPr>
         <w:t>"</w:t>
       </w:r>
       <w:r>
@@ -3280,6 +3756,23 @@
           <w:b/>
           <w:lang w:val="ar_AE" w:bidi="ar_AE"/>
         </w:rPr>
+        <w:t>ἀσεβεῖς</w:t>
+      </w:r>
+    </w:p>
+    <w:p>
+      <w:pPr>
+        <w:bidi/>
+      </w:pPr>
+      <w:r>
+        <w:rPr>
+          <w:lang w:val="ar_AE" w:bidi="ar_AE"/>
+        </w:rPr>
+      </w:r>
+      <w:r>
+        <w:rPr>
+          <w:b/>
+          <w:lang w:val="ar_AE" w:bidi="ar_AE"/>
+        </w:rPr>
         <w:t>"</w:t>
       </w:r>
       <w:r>
@@ -3411,6 +3904,23 @@
           <w:b/>
           <w:lang w:val="ar_AE" w:bidi="ar_AE"/>
         </w:rPr>
+        <w:t>τὴν τοῦ Θεοῦ ἡμῶν χάριτα μετατιθέντες εἰς ἀσέλγειαν</w:t>
+      </w:r>
+    </w:p>
+    <w:p>
+      <w:pPr>
+        <w:bidi/>
+      </w:pPr>
+      <w:r>
+        <w:rPr>
+          <w:lang w:val="ar_AE" w:bidi="ar_AE"/>
+        </w:rPr>
+      </w:r>
+      <w:r>
+        <w:rPr>
+          <w:b/>
+          <w:lang w:val="ar_AE" w:bidi="ar_AE"/>
+        </w:rPr>
         <w:t>"</w:t>
       </w:r>
       <w:r>
@@ -3542,6 +4052,23 @@
           <w:b/>
           <w:lang w:val="ar_AE" w:bidi="ar_AE"/>
         </w:rPr>
+        <w:t>ἡμῶν &amp; ἡμῶν</w:t>
+      </w:r>
+    </w:p>
+    <w:p>
+      <w:pPr>
+        <w:bidi/>
+      </w:pPr>
+      <w:r>
+        <w:rPr>
+          <w:lang w:val="ar_AE" w:bidi="ar_AE"/>
+        </w:rPr>
+      </w:r>
+      <w:r>
+        <w:rPr>
+          <w:b/>
+          <w:lang w:val="ar_AE" w:bidi="ar_AE"/>
+        </w:rPr>
         <w:t>"</w:t>
       </w:r>
       <w:r>
@@ -3675,6 +4202,23 @@
           <w:b/>
           <w:lang w:val="ar_AE" w:bidi="ar_AE"/>
         </w:rPr>
+        <w:t>τὴν τοῦ Θεοῦ ἡμῶν χάριτα</w:t>
+      </w:r>
+    </w:p>
+    <w:p>
+      <w:pPr>
+        <w:bidi/>
+      </w:pPr>
+      <w:r>
+        <w:rPr>
+          <w:lang w:val="ar_AE" w:bidi="ar_AE"/>
+        </w:rPr>
+      </w:r>
+      <w:r>
+        <w:rPr>
+          <w:b/>
+          <w:lang w:val="ar_AE" w:bidi="ar_AE"/>
+        </w:rPr>
         <w:t>"</w:t>
       </w:r>
       <w:r>
@@ -3794,6 +4338,23 @@
           <w:b/>
           <w:lang w:val="ar_AE" w:bidi="ar_AE"/>
         </w:rPr>
+        <w:t>εἰς ἀσέλγειαν</w:t>
+      </w:r>
+    </w:p>
+    <w:p>
+      <w:pPr>
+        <w:bidi/>
+      </w:pPr>
+      <w:r>
+        <w:rPr>
+          <w:lang w:val="ar_AE" w:bidi="ar_AE"/>
+        </w:rPr>
+      </w:r>
+      <w:r>
+        <w:rPr>
+          <w:b/>
+          <w:lang w:val="ar_AE" w:bidi="ar_AE"/>
+        </w:rPr>
         <w:t>"</w:t>
       </w:r>
       <w:r>
@@ -3913,6 +4474,23 @@
           <w:b/>
           <w:lang w:val="ar_AE" w:bidi="ar_AE"/>
         </w:rPr>
+        <w:t>τὸν μόνον Δεσπότην καὶ Κύριον ἡμῶν, Ἰησοῦν Χριστὸν, ἀρνούμενοι</w:t>
+      </w:r>
+    </w:p>
+    <w:p>
+      <w:pPr>
+        <w:bidi/>
+      </w:pPr>
+      <w:r>
+        <w:rPr>
+          <w:lang w:val="ar_AE" w:bidi="ar_AE"/>
+        </w:rPr>
+      </w:r>
+      <w:r>
+        <w:rPr>
+          <w:b/>
+          <w:lang w:val="ar_AE" w:bidi="ar_AE"/>
+        </w:rPr>
         <w:t>"</w:t>
       </w:r>
       <w:r>
@@ -3997,6 +4575,23 @@
           <w:b/>
           <w:lang w:val="ar_AE" w:bidi="ar_AE"/>
         </w:rPr>
+        <w:t>τὸν μόνον Δεσπότην καὶ Κύριον ἡμῶν</w:t>
+      </w:r>
+    </w:p>
+    <w:p>
+      <w:pPr>
+        <w:bidi/>
+      </w:pPr>
+      <w:r>
+        <w:rPr>
+          <w:lang w:val="ar_AE" w:bidi="ar_AE"/>
+        </w:rPr>
+      </w:r>
+      <w:r>
+        <w:rPr>
+          <w:b/>
+          <w:lang w:val="ar_AE" w:bidi="ar_AE"/>
+        </w:rPr>
         <w:t>"</w:t>
       </w:r>
       <w:r>
@@ -4142,6 +4737,23 @@
           <w:b/>
           <w:lang w:val="ar_AE" w:bidi="ar_AE"/>
         </w:rPr>
+        <w:t>ὑπομνῆσαι &amp; ὑμᾶς βούλομαι, εἰδότας ὑμᾶς ἅπαξ πάντα</w:t>
+      </w:r>
+    </w:p>
+    <w:p>
+      <w:pPr>
+        <w:bidi/>
+      </w:pPr>
+      <w:r>
+        <w:rPr>
+          <w:lang w:val="ar_AE" w:bidi="ar_AE"/>
+        </w:rPr>
+      </w:r>
+      <w:r>
+        <w:rPr>
+          <w:b/>
+          <w:lang w:val="ar_AE" w:bidi="ar_AE"/>
+        </w:rPr>
         <w:t>"</w:t>
       </w:r>
       <w:r>
@@ -4248,6 +4860,23 @@
           <w:b/>
           <w:lang w:val="ar_AE" w:bidi="ar_AE"/>
         </w:rPr>
+        <w:t>πάντα</w:t>
+      </w:r>
+    </w:p>
+    <w:p>
+      <w:pPr>
+        <w:bidi/>
+      </w:pPr>
+      <w:r>
+        <w:rPr>
+          <w:lang w:val="ar_AE" w:bidi="ar_AE"/>
+        </w:rPr>
+      </w:r>
+      <w:r>
+        <w:rPr>
+          <w:b/>
+          <w:lang w:val="ar_AE" w:bidi="ar_AE"/>
+        </w:rPr>
         <w:t>"</w:t>
       </w:r>
       <w:r>
@@ -4367,6 +4996,23 @@
           <w:b/>
           <w:lang w:val="ar_AE" w:bidi="ar_AE"/>
         </w:rPr>
+        <w:t>ὅτι Ἰησοῦς</w:t>
+      </w:r>
+    </w:p>
+    <w:p>
+      <w:pPr>
+        <w:bidi/>
+      </w:pPr>
+      <w:r>
+        <w:rPr>
+          <w:lang w:val="ar_AE" w:bidi="ar_AE"/>
+        </w:rPr>
+      </w:r>
+      <w:r>
+        <w:rPr>
+          <w:b/>
+          <w:lang w:val="ar_AE" w:bidi="ar_AE"/>
+        </w:rPr>
         <w:t>"</w:t>
       </w:r>
       <w:r>
@@ -4473,6 +5119,23 @@
           <w:b/>
           <w:lang w:val="ar_AE" w:bidi="ar_AE"/>
         </w:rPr>
+        <w:t>λαὸν ἐκ γῆς Αἰγύπτου σώσας</w:t>
+      </w:r>
+    </w:p>
+    <w:p>
+      <w:pPr>
+        <w:bidi/>
+      </w:pPr>
+      <w:r>
+        <w:rPr>
+          <w:lang w:val="ar_AE" w:bidi="ar_AE"/>
+        </w:rPr>
+      </w:r>
+      <w:r>
+        <w:rPr>
+          <w:b/>
+          <w:lang w:val="ar_AE" w:bidi="ar_AE"/>
+        </w:rPr>
         <w:t>"</w:t>
       </w:r>
       <w:r>
@@ -4569,6 +5232,23 @@
           <w:b/>
           <w:lang w:val="ar_AE" w:bidi="ar_AE"/>
         </w:rPr>
+        <w:t>λαὸν ἐκ γῆς Αἰγύπτου σώσας</w:t>
+      </w:r>
+    </w:p>
+    <w:p>
+      <w:pPr>
+        <w:bidi/>
+      </w:pPr>
+      <w:r>
+        <w:rPr>
+          <w:lang w:val="ar_AE" w:bidi="ar_AE"/>
+        </w:rPr>
+      </w:r>
+      <w:r>
+        <w:rPr>
+          <w:b/>
+          <w:lang w:val="ar_AE" w:bidi="ar_AE"/>
+        </w:rPr>
         <w:t>"بَعدَما خَلَّصَ الشَّعبَ مِنْ أرضِ مِصرَ"</w:t>
       </w:r>
     </w:p>
@@ -4674,6 +5354,23 @@
           <w:b/>
           <w:lang w:val="ar_AE" w:bidi="ar_AE"/>
         </w:rPr>
+        <w:t>τοὺς μὴ τηρήσαντας τὴν ἑαυτῶν ἀρχὴν</w:t>
+      </w:r>
+    </w:p>
+    <w:p>
+      <w:pPr>
+        <w:bidi/>
+      </w:pPr>
+      <w:r>
+        <w:rPr>
+          <w:lang w:val="ar_AE" w:bidi="ar_AE"/>
+        </w:rPr>
+      </w:r>
+      <w:r>
+        <w:rPr>
+          <w:b/>
+          <w:lang w:val="ar_AE" w:bidi="ar_AE"/>
+        </w:rPr>
         <w:t>"</w:t>
       </w:r>
       <w:r>
@@ -4793,6 +5490,23 @@
           <w:b/>
           <w:lang w:val="ar_AE" w:bidi="ar_AE"/>
         </w:rPr>
+        <w:t>τὴν ἑαυτῶν ἀρχὴν</w:t>
+      </w:r>
+    </w:p>
+    <w:p>
+      <w:pPr>
+        <w:bidi/>
+      </w:pPr>
+      <w:r>
+        <w:rPr>
+          <w:lang w:val="ar_AE" w:bidi="ar_AE"/>
+        </w:rPr>
+      </w:r>
+      <w:r>
+        <w:rPr>
+          <w:b/>
+          <w:lang w:val="ar_AE" w:bidi="ar_AE"/>
+        </w:rPr>
         <w:t>"</w:t>
       </w:r>
       <w:r>
@@ -4890,6 +5604,23 @@
           <w:b/>
           <w:lang w:val="ar_AE" w:bidi="ar_AE"/>
         </w:rPr>
+        <w:t>δεσμοῖς ἀϊδίοις ὑπὸ ζόφον τετήρηκεν</w:t>
+      </w:r>
+    </w:p>
+    <w:p>
+      <w:pPr>
+        <w:bidi/>
+      </w:pPr>
+      <w:r>
+        <w:rPr>
+          <w:lang w:val="ar_AE" w:bidi="ar_AE"/>
+        </w:rPr>
+      </w:r>
+      <w:r>
+        <w:rPr>
+          <w:b/>
+          <w:lang w:val="ar_AE" w:bidi="ar_AE"/>
+        </w:rPr>
         <w:t>"</w:t>
       </w:r>
       <w:r>
@@ -4996,6 +5727,23 @@
           <w:b/>
           <w:lang w:val="ar_AE" w:bidi="ar_AE"/>
         </w:rPr>
+        <w:t>δεσμοῖς ἀϊδίοις &amp; τετήρηκεν</w:t>
+      </w:r>
+    </w:p>
+    <w:p>
+      <w:pPr>
+        <w:bidi/>
+      </w:pPr>
+      <w:r>
+        <w:rPr>
+          <w:lang w:val="ar_AE" w:bidi="ar_AE"/>
+        </w:rPr>
+      </w:r>
+      <w:r>
+        <w:rPr>
+          <w:b/>
+          <w:lang w:val="ar_AE" w:bidi="ar_AE"/>
+        </w:rPr>
         <w:t>"حَفِظَهُمْ إلَى دَينونَةِ اليومِ العظيمِ بقُيودٍ أبديَّةٍ"</w:t>
       </w:r>
     </w:p>
@@ -5079,6 +5827,23 @@
           <w:b/>
           <w:lang w:val="ar_AE" w:bidi="ar_AE"/>
         </w:rPr>
+        <w:t>ὑπὸ ζόφον</w:t>
+      </w:r>
+    </w:p>
+    <w:p>
+      <w:pPr>
+        <w:bidi/>
+      </w:pPr>
+      <w:r>
+        <w:rPr>
+          <w:lang w:val="ar_AE" w:bidi="ar_AE"/>
+        </w:rPr>
+      </w:r>
+      <w:r>
+        <w:rPr>
+          <w:b/>
+          <w:lang w:val="ar_AE" w:bidi="ar_AE"/>
+        </w:rPr>
         <w:t>"</w:t>
       </w:r>
       <w:r>
@@ -5198,6 +5963,23 @@
           <w:b/>
           <w:lang w:val="ar_AE" w:bidi="ar_AE"/>
         </w:rPr>
+        <w:t>εἰς κρίσιν μεγάλης ἡμέρας</w:t>
+      </w:r>
+    </w:p>
+    <w:p>
+      <w:pPr>
+        <w:bidi/>
+      </w:pPr>
+      <w:r>
+        <w:rPr>
+          <w:lang w:val="ar_AE" w:bidi="ar_AE"/>
+        </w:rPr>
+      </w:r>
+      <w:r>
+        <w:rPr>
+          <w:b/>
+          <w:lang w:val="ar_AE" w:bidi="ar_AE"/>
+        </w:rPr>
         <w:t>"</w:t>
       </w:r>
       <w:r>
@@ -5304,6 +6086,23 @@
           <w:b/>
           <w:lang w:val="ar_AE" w:bidi="ar_AE"/>
         </w:rPr>
+        <w:t>εἰς κρίσιν μεγάλης ἡμέρας</w:t>
+      </w:r>
+    </w:p>
+    <w:p>
+      <w:pPr>
+        <w:bidi/>
+      </w:pPr>
+      <w:r>
+        <w:rPr>
+          <w:lang w:val="ar_AE" w:bidi="ar_AE"/>
+        </w:rPr>
+      </w:r>
+      <w:r>
+        <w:rPr>
+          <w:b/>
+          <w:lang w:val="ar_AE" w:bidi="ar_AE"/>
+        </w:rPr>
         <w:t>"إلَى دَينونَةِ اليومِ العظيمِ"</w:t>
       </w:r>
     </w:p>
@@ -5409,6 +6208,23 @@
           <w:b/>
           <w:lang w:val="ar_AE" w:bidi="ar_AE"/>
         </w:rPr>
+        <w:t>μεγάλης ἡμέρας</w:t>
+      </w:r>
+    </w:p>
+    <w:p>
+      <w:pPr>
+        <w:bidi/>
+      </w:pPr>
+      <w:r>
+        <w:rPr>
+          <w:lang w:val="ar_AE" w:bidi="ar_AE"/>
+        </w:rPr>
+      </w:r>
+      <w:r>
+        <w:rPr>
+          <w:b/>
+          <w:lang w:val="ar_AE" w:bidi="ar_AE"/>
+        </w:rPr>
         <w:t>"</w:t>
       </w:r>
       <w:r>
@@ -5540,6 +6356,23 @@
           <w:b/>
           <w:lang w:val="ar_AE" w:bidi="ar_AE"/>
         </w:rPr>
+        <w:t>Σόδομα καὶ Γόμορρα, καὶ αἱ περὶ αὐτὰς πόλεις</w:t>
+      </w:r>
+    </w:p>
+    <w:p>
+      <w:pPr>
+        <w:bidi/>
+      </w:pPr>
+      <w:r>
+        <w:rPr>
+          <w:lang w:val="ar_AE" w:bidi="ar_AE"/>
+        </w:rPr>
+      </w:r>
+      <w:r>
+        <w:rPr>
+          <w:b/>
+          <w:lang w:val="ar_AE" w:bidi="ar_AE"/>
+        </w:rPr>
         <w:t>"</w:t>
       </w:r>
       <w:r>
@@ -5659,6 +6492,23 @@
           <w:b/>
           <w:lang w:val="ar_AE" w:bidi="ar_AE"/>
         </w:rPr>
+        <w:t>τὸν ὅμοιον τρόπον τούτοις</w:t>
+      </w:r>
+    </w:p>
+    <w:p>
+      <w:pPr>
+        <w:bidi/>
+      </w:pPr>
+      <w:r>
+        <w:rPr>
+          <w:lang w:val="ar_AE" w:bidi="ar_AE"/>
+        </w:rPr>
+      </w:r>
+      <w:r>
+        <w:rPr>
+          <w:b/>
+          <w:lang w:val="ar_AE" w:bidi="ar_AE"/>
+        </w:rPr>
         <w:t>"</w:t>
       </w:r>
       <w:r>
@@ -5778,6 +6628,23 @@
           <w:b/>
           <w:lang w:val="ar_AE" w:bidi="ar_AE"/>
         </w:rPr>
+        <w:t>ἐκπορνεύσασαι</w:t>
+      </w:r>
+    </w:p>
+    <w:p>
+      <w:pPr>
+        <w:bidi/>
+      </w:pPr>
+      <w:r>
+        <w:rPr>
+          <w:lang w:val="ar_AE" w:bidi="ar_AE"/>
+        </w:rPr>
+      </w:r>
+      <w:r>
+        <w:rPr>
+          <w:b/>
+          <w:lang w:val="ar_AE" w:bidi="ar_AE"/>
+        </w:rPr>
         <w:t>"</w:t>
       </w:r>
       <w:r>
@@ -5897,6 +6764,23 @@
           <w:b/>
           <w:lang w:val="ar_AE" w:bidi="ar_AE"/>
         </w:rPr>
+        <w:t>καὶ ἀπελθοῦσαι ὀπίσω σαρκὸς ἑτέρας</w:t>
+      </w:r>
+    </w:p>
+    <w:p>
+      <w:pPr>
+        <w:bidi/>
+      </w:pPr>
+      <w:r>
+        <w:rPr>
+          <w:lang w:val="ar_AE" w:bidi="ar_AE"/>
+        </w:rPr>
+      </w:r>
+      <w:r>
+        <w:rPr>
+          <w:b/>
+          <w:lang w:val="ar_AE" w:bidi="ar_AE"/>
+        </w:rPr>
         <w:t>"</w:t>
       </w:r>
       <w:r>
@@ -6016,6 +6900,23 @@
           <w:b/>
           <w:lang w:val="ar_AE" w:bidi="ar_AE"/>
         </w:rPr>
+        <w:t>σαρκὸς ἑτέρας</w:t>
+      </w:r>
+    </w:p>
+    <w:p>
+      <w:pPr>
+        <w:bidi/>
+      </w:pPr>
+      <w:r>
+        <w:rPr>
+          <w:lang w:val="ar_AE" w:bidi="ar_AE"/>
+        </w:rPr>
+      </w:r>
+      <w:r>
+        <w:rPr>
+          <w:b/>
+          <w:lang w:val="ar_AE" w:bidi="ar_AE"/>
+        </w:rPr>
         <w:t>"</w:t>
       </w:r>
       <w:r>
@@ -6113,6 +7014,23 @@
           <w:b/>
           <w:lang w:val="ar_AE" w:bidi="ar_AE"/>
         </w:rPr>
+        <w:t>πρόκεινται δεῖγμα</w:t>
+      </w:r>
+    </w:p>
+    <w:p>
+      <w:pPr>
+        <w:bidi/>
+      </w:pPr>
+      <w:r>
+        <w:rPr>
+          <w:lang w:val="ar_AE" w:bidi="ar_AE"/>
+        </w:rPr>
+      </w:r>
+      <w:r>
+        <w:rPr>
+          <w:b/>
+          <w:lang w:val="ar_AE" w:bidi="ar_AE"/>
+        </w:rPr>
         <w:t>"</w:t>
       </w:r>
       <w:r>
@@ -6232,6 +7150,23 @@
           <w:b/>
           <w:lang w:val="ar_AE" w:bidi="ar_AE"/>
         </w:rPr>
+        <w:t>πυρὸς αἰωνίου δίκην ὑπέχουσαι</w:t>
+      </w:r>
+    </w:p>
+    <w:p>
+      <w:pPr>
+        <w:bidi/>
+      </w:pPr>
+      <w:r>
+        <w:rPr>
+          <w:lang w:val="ar_AE" w:bidi="ar_AE"/>
+        </w:rPr>
+      </w:r>
+      <w:r>
+        <w:rPr>
+          <w:b/>
+          <w:lang w:val="ar_AE" w:bidi="ar_AE"/>
+        </w:rPr>
         <w:t>"</w:t>
       </w:r>
       <w:r>
@@ -6335,6 +7270,23 @@
         <w:rPr>
           <w:lang w:val="ar_AE" w:bidi="ar_AE"/>
         </w:rPr>
+      </w:r>
+    </w:p>
+    <w:p>
+      <w:pPr>
+        <w:bidi/>
+      </w:pPr>
+      <w:r>
+        <w:rPr>
+          <w:lang w:val="ar_AE" w:bidi="ar_AE"/>
+        </w:rPr>
+      </w:r>
+      <w:r>
+        <w:rPr>
+          <w:b/>
+          <w:lang w:val="ar_AE" w:bidi="ar_AE"/>
+        </w:rPr>
+        <w:t>ὁμοίως</w:t>
       </w:r>
     </w:p>
     <w:p>
@@ -6488,6 +7440,23 @@
           <w:b/>
           <w:lang w:val="ar_AE" w:bidi="ar_AE"/>
         </w:rPr>
+        <w:t>οὗτοι ἐνυπνιαζόμενοι</w:t>
+      </w:r>
+    </w:p>
+    <w:p>
+      <w:pPr>
+        <w:bidi/>
+      </w:pPr>
+      <w:r>
+        <w:rPr>
+          <w:lang w:val="ar_AE" w:bidi="ar_AE"/>
+        </w:rPr>
+      </w:r>
+      <w:r>
+        <w:rPr>
+          <w:b/>
+          <w:lang w:val="ar_AE" w:bidi="ar_AE"/>
+        </w:rPr>
         <w:t>"</w:t>
       </w:r>
       <w:r>
@@ -6625,6 +7594,23 @@
           <w:b/>
           <w:lang w:val="ar_AE" w:bidi="ar_AE"/>
         </w:rPr>
+        <w:t>σάρκα μὲν μιαίνουσιν</w:t>
+      </w:r>
+    </w:p>
+    <w:p>
+      <w:pPr>
+        <w:bidi/>
+      </w:pPr>
+      <w:r>
+        <w:rPr>
+          <w:lang w:val="ar_AE" w:bidi="ar_AE"/>
+        </w:rPr>
+      </w:r>
+      <w:r>
+        <w:rPr>
+          <w:b/>
+          <w:lang w:val="ar_AE" w:bidi="ar_AE"/>
+        </w:rPr>
         <w:t>"</w:t>
       </w:r>
       <w:r>
@@ -6744,6 +7730,23 @@
           <w:b/>
           <w:lang w:val="ar_AE" w:bidi="ar_AE"/>
         </w:rPr>
+        <w:t>κυριότητα</w:t>
+      </w:r>
+    </w:p>
+    <w:p>
+      <w:pPr>
+        <w:bidi/>
+      </w:pPr>
+      <w:r>
+        <w:rPr>
+          <w:lang w:val="ar_AE" w:bidi="ar_AE"/>
+        </w:rPr>
+      </w:r>
+      <w:r>
+        <w:rPr>
+          <w:b/>
+          <w:lang w:val="ar_AE" w:bidi="ar_AE"/>
+        </w:rPr>
         <w:t>"</w:t>
       </w:r>
       <w:r>
@@ -6841,6 +7844,23 @@
           <w:b/>
           <w:lang w:val="ar_AE" w:bidi="ar_AE"/>
         </w:rPr>
+        <w:t>κυριότητα &amp; ἀθετοῦσιν</w:t>
+      </w:r>
+    </w:p>
+    <w:p>
+      <w:pPr>
+        <w:bidi/>
+      </w:pPr>
+      <w:r>
+        <w:rPr>
+          <w:lang w:val="ar_AE" w:bidi="ar_AE"/>
+        </w:rPr>
+      </w:r>
+      <w:r>
+        <w:rPr>
+          <w:b/>
+          <w:lang w:val="ar_AE" w:bidi="ar_AE"/>
+        </w:rPr>
         <w:t>"</w:t>
       </w:r>
       <w:r>
@@ -7057,6 +8077,23 @@
           <w:b/>
           <w:lang w:val="ar_AE" w:bidi="ar_AE"/>
         </w:rPr>
+        <w:t>κρίσιν ἐπενεγκεῖν βλασφημίας</w:t>
+      </w:r>
+    </w:p>
+    <w:p>
+      <w:pPr>
+        <w:bidi/>
+      </w:pPr>
+      <w:r>
+        <w:rPr>
+          <w:lang w:val="ar_AE" w:bidi="ar_AE"/>
+        </w:rPr>
+      </w:r>
+      <w:r>
+        <w:rPr>
+          <w:b/>
+          <w:lang w:val="ar_AE" w:bidi="ar_AE"/>
+        </w:rPr>
         <w:t>"</w:t>
       </w:r>
       <w:r>
@@ -7176,6 +8213,23 @@
           <w:b/>
           <w:lang w:val="ar_AE" w:bidi="ar_AE"/>
         </w:rPr>
+        <w:t>κρίσιν ἐπενεγκεῖν βλασφημίας</w:t>
+      </w:r>
+    </w:p>
+    <w:p>
+      <w:pPr>
+        <w:bidi/>
+      </w:pPr>
+      <w:r>
+        <w:rPr>
+          <w:lang w:val="ar_AE" w:bidi="ar_AE"/>
+        </w:rPr>
+      </w:r>
+      <w:r>
+        <w:rPr>
+          <w:b/>
+          <w:lang w:val="ar_AE" w:bidi="ar_AE"/>
+        </w:rPr>
         <w:t>"</w:t>
       </w:r>
       <w:r>
@@ -7295,6 +8349,23 @@
           <w:b/>
           <w:lang w:val="ar_AE" w:bidi="ar_AE"/>
         </w:rPr>
+        <w:t>κρίσιν ἐπενεγκεῖν βλασφημίας</w:t>
+      </w:r>
+    </w:p>
+    <w:p>
+      <w:pPr>
+        <w:bidi/>
+      </w:pPr>
+      <w:r>
+        <w:rPr>
+          <w:lang w:val="ar_AE" w:bidi="ar_AE"/>
+        </w:rPr>
+      </w:r>
+      <w:r>
+        <w:rPr>
+          <w:b/>
+          <w:lang w:val="ar_AE" w:bidi="ar_AE"/>
+        </w:rPr>
         <w:t>"أنْ يورِدَ حُكمَ افتِراءٍ"</w:t>
       </w:r>
     </w:p>
@@ -7397,6 +8468,23 @@
         <w:rPr>
           <w:lang w:val="ar_AE" w:bidi="ar_AE"/>
         </w:rPr>
+      </w:r>
+    </w:p>
+    <w:p>
+      <w:pPr>
+        <w:bidi/>
+      </w:pPr>
+      <w:r>
+        <w:rPr>
+          <w:lang w:val="ar_AE" w:bidi="ar_AE"/>
+        </w:rPr>
+      </w:r>
+      <w:r>
+        <w:rPr>
+          <w:b/>
+          <w:lang w:val="ar_AE" w:bidi="ar_AE"/>
+        </w:rPr>
+        <w:t>οὗτοι</w:t>
       </w:r>
     </w:p>
     <w:p>
@@ -7550,6 +8638,23 @@
           <w:b/>
           <w:lang w:val="ar_AE" w:bidi="ar_AE"/>
         </w:rPr>
+        <w:t>ὅσα &amp; οὐκ οἴδασιν</w:t>
+      </w:r>
+    </w:p>
+    <w:p>
+      <w:pPr>
+        <w:bidi/>
+      </w:pPr>
+      <w:r>
+        <w:rPr>
+          <w:lang w:val="ar_AE" w:bidi="ar_AE"/>
+        </w:rPr>
+      </w:r>
+      <w:r>
+        <w:rPr>
+          <w:b/>
+          <w:lang w:val="ar_AE" w:bidi="ar_AE"/>
+        </w:rPr>
         <w:t>"</w:t>
       </w:r>
       <w:r>
@@ -7677,6 +8782,23 @@
           <w:b/>
           <w:lang w:val="ar_AE" w:bidi="ar_AE"/>
         </w:rPr>
+        <w:t>ὅσα δὲ φυσικῶς ὡς τὰ ἄλογα ζῷα ἐπίστανται</w:t>
+      </w:r>
+    </w:p>
+    <w:p>
+      <w:pPr>
+        <w:bidi/>
+      </w:pPr>
+      <w:r>
+        <w:rPr>
+          <w:lang w:val="ar_AE" w:bidi="ar_AE"/>
+        </w:rPr>
+      </w:r>
+      <w:r>
+        <w:rPr>
+          <w:b/>
+          <w:lang w:val="ar_AE" w:bidi="ar_AE"/>
+        </w:rPr>
         <w:t>""</w:t>
       </w:r>
     </w:p>
@@ -7769,6 +8891,23 @@
           <w:b/>
           <w:lang w:val="ar_AE" w:bidi="ar_AE"/>
         </w:rPr>
+        <w:t>ἐν τούτοις</w:t>
+      </w:r>
+    </w:p>
+    <w:p>
+      <w:pPr>
+        <w:bidi/>
+      </w:pPr>
+      <w:r>
+        <w:rPr>
+          <w:lang w:val="ar_AE" w:bidi="ar_AE"/>
+        </w:rPr>
+      </w:r>
+      <w:r>
+        <w:rPr>
+          <w:b/>
+          <w:lang w:val="ar_AE" w:bidi="ar_AE"/>
+        </w:rPr>
         <w:t>"</w:t>
       </w:r>
       <w:r>
@@ -7900,6 +9039,23 @@
           <w:b/>
           <w:lang w:val="ar_AE" w:bidi="ar_AE"/>
         </w:rPr>
+        <w:t>ἐν τούτοις φθείρονται</w:t>
+      </w:r>
+    </w:p>
+    <w:p>
+      <w:pPr>
+        <w:bidi/>
+      </w:pPr>
+      <w:r>
+        <w:rPr>
+          <w:lang w:val="ar_AE" w:bidi="ar_AE"/>
+        </w:rPr>
+      </w:r>
+      <w:r>
+        <w:rPr>
+          <w:b/>
+          <w:lang w:val="ar_AE" w:bidi="ar_AE"/>
+        </w:rPr>
         <w:t>"</w:t>
       </w:r>
       <w:r>
@@ -8019,6 +9175,23 @@
           <w:b/>
           <w:lang w:val="ar_AE" w:bidi="ar_AE"/>
         </w:rPr>
+        <w:t>οὐαὶ αὐτοῖς</w:t>
+      </w:r>
+    </w:p>
+    <w:p>
+      <w:pPr>
+        <w:bidi/>
+      </w:pPr>
+      <w:r>
+        <w:rPr>
+          <w:lang w:val="ar_AE" w:bidi="ar_AE"/>
+        </w:rPr>
+      </w:r>
+      <w:r>
+        <w:rPr>
+          <w:b/>
+          <w:lang w:val="ar_AE" w:bidi="ar_AE"/>
+        </w:rPr>
         <w:t>"</w:t>
       </w:r>
       <w:r>
@@ -8138,6 +9311,23 @@
           <w:b/>
           <w:lang w:val="ar_AE" w:bidi="ar_AE"/>
         </w:rPr>
+        <w:t>τῇ ὁδῷ τοῦ Κάϊν ἐπορεύθησαν</w:t>
+      </w:r>
+    </w:p>
+    <w:p>
+      <w:pPr>
+        <w:bidi/>
+      </w:pPr>
+      <w:r>
+        <w:rPr>
+          <w:lang w:val="ar_AE" w:bidi="ar_AE"/>
+        </w:rPr>
+      </w:r>
+      <w:r>
+        <w:rPr>
+          <w:b/>
+          <w:lang w:val="ar_AE" w:bidi="ar_AE"/>
+        </w:rPr>
         <w:t>"</w:t>
       </w:r>
       <w:r>
@@ -8257,6 +9447,23 @@
           <w:b/>
           <w:lang w:val="ar_AE" w:bidi="ar_AE"/>
         </w:rPr>
+        <w:t>τοῦ Κάϊν</w:t>
+      </w:r>
+    </w:p>
+    <w:p>
+      <w:pPr>
+        <w:bidi/>
+      </w:pPr>
+      <w:r>
+        <w:rPr>
+          <w:lang w:val="ar_AE" w:bidi="ar_AE"/>
+        </w:rPr>
+      </w:r>
+      <w:r>
+        <w:rPr>
+          <w:b/>
+          <w:lang w:val="ar_AE" w:bidi="ar_AE"/>
+        </w:rPr>
         <w:t>"</w:t>
       </w:r>
       <w:r>
@@ -8376,6 +9583,23 @@
           <w:b/>
           <w:lang w:val="ar_AE" w:bidi="ar_AE"/>
         </w:rPr>
+        <w:t>ἐξεχύθησαν</w:t>
+      </w:r>
+    </w:p>
+    <w:p>
+      <w:pPr>
+        <w:bidi/>
+      </w:pPr>
+      <w:r>
+        <w:rPr>
+          <w:lang w:val="ar_AE" w:bidi="ar_AE"/>
+        </w:rPr>
+      </w:r>
+      <w:r>
+        <w:rPr>
+          <w:b/>
+          <w:lang w:val="ar_AE" w:bidi="ar_AE"/>
+        </w:rPr>
         <w:t>"</w:t>
       </w:r>
       <w:r>
@@ -8460,6 +9684,23 @@
           <w:b/>
           <w:lang w:val="ar_AE" w:bidi="ar_AE"/>
         </w:rPr>
+        <w:t>τοῦ Βαλαὰμ μισθοῦ</w:t>
+      </w:r>
+    </w:p>
+    <w:p>
+      <w:pPr>
+        <w:bidi/>
+      </w:pPr>
+      <w:r>
+        <w:rPr>
+          <w:lang w:val="ar_AE" w:bidi="ar_AE"/>
+        </w:rPr>
+      </w:r>
+      <w:r>
+        <w:rPr>
+          <w:b/>
+          <w:lang w:val="ar_AE" w:bidi="ar_AE"/>
+        </w:rPr>
         <w:t>"</w:t>
       </w:r>
       <w:r>
@@ -8579,6 +9820,23 @@
           <w:b/>
           <w:lang w:val="ar_AE" w:bidi="ar_AE"/>
         </w:rPr>
+        <w:t>τοῦ Κόρε</w:t>
+      </w:r>
+    </w:p>
+    <w:p>
+      <w:pPr>
+        <w:bidi/>
+      </w:pPr>
+      <w:r>
+        <w:rPr>
+          <w:lang w:val="ar_AE" w:bidi="ar_AE"/>
+        </w:rPr>
+      </w:r>
+      <w:r>
+        <w:rPr>
+          <w:b/>
+          <w:lang w:val="ar_AE" w:bidi="ar_AE"/>
+        </w:rPr>
         <w:t>"</w:t>
       </w:r>
       <w:r>
@@ -8698,6 +9956,23 @@
           <w:b/>
           <w:lang w:val="ar_AE" w:bidi="ar_AE"/>
         </w:rPr>
+        <w:t>ἀπώλοντο</w:t>
+      </w:r>
+    </w:p>
+    <w:p>
+      <w:pPr>
+        <w:bidi/>
+      </w:pPr>
+      <w:r>
+        <w:rPr>
+          <w:lang w:val="ar_AE" w:bidi="ar_AE"/>
+        </w:rPr>
+      </w:r>
+      <w:r>
+        <w:rPr>
+          <w:b/>
+          <w:lang w:val="ar_AE" w:bidi="ar_AE"/>
+        </w:rPr>
         <w:t>"</w:t>
       </w:r>
       <w:r>
@@ -8788,6 +10063,23 @@
         <w:rPr>
           <w:lang w:val="ar_AE" w:bidi="ar_AE"/>
         </w:rPr>
+      </w:r>
+    </w:p>
+    <w:p>
+      <w:pPr>
+        <w:bidi/>
+      </w:pPr>
+      <w:r>
+        <w:rPr>
+          <w:lang w:val="ar_AE" w:bidi="ar_AE"/>
+        </w:rPr>
+      </w:r>
+      <w:r>
+        <w:rPr>
+          <w:b/>
+          <w:lang w:val="ar_AE" w:bidi="ar_AE"/>
+        </w:rPr>
+        <w:t>οὗτοί</w:t>
       </w:r>
     </w:p>
     <w:p>
@@ -8928,6 +10220,23 @@
           <w:b/>
           <w:lang w:val="ar_AE" w:bidi="ar_AE"/>
         </w:rPr>
+        <w:t>σπιλάδες</w:t>
+      </w:r>
+    </w:p>
+    <w:p>
+      <w:pPr>
+        <w:bidi/>
+      </w:pPr>
+      <w:r>
+        <w:rPr>
+          <w:lang w:val="ar_AE" w:bidi="ar_AE"/>
+        </w:rPr>
+      </w:r>
+      <w:r>
+        <w:rPr>
+          <w:b/>
+          <w:lang w:val="ar_AE" w:bidi="ar_AE"/>
+        </w:rPr>
         <w:t>"</w:t>
       </w:r>
       <w:r>
@@ -9047,6 +10356,23 @@
           <w:b/>
           <w:lang w:val="ar_AE" w:bidi="ar_AE"/>
         </w:rPr>
+        <w:t>ταῖς ἀγάπαις</w:t>
+      </w:r>
+    </w:p>
+    <w:p>
+      <w:pPr>
+        <w:bidi/>
+      </w:pPr>
+      <w:r>
+        <w:rPr>
+          <w:lang w:val="ar_AE" w:bidi="ar_AE"/>
+        </w:rPr>
+      </w:r>
+      <w:r>
+        <w:rPr>
+          <w:b/>
+          <w:lang w:val="ar_AE" w:bidi="ar_AE"/>
+        </w:rPr>
         <w:t>"</w:t>
       </w:r>
       <w:r>
@@ -9166,6 +10492,23 @@
           <w:b/>
           <w:lang w:val="ar_AE" w:bidi="ar_AE"/>
         </w:rPr>
+        <w:t>ἑαυτοὺς ποιμαίνοντες</w:t>
+      </w:r>
+    </w:p>
+    <w:p>
+      <w:pPr>
+        <w:bidi/>
+      </w:pPr>
+      <w:r>
+        <w:rPr>
+          <w:lang w:val="ar_AE" w:bidi="ar_AE"/>
+        </w:rPr>
+      </w:r>
+      <w:r>
+        <w:rPr>
+          <w:b/>
+          <w:lang w:val="ar_AE" w:bidi="ar_AE"/>
+        </w:rPr>
         <w:t>"</w:t>
       </w:r>
       <w:r>
@@ -9272,6 +10615,23 @@
           <w:b/>
           <w:lang w:val="ar_AE" w:bidi="ar_AE"/>
         </w:rPr>
+        <w:t>νεφέλαι ἄνυδροι ὑπὸ ἀνέμων παραφερόμεναι</w:t>
+      </w:r>
+    </w:p>
+    <w:p>
+      <w:pPr>
+        <w:bidi/>
+      </w:pPr>
+      <w:r>
+        <w:rPr>
+          <w:lang w:val="ar_AE" w:bidi="ar_AE"/>
+        </w:rPr>
+      </w:r>
+      <w:r>
+        <w:rPr>
+          <w:b/>
+          <w:lang w:val="ar_AE" w:bidi="ar_AE"/>
+        </w:rPr>
         <w:t>"</w:t>
       </w:r>
       <w:r>
@@ -9404,6 +10764,23 @@
           <w:b/>
           <w:lang w:val="ar_AE" w:bidi="ar_AE"/>
         </w:rPr>
+        <w:t>ὑπὸ ἀνέμων παραφερόμεναι</w:t>
+      </w:r>
+    </w:p>
+    <w:p>
+      <w:pPr>
+        <w:bidi/>
+      </w:pPr>
+      <w:r>
+        <w:rPr>
+          <w:lang w:val="ar_AE" w:bidi="ar_AE"/>
+        </w:rPr>
+      </w:r>
+      <w:r>
+        <w:rPr>
+          <w:b/>
+          <w:lang w:val="ar_AE" w:bidi="ar_AE"/>
+        </w:rPr>
         <w:t>"</w:t>
       </w:r>
       <w:r>
@@ -9510,6 +10887,23 @@
           <w:b/>
           <w:lang w:val="ar_AE" w:bidi="ar_AE"/>
         </w:rPr>
+        <w:t>δένδρα φθινοπωρινὰ ἄκαρπα</w:t>
+      </w:r>
+    </w:p>
+    <w:p>
+      <w:pPr>
+        <w:bidi/>
+      </w:pPr>
+      <w:r>
+        <w:rPr>
+          <w:lang w:val="ar_AE" w:bidi="ar_AE"/>
+        </w:rPr>
+      </w:r>
+      <w:r>
+        <w:rPr>
+          <w:b/>
+          <w:lang w:val="ar_AE" w:bidi="ar_AE"/>
+        </w:rPr>
         <w:t>"</w:t>
       </w:r>
       <w:r>
@@ -9629,6 +11023,23 @@
           <w:b/>
           <w:lang w:val="ar_AE" w:bidi="ar_AE"/>
         </w:rPr>
+        <w:t>δὶς ἀποθανόντα ἐκριζωθέντα</w:t>
+      </w:r>
+    </w:p>
+    <w:p>
+      <w:pPr>
+        <w:bidi/>
+      </w:pPr>
+      <w:r>
+        <w:rPr>
+          <w:lang w:val="ar_AE" w:bidi="ar_AE"/>
+        </w:rPr>
+      </w:r>
+      <w:r>
+        <w:rPr>
+          <w:b/>
+          <w:lang w:val="ar_AE" w:bidi="ar_AE"/>
+        </w:rPr>
         <w:t>"</w:t>
       </w:r>
       <w:r>
@@ -9735,6 +11146,23 @@
           <w:b/>
           <w:lang w:val="ar_AE" w:bidi="ar_AE"/>
         </w:rPr>
+        <w:t>δὶς ἀποθανόντα ἐκριζωθέντα</w:t>
+      </w:r>
+    </w:p>
+    <w:p>
+      <w:pPr>
+        <w:bidi/>
+      </w:pPr>
+      <w:r>
+        <w:rPr>
+          <w:lang w:val="ar_AE" w:bidi="ar_AE"/>
+        </w:rPr>
+      </w:r>
+      <w:r>
+        <w:rPr>
+          <w:b/>
+          <w:lang w:val="ar_AE" w:bidi="ar_AE"/>
+        </w:rPr>
         <w:t>"مَيِّتَةٌ مُضاعَفًا، مُقتَلَعَةٌ"</w:t>
       </w:r>
     </w:p>
@@ -9805,6 +11233,23 @@
           <w:b/>
           <w:lang w:val="ar_AE" w:bidi="ar_AE"/>
         </w:rPr>
+        <w:t>ἐκριζωθέντα</w:t>
+      </w:r>
+    </w:p>
+    <w:p>
+      <w:pPr>
+        <w:bidi/>
+      </w:pPr>
+      <w:r>
+        <w:rPr>
+          <w:lang w:val="ar_AE" w:bidi="ar_AE"/>
+        </w:rPr>
+      </w:r>
+      <w:r>
+        <w:rPr>
+          <w:b/>
+          <w:lang w:val="ar_AE" w:bidi="ar_AE"/>
+        </w:rPr>
         <w:t>"</w:t>
       </w:r>
       <w:r>
@@ -9911,6 +11356,23 @@
           <w:b/>
           <w:lang w:val="ar_AE" w:bidi="ar_AE"/>
         </w:rPr>
+        <w:t>ἐκριζωθέντα</w:t>
+      </w:r>
+    </w:p>
+    <w:p>
+      <w:pPr>
+        <w:bidi/>
+      </w:pPr>
+      <w:r>
+        <w:rPr>
+          <w:lang w:val="ar_AE" w:bidi="ar_AE"/>
+        </w:rPr>
+      </w:r>
+      <w:r>
+        <w:rPr>
+          <w:b/>
+          <w:lang w:val="ar_AE" w:bidi="ar_AE"/>
+        </w:rPr>
         <w:t>"مُقتَلَعَةٌ"</w:t>
       </w:r>
     </w:p>
@@ -10003,6 +11465,23 @@
           <w:b/>
           <w:lang w:val="ar_AE" w:bidi="ar_AE"/>
         </w:rPr>
+        <w:t>κύματα ἄγρια θαλάσσης</w:t>
+      </w:r>
+    </w:p>
+    <w:p>
+      <w:pPr>
+        <w:bidi/>
+      </w:pPr>
+      <w:r>
+        <w:rPr>
+          <w:lang w:val="ar_AE" w:bidi="ar_AE"/>
+        </w:rPr>
+      </w:r>
+      <w:r>
+        <w:rPr>
+          <w:b/>
+          <w:lang w:val="ar_AE" w:bidi="ar_AE"/>
+        </w:rPr>
         <w:t>"</w:t>
       </w:r>
       <w:r>
@@ -10122,6 +11601,23 @@
           <w:b/>
           <w:lang w:val="ar_AE" w:bidi="ar_AE"/>
         </w:rPr>
+        <w:t>ἐπαφρίζοντα τὰς ἑαυτῶν αἰσχύνας</w:t>
+      </w:r>
+    </w:p>
+    <w:p>
+      <w:pPr>
+        <w:bidi/>
+      </w:pPr>
+      <w:r>
+        <w:rPr>
+          <w:lang w:val="ar_AE" w:bidi="ar_AE"/>
+        </w:rPr>
+      </w:r>
+      <w:r>
+        <w:rPr>
+          <w:b/>
+          <w:lang w:val="ar_AE" w:bidi="ar_AE"/>
+        </w:rPr>
         <w:t>"</w:t>
       </w:r>
       <w:r>
@@ -10241,6 +11737,23 @@
           <w:b/>
           <w:lang w:val="ar_AE" w:bidi="ar_AE"/>
         </w:rPr>
+        <w:t>ἀστέρες πλανῆται</w:t>
+      </w:r>
+    </w:p>
+    <w:p>
+      <w:pPr>
+        <w:bidi/>
+      </w:pPr>
+      <w:r>
+        <w:rPr>
+          <w:lang w:val="ar_AE" w:bidi="ar_AE"/>
+        </w:rPr>
+      </w:r>
+      <w:r>
+        <w:rPr>
+          <w:b/>
+          <w:lang w:val="ar_AE" w:bidi="ar_AE"/>
+        </w:rPr>
         <w:t>"</w:t>
       </w:r>
       <w:r>
@@ -10360,6 +11873,23 @@
           <w:b/>
           <w:lang w:val="ar_AE" w:bidi="ar_AE"/>
         </w:rPr>
+        <w:t>οἷς ὁ ζόφος τοῦ σκότους εἰς αἰῶνα τετήρηται</w:t>
+      </w:r>
+    </w:p>
+    <w:p>
+      <w:pPr>
+        <w:bidi/>
+      </w:pPr>
+      <w:r>
+        <w:rPr>
+          <w:lang w:val="ar_AE" w:bidi="ar_AE"/>
+        </w:rPr>
+      </w:r>
+      <w:r>
+        <w:rPr>
+          <w:b/>
+          <w:lang w:val="ar_AE" w:bidi="ar_AE"/>
+        </w:rPr>
         <w:t>"</w:t>
       </w:r>
       <w:r>
@@ -10479,6 +12009,23 @@
           <w:b/>
           <w:lang w:val="ar_AE" w:bidi="ar_AE"/>
         </w:rPr>
+        <w:t>οἷς</w:t>
+      </w:r>
+    </w:p>
+    <w:p>
+      <w:pPr>
+        <w:bidi/>
+      </w:pPr>
+      <w:r>
+        <w:rPr>
+          <w:lang w:val="ar_AE" w:bidi="ar_AE"/>
+        </w:rPr>
+      </w:r>
+      <w:r>
+        <w:rPr>
+          <w:b/>
+          <w:lang w:val="ar_AE" w:bidi="ar_AE"/>
+        </w:rPr>
         <w:t>"</w:t>
       </w:r>
       <w:r>
@@ -10598,6 +12145,23 @@
           <w:b/>
           <w:lang w:val="ar_AE" w:bidi="ar_AE"/>
         </w:rPr>
+        <w:t>ὁ ζόφος τοῦ σκότους</w:t>
+      </w:r>
+    </w:p>
+    <w:p>
+      <w:pPr>
+        <w:bidi/>
+      </w:pPr>
+      <w:r>
+        <w:rPr>
+          <w:lang w:val="ar_AE" w:bidi="ar_AE"/>
+        </w:rPr>
+      </w:r>
+      <w:r>
+        <w:rPr>
+          <w:b/>
+          <w:lang w:val="ar_AE" w:bidi="ar_AE"/>
+        </w:rPr>
         <w:t>"</w:t>
       </w:r>
       <w:r>
@@ -10695,6 +12259,23 @@
           <w:b/>
           <w:lang w:val="ar_AE" w:bidi="ar_AE"/>
         </w:rPr>
+        <w:t>ὁ ζόφος τοῦ σκότους</w:t>
+      </w:r>
+    </w:p>
+    <w:p>
+      <w:pPr>
+        <w:bidi/>
+      </w:pPr>
+      <w:r>
+        <w:rPr>
+          <w:lang w:val="ar_AE" w:bidi="ar_AE"/>
+        </w:rPr>
+      </w:r>
+      <w:r>
+        <w:rPr>
+          <w:b/>
+          <w:lang w:val="ar_AE" w:bidi="ar_AE"/>
+        </w:rPr>
         <w:t>"</w:t>
       </w:r>
       <w:r>
@@ -10814,6 +12395,23 @@
           <w:b/>
           <w:lang w:val="ar_AE" w:bidi="ar_AE"/>
         </w:rPr>
+        <w:t>ἕβδομος ἀπὸ Ἀδὰμ</w:t>
+      </w:r>
+    </w:p>
+    <w:p>
+      <w:pPr>
+        <w:bidi/>
+      </w:pPr>
+      <w:r>
+        <w:rPr>
+          <w:lang w:val="ar_AE" w:bidi="ar_AE"/>
+        </w:rPr>
+      </w:r>
+      <w:r>
+        <w:rPr>
+          <w:b/>
+          <w:lang w:val="ar_AE" w:bidi="ar_AE"/>
+        </w:rPr>
         <w:t>"</w:t>
       </w:r>
       <w:r>
@@ -10911,6 +12509,23 @@
           <w:b/>
           <w:lang w:val="ar_AE" w:bidi="ar_AE"/>
         </w:rPr>
+        <w:t>τούτοις</w:t>
+      </w:r>
+    </w:p>
+    <w:p>
+      <w:pPr>
+        <w:bidi/>
+      </w:pPr>
+      <w:r>
+        <w:rPr>
+          <w:lang w:val="ar_AE" w:bidi="ar_AE"/>
+        </w:rPr>
+      </w:r>
+      <w:r>
+        <w:rPr>
+          <w:b/>
+          <w:lang w:val="ar_AE" w:bidi="ar_AE"/>
+        </w:rPr>
         <w:t>"</w:t>
       </w:r>
       <w:r>
@@ -11030,6 +12645,23 @@
           <w:b/>
           <w:lang w:val="ar_AE" w:bidi="ar_AE"/>
         </w:rPr>
+        <w:t>λέγων</w:t>
+      </w:r>
+    </w:p>
+    <w:p>
+      <w:pPr>
+        <w:bidi/>
+      </w:pPr>
+      <w:r>
+        <w:rPr>
+          <w:lang w:val="ar_AE" w:bidi="ar_AE"/>
+        </w:rPr>
+      </w:r>
+      <w:r>
+        <w:rPr>
+          <w:b/>
+          <w:lang w:val="ar_AE" w:bidi="ar_AE"/>
+        </w:rPr>
         <w:t>"</w:t>
       </w:r>
       <w:r>
@@ -11136,6 +12768,23 @@
           <w:b/>
           <w:lang w:val="ar_AE" w:bidi="ar_AE"/>
         </w:rPr>
+        <w:t>ἰδοὺ</w:t>
+      </w:r>
+    </w:p>
+    <w:p>
+      <w:pPr>
+        <w:bidi/>
+      </w:pPr>
+      <w:r>
+        <w:rPr>
+          <w:lang w:val="ar_AE" w:bidi="ar_AE"/>
+        </w:rPr>
+      </w:r>
+      <w:r>
+        <w:rPr>
+          <w:b/>
+          <w:lang w:val="ar_AE" w:bidi="ar_AE"/>
+        </w:rPr>
         <w:t>"</w:t>
       </w:r>
       <w:r>
@@ -11255,6 +12904,23 @@
           <w:b/>
           <w:lang w:val="ar_AE" w:bidi="ar_AE"/>
         </w:rPr>
+        <w:t>ἦλθεν Κύριος</w:t>
+      </w:r>
+    </w:p>
+    <w:p>
+      <w:pPr>
+        <w:bidi/>
+      </w:pPr>
+      <w:r>
+        <w:rPr>
+          <w:lang w:val="ar_AE" w:bidi="ar_AE"/>
+        </w:rPr>
+      </w:r>
+      <w:r>
+        <w:rPr>
+          <w:b/>
+          <w:lang w:val="ar_AE" w:bidi="ar_AE"/>
+        </w:rPr>
         <w:t>"</w:t>
       </w:r>
       <w:r>
@@ -11361,6 +13027,23 @@
           <w:b/>
           <w:lang w:val="ar_AE" w:bidi="ar_AE"/>
         </w:rPr>
+        <w:t>Κύριος</w:t>
+      </w:r>
+    </w:p>
+    <w:p>
+      <w:pPr>
+        <w:bidi/>
+      </w:pPr>
+      <w:r>
+        <w:rPr>
+          <w:lang w:val="ar_AE" w:bidi="ar_AE"/>
+        </w:rPr>
+      </w:r>
+      <w:r>
+        <w:rPr>
+          <w:b/>
+          <w:lang w:val="ar_AE" w:bidi="ar_AE"/>
+        </w:rPr>
         <w:t>"</w:t>
       </w:r>
       <w:r>
@@ -11458,6 +13141,23 @@
           <w:b/>
           <w:lang w:val="ar_AE" w:bidi="ar_AE"/>
         </w:rPr>
+        <w:t>μυριάσιν</w:t>
+      </w:r>
+    </w:p>
+    <w:p>
+      <w:pPr>
+        <w:bidi/>
+      </w:pPr>
+      <w:r>
+        <w:rPr>
+          <w:lang w:val="ar_AE" w:bidi="ar_AE"/>
+        </w:rPr>
+      </w:r>
+      <w:r>
+        <w:rPr>
+          <w:b/>
+          <w:lang w:val="ar_AE" w:bidi="ar_AE"/>
+        </w:rPr>
         <w:t>"</w:t>
       </w:r>
       <w:r>
@@ -11654,6 +13354,23 @@
           <w:b/>
           <w:lang w:val="ar_AE" w:bidi="ar_AE"/>
         </w:rPr>
+        <w:t>ποιῆσαι κρίσιν &amp; καὶ ἐλέγξαι</w:t>
+      </w:r>
+    </w:p>
+    <w:p>
+      <w:pPr>
+        <w:bidi/>
+      </w:pPr>
+      <w:r>
+        <w:rPr>
+          <w:lang w:val="ar_AE" w:bidi="ar_AE"/>
+        </w:rPr>
+      </w:r>
+      <w:r>
+        <w:rPr>
+          <w:b/>
+          <w:lang w:val="ar_AE" w:bidi="ar_AE"/>
+        </w:rPr>
         <w:t>"</w:t>
       </w:r>
       <w:r>
@@ -11787,6 +13504,23 @@
           <w:b/>
           <w:lang w:val="ar_AE" w:bidi="ar_AE"/>
         </w:rPr>
+        <w:t>ποιῆσαι κρίσιν κατὰ</w:t>
+      </w:r>
+    </w:p>
+    <w:p>
+      <w:pPr>
+        <w:bidi/>
+      </w:pPr>
+      <w:r>
+        <w:rPr>
+          <w:lang w:val="ar_AE" w:bidi="ar_AE"/>
+        </w:rPr>
+      </w:r>
+      <w:r>
+        <w:rPr>
+          <w:b/>
+          <w:lang w:val="ar_AE" w:bidi="ar_AE"/>
+        </w:rPr>
         <w:t>"</w:t>
       </w:r>
       <w:r>
@@ -11906,6 +13640,23 @@
           <w:b/>
           <w:lang w:val="ar_AE" w:bidi="ar_AE"/>
         </w:rPr>
+        <w:t>πᾶσαν ψυχὴν</w:t>
+      </w:r>
+    </w:p>
+    <w:p>
+      <w:pPr>
+        <w:bidi/>
+      </w:pPr>
+      <w:r>
+        <w:rPr>
+          <w:lang w:val="ar_AE" w:bidi="ar_AE"/>
+        </w:rPr>
+      </w:r>
+      <w:r>
+        <w:rPr>
+          <w:b/>
+          <w:lang w:val="ar_AE" w:bidi="ar_AE"/>
+        </w:rPr>
         <w:t>"</w:t>
       </w:r>
       <w:r>
@@ -12025,6 +13776,23 @@
           <w:b/>
           <w:lang w:val="ar_AE" w:bidi="ar_AE"/>
         </w:rPr>
+        <w:t>τῶν ἔργων ἀσεβείας αὐτῶν</w:t>
+      </w:r>
+    </w:p>
+    <w:p>
+      <w:pPr>
+        <w:bidi/>
+      </w:pPr>
+      <w:r>
+        <w:rPr>
+          <w:lang w:val="ar_AE" w:bidi="ar_AE"/>
+        </w:rPr>
+      </w:r>
+      <w:r>
+        <w:rPr>
+          <w:b/>
+          <w:lang w:val="ar_AE" w:bidi="ar_AE"/>
+        </w:rPr>
         <w:t>"</w:t>
       </w:r>
       <w:r>
@@ -12144,6 +13912,23 @@
           <w:b/>
           <w:lang w:val="ar_AE" w:bidi="ar_AE"/>
         </w:rPr>
+        <w:t>τῶν σκληρῶν</w:t>
+      </w:r>
+    </w:p>
+    <w:p>
+      <w:pPr>
+        <w:bidi/>
+      </w:pPr>
+      <w:r>
+        <w:rPr>
+          <w:lang w:val="ar_AE" w:bidi="ar_AE"/>
+        </w:rPr>
+      </w:r>
+      <w:r>
+        <w:rPr>
+          <w:b/>
+          <w:lang w:val="ar_AE" w:bidi="ar_AE"/>
+        </w:rPr>
         <w:t>"</w:t>
       </w:r>
       <w:r>
@@ -12241,6 +14026,23 @@
           <w:b/>
           <w:lang w:val="ar_AE" w:bidi="ar_AE"/>
         </w:rPr>
+        <w:t>αὐτοῦ</w:t>
+      </w:r>
+    </w:p>
+    <w:p>
+      <w:pPr>
+        <w:bidi/>
+      </w:pPr>
+      <w:r>
+        <w:rPr>
+          <w:lang w:val="ar_AE" w:bidi="ar_AE"/>
+        </w:rPr>
+      </w:r>
+      <w:r>
+        <w:rPr>
+          <w:b/>
+          <w:lang w:val="ar_AE" w:bidi="ar_AE"/>
+        </w:rPr>
         <w:t>"</w:t>
       </w:r>
       <w:r>
@@ -12344,6 +14146,23 @@
         <w:rPr>
           <w:lang w:val="ar_AE" w:bidi="ar_AE"/>
         </w:rPr>
+      </w:r>
+    </w:p>
+    <w:p>
+      <w:pPr>
+        <w:bidi/>
+      </w:pPr>
+      <w:r>
+        <w:rPr>
+          <w:lang w:val="ar_AE" w:bidi="ar_AE"/>
+        </w:rPr>
+      </w:r>
+      <w:r>
+        <w:rPr>
+          <w:b/>
+          <w:lang w:val="ar_AE" w:bidi="ar_AE"/>
+        </w:rPr>
+        <w:t>οὗτοί</w:t>
       </w:r>
     </w:p>
     <w:p>
@@ -12497,6 +14316,23 @@
           <w:b/>
           <w:lang w:val="ar_AE" w:bidi="ar_AE"/>
         </w:rPr>
+        <w:t>εἰσιν γογγυσταί μεμψίμοιροι</w:t>
+      </w:r>
+    </w:p>
+    <w:p>
+      <w:pPr>
+        <w:bidi/>
+      </w:pPr>
+      <w:r>
+        <w:rPr>
+          <w:lang w:val="ar_AE" w:bidi="ar_AE"/>
+        </w:rPr>
+      </w:r>
+      <w:r>
+        <w:rPr>
+          <w:b/>
+          <w:lang w:val="ar_AE" w:bidi="ar_AE"/>
+        </w:rPr>
         <w:t>"</w:t>
       </w:r>
       <w:r>
@@ -12633,6 +14469,23 @@
           <w:b/>
           <w:lang w:val="ar_AE" w:bidi="ar_AE"/>
         </w:rPr>
+        <w:t>πορευόμενοι</w:t>
+      </w:r>
+    </w:p>
+    <w:p>
+      <w:pPr>
+        <w:bidi/>
+      </w:pPr>
+      <w:r>
+        <w:rPr>
+          <w:lang w:val="ar_AE" w:bidi="ar_AE"/>
+        </w:rPr>
+      </w:r>
+      <w:r>
+        <w:rPr>
+          <w:b/>
+          <w:lang w:val="ar_AE" w:bidi="ar_AE"/>
+        </w:rPr>
         <w:t>"</w:t>
       </w:r>
       <w:r>
@@ -12752,6 +14605,23 @@
           <w:b/>
           <w:lang w:val="ar_AE" w:bidi="ar_AE"/>
         </w:rPr>
+        <w:t>τὰς ἐπιθυμίας αὐτῶν</w:t>
+      </w:r>
+    </w:p>
+    <w:p>
+      <w:pPr>
+        <w:bidi/>
+      </w:pPr>
+      <w:r>
+        <w:rPr>
+          <w:lang w:val="ar_AE" w:bidi="ar_AE"/>
+        </w:rPr>
+      </w:r>
+      <w:r>
+        <w:rPr>
+          <w:b/>
+          <w:lang w:val="ar_AE" w:bidi="ar_AE"/>
+        </w:rPr>
         <w:t>"</w:t>
       </w:r>
       <w:r>
@@ -12849,6 +14719,23 @@
           <w:b/>
           <w:lang w:val="ar_AE" w:bidi="ar_AE"/>
         </w:rPr>
+        <w:t>τὸ στόμα αὐτῶν λαλεῖ</w:t>
+      </w:r>
+    </w:p>
+    <w:p>
+      <w:pPr>
+        <w:bidi/>
+      </w:pPr>
+      <w:r>
+        <w:rPr>
+          <w:lang w:val="ar_AE" w:bidi="ar_AE"/>
+        </w:rPr>
+      </w:r>
+      <w:r>
+        <w:rPr>
+          <w:b/>
+          <w:lang w:val="ar_AE" w:bidi="ar_AE"/>
+        </w:rPr>
         <w:t>"</w:t>
       </w:r>
       <w:r>
@@ -12946,6 +14833,23 @@
           <w:b/>
           <w:lang w:val="ar_AE" w:bidi="ar_AE"/>
         </w:rPr>
+        <w:t>τὸ στόμα αὐτῶν λαλεῖ</w:t>
+      </w:r>
+    </w:p>
+    <w:p>
+      <w:pPr>
+        <w:bidi/>
+      </w:pPr>
+      <w:r>
+        <w:rPr>
+          <w:lang w:val="ar_AE" w:bidi="ar_AE"/>
+        </w:rPr>
+      </w:r>
+      <w:r>
+        <w:rPr>
+          <w:b/>
+          <w:lang w:val="ar_AE" w:bidi="ar_AE"/>
+        </w:rPr>
         <w:t>"</w:t>
       </w:r>
       <w:r>
@@ -13065,6 +14969,23 @@
           <w:b/>
           <w:lang w:val="ar_AE" w:bidi="ar_AE"/>
         </w:rPr>
+        <w:t>λαλεῖ ὑπέρογκα</w:t>
+      </w:r>
+    </w:p>
+    <w:p>
+      <w:pPr>
+        <w:bidi/>
+      </w:pPr>
+      <w:r>
+        <w:rPr>
+          <w:lang w:val="ar_AE" w:bidi="ar_AE"/>
+        </w:rPr>
+      </w:r>
+      <w:r>
+        <w:rPr>
+          <w:b/>
+          <w:lang w:val="ar_AE" w:bidi="ar_AE"/>
+        </w:rPr>
         <w:t>"</w:t>
       </w:r>
       <w:r>
@@ -13162,6 +15083,23 @@
           <w:b/>
           <w:lang w:val="ar_AE" w:bidi="ar_AE"/>
         </w:rPr>
+        <w:t>θαυμάζοντες πρόσωπα</w:t>
+      </w:r>
+    </w:p>
+    <w:p>
+      <w:pPr>
+        <w:bidi/>
+      </w:pPr>
+      <w:r>
+        <w:rPr>
+          <w:lang w:val="ar_AE" w:bidi="ar_AE"/>
+        </w:rPr>
+      </w:r>
+      <w:r>
+        <w:rPr>
+          <w:b/>
+          <w:lang w:val="ar_AE" w:bidi="ar_AE"/>
+        </w:rPr>
         <w:t>"</w:t>
       </w:r>
       <w:r>
@@ -13268,6 +15206,23 @@
           <w:b/>
           <w:lang w:val="ar_AE" w:bidi="ar_AE"/>
         </w:rPr>
+        <w:t>θαυμάζοντες πρόσωπα</w:t>
+      </w:r>
+    </w:p>
+    <w:p>
+      <w:pPr>
+        <w:bidi/>
+      </w:pPr>
+      <w:r>
+        <w:rPr>
+          <w:lang w:val="ar_AE" w:bidi="ar_AE"/>
+        </w:rPr>
+      </w:r>
+      <w:r>
+        <w:rPr>
+          <w:b/>
+          <w:lang w:val="ar_AE" w:bidi="ar_AE"/>
+        </w:rPr>
         <w:t>"يُحابونَ بالوُجوهِ"</w:t>
       </w:r>
     </w:p>
@@ -13344,6 +15299,23 @@
         <w:rPr>
           <w:lang w:val="ar_AE" w:bidi="ar_AE"/>
         </w:rPr>
+      </w:r>
+    </w:p>
+    <w:p>
+      <w:pPr>
+        <w:bidi/>
+      </w:pPr>
+      <w:r>
+        <w:rPr>
+          <w:lang w:val="ar_AE" w:bidi="ar_AE"/>
+        </w:rPr>
+      </w:r>
+      <w:r>
+        <w:rPr>
+          <w:b/>
+          <w:lang w:val="ar_AE" w:bidi="ar_AE"/>
+        </w:rPr>
+        <w:t>ἀγαπητοί</w:t>
       </w:r>
     </w:p>
     <w:p>
@@ -13497,6 +15469,23 @@
           <w:b/>
           <w:lang w:val="ar_AE" w:bidi="ar_AE"/>
         </w:rPr>
+        <w:t>τῶν ῥημάτων</w:t>
+      </w:r>
+    </w:p>
+    <w:p>
+      <w:pPr>
+        <w:bidi/>
+      </w:pPr>
+      <w:r>
+        <w:rPr>
+          <w:lang w:val="ar_AE" w:bidi="ar_AE"/>
+        </w:rPr>
+      </w:r>
+      <w:r>
+        <w:rPr>
+          <w:b/>
+          <w:lang w:val="ar_AE" w:bidi="ar_AE"/>
+        </w:rPr>
         <w:t>"</w:t>
       </w:r>
       <w:r>
@@ -13616,6 +15605,23 @@
           <w:b/>
           <w:lang w:val="ar_AE" w:bidi="ar_AE"/>
         </w:rPr>
+        <w:t>τοῦ Κυρίου ἡμῶν</w:t>
+      </w:r>
+    </w:p>
+    <w:p>
+      <w:pPr>
+        <w:bidi/>
+      </w:pPr>
+      <w:r>
+        <w:rPr>
+          <w:lang w:val="ar_AE" w:bidi="ar_AE"/>
+        </w:rPr>
+      </w:r>
+      <w:r>
+        <w:rPr>
+          <w:b/>
+          <w:lang w:val="ar_AE" w:bidi="ar_AE"/>
+        </w:rPr>
         <w:t>"</w:t>
       </w:r>
       <w:r>
@@ -13735,6 +15741,23 @@
           <w:b/>
           <w:lang w:val="ar_AE" w:bidi="ar_AE"/>
         </w:rPr>
+        <w:t>ἡμῶν</w:t>
+      </w:r>
+    </w:p>
+    <w:p>
+      <w:pPr>
+        <w:bidi/>
+      </w:pPr>
+      <w:r>
+        <w:rPr>
+          <w:lang w:val="ar_AE" w:bidi="ar_AE"/>
+        </w:rPr>
+      </w:r>
+      <w:r>
+        <w:rPr>
+          <w:b/>
+          <w:lang w:val="ar_AE" w:bidi="ar_AE"/>
+        </w:rPr>
         <w:t>"رَبِّنا"</w:t>
       </w:r>
     </w:p>
@@ -13827,6 +15850,23 @@
           <w:b/>
           <w:lang w:val="ar_AE" w:bidi="ar_AE"/>
         </w:rPr>
+        <w:t>ὅτι ἔλεγον ὑμῖν</w:t>
+      </w:r>
+    </w:p>
+    <w:p>
+      <w:pPr>
+        <w:bidi/>
+      </w:pPr>
+      <w:r>
+        <w:rPr>
+          <w:lang w:val="ar_AE" w:bidi="ar_AE"/>
+        </w:rPr>
+      </w:r>
+      <w:r>
+        <w:rPr>
+          <w:b/>
+          <w:lang w:val="ar_AE" w:bidi="ar_AE"/>
+        </w:rPr>
         <w:t>"</w:t>
       </w:r>
       <w:r>
@@ -13923,6 +15963,23 @@
           <w:b/>
           <w:lang w:val="ar_AE" w:bidi="ar_AE"/>
         </w:rPr>
+        <w:t>ἐσχάτου χρόνου</w:t>
+      </w:r>
+    </w:p>
+    <w:p>
+      <w:pPr>
+        <w:bidi/>
+      </w:pPr>
+      <w:r>
+        <w:rPr>
+          <w:lang w:val="ar_AE" w:bidi="ar_AE"/>
+        </w:rPr>
+      </w:r>
+      <w:r>
+        <w:rPr>
+          <w:b/>
+          <w:lang w:val="ar_AE" w:bidi="ar_AE"/>
+        </w:rPr>
         <w:t>"</w:t>
       </w:r>
       <w:r>
@@ -14042,6 +16099,23 @@
           <w:b/>
           <w:lang w:val="ar_AE" w:bidi="ar_AE"/>
         </w:rPr>
+        <w:t>πορευόμενοι</w:t>
+      </w:r>
+    </w:p>
+    <w:p>
+      <w:pPr>
+        <w:bidi/>
+      </w:pPr>
+      <w:r>
+        <w:rPr>
+          <w:lang w:val="ar_AE" w:bidi="ar_AE"/>
+        </w:rPr>
+      </w:r>
+      <w:r>
+        <w:rPr>
+          <w:b/>
+          <w:lang w:val="ar_AE" w:bidi="ar_AE"/>
+        </w:rPr>
         <w:t>"</w:t>
       </w:r>
       <w:r>
@@ -14161,6 +16235,23 @@
           <w:b/>
           <w:lang w:val="ar_AE" w:bidi="ar_AE"/>
         </w:rPr>
+        <w:t>κατὰ τὰς ἑαυτῶν ἐπιθυμίας &amp; τῶν ἀσεβειῶν</w:t>
+      </w:r>
+    </w:p>
+    <w:p>
+      <w:pPr>
+        <w:bidi/>
+      </w:pPr>
+      <w:r>
+        <w:rPr>
+          <w:lang w:val="ar_AE" w:bidi="ar_AE"/>
+        </w:rPr>
+      </w:r>
+      <w:r>
+        <w:rPr>
+          <w:b/>
+          <w:lang w:val="ar_AE" w:bidi="ar_AE"/>
+        </w:rPr>
         <w:t>"</w:t>
       </w:r>
       <w:r>
@@ -14258,6 +16349,23 @@
           <w:b/>
           <w:lang w:val="ar_AE" w:bidi="ar_AE"/>
         </w:rPr>
+        <w:t>οὗτοί</w:t>
+      </w:r>
+    </w:p>
+    <w:p>
+      <w:pPr>
+        <w:bidi/>
+      </w:pPr>
+      <w:r>
+        <w:rPr>
+          <w:lang w:val="ar_AE" w:bidi="ar_AE"/>
+        </w:rPr>
+      </w:r>
+      <w:r>
+        <w:rPr>
+          <w:b/>
+          <w:lang w:val="ar_AE" w:bidi="ar_AE"/>
+        </w:rPr>
         <w:t>"</w:t>
       </w:r>
       <w:r>
@@ -14377,6 +16485,23 @@
           <w:b/>
           <w:lang w:val="ar_AE" w:bidi="ar_AE"/>
         </w:rPr>
+        <w:t>οἱ ἀποδιορίζοντες</w:t>
+      </w:r>
+    </w:p>
+    <w:p>
+      <w:pPr>
+        <w:bidi/>
+      </w:pPr>
+      <w:r>
+        <w:rPr>
+          <w:lang w:val="ar_AE" w:bidi="ar_AE"/>
+        </w:rPr>
+      </w:r>
+      <w:r>
+        <w:rPr>
+          <w:b/>
+          <w:lang w:val="ar_AE" w:bidi="ar_AE"/>
+        </w:rPr>
         <w:t>"</w:t>
       </w:r>
       <w:r>
@@ -14496,6 +16621,23 @@
           <w:b/>
           <w:lang w:val="ar_AE" w:bidi="ar_AE"/>
         </w:rPr>
+        <w:t>Πνεῦμα</w:t>
+      </w:r>
+    </w:p>
+    <w:p>
+      <w:pPr>
+        <w:bidi/>
+      </w:pPr>
+      <w:r>
+        <w:rPr>
+          <w:lang w:val="ar_AE" w:bidi="ar_AE"/>
+        </w:rPr>
+      </w:r>
+      <w:r>
+        <w:rPr>
+          <w:b/>
+          <w:lang w:val="ar_AE" w:bidi="ar_AE"/>
+        </w:rPr>
         <w:t>"</w:t>
       </w:r>
       <w:r>
@@ -14615,6 +16757,23 @@
           <w:b/>
           <w:lang w:val="ar_AE" w:bidi="ar_AE"/>
         </w:rPr>
+        <w:t>ψυχικοί</w:t>
+      </w:r>
+    </w:p>
+    <w:p>
+      <w:pPr>
+        <w:bidi/>
+      </w:pPr>
+      <w:r>
+        <w:rPr>
+          <w:lang w:val="ar_AE" w:bidi="ar_AE"/>
+        </w:rPr>
+      </w:r>
+      <w:r>
+        <w:rPr>
+          <w:b/>
+          <w:lang w:val="ar_AE" w:bidi="ar_AE"/>
+        </w:rPr>
         <w:t>"</w:t>
       </w:r>
       <w:r>
@@ -14734,6 +16893,23 @@
           <w:b/>
           <w:lang w:val="ar_AE" w:bidi="ar_AE"/>
         </w:rPr>
+        <w:t>Πνεῦμα μὴ ἔχοντες</w:t>
+      </w:r>
+    </w:p>
+    <w:p>
+      <w:pPr>
+        <w:bidi/>
+      </w:pPr>
+      <w:r>
+        <w:rPr>
+          <w:lang w:val="ar_AE" w:bidi="ar_AE"/>
+        </w:rPr>
+      </w:r>
+      <w:r>
+        <w:rPr>
+          <w:b/>
+          <w:lang w:val="ar_AE" w:bidi="ar_AE"/>
+        </w:rPr>
         <w:t>"</w:t>
       </w:r>
       <w:r>
@@ -14837,6 +17013,23 @@
         <w:rPr>
           <w:lang w:val="ar_AE" w:bidi="ar_AE"/>
         </w:rPr>
+      </w:r>
+    </w:p>
+    <w:p>
+      <w:pPr>
+        <w:bidi/>
+      </w:pPr>
+      <w:r>
+        <w:rPr>
+          <w:lang w:val="ar_AE" w:bidi="ar_AE"/>
+        </w:rPr>
+      </w:r>
+      <w:r>
+        <w:rPr>
+          <w:b/>
+          <w:lang w:val="ar_AE" w:bidi="ar_AE"/>
+        </w:rPr>
+        <w:t>ἀγαπητοί</w:t>
       </w:r>
     </w:p>
     <w:p>
@@ -14990,6 +17183,23 @@
           <w:b/>
           <w:lang w:val="ar_AE" w:bidi="ar_AE"/>
         </w:rPr>
+        <w:t>ἐποικοδομοῦντες ἑαυτοὺς τῇ ἁγιωτάτῃ ὑμῶν πίστει</w:t>
+      </w:r>
+    </w:p>
+    <w:p>
+      <w:pPr>
+        <w:bidi/>
+      </w:pPr>
+      <w:r>
+        <w:rPr>
+          <w:lang w:val="ar_AE" w:bidi="ar_AE"/>
+        </w:rPr>
+      </w:r>
+      <w:r>
+        <w:rPr>
+          <w:b/>
+          <w:lang w:val="ar_AE" w:bidi="ar_AE"/>
+        </w:rPr>
         <w:t>"</w:t>
       </w:r>
       <w:r>
@@ -15096,6 +17306,23 @@
           <w:b/>
           <w:lang w:val="ar_AE" w:bidi="ar_AE"/>
         </w:rPr>
+        <w:t>ἐποικοδομοῦντες ἑαυτοὺς</w:t>
+      </w:r>
+    </w:p>
+    <w:p>
+      <w:pPr>
+        <w:bidi/>
+      </w:pPr>
+      <w:r>
+        <w:rPr>
+          <w:lang w:val="ar_AE" w:bidi="ar_AE"/>
+        </w:rPr>
+      </w:r>
+      <w:r>
+        <w:rPr>
+          <w:b/>
+          <w:lang w:val="ar_AE" w:bidi="ar_AE"/>
+        </w:rPr>
         <w:t>"</w:t>
       </w:r>
       <w:r>
@@ -15173,6 +17400,23 @@
           <w:b/>
           <w:lang w:val="ar_AE" w:bidi="ar_AE"/>
         </w:rPr>
+        <w:t>τῇ ἁγιωτάτῃ ὑμῶν πίστει</w:t>
+      </w:r>
+    </w:p>
+    <w:p>
+      <w:pPr>
+        <w:bidi/>
+      </w:pPr>
+      <w:r>
+        <w:rPr>
+          <w:lang w:val="ar_AE" w:bidi="ar_AE"/>
+        </w:rPr>
+      </w:r>
+      <w:r>
+        <w:rPr>
+          <w:b/>
+          <w:lang w:val="ar_AE" w:bidi="ar_AE"/>
+        </w:rPr>
         <w:t>"</w:t>
       </w:r>
       <w:r>
@@ -15292,6 +17536,23 @@
           <w:b/>
           <w:lang w:val="ar_AE" w:bidi="ar_AE"/>
         </w:rPr>
+        <w:t>ἐν Πνεύματι Ἁγίῳ προσευχόμενοι</w:t>
+      </w:r>
+    </w:p>
+    <w:p>
+      <w:pPr>
+        <w:bidi/>
+      </w:pPr>
+      <w:r>
+        <w:rPr>
+          <w:lang w:val="ar_AE" w:bidi="ar_AE"/>
+        </w:rPr>
+      </w:r>
+      <w:r>
+        <w:rPr>
+          <w:b/>
+          <w:lang w:val="ar_AE" w:bidi="ar_AE"/>
+        </w:rPr>
         <w:t>"</w:t>
       </w:r>
       <w:r>
@@ -15376,6 +17637,23 @@
           <w:b/>
           <w:lang w:val="ar_AE" w:bidi="ar_AE"/>
         </w:rPr>
+        <w:t>ἑαυτοὺς ἐν ἀγάπῃ Θεοῦ τηρήσατε</w:t>
+      </w:r>
+    </w:p>
+    <w:p>
+      <w:pPr>
+        <w:bidi/>
+      </w:pPr>
+      <w:r>
+        <w:rPr>
+          <w:lang w:val="ar_AE" w:bidi="ar_AE"/>
+        </w:rPr>
+      </w:r>
+      <w:r>
+        <w:rPr>
+          <w:b/>
+          <w:lang w:val="ar_AE" w:bidi="ar_AE"/>
+        </w:rPr>
         <w:t>"</w:t>
       </w:r>
       <w:r>
@@ -15482,6 +17760,23 @@
           <w:b/>
           <w:lang w:val="ar_AE" w:bidi="ar_AE"/>
         </w:rPr>
+        <w:t>ἑαυτοὺς ἐν ἀγάπῃ Θεοῦ τηρήσατε</w:t>
+      </w:r>
+    </w:p>
+    <w:p>
+      <w:pPr>
+        <w:bidi/>
+      </w:pPr>
+      <w:r>
+        <w:rPr>
+          <w:lang w:val="ar_AE" w:bidi="ar_AE"/>
+        </w:rPr>
+      </w:r>
+      <w:r>
+        <w:rPr>
+          <w:b/>
+          <w:lang w:val="ar_AE" w:bidi="ar_AE"/>
+        </w:rPr>
         <w:t>"</w:t>
       </w:r>
       <w:r>
@@ -15601,6 +17896,23 @@
           <w:b/>
           <w:lang w:val="ar_AE" w:bidi="ar_AE"/>
         </w:rPr>
+        <w:t>προσδεχόμενοι τὸ ἔλεος τοῦ Κυρίου ἡμῶν</w:t>
+      </w:r>
+    </w:p>
+    <w:p>
+      <w:pPr>
+        <w:bidi/>
+      </w:pPr>
+      <w:r>
+        <w:rPr>
+          <w:lang w:val="ar_AE" w:bidi="ar_AE"/>
+        </w:rPr>
+      </w:r>
+      <w:r>
+        <w:rPr>
+          <w:b/>
+          <w:lang w:val="ar_AE" w:bidi="ar_AE"/>
+        </w:rPr>
         <w:t>"</w:t>
       </w:r>
       <w:r>
@@ -15685,6 +17997,23 @@
           <w:b/>
           <w:lang w:val="ar_AE" w:bidi="ar_AE"/>
         </w:rPr>
+        <w:t>τὸ ἔλεος τοῦ Κυρίου ἡμῶν, Ἰησοῦ Χριστοῦ</w:t>
+      </w:r>
+    </w:p>
+    <w:p>
+      <w:pPr>
+        <w:bidi/>
+      </w:pPr>
+      <w:r>
+        <w:rPr>
+          <w:lang w:val="ar_AE" w:bidi="ar_AE"/>
+        </w:rPr>
+      </w:r>
+      <w:r>
+        <w:rPr>
+          <w:b/>
+          <w:lang w:val="ar_AE" w:bidi="ar_AE"/>
+        </w:rPr>
         <w:t>"</w:t>
       </w:r>
       <w:r>
@@ -15788,6 +18117,23 @@
         <w:rPr>
           <w:lang w:val="ar_AE" w:bidi="ar_AE"/>
         </w:rPr>
+      </w:r>
+    </w:p>
+    <w:p>
+      <w:pPr>
+        <w:bidi/>
+      </w:pPr>
+      <w:r>
+        <w:rPr>
+          <w:lang w:val="ar_AE" w:bidi="ar_AE"/>
+        </w:rPr>
+      </w:r>
+      <w:r>
+        <w:rPr>
+          <w:b/>
+          <w:lang w:val="ar_AE" w:bidi="ar_AE"/>
+        </w:rPr>
+        <w:t>τοῦ Κυρίου ἡμῶν</w:t>
       </w:r>
     </w:p>
     <w:p>
@@ -15941,6 +18287,23 @@
           <w:b/>
           <w:lang w:val="ar_AE" w:bidi="ar_AE"/>
         </w:rPr>
+        <w:t>ἡμῶν</w:t>
+      </w:r>
+    </w:p>
+    <w:p>
+      <w:pPr>
+        <w:bidi/>
+      </w:pPr>
+      <w:r>
+        <w:rPr>
+          <w:lang w:val="ar_AE" w:bidi="ar_AE"/>
+        </w:rPr>
+      </w:r>
+      <w:r>
+        <w:rPr>
+          <w:b/>
+          <w:lang w:val="ar_AE" w:bidi="ar_AE"/>
+        </w:rPr>
         <w:t>"</w:t>
       </w:r>
       <w:r>
@@ -16060,6 +18423,23 @@
           <w:b/>
           <w:lang w:val="ar_AE" w:bidi="ar_AE"/>
         </w:rPr>
+        <w:t>τὸ ἔλεος τοῦ Κυρίου ἡμῶν, Ἰησοῦ Χριστοῦ, εἰς ζωὴν αἰώνιον</w:t>
+      </w:r>
+    </w:p>
+    <w:p>
+      <w:pPr>
+        <w:bidi/>
+      </w:pPr>
+      <w:r>
+        <w:rPr>
+          <w:lang w:val="ar_AE" w:bidi="ar_AE"/>
+        </w:rPr>
+      </w:r>
+      <w:r>
+        <w:rPr>
+          <w:b/>
+          <w:lang w:val="ar_AE" w:bidi="ar_AE"/>
+        </w:rPr>
         <w:t>"</w:t>
       </w:r>
       <w:r>
@@ -16192,6 +18572,23 @@
           <w:b/>
           <w:lang w:val="ar_AE" w:bidi="ar_AE"/>
         </w:rPr>
+        <w:t>ἐλεᾶτε</w:t>
+      </w:r>
+    </w:p>
+    <w:p>
+      <w:pPr>
+        <w:bidi/>
+      </w:pPr>
+      <w:r>
+        <w:rPr>
+          <w:lang w:val="ar_AE" w:bidi="ar_AE"/>
+        </w:rPr>
+      </w:r>
+      <w:r>
+        <w:rPr>
+          <w:b/>
+          <w:lang w:val="ar_AE" w:bidi="ar_AE"/>
+        </w:rPr>
         <w:t>"</w:t>
       </w:r>
       <w:r>
@@ -16408,6 +18805,23 @@
           <w:b/>
           <w:lang w:val="ar_AE" w:bidi="ar_AE"/>
         </w:rPr>
+        <w:t>ἐκ πυρὸς ἁρπάζοντες</w:t>
+      </w:r>
+    </w:p>
+    <w:p>
+      <w:pPr>
+        <w:bidi/>
+      </w:pPr>
+      <w:r>
+        <w:rPr>
+          <w:lang w:val="ar_AE" w:bidi="ar_AE"/>
+        </w:rPr>
+      </w:r>
+      <w:r>
+        <w:rPr>
+          <w:b/>
+          <w:lang w:val="ar_AE" w:bidi="ar_AE"/>
+        </w:rPr>
         <w:t>"</w:t>
       </w:r>
       <w:r>
@@ -16492,6 +18906,23 @@
           <w:b/>
           <w:lang w:val="ar_AE" w:bidi="ar_AE"/>
         </w:rPr>
+        <w:t>ἐκ πυρὸς ἁρπάζοντες</w:t>
+      </w:r>
+    </w:p>
+    <w:p>
+      <w:pPr>
+        <w:bidi/>
+      </w:pPr>
+      <w:r>
+        <w:rPr>
+          <w:lang w:val="ar_AE" w:bidi="ar_AE"/>
+        </w:rPr>
+      </w:r>
+      <w:r>
+        <w:rPr>
+          <w:b/>
+          <w:lang w:val="ar_AE" w:bidi="ar_AE"/>
+        </w:rPr>
         <w:t>"مُختَطِفينَ مِنَ النّارِ"</w:t>
       </w:r>
     </w:p>
@@ -16597,6 +19028,23 @@
           <w:b/>
           <w:lang w:val="ar_AE" w:bidi="ar_AE"/>
         </w:rPr>
+        <w:t>ἐλεᾶτε</w:t>
+      </w:r>
+    </w:p>
+    <w:p>
+      <w:pPr>
+        <w:bidi/>
+      </w:pPr>
+      <w:r>
+        <w:rPr>
+          <w:lang w:val="ar_AE" w:bidi="ar_AE"/>
+        </w:rPr>
+      </w:r>
+      <w:r>
+        <w:rPr>
+          <w:b/>
+          <w:lang w:val="ar_AE" w:bidi="ar_AE"/>
+        </w:rPr>
         <w:t>"</w:t>
       </w:r>
       <w:r>
@@ -16800,6 +19248,23 @@
           <w:b/>
           <w:lang w:val="ar_AE" w:bidi="ar_AE"/>
         </w:rPr>
+        <w:t>μισοῦντες καὶ τὸν ἀπὸ τῆς σαρκὸς ἐσπιλωμένον χιτῶνα</w:t>
+      </w:r>
+    </w:p>
+    <w:p>
+      <w:pPr>
+        <w:bidi/>
+      </w:pPr>
+      <w:r>
+        <w:rPr>
+          <w:lang w:val="ar_AE" w:bidi="ar_AE"/>
+        </w:rPr>
+      </w:r>
+      <w:r>
+        <w:rPr>
+          <w:b/>
+          <w:lang w:val="ar_AE" w:bidi="ar_AE"/>
+        </w:rPr>
         <w:t>"</w:t>
       </w:r>
       <w:r>
@@ -16906,6 +19371,23 @@
           <w:b/>
           <w:lang w:val="ar_AE" w:bidi="ar_AE"/>
         </w:rPr>
+        <w:t>τῆς σαρκὸς</w:t>
+      </w:r>
+    </w:p>
+    <w:p>
+      <w:pPr>
+        <w:bidi/>
+      </w:pPr>
+      <w:r>
+        <w:rPr>
+          <w:lang w:val="ar_AE" w:bidi="ar_AE"/>
+        </w:rPr>
+      </w:r>
+      <w:r>
+        <w:rPr>
+          <w:b/>
+          <w:lang w:val="ar_AE" w:bidi="ar_AE"/>
+        </w:rPr>
         <w:t>"</w:t>
       </w:r>
       <w:r>
@@ -17025,6 +19507,23 @@
           <w:b/>
           <w:lang w:val="ar_AE" w:bidi="ar_AE"/>
         </w:rPr>
+        <w:t>τῷ δὲ δυναμένῳ φυλάξαι</w:t>
+      </w:r>
+    </w:p>
+    <w:p>
+      <w:pPr>
+        <w:bidi/>
+      </w:pPr>
+      <w:r>
+        <w:rPr>
+          <w:lang w:val="ar_AE" w:bidi="ar_AE"/>
+        </w:rPr>
+      </w:r>
+      <w:r>
+        <w:rPr>
+          <w:b/>
+          <w:lang w:val="ar_AE" w:bidi="ar_AE"/>
+        </w:rPr>
         <w:t>"</w:t>
       </w:r>
       <w:r>
@@ -17144,6 +19643,23 @@
           <w:b/>
           <w:lang w:val="ar_AE" w:bidi="ar_AE"/>
         </w:rPr>
+        <w:t>φυλάξαι ὑμᾶς ἀπταίστους</w:t>
+      </w:r>
+    </w:p>
+    <w:p>
+      <w:pPr>
+        <w:bidi/>
+      </w:pPr>
+      <w:r>
+        <w:rPr>
+          <w:lang w:val="ar_AE" w:bidi="ar_AE"/>
+        </w:rPr>
+      </w:r>
+      <w:r>
+        <w:rPr>
+          <w:b/>
+          <w:lang w:val="ar_AE" w:bidi="ar_AE"/>
+        </w:rPr>
         <w:t>"</w:t>
       </w:r>
       <w:r>
@@ -17263,6 +19779,23 @@
           <w:b/>
           <w:lang w:val="ar_AE" w:bidi="ar_AE"/>
         </w:rPr>
+        <w:t>τῆς δόξης αὐτοῦ</w:t>
+      </w:r>
+    </w:p>
+    <w:p>
+      <w:pPr>
+        <w:bidi/>
+      </w:pPr>
+      <w:r>
+        <w:rPr>
+          <w:lang w:val="ar_AE" w:bidi="ar_AE"/>
+        </w:rPr>
+      </w:r>
+      <w:r>
+        <w:rPr>
+          <w:b/>
+          <w:lang w:val="ar_AE" w:bidi="ar_AE"/>
+        </w:rPr>
         <w:t>"</w:t>
       </w:r>
       <w:r>
@@ -17466,6 +19999,23 @@
           <w:b/>
           <w:lang w:val="ar_AE" w:bidi="ar_AE"/>
         </w:rPr>
+        <w:t>μόνῳ Θεῷ Σωτῆρι ἡμῶν</w:t>
+      </w:r>
+    </w:p>
+    <w:p>
+      <w:pPr>
+        <w:bidi/>
+      </w:pPr>
+      <w:r>
+        <w:rPr>
+          <w:lang w:val="ar_AE" w:bidi="ar_AE"/>
+        </w:rPr>
+      </w:r>
+      <w:r>
+        <w:rPr>
+          <w:b/>
+          <w:lang w:val="ar_AE" w:bidi="ar_AE"/>
+        </w:rPr>
         <w:t>"</w:t>
       </w:r>
       <w:r>
@@ -17575,6 +20125,23 @@
           <w:b/>
           <w:lang w:val="ar_AE" w:bidi="ar_AE"/>
         </w:rPr>
+        <w:t>Σωτῆρι ἡμῶν</w:t>
+      </w:r>
+    </w:p>
+    <w:p>
+      <w:pPr>
+        <w:bidi/>
+      </w:pPr>
+      <w:r>
+        <w:rPr>
+          <w:lang w:val="ar_AE" w:bidi="ar_AE"/>
+        </w:rPr>
+      </w:r>
+      <w:r>
+        <w:rPr>
+          <w:b/>
+          <w:lang w:val="ar_AE" w:bidi="ar_AE"/>
+        </w:rPr>
         <w:t>"</w:t>
       </w:r>
       <w:r>
@@ -17694,6 +20261,23 @@
           <w:b/>
           <w:lang w:val="ar_AE" w:bidi="ar_AE"/>
         </w:rPr>
+        <w:t>τοῦ Κυρίου ἡμῶν,</w:t>
+      </w:r>
+    </w:p>
+    <w:p>
+      <w:pPr>
+        <w:bidi/>
+      </w:pPr>
+      <w:r>
+        <w:rPr>
+          <w:lang w:val="ar_AE" w:bidi="ar_AE"/>
+        </w:rPr>
+      </w:r>
+      <w:r>
+        <w:rPr>
+          <w:b/>
+          <w:lang w:val="ar_AE" w:bidi="ar_AE"/>
+        </w:rPr>
         <w:t>"</w:t>
       </w:r>
       <w:r>
@@ -17813,6 +20397,23 @@
           <w:b/>
           <w:lang w:val="ar_AE" w:bidi="ar_AE"/>
         </w:rPr>
+        <w:t>μόνῳ Θεῷ &amp; δόξα, μεγαλωσύνη, κράτος, καὶ ἐξουσία</w:t>
+      </w:r>
+    </w:p>
+    <w:p>
+      <w:pPr>
+        <w:bidi/>
+      </w:pPr>
+      <w:r>
+        <w:rPr>
+          <w:lang w:val="ar_AE" w:bidi="ar_AE"/>
+        </w:rPr>
+      </w:r>
+      <w:r>
+        <w:rPr>
+          <w:b/>
+          <w:lang w:val="ar_AE" w:bidi="ar_AE"/>
+        </w:rPr>
         <w:t>"</w:t>
       </w:r>
       <w:r>
@@ -17933,6 +20534,23 @@
           <w:b/>
           <w:lang w:val="ar_AE" w:bidi="ar_AE"/>
         </w:rPr>
+        <w:t>πρὸ παντὸς τοῦ αἰῶνος</w:t>
+      </w:r>
+    </w:p>
+    <w:p>
+      <w:pPr>
+        <w:bidi/>
+      </w:pPr>
+      <w:r>
+        <w:rPr>
+          <w:lang w:val="ar_AE" w:bidi="ar_AE"/>
+        </w:rPr>
+      </w:r>
+      <w:r>
+        <w:rPr>
+          <w:b/>
+          <w:lang w:val="ar_AE" w:bidi="ar_AE"/>
+        </w:rPr>
         <w:t>"</w:t>
       </w:r>
       <w:r>
@@ -18023,6 +20641,23 @@
         <w:rPr>
           <w:lang w:val="ar_AE" w:bidi="ar_AE"/>
         </w:rPr>
+      </w:r>
+    </w:p>
+    <w:p>
+      <w:pPr>
+        <w:bidi/>
+      </w:pPr>
+      <w:r>
+        <w:rPr>
+          <w:lang w:val="ar_AE" w:bidi="ar_AE"/>
+        </w:rPr>
+      </w:r>
+      <w:r>
+        <w:rPr>
+          <w:b/>
+          <w:lang w:val="ar_AE" w:bidi="ar_AE"/>
+        </w:rPr>
+        <w:t>εἰς πάντας τοὺς αἰῶνας</w:t>
       </w:r>
     </w:p>
     <w:p>

--- a/arb/docx/65.content.docx
+++ b/arb/docx/65.content.docx
@@ -1378,7 +1378,7 @@
           <w:b/>
           <w:lang w:val="ar_AE" w:bidi="ar_AE"/>
         </w:rPr>
-        <w:t>ἔλεος ὑμῖν, καὶ εἰρήνη, καὶ ἀγάπη πληθυνθείη.</w:t>
+        <w:t>ἔλεος ὑμῖν, καὶ εἰρήνη, καὶ ἀγάπη πληθυνθείη</w:t>
       </w:r>
     </w:p>
     <w:p>
@@ -1649,7 +1649,7 @@
           <w:b/>
           <w:lang w:val="ar_AE" w:bidi="ar_AE"/>
         </w:rPr>
-        <w:t>ἔλεος &amp; καὶ εἰρήνη, καὶ ἀγάπη πληθυνθείη.</w:t>
+        <w:t>ἔλεος &amp; καὶ εἰρήνη, καὶ ἀγάπη πληθυνθείη</w:t>
       </w:r>
     </w:p>
     <w:p>
@@ -20261,7 +20261,7 @@
           <w:b/>
           <w:lang w:val="ar_AE" w:bidi="ar_AE"/>
         </w:rPr>
-        <w:t>τοῦ Κυρίου ἡμῶν,</w:t>
+        <w:t>τοῦ Κυρίου ἡμῶν</w:t>
       </w:r>
     </w:p>
     <w:p>

--- a/arb/docx/65.content.docx
+++ b/arb/docx/65.content.docx
@@ -983,23 +983,6 @@
           <w:b/>
           <w:lang w:val="ar_AE" w:bidi="ar_AE"/>
         </w:rPr>
-        <w:t>ἐν Θεῷ Πατρὶ ἠγαπημένοις</w:t>
-      </w:r>
-    </w:p>
-    <w:p>
-      <w:pPr>
-        <w:bidi/>
-      </w:pPr>
-      <w:r>
-        <w:rPr>
-          <w:lang w:val="ar_AE" w:bidi="ar_AE"/>
-        </w:rPr>
-      </w:r>
-      <w:r>
-        <w:rPr>
-          <w:b/>
-          <w:lang w:val="ar_AE" w:bidi="ar_AE"/>
-        </w:rPr>
         <w:t>"</w:t>
       </w:r>
       <w:r>
@@ -1106,23 +1089,6 @@
           <w:b/>
           <w:lang w:val="ar_AE" w:bidi="ar_AE"/>
         </w:rPr>
-        <w:t>Θεῷ Πατρὶ</w:t>
-      </w:r>
-    </w:p>
-    <w:p>
-      <w:pPr>
-        <w:bidi/>
-      </w:pPr>
-      <w:r>
-        <w:rPr>
-          <w:lang w:val="ar_AE" w:bidi="ar_AE"/>
-        </w:rPr>
-      </w:r>
-      <w:r>
-        <w:rPr>
-          <w:b/>
-          <w:lang w:val="ar_AE" w:bidi="ar_AE"/>
-        </w:rPr>
         <w:t>"</w:t>
       </w:r>
       <w:r>
@@ -1242,23 +1208,6 @@
           <w:b/>
           <w:lang w:val="ar_AE" w:bidi="ar_AE"/>
         </w:rPr>
-        <w:t>Ἰησοῦ Χριστῷ τετηρημένοις κλητοῖς</w:t>
-      </w:r>
-    </w:p>
-    <w:p>
-      <w:pPr>
-        <w:bidi/>
-      </w:pPr>
-      <w:r>
-        <w:rPr>
-          <w:lang w:val="ar_AE" w:bidi="ar_AE"/>
-        </w:rPr>
-      </w:r>
-      <w:r>
-        <w:rPr>
-          <w:b/>
-          <w:lang w:val="ar_AE" w:bidi="ar_AE"/>
-        </w:rPr>
         <w:t>"</w:t>
       </w:r>
       <w:r>
@@ -1378,23 +1327,6 @@
           <w:b/>
           <w:lang w:val="ar_AE" w:bidi="ar_AE"/>
         </w:rPr>
-        <w:t>ἔλεος ὑμῖν, καὶ εἰρήνη, καὶ ἀγάπη πληθυνθείη</w:t>
-      </w:r>
-    </w:p>
-    <w:p>
-      <w:pPr>
-        <w:bidi/>
-      </w:pPr>
-      <w:r>
-        <w:rPr>
-          <w:lang w:val="ar_AE" w:bidi="ar_AE"/>
-        </w:rPr>
-      </w:r>
-      <w:r>
-        <w:rPr>
-          <w:b/>
-          <w:lang w:val="ar_AE" w:bidi="ar_AE"/>
-        </w:rPr>
         <w:t>"</w:t>
       </w:r>
       <w:r>
@@ -1501,23 +1433,6 @@
           <w:b/>
           <w:lang w:val="ar_AE" w:bidi="ar_AE"/>
         </w:rPr>
-        <w:t>ἔλεος ὑμῖν, καὶ εἰρήνη, καὶ ἀγάπη πληθυνθείη</w:t>
-      </w:r>
-    </w:p>
-    <w:p>
-      <w:pPr>
-        <w:bidi/>
-      </w:pPr>
-      <w:r>
-        <w:rPr>
-          <w:lang w:val="ar_AE" w:bidi="ar_AE"/>
-        </w:rPr>
-      </w:r>
-      <w:r>
-        <w:rPr>
-          <w:b/>
-          <w:lang w:val="ar_AE" w:bidi="ar_AE"/>
-        </w:rPr>
         <w:t>"لتَكثُرْ لكُمُ الرَّحمَةُ والسَّلامُ والمَحَبَّةُ"</w:t>
       </w:r>
     </w:p>
@@ -2170,6 +2085,90 @@
           <w:b/>
           <w:lang w:val="ar_AE" w:bidi="ar_AE"/>
         </w:rPr>
+        <w:t>"</w:t>
+      </w:r>
+      <w:r>
+        <w:rPr>
+          <w:b/>
+          <w:lang w:val="ar_AE" w:bidi="ar_AE"/>
+        </w:rPr>
+        <w:t>عن الخَلاصِ المُشتَرَكِ</w:t>
+      </w:r>
+      <w:r>
+        <w:rPr>
+          <w:b/>
+          <w:lang w:val="ar_AE" w:bidi="ar_AE"/>
+        </w:rPr>
+        <w:t>"</w:t>
+      </w:r>
+    </w:p>
+    <w:p>
+      <w:pPr>
+        <w:bidi/>
+      </w:pPr>
+      <w:r>
+        <w:rPr>
+          <w:lang w:val="ar_AE" w:bidi="ar_AE"/>
+        </w:rPr>
+      </w:r>
+      <w:r>
+        <w:rPr>
+          <w:lang w:val="ar_AE" w:bidi="ar_AE"/>
+        </w:rPr>
+        <w:t>ترجمة بديلة: "بشأن الخلاص الذي نشترك فيه جميعًا".</w:t>
+      </w:r>
+      <w:r>
+        <w:rPr>
+          <w:lang w:val="ar_AE" w:bidi="ar_AE"/>
+        </w:rPr>
+      </w:r>
+      <w:r>
+        <w:rPr>
+          <w:lang w:val="ar_AE" w:bidi="ar_AE"/>
+        </w:rPr>
+      </w:r>
+    </w:p>
+    <w:p>
+      <w:pPr>
+        <w:bidi/>
+      </w:pPr>
+      <w:r>
+        <w:rPr>
+          <w:lang w:val="ar_AE" w:bidi="ar_AE"/>
+        </w:rPr>
+      </w:r>
+    </w:p>
+    <w:p>
+      <w:pPr>
+        <w:pStyle w:val="Heading2"/>
+        <w:bidi/>
+      </w:pPr>
+      <w:r>
+        <w:rPr>
+          <w:lang w:val="ar_AE" w:bidi="ar_AE"/>
+        </w:rPr>
+        <w:t>يهوذا 1: 3 (#4)</w:t>
+      </w:r>
+      <w:r>
+        <w:rPr>
+          <w:lang w:val="ar_AE" w:bidi="ar_AE"/>
+        </w:rPr>
+      </w:r>
+    </w:p>
+    <w:p>
+      <w:pPr>
+        <w:bidi/>
+      </w:pPr>
+      <w:r>
+        <w:rPr>
+          <w:lang w:val="ar_AE" w:bidi="ar_AE"/>
+        </w:rPr>
+      </w:r>
+      <w:r>
+        <w:rPr>
+          <w:b/>
+          <w:lang w:val="ar_AE" w:bidi="ar_AE"/>
+        </w:rPr>
         <w:t>περὶ τῆς κοινῆς ἡμῶν σωτηρίας</w:t>
       </w:r>
     </w:p>
@@ -2187,37 +2186,58 @@
           <w:b/>
           <w:lang w:val="ar_AE" w:bidi="ar_AE"/>
         </w:rPr>
-        <w:t>"</w:t>
-      </w:r>
-      <w:r>
-        <w:rPr>
-          <w:b/>
-          <w:lang w:val="ar_AE" w:bidi="ar_AE"/>
-        </w:rPr>
-        <w:t>عن الخَلاصِ المُشتَرَكِ</w:t>
-      </w:r>
-      <w:r>
-        <w:rPr>
-          <w:b/>
-          <w:lang w:val="ar_AE" w:bidi="ar_AE"/>
-        </w:rPr>
-        <w:t>"</w:t>
-      </w:r>
-    </w:p>
-    <w:p>
-      <w:pPr>
-        <w:bidi/>
-      </w:pPr>
-      <w:r>
-        <w:rPr>
-          <w:lang w:val="ar_AE" w:bidi="ar_AE"/>
-        </w:rPr>
-      </w:r>
-      <w:r>
-        <w:rPr>
-          <w:lang w:val="ar_AE" w:bidi="ar_AE"/>
-        </w:rPr>
-        <w:t>ترجمة بديلة: "بشأن الخلاص الذي نشترك فيه جميعًا".</w:t>
+        <w:t>"عن الخَلاصِ المُشتَرَكِ"</w:t>
+      </w:r>
+    </w:p>
+    <w:p>
+      <w:pPr>
+        <w:bidi/>
+      </w:pPr>
+      <w:r>
+        <w:rPr>
+          <w:lang w:val="ar_AE" w:bidi="ar_AE"/>
+        </w:rPr>
+      </w:r>
+      <w:r>
+        <w:rPr>
+          <w:lang w:val="ar_AE" w:bidi="ar_AE"/>
+        </w:rPr>
+        <w:t>إذا كان من المفيد في لغتك توضيح الفكرة الكامنة وراء الاسم المجرّد "</w:t>
+      </w:r>
+      <w:r>
+        <w:rPr>
+          <w:b/>
+          <w:lang w:val="ar_AE" w:bidi="ar_AE"/>
+        </w:rPr>
+        <w:t>الخلاص</w:t>
+      </w:r>
+      <w:r>
+        <w:rPr>
+          <w:lang w:val="ar_AE" w:bidi="ar_AE"/>
+        </w:rPr>
+        <w:t>"، يمكنك استخدام عبارة فعلية تعبّر عن المعنى. ترجمة بديلة: "عن كيف خلّصنا الله جميعًا".</w:t>
+      </w:r>
+    </w:p>
+    <w:p>
+      <w:pPr>
+        <w:bidi/>
+      </w:pPr>
+      <w:r>
+        <w:rPr>
+          <w:lang w:val="ar_AE" w:bidi="ar_AE"/>
+        </w:rPr>
+      </w:r>
+      <w:r>
+        <w:rPr>
+          <w:lang w:val="ar_AE" w:bidi="ar_AE"/>
+        </w:rPr>
+        <w:t xml:space="preserve">انظر: </w:t>
+      </w:r>
+      <w:r>
+        <w:rPr>
+          <w:lang w:val="ar_AE" w:bidi="ar_AE"/>
+        </w:rPr>
+        <w:t>الأسماء المجردة</w:t>
       </w:r>
       <w:r>
         <w:rPr>
@@ -2249,75 +2269,62 @@
         <w:rPr>
           <w:lang w:val="ar_AE" w:bidi="ar_AE"/>
         </w:rPr>
-        <w:t>يهوذا 1: 3 (#4)</w:t>
-      </w:r>
-      <w:r>
-        <w:rPr>
-          <w:lang w:val="ar_AE" w:bidi="ar_AE"/>
-        </w:rPr>
-      </w:r>
-    </w:p>
-    <w:p>
-      <w:pPr>
-        <w:bidi/>
-      </w:pPr>
-      <w:r>
-        <w:rPr>
-          <w:lang w:val="ar_AE" w:bidi="ar_AE"/>
-        </w:rPr>
-      </w:r>
-      <w:r>
-        <w:rPr>
-          <w:b/>
-          <w:lang w:val="ar_AE" w:bidi="ar_AE"/>
-        </w:rPr>
-        <w:t>περὶ τῆς κοινῆς ἡμῶν σωτηρίας</w:t>
-      </w:r>
-    </w:p>
-    <w:p>
-      <w:pPr>
-        <w:bidi/>
-      </w:pPr>
-      <w:r>
-        <w:rPr>
-          <w:lang w:val="ar_AE" w:bidi="ar_AE"/>
-        </w:rPr>
-      </w:r>
-      <w:r>
-        <w:rPr>
-          <w:b/>
-          <w:lang w:val="ar_AE" w:bidi="ar_AE"/>
-        </w:rPr>
-        <w:t>"عن الخَلاصِ المُشتَرَكِ"</w:t>
-      </w:r>
-    </w:p>
-    <w:p>
-      <w:pPr>
-        <w:bidi/>
-      </w:pPr>
-      <w:r>
-        <w:rPr>
-          <w:lang w:val="ar_AE" w:bidi="ar_AE"/>
-        </w:rPr>
-      </w:r>
-      <w:r>
-        <w:rPr>
-          <w:lang w:val="ar_AE" w:bidi="ar_AE"/>
-        </w:rPr>
-        <w:t>إذا كان من المفيد في لغتك توضيح الفكرة الكامنة وراء الاسم المجرّد "</w:t>
-      </w:r>
-      <w:r>
-        <w:rPr>
-          <w:b/>
-          <w:lang w:val="ar_AE" w:bidi="ar_AE"/>
-        </w:rPr>
-        <w:t>الخلاص</w:t>
-      </w:r>
-      <w:r>
-        <w:rPr>
-          <w:lang w:val="ar_AE" w:bidi="ar_AE"/>
-        </w:rPr>
-        <w:t>"، يمكنك استخدام عبارة فعلية تعبّر عن المعنى. ترجمة بديلة: "عن كيف خلّصنا الله جميعًا".</w:t>
+        <w:t>يهوذا 1: 3 (#5)</w:t>
+      </w:r>
+      <w:r>
+        <w:rPr>
+          <w:lang w:val="ar_AE" w:bidi="ar_AE"/>
+        </w:rPr>
+      </w:r>
+    </w:p>
+    <w:p>
+      <w:pPr>
+        <w:bidi/>
+      </w:pPr>
+      <w:r>
+        <w:rPr>
+          <w:lang w:val="ar_AE" w:bidi="ar_AE"/>
+        </w:rPr>
+      </w:r>
+      <w:r>
+        <w:rPr>
+          <w:b/>
+          <w:lang w:val="ar_AE" w:bidi="ar_AE"/>
+        </w:rPr>
+        <w:t>ἡμῶν</w:t>
+      </w:r>
+    </w:p>
+    <w:p>
+      <w:pPr>
+        <w:bidi/>
+      </w:pPr>
+      <w:r>
+        <w:rPr>
+          <w:lang w:val="ar_AE" w:bidi="ar_AE"/>
+        </w:rPr>
+      </w:r>
+      <w:r>
+        <w:rPr>
+          <w:b/>
+          <w:lang w:val="ar_AE" w:bidi="ar_AE"/>
+        </w:rPr>
+        <w:t>"عن الخَلاصِ (خلاصنا) المُشتَرَكِ"</w:t>
+      </w:r>
+    </w:p>
+    <w:p>
+      <w:pPr>
+        <w:bidi/>
+      </w:pPr>
+      <w:r>
+        <w:rPr>
+          <w:lang w:val="ar_AE" w:bidi="ar_AE"/>
+        </w:rPr>
+      </w:r>
+      <w:r>
+        <w:rPr>
+          <w:lang w:val="ar_AE" w:bidi="ar_AE"/>
+        </w:rPr>
+        <w:t>يُشير الضمير "نا" هنا إلى يهوذا وإلى الذين يكتب إليهم، أي المؤمنين الآخرين.</w:t>
       </w:r>
     </w:p>
     <w:p>
@@ -2339,6 +2346,142 @@
         <w:rPr>
           <w:lang w:val="ar_AE" w:bidi="ar_AE"/>
         </w:rPr>
+        <w:t>ضمير "نحن" الحصري والشامل</w:t>
+      </w:r>
+      <w:r>
+        <w:rPr>
+          <w:lang w:val="ar_AE" w:bidi="ar_AE"/>
+        </w:rPr>
+      </w:r>
+      <w:r>
+        <w:rPr>
+          <w:lang w:val="ar_AE" w:bidi="ar_AE"/>
+        </w:rPr>
+      </w:r>
+    </w:p>
+    <w:p>
+      <w:pPr>
+        <w:bidi/>
+      </w:pPr>
+      <w:r>
+        <w:rPr>
+          <w:lang w:val="ar_AE" w:bidi="ar_AE"/>
+        </w:rPr>
+      </w:r>
+    </w:p>
+    <w:p>
+      <w:pPr>
+        <w:pStyle w:val="Heading2"/>
+        <w:bidi/>
+      </w:pPr>
+      <w:r>
+        <w:rPr>
+          <w:lang w:val="ar_AE" w:bidi="ar_AE"/>
+        </w:rPr>
+        <w:t>يهوذا 1: 3 (#6)</w:t>
+      </w:r>
+      <w:r>
+        <w:rPr>
+          <w:lang w:val="ar_AE" w:bidi="ar_AE"/>
+        </w:rPr>
+      </w:r>
+    </w:p>
+    <w:p>
+      <w:pPr>
+        <w:bidi/>
+      </w:pPr>
+      <w:r>
+        <w:rPr>
+          <w:lang w:val="ar_AE" w:bidi="ar_AE"/>
+        </w:rPr>
+      </w:r>
+      <w:r>
+        <w:rPr>
+          <w:b/>
+          <w:lang w:val="ar_AE" w:bidi="ar_AE"/>
+        </w:rPr>
+        <w:t>ἀνάγκην ἔσχον γράψαι</w:t>
+      </w:r>
+    </w:p>
+    <w:p>
+      <w:pPr>
+        <w:bidi/>
+      </w:pPr>
+      <w:r>
+        <w:rPr>
+          <w:lang w:val="ar_AE" w:bidi="ar_AE"/>
+        </w:rPr>
+      </w:r>
+      <w:r>
+        <w:rPr>
+          <w:b/>
+          <w:lang w:val="ar_AE" w:bidi="ar_AE"/>
+        </w:rPr>
+        <w:t>"</w:t>
+      </w:r>
+      <w:r>
+        <w:rPr>
+          <w:b/>
+          <w:lang w:val="ar_AE" w:bidi="ar_AE"/>
+        </w:rPr>
+        <w:t>اضطُرِرتُ أنْ أكتُبَ</w:t>
+      </w:r>
+      <w:r>
+        <w:rPr>
+          <w:b/>
+          <w:lang w:val="ar_AE" w:bidi="ar_AE"/>
+        </w:rPr>
+        <w:t>"</w:t>
+      </w:r>
+    </w:p>
+    <w:p>
+      <w:pPr>
+        <w:bidi/>
+      </w:pPr>
+      <w:r>
+        <w:rPr>
+          <w:lang w:val="ar_AE" w:bidi="ar_AE"/>
+        </w:rPr>
+      </w:r>
+      <w:r>
+        <w:rPr>
+          <w:lang w:val="ar_AE" w:bidi="ar_AE"/>
+        </w:rPr>
+        <w:t>إذا كان من المفيد في لغتك توضيح الفكرة التي يعبّر عنها الاسم المجرّد "</w:t>
+      </w:r>
+      <w:r>
+        <w:rPr>
+          <w:b/>
+          <w:lang w:val="ar_AE" w:bidi="ar_AE"/>
+        </w:rPr>
+        <w:t>الضرورة</w:t>
+      </w:r>
+      <w:r>
+        <w:rPr>
+          <w:lang w:val="ar_AE" w:bidi="ar_AE"/>
+        </w:rPr>
+        <w:t>"، يمكنك استخدام تعبير مكافئ يوضح المعنى.</w:t>
+      </w:r>
+    </w:p>
+    <w:p>
+      <w:pPr>
+        <w:bidi/>
+      </w:pPr>
+      <w:r>
+        <w:rPr>
+          <w:lang w:val="ar_AE" w:bidi="ar_AE"/>
+        </w:rPr>
+      </w:r>
+      <w:r>
+        <w:rPr>
+          <w:lang w:val="ar_AE" w:bidi="ar_AE"/>
+        </w:rPr>
+        <w:t xml:space="preserve">انظر: </w:t>
+      </w:r>
+      <w:r>
+        <w:rPr>
+          <w:lang w:val="ar_AE" w:bidi="ar_AE"/>
+        </w:rPr>
         <w:t>الأسماء المجردة</w:t>
       </w:r>
       <w:r>
@@ -2371,62 +2514,76 @@
         <w:rPr>
           <w:lang w:val="ar_AE" w:bidi="ar_AE"/>
         </w:rPr>
-        <w:t>يهوذا 1: 3 (#5)</w:t>
-      </w:r>
-      <w:r>
-        <w:rPr>
-          <w:lang w:val="ar_AE" w:bidi="ar_AE"/>
-        </w:rPr>
-      </w:r>
-    </w:p>
-    <w:p>
-      <w:pPr>
-        <w:bidi/>
-      </w:pPr>
-      <w:r>
-        <w:rPr>
-          <w:lang w:val="ar_AE" w:bidi="ar_AE"/>
-        </w:rPr>
-      </w:r>
-      <w:r>
-        <w:rPr>
-          <w:b/>
-          <w:lang w:val="ar_AE" w:bidi="ar_AE"/>
-        </w:rPr>
-        <w:t>ἡμῶν</w:t>
-      </w:r>
-    </w:p>
-    <w:p>
-      <w:pPr>
-        <w:bidi/>
-      </w:pPr>
-      <w:r>
-        <w:rPr>
-          <w:lang w:val="ar_AE" w:bidi="ar_AE"/>
-        </w:rPr>
-      </w:r>
-      <w:r>
-        <w:rPr>
-          <w:b/>
-          <w:lang w:val="ar_AE" w:bidi="ar_AE"/>
-        </w:rPr>
-        <w:t>"عن الخَلاصِ (خلاصنا) المُشتَرَكِ"</w:t>
-      </w:r>
-    </w:p>
-    <w:p>
-      <w:pPr>
-        <w:bidi/>
-      </w:pPr>
-      <w:r>
-        <w:rPr>
-          <w:lang w:val="ar_AE" w:bidi="ar_AE"/>
-        </w:rPr>
-      </w:r>
-      <w:r>
-        <w:rPr>
-          <w:lang w:val="ar_AE" w:bidi="ar_AE"/>
-        </w:rPr>
-        <w:t>يُشير الضمير "نا" هنا إلى يهوذا وإلى الذين يكتب إليهم، أي المؤمنين الآخرين.</w:t>
+        <w:t>يهوذا 1: 3 (#7)</w:t>
+      </w:r>
+      <w:r>
+        <w:rPr>
+          <w:lang w:val="ar_AE" w:bidi="ar_AE"/>
+        </w:rPr>
+      </w:r>
+    </w:p>
+    <w:p>
+      <w:pPr>
+        <w:bidi/>
+      </w:pPr>
+      <w:r>
+        <w:rPr>
+          <w:lang w:val="ar_AE" w:bidi="ar_AE"/>
+        </w:rPr>
+      </w:r>
+      <w:r>
+        <w:rPr>
+          <w:b/>
+          <w:lang w:val="ar_AE" w:bidi="ar_AE"/>
+        </w:rPr>
+        <w:t>παρακαλῶν ἐπαγωνίζεσθαι τῇ &amp; πίστει</w:t>
+      </w:r>
+    </w:p>
+    <w:p>
+      <w:pPr>
+        <w:bidi/>
+      </w:pPr>
+      <w:r>
+        <w:rPr>
+          <w:lang w:val="ar_AE" w:bidi="ar_AE"/>
+        </w:rPr>
+      </w:r>
+      <w:r>
+        <w:rPr>
+          <w:b/>
+          <w:lang w:val="ar_AE" w:bidi="ar_AE"/>
+        </w:rPr>
+        <w:t>"</w:t>
+      </w:r>
+      <w:r>
+        <w:rPr>
+          <w:b/>
+          <w:lang w:val="ar_AE" w:bidi="ar_AE"/>
+        </w:rPr>
+        <w:t>أنْ تجتَهِدوا لأجلِ الإيمانِ</w:t>
+      </w:r>
+      <w:r>
+        <w:rPr>
+          <w:b/>
+          <w:lang w:val="ar_AE" w:bidi="ar_AE"/>
+        </w:rPr>
+        <w:t>"</w:t>
+      </w:r>
+    </w:p>
+    <w:p>
+      <w:pPr>
+        <w:bidi/>
+      </w:pPr>
+      <w:r>
+        <w:rPr>
+          <w:lang w:val="ar_AE" w:bidi="ar_AE"/>
+        </w:rPr>
+      </w:r>
+      <w:r>
+        <w:rPr>
+          <w:lang w:val="ar_AE" w:bidi="ar_AE"/>
+        </w:rPr>
+        <w:t>هذه جملة غرض، حيث يوضح يهوذا الهدف من كتابته لهذه الرسالة. عند ترجمتك، اتبع الأساليب المتبعة في لغتك للتعبير عن الغرض. ترجمة بديلة: "لكي أحثكم أن تجاهدوا لأجل الإيمان".</w:t>
       </w:r>
     </w:p>
     <w:p>
@@ -2448,7 +2605,7 @@
         <w:rPr>
           <w:lang w:val="ar_AE" w:bidi="ar_AE"/>
         </w:rPr>
-        <w:t>ضمير "نحن" الحصري والشامل</w:t>
+        <w:t>الربط — لإظهار الهدف (الغرض)</w:t>
       </w:r>
       <w:r>
         <w:rPr>
@@ -2480,89 +2637,62 @@
         <w:rPr>
           <w:lang w:val="ar_AE" w:bidi="ar_AE"/>
         </w:rPr>
-        <w:t>يهوذا 1: 3 (#6)</w:t>
-      </w:r>
-      <w:r>
-        <w:rPr>
-          <w:lang w:val="ar_AE" w:bidi="ar_AE"/>
-        </w:rPr>
-      </w:r>
-    </w:p>
-    <w:p>
-      <w:pPr>
-        <w:bidi/>
-      </w:pPr>
-      <w:r>
-        <w:rPr>
-          <w:lang w:val="ar_AE" w:bidi="ar_AE"/>
-        </w:rPr>
-      </w:r>
-      <w:r>
-        <w:rPr>
-          <w:b/>
-          <w:lang w:val="ar_AE" w:bidi="ar_AE"/>
-        </w:rPr>
-        <w:t>ἀνάγκην ἔσχον γράψαι</w:t>
-      </w:r>
-    </w:p>
-    <w:p>
-      <w:pPr>
-        <w:bidi/>
-      </w:pPr>
-      <w:r>
-        <w:rPr>
-          <w:lang w:val="ar_AE" w:bidi="ar_AE"/>
-        </w:rPr>
-      </w:r>
-      <w:r>
-        <w:rPr>
-          <w:b/>
-          <w:lang w:val="ar_AE" w:bidi="ar_AE"/>
-        </w:rPr>
-        <w:t>"</w:t>
-      </w:r>
-      <w:r>
-        <w:rPr>
-          <w:b/>
-          <w:lang w:val="ar_AE" w:bidi="ar_AE"/>
-        </w:rPr>
-        <w:t>اضطُرِرتُ أنْ أكتُبَ</w:t>
-      </w:r>
-      <w:r>
-        <w:rPr>
-          <w:b/>
-          <w:lang w:val="ar_AE" w:bidi="ar_AE"/>
-        </w:rPr>
-        <w:t>"</w:t>
-      </w:r>
-    </w:p>
-    <w:p>
-      <w:pPr>
-        <w:bidi/>
-      </w:pPr>
-      <w:r>
-        <w:rPr>
-          <w:lang w:val="ar_AE" w:bidi="ar_AE"/>
-        </w:rPr>
-      </w:r>
-      <w:r>
-        <w:rPr>
-          <w:lang w:val="ar_AE" w:bidi="ar_AE"/>
-        </w:rPr>
-        <w:t>إذا كان من المفيد في لغتك توضيح الفكرة التي يعبّر عنها الاسم المجرّد "</w:t>
-      </w:r>
-      <w:r>
-        <w:rPr>
-          <w:b/>
-          <w:lang w:val="ar_AE" w:bidi="ar_AE"/>
-        </w:rPr>
-        <w:t>الضرورة</w:t>
-      </w:r>
-      <w:r>
-        <w:rPr>
-          <w:lang w:val="ar_AE" w:bidi="ar_AE"/>
-        </w:rPr>
-        <w:t>"، يمكنك استخدام تعبير مكافئ يوضح المعنى.</w:t>
+        <w:t>يهوذا 1: 3 (#8)</w:t>
+      </w:r>
+      <w:r>
+        <w:rPr>
+          <w:lang w:val="ar_AE" w:bidi="ar_AE"/>
+        </w:rPr>
+      </w:r>
+    </w:p>
+    <w:p>
+      <w:pPr>
+        <w:bidi/>
+      </w:pPr>
+      <w:r>
+        <w:rPr>
+          <w:lang w:val="ar_AE" w:bidi="ar_AE"/>
+        </w:rPr>
+      </w:r>
+      <w:r>
+        <w:rPr>
+          <w:b/>
+          <w:lang w:val="ar_AE" w:bidi="ar_AE"/>
+        </w:rPr>
+        <w:t>παρακαλῶν ἐπαγωνίζεσθαι τῇ &amp; πίστει</w:t>
+      </w:r>
+    </w:p>
+    <w:p>
+      <w:pPr>
+        <w:bidi/>
+      </w:pPr>
+      <w:r>
+        <w:rPr>
+          <w:lang w:val="ar_AE" w:bidi="ar_AE"/>
+        </w:rPr>
+      </w:r>
+      <w:r>
+        <w:rPr>
+          <w:b/>
+          <w:lang w:val="ar_AE" w:bidi="ar_AE"/>
+        </w:rPr>
+        <w:t>"أنْ تجتَهِدوا لأجلِ الإيمانِ"</w:t>
+      </w:r>
+    </w:p>
+    <w:p>
+      <w:pPr>
+        <w:bidi/>
+      </w:pPr>
+      <w:r>
+        <w:rPr>
+          <w:lang w:val="ar_AE" w:bidi="ar_AE"/>
+        </w:rPr>
+      </w:r>
+      <w:r>
+        <w:rPr>
+          <w:lang w:val="ar_AE" w:bidi="ar_AE"/>
+        </w:rPr>
+        <w:t>لا يستخدم يهوذا هنا كلمة "أنتم" التي تحتاجها بعض اللغات ليكتمل معنى الجملة، ويمكن استنتاج هذه الكلمة من الجملة السابقة. ترجمة بديلة: "أحثكم أن تجاهدوا لأجل الإيمان".</w:t>
       </w:r>
     </w:p>
     <w:p>
@@ -2584,7 +2714,7 @@
         <w:rPr>
           <w:lang w:val="ar_AE" w:bidi="ar_AE"/>
         </w:rPr>
-        <w:t>الأسماء المجردة</w:t>
+        <w:t>الحذف</w:t>
       </w:r>
       <w:r>
         <w:rPr>
@@ -2616,76 +2746,72 @@
         <w:rPr>
           <w:lang w:val="ar_AE" w:bidi="ar_AE"/>
         </w:rPr>
-        <w:t>يهوذا 1: 3 (#7)</w:t>
-      </w:r>
-      <w:r>
-        <w:rPr>
-          <w:lang w:val="ar_AE" w:bidi="ar_AE"/>
-        </w:rPr>
-      </w:r>
-    </w:p>
-    <w:p>
-      <w:pPr>
-        <w:bidi/>
-      </w:pPr>
-      <w:r>
-        <w:rPr>
-          <w:lang w:val="ar_AE" w:bidi="ar_AE"/>
-        </w:rPr>
-      </w:r>
-      <w:r>
-        <w:rPr>
-          <w:b/>
-          <w:lang w:val="ar_AE" w:bidi="ar_AE"/>
-        </w:rPr>
-        <w:t>παρακαλῶν ἐπαγωνίζεσθαι τῇ &amp; πίστει</w:t>
-      </w:r>
-    </w:p>
-    <w:p>
-      <w:pPr>
-        <w:bidi/>
-      </w:pPr>
-      <w:r>
-        <w:rPr>
-          <w:lang w:val="ar_AE" w:bidi="ar_AE"/>
-        </w:rPr>
-      </w:r>
-      <w:r>
-        <w:rPr>
-          <w:b/>
-          <w:lang w:val="ar_AE" w:bidi="ar_AE"/>
-        </w:rPr>
-        <w:t>"</w:t>
-      </w:r>
-      <w:r>
-        <w:rPr>
-          <w:b/>
-          <w:lang w:val="ar_AE" w:bidi="ar_AE"/>
-        </w:rPr>
-        <w:t>أنْ تجتَهِدوا لأجلِ الإيمانِ</w:t>
-      </w:r>
-      <w:r>
-        <w:rPr>
-          <w:b/>
-          <w:lang w:val="ar_AE" w:bidi="ar_AE"/>
-        </w:rPr>
-        <w:t>"</w:t>
-      </w:r>
-    </w:p>
-    <w:p>
-      <w:pPr>
-        <w:bidi/>
-      </w:pPr>
-      <w:r>
-        <w:rPr>
-          <w:lang w:val="ar_AE" w:bidi="ar_AE"/>
-        </w:rPr>
-      </w:r>
-      <w:r>
-        <w:rPr>
-          <w:lang w:val="ar_AE" w:bidi="ar_AE"/>
-        </w:rPr>
-        <w:t>هذه جملة غرض، حيث يوضح يهوذا الهدف من كتابته لهذه الرسالة. عند ترجمتك، اتبع الأساليب المتبعة في لغتك للتعبير عن الغرض. ترجمة بديلة: "لكي أحثكم أن تجاهدوا لأجل الإيمان".</w:t>
+        <w:t>يهوذا 1: 3 (#9)</w:t>
+      </w:r>
+      <w:r>
+        <w:rPr>
+          <w:lang w:val="ar_AE" w:bidi="ar_AE"/>
+        </w:rPr>
+      </w:r>
+    </w:p>
+    <w:p>
+      <w:pPr>
+        <w:bidi/>
+      </w:pPr>
+      <w:r>
+        <w:rPr>
+          <w:lang w:val="ar_AE" w:bidi="ar_AE"/>
+        </w:rPr>
+      </w:r>
+      <w:r>
+        <w:rPr>
+          <w:b/>
+          <w:lang w:val="ar_AE" w:bidi="ar_AE"/>
+        </w:rPr>
+        <w:t>"</w:t>
+      </w:r>
+      <w:r>
+        <w:rPr>
+          <w:b/>
+          <w:lang w:val="ar_AE" w:bidi="ar_AE"/>
+        </w:rPr>
+        <w:t>لأجلِ الإيمانِ المُسَلَّمِ مَرَّةً للقِدّيسينَ</w:t>
+      </w:r>
+      <w:r>
+        <w:rPr>
+          <w:b/>
+          <w:lang w:val="ar_AE" w:bidi="ar_AE"/>
+        </w:rPr>
+        <w:t>"</w:t>
+      </w:r>
+    </w:p>
+    <w:p>
+      <w:pPr>
+        <w:bidi/>
+      </w:pPr>
+      <w:r>
+        <w:rPr>
+          <w:lang w:val="ar_AE" w:bidi="ar_AE"/>
+        </w:rPr>
+      </w:r>
+      <w:r>
+        <w:rPr>
+          <w:lang w:val="ar_AE" w:bidi="ar_AE"/>
+        </w:rPr>
+        <w:t>إذا كانت لغتك لا تستخدم الصيغة المبنية للمجهول في كلمة "</w:t>
+      </w:r>
+      <w:r>
+        <w:rPr>
+          <w:b/>
+          <w:lang w:val="ar_AE" w:bidi="ar_AE"/>
+        </w:rPr>
+        <w:t>المُسَلَّم</w:t>
+      </w:r>
+      <w:r>
+        <w:rPr>
+          <w:lang w:val="ar_AE" w:bidi="ar_AE"/>
+        </w:rPr>
+        <w:t>"، يمكنك أن تذكر الفاعل بشكل مباشر. ترجمة بديلة: "من أجل الإيمان الذي سلّمه الله مرة واحدة للقديسين".</w:t>
       </w:r>
     </w:p>
     <w:p>
@@ -2707,7 +2833,7 @@
         <w:rPr>
           <w:lang w:val="ar_AE" w:bidi="ar_AE"/>
         </w:rPr>
-        <w:t>الربط — لإظهار الهدف (الغرض)</w:t>
+        <w:t>المبني للمعلوم أو المبني للمجهول</w:t>
       </w:r>
       <w:r>
         <w:rPr>
@@ -2739,62 +2865,203 @@
         <w:rPr>
           <w:lang w:val="ar_AE" w:bidi="ar_AE"/>
         </w:rPr>
-        <w:t>يهوذا 1: 3 (#8)</w:t>
-      </w:r>
-      <w:r>
-        <w:rPr>
-          <w:lang w:val="ar_AE" w:bidi="ar_AE"/>
-        </w:rPr>
-      </w:r>
-    </w:p>
-    <w:p>
-      <w:pPr>
-        <w:bidi/>
-      </w:pPr>
-      <w:r>
-        <w:rPr>
-          <w:lang w:val="ar_AE" w:bidi="ar_AE"/>
-        </w:rPr>
-      </w:r>
-      <w:r>
-        <w:rPr>
-          <w:b/>
-          <w:lang w:val="ar_AE" w:bidi="ar_AE"/>
-        </w:rPr>
-        <w:t>παρακαλῶν ἐπαγωνίζεσθαι τῇ &amp; πίστει</w:t>
-      </w:r>
-    </w:p>
-    <w:p>
-      <w:pPr>
-        <w:bidi/>
-      </w:pPr>
-      <w:r>
-        <w:rPr>
-          <w:lang w:val="ar_AE" w:bidi="ar_AE"/>
-        </w:rPr>
-      </w:r>
-      <w:r>
-        <w:rPr>
-          <w:b/>
-          <w:lang w:val="ar_AE" w:bidi="ar_AE"/>
-        </w:rPr>
-        <w:t>"أنْ تجتَهِدوا لأجلِ الإيمانِ"</w:t>
-      </w:r>
-    </w:p>
-    <w:p>
-      <w:pPr>
-        <w:bidi/>
-      </w:pPr>
-      <w:r>
-        <w:rPr>
-          <w:lang w:val="ar_AE" w:bidi="ar_AE"/>
-        </w:rPr>
-      </w:r>
-      <w:r>
-        <w:rPr>
-          <w:lang w:val="ar_AE" w:bidi="ar_AE"/>
-        </w:rPr>
-        <w:t>لا يستخدم يهوذا هنا كلمة "أنتم" التي تحتاجها بعض اللغات ليكتمل معنى الجملة، ويمكن استنتاج هذه الكلمة من الجملة السابقة. ترجمة بديلة: "أحثكم أن تجاهدوا لأجل الإيمان".</w:t>
+        <w:t>يهوذا 1: 3 (#10)</w:t>
+      </w:r>
+      <w:r>
+        <w:rPr>
+          <w:lang w:val="ar_AE" w:bidi="ar_AE"/>
+        </w:rPr>
+      </w:r>
+    </w:p>
+    <w:p>
+      <w:pPr>
+        <w:bidi/>
+      </w:pPr>
+      <w:r>
+        <w:rPr>
+          <w:lang w:val="ar_AE" w:bidi="ar_AE"/>
+        </w:rPr>
+      </w:r>
+      <w:r>
+        <w:rPr>
+          <w:b/>
+          <w:lang w:val="ar_AE" w:bidi="ar_AE"/>
+        </w:rPr>
+        <w:t>ἅπαξ</w:t>
+      </w:r>
+    </w:p>
+    <w:p>
+      <w:pPr>
+        <w:bidi/>
+      </w:pPr>
+      <w:r>
+        <w:rPr>
+          <w:lang w:val="ar_AE" w:bidi="ar_AE"/>
+        </w:rPr>
+      </w:r>
+      <w:r>
+        <w:rPr>
+          <w:b/>
+          <w:lang w:val="ar_AE" w:bidi="ar_AE"/>
+        </w:rPr>
+        <w:t>"</w:t>
+      </w:r>
+      <w:r>
+        <w:rPr>
+          <w:b/>
+          <w:lang w:val="ar_AE" w:bidi="ar_AE"/>
+        </w:rPr>
+        <w:t>مَرَّةً</w:t>
+      </w:r>
+      <w:r>
+        <w:rPr>
+          <w:b/>
+          <w:lang w:val="ar_AE" w:bidi="ar_AE"/>
+        </w:rPr>
+        <w:t>"</w:t>
+      </w:r>
+    </w:p>
+    <w:p>
+      <w:pPr>
+        <w:bidi/>
+      </w:pPr>
+      <w:r>
+        <w:rPr>
+          <w:lang w:val="ar_AE" w:bidi="ar_AE"/>
+        </w:rPr>
+      </w:r>
+      <w:r>
+        <w:rPr>
+          <w:lang w:val="ar_AE" w:bidi="ar_AE"/>
+        </w:rPr>
+        <w:t>تعبير "</w:t>
+      </w:r>
+      <w:r>
+        <w:rPr>
+          <w:b/>
+          <w:lang w:val="ar_AE" w:bidi="ar_AE"/>
+        </w:rPr>
+        <w:t>مَرَّة</w:t>
+      </w:r>
+      <w:r>
+        <w:rPr>
+          <w:lang w:val="ar_AE" w:bidi="ar_AE"/>
+        </w:rPr>
+        <w:t>" هنا يُعبّر عن فعل تم مرة واحدة ولن يتكرر، فهو إلى الأبد.</w:t>
+      </w:r>
+      <w:r>
+        <w:rPr>
+          <w:lang w:val="ar_AE" w:bidi="ar_AE"/>
+        </w:rPr>
+      </w:r>
+      <w:r>
+        <w:rPr>
+          <w:lang w:val="ar_AE" w:bidi="ar_AE"/>
+        </w:rPr>
+      </w:r>
+    </w:p>
+    <w:p>
+      <w:pPr>
+        <w:bidi/>
+      </w:pPr>
+      <w:r>
+        <w:rPr>
+          <w:lang w:val="ar_AE" w:bidi="ar_AE"/>
+        </w:rPr>
+      </w:r>
+    </w:p>
+    <w:p>
+      <w:pPr>
+        <w:pStyle w:val="Heading2"/>
+        <w:bidi/>
+      </w:pPr>
+      <w:r>
+        <w:rPr>
+          <w:lang w:val="ar_AE" w:bidi="ar_AE"/>
+        </w:rPr>
+        <w:t>يهوذا 1: 4 (#1)</w:t>
+      </w:r>
+      <w:r>
+        <w:rPr>
+          <w:lang w:val="ar_AE" w:bidi="ar_AE"/>
+        </w:rPr>
+      </w:r>
+    </w:p>
+    <w:p>
+      <w:pPr>
+        <w:bidi/>
+      </w:pPr>
+      <w:r>
+        <w:rPr>
+          <w:lang w:val="ar_AE" w:bidi="ar_AE"/>
+        </w:rPr>
+      </w:r>
+      <w:r>
+        <w:rPr>
+          <w:b/>
+          <w:lang w:val="ar_AE" w:bidi="ar_AE"/>
+        </w:rPr>
+        <w:t>γάρ</w:t>
+      </w:r>
+    </w:p>
+    <w:p>
+      <w:pPr>
+        <w:bidi/>
+      </w:pPr>
+      <w:r>
+        <w:rPr>
+          <w:lang w:val="ar_AE" w:bidi="ar_AE"/>
+        </w:rPr>
+      </w:r>
+      <w:r>
+        <w:rPr>
+          <w:b/>
+          <w:lang w:val="ar_AE" w:bidi="ar_AE"/>
+        </w:rPr>
+        <w:t>"</w:t>
+      </w:r>
+      <w:r>
+        <w:rPr>
+          <w:b/>
+          <w:lang w:val="ar_AE" w:bidi="ar_AE"/>
+        </w:rPr>
+        <w:t>لأنَّهُ</w:t>
+      </w:r>
+      <w:r>
+        <w:rPr>
+          <w:b/>
+          <w:lang w:val="ar_AE" w:bidi="ar_AE"/>
+        </w:rPr>
+        <w:t>"</w:t>
+      </w:r>
+    </w:p>
+    <w:p>
+      <w:pPr>
+        <w:bidi/>
+      </w:pPr>
+      <w:r>
+        <w:rPr>
+          <w:lang w:val="ar_AE" w:bidi="ar_AE"/>
+        </w:rPr>
+      </w:r>
+      <w:r>
+        <w:rPr>
+          <w:lang w:val="ar_AE" w:bidi="ar_AE"/>
+        </w:rPr>
+        <w:t>تُشير كلمة "</w:t>
+      </w:r>
+      <w:r>
+        <w:rPr>
+          <w:b/>
+          <w:lang w:val="ar_AE" w:bidi="ar_AE"/>
+        </w:rPr>
+        <w:t>لأنَّهُ</w:t>
+      </w:r>
+      <w:r>
+        <w:rPr>
+          <w:lang w:val="ar_AE" w:bidi="ar_AE"/>
+        </w:rPr>
+        <w:t>" هنا إلى أن يهوذا يقدّم سببًا لما قاله في الآية السابقة عن رغبته في أن يجاهد قرّاؤه لأجل الإيمان. ترجمة بديلة: "أريدكم أن تفعلوا هذا لأن"</w:t>
       </w:r>
     </w:p>
     <w:p>
@@ -2816,7 +3083,7 @@
         <w:rPr>
           <w:lang w:val="ar_AE" w:bidi="ar_AE"/>
         </w:rPr>
-        <w:t>الحذف</w:t>
+        <w:t>الربط — لإظهار علاقة السبب والنتيجة</w:t>
       </w:r>
       <w:r>
         <w:rPr>
@@ -2848,415 +3115,12 @@
         <w:rPr>
           <w:lang w:val="ar_AE" w:bidi="ar_AE"/>
         </w:rPr>
-        <w:t>يهوذا 1: 3 (#9)</w:t>
-      </w:r>
-      <w:r>
-        <w:rPr>
-          <w:lang w:val="ar_AE" w:bidi="ar_AE"/>
-        </w:rPr>
-      </w:r>
-    </w:p>
-    <w:p>
-      <w:pPr>
-        <w:bidi/>
-      </w:pPr>
-      <w:r>
-        <w:rPr>
-          <w:lang w:val="ar_AE" w:bidi="ar_AE"/>
-        </w:rPr>
-      </w:r>
-      <w:r>
-        <w:rPr>
-          <w:b/>
-          <w:lang w:val="ar_AE" w:bidi="ar_AE"/>
-        </w:rPr>
-        <w:t>τῇ ἅπαξ παραδοθείσῃ τοῖς ἁγίοις πίστει</w:t>
-      </w:r>
-    </w:p>
-    <w:p>
-      <w:pPr>
-        <w:bidi/>
-      </w:pPr>
-      <w:r>
-        <w:rPr>
-          <w:lang w:val="ar_AE" w:bidi="ar_AE"/>
-        </w:rPr>
-      </w:r>
-      <w:r>
-        <w:rPr>
-          <w:b/>
-          <w:lang w:val="ar_AE" w:bidi="ar_AE"/>
-        </w:rPr>
-        <w:t>"</w:t>
-      </w:r>
-      <w:r>
-        <w:rPr>
-          <w:b/>
-          <w:lang w:val="ar_AE" w:bidi="ar_AE"/>
-        </w:rPr>
-        <w:t>لأجلِ الإيمانِ المُسَلَّمِ مَرَّةً للقِدّيسينَ</w:t>
-      </w:r>
-      <w:r>
-        <w:rPr>
-          <w:b/>
-          <w:lang w:val="ar_AE" w:bidi="ar_AE"/>
-        </w:rPr>
-        <w:t>"</w:t>
-      </w:r>
-    </w:p>
-    <w:p>
-      <w:pPr>
-        <w:bidi/>
-      </w:pPr>
-      <w:r>
-        <w:rPr>
-          <w:lang w:val="ar_AE" w:bidi="ar_AE"/>
-        </w:rPr>
-      </w:r>
-      <w:r>
-        <w:rPr>
-          <w:lang w:val="ar_AE" w:bidi="ar_AE"/>
-        </w:rPr>
-        <w:t>إذا كانت لغتك لا تستخدم الصيغة المبنية للمجهول في كلمة "</w:t>
-      </w:r>
-      <w:r>
-        <w:rPr>
-          <w:b/>
-          <w:lang w:val="ar_AE" w:bidi="ar_AE"/>
-        </w:rPr>
-        <w:t>المُسَلَّم</w:t>
-      </w:r>
-      <w:r>
-        <w:rPr>
-          <w:lang w:val="ar_AE" w:bidi="ar_AE"/>
-        </w:rPr>
-        <w:t>"، يمكنك أن تذكر الفاعل بشكل مباشر. ترجمة بديلة: "من أجل الإيمان الذي سلّمه الله مرة واحدة للقديسين".</w:t>
-      </w:r>
-    </w:p>
-    <w:p>
-      <w:pPr>
-        <w:bidi/>
-      </w:pPr>
-      <w:r>
-        <w:rPr>
-          <w:lang w:val="ar_AE" w:bidi="ar_AE"/>
-        </w:rPr>
-      </w:r>
-      <w:r>
-        <w:rPr>
-          <w:lang w:val="ar_AE" w:bidi="ar_AE"/>
-        </w:rPr>
-        <w:t xml:space="preserve">انظر: </w:t>
-      </w:r>
-      <w:r>
-        <w:rPr>
-          <w:lang w:val="ar_AE" w:bidi="ar_AE"/>
-        </w:rPr>
-        <w:t>المبني للمعلوم أو المبني للمجهول</w:t>
-      </w:r>
-      <w:r>
-        <w:rPr>
-          <w:lang w:val="ar_AE" w:bidi="ar_AE"/>
-        </w:rPr>
-      </w:r>
-      <w:r>
-        <w:rPr>
-          <w:lang w:val="ar_AE" w:bidi="ar_AE"/>
-        </w:rPr>
-      </w:r>
-    </w:p>
-    <w:p>
-      <w:pPr>
-        <w:bidi/>
-      </w:pPr>
-      <w:r>
-        <w:rPr>
-          <w:lang w:val="ar_AE" w:bidi="ar_AE"/>
-        </w:rPr>
-      </w:r>
-    </w:p>
-    <w:p>
-      <w:pPr>
-        <w:pStyle w:val="Heading2"/>
-        <w:bidi/>
-      </w:pPr>
-      <w:r>
-        <w:rPr>
-          <w:lang w:val="ar_AE" w:bidi="ar_AE"/>
-        </w:rPr>
-        <w:t>يهوذا 1: 3 (#10)</w:t>
-      </w:r>
-      <w:r>
-        <w:rPr>
-          <w:lang w:val="ar_AE" w:bidi="ar_AE"/>
-        </w:rPr>
-      </w:r>
-    </w:p>
-    <w:p>
-      <w:pPr>
-        <w:bidi/>
-      </w:pPr>
-      <w:r>
-        <w:rPr>
-          <w:lang w:val="ar_AE" w:bidi="ar_AE"/>
-        </w:rPr>
-      </w:r>
-      <w:r>
-        <w:rPr>
-          <w:b/>
-          <w:lang w:val="ar_AE" w:bidi="ar_AE"/>
-        </w:rPr>
-        <w:t>ἅπαξ</w:t>
-      </w:r>
-    </w:p>
-    <w:p>
-      <w:pPr>
-        <w:bidi/>
-      </w:pPr>
-      <w:r>
-        <w:rPr>
-          <w:lang w:val="ar_AE" w:bidi="ar_AE"/>
-        </w:rPr>
-      </w:r>
-      <w:r>
-        <w:rPr>
-          <w:b/>
-          <w:lang w:val="ar_AE" w:bidi="ar_AE"/>
-        </w:rPr>
-        <w:t>"</w:t>
-      </w:r>
-      <w:r>
-        <w:rPr>
-          <w:b/>
-          <w:lang w:val="ar_AE" w:bidi="ar_AE"/>
-        </w:rPr>
-        <w:t>مَرَّةً</w:t>
-      </w:r>
-      <w:r>
-        <w:rPr>
-          <w:b/>
-          <w:lang w:val="ar_AE" w:bidi="ar_AE"/>
-        </w:rPr>
-        <w:t>"</w:t>
-      </w:r>
-    </w:p>
-    <w:p>
-      <w:pPr>
-        <w:bidi/>
-      </w:pPr>
-      <w:r>
-        <w:rPr>
-          <w:lang w:val="ar_AE" w:bidi="ar_AE"/>
-        </w:rPr>
-      </w:r>
-      <w:r>
-        <w:rPr>
-          <w:lang w:val="ar_AE" w:bidi="ar_AE"/>
-        </w:rPr>
-        <w:t>تعبير "</w:t>
-      </w:r>
-      <w:r>
-        <w:rPr>
-          <w:b/>
-          <w:lang w:val="ar_AE" w:bidi="ar_AE"/>
-        </w:rPr>
-        <w:t>مَرَّة</w:t>
-      </w:r>
-      <w:r>
-        <w:rPr>
-          <w:lang w:val="ar_AE" w:bidi="ar_AE"/>
-        </w:rPr>
-        <w:t>" هنا يُعبّر عن فعل تم مرة واحدة ولن يتكرر، فهو إلى الأبد.</w:t>
-      </w:r>
-      <w:r>
-        <w:rPr>
-          <w:lang w:val="ar_AE" w:bidi="ar_AE"/>
-        </w:rPr>
-      </w:r>
-      <w:r>
-        <w:rPr>
-          <w:lang w:val="ar_AE" w:bidi="ar_AE"/>
-        </w:rPr>
-      </w:r>
-    </w:p>
-    <w:p>
-      <w:pPr>
-        <w:bidi/>
-      </w:pPr>
-      <w:r>
-        <w:rPr>
-          <w:lang w:val="ar_AE" w:bidi="ar_AE"/>
-        </w:rPr>
-      </w:r>
-    </w:p>
-    <w:p>
-      <w:pPr>
-        <w:pStyle w:val="Heading2"/>
-        <w:bidi/>
-      </w:pPr>
-      <w:r>
-        <w:rPr>
-          <w:lang w:val="ar_AE" w:bidi="ar_AE"/>
-        </w:rPr>
-        <w:t>يهوذا 1: 4 (#1)</w:t>
-      </w:r>
-      <w:r>
-        <w:rPr>
-          <w:lang w:val="ar_AE" w:bidi="ar_AE"/>
-        </w:rPr>
-      </w:r>
-    </w:p>
-    <w:p>
-      <w:pPr>
-        <w:bidi/>
-      </w:pPr>
-      <w:r>
-        <w:rPr>
-          <w:lang w:val="ar_AE" w:bidi="ar_AE"/>
-        </w:rPr>
-      </w:r>
-      <w:r>
-        <w:rPr>
-          <w:b/>
-          <w:lang w:val="ar_AE" w:bidi="ar_AE"/>
-        </w:rPr>
-        <w:t>γάρ</w:t>
-      </w:r>
-    </w:p>
-    <w:p>
-      <w:pPr>
-        <w:bidi/>
-      </w:pPr>
-      <w:r>
-        <w:rPr>
-          <w:lang w:val="ar_AE" w:bidi="ar_AE"/>
-        </w:rPr>
-      </w:r>
-      <w:r>
-        <w:rPr>
-          <w:b/>
-          <w:lang w:val="ar_AE" w:bidi="ar_AE"/>
-        </w:rPr>
-        <w:t>"</w:t>
-      </w:r>
-      <w:r>
-        <w:rPr>
-          <w:b/>
-          <w:lang w:val="ar_AE" w:bidi="ar_AE"/>
-        </w:rPr>
-        <w:t>لأنَّهُ</w:t>
-      </w:r>
-      <w:r>
-        <w:rPr>
-          <w:b/>
-          <w:lang w:val="ar_AE" w:bidi="ar_AE"/>
-        </w:rPr>
-        <w:t>"</w:t>
-      </w:r>
-    </w:p>
-    <w:p>
-      <w:pPr>
-        <w:bidi/>
-      </w:pPr>
-      <w:r>
-        <w:rPr>
-          <w:lang w:val="ar_AE" w:bidi="ar_AE"/>
-        </w:rPr>
-      </w:r>
-      <w:r>
-        <w:rPr>
-          <w:lang w:val="ar_AE" w:bidi="ar_AE"/>
-        </w:rPr>
-        <w:t>تُشير كلمة "</w:t>
-      </w:r>
-      <w:r>
-        <w:rPr>
-          <w:b/>
-          <w:lang w:val="ar_AE" w:bidi="ar_AE"/>
-        </w:rPr>
-        <w:t>لأنَّهُ</w:t>
-      </w:r>
-      <w:r>
-        <w:rPr>
-          <w:lang w:val="ar_AE" w:bidi="ar_AE"/>
-        </w:rPr>
-        <w:t>" هنا إلى أن يهوذا يقدّم سببًا لما قاله في الآية السابقة عن رغبته في أن يجاهد قرّاؤه لأجل الإيمان. ترجمة بديلة: "أريدكم أن تفعلوا هذا لأن"</w:t>
-      </w:r>
-    </w:p>
-    <w:p>
-      <w:pPr>
-        <w:bidi/>
-      </w:pPr>
-      <w:r>
-        <w:rPr>
-          <w:lang w:val="ar_AE" w:bidi="ar_AE"/>
-        </w:rPr>
-      </w:r>
-      <w:r>
-        <w:rPr>
-          <w:lang w:val="ar_AE" w:bidi="ar_AE"/>
-        </w:rPr>
-        <w:t xml:space="preserve">انظر: </w:t>
-      </w:r>
-      <w:r>
-        <w:rPr>
-          <w:lang w:val="ar_AE" w:bidi="ar_AE"/>
-        </w:rPr>
-        <w:t>الربط — لإظهار علاقة السبب والنتيجة</w:t>
-      </w:r>
-      <w:r>
-        <w:rPr>
-          <w:lang w:val="ar_AE" w:bidi="ar_AE"/>
-        </w:rPr>
-      </w:r>
-      <w:r>
-        <w:rPr>
-          <w:lang w:val="ar_AE" w:bidi="ar_AE"/>
-        </w:rPr>
-      </w:r>
-    </w:p>
-    <w:p>
-      <w:pPr>
-        <w:bidi/>
-      </w:pPr>
-      <w:r>
-        <w:rPr>
-          <w:lang w:val="ar_AE" w:bidi="ar_AE"/>
-        </w:rPr>
-      </w:r>
-    </w:p>
-    <w:p>
-      <w:pPr>
-        <w:pStyle w:val="Heading2"/>
-        <w:bidi/>
-      </w:pPr>
-      <w:r>
-        <w:rPr>
-          <w:lang w:val="ar_AE" w:bidi="ar_AE"/>
-        </w:rPr>
         <w:t>يهوذا 1: 4 (#2)</w:t>
       </w:r>
       <w:r>
         <w:rPr>
           <w:lang w:val="ar_AE" w:bidi="ar_AE"/>
         </w:rPr>
-      </w:r>
-    </w:p>
-    <w:p>
-      <w:pPr>
-        <w:bidi/>
-      </w:pPr>
-      <w:r>
-        <w:rPr>
-          <w:lang w:val="ar_AE" w:bidi="ar_AE"/>
-        </w:rPr>
-      </w:r>
-      <w:r>
-        <w:rPr>
-          <w:b/>
-          <w:lang w:val="ar_AE" w:bidi="ar_AE"/>
-        </w:rPr>
-        <w:t>παρεισέδυσαν γάρ τινες ἄνθρωποι</w:t>
       </w:r>
     </w:p>
     <w:p>
@@ -3484,23 +3348,6 @@
           <w:b/>
           <w:lang w:val="ar_AE" w:bidi="ar_AE"/>
         </w:rPr>
-        <w:t>οἱ πάλαι προγεγραμμένοι εἰς τοῦτο τὸ κρίμα</w:t>
-      </w:r>
-    </w:p>
-    <w:p>
-      <w:pPr>
-        <w:bidi/>
-      </w:pPr>
-      <w:r>
-        <w:rPr>
-          <w:lang w:val="ar_AE" w:bidi="ar_AE"/>
-        </w:rPr>
-      </w:r>
-      <w:r>
-        <w:rPr>
-          <w:b/>
-          <w:lang w:val="ar_AE" w:bidi="ar_AE"/>
-        </w:rPr>
         <w:t>"</w:t>
       </w:r>
       <w:r>
@@ -4052,23 +3899,6 @@
           <w:b/>
           <w:lang w:val="ar_AE" w:bidi="ar_AE"/>
         </w:rPr>
-        <w:t>ἡμῶν &amp; ἡμῶν</w:t>
-      </w:r>
-    </w:p>
-    <w:p>
-      <w:pPr>
-        <w:bidi/>
-      </w:pPr>
-      <w:r>
-        <w:rPr>
-          <w:lang w:val="ar_AE" w:bidi="ar_AE"/>
-        </w:rPr>
-      </w:r>
-      <w:r>
-        <w:rPr>
-          <w:b/>
-          <w:lang w:val="ar_AE" w:bidi="ar_AE"/>
-        </w:rPr>
         <w:t>"</w:t>
       </w:r>
       <w:r>
@@ -4474,23 +4304,6 @@
           <w:b/>
           <w:lang w:val="ar_AE" w:bidi="ar_AE"/>
         </w:rPr>
-        <w:t>τὸν μόνον Δεσπότην καὶ Κύριον ἡμῶν, Ἰησοῦν Χριστὸν, ἀρνούμενοι</w:t>
-      </w:r>
-    </w:p>
-    <w:p>
-      <w:pPr>
-        <w:bidi/>
-      </w:pPr>
-      <w:r>
-        <w:rPr>
-          <w:lang w:val="ar_AE" w:bidi="ar_AE"/>
-        </w:rPr>
-      </w:r>
-      <w:r>
-        <w:rPr>
-          <w:b/>
-          <w:lang w:val="ar_AE" w:bidi="ar_AE"/>
-        </w:rPr>
         <w:t>"</w:t>
       </w:r>
       <w:r>
@@ -4737,23 +4550,6 @@
           <w:b/>
           <w:lang w:val="ar_AE" w:bidi="ar_AE"/>
         </w:rPr>
-        <w:t>ὑπομνῆσαι &amp; ὑμᾶς βούλομαι, εἰδότας ὑμᾶς ἅπαξ πάντα</w:t>
-      </w:r>
-    </w:p>
-    <w:p>
-      <w:pPr>
-        <w:bidi/>
-      </w:pPr>
-      <w:r>
-        <w:rPr>
-          <w:lang w:val="ar_AE" w:bidi="ar_AE"/>
-        </w:rPr>
-      </w:r>
-      <w:r>
-        <w:rPr>
-          <w:b/>
-          <w:lang w:val="ar_AE" w:bidi="ar_AE"/>
-        </w:rPr>
         <w:t>"</w:t>
       </w:r>
       <w:r>
@@ -5232,23 +5028,6 @@
           <w:b/>
           <w:lang w:val="ar_AE" w:bidi="ar_AE"/>
         </w:rPr>
-        <w:t>λαὸν ἐκ γῆς Αἰγύπτου σώσας</w:t>
-      </w:r>
-    </w:p>
-    <w:p>
-      <w:pPr>
-        <w:bidi/>
-      </w:pPr>
-      <w:r>
-        <w:rPr>
-          <w:lang w:val="ar_AE" w:bidi="ar_AE"/>
-        </w:rPr>
-      </w:r>
-      <w:r>
-        <w:rPr>
-          <w:b/>
-          <w:lang w:val="ar_AE" w:bidi="ar_AE"/>
-        </w:rPr>
         <w:t>"بَعدَما خَلَّصَ الشَّعبَ مِنْ أرضِ مِصرَ"</w:t>
       </w:r>
     </w:p>
@@ -5354,23 +5133,6 @@
           <w:b/>
           <w:lang w:val="ar_AE" w:bidi="ar_AE"/>
         </w:rPr>
-        <w:t>τοὺς μὴ τηρήσαντας τὴν ἑαυτῶν ἀρχὴν</w:t>
-      </w:r>
-    </w:p>
-    <w:p>
-      <w:pPr>
-        <w:bidi/>
-      </w:pPr>
-      <w:r>
-        <w:rPr>
-          <w:lang w:val="ar_AE" w:bidi="ar_AE"/>
-        </w:rPr>
-      </w:r>
-      <w:r>
-        <w:rPr>
-          <w:b/>
-          <w:lang w:val="ar_AE" w:bidi="ar_AE"/>
-        </w:rPr>
         <w:t>"</w:t>
       </w:r>
       <w:r>
@@ -5604,23 +5366,6 @@
           <w:b/>
           <w:lang w:val="ar_AE" w:bidi="ar_AE"/>
         </w:rPr>
-        <w:t>δεσμοῖς ἀϊδίοις ὑπὸ ζόφον τετήρηκεν</w:t>
-      </w:r>
-    </w:p>
-    <w:p>
-      <w:pPr>
-        <w:bidi/>
-      </w:pPr>
-      <w:r>
-        <w:rPr>
-          <w:lang w:val="ar_AE" w:bidi="ar_AE"/>
-        </w:rPr>
-      </w:r>
-      <w:r>
-        <w:rPr>
-          <w:b/>
-          <w:lang w:val="ar_AE" w:bidi="ar_AE"/>
-        </w:rPr>
         <w:t>"</w:t>
       </w:r>
       <w:r>
@@ -5963,6 +5708,112 @@
           <w:b/>
           <w:lang w:val="ar_AE" w:bidi="ar_AE"/>
         </w:rPr>
+        <w:t>"</w:t>
+      </w:r>
+      <w:r>
+        <w:rPr>
+          <w:b/>
+          <w:lang w:val="ar_AE" w:bidi="ar_AE"/>
+        </w:rPr>
+        <w:t>إلَى دَينونَةِ اليومِ العظيمِ</w:t>
+      </w:r>
+      <w:r>
+        <w:rPr>
+          <w:b/>
+          <w:lang w:val="ar_AE" w:bidi="ar_AE"/>
+        </w:rPr>
+        <w:t>"</w:t>
+      </w:r>
+    </w:p>
+    <w:p>
+      <w:pPr>
+        <w:bidi/>
+      </w:pPr>
+      <w:r>
+        <w:rPr>
+          <w:lang w:val="ar_AE" w:bidi="ar_AE"/>
+        </w:rPr>
+      </w:r>
+      <w:r>
+        <w:rPr>
+          <w:lang w:val="ar_AE" w:bidi="ar_AE"/>
+        </w:rPr>
+        <w:t>توضح هذه العبارة الغرض أو الهدف الذي من أجله سُجن الملائكة. ترجمة بديلة: "تمهيدًا لدينونة اليوم العظيم".</w:t>
+      </w:r>
+    </w:p>
+    <w:p>
+      <w:pPr>
+        <w:bidi/>
+      </w:pPr>
+      <w:r>
+        <w:rPr>
+          <w:lang w:val="ar_AE" w:bidi="ar_AE"/>
+        </w:rPr>
+      </w:r>
+      <w:r>
+        <w:rPr>
+          <w:lang w:val="ar_AE" w:bidi="ar_AE"/>
+        </w:rPr>
+        <w:t xml:space="preserve">انظر: </w:t>
+      </w:r>
+      <w:r>
+        <w:rPr>
+          <w:lang w:val="ar_AE" w:bidi="ar_AE"/>
+        </w:rPr>
+        <w:t>الربط — لإظهار الهدف (الغرض)</w:t>
+      </w:r>
+      <w:r>
+        <w:rPr>
+          <w:lang w:val="ar_AE" w:bidi="ar_AE"/>
+        </w:rPr>
+      </w:r>
+      <w:r>
+        <w:rPr>
+          <w:lang w:val="ar_AE" w:bidi="ar_AE"/>
+        </w:rPr>
+      </w:r>
+    </w:p>
+    <w:p>
+      <w:pPr>
+        <w:bidi/>
+      </w:pPr>
+      <w:r>
+        <w:rPr>
+          <w:lang w:val="ar_AE" w:bidi="ar_AE"/>
+        </w:rPr>
+      </w:r>
+    </w:p>
+    <w:p>
+      <w:pPr>
+        <w:pStyle w:val="Heading2"/>
+        <w:bidi/>
+      </w:pPr>
+      <w:r>
+        <w:rPr>
+          <w:lang w:val="ar_AE" w:bidi="ar_AE"/>
+        </w:rPr>
+        <w:t>يهوذا 1: 6 (#7)</w:t>
+      </w:r>
+      <w:r>
+        <w:rPr>
+          <w:lang w:val="ar_AE" w:bidi="ar_AE"/>
+        </w:rPr>
+      </w:r>
+    </w:p>
+    <w:p>
+      <w:pPr>
+        <w:bidi/>
+      </w:pPr>
+      <w:r>
+        <w:rPr>
+          <w:lang w:val="ar_AE" w:bidi="ar_AE"/>
+        </w:rPr>
+      </w:r>
+      <w:r>
+        <w:rPr>
+          <w:b/>
+          <w:lang w:val="ar_AE" w:bidi="ar_AE"/>
+        </w:rPr>
         <w:t>εἰς κρίσιν μεγάλης ἡμέρας</w:t>
       </w:r>
     </w:p>
@@ -5980,37 +5831,36 @@
           <w:b/>
           <w:lang w:val="ar_AE" w:bidi="ar_AE"/>
         </w:rPr>
-        <w:t>"</w:t>
-      </w:r>
-      <w:r>
-        <w:rPr>
-          <w:b/>
-          <w:lang w:val="ar_AE" w:bidi="ar_AE"/>
-        </w:rPr>
-        <w:t>إلَى دَينونَةِ اليومِ العظيمِ</w:t>
-      </w:r>
-      <w:r>
-        <w:rPr>
-          <w:b/>
-          <w:lang w:val="ar_AE" w:bidi="ar_AE"/>
-        </w:rPr>
-        <w:t>"</w:t>
-      </w:r>
-    </w:p>
-    <w:p>
-      <w:pPr>
-        <w:bidi/>
-      </w:pPr>
-      <w:r>
-        <w:rPr>
-          <w:lang w:val="ar_AE" w:bidi="ar_AE"/>
-        </w:rPr>
-      </w:r>
-      <w:r>
-        <w:rPr>
-          <w:lang w:val="ar_AE" w:bidi="ar_AE"/>
-        </w:rPr>
-        <w:t>توضح هذه العبارة الغرض أو الهدف الذي من أجله سُجن الملائكة. ترجمة بديلة: "تمهيدًا لدينونة اليوم العظيم".</w:t>
+        <w:t>"إلَى دَينونَةِ اليومِ العظيمِ"</w:t>
+      </w:r>
+    </w:p>
+    <w:p>
+      <w:pPr>
+        <w:bidi/>
+      </w:pPr>
+      <w:r>
+        <w:rPr>
+          <w:lang w:val="ar_AE" w:bidi="ar_AE"/>
+        </w:rPr>
+      </w:r>
+      <w:r>
+        <w:rPr>
+          <w:lang w:val="ar_AE" w:bidi="ar_AE"/>
+        </w:rPr>
+        <w:t>إذا كان من المفيد في لغتك توضيح المعنى الكامن وراء الاسم المجرّد "</w:t>
+      </w:r>
+      <w:r>
+        <w:rPr>
+          <w:b/>
+          <w:lang w:val="ar_AE" w:bidi="ar_AE"/>
+        </w:rPr>
+        <w:t>الدينونة</w:t>
+      </w:r>
+      <w:r>
+        <w:rPr>
+          <w:lang w:val="ar_AE" w:bidi="ar_AE"/>
+        </w:rPr>
+        <w:t>"، يمكنك استخدام تعبير يشرح الفكرة بشكل أوضح. ترجمة بديلة: "ليوم عظيم يُجري فيه الله الحكم".</w:t>
       </w:r>
     </w:p>
     <w:p>
@@ -6032,7 +5882,7 @@
         <w:rPr>
           <w:lang w:val="ar_AE" w:bidi="ar_AE"/>
         </w:rPr>
-        <w:t>الربط — لإظهار الهدف (الغرض)</w:t>
+        <w:t>الأسماء المجردة</w:t>
       </w:r>
       <w:r>
         <w:rPr>
@@ -6064,75 +5914,101 @@
         <w:rPr>
           <w:lang w:val="ar_AE" w:bidi="ar_AE"/>
         </w:rPr>
-        <w:t>يهوذا 1: 6 (#7)</w:t>
-      </w:r>
-      <w:r>
-        <w:rPr>
-          <w:lang w:val="ar_AE" w:bidi="ar_AE"/>
-        </w:rPr>
-      </w:r>
-    </w:p>
-    <w:p>
-      <w:pPr>
-        <w:bidi/>
-      </w:pPr>
-      <w:r>
-        <w:rPr>
-          <w:lang w:val="ar_AE" w:bidi="ar_AE"/>
-        </w:rPr>
-      </w:r>
-      <w:r>
-        <w:rPr>
-          <w:b/>
-          <w:lang w:val="ar_AE" w:bidi="ar_AE"/>
-        </w:rPr>
-        <w:t>εἰς κρίσιν μεγάλης ἡμέρας</w:t>
-      </w:r>
-    </w:p>
-    <w:p>
-      <w:pPr>
-        <w:bidi/>
-      </w:pPr>
-      <w:r>
-        <w:rPr>
-          <w:lang w:val="ar_AE" w:bidi="ar_AE"/>
-        </w:rPr>
-      </w:r>
-      <w:r>
-        <w:rPr>
-          <w:b/>
-          <w:lang w:val="ar_AE" w:bidi="ar_AE"/>
-        </w:rPr>
-        <w:t>"إلَى دَينونَةِ اليومِ العظيمِ"</w:t>
-      </w:r>
-    </w:p>
-    <w:p>
-      <w:pPr>
-        <w:bidi/>
-      </w:pPr>
-      <w:r>
-        <w:rPr>
-          <w:lang w:val="ar_AE" w:bidi="ar_AE"/>
-        </w:rPr>
-      </w:r>
-      <w:r>
-        <w:rPr>
-          <w:lang w:val="ar_AE" w:bidi="ar_AE"/>
-        </w:rPr>
-        <w:t>إذا كان من المفيد في لغتك توضيح المعنى الكامن وراء الاسم المجرّد "</w:t>
-      </w:r>
-      <w:r>
-        <w:rPr>
-          <w:b/>
-          <w:lang w:val="ar_AE" w:bidi="ar_AE"/>
-        </w:rPr>
-        <w:t>الدينونة</w:t>
-      </w:r>
-      <w:r>
-        <w:rPr>
-          <w:lang w:val="ar_AE" w:bidi="ar_AE"/>
-        </w:rPr>
-        <w:t>"، يمكنك استخدام تعبير يشرح الفكرة بشكل أوضح. ترجمة بديلة: "ليوم عظيم يُجري فيه الله الحكم".</w:t>
+        <w:t>يهوذا 1: 6 (#8)</w:t>
+      </w:r>
+      <w:r>
+        <w:rPr>
+          <w:lang w:val="ar_AE" w:bidi="ar_AE"/>
+        </w:rPr>
+      </w:r>
+    </w:p>
+    <w:p>
+      <w:pPr>
+        <w:bidi/>
+      </w:pPr>
+      <w:r>
+        <w:rPr>
+          <w:lang w:val="ar_AE" w:bidi="ar_AE"/>
+        </w:rPr>
+      </w:r>
+      <w:r>
+        <w:rPr>
+          <w:b/>
+          <w:lang w:val="ar_AE" w:bidi="ar_AE"/>
+        </w:rPr>
+        <w:t>μεγάλης ἡμέρας</w:t>
+      </w:r>
+    </w:p>
+    <w:p>
+      <w:pPr>
+        <w:bidi/>
+      </w:pPr>
+      <w:r>
+        <w:rPr>
+          <w:lang w:val="ar_AE" w:bidi="ar_AE"/>
+        </w:rPr>
+      </w:r>
+      <w:r>
+        <w:rPr>
+          <w:b/>
+          <w:lang w:val="ar_AE" w:bidi="ar_AE"/>
+        </w:rPr>
+        <w:t>"</w:t>
+      </w:r>
+      <w:r>
+        <w:rPr>
+          <w:b/>
+          <w:lang w:val="ar_AE" w:bidi="ar_AE"/>
+        </w:rPr>
+        <w:t>اليومِ العظيمِ</w:t>
+      </w:r>
+      <w:r>
+        <w:rPr>
+          <w:b/>
+          <w:lang w:val="ar_AE" w:bidi="ar_AE"/>
+        </w:rPr>
+        <w:t>"</w:t>
+      </w:r>
+    </w:p>
+    <w:p>
+      <w:pPr>
+        <w:bidi/>
+      </w:pPr>
+      <w:r>
+        <w:rPr>
+          <w:lang w:val="ar_AE" w:bidi="ar_AE"/>
+        </w:rPr>
+      </w:r>
+      <w:r>
+        <w:rPr>
+          <w:lang w:val="ar_AE" w:bidi="ar_AE"/>
+        </w:rPr>
+        <w:t>تُشير عبارة "</w:t>
+      </w:r>
+      <w:r>
+        <w:rPr>
+          <w:b/>
+          <w:lang w:val="ar_AE" w:bidi="ar_AE"/>
+        </w:rPr>
+        <w:t>اليوم العظيم</w:t>
+      </w:r>
+      <w:r>
+        <w:rPr>
+          <w:lang w:val="ar_AE" w:bidi="ar_AE"/>
+        </w:rPr>
+        <w:t xml:space="preserve">" هنا إلى "يوم الرب"، وهو الزمن الذي فيه يدين الله الجميع ويعود فيه يسوع إلى الأرض.(انظر: </w:t>
+      </w:r>
+      <w:r>
+        <w:rPr>
+          <w:lang w:val="ar_AE" w:bidi="ar_AE"/>
+        </w:rPr>
+        <w:t>يوم الرب</w:t>
+      </w:r>
+      <w:r>
+        <w:rPr>
+          <w:lang w:val="ar_AE" w:bidi="ar_AE"/>
+        </w:rPr>
+        <w:t>) وإذا كان من المفيد لقرّائك توضيح ذلك، يمكنك التعبير عنه بشكل صريح. ترجمة بديلة: "اليوم العظيم الذي فيه يأتي الرب ليدين".</w:t>
       </w:r>
     </w:p>
     <w:p>
@@ -6154,6 +6030,380 @@
         <w:rPr>
           <w:lang w:val="ar_AE" w:bidi="ar_AE"/>
         </w:rPr>
+        <w:t>المعرفة المفترضة والمعلومات الضمنية</w:t>
+      </w:r>
+      <w:r>
+        <w:rPr>
+          <w:lang w:val="ar_AE" w:bidi="ar_AE"/>
+        </w:rPr>
+      </w:r>
+      <w:r>
+        <w:rPr>
+          <w:lang w:val="ar_AE" w:bidi="ar_AE"/>
+        </w:rPr>
+      </w:r>
+    </w:p>
+    <w:p>
+      <w:pPr>
+        <w:bidi/>
+      </w:pPr>
+      <w:r>
+        <w:rPr>
+          <w:lang w:val="ar_AE" w:bidi="ar_AE"/>
+        </w:rPr>
+      </w:r>
+    </w:p>
+    <w:p>
+      <w:pPr>
+        <w:pStyle w:val="Heading2"/>
+        <w:bidi/>
+      </w:pPr>
+      <w:r>
+        <w:rPr>
+          <w:lang w:val="ar_AE" w:bidi="ar_AE"/>
+        </w:rPr>
+        <w:t>يهوذا 1: 7 (#1)</w:t>
+      </w:r>
+      <w:r>
+        <w:rPr>
+          <w:lang w:val="ar_AE" w:bidi="ar_AE"/>
+        </w:rPr>
+      </w:r>
+    </w:p>
+    <w:p>
+      <w:pPr>
+        <w:bidi/>
+      </w:pPr>
+      <w:r>
+        <w:rPr>
+          <w:lang w:val="ar_AE" w:bidi="ar_AE"/>
+        </w:rPr>
+      </w:r>
+      <w:r>
+        <w:rPr>
+          <w:b/>
+          <w:lang w:val="ar_AE" w:bidi="ar_AE"/>
+        </w:rPr>
+        <w:t>"</w:t>
+      </w:r>
+      <w:r>
+        <w:rPr>
+          <w:b/>
+          <w:lang w:val="ar_AE" w:bidi="ar_AE"/>
+        </w:rPr>
+        <w:t>سدومَ وعَمورَةَ والمُدُنَ الّتي حَوْلهُما</w:t>
+      </w:r>
+      <w:r>
+        <w:rPr>
+          <w:b/>
+          <w:lang w:val="ar_AE" w:bidi="ar_AE"/>
+        </w:rPr>
+        <w:t>"</w:t>
+      </w:r>
+    </w:p>
+    <w:p>
+      <w:pPr>
+        <w:bidi/>
+      </w:pPr>
+      <w:r>
+        <w:rPr>
+          <w:lang w:val="ar_AE" w:bidi="ar_AE"/>
+        </w:rPr>
+      </w:r>
+      <w:r>
+        <w:rPr>
+          <w:lang w:val="ar_AE" w:bidi="ar_AE"/>
+        </w:rPr>
+        <w:t xml:space="preserve">تُشير كلمات </w:t>
+      </w:r>
+      <w:r>
+        <w:rPr>
+          <w:b/>
+          <w:lang w:val="ar_AE" w:bidi="ar_AE"/>
+        </w:rPr>
+        <w:t>سدوم وعمورة والمدن</w:t>
+      </w:r>
+      <w:r>
+        <w:rPr>
+          <w:lang w:val="ar_AE" w:bidi="ar_AE"/>
+        </w:rPr>
+        <w:t xml:space="preserve"> هنا إلى سكان تلك المدن، وليس إلى الأماكن ذاتها. ترجمة بديلة: "الناس الذين عاشوا في منطقة سدوم وعمورة".</w:t>
+      </w:r>
+    </w:p>
+    <w:p>
+      <w:pPr>
+        <w:bidi/>
+      </w:pPr>
+      <w:r>
+        <w:rPr>
+          <w:lang w:val="ar_AE" w:bidi="ar_AE"/>
+        </w:rPr>
+      </w:r>
+      <w:r>
+        <w:rPr>
+          <w:lang w:val="ar_AE" w:bidi="ar_AE"/>
+        </w:rPr>
+        <w:t xml:space="preserve">انظر: </w:t>
+      </w:r>
+      <w:r>
+        <w:rPr>
+          <w:lang w:val="ar_AE" w:bidi="ar_AE"/>
+        </w:rPr>
+        <w:t>مجاز مُرسل</w:t>
+      </w:r>
+      <w:r>
+        <w:rPr>
+          <w:lang w:val="ar_AE" w:bidi="ar_AE"/>
+        </w:rPr>
+      </w:r>
+      <w:r>
+        <w:rPr>
+          <w:lang w:val="ar_AE" w:bidi="ar_AE"/>
+        </w:rPr>
+      </w:r>
+    </w:p>
+    <w:p>
+      <w:pPr>
+        <w:bidi/>
+      </w:pPr>
+      <w:r>
+        <w:rPr>
+          <w:lang w:val="ar_AE" w:bidi="ar_AE"/>
+        </w:rPr>
+      </w:r>
+    </w:p>
+    <w:p>
+      <w:pPr>
+        <w:pStyle w:val="Heading2"/>
+        <w:bidi/>
+      </w:pPr>
+      <w:r>
+        <w:rPr>
+          <w:lang w:val="ar_AE" w:bidi="ar_AE"/>
+        </w:rPr>
+        <w:t>يهوذا 1: 7 (#2)</w:t>
+      </w:r>
+      <w:r>
+        <w:rPr>
+          <w:lang w:val="ar_AE" w:bidi="ar_AE"/>
+        </w:rPr>
+      </w:r>
+    </w:p>
+    <w:p>
+      <w:pPr>
+        <w:bidi/>
+      </w:pPr>
+      <w:r>
+        <w:rPr>
+          <w:lang w:val="ar_AE" w:bidi="ar_AE"/>
+        </w:rPr>
+      </w:r>
+      <w:r>
+        <w:rPr>
+          <w:b/>
+          <w:lang w:val="ar_AE" w:bidi="ar_AE"/>
+        </w:rPr>
+        <w:t>τὸν ὅμοιον τρόπον τούτοις</w:t>
+      </w:r>
+    </w:p>
+    <w:p>
+      <w:pPr>
+        <w:bidi/>
+      </w:pPr>
+      <w:r>
+        <w:rPr>
+          <w:lang w:val="ar_AE" w:bidi="ar_AE"/>
+        </w:rPr>
+      </w:r>
+      <w:r>
+        <w:rPr>
+          <w:b/>
+          <w:lang w:val="ar_AE" w:bidi="ar_AE"/>
+        </w:rPr>
+        <w:t>"</w:t>
+      </w:r>
+      <w:r>
+        <w:rPr>
+          <w:b/>
+          <w:lang w:val="ar_AE" w:bidi="ar_AE"/>
+        </w:rPr>
+        <w:t>علَى طَريقٍ مِثلِهِما</w:t>
+      </w:r>
+      <w:r>
+        <w:rPr>
+          <w:b/>
+          <w:lang w:val="ar_AE" w:bidi="ar_AE"/>
+        </w:rPr>
+        <w:t>"</w:t>
+      </w:r>
+    </w:p>
+    <w:p>
+      <w:pPr>
+        <w:bidi/>
+      </w:pPr>
+      <w:r>
+        <w:rPr>
+          <w:lang w:val="ar_AE" w:bidi="ar_AE"/>
+        </w:rPr>
+      </w:r>
+      <w:r>
+        <w:rPr>
+          <w:lang w:val="ar_AE" w:bidi="ar_AE"/>
+        </w:rPr>
+        <w:t>تُشير كلمة "</w:t>
+      </w:r>
+      <w:r>
+        <w:rPr>
+          <w:b/>
+          <w:lang w:val="ar_AE" w:bidi="ar_AE"/>
+        </w:rPr>
+        <w:t>مِثلِهِما</w:t>
+      </w:r>
+      <w:r>
+        <w:rPr>
+          <w:lang w:val="ar_AE" w:bidi="ar_AE"/>
+        </w:rPr>
+        <w:t>" هنا إلى الملائكة المذكورين في الآية السابقة. فقد كانت الخطايا الجنسية في سدوم وعمورة ناتجة عن نوع مشابه من التمرّد كما هو حال طرق الملائكة الشريرة. وإذا كان من المفيد في لغتك توضيح المقصود، يمكنك ذكره صراحة. ترجمة بديلة: "على نفس منوال هؤلاء الملائكة الأشرار".</w:t>
+      </w:r>
+    </w:p>
+    <w:p>
+      <w:pPr>
+        <w:bidi/>
+      </w:pPr>
+      <w:r>
+        <w:rPr>
+          <w:lang w:val="ar_AE" w:bidi="ar_AE"/>
+        </w:rPr>
+      </w:r>
+      <w:r>
+        <w:rPr>
+          <w:lang w:val="ar_AE" w:bidi="ar_AE"/>
+        </w:rPr>
+        <w:t xml:space="preserve">انظر: </w:t>
+      </w:r>
+      <w:r>
+        <w:rPr>
+          <w:lang w:val="ar_AE" w:bidi="ar_AE"/>
+        </w:rPr>
+        <w:t>الضمائر - متى تستخدمها</w:t>
+      </w:r>
+      <w:r>
+        <w:rPr>
+          <w:lang w:val="ar_AE" w:bidi="ar_AE"/>
+        </w:rPr>
+      </w:r>
+      <w:r>
+        <w:rPr>
+          <w:lang w:val="ar_AE" w:bidi="ar_AE"/>
+        </w:rPr>
+      </w:r>
+    </w:p>
+    <w:p>
+      <w:pPr>
+        <w:bidi/>
+      </w:pPr>
+      <w:r>
+        <w:rPr>
+          <w:lang w:val="ar_AE" w:bidi="ar_AE"/>
+        </w:rPr>
+      </w:r>
+    </w:p>
+    <w:p>
+      <w:pPr>
+        <w:pStyle w:val="Heading2"/>
+        <w:bidi/>
+      </w:pPr>
+      <w:r>
+        <w:rPr>
+          <w:lang w:val="ar_AE" w:bidi="ar_AE"/>
+        </w:rPr>
+        <w:t>يهوذا 1: 7 (#3)</w:t>
+      </w:r>
+      <w:r>
+        <w:rPr>
+          <w:lang w:val="ar_AE" w:bidi="ar_AE"/>
+        </w:rPr>
+      </w:r>
+    </w:p>
+    <w:p>
+      <w:pPr>
+        <w:bidi/>
+      </w:pPr>
+      <w:r>
+        <w:rPr>
+          <w:lang w:val="ar_AE" w:bidi="ar_AE"/>
+        </w:rPr>
+      </w:r>
+      <w:r>
+        <w:rPr>
+          <w:b/>
+          <w:lang w:val="ar_AE" w:bidi="ar_AE"/>
+        </w:rPr>
+        <w:t>"</w:t>
+      </w:r>
+      <w:r>
+        <w:rPr>
+          <w:b/>
+          <w:lang w:val="ar_AE" w:bidi="ar_AE"/>
+        </w:rPr>
+        <w:t>إذ زَنَتْ</w:t>
+      </w:r>
+      <w:r>
+        <w:rPr>
+          <w:b/>
+          <w:lang w:val="ar_AE" w:bidi="ar_AE"/>
+        </w:rPr>
+        <w:t>"</w:t>
+      </w:r>
+    </w:p>
+    <w:p>
+      <w:pPr>
+        <w:bidi/>
+      </w:pPr>
+      <w:r>
+        <w:rPr>
+          <w:lang w:val="ar_AE" w:bidi="ar_AE"/>
+        </w:rPr>
+      </w:r>
+      <w:r>
+        <w:rPr>
+          <w:lang w:val="ar_AE" w:bidi="ar_AE"/>
+        </w:rPr>
+        <w:t>إذا كان من المفيد في لغتك توضيح المعنى الكامن وراء كلمة "</w:t>
+      </w:r>
+      <w:r>
+        <w:rPr>
+          <w:b/>
+          <w:lang w:val="ar_AE" w:bidi="ar_AE"/>
+        </w:rPr>
+        <w:t>زَنَتْ</w:t>
+      </w:r>
+      <w:r>
+        <w:rPr>
+          <w:lang w:val="ar_AE" w:bidi="ar_AE"/>
+        </w:rPr>
+        <w:t>"، يمكنك استخدام تعبير مكافئ يعبّر عن الفعل. ترجمة بديلة: "إذ ارتكبوا أفعالًا جنسية غير أخلاقية".</w:t>
+      </w:r>
+    </w:p>
+    <w:p>
+      <w:pPr>
+        <w:bidi/>
+      </w:pPr>
+      <w:r>
+        <w:rPr>
+          <w:lang w:val="ar_AE" w:bidi="ar_AE"/>
+        </w:rPr>
+      </w:r>
+      <w:r>
+        <w:rPr>
+          <w:lang w:val="ar_AE" w:bidi="ar_AE"/>
+        </w:rPr>
+        <w:t xml:space="preserve">انظر: </w:t>
+      </w:r>
+      <w:r>
+        <w:rPr>
+          <w:lang w:val="ar_AE" w:bidi="ar_AE"/>
+        </w:rPr>
         <w:t>الأسماء المجردة</w:t>
       </w:r>
       <w:r>
@@ -6186,101 +6436,89 @@
         <w:rPr>
           <w:lang w:val="ar_AE" w:bidi="ar_AE"/>
         </w:rPr>
-        <w:t>يهوذا 1: 6 (#8)</w:t>
-      </w:r>
-      <w:r>
-        <w:rPr>
-          <w:lang w:val="ar_AE" w:bidi="ar_AE"/>
-        </w:rPr>
-      </w:r>
-    </w:p>
-    <w:p>
-      <w:pPr>
-        <w:bidi/>
-      </w:pPr>
-      <w:r>
-        <w:rPr>
-          <w:lang w:val="ar_AE" w:bidi="ar_AE"/>
-        </w:rPr>
-      </w:r>
-      <w:r>
-        <w:rPr>
-          <w:b/>
-          <w:lang w:val="ar_AE" w:bidi="ar_AE"/>
-        </w:rPr>
-        <w:t>μεγάλης ἡμέρας</w:t>
-      </w:r>
-    </w:p>
-    <w:p>
-      <w:pPr>
-        <w:bidi/>
-      </w:pPr>
-      <w:r>
-        <w:rPr>
-          <w:lang w:val="ar_AE" w:bidi="ar_AE"/>
-        </w:rPr>
-      </w:r>
-      <w:r>
-        <w:rPr>
-          <w:b/>
-          <w:lang w:val="ar_AE" w:bidi="ar_AE"/>
-        </w:rPr>
-        <w:t>"</w:t>
-      </w:r>
-      <w:r>
-        <w:rPr>
-          <w:b/>
-          <w:lang w:val="ar_AE" w:bidi="ar_AE"/>
-        </w:rPr>
-        <w:t>اليومِ العظيمِ</w:t>
-      </w:r>
-      <w:r>
-        <w:rPr>
-          <w:b/>
-          <w:lang w:val="ar_AE" w:bidi="ar_AE"/>
-        </w:rPr>
-        <w:t>"</w:t>
-      </w:r>
-    </w:p>
-    <w:p>
-      <w:pPr>
-        <w:bidi/>
-      </w:pPr>
-      <w:r>
-        <w:rPr>
-          <w:lang w:val="ar_AE" w:bidi="ar_AE"/>
-        </w:rPr>
-      </w:r>
-      <w:r>
-        <w:rPr>
-          <w:lang w:val="ar_AE" w:bidi="ar_AE"/>
-        </w:rPr>
-        <w:t>تُشير عبارة "</w:t>
-      </w:r>
-      <w:r>
-        <w:rPr>
-          <w:b/>
-          <w:lang w:val="ar_AE" w:bidi="ar_AE"/>
-        </w:rPr>
-        <w:t>اليوم العظيم</w:t>
-      </w:r>
-      <w:r>
-        <w:rPr>
-          <w:lang w:val="ar_AE" w:bidi="ar_AE"/>
-        </w:rPr>
-        <w:t xml:space="preserve">" هنا إلى "يوم الرب"، وهو الزمن الذي فيه يدين الله الجميع ويعود فيه يسوع إلى الأرض.(انظر: </w:t>
-      </w:r>
-      <w:r>
-        <w:rPr>
-          <w:lang w:val="ar_AE" w:bidi="ar_AE"/>
-        </w:rPr>
-        <w:t>يوم الرب</w:t>
-      </w:r>
-      <w:r>
-        <w:rPr>
-          <w:lang w:val="ar_AE" w:bidi="ar_AE"/>
-        </w:rPr>
-        <w:t>) وإذا كان من المفيد لقرّائك توضيح ذلك، يمكنك التعبير عنه بشكل صريح. ترجمة بديلة: "اليوم العظيم الذي فيه يأتي الرب ليدين".</w:t>
+        <w:t>يهوذا 1: 7 (#4)</w:t>
+      </w:r>
+      <w:r>
+        <w:rPr>
+          <w:lang w:val="ar_AE" w:bidi="ar_AE"/>
+        </w:rPr>
+      </w:r>
+    </w:p>
+    <w:p>
+      <w:pPr>
+        <w:bidi/>
+      </w:pPr>
+      <w:r>
+        <w:rPr>
+          <w:lang w:val="ar_AE" w:bidi="ar_AE"/>
+        </w:rPr>
+      </w:r>
+      <w:r>
+        <w:rPr>
+          <w:b/>
+          <w:lang w:val="ar_AE" w:bidi="ar_AE"/>
+        </w:rPr>
+        <w:t>καὶ ἀπελθοῦσαι ὀπίσω σαρκὸς ἑτέρας</w:t>
+      </w:r>
+    </w:p>
+    <w:p>
+      <w:pPr>
+        <w:bidi/>
+      </w:pPr>
+      <w:r>
+        <w:rPr>
+          <w:lang w:val="ar_AE" w:bidi="ar_AE"/>
+        </w:rPr>
+      </w:r>
+      <w:r>
+        <w:rPr>
+          <w:b/>
+          <w:lang w:val="ar_AE" w:bidi="ar_AE"/>
+        </w:rPr>
+        <w:t>"</w:t>
+      </w:r>
+      <w:r>
+        <w:rPr>
+          <w:b/>
+          <w:lang w:val="ar_AE" w:bidi="ar_AE"/>
+        </w:rPr>
+        <w:t>ومَضَتْ وراءَ جَسَدٍ آخَرَ</w:t>
+      </w:r>
+      <w:r>
+        <w:rPr>
+          <w:b/>
+          <w:lang w:val="ar_AE" w:bidi="ar_AE"/>
+        </w:rPr>
+        <w:t>"</w:t>
+      </w:r>
+    </w:p>
+    <w:p>
+      <w:pPr>
+        <w:bidi/>
+      </w:pPr>
+      <w:r>
+        <w:rPr>
+          <w:lang w:val="ar_AE" w:bidi="ar_AE"/>
+        </w:rPr>
+      </w:r>
+      <w:r>
+        <w:rPr>
+          <w:lang w:val="ar_AE" w:bidi="ar_AE"/>
+        </w:rPr>
+        <w:t>يستخدم يهوذا هنا عبارة "</w:t>
+      </w:r>
+      <w:r>
+        <w:rPr>
+          <w:b/>
+          <w:lang w:val="ar_AE" w:bidi="ar_AE"/>
+        </w:rPr>
+        <w:t>ومَضَتْ وراءَ</w:t>
+      </w:r>
+      <w:r>
+        <w:rPr>
+          <w:lang w:val="ar_AE" w:bidi="ar_AE"/>
+        </w:rPr>
+        <w:t>" للإشارة إلى الانخراط النشط في سلوك غير لائق بدلًا من السلوك الصحيح. وغالبًا ما تُستخدم هذه العبارة في الكتاب المقدس لوصف عبادة آلهة باطلة أو الانغماس في النجاسة الجنسية. وإذا كان من المفيد في لغتك أن تُترجم العبارة حرفيًا، يمكنك فعل ذلك. ترجمة بديلة: "وكانوا يواظبون على الانغماس في نجاسة جنسية مع جسد آخر".</w:t>
       </w:r>
     </w:p>
     <w:p>
@@ -6302,6 +6540,256 @@
         <w:rPr>
           <w:lang w:val="ar_AE" w:bidi="ar_AE"/>
         </w:rPr>
+        <w:t>الاستعارة</w:t>
+      </w:r>
+      <w:r>
+        <w:rPr>
+          <w:lang w:val="ar_AE" w:bidi="ar_AE"/>
+        </w:rPr>
+      </w:r>
+      <w:r>
+        <w:rPr>
+          <w:lang w:val="ar_AE" w:bidi="ar_AE"/>
+        </w:rPr>
+      </w:r>
+    </w:p>
+    <w:p>
+      <w:pPr>
+        <w:bidi/>
+      </w:pPr>
+      <w:r>
+        <w:rPr>
+          <w:lang w:val="ar_AE" w:bidi="ar_AE"/>
+        </w:rPr>
+      </w:r>
+    </w:p>
+    <w:p>
+      <w:pPr>
+        <w:pStyle w:val="Heading2"/>
+        <w:bidi/>
+      </w:pPr>
+      <w:r>
+        <w:rPr>
+          <w:lang w:val="ar_AE" w:bidi="ar_AE"/>
+        </w:rPr>
+        <w:t>يهوذا 1: 7 (#5)</w:t>
+      </w:r>
+      <w:r>
+        <w:rPr>
+          <w:lang w:val="ar_AE" w:bidi="ar_AE"/>
+        </w:rPr>
+      </w:r>
+    </w:p>
+    <w:p>
+      <w:pPr>
+        <w:bidi/>
+      </w:pPr>
+      <w:r>
+        <w:rPr>
+          <w:lang w:val="ar_AE" w:bidi="ar_AE"/>
+        </w:rPr>
+      </w:r>
+      <w:r>
+        <w:rPr>
+          <w:b/>
+          <w:lang w:val="ar_AE" w:bidi="ar_AE"/>
+        </w:rPr>
+        <w:t>σαρκὸς ἑτέρας</w:t>
+      </w:r>
+    </w:p>
+    <w:p>
+      <w:pPr>
+        <w:bidi/>
+      </w:pPr>
+      <w:r>
+        <w:rPr>
+          <w:lang w:val="ar_AE" w:bidi="ar_AE"/>
+        </w:rPr>
+      </w:r>
+      <w:r>
+        <w:rPr>
+          <w:b/>
+          <w:lang w:val="ar_AE" w:bidi="ar_AE"/>
+        </w:rPr>
+        <w:t>"</w:t>
+      </w:r>
+      <w:r>
+        <w:rPr>
+          <w:b/>
+          <w:lang w:val="ar_AE" w:bidi="ar_AE"/>
+        </w:rPr>
+        <w:t>جَسَدٍ آخَرَ</w:t>
+      </w:r>
+      <w:r>
+        <w:rPr>
+          <w:b/>
+          <w:lang w:val="ar_AE" w:bidi="ar_AE"/>
+        </w:rPr>
+        <w:t>"</w:t>
+      </w:r>
+    </w:p>
+    <w:p>
+      <w:pPr>
+        <w:bidi/>
+      </w:pPr>
+      <w:r>
+        <w:rPr>
+          <w:lang w:val="ar_AE" w:bidi="ar_AE"/>
+        </w:rPr>
+      </w:r>
+      <w:r>
+        <w:rPr>
+          <w:lang w:val="ar_AE" w:bidi="ar_AE"/>
+        </w:rPr>
+        <w:t xml:space="preserve">تُشير عبارة </w:t>
+      </w:r>
+      <w:r>
+        <w:rPr>
+          <w:b/>
+          <w:lang w:val="ar_AE" w:bidi="ar_AE"/>
+        </w:rPr>
+        <w:t>"جَسَدٍ آخَر"</w:t>
+      </w:r>
+      <w:r>
+        <w:rPr>
+          <w:lang w:val="ar_AE" w:bidi="ar_AE"/>
+        </w:rPr>
+        <w:t xml:space="preserve"> هنا إلى أحد أمرين: (1) إلى النجاسة الجنسية المذكورة في العبارة السابقة. ترجمة بديلة: "علاقات جنسية غير لائقة"، أو (2) إلى جسد من نوع مختلف، في هذه الحالة تشير إلى الملائكة الذين أراد أهل سدوم وعمورة إقامة علاقات جنسية معهم. ترجمة بديلة: "جسد من نوع مختلف".</w:t>
+      </w:r>
+      <w:r>
+        <w:rPr>
+          <w:lang w:val="ar_AE" w:bidi="ar_AE"/>
+        </w:rPr>
+      </w:r>
+      <w:r>
+        <w:rPr>
+          <w:lang w:val="ar_AE" w:bidi="ar_AE"/>
+        </w:rPr>
+      </w:r>
+    </w:p>
+    <w:p>
+      <w:pPr>
+        <w:bidi/>
+      </w:pPr>
+      <w:r>
+        <w:rPr>
+          <w:lang w:val="ar_AE" w:bidi="ar_AE"/>
+        </w:rPr>
+      </w:r>
+    </w:p>
+    <w:p>
+      <w:pPr>
+        <w:pStyle w:val="Heading2"/>
+        <w:bidi/>
+      </w:pPr>
+      <w:r>
+        <w:rPr>
+          <w:lang w:val="ar_AE" w:bidi="ar_AE"/>
+        </w:rPr>
+        <w:t>يهوذا 1: 7 (#6)</w:t>
+      </w:r>
+      <w:r>
+        <w:rPr>
+          <w:lang w:val="ar_AE" w:bidi="ar_AE"/>
+        </w:rPr>
+      </w:r>
+    </w:p>
+    <w:p>
+      <w:pPr>
+        <w:bidi/>
+      </w:pPr>
+      <w:r>
+        <w:rPr>
+          <w:lang w:val="ar_AE" w:bidi="ar_AE"/>
+        </w:rPr>
+      </w:r>
+      <w:r>
+        <w:rPr>
+          <w:b/>
+          <w:lang w:val="ar_AE" w:bidi="ar_AE"/>
+        </w:rPr>
+        <w:t>πρόκεινται δεῖγμα</w:t>
+      </w:r>
+    </w:p>
+    <w:p>
+      <w:pPr>
+        <w:bidi/>
+      </w:pPr>
+      <w:r>
+        <w:rPr>
+          <w:lang w:val="ar_AE" w:bidi="ar_AE"/>
+        </w:rPr>
+      </w:r>
+      <w:r>
+        <w:rPr>
+          <w:b/>
+          <w:lang w:val="ar_AE" w:bidi="ar_AE"/>
+        </w:rPr>
+        <w:t>"</w:t>
+      </w:r>
+      <w:r>
+        <w:rPr>
+          <w:b/>
+          <w:lang w:val="ar_AE" w:bidi="ar_AE"/>
+        </w:rPr>
+        <w:t>جُعِلَتْ عِبرَةً</w:t>
+      </w:r>
+      <w:r>
+        <w:rPr>
+          <w:b/>
+          <w:lang w:val="ar_AE" w:bidi="ar_AE"/>
+        </w:rPr>
+        <w:t>"</w:t>
+      </w:r>
+    </w:p>
+    <w:p>
+      <w:pPr>
+        <w:bidi/>
+      </w:pPr>
+      <w:r>
+        <w:rPr>
+          <w:lang w:val="ar_AE" w:bidi="ar_AE"/>
+        </w:rPr>
+      </w:r>
+      <w:r>
+        <w:rPr>
+          <w:lang w:val="ar_AE" w:bidi="ar_AE"/>
+        </w:rPr>
+        <w:t xml:space="preserve">إن هلاك أهل سدوم وعمورة يُعد </w:t>
+      </w:r>
+      <w:r>
+        <w:rPr>
+          <w:b/>
+          <w:lang w:val="ar_AE" w:bidi="ar_AE"/>
+        </w:rPr>
+        <w:t xml:space="preserve">عِبرَة </w:t>
+      </w:r>
+      <w:r>
+        <w:rPr>
+          <w:lang w:val="ar_AE" w:bidi="ar_AE"/>
+        </w:rPr>
+        <w:t>لما يحدث للذين يرفضون الله. وإذا كان من المفيد في لغتك توضيح الفكرة، يمكنك التعبير عنها بوضوح. ترجمة بديلة: "وقد وُضعوا كعبرة للذين يرفضون الله".</w:t>
+      </w:r>
+    </w:p>
+    <w:p>
+      <w:pPr>
+        <w:bidi/>
+      </w:pPr>
+      <w:r>
+        <w:rPr>
+          <w:lang w:val="ar_AE" w:bidi="ar_AE"/>
+        </w:rPr>
+      </w:r>
+      <w:r>
+        <w:rPr>
+          <w:lang w:val="ar_AE" w:bidi="ar_AE"/>
+        </w:rPr>
+        <w:t xml:space="preserve">انظر: </w:t>
+      </w:r>
+      <w:r>
+        <w:rPr>
+          <w:lang w:val="ar_AE" w:bidi="ar_AE"/>
+        </w:rPr>
         <w:t>المعرفة المفترضة والمعلومات الضمنية</w:t>
       </w:r>
       <w:r>
@@ -6334,823 +6822,12 @@
         <w:rPr>
           <w:lang w:val="ar_AE" w:bidi="ar_AE"/>
         </w:rPr>
-        <w:t>يهوذا 1: 7 (#1)</w:t>
-      </w:r>
-      <w:r>
-        <w:rPr>
-          <w:lang w:val="ar_AE" w:bidi="ar_AE"/>
-        </w:rPr>
-      </w:r>
-    </w:p>
-    <w:p>
-      <w:pPr>
-        <w:bidi/>
-      </w:pPr>
-      <w:r>
-        <w:rPr>
-          <w:lang w:val="ar_AE" w:bidi="ar_AE"/>
-        </w:rPr>
-      </w:r>
-      <w:r>
-        <w:rPr>
-          <w:b/>
-          <w:lang w:val="ar_AE" w:bidi="ar_AE"/>
-        </w:rPr>
-        <w:t>Σόδομα καὶ Γόμορρα, καὶ αἱ περὶ αὐτὰς πόλεις</w:t>
-      </w:r>
-    </w:p>
-    <w:p>
-      <w:pPr>
-        <w:bidi/>
-      </w:pPr>
-      <w:r>
-        <w:rPr>
-          <w:lang w:val="ar_AE" w:bidi="ar_AE"/>
-        </w:rPr>
-      </w:r>
-      <w:r>
-        <w:rPr>
-          <w:b/>
-          <w:lang w:val="ar_AE" w:bidi="ar_AE"/>
-        </w:rPr>
-        <w:t>"</w:t>
-      </w:r>
-      <w:r>
-        <w:rPr>
-          <w:b/>
-          <w:lang w:val="ar_AE" w:bidi="ar_AE"/>
-        </w:rPr>
-        <w:t>سدومَ وعَمورَةَ والمُدُنَ الّتي حَوْلهُما</w:t>
-      </w:r>
-      <w:r>
-        <w:rPr>
-          <w:b/>
-          <w:lang w:val="ar_AE" w:bidi="ar_AE"/>
-        </w:rPr>
-        <w:t>"</w:t>
-      </w:r>
-    </w:p>
-    <w:p>
-      <w:pPr>
-        <w:bidi/>
-      </w:pPr>
-      <w:r>
-        <w:rPr>
-          <w:lang w:val="ar_AE" w:bidi="ar_AE"/>
-        </w:rPr>
-      </w:r>
-      <w:r>
-        <w:rPr>
-          <w:lang w:val="ar_AE" w:bidi="ar_AE"/>
-        </w:rPr>
-        <w:t xml:space="preserve">تُشير كلمات </w:t>
-      </w:r>
-      <w:r>
-        <w:rPr>
-          <w:b/>
-          <w:lang w:val="ar_AE" w:bidi="ar_AE"/>
-        </w:rPr>
-        <w:t>سدوم وعمورة والمدن</w:t>
-      </w:r>
-      <w:r>
-        <w:rPr>
-          <w:lang w:val="ar_AE" w:bidi="ar_AE"/>
-        </w:rPr>
-        <w:t xml:space="preserve"> هنا إلى سكان تلك المدن، وليس إلى الأماكن ذاتها. ترجمة بديلة: "الناس الذين عاشوا في منطقة سدوم وعمورة".</w:t>
-      </w:r>
-    </w:p>
-    <w:p>
-      <w:pPr>
-        <w:bidi/>
-      </w:pPr>
-      <w:r>
-        <w:rPr>
-          <w:lang w:val="ar_AE" w:bidi="ar_AE"/>
-        </w:rPr>
-      </w:r>
-      <w:r>
-        <w:rPr>
-          <w:lang w:val="ar_AE" w:bidi="ar_AE"/>
-        </w:rPr>
-        <w:t xml:space="preserve">انظر: </w:t>
-      </w:r>
-      <w:r>
-        <w:rPr>
-          <w:lang w:val="ar_AE" w:bidi="ar_AE"/>
-        </w:rPr>
-        <w:t>مجاز مُرسل</w:t>
-      </w:r>
-      <w:r>
-        <w:rPr>
-          <w:lang w:val="ar_AE" w:bidi="ar_AE"/>
-        </w:rPr>
-      </w:r>
-      <w:r>
-        <w:rPr>
-          <w:lang w:val="ar_AE" w:bidi="ar_AE"/>
-        </w:rPr>
-      </w:r>
-    </w:p>
-    <w:p>
-      <w:pPr>
-        <w:bidi/>
-      </w:pPr>
-      <w:r>
-        <w:rPr>
-          <w:lang w:val="ar_AE" w:bidi="ar_AE"/>
-        </w:rPr>
-      </w:r>
-    </w:p>
-    <w:p>
-      <w:pPr>
-        <w:pStyle w:val="Heading2"/>
-        <w:bidi/>
-      </w:pPr>
-      <w:r>
-        <w:rPr>
-          <w:lang w:val="ar_AE" w:bidi="ar_AE"/>
-        </w:rPr>
-        <w:t>يهوذا 1: 7 (#2)</w:t>
-      </w:r>
-      <w:r>
-        <w:rPr>
-          <w:lang w:val="ar_AE" w:bidi="ar_AE"/>
-        </w:rPr>
-      </w:r>
-    </w:p>
-    <w:p>
-      <w:pPr>
-        <w:bidi/>
-      </w:pPr>
-      <w:r>
-        <w:rPr>
-          <w:lang w:val="ar_AE" w:bidi="ar_AE"/>
-        </w:rPr>
-      </w:r>
-      <w:r>
-        <w:rPr>
-          <w:b/>
-          <w:lang w:val="ar_AE" w:bidi="ar_AE"/>
-        </w:rPr>
-        <w:t>τὸν ὅμοιον τρόπον τούτοις</w:t>
-      </w:r>
-    </w:p>
-    <w:p>
-      <w:pPr>
-        <w:bidi/>
-      </w:pPr>
-      <w:r>
-        <w:rPr>
-          <w:lang w:val="ar_AE" w:bidi="ar_AE"/>
-        </w:rPr>
-      </w:r>
-      <w:r>
-        <w:rPr>
-          <w:b/>
-          <w:lang w:val="ar_AE" w:bidi="ar_AE"/>
-        </w:rPr>
-        <w:t>"</w:t>
-      </w:r>
-      <w:r>
-        <w:rPr>
-          <w:b/>
-          <w:lang w:val="ar_AE" w:bidi="ar_AE"/>
-        </w:rPr>
-        <w:t>علَى طَريقٍ مِثلِهِما</w:t>
-      </w:r>
-      <w:r>
-        <w:rPr>
-          <w:b/>
-          <w:lang w:val="ar_AE" w:bidi="ar_AE"/>
-        </w:rPr>
-        <w:t>"</w:t>
-      </w:r>
-    </w:p>
-    <w:p>
-      <w:pPr>
-        <w:bidi/>
-      </w:pPr>
-      <w:r>
-        <w:rPr>
-          <w:lang w:val="ar_AE" w:bidi="ar_AE"/>
-        </w:rPr>
-      </w:r>
-      <w:r>
-        <w:rPr>
-          <w:lang w:val="ar_AE" w:bidi="ar_AE"/>
-        </w:rPr>
-        <w:t>تُشير كلمة "</w:t>
-      </w:r>
-      <w:r>
-        <w:rPr>
-          <w:b/>
-          <w:lang w:val="ar_AE" w:bidi="ar_AE"/>
-        </w:rPr>
-        <w:t>مِثلِهِما</w:t>
-      </w:r>
-      <w:r>
-        <w:rPr>
-          <w:lang w:val="ar_AE" w:bidi="ar_AE"/>
-        </w:rPr>
-        <w:t>" هنا إلى الملائكة المذكورين في الآية السابقة. فقد كانت الخطايا الجنسية في سدوم وعمورة ناتجة عن نوع مشابه من التمرّد كما هو حال طرق الملائكة الشريرة. وإذا كان من المفيد في لغتك توضيح المقصود، يمكنك ذكره صراحة. ترجمة بديلة: "على نفس منوال هؤلاء الملائكة الأشرار".</w:t>
-      </w:r>
-    </w:p>
-    <w:p>
-      <w:pPr>
-        <w:bidi/>
-      </w:pPr>
-      <w:r>
-        <w:rPr>
-          <w:lang w:val="ar_AE" w:bidi="ar_AE"/>
-        </w:rPr>
-      </w:r>
-      <w:r>
-        <w:rPr>
-          <w:lang w:val="ar_AE" w:bidi="ar_AE"/>
-        </w:rPr>
-        <w:t xml:space="preserve">انظر: </w:t>
-      </w:r>
-      <w:r>
-        <w:rPr>
-          <w:lang w:val="ar_AE" w:bidi="ar_AE"/>
-        </w:rPr>
-        <w:t>الضمائر - متى تستخدمها</w:t>
-      </w:r>
-      <w:r>
-        <w:rPr>
-          <w:lang w:val="ar_AE" w:bidi="ar_AE"/>
-        </w:rPr>
-      </w:r>
-      <w:r>
-        <w:rPr>
-          <w:lang w:val="ar_AE" w:bidi="ar_AE"/>
-        </w:rPr>
-      </w:r>
-    </w:p>
-    <w:p>
-      <w:pPr>
-        <w:bidi/>
-      </w:pPr>
-      <w:r>
-        <w:rPr>
-          <w:lang w:val="ar_AE" w:bidi="ar_AE"/>
-        </w:rPr>
-      </w:r>
-    </w:p>
-    <w:p>
-      <w:pPr>
-        <w:pStyle w:val="Heading2"/>
-        <w:bidi/>
-      </w:pPr>
-      <w:r>
-        <w:rPr>
-          <w:lang w:val="ar_AE" w:bidi="ar_AE"/>
-        </w:rPr>
-        <w:t>يهوذا 1: 7 (#3)</w:t>
-      </w:r>
-      <w:r>
-        <w:rPr>
-          <w:lang w:val="ar_AE" w:bidi="ar_AE"/>
-        </w:rPr>
-      </w:r>
-    </w:p>
-    <w:p>
-      <w:pPr>
-        <w:bidi/>
-      </w:pPr>
-      <w:r>
-        <w:rPr>
-          <w:lang w:val="ar_AE" w:bidi="ar_AE"/>
-        </w:rPr>
-      </w:r>
-      <w:r>
-        <w:rPr>
-          <w:b/>
-          <w:lang w:val="ar_AE" w:bidi="ar_AE"/>
-        </w:rPr>
-        <w:t>ἐκπορνεύσασαι</w:t>
-      </w:r>
-    </w:p>
-    <w:p>
-      <w:pPr>
-        <w:bidi/>
-      </w:pPr>
-      <w:r>
-        <w:rPr>
-          <w:lang w:val="ar_AE" w:bidi="ar_AE"/>
-        </w:rPr>
-      </w:r>
-      <w:r>
-        <w:rPr>
-          <w:b/>
-          <w:lang w:val="ar_AE" w:bidi="ar_AE"/>
-        </w:rPr>
-        <w:t>"</w:t>
-      </w:r>
-      <w:r>
-        <w:rPr>
-          <w:b/>
-          <w:lang w:val="ar_AE" w:bidi="ar_AE"/>
-        </w:rPr>
-        <w:t>إذ زَنَتْ</w:t>
-      </w:r>
-      <w:r>
-        <w:rPr>
-          <w:b/>
-          <w:lang w:val="ar_AE" w:bidi="ar_AE"/>
-        </w:rPr>
-        <w:t>"</w:t>
-      </w:r>
-    </w:p>
-    <w:p>
-      <w:pPr>
-        <w:bidi/>
-      </w:pPr>
-      <w:r>
-        <w:rPr>
-          <w:lang w:val="ar_AE" w:bidi="ar_AE"/>
-        </w:rPr>
-      </w:r>
-      <w:r>
-        <w:rPr>
-          <w:lang w:val="ar_AE" w:bidi="ar_AE"/>
-        </w:rPr>
-        <w:t>إذا كان من المفيد في لغتك توضيح المعنى الكامن وراء كلمة "</w:t>
-      </w:r>
-      <w:r>
-        <w:rPr>
-          <w:b/>
-          <w:lang w:val="ar_AE" w:bidi="ar_AE"/>
-        </w:rPr>
-        <w:t>زَنَتْ</w:t>
-      </w:r>
-      <w:r>
-        <w:rPr>
-          <w:lang w:val="ar_AE" w:bidi="ar_AE"/>
-        </w:rPr>
-        <w:t>"، يمكنك استخدام تعبير مكافئ يعبّر عن الفعل. ترجمة بديلة: "إذ ارتكبوا أفعالًا جنسية غير أخلاقية".</w:t>
-      </w:r>
-    </w:p>
-    <w:p>
-      <w:pPr>
-        <w:bidi/>
-      </w:pPr>
-      <w:r>
-        <w:rPr>
-          <w:lang w:val="ar_AE" w:bidi="ar_AE"/>
-        </w:rPr>
-      </w:r>
-      <w:r>
-        <w:rPr>
-          <w:lang w:val="ar_AE" w:bidi="ar_AE"/>
-        </w:rPr>
-        <w:t xml:space="preserve">انظر: </w:t>
-      </w:r>
-      <w:r>
-        <w:rPr>
-          <w:lang w:val="ar_AE" w:bidi="ar_AE"/>
-        </w:rPr>
-        <w:t>الأسماء المجردة</w:t>
-      </w:r>
-      <w:r>
-        <w:rPr>
-          <w:lang w:val="ar_AE" w:bidi="ar_AE"/>
-        </w:rPr>
-      </w:r>
-      <w:r>
-        <w:rPr>
-          <w:lang w:val="ar_AE" w:bidi="ar_AE"/>
-        </w:rPr>
-      </w:r>
-    </w:p>
-    <w:p>
-      <w:pPr>
-        <w:bidi/>
-      </w:pPr>
-      <w:r>
-        <w:rPr>
-          <w:lang w:val="ar_AE" w:bidi="ar_AE"/>
-        </w:rPr>
-      </w:r>
-    </w:p>
-    <w:p>
-      <w:pPr>
-        <w:pStyle w:val="Heading2"/>
-        <w:bidi/>
-      </w:pPr>
-      <w:r>
-        <w:rPr>
-          <w:lang w:val="ar_AE" w:bidi="ar_AE"/>
-        </w:rPr>
-        <w:t>يهوذا 1: 7 (#4)</w:t>
-      </w:r>
-      <w:r>
-        <w:rPr>
-          <w:lang w:val="ar_AE" w:bidi="ar_AE"/>
-        </w:rPr>
-      </w:r>
-    </w:p>
-    <w:p>
-      <w:pPr>
-        <w:bidi/>
-      </w:pPr>
-      <w:r>
-        <w:rPr>
-          <w:lang w:val="ar_AE" w:bidi="ar_AE"/>
-        </w:rPr>
-      </w:r>
-      <w:r>
-        <w:rPr>
-          <w:b/>
-          <w:lang w:val="ar_AE" w:bidi="ar_AE"/>
-        </w:rPr>
-        <w:t>καὶ ἀπελθοῦσαι ὀπίσω σαρκὸς ἑτέρας</w:t>
-      </w:r>
-    </w:p>
-    <w:p>
-      <w:pPr>
-        <w:bidi/>
-      </w:pPr>
-      <w:r>
-        <w:rPr>
-          <w:lang w:val="ar_AE" w:bidi="ar_AE"/>
-        </w:rPr>
-      </w:r>
-      <w:r>
-        <w:rPr>
-          <w:b/>
-          <w:lang w:val="ar_AE" w:bidi="ar_AE"/>
-        </w:rPr>
-        <w:t>"</w:t>
-      </w:r>
-      <w:r>
-        <w:rPr>
-          <w:b/>
-          <w:lang w:val="ar_AE" w:bidi="ar_AE"/>
-        </w:rPr>
-        <w:t>ومَضَتْ وراءَ جَسَدٍ آخَرَ</w:t>
-      </w:r>
-      <w:r>
-        <w:rPr>
-          <w:b/>
-          <w:lang w:val="ar_AE" w:bidi="ar_AE"/>
-        </w:rPr>
-        <w:t>"</w:t>
-      </w:r>
-    </w:p>
-    <w:p>
-      <w:pPr>
-        <w:bidi/>
-      </w:pPr>
-      <w:r>
-        <w:rPr>
-          <w:lang w:val="ar_AE" w:bidi="ar_AE"/>
-        </w:rPr>
-      </w:r>
-      <w:r>
-        <w:rPr>
-          <w:lang w:val="ar_AE" w:bidi="ar_AE"/>
-        </w:rPr>
-        <w:t>يستخدم يهوذا هنا عبارة "</w:t>
-      </w:r>
-      <w:r>
-        <w:rPr>
-          <w:b/>
-          <w:lang w:val="ar_AE" w:bidi="ar_AE"/>
-        </w:rPr>
-        <w:t>ومَضَتْ وراءَ</w:t>
-      </w:r>
-      <w:r>
-        <w:rPr>
-          <w:lang w:val="ar_AE" w:bidi="ar_AE"/>
-        </w:rPr>
-        <w:t>" للإشارة إلى الانخراط النشط في سلوك غير لائق بدلًا من السلوك الصحيح. وغالبًا ما تُستخدم هذه العبارة في الكتاب المقدس لوصف عبادة آلهة باطلة أو الانغماس في النجاسة الجنسية. وإذا كان من المفيد في لغتك أن تُترجم العبارة حرفيًا، يمكنك فعل ذلك. ترجمة بديلة: "وكانوا يواظبون على الانغماس في نجاسة جنسية مع جسد آخر".</w:t>
-      </w:r>
-    </w:p>
-    <w:p>
-      <w:pPr>
-        <w:bidi/>
-      </w:pPr>
-      <w:r>
-        <w:rPr>
-          <w:lang w:val="ar_AE" w:bidi="ar_AE"/>
-        </w:rPr>
-      </w:r>
-      <w:r>
-        <w:rPr>
-          <w:lang w:val="ar_AE" w:bidi="ar_AE"/>
-        </w:rPr>
-        <w:t xml:space="preserve">انظر: </w:t>
-      </w:r>
-      <w:r>
-        <w:rPr>
-          <w:lang w:val="ar_AE" w:bidi="ar_AE"/>
-        </w:rPr>
-        <w:t>الاستعارة</w:t>
-      </w:r>
-      <w:r>
-        <w:rPr>
-          <w:lang w:val="ar_AE" w:bidi="ar_AE"/>
-        </w:rPr>
-      </w:r>
-      <w:r>
-        <w:rPr>
-          <w:lang w:val="ar_AE" w:bidi="ar_AE"/>
-        </w:rPr>
-      </w:r>
-    </w:p>
-    <w:p>
-      <w:pPr>
-        <w:bidi/>
-      </w:pPr>
-      <w:r>
-        <w:rPr>
-          <w:lang w:val="ar_AE" w:bidi="ar_AE"/>
-        </w:rPr>
-      </w:r>
-    </w:p>
-    <w:p>
-      <w:pPr>
-        <w:pStyle w:val="Heading2"/>
-        <w:bidi/>
-      </w:pPr>
-      <w:r>
-        <w:rPr>
-          <w:lang w:val="ar_AE" w:bidi="ar_AE"/>
-        </w:rPr>
-        <w:t>يهوذا 1: 7 (#5)</w:t>
-      </w:r>
-      <w:r>
-        <w:rPr>
-          <w:lang w:val="ar_AE" w:bidi="ar_AE"/>
-        </w:rPr>
-      </w:r>
-    </w:p>
-    <w:p>
-      <w:pPr>
-        <w:bidi/>
-      </w:pPr>
-      <w:r>
-        <w:rPr>
-          <w:lang w:val="ar_AE" w:bidi="ar_AE"/>
-        </w:rPr>
-      </w:r>
-      <w:r>
-        <w:rPr>
-          <w:b/>
-          <w:lang w:val="ar_AE" w:bidi="ar_AE"/>
-        </w:rPr>
-        <w:t>σαρκὸς ἑτέρας</w:t>
-      </w:r>
-    </w:p>
-    <w:p>
-      <w:pPr>
-        <w:bidi/>
-      </w:pPr>
-      <w:r>
-        <w:rPr>
-          <w:lang w:val="ar_AE" w:bidi="ar_AE"/>
-        </w:rPr>
-      </w:r>
-      <w:r>
-        <w:rPr>
-          <w:b/>
-          <w:lang w:val="ar_AE" w:bidi="ar_AE"/>
-        </w:rPr>
-        <w:t>"</w:t>
-      </w:r>
-      <w:r>
-        <w:rPr>
-          <w:b/>
-          <w:lang w:val="ar_AE" w:bidi="ar_AE"/>
-        </w:rPr>
-        <w:t>جَسَدٍ آخَرَ</w:t>
-      </w:r>
-      <w:r>
-        <w:rPr>
-          <w:b/>
-          <w:lang w:val="ar_AE" w:bidi="ar_AE"/>
-        </w:rPr>
-        <w:t>"</w:t>
-      </w:r>
-    </w:p>
-    <w:p>
-      <w:pPr>
-        <w:bidi/>
-      </w:pPr>
-      <w:r>
-        <w:rPr>
-          <w:lang w:val="ar_AE" w:bidi="ar_AE"/>
-        </w:rPr>
-      </w:r>
-      <w:r>
-        <w:rPr>
-          <w:lang w:val="ar_AE" w:bidi="ar_AE"/>
-        </w:rPr>
-        <w:t xml:space="preserve">تُشير عبارة </w:t>
-      </w:r>
-      <w:r>
-        <w:rPr>
-          <w:b/>
-          <w:lang w:val="ar_AE" w:bidi="ar_AE"/>
-        </w:rPr>
-        <w:t>"جَسَدٍ آخَر"</w:t>
-      </w:r>
-      <w:r>
-        <w:rPr>
-          <w:lang w:val="ar_AE" w:bidi="ar_AE"/>
-        </w:rPr>
-        <w:t xml:space="preserve"> هنا إلى أحد أمرين: (1) إلى النجاسة الجنسية المذكورة في العبارة السابقة. ترجمة بديلة: "علاقات جنسية غير لائقة"، أو (2) إلى جسد من نوع مختلف، في هذه الحالة تشير إلى الملائكة الذين أراد أهل سدوم وعمورة إقامة علاقات جنسية معهم. ترجمة بديلة: "جسد من نوع مختلف".</w:t>
-      </w:r>
-      <w:r>
-        <w:rPr>
-          <w:lang w:val="ar_AE" w:bidi="ar_AE"/>
-        </w:rPr>
-      </w:r>
-      <w:r>
-        <w:rPr>
-          <w:lang w:val="ar_AE" w:bidi="ar_AE"/>
-        </w:rPr>
-      </w:r>
-    </w:p>
-    <w:p>
-      <w:pPr>
-        <w:bidi/>
-      </w:pPr>
-      <w:r>
-        <w:rPr>
-          <w:lang w:val="ar_AE" w:bidi="ar_AE"/>
-        </w:rPr>
-      </w:r>
-    </w:p>
-    <w:p>
-      <w:pPr>
-        <w:pStyle w:val="Heading2"/>
-        <w:bidi/>
-      </w:pPr>
-      <w:r>
-        <w:rPr>
-          <w:lang w:val="ar_AE" w:bidi="ar_AE"/>
-        </w:rPr>
-        <w:t>يهوذا 1: 7 (#6)</w:t>
-      </w:r>
-      <w:r>
-        <w:rPr>
-          <w:lang w:val="ar_AE" w:bidi="ar_AE"/>
-        </w:rPr>
-      </w:r>
-    </w:p>
-    <w:p>
-      <w:pPr>
-        <w:bidi/>
-      </w:pPr>
-      <w:r>
-        <w:rPr>
-          <w:lang w:val="ar_AE" w:bidi="ar_AE"/>
-        </w:rPr>
-      </w:r>
-      <w:r>
-        <w:rPr>
-          <w:b/>
-          <w:lang w:val="ar_AE" w:bidi="ar_AE"/>
-        </w:rPr>
-        <w:t>πρόκεινται δεῖγμα</w:t>
-      </w:r>
-    </w:p>
-    <w:p>
-      <w:pPr>
-        <w:bidi/>
-      </w:pPr>
-      <w:r>
-        <w:rPr>
-          <w:lang w:val="ar_AE" w:bidi="ar_AE"/>
-        </w:rPr>
-      </w:r>
-      <w:r>
-        <w:rPr>
-          <w:b/>
-          <w:lang w:val="ar_AE" w:bidi="ar_AE"/>
-        </w:rPr>
-        <w:t>"</w:t>
-      </w:r>
-      <w:r>
-        <w:rPr>
-          <w:b/>
-          <w:lang w:val="ar_AE" w:bidi="ar_AE"/>
-        </w:rPr>
-        <w:t>جُعِلَتْ عِبرَةً</w:t>
-      </w:r>
-      <w:r>
-        <w:rPr>
-          <w:b/>
-          <w:lang w:val="ar_AE" w:bidi="ar_AE"/>
-        </w:rPr>
-        <w:t>"</w:t>
-      </w:r>
-    </w:p>
-    <w:p>
-      <w:pPr>
-        <w:bidi/>
-      </w:pPr>
-      <w:r>
-        <w:rPr>
-          <w:lang w:val="ar_AE" w:bidi="ar_AE"/>
-        </w:rPr>
-      </w:r>
-      <w:r>
-        <w:rPr>
-          <w:lang w:val="ar_AE" w:bidi="ar_AE"/>
-        </w:rPr>
-        <w:t xml:space="preserve">إن هلاك أهل سدوم وعمورة يُعد </w:t>
-      </w:r>
-      <w:r>
-        <w:rPr>
-          <w:b/>
-          <w:lang w:val="ar_AE" w:bidi="ar_AE"/>
-        </w:rPr>
-        <w:t xml:space="preserve">عِبرَة </w:t>
-      </w:r>
-      <w:r>
-        <w:rPr>
-          <w:lang w:val="ar_AE" w:bidi="ar_AE"/>
-        </w:rPr>
-        <w:t>لما يحدث للذين يرفضون الله. وإذا كان من المفيد في لغتك توضيح الفكرة، يمكنك التعبير عنها بوضوح. ترجمة بديلة: "وقد وُضعوا كعبرة للذين يرفضون الله".</w:t>
-      </w:r>
-    </w:p>
-    <w:p>
-      <w:pPr>
-        <w:bidi/>
-      </w:pPr>
-      <w:r>
-        <w:rPr>
-          <w:lang w:val="ar_AE" w:bidi="ar_AE"/>
-        </w:rPr>
-      </w:r>
-      <w:r>
-        <w:rPr>
-          <w:lang w:val="ar_AE" w:bidi="ar_AE"/>
-        </w:rPr>
-        <w:t xml:space="preserve">انظر: </w:t>
-      </w:r>
-      <w:r>
-        <w:rPr>
-          <w:lang w:val="ar_AE" w:bidi="ar_AE"/>
-        </w:rPr>
-        <w:t>المعرفة المفترضة والمعلومات الضمنية</w:t>
-      </w:r>
-      <w:r>
-        <w:rPr>
-          <w:lang w:val="ar_AE" w:bidi="ar_AE"/>
-        </w:rPr>
-      </w:r>
-      <w:r>
-        <w:rPr>
-          <w:lang w:val="ar_AE" w:bidi="ar_AE"/>
-        </w:rPr>
-      </w:r>
-    </w:p>
-    <w:p>
-      <w:pPr>
-        <w:bidi/>
-      </w:pPr>
-      <w:r>
-        <w:rPr>
-          <w:lang w:val="ar_AE" w:bidi="ar_AE"/>
-        </w:rPr>
-      </w:r>
-    </w:p>
-    <w:p>
-      <w:pPr>
-        <w:pStyle w:val="Heading2"/>
-        <w:bidi/>
-      </w:pPr>
-      <w:r>
-        <w:rPr>
-          <w:lang w:val="ar_AE" w:bidi="ar_AE"/>
-        </w:rPr>
         <w:t>يهوذا 1: 7 (#7)</w:t>
       </w:r>
       <w:r>
         <w:rPr>
           <w:lang w:val="ar_AE" w:bidi="ar_AE"/>
         </w:rPr>
-      </w:r>
-    </w:p>
-    <w:p>
-      <w:pPr>
-        <w:bidi/>
-      </w:pPr>
-      <w:r>
-        <w:rPr>
-          <w:lang w:val="ar_AE" w:bidi="ar_AE"/>
-        </w:rPr>
-      </w:r>
-      <w:r>
-        <w:rPr>
-          <w:b/>
-          <w:lang w:val="ar_AE" w:bidi="ar_AE"/>
-        </w:rPr>
-        <w:t>πυρὸς αἰωνίου δίκην ὑπέχουσαι</w:t>
       </w:r>
     </w:p>
     <w:p>
@@ -8077,23 +7754,6 @@
           <w:b/>
           <w:lang w:val="ar_AE" w:bidi="ar_AE"/>
         </w:rPr>
-        <w:t>κρίσιν ἐπενεγκεῖν βλασφημίας</w:t>
-      </w:r>
-    </w:p>
-    <w:p>
-      <w:pPr>
-        <w:bidi/>
-      </w:pPr>
-      <w:r>
-        <w:rPr>
-          <w:lang w:val="ar_AE" w:bidi="ar_AE"/>
-        </w:rPr>
-      </w:r>
-      <w:r>
-        <w:rPr>
-          <w:b/>
-          <w:lang w:val="ar_AE" w:bidi="ar_AE"/>
-        </w:rPr>
         <w:t>"</w:t>
       </w:r>
       <w:r>
@@ -8213,23 +7873,6 @@
           <w:b/>
           <w:lang w:val="ar_AE" w:bidi="ar_AE"/>
         </w:rPr>
-        <w:t>κρίσιν ἐπενεγκεῖν βλασφημίας</w:t>
-      </w:r>
-    </w:p>
-    <w:p>
-      <w:pPr>
-        <w:bidi/>
-      </w:pPr>
-      <w:r>
-        <w:rPr>
-          <w:lang w:val="ar_AE" w:bidi="ar_AE"/>
-        </w:rPr>
-      </w:r>
-      <w:r>
-        <w:rPr>
-          <w:b/>
-          <w:lang w:val="ar_AE" w:bidi="ar_AE"/>
-        </w:rPr>
         <w:t>"</w:t>
       </w:r>
       <w:r>
@@ -8333,23 +7976,6 @@
         <w:rPr>
           <w:lang w:val="ar_AE" w:bidi="ar_AE"/>
         </w:rPr>
-      </w:r>
-    </w:p>
-    <w:p>
-      <w:pPr>
-        <w:bidi/>
-      </w:pPr>
-      <w:r>
-        <w:rPr>
-          <w:lang w:val="ar_AE" w:bidi="ar_AE"/>
-        </w:rPr>
-      </w:r>
-      <w:r>
-        <w:rPr>
-          <w:b/>
-          <w:lang w:val="ar_AE" w:bidi="ar_AE"/>
-        </w:rPr>
-        <w:t>κρίσιν ἐπενεγκεῖν βλασφημίας</w:t>
       </w:r>
     </w:p>
     <w:p>
@@ -8782,23 +8408,6 @@
           <w:b/>
           <w:lang w:val="ar_AE" w:bidi="ar_AE"/>
         </w:rPr>
-        <w:t>ὅσα δὲ φυσικῶς ὡς τὰ ἄλογα ζῷα ἐπίστανται</w:t>
-      </w:r>
-    </w:p>
-    <w:p>
-      <w:pPr>
-        <w:bidi/>
-      </w:pPr>
-      <w:r>
-        <w:rPr>
-          <w:lang w:val="ar_AE" w:bidi="ar_AE"/>
-        </w:rPr>
-      </w:r>
-      <w:r>
-        <w:rPr>
-          <w:b/>
-          <w:lang w:val="ar_AE" w:bidi="ar_AE"/>
-        </w:rPr>
         <w:t>""</w:t>
       </w:r>
     </w:p>
@@ -9039,23 +8648,6 @@
           <w:b/>
           <w:lang w:val="ar_AE" w:bidi="ar_AE"/>
         </w:rPr>
-        <w:t>ἐν τούτοις φθείρονται</w:t>
-      </w:r>
-    </w:p>
-    <w:p>
-      <w:pPr>
-        <w:bidi/>
-      </w:pPr>
-      <w:r>
-        <w:rPr>
-          <w:lang w:val="ar_AE" w:bidi="ar_AE"/>
-        </w:rPr>
-      </w:r>
-      <w:r>
-        <w:rPr>
-          <w:b/>
-          <w:lang w:val="ar_AE" w:bidi="ar_AE"/>
-        </w:rPr>
         <w:t>"</w:t>
       </w:r>
       <w:r>
@@ -9567,23 +9159,6 @@
         <w:rPr>
           <w:lang w:val="ar_AE" w:bidi="ar_AE"/>
         </w:rPr>
-      </w:r>
-    </w:p>
-    <w:p>
-      <w:pPr>
-        <w:bidi/>
-      </w:pPr>
-      <w:r>
-        <w:rPr>
-          <w:lang w:val="ar_AE" w:bidi="ar_AE"/>
-        </w:rPr>
-      </w:r>
-      <w:r>
-        <w:rPr>
-          <w:b/>
-          <w:lang w:val="ar_AE" w:bidi="ar_AE"/>
-        </w:rPr>
-        <w:t>ἐξεχύθησαν</w:t>
       </w:r>
     </w:p>
     <w:p>
@@ -11873,23 +11448,6 @@
           <w:b/>
           <w:lang w:val="ar_AE" w:bidi="ar_AE"/>
         </w:rPr>
-        <w:t>οἷς ὁ ζόφος τοῦ σκότους εἰς αἰῶνα τετήρηται</w:t>
-      </w:r>
-    </w:p>
-    <w:p>
-      <w:pPr>
-        <w:bidi/>
-      </w:pPr>
-      <w:r>
-        <w:rPr>
-          <w:lang w:val="ar_AE" w:bidi="ar_AE"/>
-        </w:rPr>
-      </w:r>
-      <w:r>
-        <w:rPr>
-          <w:b/>
-          <w:lang w:val="ar_AE" w:bidi="ar_AE"/>
-        </w:rPr>
         <w:t>"</w:t>
       </w:r>
       <w:r>
@@ -12395,23 +11953,6 @@
           <w:b/>
           <w:lang w:val="ar_AE" w:bidi="ar_AE"/>
         </w:rPr>
-        <w:t>ἕβδομος ἀπὸ Ἀδὰμ</w:t>
-      </w:r>
-    </w:p>
-    <w:p>
-      <w:pPr>
-        <w:bidi/>
-      </w:pPr>
-      <w:r>
-        <w:rPr>
-          <w:lang w:val="ar_AE" w:bidi="ar_AE"/>
-        </w:rPr>
-      </w:r>
-      <w:r>
-        <w:rPr>
-          <w:b/>
-          <w:lang w:val="ar_AE" w:bidi="ar_AE"/>
-        </w:rPr>
         <w:t>"</w:t>
       </w:r>
       <w:r>
@@ -13264,6 +12805,23 @@
           <w:b/>
           <w:lang w:val="ar_AE" w:bidi="ar_AE"/>
         </w:rPr>
+        <w:t>ἁγίαις</w:t>
+      </w:r>
+    </w:p>
+    <w:p>
+      <w:pPr>
+        <w:bidi/>
+      </w:pPr>
+      <w:r>
+        <w:rPr>
+          <w:lang w:val="ar_AE" w:bidi="ar_AE"/>
+        </w:rPr>
+      </w:r>
+      <w:r>
+        <w:rPr>
+          <w:b/>
+          <w:lang w:val="ar_AE" w:bidi="ar_AE"/>
+        </w:rPr>
         <w:t>"</w:t>
       </w:r>
       <w:r>
@@ -13354,23 +12912,6 @@
           <w:b/>
           <w:lang w:val="ar_AE" w:bidi="ar_AE"/>
         </w:rPr>
-        <w:t>ποιῆσαι κρίσιν &amp; καὶ ἐλέγξαι</w:t>
-      </w:r>
-    </w:p>
-    <w:p>
-      <w:pPr>
-        <w:bidi/>
-      </w:pPr>
-      <w:r>
-        <w:rPr>
-          <w:lang w:val="ar_AE" w:bidi="ar_AE"/>
-        </w:rPr>
-      </w:r>
-      <w:r>
-        <w:rPr>
-          <w:b/>
-          <w:lang w:val="ar_AE" w:bidi="ar_AE"/>
-        </w:rPr>
         <w:t>"</w:t>
       </w:r>
       <w:r>
@@ -13624,23 +13165,6 @@
         <w:rPr>
           <w:lang w:val="ar_AE" w:bidi="ar_AE"/>
         </w:rPr>
-      </w:r>
-    </w:p>
-    <w:p>
-      <w:pPr>
-        <w:bidi/>
-      </w:pPr>
-      <w:r>
-        <w:rPr>
-          <w:lang w:val="ar_AE" w:bidi="ar_AE"/>
-        </w:rPr>
-      </w:r>
-      <w:r>
-        <w:rPr>
-          <w:b/>
-          <w:lang w:val="ar_AE" w:bidi="ar_AE"/>
-        </w:rPr>
-        <w:t>πᾶσαν ψυχὴν</w:t>
       </w:r>
     </w:p>
     <w:p>
@@ -14833,23 +14357,6 @@
           <w:b/>
           <w:lang w:val="ar_AE" w:bidi="ar_AE"/>
         </w:rPr>
-        <w:t>τὸ στόμα αὐτῶν λαλεῖ</w:t>
-      </w:r>
-    </w:p>
-    <w:p>
-      <w:pPr>
-        <w:bidi/>
-      </w:pPr>
-      <w:r>
-        <w:rPr>
-          <w:lang w:val="ar_AE" w:bidi="ar_AE"/>
-        </w:rPr>
-      </w:r>
-      <w:r>
-        <w:rPr>
-          <w:b/>
-          <w:lang w:val="ar_AE" w:bidi="ar_AE"/>
-        </w:rPr>
         <w:t>"</w:t>
       </w:r>
       <w:r>
@@ -15190,23 +14697,6 @@
         <w:rPr>
           <w:lang w:val="ar_AE" w:bidi="ar_AE"/>
         </w:rPr>
-      </w:r>
-    </w:p>
-    <w:p>
-      <w:pPr>
-        <w:bidi/>
-      </w:pPr>
-      <w:r>
-        <w:rPr>
-          <w:lang w:val="ar_AE" w:bidi="ar_AE"/>
-        </w:rPr>
-      </w:r>
-      <w:r>
-        <w:rPr>
-          <w:b/>
-          <w:lang w:val="ar_AE" w:bidi="ar_AE"/>
-        </w:rPr>
-        <w:t>θαυμάζοντες πρόσωπα</w:t>
       </w:r>
     </w:p>
     <w:p>
@@ -16235,23 +15725,6 @@
           <w:b/>
           <w:lang w:val="ar_AE" w:bidi="ar_AE"/>
         </w:rPr>
-        <w:t>κατὰ τὰς ἑαυτῶν ἐπιθυμίας &amp; τῶν ἀσεβειῶν</w:t>
-      </w:r>
-    </w:p>
-    <w:p>
-      <w:pPr>
-        <w:bidi/>
-      </w:pPr>
-      <w:r>
-        <w:rPr>
-          <w:lang w:val="ar_AE" w:bidi="ar_AE"/>
-        </w:rPr>
-      </w:r>
-      <w:r>
-        <w:rPr>
-          <w:b/>
-          <w:lang w:val="ar_AE" w:bidi="ar_AE"/>
-        </w:rPr>
         <w:t>"</w:t>
       </w:r>
       <w:r>
@@ -18423,23 +17896,6 @@
           <w:b/>
           <w:lang w:val="ar_AE" w:bidi="ar_AE"/>
         </w:rPr>
-        <w:t>τὸ ἔλεος τοῦ Κυρίου ἡμῶν, Ἰησοῦ Χριστοῦ, εἰς ζωὴν αἰώνιον</w:t>
-      </w:r>
-    </w:p>
-    <w:p>
-      <w:pPr>
-        <w:bidi/>
-      </w:pPr>
-      <w:r>
-        <w:rPr>
-          <w:lang w:val="ar_AE" w:bidi="ar_AE"/>
-        </w:rPr>
-      </w:r>
-      <w:r>
-        <w:rPr>
-          <w:b/>
-          <w:lang w:val="ar_AE" w:bidi="ar_AE"/>
-        </w:rPr>
         <w:t>"</w:t>
       </w:r>
       <w:r>
@@ -19248,23 +18704,6 @@
           <w:b/>
           <w:lang w:val="ar_AE" w:bidi="ar_AE"/>
         </w:rPr>
-        <w:t>μισοῦντες καὶ τὸν ἀπὸ τῆς σαρκὸς ἐσπιλωμένον χιτῶνα</w:t>
-      </w:r>
-    </w:p>
-    <w:p>
-      <w:pPr>
-        <w:bidi/>
-      </w:pPr>
-      <w:r>
-        <w:rPr>
-          <w:lang w:val="ar_AE" w:bidi="ar_AE"/>
-        </w:rPr>
-      </w:r>
-      <w:r>
-        <w:rPr>
-          <w:b/>
-          <w:lang w:val="ar_AE" w:bidi="ar_AE"/>
-        </w:rPr>
         <w:t>"</w:t>
       </w:r>
       <w:r>
@@ -19507,23 +18946,6 @@
           <w:b/>
           <w:lang w:val="ar_AE" w:bidi="ar_AE"/>
         </w:rPr>
-        <w:t>τῷ δὲ δυναμένῳ φυλάξαι</w:t>
-      </w:r>
-    </w:p>
-    <w:p>
-      <w:pPr>
-        <w:bidi/>
-      </w:pPr>
-      <w:r>
-        <w:rPr>
-          <w:lang w:val="ar_AE" w:bidi="ar_AE"/>
-        </w:rPr>
-      </w:r>
-      <w:r>
-        <w:rPr>
-          <w:b/>
-          <w:lang w:val="ar_AE" w:bidi="ar_AE"/>
-        </w:rPr>
         <w:t>"</w:t>
       </w:r>
       <w:r>
@@ -20381,23 +19803,6 @@
         <w:rPr>
           <w:lang w:val="ar_AE" w:bidi="ar_AE"/>
         </w:rPr>
-      </w:r>
-    </w:p>
-    <w:p>
-      <w:pPr>
-        <w:bidi/>
-      </w:pPr>
-      <w:r>
-        <w:rPr>
-          <w:lang w:val="ar_AE" w:bidi="ar_AE"/>
-        </w:rPr>
-      </w:r>
-      <w:r>
-        <w:rPr>
-          <w:b/>
-          <w:lang w:val="ar_AE" w:bidi="ar_AE"/>
-        </w:rPr>
-        <w:t>μόνῳ Θεῷ &amp; δόξα, μεγαλωσύνη, κράτος, καὶ ἐξουσία</w:t>
       </w:r>
     </w:p>
     <w:p>

--- a/arb/docx/65.content.docx
+++ b/arb/docx/65.content.docx
@@ -983,6 +983,23 @@
           <w:b/>
           <w:lang w:val="ar_AE" w:bidi="ar_AE"/>
         </w:rPr>
+        <w:t>ἐν Θεῷ Πατρὶ ἠγαπημένοις</w:t>
+      </w:r>
+    </w:p>
+    <w:p>
+      <w:pPr>
+        <w:bidi/>
+      </w:pPr>
+      <w:r>
+        <w:rPr>
+          <w:lang w:val="ar_AE" w:bidi="ar_AE"/>
+        </w:rPr>
+      </w:r>
+      <w:r>
+        <w:rPr>
+          <w:b/>
+          <w:lang w:val="ar_AE" w:bidi="ar_AE"/>
+        </w:rPr>
         <w:t>"</w:t>
       </w:r>
       <w:r>
@@ -1089,6 +1106,23 @@
           <w:b/>
           <w:lang w:val="ar_AE" w:bidi="ar_AE"/>
         </w:rPr>
+        <w:t>Θεῷ Πατρὶ</w:t>
+      </w:r>
+    </w:p>
+    <w:p>
+      <w:pPr>
+        <w:bidi/>
+      </w:pPr>
+      <w:r>
+        <w:rPr>
+          <w:lang w:val="ar_AE" w:bidi="ar_AE"/>
+        </w:rPr>
+      </w:r>
+      <w:r>
+        <w:rPr>
+          <w:b/>
+          <w:lang w:val="ar_AE" w:bidi="ar_AE"/>
+        </w:rPr>
         <w:t>"</w:t>
       </w:r>
       <w:r>
@@ -1208,6 +1242,23 @@
           <w:b/>
           <w:lang w:val="ar_AE" w:bidi="ar_AE"/>
         </w:rPr>
+        <w:t>Ἰησοῦ Χριστῷ τετηρημένοις κλητοῖς</w:t>
+      </w:r>
+    </w:p>
+    <w:p>
+      <w:pPr>
+        <w:bidi/>
+      </w:pPr>
+      <w:r>
+        <w:rPr>
+          <w:lang w:val="ar_AE" w:bidi="ar_AE"/>
+        </w:rPr>
+      </w:r>
+      <w:r>
+        <w:rPr>
+          <w:b/>
+          <w:lang w:val="ar_AE" w:bidi="ar_AE"/>
+        </w:rPr>
         <w:t>"</w:t>
       </w:r>
       <w:r>
@@ -1327,6 +1378,23 @@
           <w:b/>
           <w:lang w:val="ar_AE" w:bidi="ar_AE"/>
         </w:rPr>
+        <w:t>ἔλεος ὑμῖν, καὶ εἰρήνη, καὶ ἀγάπη πληθυνθείη</w:t>
+      </w:r>
+    </w:p>
+    <w:p>
+      <w:pPr>
+        <w:bidi/>
+      </w:pPr>
+      <w:r>
+        <w:rPr>
+          <w:lang w:val="ar_AE" w:bidi="ar_AE"/>
+        </w:rPr>
+      </w:r>
+      <w:r>
+        <w:rPr>
+          <w:b/>
+          <w:lang w:val="ar_AE" w:bidi="ar_AE"/>
+        </w:rPr>
         <w:t>"</w:t>
       </w:r>
       <w:r>
@@ -1433,6 +1501,23 @@
           <w:b/>
           <w:lang w:val="ar_AE" w:bidi="ar_AE"/>
         </w:rPr>
+        <w:t>ἔλεος ὑμῖν, καὶ εἰρήνη, καὶ ἀγάπη πληθυνθείη</w:t>
+      </w:r>
+    </w:p>
+    <w:p>
+      <w:pPr>
+        <w:bidi/>
+      </w:pPr>
+      <w:r>
+        <w:rPr>
+          <w:lang w:val="ar_AE" w:bidi="ar_AE"/>
+        </w:rPr>
+      </w:r>
+      <w:r>
+        <w:rPr>
+          <w:b/>
+          <w:lang w:val="ar_AE" w:bidi="ar_AE"/>
+        </w:rPr>
         <w:t>"لتَكثُرْ لكُمُ الرَّحمَةُ والسَّلامُ والمَحَبَّةُ"</w:t>
       </w:r>
     </w:p>
@@ -2085,6 +2170,23 @@
           <w:b/>
           <w:lang w:val="ar_AE" w:bidi="ar_AE"/>
         </w:rPr>
+        <w:t>περὶ τῆς κοινῆς ἡμῶν σωτηρίας</w:t>
+      </w:r>
+    </w:p>
+    <w:p>
+      <w:pPr>
+        <w:bidi/>
+      </w:pPr>
+      <w:r>
+        <w:rPr>
+          <w:lang w:val="ar_AE" w:bidi="ar_AE"/>
+        </w:rPr>
+      </w:r>
+      <w:r>
+        <w:rPr>
+          <w:b/>
+          <w:lang w:val="ar_AE" w:bidi="ar_AE"/>
+        </w:rPr>
         <w:t>"</w:t>
       </w:r>
       <w:r>
@@ -2768,6 +2870,23 @@
           <w:b/>
           <w:lang w:val="ar_AE" w:bidi="ar_AE"/>
         </w:rPr>
+        <w:t>τῇ ἅπαξ παραδοθείσῃ τοῖς ἁγίοις πίστει</w:t>
+      </w:r>
+    </w:p>
+    <w:p>
+      <w:pPr>
+        <w:bidi/>
+      </w:pPr>
+      <w:r>
+        <w:rPr>
+          <w:lang w:val="ar_AE" w:bidi="ar_AE"/>
+        </w:rPr>
+      </w:r>
+      <w:r>
+        <w:rPr>
+          <w:b/>
+          <w:lang w:val="ar_AE" w:bidi="ar_AE"/>
+        </w:rPr>
         <w:t>"</w:t>
       </w:r>
       <w:r>
@@ -3121,6 +3240,23 @@
         <w:rPr>
           <w:lang w:val="ar_AE" w:bidi="ar_AE"/>
         </w:rPr>
+      </w:r>
+    </w:p>
+    <w:p>
+      <w:pPr>
+        <w:bidi/>
+      </w:pPr>
+      <w:r>
+        <w:rPr>
+          <w:lang w:val="ar_AE" w:bidi="ar_AE"/>
+        </w:rPr>
+      </w:r>
+      <w:r>
+        <w:rPr>
+          <w:b/>
+          <w:lang w:val="ar_AE" w:bidi="ar_AE"/>
+        </w:rPr>
+        <w:t>παρεισέδυσαν γάρ τινες ἄνθρωποι</w:t>
       </w:r>
     </w:p>
     <w:p>
@@ -3348,6 +3484,23 @@
           <w:b/>
           <w:lang w:val="ar_AE" w:bidi="ar_AE"/>
         </w:rPr>
+        <w:t>οἱ πάλαι προγεγραμμένοι εἰς τοῦτο τὸ κρίμα</w:t>
+      </w:r>
+    </w:p>
+    <w:p>
+      <w:pPr>
+        <w:bidi/>
+      </w:pPr>
+      <w:r>
+        <w:rPr>
+          <w:lang w:val="ar_AE" w:bidi="ar_AE"/>
+        </w:rPr>
+      </w:r>
+      <w:r>
+        <w:rPr>
+          <w:b/>
+          <w:lang w:val="ar_AE" w:bidi="ar_AE"/>
+        </w:rPr>
         <w:t>"</w:t>
       </w:r>
       <w:r>
@@ -3899,6 +4052,23 @@
           <w:b/>
           <w:lang w:val="ar_AE" w:bidi="ar_AE"/>
         </w:rPr>
+        <w:t>ἡμῶν &amp; ἡμῶν</w:t>
+      </w:r>
+    </w:p>
+    <w:p>
+      <w:pPr>
+        <w:bidi/>
+      </w:pPr>
+      <w:r>
+        <w:rPr>
+          <w:lang w:val="ar_AE" w:bidi="ar_AE"/>
+        </w:rPr>
+      </w:r>
+      <w:r>
+        <w:rPr>
+          <w:b/>
+          <w:lang w:val="ar_AE" w:bidi="ar_AE"/>
+        </w:rPr>
         <w:t>"</w:t>
       </w:r>
       <w:r>
@@ -4304,6 +4474,23 @@
           <w:b/>
           <w:lang w:val="ar_AE" w:bidi="ar_AE"/>
         </w:rPr>
+        <w:t>τὸν μόνον Δεσπότην καὶ Κύριον ἡμῶν, Ἰησοῦν Χριστὸν, ἀρνούμενοι</w:t>
+      </w:r>
+    </w:p>
+    <w:p>
+      <w:pPr>
+        <w:bidi/>
+      </w:pPr>
+      <w:r>
+        <w:rPr>
+          <w:lang w:val="ar_AE" w:bidi="ar_AE"/>
+        </w:rPr>
+      </w:r>
+      <w:r>
+        <w:rPr>
+          <w:b/>
+          <w:lang w:val="ar_AE" w:bidi="ar_AE"/>
+        </w:rPr>
         <w:t>"</w:t>
       </w:r>
       <w:r>
@@ -4550,6 +4737,23 @@
           <w:b/>
           <w:lang w:val="ar_AE" w:bidi="ar_AE"/>
         </w:rPr>
+        <w:t>ὑπομνῆσαι &amp; ὑμᾶς βούλομαι, εἰδότας ὑμᾶς ἅπαξ πάντα</w:t>
+      </w:r>
+    </w:p>
+    <w:p>
+      <w:pPr>
+        <w:bidi/>
+      </w:pPr>
+      <w:r>
+        <w:rPr>
+          <w:lang w:val="ar_AE" w:bidi="ar_AE"/>
+        </w:rPr>
+      </w:r>
+      <w:r>
+        <w:rPr>
+          <w:b/>
+          <w:lang w:val="ar_AE" w:bidi="ar_AE"/>
+        </w:rPr>
         <w:t>"</w:t>
       </w:r>
       <w:r>
@@ -5028,6 +5232,23 @@
           <w:b/>
           <w:lang w:val="ar_AE" w:bidi="ar_AE"/>
         </w:rPr>
+        <w:t>λαὸν ἐκ γῆς Αἰγύπτου σώσας</w:t>
+      </w:r>
+    </w:p>
+    <w:p>
+      <w:pPr>
+        <w:bidi/>
+      </w:pPr>
+      <w:r>
+        <w:rPr>
+          <w:lang w:val="ar_AE" w:bidi="ar_AE"/>
+        </w:rPr>
+      </w:r>
+      <w:r>
+        <w:rPr>
+          <w:b/>
+          <w:lang w:val="ar_AE" w:bidi="ar_AE"/>
+        </w:rPr>
         <w:t>"بَعدَما خَلَّصَ الشَّعبَ مِنْ أرضِ مِصرَ"</w:t>
       </w:r>
     </w:p>
@@ -5133,6 +5354,23 @@
           <w:b/>
           <w:lang w:val="ar_AE" w:bidi="ar_AE"/>
         </w:rPr>
+        <w:t>τοὺς μὴ τηρήσαντας τὴν ἑαυτῶν ἀρχὴν</w:t>
+      </w:r>
+    </w:p>
+    <w:p>
+      <w:pPr>
+        <w:bidi/>
+      </w:pPr>
+      <w:r>
+        <w:rPr>
+          <w:lang w:val="ar_AE" w:bidi="ar_AE"/>
+        </w:rPr>
+      </w:r>
+      <w:r>
+        <w:rPr>
+          <w:b/>
+          <w:lang w:val="ar_AE" w:bidi="ar_AE"/>
+        </w:rPr>
         <w:t>"</w:t>
       </w:r>
       <w:r>
@@ -5366,6 +5604,23 @@
           <w:b/>
           <w:lang w:val="ar_AE" w:bidi="ar_AE"/>
         </w:rPr>
+        <w:t>δεσμοῖς ἀϊδίοις ὑπὸ ζόφον τετήρηκεν</w:t>
+      </w:r>
+    </w:p>
+    <w:p>
+      <w:pPr>
+        <w:bidi/>
+      </w:pPr>
+      <w:r>
+        <w:rPr>
+          <w:lang w:val="ar_AE" w:bidi="ar_AE"/>
+        </w:rPr>
+      </w:r>
+      <w:r>
+        <w:rPr>
+          <w:b/>
+          <w:lang w:val="ar_AE" w:bidi="ar_AE"/>
+        </w:rPr>
         <w:t>"</w:t>
       </w:r>
       <w:r>
@@ -5708,6 +5963,23 @@
           <w:b/>
           <w:lang w:val="ar_AE" w:bidi="ar_AE"/>
         </w:rPr>
+        <w:t>εἰς κρίσιν μεγάλης ἡμέρας</w:t>
+      </w:r>
+    </w:p>
+    <w:p>
+      <w:pPr>
+        <w:bidi/>
+      </w:pPr>
+      <w:r>
+        <w:rPr>
+          <w:lang w:val="ar_AE" w:bidi="ar_AE"/>
+        </w:rPr>
+      </w:r>
+      <w:r>
+        <w:rPr>
+          <w:b/>
+          <w:lang w:val="ar_AE" w:bidi="ar_AE"/>
+        </w:rPr>
         <w:t>"</w:t>
       </w:r>
       <w:r>
@@ -6084,6 +6356,23 @@
           <w:b/>
           <w:lang w:val="ar_AE" w:bidi="ar_AE"/>
         </w:rPr>
+        <w:t>Σόδομα καὶ Γόμορρα, καὶ αἱ περὶ αὐτὰς πόλεις</w:t>
+      </w:r>
+    </w:p>
+    <w:p>
+      <w:pPr>
+        <w:bidi/>
+      </w:pPr>
+      <w:r>
+        <w:rPr>
+          <w:lang w:val="ar_AE" w:bidi="ar_AE"/>
+        </w:rPr>
+      </w:r>
+      <w:r>
+        <w:rPr>
+          <w:b/>
+          <w:lang w:val="ar_AE" w:bidi="ar_AE"/>
+        </w:rPr>
         <w:t>"</w:t>
       </w:r>
       <w:r>
@@ -6339,6 +6628,23 @@
           <w:b/>
           <w:lang w:val="ar_AE" w:bidi="ar_AE"/>
         </w:rPr>
+        <w:t>ἐκπορνεύσασαι</w:t>
+      </w:r>
+    </w:p>
+    <w:p>
+      <w:pPr>
+        <w:bidi/>
+      </w:pPr>
+      <w:r>
+        <w:rPr>
+          <w:lang w:val="ar_AE" w:bidi="ar_AE"/>
+        </w:rPr>
+      </w:r>
+      <w:r>
+        <w:rPr>
+          <w:b/>
+          <w:lang w:val="ar_AE" w:bidi="ar_AE"/>
+        </w:rPr>
         <w:t>"</w:t>
       </w:r>
       <w:r>
@@ -6828,6 +7134,23 @@
         <w:rPr>
           <w:lang w:val="ar_AE" w:bidi="ar_AE"/>
         </w:rPr>
+      </w:r>
+    </w:p>
+    <w:p>
+      <w:pPr>
+        <w:bidi/>
+      </w:pPr>
+      <w:r>
+        <w:rPr>
+          <w:lang w:val="ar_AE" w:bidi="ar_AE"/>
+        </w:rPr>
+      </w:r>
+      <w:r>
+        <w:rPr>
+          <w:b/>
+          <w:lang w:val="ar_AE" w:bidi="ar_AE"/>
+        </w:rPr>
+        <w:t>πυρὸς αἰωνίου δίκην ὑπέχουσαι</w:t>
       </w:r>
     </w:p>
     <w:p>
@@ -7754,6 +8077,23 @@
           <w:b/>
           <w:lang w:val="ar_AE" w:bidi="ar_AE"/>
         </w:rPr>
+        <w:t>κρίσιν ἐπενεγκεῖν βλασφημίας</w:t>
+      </w:r>
+    </w:p>
+    <w:p>
+      <w:pPr>
+        <w:bidi/>
+      </w:pPr>
+      <w:r>
+        <w:rPr>
+          <w:lang w:val="ar_AE" w:bidi="ar_AE"/>
+        </w:rPr>
+      </w:r>
+      <w:r>
+        <w:rPr>
+          <w:b/>
+          <w:lang w:val="ar_AE" w:bidi="ar_AE"/>
+        </w:rPr>
         <w:t>"</w:t>
       </w:r>
       <w:r>
@@ -7873,6 +8213,23 @@
           <w:b/>
           <w:lang w:val="ar_AE" w:bidi="ar_AE"/>
         </w:rPr>
+        <w:t>κρίσιν ἐπενεγκεῖν βλασφημίας</w:t>
+      </w:r>
+    </w:p>
+    <w:p>
+      <w:pPr>
+        <w:bidi/>
+      </w:pPr>
+      <w:r>
+        <w:rPr>
+          <w:lang w:val="ar_AE" w:bidi="ar_AE"/>
+        </w:rPr>
+      </w:r>
+      <w:r>
+        <w:rPr>
+          <w:b/>
+          <w:lang w:val="ar_AE" w:bidi="ar_AE"/>
+        </w:rPr>
         <w:t>"</w:t>
       </w:r>
       <w:r>
@@ -7976,6 +8333,23 @@
         <w:rPr>
           <w:lang w:val="ar_AE" w:bidi="ar_AE"/>
         </w:rPr>
+      </w:r>
+    </w:p>
+    <w:p>
+      <w:pPr>
+        <w:bidi/>
+      </w:pPr>
+      <w:r>
+        <w:rPr>
+          <w:lang w:val="ar_AE" w:bidi="ar_AE"/>
+        </w:rPr>
+      </w:r>
+      <w:r>
+        <w:rPr>
+          <w:b/>
+          <w:lang w:val="ar_AE" w:bidi="ar_AE"/>
+        </w:rPr>
+        <w:t>κρίσιν ἐπενεγκεῖν βλασφημίας</w:t>
       </w:r>
     </w:p>
     <w:p>
@@ -8408,6 +8782,23 @@
           <w:b/>
           <w:lang w:val="ar_AE" w:bidi="ar_AE"/>
         </w:rPr>
+        <w:t>ὅσα δὲ φυσικῶς ὡς τὰ ἄλογα ζῷα ἐπίστανται</w:t>
+      </w:r>
+    </w:p>
+    <w:p>
+      <w:pPr>
+        <w:bidi/>
+      </w:pPr>
+      <w:r>
+        <w:rPr>
+          <w:lang w:val="ar_AE" w:bidi="ar_AE"/>
+        </w:rPr>
+      </w:r>
+      <w:r>
+        <w:rPr>
+          <w:b/>
+          <w:lang w:val="ar_AE" w:bidi="ar_AE"/>
+        </w:rPr>
         <w:t>""</w:t>
       </w:r>
     </w:p>
@@ -8648,6 +9039,23 @@
           <w:b/>
           <w:lang w:val="ar_AE" w:bidi="ar_AE"/>
         </w:rPr>
+        <w:t>ἐν τούτοις φθείρονται</w:t>
+      </w:r>
+    </w:p>
+    <w:p>
+      <w:pPr>
+        <w:bidi/>
+      </w:pPr>
+      <w:r>
+        <w:rPr>
+          <w:lang w:val="ar_AE" w:bidi="ar_AE"/>
+        </w:rPr>
+      </w:r>
+      <w:r>
+        <w:rPr>
+          <w:b/>
+          <w:lang w:val="ar_AE" w:bidi="ar_AE"/>
+        </w:rPr>
         <w:t>"</w:t>
       </w:r>
       <w:r>
@@ -9159,6 +9567,23 @@
         <w:rPr>
           <w:lang w:val="ar_AE" w:bidi="ar_AE"/>
         </w:rPr>
+      </w:r>
+    </w:p>
+    <w:p>
+      <w:pPr>
+        <w:bidi/>
+      </w:pPr>
+      <w:r>
+        <w:rPr>
+          <w:lang w:val="ar_AE" w:bidi="ar_AE"/>
+        </w:rPr>
+      </w:r>
+      <w:r>
+        <w:rPr>
+          <w:b/>
+          <w:lang w:val="ar_AE" w:bidi="ar_AE"/>
+        </w:rPr>
+        <w:t>ἐξεχύθησαν</w:t>
       </w:r>
     </w:p>
     <w:p>
@@ -11448,6 +11873,23 @@
           <w:b/>
           <w:lang w:val="ar_AE" w:bidi="ar_AE"/>
         </w:rPr>
+        <w:t>οἷς ὁ ζόφος τοῦ σκότους εἰς αἰῶνα τετήρηται</w:t>
+      </w:r>
+    </w:p>
+    <w:p>
+      <w:pPr>
+        <w:bidi/>
+      </w:pPr>
+      <w:r>
+        <w:rPr>
+          <w:lang w:val="ar_AE" w:bidi="ar_AE"/>
+        </w:rPr>
+      </w:r>
+      <w:r>
+        <w:rPr>
+          <w:b/>
+          <w:lang w:val="ar_AE" w:bidi="ar_AE"/>
+        </w:rPr>
         <w:t>"</w:t>
       </w:r>
       <w:r>
@@ -11953,6 +12395,23 @@
           <w:b/>
           <w:lang w:val="ar_AE" w:bidi="ar_AE"/>
         </w:rPr>
+        <w:t>ἕβδομος ἀπὸ Ἀδὰμ</w:t>
+      </w:r>
+    </w:p>
+    <w:p>
+      <w:pPr>
+        <w:bidi/>
+      </w:pPr>
+      <w:r>
+        <w:rPr>
+          <w:lang w:val="ar_AE" w:bidi="ar_AE"/>
+        </w:rPr>
+      </w:r>
+      <w:r>
+        <w:rPr>
+          <w:b/>
+          <w:lang w:val="ar_AE" w:bidi="ar_AE"/>
+        </w:rPr>
         <w:t>"</w:t>
       </w:r>
       <w:r>
@@ -12912,6 +13371,23 @@
           <w:b/>
           <w:lang w:val="ar_AE" w:bidi="ar_AE"/>
         </w:rPr>
+        <w:t>ποιῆσαι κρίσιν &amp; καὶ ἐλέγξαι</w:t>
+      </w:r>
+    </w:p>
+    <w:p>
+      <w:pPr>
+        <w:bidi/>
+      </w:pPr>
+      <w:r>
+        <w:rPr>
+          <w:lang w:val="ar_AE" w:bidi="ar_AE"/>
+        </w:rPr>
+      </w:r>
+      <w:r>
+        <w:rPr>
+          <w:b/>
+          <w:lang w:val="ar_AE" w:bidi="ar_AE"/>
+        </w:rPr>
         <w:t>"</w:t>
       </w:r>
       <w:r>
@@ -13165,6 +13641,23 @@
         <w:rPr>
           <w:lang w:val="ar_AE" w:bidi="ar_AE"/>
         </w:rPr>
+      </w:r>
+    </w:p>
+    <w:p>
+      <w:pPr>
+        <w:bidi/>
+      </w:pPr>
+      <w:r>
+        <w:rPr>
+          <w:lang w:val="ar_AE" w:bidi="ar_AE"/>
+        </w:rPr>
+      </w:r>
+      <w:r>
+        <w:rPr>
+          <w:b/>
+          <w:lang w:val="ar_AE" w:bidi="ar_AE"/>
+        </w:rPr>
+        <w:t>πᾶσαν ψυχὴν</w:t>
       </w:r>
     </w:p>
     <w:p>
@@ -14357,6 +14850,23 @@
           <w:b/>
           <w:lang w:val="ar_AE" w:bidi="ar_AE"/>
         </w:rPr>
+        <w:t>τὸ στόμα αὐτῶν λαλεῖ</w:t>
+      </w:r>
+    </w:p>
+    <w:p>
+      <w:pPr>
+        <w:bidi/>
+      </w:pPr>
+      <w:r>
+        <w:rPr>
+          <w:lang w:val="ar_AE" w:bidi="ar_AE"/>
+        </w:rPr>
+      </w:r>
+      <w:r>
+        <w:rPr>
+          <w:b/>
+          <w:lang w:val="ar_AE" w:bidi="ar_AE"/>
+        </w:rPr>
         <w:t>"</w:t>
       </w:r>
       <w:r>
@@ -14697,6 +15207,23 @@
         <w:rPr>
           <w:lang w:val="ar_AE" w:bidi="ar_AE"/>
         </w:rPr>
+      </w:r>
+    </w:p>
+    <w:p>
+      <w:pPr>
+        <w:bidi/>
+      </w:pPr>
+      <w:r>
+        <w:rPr>
+          <w:lang w:val="ar_AE" w:bidi="ar_AE"/>
+        </w:rPr>
+      </w:r>
+      <w:r>
+        <w:rPr>
+          <w:b/>
+          <w:lang w:val="ar_AE" w:bidi="ar_AE"/>
+        </w:rPr>
+        <w:t>θαυμάζοντες πρόσωπα</w:t>
       </w:r>
     </w:p>
     <w:p>
@@ -15725,6 +16252,23 @@
           <w:b/>
           <w:lang w:val="ar_AE" w:bidi="ar_AE"/>
         </w:rPr>
+        <w:t>κατὰ τὰς ἑαυτῶν ἐπιθυμίας &amp; τῶν ἀσεβειῶν</w:t>
+      </w:r>
+    </w:p>
+    <w:p>
+      <w:pPr>
+        <w:bidi/>
+      </w:pPr>
+      <w:r>
+        <w:rPr>
+          <w:lang w:val="ar_AE" w:bidi="ar_AE"/>
+        </w:rPr>
+      </w:r>
+      <w:r>
+        <w:rPr>
+          <w:b/>
+          <w:lang w:val="ar_AE" w:bidi="ar_AE"/>
+        </w:rPr>
         <w:t>"</w:t>
       </w:r>
       <w:r>
@@ -17896,6 +18440,23 @@
           <w:b/>
           <w:lang w:val="ar_AE" w:bidi="ar_AE"/>
         </w:rPr>
+        <w:t>τὸ ἔλεος τοῦ Κυρίου ἡμῶν, Ἰησοῦ Χριστοῦ, εἰς ζωὴν αἰώνιον</w:t>
+      </w:r>
+    </w:p>
+    <w:p>
+      <w:pPr>
+        <w:bidi/>
+      </w:pPr>
+      <w:r>
+        <w:rPr>
+          <w:lang w:val="ar_AE" w:bidi="ar_AE"/>
+        </w:rPr>
+      </w:r>
+      <w:r>
+        <w:rPr>
+          <w:b/>
+          <w:lang w:val="ar_AE" w:bidi="ar_AE"/>
+        </w:rPr>
         <w:t>"</w:t>
       </w:r>
       <w:r>
@@ -18704,6 +19265,23 @@
           <w:b/>
           <w:lang w:val="ar_AE" w:bidi="ar_AE"/>
         </w:rPr>
+        <w:t>μισοῦντες καὶ τὸν ἀπὸ τῆς σαρκὸς ἐσπιλωμένον χιτῶνα</w:t>
+      </w:r>
+    </w:p>
+    <w:p>
+      <w:pPr>
+        <w:bidi/>
+      </w:pPr>
+      <w:r>
+        <w:rPr>
+          <w:lang w:val="ar_AE" w:bidi="ar_AE"/>
+        </w:rPr>
+      </w:r>
+      <w:r>
+        <w:rPr>
+          <w:b/>
+          <w:lang w:val="ar_AE" w:bidi="ar_AE"/>
+        </w:rPr>
         <w:t>"</w:t>
       </w:r>
       <w:r>
@@ -18946,6 +19524,23 @@
           <w:b/>
           <w:lang w:val="ar_AE" w:bidi="ar_AE"/>
         </w:rPr>
+        <w:t>τῷ δὲ δυναμένῳ φυλάξαι</w:t>
+      </w:r>
+    </w:p>
+    <w:p>
+      <w:pPr>
+        <w:bidi/>
+      </w:pPr>
+      <w:r>
+        <w:rPr>
+          <w:lang w:val="ar_AE" w:bidi="ar_AE"/>
+        </w:rPr>
+      </w:r>
+      <w:r>
+        <w:rPr>
+          <w:b/>
+          <w:lang w:val="ar_AE" w:bidi="ar_AE"/>
+        </w:rPr>
         <w:t>"</w:t>
       </w:r>
       <w:r>
@@ -19803,6 +20398,23 @@
         <w:rPr>
           <w:lang w:val="ar_AE" w:bidi="ar_AE"/>
         </w:rPr>
+      </w:r>
+    </w:p>
+    <w:p>
+      <w:pPr>
+        <w:bidi/>
+      </w:pPr>
+      <w:r>
+        <w:rPr>
+          <w:lang w:val="ar_AE" w:bidi="ar_AE"/>
+        </w:rPr>
+      </w:r>
+      <w:r>
+        <w:rPr>
+          <w:b/>
+          <w:lang w:val="ar_AE" w:bidi="ar_AE"/>
+        </w:rPr>
+        <w:t>μόνῳ Θεῷ &amp; δόξα, μεγαλωσύνη, κράτος, καὶ ἐξουσία</w:t>
       </w:r>
     </w:p>
     <w:p>
